--- a/src/Layers/W1/BaseApp/Inventory/Reports/InventorySalesBackOrdersBody.docx
+++ b/src/Layers/W1/BaseApp/Inventory/Reports/InventorySalesBackOrdersBody.docx
@@ -4,16 +4,99 @@
   <w:body>
     <w:tbl>
       <w:tblPr>
-        <w:tblStyle w:val="PlainTable1"/>
+        <w:tblStyle w:val="BCBlockTable"/>
+        <w:tblW w:w="5000" w:type="pct"/>
+        <w:tblLook w:val="0680" w:firstRow="0" w:lastRow="0" w:firstColumn="1" w:lastColumn="0" w:noHBand="1" w:noVBand="1"/>
+      </w:tblPr>
+      <w:tblGrid>
+        <w:gridCol w:w="15398"/>
+      </w:tblGrid>
+      <w:tr>
+        <w:sdt>
+          <w:sdtPr>
+            <w:rPr>
+              <w:rFonts w:cs="Segoe UI"/>
+            </w:rPr>
+            <w:alias w:val="#Nav: /Item/ItemFilterTxt"/>
+            <w:tag w:val="#Nav: Inventory_Sales_Back_Orders/718"/>
+            <w:id w:val="-122614654"/>
+            <w:placeholder>
+              <w:docPart w:val="CA6678DC25D14F99B7183507C506AE5C"/>
+            </w:placeholder>
+            <w:dataBinding w:prefixMappings="xmlns:ns0='urn:microsoft-dynamics-nav/reports/Inventory_Sales_Back_Orders/718/' " w:xpath="/ns0:NavWordReportXmlPart[1]/ns0:Item[1]/ns0:ItemFilterTxt[1]" w:storeItemID="{332D25FA-F9CA-4943-AEAD-B3FC7FC538F0}"/>
+            <w:text/>
+          </w:sdtPr>
+          <w:sdtContent>
+            <w:tc>
+              <w:tcPr>
+                <w:tcW w:w="5317" w:type="dxa"/>
+              </w:tcPr>
+              <w:p>
+                <w:pPr>
+                  <w:pStyle w:val="Header"/>
+                  <w:rPr>
+                    <w:rFonts w:cs="Segoe UI"/>
+                  </w:rPr>
+                </w:pPr>
+                <w:proofErr w:type="spellStart"/>
+                <w:r>
+                  <w:rPr>
+                    <w:rFonts w:cs="Segoe UI"/>
+                  </w:rPr>
+                  <w:t>ItemFilterTxt</w:t>
+                </w:r>
+                <w:proofErr w:type="spellEnd"/>
+              </w:p>
+            </w:tc>
+          </w:sdtContent>
+        </w:sdt>
+      </w:tr>
+      <w:tr>
+        <w:sdt>
+          <w:sdtPr>
+            <w:rPr>
+              <w:rFonts w:cs="Segoe UI"/>
+            </w:rPr>
+            <w:alias w:val="#Nav: /Item/SalesLineFilterTxt"/>
+            <w:tag w:val="#Nav: Inventory_Sales_Back_Orders/718"/>
+            <w:id w:val="116349656"/>
+            <w:placeholder>
+              <w:docPart w:val="448A8D27F3C04080B033D2178F545D0B"/>
+            </w:placeholder>
+            <w:dataBinding w:prefixMappings="xmlns:ns0='urn:microsoft-dynamics-nav/reports/Inventory_Sales_Back_Orders/718/' " w:xpath="/ns0:NavWordReportXmlPart[1]/ns0:Item[1]/ns0:SalesLineFilterTxt[1]" w:storeItemID="{332D25FA-F9CA-4943-AEAD-B3FC7FC538F0}"/>
+            <w:text/>
+          </w:sdtPr>
+          <w:sdtContent>
+            <w:tc>
+              <w:tcPr>
+                <w:tcW w:w="5317" w:type="dxa"/>
+              </w:tcPr>
+              <w:p>
+                <w:pPr>
+                  <w:pStyle w:val="Header"/>
+                  <w:rPr>
+                    <w:rFonts w:cs="Segoe UI"/>
+                  </w:rPr>
+                </w:pPr>
+                <w:proofErr w:type="spellStart"/>
+                <w:r>
+                  <w:rPr>
+                    <w:rFonts w:cs="Segoe UI"/>
+                  </w:rPr>
+                  <w:t>SalesLineFilterTxt</w:t>
+                </w:r>
+                <w:proofErr w:type="spellEnd"/>
+              </w:p>
+            </w:tc>
+          </w:sdtContent>
+        </w:sdt>
+      </w:tr>
+    </w:tbl>
+    <w:p/>
+    <w:tbl>
+      <w:tblPr>
+        <w:tblStyle w:val="BCDataTableInternal"/>
         <w:tblW w:w="15390" w:type="dxa"/>
-        <w:tblBorders>
-          <w:top w:val="none" w:sz="0" w:space="0" w:color="auto"/>
-          <w:left w:val="none" w:sz="0" w:space="0" w:color="auto"/>
-          <w:bottom w:val="none" w:sz="0" w:space="0" w:color="auto"/>
-          <w:right w:val="none" w:sz="0" w:space="0" w:color="auto"/>
-          <w:insideH w:val="none" w:sz="0" w:space="0" w:color="auto"/>
-          <w:insideV w:val="none" w:sz="0" w:space="0" w:color="auto"/>
-        </w:tblBorders>
         <w:tblLayout w:type="fixed"/>
         <w:tblLook w:val="06A0" w:firstRow="1" w:lastRow="0" w:firstColumn="1" w:lastColumn="0" w:noHBand="1" w:noVBand="1"/>
       </w:tblPr>
@@ -23,51 +106,39 @@
         <w:gridCol w:w="3420"/>
         <w:gridCol w:w="2070"/>
         <w:gridCol w:w="1170"/>
-        <w:gridCol w:w="90"/>
-        <w:gridCol w:w="1800"/>
+        <w:gridCol w:w="1890"/>
         <w:gridCol w:w="1530"/>
         <w:gridCol w:w="1620"/>
       </w:tblGrid>
       <w:tr>
         <w:trPr>
           <w:cnfStyle w:val="100000000000" w:firstRow="1" w:lastRow="0" w:firstColumn="0" w:lastColumn="0" w:oddVBand="0" w:evenVBand="0" w:oddHBand="0" w:evenHBand="0" w:firstRowFirstColumn="0" w:firstRowLastColumn="0" w:lastRowFirstColumn="0" w:lastRowLastColumn="0"/>
-          <w:trHeight w:hRule="exact" w:val="567"/>
+          <w:trHeight w:val="567" w:hRule="exact"/>
           <w:tblHeader/>
         </w:trPr>
         <w:sdt>
           <w:sdtPr>
-            <w:rPr>
-              <w:rFonts w:ascii="Segoe UI" w:hAnsi="Segoe UI" w:cs="Segoe UI"/>
-            </w:rPr>
             <w:alias w:val="#Nav: /Labels/ItemNoCaptionLbl"/>
             <w:tag w:val="#Nav: Inventory_Sales_Back_Orders/718"/>
-            <w:id w:val="-630092475"/>
+            <w:id w:val="1594592144"/>
             <w:placeholder>
-              <w:docPart w:val="DefaultPlaceholder_-1854013440"/>
+              <w:docPart w:val="B08C8B702EF148A1926C2663D231FCC9"/>
             </w:placeholder>
-            <w:dataBinding w:prefixMappings="&lt;xmlns:ns0='urn:microsoft-dynamics-nav/reports/Inventory_Sales_Back_Orders/718/' " w:xpath="/ns0:NavWordReportXmlPart[1]/ns0:Labels[1]/ns0:ItemNoCaptionLbl[1]" w:storeItemID="{332D25FA-F9CA-4943-AEAD-B3FC7FC538F0}"/>
+            <w:dataBinding w:prefixMappings="xmlns:ns0='urn:microsoft-dynamics-nav/reports/Inventory_Sales_Back_Orders/718/' " w:xpath="/ns0:NavWordReportXmlPart[1]/ns0:Labels[1]/ns0:ItemNoCaptionLbl[1]" w:storeItemID="{332D25FA-F9CA-4943-AEAD-B3FC7FC538F0}"/>
             <w:text/>
           </w:sdtPr>
           <w:sdtContent>
             <w:tc>
               <w:tcPr>
-                <w:cnfStyle w:val="001000000000" w:firstRow="0" w:lastRow="0" w:firstColumn="1" w:lastColumn="0" w:oddVBand="0" w:evenVBand="0" w:oddHBand="0" w:evenHBand="0" w:firstRowFirstColumn="0" w:firstRowLastColumn="0" w:lastRowFirstColumn="0" w:lastRowLastColumn="0"/>
                 <w:tcW w:w="1169" w:type="dxa"/>
-                <w:tcBorders>
-                  <w:bottom w:val="single" w:sz="4" w:space="0" w:color="auto"/>
-                </w:tcBorders>
+                <w:vAlign w:val="center"/>
               </w:tcPr>
               <w:p>
                 <w:pPr>
-                  <w:rPr>
-                    <w:rFonts w:ascii="Segoe UI" w:hAnsi="Segoe UI" w:cs="Segoe UI"/>
-                  </w:rPr>
+                  <w:pStyle w:val="BCLabel"/>
                 </w:pPr>
                 <w:proofErr w:type="spellStart"/>
                 <w:r>
-                  <w:rPr>
-                    <w:rFonts w:ascii="Segoe UI" w:hAnsi="Segoe UI" w:cs="Segoe UI"/>
-                  </w:rPr>
                   <w:t>ItemNoCaptionLbl</w:t>
                 </w:r>
                 <w:proofErr w:type="spellEnd"/>
@@ -77,280 +148,217 @@
         </w:sdt>
         <w:sdt>
           <w:sdtPr>
-            <w:rPr>
-              <w:rFonts w:ascii="Segoe UI" w:hAnsi="Segoe UI" w:cs="Segoe UI"/>
-            </w:rPr>
             <w:alias w:val="#Nav: /Labels/DocumentNo_SalesLineCaption"/>
             <w:tag w:val="#Nav: Inventory_Sales_Back_Orders/718"/>
-            <w:id w:val="1779678501"/>
+            <w:id w:val="1950046619"/>
             <w:placeholder>
-              <w:docPart w:val="DefaultPlaceholder_-1854013440"/>
+              <w:docPart w:val="B08C8B702EF148A1926C2663D231FCC9"/>
             </w:placeholder>
-            <w:dataBinding w:prefixMappings="&lt;xmlns:ns0='urn:microsoft-dynamics-nav/reports/Inventory_Sales_Back_Orders/718/' " w:xpath="/ns0:NavWordReportXmlPart[1]/ns0:Labels[1]/ns0:DocumentNo_SalesLineCaption[1]" w:storeItemID="{332D25FA-F9CA-4943-AEAD-B3FC7FC538F0}"/>
+            <w:dataBinding w:prefixMappings="xmlns:ns0='urn:microsoft-dynamics-nav/reports/Inventory_Sales_Back_Orders/718/' " w:xpath="/ns0:NavWordReportXmlPart[1]/ns0:Labels[1]/ns0:DocumentNo_SalesLineCaption[1]" w:storeItemID="{332D25FA-F9CA-4943-AEAD-B3FC7FC538F0}"/>
             <w:text/>
           </w:sdtPr>
           <w:sdtContent>
             <w:tc>
               <w:tcPr>
                 <w:tcW w:w="2521" w:type="dxa"/>
-                <w:tcBorders>
-                  <w:bottom w:val="single" w:sz="4" w:space="0" w:color="auto"/>
-                </w:tcBorders>
+                <w:vAlign w:val="center"/>
               </w:tcPr>
               <w:p>
                 <w:pPr>
-                  <w:cnfStyle w:val="100000000000" w:firstRow="1" w:lastRow="0" w:firstColumn="0" w:lastColumn="0" w:oddVBand="0" w:evenVBand="0" w:oddHBand="0" w:evenHBand="0" w:firstRowFirstColumn="0" w:firstRowLastColumn="0" w:lastRowFirstColumn="0" w:lastRowLastColumn="0"/>
-                  <w:rPr>
-                    <w:rFonts w:ascii="Segoe UI" w:hAnsi="Segoe UI" w:cs="Segoe UI"/>
-                  </w:rPr>
+                  <w:pStyle w:val="BCLabel"/>
                 </w:pPr>
+                <w:proofErr w:type="spellStart"/>
+                <w:proofErr w:type="gramStart"/>
                 <w:r>
-                  <w:rPr>
-                    <w:rFonts w:ascii="Segoe UI" w:hAnsi="Segoe UI" w:cs="Segoe UI"/>
-                  </w:rPr>
-                  <w:t>DocumentNo_SalesLineCaption</w:t>
+                  <w:t>DocumentNo</w:t>
                 </w:r>
+                <w:proofErr w:type="gramEnd"/>
+                <w:r>
+                  <w:t>_SalesLineCaption</w:t>
+                </w:r>
+                <w:proofErr w:type="spellEnd"/>
               </w:p>
             </w:tc>
           </w:sdtContent>
         </w:sdt>
         <w:sdt>
           <w:sdtPr>
-            <w:rPr>
-              <w:rFonts w:ascii="Segoe UI" w:hAnsi="Segoe UI" w:cs="Segoe UI"/>
-            </w:rPr>
             <w:alias w:val="#Nav: /Labels/CustName_SalesLineCaption"/>
             <w:tag w:val="#Nav: Inventory_Sales_Back_Orders/718"/>
-            <w:id w:val="1985432995"/>
+            <w:id w:val="-475756581"/>
             <w:placeholder>
-              <w:docPart w:val="DefaultPlaceholder_-1854013440"/>
+              <w:docPart w:val="B08C8B702EF148A1926C2663D231FCC9"/>
             </w:placeholder>
-            <w:dataBinding w:prefixMappings="&lt;xmlns:ns0='urn:microsoft-dynamics-nav/reports/Inventory_Sales_Back_Orders/718/' " w:xpath="/ns0:NavWordReportXmlPart[1]/ns0:Labels[1]/ns0:CustName_SalesLineCaption[1]" w:storeItemID="{332D25FA-F9CA-4943-AEAD-B3FC7FC538F0}"/>
+            <w:dataBinding w:prefixMappings="xmlns:ns0='urn:microsoft-dynamics-nav/reports/Inventory_Sales_Back_Orders/718/' " w:xpath="/ns0:NavWordReportXmlPart[1]/ns0:Labels[1]/ns0:CustName_SalesLineCaption[1]" w:storeItemID="{332D25FA-F9CA-4943-AEAD-B3FC7FC538F0}"/>
             <w:text/>
           </w:sdtPr>
           <w:sdtContent>
             <w:tc>
               <w:tcPr>
                 <w:tcW w:w="3420" w:type="dxa"/>
-                <w:tcBorders>
-                  <w:bottom w:val="single" w:sz="4" w:space="0" w:color="auto"/>
-                </w:tcBorders>
+                <w:vAlign w:val="center"/>
               </w:tcPr>
               <w:p>
                 <w:pPr>
-                  <w:cnfStyle w:val="100000000000" w:firstRow="1" w:lastRow="0" w:firstColumn="0" w:lastColumn="0" w:oddVBand="0" w:evenVBand="0" w:oddHBand="0" w:evenHBand="0" w:firstRowFirstColumn="0" w:firstRowLastColumn="0" w:lastRowFirstColumn="0" w:lastRowLastColumn="0"/>
-                  <w:rPr>
-                    <w:rFonts w:ascii="Segoe UI" w:hAnsi="Segoe UI" w:cs="Segoe UI"/>
-                  </w:rPr>
+                  <w:pStyle w:val="BCLabel"/>
                 </w:pPr>
+                <w:proofErr w:type="spellStart"/>
                 <w:r>
-                  <w:rPr>
-                    <w:rFonts w:ascii="Segoe UI" w:hAnsi="Segoe UI" w:cs="Segoe UI"/>
-                  </w:rPr>
                   <w:t>CustName_SalesLineCaption</w:t>
                 </w:r>
+                <w:proofErr w:type="spellEnd"/>
               </w:p>
             </w:tc>
           </w:sdtContent>
         </w:sdt>
         <w:sdt>
           <w:sdtPr>
-            <w:rPr>
-              <w:rFonts w:ascii="Segoe UI" w:hAnsi="Segoe UI" w:cs="Segoe UI"/>
-            </w:rPr>
             <w:alias w:val="#Nav: /Labels/CustPhoneNo_SalesLineCaption"/>
             <w:tag w:val="#Nav: Inventory_Sales_Back_Orders/718"/>
-            <w:id w:val="100841953"/>
+            <w:id w:val="986049729"/>
             <w:placeholder>
-              <w:docPart w:val="DefaultPlaceholder_-1854013440"/>
+              <w:docPart w:val="B08C8B702EF148A1926C2663D231FCC9"/>
             </w:placeholder>
-            <w:dataBinding w:prefixMappings="&lt;xmlns:ns0='urn:microsoft-dynamics-nav/reports/Inventory_Sales_Back_Orders/718/' " w:xpath="/ns0:NavWordReportXmlPart[1]/ns0:Labels[1]/ns0:CustPhoneNo_SalesLineCaption[1]" w:storeItemID="{332D25FA-F9CA-4943-AEAD-B3FC7FC538F0}"/>
+            <w:dataBinding w:prefixMappings="xmlns:ns0='urn:microsoft-dynamics-nav/reports/Inventory_Sales_Back_Orders/718/' " w:xpath="/ns0:NavWordReportXmlPart[1]/ns0:Labels[1]/ns0:CustPhoneNo_SalesLineCaption[1]" w:storeItemID="{332D25FA-F9CA-4943-AEAD-B3FC7FC538F0}"/>
             <w:text/>
           </w:sdtPr>
           <w:sdtContent>
             <w:tc>
               <w:tcPr>
                 <w:tcW w:w="2070" w:type="dxa"/>
-                <w:tcBorders>
-                  <w:bottom w:val="single" w:sz="4" w:space="0" w:color="auto"/>
-                </w:tcBorders>
+                <w:vAlign w:val="center"/>
               </w:tcPr>
               <w:p>
                 <w:pPr>
-                  <w:jc w:val="right"/>
-                  <w:cnfStyle w:val="100000000000" w:firstRow="1" w:lastRow="0" w:firstColumn="0" w:lastColumn="0" w:oddVBand="0" w:evenVBand="0" w:oddHBand="0" w:evenHBand="0" w:firstRowFirstColumn="0" w:firstRowLastColumn="0" w:lastRowFirstColumn="0" w:lastRowLastColumn="0"/>
-                  <w:rPr>
-                    <w:rFonts w:ascii="Segoe UI" w:hAnsi="Segoe UI" w:cs="Segoe UI"/>
-                  </w:rPr>
+                  <w:pStyle w:val="BCLabel"/>
                 </w:pPr>
+                <w:proofErr w:type="spellStart"/>
                 <w:r>
-                  <w:rPr>
-                    <w:rFonts w:ascii="Segoe UI" w:hAnsi="Segoe UI" w:cs="Segoe UI"/>
-                  </w:rPr>
                   <w:t>CustPhoneNo_SalesLineCaption</w:t>
                 </w:r>
+                <w:proofErr w:type="spellEnd"/>
               </w:p>
             </w:tc>
           </w:sdtContent>
         </w:sdt>
         <w:sdt>
           <w:sdtPr>
-            <w:rPr>
-              <w:rFonts w:ascii="Segoe UI" w:hAnsi="Segoe UI" w:cs="Segoe UI"/>
-            </w:rPr>
             <w:alias w:val="#Nav: /Labels/ShipmentDateLabel"/>
             <w:tag w:val="#Nav: Inventory_Sales_Back_Orders/718"/>
-            <w:id w:val="817532237"/>
+            <w:id w:val="274449892"/>
             <w:placeholder>
-              <w:docPart w:val="DefaultPlaceholder_-1854013440"/>
+              <w:docPart w:val="B08C8B702EF148A1926C2663D231FCC9"/>
             </w:placeholder>
-            <w:dataBinding w:prefixMappings="&lt;xmlns:ns0='urn:microsoft-dynamics-nav/reports/Inventory_Sales_Back_Orders/718/' " w:xpath="/ns0:NavWordReportXmlPart[1]/ns0:Labels[1]/ns0:ShipmentDateLabel[1]" w:storeItemID="{332D25FA-F9CA-4943-AEAD-B3FC7FC538F0}"/>
+            <w:dataBinding w:prefixMappings="xmlns:ns0='urn:microsoft-dynamics-nav/reports/Inventory_Sales_Back_Orders/718/' " w:xpath="/ns0:NavWordReportXmlPart[1]/ns0:Labels[1]/ns0:ShipmentDateLabel[1]" w:storeItemID="{332D25FA-F9CA-4943-AEAD-B3FC7FC538F0}"/>
             <w:text/>
           </w:sdtPr>
           <w:sdtContent>
             <w:tc>
               <w:tcPr>
-                <w:tcW w:w="1260" w:type="dxa"/>
-                <w:gridSpan w:val="2"/>
-                <w:tcBorders>
-                  <w:bottom w:val="single" w:sz="4" w:space="0" w:color="auto"/>
-                </w:tcBorders>
+                <w:tcW w:w="1170" w:type="dxa"/>
+                <w:vAlign w:val="center"/>
               </w:tcPr>
               <w:p>
                 <w:pPr>
-                  <w:jc w:val="right"/>
-                  <w:cnfStyle w:val="100000000000" w:firstRow="1" w:lastRow="0" w:firstColumn="0" w:lastColumn="0" w:oddVBand="0" w:evenVBand="0" w:oddHBand="0" w:evenHBand="0" w:firstRowFirstColumn="0" w:firstRowLastColumn="0" w:lastRowFirstColumn="0" w:lastRowLastColumn="0"/>
-                  <w:rPr>
-                    <w:rFonts w:ascii="Segoe UI" w:hAnsi="Segoe UI" w:cs="Segoe UI"/>
-                  </w:rPr>
+                  <w:pStyle w:val="BCLabel"/>
                 </w:pPr>
+                <w:proofErr w:type="spellStart"/>
                 <w:r>
-                  <w:rPr>
-                    <w:rFonts w:ascii="Segoe UI" w:hAnsi="Segoe UI" w:cs="Segoe UI"/>
-                  </w:rPr>
                   <w:t>ShipmentDateLabel</w:t>
                 </w:r>
+                <w:proofErr w:type="spellEnd"/>
               </w:p>
             </w:tc>
           </w:sdtContent>
         </w:sdt>
         <w:sdt>
           <w:sdtPr>
-            <w:rPr>
-              <w:rFonts w:ascii="Segoe UI" w:hAnsi="Segoe UI" w:cs="Segoe UI"/>
-            </w:rPr>
             <w:alias w:val="#Nav: /Labels/Quantity_SalesLineCaption"/>
             <w:tag w:val="#Nav: Inventory_Sales_Back_Orders/718"/>
-            <w:id w:val="1111550952"/>
+            <w:id w:val="766498249"/>
             <w:placeholder>
-              <w:docPart w:val="DefaultPlaceholder_-1854013440"/>
+              <w:docPart w:val="B08C8B702EF148A1926C2663D231FCC9"/>
             </w:placeholder>
-            <w:dataBinding w:prefixMappings="&lt;xmlns:ns0='urn:microsoft-dynamics-nav/reports/Inventory_Sales_Back_Orders/718/' " w:xpath="/ns0:NavWordReportXmlPart[1]/ns0:Labels[1]/ns0:Quantity_SalesLineCaption[1]" w:storeItemID="{332D25FA-F9CA-4943-AEAD-B3FC7FC538F0}"/>
+            <w:dataBinding w:prefixMappings="xmlns:ns0='urn:microsoft-dynamics-nav/reports/Inventory_Sales_Back_Orders/718/' " w:xpath="/ns0:NavWordReportXmlPart[1]/ns0:Labels[1]/ns0:Quantity_SalesLineCaption[1]" w:storeItemID="{332D25FA-F9CA-4943-AEAD-B3FC7FC538F0}"/>
             <w:text/>
           </w:sdtPr>
           <w:sdtContent>
             <w:tc>
               <w:tcPr>
-                <w:tcW w:w="1800" w:type="dxa"/>
-                <w:tcBorders>
-                  <w:bottom w:val="single" w:sz="4" w:space="0" w:color="auto"/>
-                </w:tcBorders>
+                <w:tcW w:w="1890" w:type="dxa"/>
+                <w:vAlign w:val="center"/>
               </w:tcPr>
               <w:p>
                 <w:pPr>
-                  <w:ind w:right="80"/>
+                  <w:pStyle w:val="BCLabelNumber"/>
                   <w:jc w:val="right"/>
-                  <w:cnfStyle w:val="100000000000" w:firstRow="1" w:lastRow="0" w:firstColumn="0" w:lastColumn="0" w:oddVBand="0" w:evenVBand="0" w:oddHBand="0" w:evenHBand="0" w:firstRowFirstColumn="0" w:firstRowLastColumn="0" w:lastRowFirstColumn="0" w:lastRowLastColumn="0"/>
-                  <w:rPr>
-                    <w:rFonts w:ascii="Segoe UI" w:hAnsi="Segoe UI" w:cs="Segoe UI"/>
-                  </w:rPr>
                 </w:pPr>
+                <w:proofErr w:type="spellStart"/>
                 <w:r>
-                  <w:rPr>
-                    <w:rFonts w:ascii="Segoe UI" w:hAnsi="Segoe UI" w:cs="Segoe UI"/>
-                  </w:rPr>
                   <w:t>Quantity_SalesLineCaption</w:t>
                 </w:r>
+                <w:proofErr w:type="spellEnd"/>
               </w:p>
             </w:tc>
           </w:sdtContent>
         </w:sdt>
         <w:sdt>
           <w:sdtPr>
-            <w:rPr>
-              <w:rFonts w:ascii="Segoe UI" w:hAnsi="Segoe UI" w:cs="Segoe UI"/>
-            </w:rPr>
             <w:alias w:val="#Nav: /Labels/OutstandingQty_SalesLineCaption"/>
             <w:tag w:val="#Nav: Inventory_Sales_Back_Orders/718"/>
-            <w:id w:val="876514564"/>
+            <w:id w:val="-701785790"/>
             <w:placeholder>
-              <w:docPart w:val="DefaultPlaceholder_-1854013440"/>
+              <w:docPart w:val="B08C8B702EF148A1926C2663D231FCC9"/>
             </w:placeholder>
-            <w:dataBinding w:prefixMappings="&lt;xmlns:ns0='urn:microsoft-dynamics-nav/reports/Inventory_Sales_Back_Orders/718/' " w:xpath="/ns0:NavWordReportXmlPart[1]/ns0:Labels[1]/ns0:OutstandingQty_SalesLineCaption[1]" w:storeItemID="{332D25FA-F9CA-4943-AEAD-B3FC7FC538F0}"/>
+            <w:dataBinding w:prefixMappings="xmlns:ns0='urn:microsoft-dynamics-nav/reports/Inventory_Sales_Back_Orders/718/' " w:xpath="/ns0:NavWordReportXmlPart[1]/ns0:Labels[1]/ns0:OutstandingQty_SalesLineCaption[1]" w:storeItemID="{332D25FA-F9CA-4943-AEAD-B3FC7FC538F0}"/>
             <w:text/>
           </w:sdtPr>
           <w:sdtContent>
             <w:tc>
               <w:tcPr>
                 <w:tcW w:w="1530" w:type="dxa"/>
-                <w:tcBorders>
-                  <w:bottom w:val="single" w:sz="4" w:space="0" w:color="auto"/>
-                </w:tcBorders>
+                <w:vAlign w:val="center"/>
               </w:tcPr>
               <w:p>
                 <w:pPr>
+                  <w:pStyle w:val="BCLabelNumber"/>
                   <w:jc w:val="right"/>
-                  <w:cnfStyle w:val="100000000000" w:firstRow="1" w:lastRow="0" w:firstColumn="0" w:lastColumn="0" w:oddVBand="0" w:evenVBand="0" w:oddHBand="0" w:evenHBand="0" w:firstRowFirstColumn="0" w:firstRowLastColumn="0" w:lastRowFirstColumn="0" w:lastRowLastColumn="0"/>
-                  <w:rPr>
-                    <w:rFonts w:ascii="Segoe UI" w:hAnsi="Segoe UI" w:cs="Segoe UI"/>
-                  </w:rPr>
                 </w:pPr>
+                <w:proofErr w:type="spellStart"/>
                 <w:r>
-                  <w:rPr>
-                    <w:rFonts w:ascii="Segoe UI" w:hAnsi="Segoe UI" w:cs="Segoe UI"/>
-                  </w:rPr>
                   <w:t>OutstandingQty_SalesLineCaption</w:t>
                 </w:r>
+                <w:proofErr w:type="spellEnd"/>
               </w:p>
             </w:tc>
           </w:sdtContent>
         </w:sdt>
         <w:sdt>
           <w:sdtPr>
-            <w:rPr>
-              <w:rFonts w:ascii="Segoe UI" w:hAnsi="Segoe UI" w:cs="Segoe UI"/>
-            </w:rPr>
             <w:alias w:val="#Nav: /Labels/OtherBackOrdersLabel"/>
             <w:tag w:val="#Nav: Inventory_Sales_Back_Orders/718"/>
-            <w:id w:val="-762611330"/>
+            <w:id w:val="-654456504"/>
             <w:placeholder>
-              <w:docPart w:val="DefaultPlaceholder_-1854013440"/>
+              <w:docPart w:val="B08C8B702EF148A1926C2663D231FCC9"/>
             </w:placeholder>
-            <w:dataBinding w:prefixMappings="&lt;xmlns:ns0='urn:microsoft-dynamics-nav/reports/Inventory_Sales_Back_Orders/718/' " w:xpath="/ns0:NavWordReportXmlPart[1]/ns0:Labels[1]/ns0:OtherBackOrdersLabel[1]" w:storeItemID="{332D25FA-F9CA-4943-AEAD-B3FC7FC538F0}"/>
+            <w:dataBinding w:prefixMappings="xmlns:ns0='urn:microsoft-dynamics-nav/reports/Inventory_Sales_Back_Orders/718/' " w:xpath="/ns0:NavWordReportXmlPart[1]/ns0:Labels[1]/ns0:OtherBackOrdersLabel[1]" w:storeItemID="{332D25FA-F9CA-4943-AEAD-B3FC7FC538F0}"/>
             <w:text/>
           </w:sdtPr>
           <w:sdtContent>
             <w:tc>
               <w:tcPr>
                 <w:tcW w:w="1620" w:type="dxa"/>
-                <w:tcBorders>
-                  <w:bottom w:val="single" w:sz="4" w:space="0" w:color="auto"/>
-                </w:tcBorders>
+                <w:vAlign w:val="center"/>
               </w:tcPr>
               <w:p>
                 <w:pPr>
-                  <w:jc w:val="right"/>
-                  <w:cnfStyle w:val="100000000000" w:firstRow="1" w:lastRow="0" w:firstColumn="0" w:lastColumn="0" w:oddVBand="0" w:evenVBand="0" w:oddHBand="0" w:evenHBand="0" w:firstRowFirstColumn="0" w:firstRowLastColumn="0" w:lastRowFirstColumn="0" w:lastRowLastColumn="0"/>
-                  <w:rPr>
-                    <w:rFonts w:ascii="Segoe UI" w:hAnsi="Segoe UI" w:cs="Segoe UI"/>
-                  </w:rPr>
+                  <w:pStyle w:val="BCLabel"/>
                 </w:pPr>
+                <w:proofErr w:type="spellStart"/>
                 <w:r>
-                  <w:rPr>
-                    <w:rFonts w:ascii="Segoe UI" w:hAnsi="Segoe UI" w:cs="Segoe UI"/>
-                  </w:rPr>
                   <w:t>OtherBackOrdersLabel</w:t>
                 </w:r>
+                <w:proofErr w:type="spellEnd"/>
               </w:p>
             </w:tc>
           </w:sdtContent>
@@ -358,22 +366,18 @@
       </w:tr>
       <w:tr>
         <w:trPr>
-          <w:trHeight w:hRule="exact" w:val="85"/>
+          <w:trHeight w:val="85" w:hRule="exact"/>
         </w:trPr>
         <w:tc>
           <w:tcPr>
-            <w:cnfStyle w:val="001000000000" w:firstRow="0" w:lastRow="0" w:firstColumn="1" w:lastColumn="0" w:oddVBand="0" w:evenVBand="0" w:oddHBand="0" w:evenHBand="0" w:firstRowFirstColumn="0" w:firstRowLastColumn="0" w:lastRowFirstColumn="0" w:lastRowLastColumn="0"/>
             <w:tcW w:w="1169" w:type="dxa"/>
-            <w:tcBorders>
-              <w:top w:val="single" w:sz="4" w:space="0" w:color="auto"/>
-            </w:tcBorders>
           </w:tcPr>
           <w:p>
             <w:pPr>
               <w:rPr>
-                <w:rFonts w:ascii="Segoe UI" w:hAnsi="Segoe UI" w:cs="Segoe UI"/>
-                <w:b w:val="0"/>
-                <w:bCs w:val="0"/>
+                <w:rFonts w:cs="Segoe UI"/>
+                <w:b/>
+                <w:bCs/>
               </w:rPr>
             </w:pPr>
           </w:p>
@@ -381,15 +385,11 @@
         <w:tc>
           <w:tcPr>
             <w:tcW w:w="2521" w:type="dxa"/>
-            <w:tcBorders>
-              <w:top w:val="single" w:sz="4" w:space="0" w:color="auto"/>
-            </w:tcBorders>
           </w:tcPr>
           <w:p>
             <w:pPr>
-              <w:cnfStyle w:val="000000000000" w:firstRow="0" w:lastRow="0" w:firstColumn="0" w:lastColumn="0" w:oddVBand="0" w:evenVBand="0" w:oddHBand="0" w:evenHBand="0" w:firstRowFirstColumn="0" w:firstRowLastColumn="0" w:lastRowFirstColumn="0" w:lastRowLastColumn="0"/>
               <w:rPr>
-                <w:rFonts w:ascii="Segoe UI" w:hAnsi="Segoe UI" w:cs="Segoe UI"/>
+                <w:rFonts w:cs="Segoe UI"/>
               </w:rPr>
             </w:pPr>
           </w:p>
@@ -397,15 +397,11 @@
         <w:tc>
           <w:tcPr>
             <w:tcW w:w="3420" w:type="dxa"/>
-            <w:tcBorders>
-              <w:top w:val="single" w:sz="4" w:space="0" w:color="auto"/>
-            </w:tcBorders>
           </w:tcPr>
           <w:p>
             <w:pPr>
-              <w:cnfStyle w:val="000000000000" w:firstRow="0" w:lastRow="0" w:firstColumn="0" w:lastColumn="0" w:oddVBand="0" w:evenVBand="0" w:oddHBand="0" w:evenHBand="0" w:firstRowFirstColumn="0" w:firstRowLastColumn="0" w:lastRowFirstColumn="0" w:lastRowLastColumn="0"/>
               <w:rPr>
-                <w:rFonts w:ascii="Segoe UI" w:hAnsi="Segoe UI" w:cs="Segoe UI"/>
+                <w:rFonts w:cs="Segoe UI"/>
               </w:rPr>
             </w:pPr>
           </w:p>
@@ -413,15 +409,11 @@
         <w:tc>
           <w:tcPr>
             <w:tcW w:w="2070" w:type="dxa"/>
-            <w:tcBorders>
-              <w:top w:val="single" w:sz="4" w:space="0" w:color="auto"/>
-            </w:tcBorders>
           </w:tcPr>
           <w:p>
             <w:pPr>
-              <w:cnfStyle w:val="000000000000" w:firstRow="0" w:lastRow="0" w:firstColumn="0" w:lastColumn="0" w:oddVBand="0" w:evenVBand="0" w:oddHBand="0" w:evenHBand="0" w:firstRowFirstColumn="0" w:firstRowLastColumn="0" w:lastRowFirstColumn="0" w:lastRowLastColumn="0"/>
               <w:rPr>
-                <w:rFonts w:ascii="Segoe UI" w:hAnsi="Segoe UI" w:cs="Segoe UI"/>
+                <w:rFonts w:cs="Segoe UI"/>
               </w:rPr>
             </w:pPr>
           </w:p>
@@ -429,15 +421,12 @@
         <w:tc>
           <w:tcPr>
             <w:tcW w:w="1170" w:type="dxa"/>
-            <w:tcBorders>
-              <w:top w:val="single" w:sz="4" w:space="0" w:color="auto"/>
-            </w:tcBorders>
           </w:tcPr>
           <w:p>
             <w:pPr>
-              <w:cnfStyle w:val="000000000000" w:firstRow="0" w:lastRow="0" w:firstColumn="0" w:lastColumn="0" w:oddVBand="0" w:evenVBand="0" w:oddHBand="0" w:evenHBand="0" w:firstRowFirstColumn="0" w:firstRowLastColumn="0" w:lastRowFirstColumn="0" w:lastRowLastColumn="0"/>
+              <w:jc w:val="right"/>
               <w:rPr>
-                <w:rFonts w:ascii="Segoe UI" w:hAnsi="Segoe UI" w:cs="Segoe UI"/>
+                <w:rFonts w:cs="Segoe UI"/>
               </w:rPr>
             </w:pPr>
           </w:p>
@@ -445,16 +434,12 @@
         <w:tc>
           <w:tcPr>
             <w:tcW w:w="1890" w:type="dxa"/>
-            <w:gridSpan w:val="2"/>
-            <w:tcBorders>
-              <w:top w:val="single" w:sz="4" w:space="0" w:color="auto"/>
-            </w:tcBorders>
           </w:tcPr>
           <w:p>
             <w:pPr>
-              <w:cnfStyle w:val="000000000000" w:firstRow="0" w:lastRow="0" w:firstColumn="0" w:lastColumn="0" w:oddVBand="0" w:evenVBand="0" w:oddHBand="0" w:evenHBand="0" w:firstRowFirstColumn="0" w:firstRowLastColumn="0" w:lastRowFirstColumn="0" w:lastRowLastColumn="0"/>
+              <w:jc w:val="right"/>
               <w:rPr>
-                <w:rFonts w:ascii="Segoe UI" w:hAnsi="Segoe UI" w:cs="Segoe UI"/>
+                <w:rFonts w:cs="Segoe UI"/>
               </w:rPr>
             </w:pPr>
           </w:p>
@@ -462,15 +447,12 @@
         <w:tc>
           <w:tcPr>
             <w:tcW w:w="1530" w:type="dxa"/>
-            <w:tcBorders>
-              <w:top w:val="single" w:sz="4" w:space="0" w:color="auto"/>
-            </w:tcBorders>
           </w:tcPr>
           <w:p>
             <w:pPr>
-              <w:cnfStyle w:val="000000000000" w:firstRow="0" w:lastRow="0" w:firstColumn="0" w:lastColumn="0" w:oddVBand="0" w:evenVBand="0" w:oddHBand="0" w:evenHBand="0" w:firstRowFirstColumn="0" w:firstRowLastColumn="0" w:lastRowFirstColumn="0" w:lastRowLastColumn="0"/>
+              <w:jc w:val="right"/>
               <w:rPr>
-                <w:rFonts w:ascii="Segoe UI" w:hAnsi="Segoe UI" w:cs="Segoe UI"/>
+                <w:rFonts w:cs="Segoe UI"/>
               </w:rPr>
             </w:pPr>
           </w:p>
@@ -478,15 +460,12 @@
         <w:tc>
           <w:tcPr>
             <w:tcW w:w="1620" w:type="dxa"/>
-            <w:tcBorders>
-              <w:top w:val="single" w:sz="4" w:space="0" w:color="auto"/>
-            </w:tcBorders>
           </w:tcPr>
           <w:p>
             <w:pPr>
-              <w:cnfStyle w:val="000000000000" w:firstRow="0" w:lastRow="0" w:firstColumn="0" w:lastColumn="0" w:oddVBand="0" w:evenVBand="0" w:oddHBand="0" w:evenHBand="0" w:firstRowFirstColumn="0" w:firstRowLastColumn="0" w:lastRowFirstColumn="0" w:lastRowLastColumn="0"/>
+              <w:jc w:val="right"/>
               <w:rPr>
-                <w:rFonts w:ascii="Segoe UI" w:hAnsi="Segoe UI" w:cs="Segoe UI"/>
+                <w:rFonts w:cs="Segoe UI"/>
               </w:rPr>
             </w:pPr>
           </w:p>
@@ -495,75 +474,93 @@
       <w:sdt>
         <w:sdtPr>
           <w:rPr>
-            <w:rFonts w:ascii="Segoe UI" w:hAnsi="Segoe UI" w:cs="Segoe UI"/>
-            <w:b w:val="0"/>
-            <w:bCs w:val="0"/>
+            <w:rFonts w:asciiTheme="minorHAnsi" w:hAnsiTheme="minorHAnsi" w:eastAsiaTheme="minorHAnsi" w:cstheme="minorBidi"/>
+            <w:b/>
+            <w:bCs/>
             <w:lang w:eastAsia="zh-CN"/>
           </w:rPr>
           <w:alias w:val="#Nav: /Item"/>
           <w:tag w:val="#Nav: Inventory_Sales_Back_Orders/718"/>
-          <w:id w:val="-426730845"/>
-          <w15:dataBinding w:prefixMappings="&lt;xmlns:ns0='urn:microsoft-dynamics-nav/reports/Inventory_Sales_Back_Orders/718/' " w:xpath="/ns0:NavWordReportXmlPart[1]/ns0:Item" w:storeItemID="{332D25FA-F9CA-4943-AEAD-B3FC7FC538F0}"/>
+          <w:id w:val="606404622"/>
+          <w15:dataBinding w:prefixMappings="xmlns:ns0='urn:microsoft-dynamics-nav/reports/Inventory_Sales_Back_Orders/718/' " w:xpath="/ns0:NavWordReportXmlPart[1]/ns0:Item" w:storeItemID="{332D25FA-F9CA-4943-AEAD-B3FC7FC538F0}"/>
           <w15:repeatingSection/>
         </w:sdtPr>
+        <w:sdtEndPr>
+          <w:rPr>
+            <w:rFonts w:cs="Segoe UI"/>
+            <w:b w:val="0"/>
+            <w:bCs w:val="0"/>
+          </w:rPr>
+        </w:sdtEndPr>
         <w:sdtContent>
           <w:sdt>
             <w:sdtPr>
               <w:rPr>
-                <w:rFonts w:ascii="Segoe UI" w:hAnsi="Segoe UI" w:cs="Segoe UI"/>
-                <w:b w:val="0"/>
-                <w:bCs w:val="0"/>
+                <w:rFonts w:asciiTheme="minorHAnsi" w:hAnsiTheme="minorHAnsi" w:eastAsiaTheme="minorHAnsi" w:cstheme="minorBidi"/>
+                <w:b/>
+                <w:bCs/>
                 <w:lang w:eastAsia="zh-CN"/>
               </w:rPr>
-              <w:id w:val="-145052709"/>
+              <w:id w:val="1887215713"/>
               <w:placeholder>
-                <w:docPart w:val="DefaultPlaceholder_-1854013435"/>
+                <w:docPart w:val="3A0803F23C0847E4BACF0F238C34DADC"/>
               </w:placeholder>
               <w15:repeatingSectionItem/>
             </w:sdtPr>
+            <w:sdtEndPr>
+              <w:rPr>
+                <w:rFonts w:cs="Segoe UI"/>
+                <w:b w:val="0"/>
+                <w:bCs w:val="0"/>
+              </w:rPr>
+            </w:sdtEndPr>
             <w:sdtContent>
               <w:tr>
                 <w:trPr>
-                  <w:trHeight w:val="227"/>
+                  <w:trHeight w:val="227" w:hRule="exact"/>
                 </w:trPr>
                 <w:sdt>
                   <w:sdtPr>
                     <w:rPr>
-                      <w:rFonts w:ascii="Segoe UI" w:hAnsi="Segoe UI" w:cs="Segoe UI"/>
-                      <w:b w:val="0"/>
-                      <w:bCs w:val="0"/>
+                      <w:rFonts w:asciiTheme="minorHAnsi" w:hAnsiTheme="minorHAnsi" w:eastAsiaTheme="minorHAnsi" w:cstheme="minorBidi"/>
+                      <w:b/>
+                      <w:bCs/>
                       <w:lang w:eastAsia="zh-CN"/>
                     </w:rPr>
                     <w:alias w:val="#Nav: /Item/No_Item"/>
                     <w:tag w:val="#Nav: Inventory_Sales_Back_Orders/718"/>
-                    <w:id w:val="318706843"/>
+                    <w:id w:val="-118994229"/>
                     <w:placeholder>
-                      <w:docPart w:val="88A5B7E5D5604EE7AF6C3F72922280CE"/>
+                      <w:docPart w:val="3C5A8C3C9F794C269636411A3D4AB950"/>
                     </w:placeholder>
-                    <w15:dataBinding w:prefixMappings="xmlns:ns0='urn:microsoft-dynamics-nav/reports/Inventory_Sales_Back_Orders/718/'" w:xpath="/ns0:NavWordReportXmlPart[1]/ns0:Item[1]/ns0:No_Item[1]" w:storeItemID="{332D25FA-F9CA-4943-AEAD-B3FC7FC538F0}" w16sdtdh:storeItemChecksum="TBfvzg=="/>
+                    <w15:dataBinding w:prefixMappings="xmlns:ns0='urn:microsoft-dynamics-nav/reports/Inventory_Sales_Back_Orders/718/'" w:xpath="/ns0:NavWordReportXmlPart[1]/ns0:Item[1]/ns0:No_Item[1]" w:storeItemID="{332D25FA-F9CA-4943-AEAD-B3FC7FC538F0}" w16sdtdh:storeItemChecksum="e0sKLg=="/>
                   </w:sdtPr>
                   <w:sdtEndPr>
                     <w:rPr>
+                      <w:rFonts w:eastAsiaTheme="majorEastAsia" w:cstheme="majorBidi"/>
+                      <w:b w:val="0"/>
+                      <w:bCs w:val="0"/>
                       <w:lang w:eastAsia="ja-JP"/>
                     </w:rPr>
                   </w:sdtEndPr>
                   <w:sdtContent>
                     <w:tc>
                       <w:tcPr>
-                        <w:cnfStyle w:val="001000000000" w:firstRow="0" w:lastRow="0" w:firstColumn="1" w:lastColumn="0" w:oddVBand="0" w:evenVBand="0" w:oddHBand="0" w:evenHBand="0" w:firstRowFirstColumn="0" w:firstRowLastColumn="0" w:lastRowFirstColumn="0" w:lastRowLastColumn="0"/>
                         <w:tcW w:w="1169" w:type="dxa"/>
                       </w:tcPr>
                       <w:p>
                         <w:pPr>
-                          <w:keepNext/>
+                          <w:pStyle w:val="BCLabel"/>
                           <w:rPr>
-                            <w:rFonts w:ascii="Segoe UI" w:hAnsi="Segoe UI" w:cs="Segoe UI"/>
+                            <w:rFonts w:asciiTheme="minorHAnsi" w:hAnsiTheme="minorHAnsi"/>
                           </w:rPr>
                         </w:pPr>
                         <w:proofErr w:type="spellStart"/>
                         <w:r>
                           <w:rPr>
-                            <w:rFonts w:ascii="Segoe UI" w:hAnsi="Segoe UI" w:cs="Segoe UI"/>
+                            <w:rFonts w:asciiTheme="minorHAnsi" w:hAnsiTheme="minorHAnsi"/>
+                            <w:b/>
+                            <w:bCs/>
                             <w:lang w:eastAsia="zh-CN"/>
                           </w:rPr>
                           <w:t>No_Item</w:t>
@@ -576,17 +573,15 @@
                 <w:sdt>
                   <w:sdtPr>
                     <w:rPr>
-                      <w:rFonts w:ascii="Segoe UI" w:hAnsi="Segoe UI" w:cs="Segoe UI"/>
-                      <w:b/>
-                      <w:bCs/>
+                      <w:rFonts w:asciiTheme="minorHAnsi" w:hAnsiTheme="minorHAnsi"/>
                     </w:rPr>
                     <w:alias w:val="#Nav: /Item/Description_Item"/>
                     <w:tag w:val="#Nav: Inventory_Sales_Back_Orders/718"/>
-                    <w:id w:val="377056017"/>
+                    <w:id w:val="-1729990679"/>
                     <w:placeholder>
-                      <w:docPart w:val="88A5B7E5D5604EE7AF6C3F72922280CE"/>
+                      <w:docPart w:val="3C5A8C3C9F794C269636411A3D4AB950"/>
                     </w:placeholder>
-                    <w15:dataBinding w:prefixMappings="xmlns:ns0='urn:microsoft-dynamics-nav/reports/Inventory_Sales_Back_Orders/718/'" w:xpath="/ns0:NavWordReportXmlPart[1]/ns0:Item[1]/ns0:Description_Item[1]" w:storeItemID="{332D25FA-F9CA-4943-AEAD-B3FC7FC538F0}" w16sdtdh:storeItemChecksum="TBfvzg=="/>
+                    <w15:dataBinding w:prefixMappings="xmlns:ns0='urn:microsoft-dynamics-nav/reports/Inventory_Sales_Back_Orders/718/'" w:xpath="/ns0:NavWordReportXmlPart[1]/ns0:Item[1]/ns0:Description_Item[1]" w:storeItemID="{332D25FA-F9CA-4943-AEAD-B3FC7FC538F0}" w16sdtdh:storeItemChecksum="e0sKLg=="/>
                   </w:sdtPr>
                   <w:sdtContent>
                     <w:tc>
@@ -596,21 +591,13 @@
                       </w:tcPr>
                       <w:p>
                         <w:pPr>
-                          <w:keepNext/>
-                          <w:cnfStyle w:val="000000000000" w:firstRow="0" w:lastRow="0" w:firstColumn="0" w:lastColumn="0" w:oddVBand="0" w:evenVBand="0" w:oddHBand="0" w:evenHBand="0" w:firstRowFirstColumn="0" w:firstRowLastColumn="0" w:lastRowFirstColumn="0" w:lastRowLastColumn="0"/>
+                          <w:pStyle w:val="BCLabel"/>
                           <w:rPr>
-                            <w:rFonts w:ascii="Segoe UI" w:hAnsi="Segoe UI" w:cs="Segoe UI"/>
-                            <w:b/>
-                            <w:bCs/>
+                            <w:rFonts w:asciiTheme="minorHAnsi" w:hAnsiTheme="minorHAnsi"/>
                           </w:rPr>
                         </w:pPr>
                         <w:proofErr w:type="spellStart"/>
                         <w:r>
-                          <w:rPr>
-                            <w:rFonts w:ascii="Segoe UI" w:hAnsi="Segoe UI" w:cs="Segoe UI"/>
-                            <w:b/>
-                            <w:bCs/>
-                          </w:rPr>
                           <w:t>Description_Item</w:t>
                         </w:r>
                         <w:proofErr w:type="spellEnd"/>
@@ -621,15 +608,12 @@
                 <w:tc>
                   <w:tcPr>
                     <w:tcW w:w="2070" w:type="dxa"/>
-                    <w:vAlign w:val="bottom"/>
                   </w:tcPr>
                   <w:p>
                     <w:pPr>
-                      <w:keepNext/>
                       <w:spacing w:after="120"/>
-                      <w:cnfStyle w:val="000000000000" w:firstRow="0" w:lastRow="0" w:firstColumn="0" w:lastColumn="0" w:oddVBand="0" w:evenVBand="0" w:oddHBand="0" w:evenHBand="0" w:firstRowFirstColumn="0" w:firstRowLastColumn="0" w:lastRowFirstColumn="0" w:lastRowLastColumn="0"/>
                       <w:rPr>
-                        <w:rFonts w:ascii="Segoe UI" w:hAnsi="Segoe UI" w:cs="Segoe UI"/>
+                        <w:rFonts w:cs="Segoe UI"/>
                         <w:b/>
                         <w:bCs/>
                       </w:rPr>
@@ -639,16 +623,12 @@
                 <w:tc>
                   <w:tcPr>
                     <w:tcW w:w="1170" w:type="dxa"/>
-                    <w:vAlign w:val="bottom"/>
                   </w:tcPr>
                   <w:p>
                     <w:pPr>
-                      <w:keepNext/>
                       <w:spacing w:after="120"/>
-                      <w:jc w:val="right"/>
-                      <w:cnfStyle w:val="000000000000" w:firstRow="0" w:lastRow="0" w:firstColumn="0" w:lastColumn="0" w:oddVBand="0" w:evenVBand="0" w:oddHBand="0" w:evenHBand="0" w:firstRowFirstColumn="0" w:firstRowLastColumn="0" w:lastRowFirstColumn="0" w:lastRowLastColumn="0"/>
                       <w:rPr>
-                        <w:rFonts w:ascii="Segoe UI" w:hAnsi="Segoe UI" w:cs="Segoe UI"/>
+                        <w:rFonts w:cs="Segoe UI"/>
                         <w:b/>
                         <w:bCs/>
                       </w:rPr>
@@ -658,17 +638,13 @@
                 <w:tc>
                   <w:tcPr>
                     <w:tcW w:w="1890" w:type="dxa"/>
-                    <w:gridSpan w:val="2"/>
-                    <w:vAlign w:val="bottom"/>
                   </w:tcPr>
                   <w:p>
                     <w:pPr>
-                      <w:keepNext/>
                       <w:spacing w:after="120"/>
                       <w:jc w:val="right"/>
-                      <w:cnfStyle w:val="000000000000" w:firstRow="0" w:lastRow="0" w:firstColumn="0" w:lastColumn="0" w:oddVBand="0" w:evenVBand="0" w:oddHBand="0" w:evenHBand="0" w:firstRowFirstColumn="0" w:firstRowLastColumn="0" w:lastRowFirstColumn="0" w:lastRowLastColumn="0"/>
                       <w:rPr>
-                        <w:rFonts w:ascii="Segoe UI" w:hAnsi="Segoe UI" w:cs="Segoe UI"/>
+                        <w:rFonts w:cs="Segoe UI"/>
                         <w:b/>
                         <w:bCs/>
                       </w:rPr>
@@ -678,16 +654,13 @@
                 <w:tc>
                   <w:tcPr>
                     <w:tcW w:w="1530" w:type="dxa"/>
-                    <w:vAlign w:val="bottom"/>
                   </w:tcPr>
                   <w:p>
                     <w:pPr>
-                      <w:keepNext/>
                       <w:spacing w:after="120"/>
                       <w:jc w:val="right"/>
-                      <w:cnfStyle w:val="000000000000" w:firstRow="0" w:lastRow="0" w:firstColumn="0" w:lastColumn="0" w:oddVBand="0" w:evenVBand="0" w:oddHBand="0" w:evenHBand="0" w:firstRowFirstColumn="0" w:firstRowLastColumn="0" w:lastRowFirstColumn="0" w:lastRowLastColumn="0"/>
                       <w:rPr>
-                        <w:rFonts w:ascii="Segoe UI" w:hAnsi="Segoe UI" w:cs="Segoe UI"/>
+                        <w:rFonts w:cs="Segoe UI"/>
                         <w:b/>
                         <w:bCs/>
                       </w:rPr>
@@ -697,16 +670,12 @@
                 <w:tc>
                   <w:tcPr>
                     <w:tcW w:w="1620" w:type="dxa"/>
-                    <w:vAlign w:val="bottom"/>
                   </w:tcPr>
                   <w:p>
                     <w:pPr>
-                      <w:keepNext/>
                       <w:spacing w:after="120"/>
-                      <w:jc w:val="right"/>
-                      <w:cnfStyle w:val="000000000000" w:firstRow="0" w:lastRow="0" w:firstColumn="0" w:lastColumn="0" w:oddVBand="0" w:evenVBand="0" w:oddHBand="0" w:evenHBand="0" w:firstRowFirstColumn="0" w:firstRowLastColumn="0" w:lastRowFirstColumn="0" w:lastRowLastColumn="0"/>
                       <w:rPr>
-                        <w:rFonts w:ascii="Segoe UI" w:hAnsi="Segoe UI" w:cs="Segoe UI"/>
+                        <w:rFonts w:cs="Segoe UI"/>
                         <w:b/>
                         <w:bCs/>
                       </w:rPr>
@@ -714,410 +683,344 @@
                   </w:p>
                 </w:tc>
               </w:tr>
-              <w:tr>
-                <w:trPr>
-                  <w:trHeight w:val="227"/>
-                </w:trPr>
-                <w:tc>
-                  <w:tcPr>
-                    <w:cnfStyle w:val="001000000000" w:firstRow="0" w:lastRow="0" w:firstColumn="1" w:lastColumn="0" w:oddVBand="0" w:evenVBand="0" w:oddHBand="0" w:evenHBand="0" w:firstRowFirstColumn="0" w:firstRowLastColumn="0" w:lastRowFirstColumn="0" w:lastRowLastColumn="0"/>
-                    <w:tcW w:w="15390" w:type="dxa"/>
-                    <w:gridSpan w:val="9"/>
-                  </w:tcPr>
-                  <w:tbl>
-                    <w:tblPr>
-                      <w:tblStyle w:val="BCDataTableInternal"/>
-                      <w:tblW w:w="0" w:type="auto"/>
-                      <w:tblCellMar>
-                        <w:left w:w="0" w:type="dxa"/>
-                        <w:right w:w="0" w:type="dxa"/>
-                      </w:tblCellMar>
-                      <w:tblLook w:val="0480" w:firstRow="0" w:lastRow="0" w:firstColumn="1" w:lastColumn="0" w:noHBand="0" w:noVBand="1"/>
-                    </w:tblPr>
-                    <w:tblGrid>
-                      <w:gridCol w:w="1062"/>
-                      <w:gridCol w:w="2525"/>
-                      <w:gridCol w:w="3415"/>
-                      <w:gridCol w:w="1890"/>
-                      <w:gridCol w:w="1350"/>
-                      <w:gridCol w:w="1620"/>
-                      <w:gridCol w:w="1685"/>
-                      <w:gridCol w:w="1728"/>
-                    </w:tblGrid>
-                    <w:sdt>
-                      <w:sdtPr>
-                        <w:rPr>
-                          <w:rFonts w:ascii="Segoe UI" w:hAnsi="Segoe UI" w:cs="Segoe UI"/>
-                        </w:rPr>
-                        <w:alias w:val="Repeater: Sales_Line"/>
-                        <w:tag w:val="#BC:InsertRepeater,DataItems/Item/Sales_Line"/>
-                        <w:id w:val="-892110088"/>
-                        <w:placeholder>
-                          <w:docPart w:val="48E1A5DB6B5842268166218C294BB9CE"/>
-                        </w:placeholder>
-                        <w15:dataBinding w:prefixMappings="&lt;xmlns:ns0='urn:microsoft-dynamics-nav/reports/Inventory_Sales_Back_Orders/718/' " w:xpath="/ns0:NavWordReportXmlPart[1]/ns0:Item[1]/ns0:Sales_Line" w:storeItemID="{00000000-0000-0000-0000-000000000000}"/>
-                        <w15:color w:val="808080"/>
-                        <w15:repeatingSection/>
-                      </w:sdtPr>
-                      <w:sdtContent>
+              <w:sdt>
+                <w:sdtPr>
+                  <w:rPr>
+                    <w:rFonts w:cs="Segoe UI"/>
+                    <w:b/>
+                    <w:bCs/>
+                    <w:lang w:eastAsia="zh-CN"/>
+                  </w:rPr>
+                  <w:alias w:val="#Nav: /Item/Sales_Line"/>
+                  <w:tag w:val="#Nav: Inventory_Sales_Back_Orders/718"/>
+                  <w:id w:val="1346980970"/>
+                  <w15:dataBinding w:prefixMappings="xmlns:ns0='urn:microsoft-dynamics-nav/reports/Inventory_Sales_Back_Orders/718/' " w:xpath="/ns0:NavWordReportXmlPart[1]/ns0:Item[1]/ns0:Sales_Line" w:storeItemID="{332D25FA-F9CA-4943-AEAD-B3FC7FC538F0}"/>
+                  <w15:repeatingSection/>
+                </w:sdtPr>
+                <w:sdtEndPr>
+                  <w:rPr>
+                    <w:b w:val="0"/>
+                    <w:bCs w:val="0"/>
+                  </w:rPr>
+                </w:sdtEndPr>
+                <w:sdtContent>
+                  <w:sdt>
+                    <w:sdtPr>
+                      <w:rPr>
+                        <w:rFonts w:cs="Segoe UI"/>
+                        <w:b/>
+                        <w:bCs/>
+                        <w:lang w:eastAsia="zh-CN"/>
+                      </w:rPr>
+                      <w:id w:val="617497627"/>
+                      <w:placeholder>
+                        <w:docPart w:val="3A0803F23C0847E4BACF0F238C34DADC"/>
+                      </w:placeholder>
+                      <w15:repeatingSectionItem/>
+                    </w:sdtPr>
+                    <w:sdtEndPr>
+                      <w:rPr>
+                        <w:b w:val="0"/>
+                        <w:bCs w:val="0"/>
+                      </w:rPr>
+                    </w:sdtEndPr>
+                    <w:sdtContent>
+                      <w:tr>
+                        <w:trPr>
+                          <w:trHeight w:val="227" w:hRule="exact"/>
+                        </w:trPr>
+                        <w:tc>
+                          <w:tcPr>
+                            <w:tcW w:w="1169" w:type="dxa"/>
+                            <w:shd w:val="clear" w:color="auto" w:fill="E7EDE7" w:themeFill="accent2" w:themeFillTint="33"/>
+                          </w:tcPr>
+                          <w:p>
+                            <w:pPr>
+                              <w:rPr>
+                                <w:rFonts w:cs="Segoe UI"/>
+                                <w:b/>
+                                <w:bCs/>
+                              </w:rPr>
+                            </w:pPr>
+                          </w:p>
+                        </w:tc>
                         <w:sdt>
                           <w:sdtPr>
                             <w:rPr>
-                              <w:rFonts w:ascii="Segoe UI" w:hAnsi="Segoe UI" w:cs="Segoe UI"/>
+                              <w:rFonts w:cs="Segoe UI"/>
                             </w:rPr>
-                            <w:id w:val="-1399119005"/>
-                            <w15:color w:val="808080"/>
-                            <w15:repeatingSectionItem/>
+                            <w:alias w:val="#Nav: /Item/Sales_Line/DocumentNo_SalesLine"/>
+                            <w:tag w:val="#Nav: Inventory_Sales_Back_Orders/718"/>
+                            <w:id w:val="1099215258"/>
+                            <w:placeholder>
+                              <w:docPart w:val="B08C8B702EF148A1926C2663D231FCC9"/>
+                            </w:placeholder>
+                            <w15:dataBinding w:prefixMappings="xmlns:ns0='urn:microsoft-dynamics-nav/reports/Inventory_Sales_Back_Orders/718/'" w:xpath="/ns0:NavWordReportXmlPart[1]/ns0:Item[1]/ns0:Sales_Line[1]/ns0:DocumentNo_SalesLine[1]" w:storeItemID="{332D25FA-F9CA-4943-AEAD-B3FC7FC538F0}" w16sdtdh:storeItemChecksum="e0sKLg=="/>
                           </w:sdtPr>
-                          <w:sdtEndPr>
-                            <w:rPr>
-                              <w:rFonts w:asciiTheme="minorHAnsi" w:hAnsiTheme="minorHAnsi" w:cstheme="minorBidi"/>
-                            </w:rPr>
-                          </w:sdtEndPr>
                           <w:sdtContent>
-                            <w:tr>
-                              <w:trPr>
-                                <w:cnfStyle w:val="000000100000" w:firstRow="0" w:lastRow="0" w:firstColumn="0" w:lastColumn="0" w:oddVBand="0" w:evenVBand="0" w:oddHBand="1" w:evenHBand="0" w:firstRowFirstColumn="0" w:firstRowLastColumn="0" w:lastRowFirstColumn="0" w:lastRowLastColumn="0"/>
-                                <w:trHeight w:val="288"/>
-                              </w:trPr>
-                              <w:tc>
-                                <w:tcPr>
-                                  <w:tcW w:w="1062" w:type="dxa"/>
-                                </w:tcPr>
-                                <w:p>
-                                  <w:pPr>
-                                    <w:keepNext/>
-                                    <w:spacing w:after="120"/>
-                                    <w:jc w:val="right"/>
-                                    <w:rPr>
-                                      <w:rFonts w:ascii="Segoe UI" w:hAnsi="Segoe UI" w:cs="Segoe UI"/>
-                                    </w:rPr>
-                                  </w:pPr>
-                                </w:p>
-                              </w:tc>
-                              <w:sdt>
-                                <w:sdtPr>
+                            <w:tc>
+                              <w:tcPr>
+                                <w:tcW w:w="2521" w:type="dxa"/>
+                                <w:shd w:val="clear" w:color="auto" w:fill="E7EDE7" w:themeFill="accent2" w:themeFillTint="33"/>
+                              </w:tcPr>
+                              <w:p>
+                                <w:pPr>
                                   <w:rPr>
-                                    <w:rFonts w:ascii="Segoe UI" w:hAnsi="Segoe UI" w:cs="Segoe UI"/>
+                                    <w:rFonts w:cs="Segoe UI"/>
                                   </w:rPr>
-                                  <w:alias w:val="DocumentNo_SalesLine"/>
-                                  <w:tag w:val="#BC:InsertDataItem,DataItems/Item/Sales_Line/DocumentNo_SalesLine"/>
-                                  <w:id w:val="269285822"/>
-                                  <w:placeholder>
-                                    <w:docPart w:val="DefaultPlaceholder_-1854013440"/>
-                                  </w:placeholder>
-                                  <w:dataBinding w:prefixMappings="&lt;xmlns:ns0='urn:microsoft-dynamics-nav/reports/Inventory_Sales_Back_Orders/718/' " w:xpath="/ns0:NavWordReportXmlPart[1]/ns0:Item[1]/ns0:Sales_Line[1]/ns0:DocumentNo_SalesLine[1]" w:storeItemID="{00000000-0000-0000-0000-000000000000}"/>
-                                  <w15:color w:val="808080"/>
-                                  <w:text/>
-                                </w:sdtPr>
-                                <w:sdtContent>
-                                  <w:tc>
-                                    <w:tcPr>
-                                      <w:tcW w:w="2525" w:type="dxa"/>
-                                      <w:vAlign w:val="center"/>
-                                    </w:tcPr>
-                                    <w:p>
-                                      <w:pPr>
-                                        <w:keepNext/>
-                                        <w:spacing w:after="120"/>
-                                        <w:rPr>
-                                          <w:rFonts w:ascii="Segoe UI" w:hAnsi="Segoe UI" w:cs="Segoe UI"/>
-                                        </w:rPr>
-                                      </w:pPr>
-                                      <w:proofErr w:type="spellStart"/>
-                                      <w:proofErr w:type="gramStart"/>
-                                      <w:r>
-                                        <w:rPr>
-                                          <w:rFonts w:ascii="Segoe UI" w:hAnsi="Segoe UI" w:cs="Segoe UI"/>
-                                        </w:rPr>
-                                        <w:t>DocumentNo</w:t>
-                                      </w:r>
-                                      <w:proofErr w:type="gramEnd"/>
-                                      <w:r>
-                                        <w:rPr>
-                                          <w:rFonts w:ascii="Segoe UI" w:hAnsi="Segoe UI" w:cs="Segoe UI"/>
-                                        </w:rPr>
-                                        <w:t>_SalesLine</w:t>
-                                      </w:r>
-                                      <w:proofErr w:type="spellEnd"/>
-                                    </w:p>
-                                  </w:tc>
-                                </w:sdtContent>
-                              </w:sdt>
-                              <w:sdt>
-                                <w:sdtPr>
+                                </w:pPr>
+                                <w:proofErr w:type="spellStart"/>
+                                <w:proofErr w:type="gramStart"/>
+                                <w:r>
                                   <w:rPr>
-                                    <w:rFonts w:ascii="Segoe UI" w:hAnsi="Segoe UI" w:cs="Segoe UI"/>
+                                    <w:rFonts w:cs="Segoe UI"/>
                                   </w:rPr>
-                                  <w:alias w:val="CustName_SalesLine"/>
-                                  <w:tag w:val="#BC:InsertDataItem,DataItems/Item/Sales_Line/CustName_SalesLine"/>
-                                  <w:id w:val="1795935561"/>
-                                  <w:placeholder>
-                                    <w:docPart w:val="DefaultPlaceholder_-1854013440"/>
-                                  </w:placeholder>
-                                  <w:dataBinding w:prefixMappings="&lt;xmlns:ns0='urn:microsoft-dynamics-nav/reports/Inventory_Sales_Back_Orders/718/' " w:xpath="/ns0:NavWordReportXmlPart[1]/ns0:Item[1]/ns0:Sales_Line[1]/ns0:CustName_SalesLine[1]" w:storeItemID="{00000000-0000-0000-0000-000000000000}"/>
-                                  <w15:color w:val="808080"/>
-                                  <w:text/>
-                                </w:sdtPr>
-                                <w:sdtContent>
-                                  <w:tc>
-                                    <w:tcPr>
-                                      <w:tcW w:w="3415" w:type="dxa"/>
-                                      <w:vAlign w:val="center"/>
-                                    </w:tcPr>
-                                    <w:p>
-                                      <w:pPr>
-                                        <w:keepNext/>
-                                        <w:spacing w:after="120"/>
-                                        <w:rPr>
-                                          <w:rFonts w:ascii="Segoe UI" w:hAnsi="Segoe UI" w:cs="Segoe UI"/>
-                                        </w:rPr>
-                                      </w:pPr>
-                                      <w:proofErr w:type="spellStart"/>
-                                      <w:r>
-                                        <w:rPr>
-                                          <w:rFonts w:ascii="Segoe UI" w:hAnsi="Segoe UI" w:cs="Segoe UI"/>
-                                        </w:rPr>
-                                        <w:t>CustName_SalesLine</w:t>
-                                      </w:r>
-                                      <w:proofErr w:type="spellEnd"/>
-                                    </w:p>
-                                  </w:tc>
-                                </w:sdtContent>
-                              </w:sdt>
-                              <w:sdt>
-                                <w:sdtPr>
+                                  <w:t>DocumentNo</w:t>
+                                </w:r>
+                                <w:proofErr w:type="gramEnd"/>
+                                <w:r>
                                   <w:rPr>
-                                    <w:rFonts w:ascii="Segoe UI" w:hAnsi="Segoe UI" w:cs="Segoe UI"/>
+                                    <w:rFonts w:cs="Segoe UI"/>
                                   </w:rPr>
-                                  <w:alias w:val="CustPhoneNo_SalesLine"/>
-                                  <w:tag w:val="#BC:InsertDataItem,DataItems/Item/Sales_Line/CustPhoneNo_SalesLine"/>
-                                  <w:id w:val="-1913148445"/>
-                                  <w:placeholder>
-                                    <w:docPart w:val="DefaultPlaceholder_-1854013440"/>
-                                  </w:placeholder>
-                                  <w:dataBinding w:prefixMappings="&lt;xmlns:ns0='urn:microsoft-dynamics-nav/reports/Inventory_Sales_Back_Orders/718/' " w:xpath="/ns0:NavWordReportXmlPart[1]/ns0:Item[1]/ns0:Sales_Line[1]/ns0:CustPhoneNo_SalesLine[1]" w:storeItemID="{00000000-0000-0000-0000-000000000000}"/>
-                                  <w15:color w:val="808080"/>
-                                  <w:text/>
-                                </w:sdtPr>
-                                <w:sdtContent>
-                                  <w:tc>
-                                    <w:tcPr>
-                                      <w:tcW w:w="1890" w:type="dxa"/>
-                                      <w:vAlign w:val="center"/>
-                                    </w:tcPr>
-                                    <w:p>
-                                      <w:pPr>
-                                        <w:keepNext/>
-                                        <w:spacing w:after="120"/>
-                                        <w:jc w:val="right"/>
-                                        <w:rPr>
-                                          <w:rFonts w:ascii="Segoe UI" w:hAnsi="Segoe UI" w:cs="Segoe UI"/>
-                                        </w:rPr>
-                                      </w:pPr>
-                                      <w:proofErr w:type="spellStart"/>
-                                      <w:r>
-                                        <w:rPr>
-                                          <w:rFonts w:ascii="Segoe UI" w:hAnsi="Segoe UI" w:cs="Segoe UI"/>
-                                        </w:rPr>
-                                        <w:t>CustPhoneNo_SalesLine</w:t>
-                                      </w:r>
-                                      <w:proofErr w:type="spellEnd"/>
-                                    </w:p>
-                                  </w:tc>
-                                </w:sdtContent>
-                              </w:sdt>
-                              <w:sdt>
-                                <w:sdtPr>
-                                  <w:rPr>
-                                    <w:rFonts w:ascii="Segoe UI" w:hAnsi="Segoe UI" w:cs="Segoe UI"/>
-                                  </w:rPr>
-                                  <w:alias w:val="ShipmentDate_SalesLine"/>
-                                  <w:tag w:val="#BC:InsertDataItem,DataItems/Item/Sales_Line/ShipmentDate_SalesLine"/>
-                                  <w:id w:val="2001305925"/>
-                                  <w:placeholder>
-                                    <w:docPart w:val="DefaultPlaceholder_-1854013440"/>
-                                  </w:placeholder>
-                                  <w:dataBinding w:prefixMappings="&lt;xmlns:ns0='urn:microsoft-dynamics-nav/reports/Inventory_Sales_Back_Orders/718/' " w:xpath="/ns0:NavWordReportXmlPart[1]/ns0:Item[1]/ns0:Sales_Line[1]/ns0:ShipmentDate_SalesLine[1]" w:storeItemID="{00000000-0000-0000-0000-000000000000}"/>
-                                  <w15:color w:val="808080"/>
-                                  <w:text/>
-                                </w:sdtPr>
-                                <w:sdtContent>
-                                  <w:tc>
-                                    <w:tcPr>
-                                      <w:tcW w:w="1350" w:type="dxa"/>
-                                      <w:vAlign w:val="center"/>
-                                    </w:tcPr>
-                                    <w:p>
-                                      <w:pPr>
-                                        <w:keepNext/>
-                                        <w:spacing w:after="120"/>
-                                        <w:jc w:val="right"/>
-                                        <w:rPr>
-                                          <w:rFonts w:ascii="Segoe UI" w:hAnsi="Segoe UI" w:cs="Segoe UI"/>
-                                        </w:rPr>
-                                      </w:pPr>
-                                      <w:proofErr w:type="spellStart"/>
-                                      <w:r>
-                                        <w:rPr>
-                                          <w:rFonts w:ascii="Segoe UI" w:hAnsi="Segoe UI" w:cs="Segoe UI"/>
-                                        </w:rPr>
-                                        <w:t>ShipmentDate_SalesLine</w:t>
-                                      </w:r>
-                                      <w:proofErr w:type="spellEnd"/>
-                                    </w:p>
-                                  </w:tc>
-                                </w:sdtContent>
-                              </w:sdt>
-                              <w:sdt>
-                                <w:sdtPr>
-                                  <w:rPr>
-                                    <w:rFonts w:ascii="Segoe UI" w:hAnsi="Segoe UI" w:cs="Segoe UI"/>
-                                  </w:rPr>
-                                  <w:alias w:val="Quantity_SalesLine"/>
-                                  <w:tag w:val="#BC:InsertDataItem,DataItems/Item/Sales_Line/Quantity_SalesLine"/>
-                                  <w:id w:val="948053033"/>
-                                  <w:placeholder>
-                                    <w:docPart w:val="DefaultPlaceholder_-1854013440"/>
-                                  </w:placeholder>
-                                  <w:dataBinding w:prefixMappings="&lt;xmlns:ns0='urn:microsoft-dynamics-nav/reports/Inventory_Sales_Back_Orders/718/' " w:xpath="/ns0:NavWordReportXmlPart[1]/ns0:Item[1]/ns0:Sales_Line[1]/ns0:Quantity_SalesLine[1]" w:storeItemID="{00000000-0000-0000-0000-000000000000}"/>
-                                  <w15:color w:val="808080"/>
-                                  <w:text/>
-                                </w:sdtPr>
-                                <w:sdtContent>
-                                  <w:tc>
-                                    <w:tcPr>
-                                      <w:tcW w:w="1620" w:type="dxa"/>
-                                      <w:vAlign w:val="center"/>
-                                    </w:tcPr>
-                                    <w:p>
-                                      <w:pPr>
-                                        <w:keepNext/>
-                                        <w:spacing w:after="120"/>
-                                        <w:jc w:val="right"/>
-                                        <w:rPr>
-                                          <w:rFonts w:ascii="Segoe UI" w:hAnsi="Segoe UI" w:cs="Segoe UI"/>
-                                        </w:rPr>
-                                      </w:pPr>
-                                      <w:proofErr w:type="spellStart"/>
-                                      <w:r>
-                                        <w:rPr>
-                                          <w:rFonts w:ascii="Segoe UI" w:hAnsi="Segoe UI" w:cs="Segoe UI"/>
-                                        </w:rPr>
-                                        <w:t>Quantity_SalesLine</w:t>
-                                      </w:r>
-                                      <w:proofErr w:type="spellEnd"/>
-                                    </w:p>
-                                  </w:tc>
-                                </w:sdtContent>
-                              </w:sdt>
-                              <w:sdt>
-                                <w:sdtPr>
-                                  <w:rPr>
-                                    <w:rFonts w:ascii="Segoe UI" w:hAnsi="Segoe UI" w:cs="Segoe UI"/>
-                                  </w:rPr>
-                                  <w:alias w:val="OutstandingQty_SalesLine"/>
-                                  <w:tag w:val="#BC:InsertDataItem,DataItems/Item/Sales_Line/OutstandingQty_SalesLine"/>
-                                  <w:id w:val="-1561330201"/>
-                                  <w:placeholder>
-                                    <w:docPart w:val="DefaultPlaceholder_-1854013440"/>
-                                  </w:placeholder>
-                                  <w:dataBinding w:prefixMappings="&lt;xmlns:ns0='urn:microsoft-dynamics-nav/reports/Inventory_Sales_Back_Orders/718/' " w:xpath="/ns0:NavWordReportXmlPart[1]/ns0:Item[1]/ns0:Sales_Line[1]/ns0:OutstandingQty_SalesLine[1]" w:storeItemID="{00000000-0000-0000-0000-000000000000}"/>
-                                  <w15:color w:val="808080"/>
-                                  <w:text/>
-                                </w:sdtPr>
-                                <w:sdtContent>
-                                  <w:tc>
-                                    <w:tcPr>
-                                      <w:tcW w:w="1685" w:type="dxa"/>
-                                      <w:vAlign w:val="center"/>
-                                    </w:tcPr>
-                                    <w:p>
-                                      <w:pPr>
-                                        <w:keepNext/>
-                                        <w:spacing w:after="120"/>
-                                        <w:jc w:val="right"/>
-                                        <w:rPr>
-                                          <w:rFonts w:ascii="Segoe UI" w:hAnsi="Segoe UI" w:cs="Segoe UI"/>
-                                        </w:rPr>
-                                      </w:pPr>
-                                      <w:proofErr w:type="spellStart"/>
-                                      <w:r>
-                                        <w:rPr>
-                                          <w:rFonts w:ascii="Segoe UI" w:hAnsi="Segoe UI" w:cs="Segoe UI"/>
-                                        </w:rPr>
-                                        <w:t>OutstandingQty_SalesLine</w:t>
-                                      </w:r>
-                                      <w:proofErr w:type="spellEnd"/>
-                                    </w:p>
-                                  </w:tc>
-                                </w:sdtContent>
-                              </w:sdt>
-                              <w:sdt>
-                                <w:sdtPr>
-                                  <w:rPr>
-                                    <w:rFonts w:ascii="Segoe UI" w:hAnsi="Segoe UI" w:cs="Segoe UI"/>
-                                  </w:rPr>
-                                  <w:alias w:val="OtherBackOrders_SalesLine"/>
-                                  <w:tag w:val="#BC:InsertDataItem,DataItems/Item/Sales_Line/OtherBackOrders_SalesLine"/>
-                                  <w:id w:val="-881168665"/>
-                                  <w:placeholder>
-                                    <w:docPart w:val="DefaultPlaceholder_-1854013440"/>
-                                  </w:placeholder>
-                                  <w:dataBinding w:prefixMappings="&lt;xmlns:ns0='urn:microsoft-dynamics-nav/reports/Inventory_Sales_Back_Orders/718/' " w:xpath="/ns0:NavWordReportXmlPart[1]/ns0:Item[1]/ns0:Sales_Line[1]/ns0:OtherBackOrders_SalesLine[1]" w:storeItemID="{00000000-0000-0000-0000-000000000000}"/>
-                                  <w15:color w:val="808080"/>
-                                  <w:text/>
-                                </w:sdtPr>
-                                <w:sdtContent>
-                                  <w:tc>
-                                    <w:tcPr>
-                                      <w:tcW w:w="1728" w:type="dxa"/>
-                                      <w:vAlign w:val="center"/>
-                                    </w:tcPr>
-                                    <w:p>
-                                      <w:pPr>
-                                        <w:keepNext/>
-                                        <w:spacing w:after="120"/>
-                                        <w:jc w:val="center"/>
-                                        <w:rPr>
-                                          <w:rFonts w:ascii="Segoe UI" w:hAnsi="Segoe UI" w:cs="Segoe UI"/>
-                                        </w:rPr>
-                                      </w:pPr>
-                                      <w:proofErr w:type="spellStart"/>
-                                      <w:r>
-                                        <w:rPr>
-                                          <w:rFonts w:ascii="Segoe UI" w:hAnsi="Segoe UI" w:cs="Segoe UI"/>
-                                        </w:rPr>
-                                        <w:t>OtherBackOrders_SalesLine</w:t>
-                                      </w:r>
-                                      <w:proofErr w:type="spellEnd"/>
-                                    </w:p>
-                                  </w:tc>
-                                </w:sdtContent>
-                              </w:sdt>
-                            </w:tr>
+                                  <w:t>_SalesLine</w:t>
+                                </w:r>
+                                <w:proofErr w:type="spellEnd"/>
+                              </w:p>
+                            </w:tc>
                           </w:sdtContent>
                         </w:sdt>
-                      </w:sdtContent>
-                    </w:sdt>
-                  </w:tbl>
-                  <w:p>
-                    <w:pPr>
-                      <w:keepNext/>
-                      <w:spacing w:after="120"/>
-                      <w:jc w:val="right"/>
-                      <w:rPr>
-                        <w:rFonts w:ascii="Segoe UI" w:hAnsi="Segoe UI" w:cs="Segoe UI"/>
-                        <w:b w:val="0"/>
-                        <w:bCs w:val="0"/>
-                      </w:rPr>
-                    </w:pPr>
-                  </w:p>
-                </w:tc>
-              </w:tr>
+                        <w:sdt>
+                          <w:sdtPr>
+                            <w:rPr>
+                              <w:rFonts w:cs="Segoe UI"/>
+                            </w:rPr>
+                            <w:alias w:val="#Nav: /Item/Sales_Line/CustName_SalesLine"/>
+                            <w:tag w:val="#Nav: Inventory_Sales_Back_Orders/718"/>
+                            <w:id w:val="1816984566"/>
+                            <w:placeholder>
+                              <w:docPart w:val="B08C8B702EF148A1926C2663D231FCC9"/>
+                            </w:placeholder>
+                            <w15:dataBinding w:prefixMappings="xmlns:ns0='urn:microsoft-dynamics-nav/reports/Inventory_Sales_Back_Orders/718/'" w:xpath="/ns0:NavWordReportXmlPart[1]/ns0:Item[1]/ns0:Sales_Line[1]/ns0:CustName_SalesLine[1]" w:storeItemID="{332D25FA-F9CA-4943-AEAD-B3FC7FC538F0}" w16sdtdh:storeItemChecksum="e0sKLg=="/>
+                          </w:sdtPr>
+                          <w:sdtContent>
+                            <w:tc>
+                              <w:tcPr>
+                                <w:tcW w:w="3420" w:type="dxa"/>
+                                <w:shd w:val="clear" w:color="auto" w:fill="E7EDE7" w:themeFill="accent2" w:themeFillTint="33"/>
+                              </w:tcPr>
+                              <w:p>
+                                <w:pPr>
+                                  <w:rPr>
+                                    <w:rFonts w:cs="Segoe UI"/>
+                                  </w:rPr>
+                                </w:pPr>
+                                <w:proofErr w:type="spellStart"/>
+                                <w:r>
+                                  <w:rPr>
+                                    <w:rFonts w:cs="Segoe UI"/>
+                                  </w:rPr>
+                                  <w:t>CustName_SalesLine</w:t>
+                                </w:r>
+                                <w:proofErr w:type="spellEnd"/>
+                              </w:p>
+                            </w:tc>
+                          </w:sdtContent>
+                        </w:sdt>
+                        <w:sdt>
+                          <w:sdtPr>
+                            <w:rPr>
+                              <w:rFonts w:cs="Segoe UI"/>
+                            </w:rPr>
+                            <w:alias w:val="#Nav: /Item/Sales_Line/CustPhoneNo_SalesLine"/>
+                            <w:tag w:val="#Nav: Inventory_Sales_Back_Orders/718"/>
+                            <w:id w:val="-514079202"/>
+                            <w:placeholder>
+                              <w:docPart w:val="B08C8B702EF148A1926C2663D231FCC9"/>
+                            </w:placeholder>
+                            <w15:dataBinding w:prefixMappings="xmlns:ns0='urn:microsoft-dynamics-nav/reports/Inventory_Sales_Back_Orders/718/'" w:xpath="/ns0:NavWordReportXmlPart[1]/ns0:Item[1]/ns0:Sales_Line[1]/ns0:CustPhoneNo_SalesLine[1]" w:storeItemID="{332D25FA-F9CA-4943-AEAD-B3FC7FC538F0}" w16sdtdh:storeItemChecksum="e0sKLg=="/>
+                          </w:sdtPr>
+                          <w:sdtContent>
+                            <w:tc>
+                              <w:tcPr>
+                                <w:tcW w:w="2070" w:type="dxa"/>
+                                <w:shd w:val="clear" w:color="auto" w:fill="E7EDE7" w:themeFill="accent2" w:themeFillTint="33"/>
+                              </w:tcPr>
+                              <w:p>
+                                <w:pPr>
+                                  <w:rPr>
+                                    <w:rFonts w:cs="Segoe UI"/>
+                                  </w:rPr>
+                                </w:pPr>
+                                <w:proofErr w:type="spellStart"/>
+                                <w:r>
+                                  <w:rPr>
+                                    <w:rFonts w:cs="Segoe UI"/>
+                                  </w:rPr>
+                                  <w:t>CustPhoneNo_SalesLine</w:t>
+                                </w:r>
+                                <w:proofErr w:type="spellEnd"/>
+                              </w:p>
+                            </w:tc>
+                          </w:sdtContent>
+                        </w:sdt>
+                        <w:sdt>
+                          <w:sdtPr>
+                            <w:rPr>
+                              <w:rFonts w:cs="Segoe UI"/>
+                            </w:rPr>
+                            <w:alias w:val="#Nav: /Item/Sales_Line/ShipmentDate_SalesLine"/>
+                            <w:tag w:val="#Nav: Inventory_Sales_Back_Orders/718"/>
+                            <w:id w:val="1292013716"/>
+                            <w:placeholder>
+                              <w:docPart w:val="B08C8B702EF148A1926C2663D231FCC9"/>
+                            </w:placeholder>
+                            <w15:dataBinding w:prefixMappings="xmlns:ns0='urn:microsoft-dynamics-nav/reports/Inventory_Sales_Back_Orders/718/'" w:xpath="/ns0:NavWordReportXmlPart[1]/ns0:Item[1]/ns0:Sales_Line[1]/ns0:ShipmentDate_SalesLine[1]" w:storeItemID="{332D25FA-F9CA-4943-AEAD-B3FC7FC538F0}" w16sdtdh:storeItemChecksum="e0sKLg=="/>
+                          </w:sdtPr>
+                          <w:sdtContent>
+                            <w:tc>
+                              <w:tcPr>
+                                <w:tcW w:w="1170" w:type="dxa"/>
+                                <w:shd w:val="clear" w:color="auto" w:fill="E7EDE7" w:themeFill="accent2" w:themeFillTint="33"/>
+                              </w:tcPr>
+                              <w:p>
+                                <w:pPr>
+                                  <w:rPr>
+                                    <w:rFonts w:cs="Segoe UI"/>
+                                  </w:rPr>
+                                </w:pPr>
+                                <w:proofErr w:type="spellStart"/>
+                                <w:r>
+                                  <w:rPr>
+                                    <w:rFonts w:cs="Segoe UI"/>
+                                  </w:rPr>
+                                  <w:t>ShipmentDate_SalesLine</w:t>
+                                </w:r>
+                                <w:proofErr w:type="spellEnd"/>
+                              </w:p>
+                            </w:tc>
+                          </w:sdtContent>
+                        </w:sdt>
+                        <w:sdt>
+                          <w:sdtPr>
+                            <w:rPr>
+                              <w:rFonts w:cs="Segoe UI"/>
+                            </w:rPr>
+                            <w:alias w:val="#Nav: /Item/Sales_Line/Quantity_SalesLine"/>
+                            <w:tag w:val="#Nav: Inventory_Sales_Back_Orders/718"/>
+                            <w:id w:val="1144701656"/>
+                            <w:placeholder>
+                              <w:docPart w:val="B08C8B702EF148A1926C2663D231FCC9"/>
+                            </w:placeholder>
+                            <w15:dataBinding w:prefixMappings="xmlns:ns0='urn:microsoft-dynamics-nav/reports/Inventory_Sales_Back_Orders/718/'" w:xpath="/ns0:NavWordReportXmlPart[1]/ns0:Item[1]/ns0:Sales_Line[1]/ns0:Quantity_SalesLine[1]" w:storeItemID="{332D25FA-F9CA-4943-AEAD-B3FC7FC538F0}" w16sdtdh:storeItemChecksum="e0sKLg=="/>
+                          </w:sdtPr>
+                          <w:sdtContent>
+                            <w:tc>
+                              <w:tcPr>
+                                <w:tcW w:w="1890" w:type="dxa"/>
+                                <w:shd w:val="clear" w:color="auto" w:fill="E7EDE7" w:themeFill="accent2" w:themeFillTint="33"/>
+                              </w:tcPr>
+                              <w:p>
+                                <w:pPr>
+                                  <w:jc w:val="right"/>
+                                  <w:rPr>
+                                    <w:rFonts w:cs="Segoe UI"/>
+                                  </w:rPr>
+                                </w:pPr>
+                                <w:proofErr w:type="spellStart"/>
+                                <w:r>
+                                  <w:rPr>
+                                    <w:rFonts w:cs="Segoe UI"/>
+                                  </w:rPr>
+                                  <w:t>Quantity_SalesLine</w:t>
+                                </w:r>
+                                <w:proofErr w:type="spellEnd"/>
+                              </w:p>
+                            </w:tc>
+                          </w:sdtContent>
+                        </w:sdt>
+                        <w:sdt>
+                          <w:sdtPr>
+                            <w:rPr>
+                              <w:rFonts w:cs="Segoe UI"/>
+                            </w:rPr>
+                            <w:alias w:val="#Nav: /Item/Sales_Line/OutstandingQty_SalesLine"/>
+                            <w:tag w:val="#Nav: Inventory_Sales_Back_Orders/718"/>
+                            <w:id w:val="689413737"/>
+                            <w:placeholder>
+                              <w:docPart w:val="B08C8B702EF148A1926C2663D231FCC9"/>
+                            </w:placeholder>
+                            <w15:dataBinding w:prefixMappings="xmlns:ns0='urn:microsoft-dynamics-nav/reports/Inventory_Sales_Back_Orders/718/'" w:xpath="/ns0:NavWordReportXmlPart[1]/ns0:Item[1]/ns0:Sales_Line[1]/ns0:OutstandingQty_SalesLine[1]" w:storeItemID="{332D25FA-F9CA-4943-AEAD-B3FC7FC538F0}" w16sdtdh:storeItemChecksum="e0sKLg=="/>
+                          </w:sdtPr>
+                          <w:sdtContent>
+                            <w:tc>
+                              <w:tcPr>
+                                <w:tcW w:w="1530" w:type="dxa"/>
+                                <w:shd w:val="clear" w:color="auto" w:fill="E7EDE7" w:themeFill="accent2" w:themeFillTint="33"/>
+                              </w:tcPr>
+                              <w:p>
+                                <w:pPr>
+                                  <w:jc w:val="right"/>
+                                  <w:rPr>
+                                    <w:rFonts w:cs="Segoe UI"/>
+                                  </w:rPr>
+                                </w:pPr>
+                                <w:proofErr w:type="spellStart"/>
+                                <w:r>
+                                  <w:rPr>
+                                    <w:rFonts w:cs="Segoe UI"/>
+                                  </w:rPr>
+                                  <w:t>OutstandingQty_SalesLine</w:t>
+                                </w:r>
+                                <w:proofErr w:type="spellEnd"/>
+                              </w:p>
+                            </w:tc>
+                          </w:sdtContent>
+                        </w:sdt>
+                        <w:sdt>
+                          <w:sdtPr>
+                            <w:rPr>
+                              <w:rFonts w:cs="Segoe UI"/>
+                            </w:rPr>
+                            <w:alias w:val="#Nav: /Item/Sales_Line/OtherBackOrders_SalesLine"/>
+                            <w:tag w:val="#Nav: Inventory_Sales_Back_Orders/718"/>
+                            <w:id w:val="801589146"/>
+                            <w:placeholder>
+                              <w:docPart w:val="B08C8B702EF148A1926C2663D231FCC9"/>
+                            </w:placeholder>
+                            <w15:dataBinding w:prefixMappings="xmlns:ns0='urn:microsoft-dynamics-nav/reports/Inventory_Sales_Back_Orders/718/'" w:xpath="/ns0:NavWordReportXmlPart[1]/ns0:Item[1]/ns0:Sales_Line[1]/ns0:OtherBackOrders_SalesLine[1]" w:storeItemID="{332D25FA-F9CA-4943-AEAD-B3FC7FC538F0}" w16sdtdh:storeItemChecksum="e0sKLg=="/>
+                          </w:sdtPr>
+                          <w:sdtContent>
+                            <w:tc>
+                              <w:tcPr>
+                                <w:tcW w:w="1620" w:type="dxa"/>
+                                <w:shd w:val="clear" w:color="auto" w:fill="E7EDE7" w:themeFill="accent2" w:themeFillTint="33"/>
+                              </w:tcPr>
+                              <w:p>
+                                <w:pPr>
+                                  <w:rPr>
+                                    <w:rFonts w:cs="Segoe UI"/>
+                                  </w:rPr>
+                                </w:pPr>
+                                <w:proofErr w:type="spellStart"/>
+                                <w:r>
+                                  <w:rPr>
+                                    <w:rFonts w:cs="Segoe UI"/>
+                                  </w:rPr>
+                                  <w:t>OtherBackOrders_SalesLine</w:t>
+                                </w:r>
+                                <w:proofErr w:type="spellEnd"/>
+                              </w:p>
+                            </w:tc>
+                          </w:sdtContent>
+                        </w:sdt>
+                      </w:tr>
+                    </w:sdtContent>
+                  </w:sdt>
+                </w:sdtContent>
+              </w:sdt>
               <w:tr>
                 <w:trPr>
-                  <w:trHeight w:val="198"/>
+                  <w:trHeight w:val="198" w:hRule="exact"/>
                 </w:trPr>
                 <w:tc>
                   <w:tcPr>
@@ -1128,49 +1031,34 @@
                       <w:tabs>
                         <w:tab w:val="left" w:pos="528"/>
                       </w:tabs>
-                      <w:cnfStyle w:val="001000000000" w:firstRow="0" w:lastRow="0" w:firstColumn="1" w:lastColumn="0" w:oddVBand="0" w:evenVBand="0" w:oddHBand="0" w:evenHBand="0" w:firstRowFirstColumn="0" w:firstRowLastColumn="0" w:lastRowFirstColumn="0" w:lastRowLastColumn="0"/>
                       <w:rPr>
-                        <w:rFonts w:ascii="Segoe UI" w:hAnsi="Segoe UI" w:cs="Segoe UI"/>
+                        <w:rFonts w:cs="Segoe UI"/>
                       </w:rPr>
                     </w:pPr>
                   </w:p>
                 </w:tc>
                 <w:sdt>
                   <w:sdtPr>
-                    <w:rPr>
-                      <w:rFonts w:ascii="Segoe UI" w:hAnsi="Segoe UI" w:cs="Segoe UI"/>
-                      <w:b/>
-                      <w:bCs/>
-                    </w:rPr>
                     <w:alias w:val="#Nav: /Item/Description_Item"/>
                     <w:tag w:val="#Nav: Inventory_Sales_Back_Orders/718"/>
-                    <w:id w:val="908651050"/>
+                    <w:id w:val="-1623061783"/>
                     <w:placeholder>
-                      <w:docPart w:val="DefaultPlaceholder_-1854013440"/>
+                      <w:docPart w:val="B08C8B702EF148A1926C2663D231FCC9"/>
                     </w:placeholder>
-                    <w15:dataBinding w:prefixMappings="xmlns:ns0='urn:microsoft-dynamics-nav/reports/Inventory_Sales_Back_Orders/718/'" w:xpath="/ns0:NavWordReportXmlPart[1]/ns0:Item[1]/ns0:Description_Item[1]" w:storeItemID="{332D25FA-F9CA-4943-AEAD-B3FC7FC538F0}" w16sdtdh:storeItemChecksum="TBfvzg=="/>
+                    <w15:dataBinding w:prefixMappings="xmlns:ns0='urn:microsoft-dynamics-nav/reports/Inventory_Sales_Back_Orders/718/'" w:xpath="/ns0:NavWordReportXmlPart[1]/ns0:Item[1]/ns0:Description_Item[1]" w:storeItemID="{332D25FA-F9CA-4943-AEAD-B3FC7FC538F0}" w16sdtdh:storeItemChecksum="e0sKLg=="/>
                   </w:sdtPr>
                   <w:sdtContent>
                     <w:tc>
                       <w:tcPr>
-                        <w:tcW w:w="2521" w:type="dxa"/>
+                        <w:tcW w:w="9181" w:type="dxa"/>
+                        <w:gridSpan w:val="4"/>
                       </w:tcPr>
                       <w:p>
                         <w:pPr>
-                          <w:keepNext/>
-                          <w:rPr>
-                            <w:rFonts w:ascii="Segoe UI" w:hAnsi="Segoe UI" w:cs="Segoe UI"/>
-                            <w:b/>
-                            <w:bCs/>
-                          </w:rPr>
+                          <w:pStyle w:val="BCLabel"/>
                         </w:pPr>
                         <w:proofErr w:type="spellStart"/>
                         <w:r>
-                          <w:rPr>
-                            <w:rFonts w:ascii="Segoe UI" w:hAnsi="Segoe UI" w:cs="Segoe UI"/>
-                            <w:b/>
-                            <w:bCs/>
-                          </w:rPr>
                           <w:t>Description_Item</w:t>
                         </w:r>
                         <w:proofErr w:type="spellEnd"/>
@@ -1180,14 +1068,13 @@
                 </w:sdt>
                 <w:tc>
                   <w:tcPr>
-                    <w:tcW w:w="8550" w:type="dxa"/>
-                    <w:gridSpan w:val="5"/>
+                    <w:tcW w:w="1890" w:type="dxa"/>
                   </w:tcPr>
                   <w:p>
                     <w:pPr>
                       <w:jc w:val="right"/>
                       <w:rPr>
-                        <w:rFonts w:ascii="Segoe UI" w:hAnsi="Segoe UI" w:cs="Segoe UI"/>
+                        <w:rFonts w:cs="Segoe UI" w:asciiTheme="majorHAnsi" w:hAnsiTheme="majorHAnsi"/>
                         <w:b/>
                         <w:bCs/>
                       </w:rPr>
@@ -1197,40 +1084,25 @@
                 <w:tc>
                   <w:tcPr>
                     <w:tcW w:w="1530" w:type="dxa"/>
-                    <w:vAlign w:val="center"/>
                   </w:tcPr>
                   <w:p>
                     <w:pPr>
+                      <w:pStyle w:val="BCLabelNumber"/>
                       <w:jc w:val="right"/>
-                      <w:rPr>
-                        <w:rFonts w:ascii="Segoe UI" w:hAnsi="Segoe UI" w:cs="Segoe UI"/>
-                        <w:b/>
-                        <w:bCs/>
-                      </w:rPr>
                     </w:pPr>
                     <w:sdt>
                       <w:sdtPr>
-                        <w:rPr>
-                          <w:rFonts w:ascii="Segoe UI" w:hAnsi="Segoe UI" w:cs="Segoe UI"/>
-                          <w:b/>
-                          <w:bCs/>
-                        </w:rPr>
                         <w:alias w:val="#Nav: /Item/SubTotals/SubTotals_Outstanding_Qty"/>
                         <w:tag w:val="#Nav: Inventory_Sales_Back_Orders/718"/>
-                        <w:id w:val="401802035"/>
+                        <w:id w:val="-511681865"/>
                         <w:placeholder>
-                          <w:docPart w:val="6AA74C4A428544AC9D08A31DE7ED2C88"/>
+                          <w:docPart w:val="51003663CCD04A51B9518DFA3FF402B9"/>
                         </w:placeholder>
-                        <w15:dataBinding w:prefixMappings="xmlns:ns0='urn:microsoft-dynamics-nav/reports/Inventory_Sales_Back_Orders/718/'" w:xpath="/ns0:NavWordReportXmlPart[1]/ns0:Item[1]/ns0:SubTotals[1]/ns0:SubTotals_Outstanding_Qty[1]" w:storeItemID="{332D25FA-F9CA-4943-AEAD-B3FC7FC538F0}" w16sdtdh:storeItemChecksum="TBfvzg=="/>
+                        <w15:dataBinding w:prefixMappings="xmlns:ns0='urn:microsoft-dynamics-nav/reports/Inventory_Sales_Back_Orders/718/'" w:xpath="/ns0:NavWordReportXmlPart[1]/ns0:Item[1]/ns0:SubTotals[1]/ns0:SubTotals_Outstanding_Qty[1]" w:storeItemID="{332D25FA-F9CA-4943-AEAD-B3FC7FC538F0}" w16sdtdh:storeItemChecksum="e0sKLg=="/>
                       </w:sdtPr>
                       <w:sdtContent>
                         <w:proofErr w:type="spellStart"/>
                         <w:r>
-                          <w:rPr>
-                            <w:rFonts w:ascii="Segoe UI" w:hAnsi="Segoe UI" w:cs="Segoe UI"/>
-                            <w:b/>
-                            <w:bCs/>
-                          </w:rPr>
                           <w:t>SubTotals_Outstanding_Qty</w:t>
                         </w:r>
                         <w:proofErr w:type="spellEnd"/>
@@ -1244,9 +1116,8 @@
                   </w:tcPr>
                   <w:p>
                     <w:pPr>
-                      <w:jc w:val="right"/>
                       <w:rPr>
-                        <w:rFonts w:ascii="Segoe UI" w:hAnsi="Segoe UI" w:cs="Segoe UI"/>
+                        <w:rFonts w:cs="Segoe UI"/>
                         <w:b/>
                         <w:bCs/>
                       </w:rPr>
@@ -1256,17 +1127,16 @@
               </w:tr>
               <w:tr>
                 <w:trPr>
-                  <w:trHeight w:hRule="exact" w:val="113"/>
+                  <w:trHeight w:val="113" w:hRule="exact"/>
                 </w:trPr>
                 <w:tc>
                   <w:tcPr>
-                    <w:cnfStyle w:val="001000000000" w:firstRow="0" w:lastRow="0" w:firstColumn="1" w:lastColumn="0" w:oddVBand="0" w:evenVBand="0" w:oddHBand="0" w:evenHBand="0" w:firstRowFirstColumn="0" w:firstRowLastColumn="0" w:lastRowFirstColumn="0" w:lastRowLastColumn="0"/>
                     <w:tcW w:w="1169" w:type="dxa"/>
                   </w:tcPr>
                   <w:p>
                     <w:pPr>
                       <w:rPr>
-                        <w:rFonts w:ascii="Segoe UI" w:hAnsi="Segoe UI" w:cs="Segoe UI"/>
+                        <w:rFonts w:cs="Segoe UI"/>
                       </w:rPr>
                     </w:pPr>
                   </w:p>
@@ -1277,9 +1147,8 @@
                   </w:tcPr>
                   <w:p>
                     <w:pPr>
-                      <w:cnfStyle w:val="000000000000" w:firstRow="0" w:lastRow="0" w:firstColumn="0" w:lastColumn="0" w:oddVBand="0" w:evenVBand="0" w:oddHBand="0" w:evenHBand="0" w:firstRowFirstColumn="0" w:firstRowLastColumn="0" w:lastRowFirstColumn="0" w:lastRowLastColumn="0"/>
                       <w:rPr>
-                        <w:rFonts w:ascii="Segoe UI" w:hAnsi="Segoe UI" w:cs="Segoe UI"/>
+                        <w:rFonts w:cs="Segoe UI"/>
                       </w:rPr>
                     </w:pPr>
                   </w:p>
@@ -1290,9 +1159,8 @@
                   </w:tcPr>
                   <w:p>
                     <w:pPr>
-                      <w:cnfStyle w:val="000000000000" w:firstRow="0" w:lastRow="0" w:firstColumn="0" w:lastColumn="0" w:oddVBand="0" w:evenVBand="0" w:oddHBand="0" w:evenHBand="0" w:firstRowFirstColumn="0" w:firstRowLastColumn="0" w:lastRowFirstColumn="0" w:lastRowLastColumn="0"/>
                       <w:rPr>
-                        <w:rFonts w:ascii="Segoe UI" w:hAnsi="Segoe UI" w:cs="Segoe UI"/>
+                        <w:rFonts w:cs="Segoe UI"/>
                       </w:rPr>
                     </w:pPr>
                   </w:p>
@@ -1303,9 +1171,8 @@
                   </w:tcPr>
                   <w:p>
                     <w:pPr>
-                      <w:cnfStyle w:val="000000000000" w:firstRow="0" w:lastRow="0" w:firstColumn="0" w:lastColumn="0" w:oddVBand="0" w:evenVBand="0" w:oddHBand="0" w:evenHBand="0" w:firstRowFirstColumn="0" w:firstRowLastColumn="0" w:lastRowFirstColumn="0" w:lastRowLastColumn="0"/>
                       <w:rPr>
-                        <w:rFonts w:ascii="Segoe UI" w:hAnsi="Segoe UI" w:cs="Segoe UI"/>
+                        <w:rFonts w:cs="Segoe UI"/>
                       </w:rPr>
                     </w:pPr>
                   </w:p>
@@ -1316,9 +1183,8 @@
                   </w:tcPr>
                   <w:p>
                     <w:pPr>
-                      <w:cnfStyle w:val="000000000000" w:firstRow="0" w:lastRow="0" w:firstColumn="0" w:lastColumn="0" w:oddVBand="0" w:evenVBand="0" w:oddHBand="0" w:evenHBand="0" w:firstRowFirstColumn="0" w:firstRowLastColumn="0" w:lastRowFirstColumn="0" w:lastRowLastColumn="0"/>
                       <w:rPr>
-                        <w:rFonts w:ascii="Segoe UI" w:hAnsi="Segoe UI" w:cs="Segoe UI"/>
+                        <w:rFonts w:cs="Segoe UI"/>
                       </w:rPr>
                     </w:pPr>
                   </w:p>
@@ -1326,13 +1192,12 @@
                 <w:tc>
                   <w:tcPr>
                     <w:tcW w:w="1890" w:type="dxa"/>
-                    <w:gridSpan w:val="2"/>
                   </w:tcPr>
                   <w:p>
                     <w:pPr>
-                      <w:cnfStyle w:val="000000000000" w:firstRow="0" w:lastRow="0" w:firstColumn="0" w:lastColumn="0" w:oddVBand="0" w:evenVBand="0" w:oddHBand="0" w:evenHBand="0" w:firstRowFirstColumn="0" w:firstRowLastColumn="0" w:lastRowFirstColumn="0" w:lastRowLastColumn="0"/>
+                      <w:jc w:val="right"/>
                       <w:rPr>
-                        <w:rFonts w:ascii="Segoe UI" w:hAnsi="Segoe UI" w:cs="Segoe UI"/>
+                        <w:rFonts w:cs="Segoe UI"/>
                       </w:rPr>
                     </w:pPr>
                   </w:p>
@@ -1343,9 +1208,9 @@
                   </w:tcPr>
                   <w:p>
                     <w:pPr>
-                      <w:cnfStyle w:val="000000000000" w:firstRow="0" w:lastRow="0" w:firstColumn="0" w:lastColumn="0" w:oddVBand="0" w:evenVBand="0" w:oddHBand="0" w:evenHBand="0" w:firstRowFirstColumn="0" w:firstRowLastColumn="0" w:lastRowFirstColumn="0" w:lastRowLastColumn="0"/>
+                      <w:jc w:val="right"/>
                       <w:rPr>
-                        <w:rFonts w:ascii="Segoe UI" w:hAnsi="Segoe UI" w:cs="Segoe UI"/>
+                        <w:rFonts w:cs="Segoe UI"/>
                       </w:rPr>
                     </w:pPr>
                   </w:p>
@@ -1356,9 +1221,8 @@
                   </w:tcPr>
                   <w:p>
                     <w:pPr>
-                      <w:cnfStyle w:val="000000000000" w:firstRow="0" w:lastRow="0" w:firstColumn="0" w:lastColumn="0" w:oddVBand="0" w:evenVBand="0" w:oddHBand="0" w:evenHBand="0" w:firstRowFirstColumn="0" w:firstRowLastColumn="0" w:lastRowFirstColumn="0" w:lastRowLastColumn="0"/>
                       <w:rPr>
-                        <w:rFonts w:ascii="Segoe UI" w:hAnsi="Segoe UI" w:cs="Segoe UI"/>
+                        <w:rFonts w:cs="Segoe UI"/>
                       </w:rPr>
                     </w:pPr>
                   </w:p>
@@ -1369,25 +1233,14 @@
         </w:sdtContent>
       </w:sdt>
     </w:tbl>
-    <w:p/>
-    <w:p/>
     <w:p>
       <w:pPr>
         <w:tabs>
           <w:tab w:val="left" w:pos="4363"/>
         </w:tabs>
       </w:pPr>
-      <w:r>
-        <w:tab/>
-      </w:r>
     </w:p>
     <w:sectPr>
-      <w:headerReference w:type="even" r:id="rId10"/>
-      <w:headerReference w:type="default" r:id="rId11"/>
-      <w:footerReference w:type="even" r:id="rId12"/>
-      <w:footerReference w:type="default" r:id="rId13"/>
-      <w:headerReference w:type="first" r:id="rId14"/>
-      <w:footerReference w:type="first" r:id="rId15"/>
       <w:pgSz w:w="16838" w:h="11906" w:orient="landscape"/>
       <w:pgMar w:top="720" w:right="720" w:bottom="720" w:left="720" w:header="708" w:footer="708" w:gutter="0"/>
       <w:cols w:space="708"/>
@@ -1422,36 +1275,6 @@
 </w:endnotes>
 </file>
 
-<file path=word/footer1.xml><?xml version="1.0" encoding="utf-8"?>
-<w:ftr xmlns:wpc="http://schemas.microsoft.com/office/word/2010/wordprocessingCanvas" xmlns:cx="http://schemas.microsoft.com/office/drawing/2014/chartex" xmlns:cx1="http://schemas.microsoft.com/office/drawing/2015/9/8/chartex" xmlns:cx2="http://schemas.microsoft.com/office/drawing/2015/10/21/chartex" xmlns:cx3="http://schemas.microsoft.com/office/drawing/2016/5/9/chartex" xmlns:cx4="http://schemas.microsoft.com/office/drawing/2016/5/10/chartex" xmlns:cx5="http://schemas.microsoft.com/office/drawing/2016/5/11/chartex" xmlns:cx6="http://schemas.microsoft.com/office/drawing/2016/5/12/chartex" xmlns:cx7="http://schemas.microsoft.com/office/drawing/2016/5/13/chartex" xmlns:cx8="http://schemas.microsoft.com/office/drawing/2016/5/14/chartex" xmlns:mc="http://schemas.openxmlformats.org/markup-compatibility/2006" xmlns:aink="http://schemas.microsoft.com/office/drawing/2016/ink" xmlns:am3d="http://schemas.microsoft.com/office/drawing/2017/model3d" xmlns:o="urn:schemas-microsoft-com:office:office" xmlns:oel="http://schemas.microsoft.com/office/2019/extlst" xmlns:r="http://schemas.openxmlformats.org/officeDocument/2006/relationships" xmlns:m="http://schemas.openxmlformats.org/officeDocument/2006/math" xmlns:v="urn:schemas-microsoft-com:vml" xmlns:wp14="http://schemas.microsoft.com/office/word/2010/wordprocessingDrawing" xmlns:wp="http://schemas.openxmlformats.org/drawingml/2006/wordprocessingDrawing" xmlns:w10="urn:schemas-microsoft-com:office:word" xmlns:w="http://schemas.openxmlformats.org/wordprocessingml/2006/main" xmlns:w14="http://schemas.microsoft.com/office/word/2010/wordml" xmlns:w15="http://schemas.microsoft.com/office/word/2012/wordml" xmlns:w16cex="http://schemas.microsoft.com/office/word/2018/wordml/cex" xmlns:w16cid="http://schemas.microsoft.com/office/word/2016/wordml/cid" xmlns:w16="http://schemas.microsoft.com/office/word/2018/wordml" xmlns:w16du="http://schemas.microsoft.com/office/word/2023/wordml/word16du" xmlns:w16sdtdh="http://schemas.microsoft.com/office/word/2020/wordml/sdtdatahash" xmlns:w16sdtfl="http://schemas.microsoft.com/office/word/2024/wordml/sdtformatlock" xmlns:w16se="http://schemas.microsoft.com/office/word/2015/wordml/symex" xmlns:wpg="http://schemas.microsoft.com/office/word/2010/wordprocessingGroup" xmlns:wpi="http://schemas.microsoft.com/office/word/2010/wordprocessingInk" xmlns:wne="http://schemas.microsoft.com/office/word/2006/wordml" xmlns:wps="http://schemas.microsoft.com/office/word/2010/wordprocessingShape" mc:Ignorable="w14 w15 w16se w16cid w16 w16cex w16sdtdh w16sdtfl w16du wp14">
-  <w:p>
-    <w:pPr>
-      <w:pStyle w:val="Footer"/>
-    </w:pPr>
-  </w:p>
-</w:ftr>
-</file>
-
-<file path=word/footer2.xml><?xml version="1.0" encoding="utf-8"?>
-<w:ftr xmlns:wpc="http://schemas.microsoft.com/office/word/2010/wordprocessingCanvas" xmlns:cx="http://schemas.microsoft.com/office/drawing/2014/chartex" xmlns:cx1="http://schemas.microsoft.com/office/drawing/2015/9/8/chartex" xmlns:cx2="http://schemas.microsoft.com/office/drawing/2015/10/21/chartex" xmlns:cx3="http://schemas.microsoft.com/office/drawing/2016/5/9/chartex" xmlns:cx4="http://schemas.microsoft.com/office/drawing/2016/5/10/chartex" xmlns:cx5="http://schemas.microsoft.com/office/drawing/2016/5/11/chartex" xmlns:cx6="http://schemas.microsoft.com/office/drawing/2016/5/12/chartex" xmlns:cx7="http://schemas.microsoft.com/office/drawing/2016/5/13/chartex" xmlns:cx8="http://schemas.microsoft.com/office/drawing/2016/5/14/chartex" xmlns:mc="http://schemas.openxmlformats.org/markup-compatibility/2006" xmlns:aink="http://schemas.microsoft.com/office/drawing/2016/ink" xmlns:am3d="http://schemas.microsoft.com/office/drawing/2017/model3d" xmlns:o="urn:schemas-microsoft-com:office:office" xmlns:oel="http://schemas.microsoft.com/office/2019/extlst" xmlns:r="http://schemas.openxmlformats.org/officeDocument/2006/relationships" xmlns:m="http://schemas.openxmlformats.org/officeDocument/2006/math" xmlns:v="urn:schemas-microsoft-com:vml" xmlns:wp14="http://schemas.microsoft.com/office/word/2010/wordprocessingDrawing" xmlns:wp="http://schemas.openxmlformats.org/drawingml/2006/wordprocessingDrawing" xmlns:w10="urn:schemas-microsoft-com:office:word" xmlns:w="http://schemas.openxmlformats.org/wordprocessingml/2006/main" xmlns:w14="http://schemas.microsoft.com/office/word/2010/wordml" xmlns:w15="http://schemas.microsoft.com/office/word/2012/wordml" xmlns:w16cex="http://schemas.microsoft.com/office/word/2018/wordml/cex" xmlns:w16cid="http://schemas.microsoft.com/office/word/2016/wordml/cid" xmlns:w16="http://schemas.microsoft.com/office/word/2018/wordml" xmlns:w16du="http://schemas.microsoft.com/office/word/2023/wordml/word16du" xmlns:w16sdtdh="http://schemas.microsoft.com/office/word/2020/wordml/sdtdatahash" xmlns:w16sdtfl="http://schemas.microsoft.com/office/word/2024/wordml/sdtformatlock" xmlns:w16se="http://schemas.microsoft.com/office/word/2015/wordml/symex" xmlns:wpg="http://schemas.microsoft.com/office/word/2010/wordprocessingGroup" xmlns:wpi="http://schemas.microsoft.com/office/word/2010/wordprocessingInk" xmlns:wne="http://schemas.microsoft.com/office/word/2006/wordml" xmlns:wps="http://schemas.microsoft.com/office/word/2010/wordprocessingShape" mc:Ignorable="w14 w15 w16se w16cid w16 w16cex w16sdtdh w16sdtfl w16du wp14">
-  <w:p>
-    <w:pPr>
-      <w:pStyle w:val="Footer"/>
-    </w:pPr>
-  </w:p>
-</w:ftr>
-</file>
-
-<file path=word/footer3.xml><?xml version="1.0" encoding="utf-8"?>
-<w:ftr xmlns:wpc="http://schemas.microsoft.com/office/word/2010/wordprocessingCanvas" xmlns:cx="http://schemas.microsoft.com/office/drawing/2014/chartex" xmlns:cx1="http://schemas.microsoft.com/office/drawing/2015/9/8/chartex" xmlns:cx2="http://schemas.microsoft.com/office/drawing/2015/10/21/chartex" xmlns:cx3="http://schemas.microsoft.com/office/drawing/2016/5/9/chartex" xmlns:cx4="http://schemas.microsoft.com/office/drawing/2016/5/10/chartex" xmlns:cx5="http://schemas.microsoft.com/office/drawing/2016/5/11/chartex" xmlns:cx6="http://schemas.microsoft.com/office/drawing/2016/5/12/chartex" xmlns:cx7="http://schemas.microsoft.com/office/drawing/2016/5/13/chartex" xmlns:cx8="http://schemas.microsoft.com/office/drawing/2016/5/14/chartex" xmlns:mc="http://schemas.openxmlformats.org/markup-compatibility/2006" xmlns:aink="http://schemas.microsoft.com/office/drawing/2016/ink" xmlns:am3d="http://schemas.microsoft.com/office/drawing/2017/model3d" xmlns:o="urn:schemas-microsoft-com:office:office" xmlns:oel="http://schemas.microsoft.com/office/2019/extlst" xmlns:r="http://schemas.openxmlformats.org/officeDocument/2006/relationships" xmlns:m="http://schemas.openxmlformats.org/officeDocument/2006/math" xmlns:v="urn:schemas-microsoft-com:vml" xmlns:wp14="http://schemas.microsoft.com/office/word/2010/wordprocessingDrawing" xmlns:wp="http://schemas.openxmlformats.org/drawingml/2006/wordprocessingDrawing" xmlns:w10="urn:schemas-microsoft-com:office:word" xmlns:w="http://schemas.openxmlformats.org/wordprocessingml/2006/main" xmlns:w14="http://schemas.microsoft.com/office/word/2010/wordml" xmlns:w15="http://schemas.microsoft.com/office/word/2012/wordml" xmlns:w16cex="http://schemas.microsoft.com/office/word/2018/wordml/cex" xmlns:w16cid="http://schemas.microsoft.com/office/word/2016/wordml/cid" xmlns:w16="http://schemas.microsoft.com/office/word/2018/wordml" xmlns:w16du="http://schemas.microsoft.com/office/word/2023/wordml/word16du" xmlns:w16sdtdh="http://schemas.microsoft.com/office/word/2020/wordml/sdtdatahash" xmlns:w16sdtfl="http://schemas.microsoft.com/office/word/2024/wordml/sdtformatlock" xmlns:w16se="http://schemas.microsoft.com/office/word/2015/wordml/symex" xmlns:wpg="http://schemas.microsoft.com/office/word/2010/wordprocessingGroup" xmlns:wpi="http://schemas.microsoft.com/office/word/2010/wordprocessingInk" xmlns:wne="http://schemas.microsoft.com/office/word/2006/wordml" xmlns:wps="http://schemas.microsoft.com/office/word/2010/wordprocessingShape" mc:Ignorable="w14 w15 w16se w16cid w16 w16cex w16sdtdh w16sdtfl w16du wp14">
-  <w:p>
-    <w:pPr>
-      <w:pStyle w:val="Footer"/>
-    </w:pPr>
-  </w:p>
-</w:ftr>
-</file>
-
 <file path=word/footnotes.xml><?xml version="1.0" encoding="utf-8"?>
 <w:footnotes xmlns:wpc="http://schemas.microsoft.com/office/word/2010/wordprocessingCanvas" xmlns:cx="http://schemas.microsoft.com/office/drawing/2014/chartex" xmlns:cx1="http://schemas.microsoft.com/office/drawing/2015/9/8/chartex" xmlns:cx2="http://schemas.microsoft.com/office/drawing/2015/10/21/chartex" xmlns:cx3="http://schemas.microsoft.com/office/drawing/2016/5/9/chartex" xmlns:cx4="http://schemas.microsoft.com/office/drawing/2016/5/10/chartex" xmlns:cx5="http://schemas.microsoft.com/office/drawing/2016/5/11/chartex" xmlns:cx6="http://schemas.microsoft.com/office/drawing/2016/5/12/chartex" xmlns:cx7="http://schemas.microsoft.com/office/drawing/2016/5/13/chartex" xmlns:cx8="http://schemas.microsoft.com/office/drawing/2016/5/14/chartex" xmlns:mc="http://schemas.openxmlformats.org/markup-compatibility/2006" xmlns:aink="http://schemas.microsoft.com/office/drawing/2016/ink" xmlns:am3d="http://schemas.microsoft.com/office/drawing/2017/model3d" xmlns:o="urn:schemas-microsoft-com:office:office" xmlns:oel="http://schemas.microsoft.com/office/2019/extlst" xmlns:r="http://schemas.openxmlformats.org/officeDocument/2006/relationships" xmlns:m="http://schemas.openxmlformats.org/officeDocument/2006/math" xmlns:v="urn:schemas-microsoft-com:vml" xmlns:wp14="http://schemas.microsoft.com/office/word/2010/wordprocessingDrawing" xmlns:wp="http://schemas.openxmlformats.org/drawingml/2006/wordprocessingDrawing" xmlns:w10="urn:schemas-microsoft-com:office:word" xmlns:w="http://schemas.openxmlformats.org/wordprocessingml/2006/main" xmlns:w14="http://schemas.microsoft.com/office/word/2010/wordml" xmlns:w15="http://schemas.microsoft.com/office/word/2012/wordml" xmlns:w16cex="http://schemas.microsoft.com/office/word/2018/wordml/cex" xmlns:w16cid="http://schemas.microsoft.com/office/word/2016/wordml/cid" xmlns:w16="http://schemas.microsoft.com/office/word/2018/wordml" xmlns:w16du="http://schemas.microsoft.com/office/word/2023/wordml/word16du" xmlns:w16sdtdh="http://schemas.microsoft.com/office/word/2020/wordml/sdtdatahash" xmlns:w16sdtfl="http://schemas.microsoft.com/office/word/2024/wordml/sdtformatlock" xmlns:w16se="http://schemas.microsoft.com/office/word/2015/wordml/symex" xmlns:wpg="http://schemas.microsoft.com/office/word/2010/wordprocessingGroup" xmlns:wpi="http://schemas.microsoft.com/office/word/2010/wordprocessingInk" xmlns:wne="http://schemas.microsoft.com/office/word/2006/wordml" xmlns:wps="http://schemas.microsoft.com/office/word/2010/wordprocessingShape" mc:Ignorable="w14 w15 w16se w16cid w16 w16cex w16sdtdh w16sdtfl w16du wp14">
   <w:footnote w:type="separator" w:id="-1">
@@ -1475,36 +1298,6 @@
     </w:p>
   </w:footnote>
 </w:footnotes>
-</file>
-
-<file path=word/header1.xml><?xml version="1.0" encoding="utf-8"?>
-<w:hdr xmlns:wpc="http://schemas.microsoft.com/office/word/2010/wordprocessingCanvas" xmlns:cx="http://schemas.microsoft.com/office/drawing/2014/chartex" xmlns:cx1="http://schemas.microsoft.com/office/drawing/2015/9/8/chartex" xmlns:cx2="http://schemas.microsoft.com/office/drawing/2015/10/21/chartex" xmlns:cx3="http://schemas.microsoft.com/office/drawing/2016/5/9/chartex" xmlns:cx4="http://schemas.microsoft.com/office/drawing/2016/5/10/chartex" xmlns:cx5="http://schemas.microsoft.com/office/drawing/2016/5/11/chartex" xmlns:cx6="http://schemas.microsoft.com/office/drawing/2016/5/12/chartex" xmlns:cx7="http://schemas.microsoft.com/office/drawing/2016/5/13/chartex" xmlns:cx8="http://schemas.microsoft.com/office/drawing/2016/5/14/chartex" xmlns:mc="http://schemas.openxmlformats.org/markup-compatibility/2006" xmlns:aink="http://schemas.microsoft.com/office/drawing/2016/ink" xmlns:am3d="http://schemas.microsoft.com/office/drawing/2017/model3d" xmlns:o="urn:schemas-microsoft-com:office:office" xmlns:oel="http://schemas.microsoft.com/office/2019/extlst" xmlns:r="http://schemas.openxmlformats.org/officeDocument/2006/relationships" xmlns:m="http://schemas.openxmlformats.org/officeDocument/2006/math" xmlns:v="urn:schemas-microsoft-com:vml" xmlns:wp14="http://schemas.microsoft.com/office/word/2010/wordprocessingDrawing" xmlns:wp="http://schemas.openxmlformats.org/drawingml/2006/wordprocessingDrawing" xmlns:w10="urn:schemas-microsoft-com:office:word" xmlns:w="http://schemas.openxmlformats.org/wordprocessingml/2006/main" xmlns:w14="http://schemas.microsoft.com/office/word/2010/wordml" xmlns:w15="http://schemas.microsoft.com/office/word/2012/wordml" xmlns:w16cex="http://schemas.microsoft.com/office/word/2018/wordml/cex" xmlns:w16cid="http://schemas.microsoft.com/office/word/2016/wordml/cid" xmlns:w16="http://schemas.microsoft.com/office/word/2018/wordml" xmlns:w16du="http://schemas.microsoft.com/office/word/2023/wordml/word16du" xmlns:w16sdtdh="http://schemas.microsoft.com/office/word/2020/wordml/sdtdatahash" xmlns:w16sdtfl="http://schemas.microsoft.com/office/word/2024/wordml/sdtformatlock" xmlns:w16se="http://schemas.microsoft.com/office/word/2015/wordml/symex" xmlns:wpg="http://schemas.microsoft.com/office/word/2010/wordprocessingGroup" xmlns:wpi="http://schemas.microsoft.com/office/word/2010/wordprocessingInk" xmlns:wne="http://schemas.microsoft.com/office/word/2006/wordml" xmlns:wps="http://schemas.microsoft.com/office/word/2010/wordprocessingShape" mc:Ignorable="w14 w15 w16se w16cid w16 w16cex w16sdtdh w16sdtfl w16du wp14">
-  <w:p>
-    <w:pPr>
-      <w:pStyle w:val="Header"/>
-    </w:pPr>
-  </w:p>
-</w:hdr>
-</file>
-
-<file path=word/header2.xml><?xml version="1.0" encoding="utf-8"?>
-<w:hdr xmlns:wpc="http://schemas.microsoft.com/office/word/2010/wordprocessingCanvas" xmlns:cx="http://schemas.microsoft.com/office/drawing/2014/chartex" xmlns:cx1="http://schemas.microsoft.com/office/drawing/2015/9/8/chartex" xmlns:cx2="http://schemas.microsoft.com/office/drawing/2015/10/21/chartex" xmlns:cx3="http://schemas.microsoft.com/office/drawing/2016/5/9/chartex" xmlns:cx4="http://schemas.microsoft.com/office/drawing/2016/5/10/chartex" xmlns:cx5="http://schemas.microsoft.com/office/drawing/2016/5/11/chartex" xmlns:cx6="http://schemas.microsoft.com/office/drawing/2016/5/12/chartex" xmlns:cx7="http://schemas.microsoft.com/office/drawing/2016/5/13/chartex" xmlns:cx8="http://schemas.microsoft.com/office/drawing/2016/5/14/chartex" xmlns:mc="http://schemas.openxmlformats.org/markup-compatibility/2006" xmlns:aink="http://schemas.microsoft.com/office/drawing/2016/ink" xmlns:am3d="http://schemas.microsoft.com/office/drawing/2017/model3d" xmlns:o="urn:schemas-microsoft-com:office:office" xmlns:oel="http://schemas.microsoft.com/office/2019/extlst" xmlns:r="http://schemas.openxmlformats.org/officeDocument/2006/relationships" xmlns:m="http://schemas.openxmlformats.org/officeDocument/2006/math" xmlns:v="urn:schemas-microsoft-com:vml" xmlns:wp14="http://schemas.microsoft.com/office/word/2010/wordprocessingDrawing" xmlns:wp="http://schemas.openxmlformats.org/drawingml/2006/wordprocessingDrawing" xmlns:w10="urn:schemas-microsoft-com:office:word" xmlns:w="http://schemas.openxmlformats.org/wordprocessingml/2006/main" xmlns:w14="http://schemas.microsoft.com/office/word/2010/wordml" xmlns:w15="http://schemas.microsoft.com/office/word/2012/wordml" xmlns:w16cex="http://schemas.microsoft.com/office/word/2018/wordml/cex" xmlns:w16cid="http://schemas.microsoft.com/office/word/2016/wordml/cid" xmlns:w16="http://schemas.microsoft.com/office/word/2018/wordml" xmlns:w16du="http://schemas.microsoft.com/office/word/2023/wordml/word16du" xmlns:w16sdtdh="http://schemas.microsoft.com/office/word/2020/wordml/sdtdatahash" xmlns:w16sdtfl="http://schemas.microsoft.com/office/word/2024/wordml/sdtformatlock" xmlns:w16se="http://schemas.microsoft.com/office/word/2015/wordml/symex" xmlns:wpg="http://schemas.microsoft.com/office/word/2010/wordprocessingGroup" xmlns:wpi="http://schemas.microsoft.com/office/word/2010/wordprocessingInk" xmlns:wne="http://schemas.microsoft.com/office/word/2006/wordml" xmlns:wps="http://schemas.microsoft.com/office/word/2010/wordprocessingShape" mc:Ignorable="w14 w15 w16se w16cid w16 w16cex w16sdtdh w16sdtfl w16du wp14">
-  <w:p>
-    <w:pPr>
-      <w:pStyle w:val="Header"/>
-    </w:pPr>
-  </w:p>
-</w:hdr>
-</file>
-
-<file path=word/header3.xml><?xml version="1.0" encoding="utf-8"?>
-<w:hdr xmlns:wpc="http://schemas.microsoft.com/office/word/2010/wordprocessingCanvas" xmlns:cx="http://schemas.microsoft.com/office/drawing/2014/chartex" xmlns:cx1="http://schemas.microsoft.com/office/drawing/2015/9/8/chartex" xmlns:cx2="http://schemas.microsoft.com/office/drawing/2015/10/21/chartex" xmlns:cx3="http://schemas.microsoft.com/office/drawing/2016/5/9/chartex" xmlns:cx4="http://schemas.microsoft.com/office/drawing/2016/5/10/chartex" xmlns:cx5="http://schemas.microsoft.com/office/drawing/2016/5/11/chartex" xmlns:cx6="http://schemas.microsoft.com/office/drawing/2016/5/12/chartex" xmlns:cx7="http://schemas.microsoft.com/office/drawing/2016/5/13/chartex" xmlns:cx8="http://schemas.microsoft.com/office/drawing/2016/5/14/chartex" xmlns:mc="http://schemas.openxmlformats.org/markup-compatibility/2006" xmlns:aink="http://schemas.microsoft.com/office/drawing/2016/ink" xmlns:am3d="http://schemas.microsoft.com/office/drawing/2017/model3d" xmlns:o="urn:schemas-microsoft-com:office:office" xmlns:oel="http://schemas.microsoft.com/office/2019/extlst" xmlns:r="http://schemas.openxmlformats.org/officeDocument/2006/relationships" xmlns:m="http://schemas.openxmlformats.org/officeDocument/2006/math" xmlns:v="urn:schemas-microsoft-com:vml" xmlns:wp14="http://schemas.microsoft.com/office/word/2010/wordprocessingDrawing" xmlns:wp="http://schemas.openxmlformats.org/drawingml/2006/wordprocessingDrawing" xmlns:w10="urn:schemas-microsoft-com:office:word" xmlns:w="http://schemas.openxmlformats.org/wordprocessingml/2006/main" xmlns:w14="http://schemas.microsoft.com/office/word/2010/wordml" xmlns:w15="http://schemas.microsoft.com/office/word/2012/wordml" xmlns:w16cex="http://schemas.microsoft.com/office/word/2018/wordml/cex" xmlns:w16cid="http://schemas.microsoft.com/office/word/2016/wordml/cid" xmlns:w16="http://schemas.microsoft.com/office/word/2018/wordml" xmlns:w16du="http://schemas.microsoft.com/office/word/2023/wordml/word16du" xmlns:w16sdtdh="http://schemas.microsoft.com/office/word/2020/wordml/sdtdatahash" xmlns:w16sdtfl="http://schemas.microsoft.com/office/word/2024/wordml/sdtformatlock" xmlns:w16se="http://schemas.microsoft.com/office/word/2015/wordml/symex" xmlns:wpg="http://schemas.microsoft.com/office/word/2010/wordprocessingGroup" xmlns:wpi="http://schemas.microsoft.com/office/word/2010/wordprocessingInk" xmlns:wne="http://schemas.microsoft.com/office/word/2006/wordml" xmlns:wps="http://schemas.microsoft.com/office/word/2010/wordprocessingShape" mc:Ignorable="w14 w15 w16se w16cid w16 w16cex w16sdtdh w16sdtfl w16du wp14">
-  <w:p>
-    <w:pPr>
-      <w:pStyle w:val="Header"/>
-    </w:pPr>
-  </w:p>
-</w:hdr>
 </file>
 
 <file path=word/numbering.xml><?xml version="1.0" encoding="utf-8"?>
@@ -2713,7 +2506,7 @@
   <w:style w:type="paragraph" w:default="1" w:styleId="Normal">
     <w:name w:val="Normal"/>
     <w:qFormat/>
-    <w:rsid w:val="009442AD"/>
+    <w:rsid w:val="002D793B"/>
     <w:rPr>
       <w:rFonts w:eastAsiaTheme="minorHAnsi"/>
       <w:color w:val="4D614C" w:themeColor="text1"/>
@@ -2729,7 +2522,7 @@
     <w:link w:val="Heading1Char"/>
     <w:uiPriority w:val="9"/>
     <w:qFormat/>
-    <w:rsid w:val="009442AD"/>
+    <w:rsid w:val="002D793B"/>
     <w:pPr>
       <w:keepNext/>
       <w:keepLines/>
@@ -2750,7 +2543,7 @@
     <w:uiPriority w:val="9"/>
     <w:unhideWhenUsed/>
     <w:qFormat/>
-    <w:rsid w:val="009442AD"/>
+    <w:rsid w:val="002D793B"/>
     <w:pPr>
       <w:keepNext/>
       <w:keepLines/>
@@ -2772,7 +2565,7 @@
     <w:semiHidden/>
     <w:unhideWhenUsed/>
     <w:qFormat/>
-    <w:rsid w:val="009442AD"/>
+    <w:rsid w:val="002D793B"/>
     <w:pPr>
       <w:outlineLvl w:val="2"/>
     </w:pPr>
@@ -2788,7 +2581,7 @@
     <w:uiPriority w:val="9"/>
     <w:unhideWhenUsed/>
     <w:qFormat/>
-    <w:rsid w:val="009442AD"/>
+    <w:rsid w:val="002D793B"/>
     <w:pPr>
       <w:keepNext/>
       <w:keepLines/>
@@ -2810,7 +2603,7 @@
     <w:semiHidden/>
     <w:unhideWhenUsed/>
     <w:qFormat/>
-    <w:rsid w:val="009442AD"/>
+    <w:rsid w:val="002D793B"/>
     <w:pPr>
       <w:keepNext/>
       <w:keepLines/>
@@ -2831,7 +2624,7 @@
     <w:semiHidden/>
     <w:unhideWhenUsed/>
     <w:qFormat/>
-    <w:rsid w:val="009442AD"/>
+    <w:rsid w:val="002D793B"/>
     <w:pPr>
       <w:keepNext/>
       <w:keepLines/>
@@ -2854,7 +2647,7 @@
     <w:semiHidden/>
     <w:unhideWhenUsed/>
     <w:qFormat/>
-    <w:rsid w:val="009442AD"/>
+    <w:rsid w:val="002D793B"/>
     <w:pPr>
       <w:keepNext/>
       <w:keepLines/>
@@ -2875,7 +2668,7 @@
     <w:semiHidden/>
     <w:unhideWhenUsed/>
     <w:qFormat/>
-    <w:rsid w:val="009442AD"/>
+    <w:rsid w:val="002D793B"/>
     <w:pPr>
       <w:keepNext/>
       <w:keepLines/>
@@ -2898,7 +2691,7 @@
     <w:semiHidden/>
     <w:unhideWhenUsed/>
     <w:qFormat/>
-    <w:rsid w:val="009442AD"/>
+    <w:rsid w:val="002D793B"/>
     <w:pPr>
       <w:keepNext/>
       <w:keepLines/>
@@ -2915,7 +2708,7 @@
     <w:uiPriority w:val="1"/>
     <w:semiHidden/>
     <w:unhideWhenUsed/>
-    <w:rsid w:val="009442AD"/>
+    <w:rsid w:val="002D793B"/>
   </w:style>
   <w:style w:type="table" w:default="1" w:styleId="TableNormal">
     <w:name w:val="Normal Table"/>
@@ -2937,7 +2730,7 @@
     <w:uiPriority w:val="99"/>
     <w:semiHidden/>
     <w:unhideWhenUsed/>
-    <w:rsid w:val="009442AD"/>
+    <w:rsid w:val="002D793B"/>
   </w:style>
   <w:style w:type="paragraph" w:styleId="Header">
     <w:name w:val="header"/>
@@ -2945,7 +2738,7 @@
     <w:link w:val="HeaderChar"/>
     <w:uiPriority w:val="99"/>
     <w:unhideWhenUsed/>
-    <w:rsid w:val="009442AD"/>
+    <w:rsid w:val="002D793B"/>
     <w:pPr>
       <w:tabs>
         <w:tab w:val="center" w:pos="4513"/>
@@ -2959,7 +2752,7 @@
     <w:basedOn w:val="DefaultParagraphFont"/>
     <w:link w:val="Header"/>
     <w:uiPriority w:val="99"/>
-    <w:rsid w:val="009442AD"/>
+    <w:rsid w:val="002D793B"/>
     <w:rPr>
       <w:rFonts w:eastAsiaTheme="minorHAnsi"/>
       <w:color w:val="4D614C" w:themeColor="text1"/>
@@ -2973,7 +2766,7 @@
     <w:aliases w:val="BC THEME v.2"/>
     <w:basedOn w:val="TableNormal"/>
     <w:uiPriority w:val="39"/>
-    <w:rsid w:val="009442AD"/>
+    <w:rsid w:val="002D793B"/>
     <w:pPr>
       <w:spacing w:after="0" w:line="240" w:lineRule="auto"/>
     </w:pPr>
@@ -2998,7 +2791,7 @@
     <w:name w:val="Plain Table 1"/>
     <w:basedOn w:val="TableNormal"/>
     <w:uiPriority w:val="41"/>
-    <w:rsid w:val="009442AD"/>
+    <w:rsid w:val="002D793B"/>
     <w:pPr>
       <w:spacing w:after="0" w:line="240" w:lineRule="auto"/>
     </w:pPr>
@@ -3068,7 +2861,7 @@
     <w:basedOn w:val="DefaultParagraphFont"/>
     <w:uiPriority w:val="99"/>
     <w:semiHidden/>
-    <w:rsid w:val="009442AD"/>
+    <w:rsid w:val="002D793B"/>
     <w:rPr>
       <w:color w:val="666666"/>
       <w:sz w:val="16"/>
@@ -3080,7 +2873,7 @@
     <w:link w:val="FooterChar"/>
     <w:uiPriority w:val="99"/>
     <w:unhideWhenUsed/>
-    <w:rsid w:val="009442AD"/>
+    <w:rsid w:val="002D793B"/>
     <w:pPr>
       <w:tabs>
         <w:tab w:val="center" w:pos="4513"/>
@@ -3094,7 +2887,7 @@
     <w:basedOn w:val="DefaultParagraphFont"/>
     <w:link w:val="Footer"/>
     <w:uiPriority w:val="99"/>
-    <w:rsid w:val="009442AD"/>
+    <w:rsid w:val="002D793B"/>
     <w:rPr>
       <w:rFonts w:eastAsiaTheme="minorHAnsi"/>
       <w:color w:val="4D614C" w:themeColor="text1"/>
@@ -3108,7 +2901,7 @@
     <w:basedOn w:val="DefaultParagraphFont"/>
     <w:link w:val="Heading1"/>
     <w:uiPriority w:val="9"/>
-    <w:rsid w:val="009442AD"/>
+    <w:rsid w:val="002D793B"/>
     <w:rPr>
       <w:rFonts w:asciiTheme="majorHAnsi" w:eastAsiaTheme="majorEastAsia" w:hAnsiTheme="majorHAnsi" w:cstheme="majorBidi"/>
       <w:b/>
@@ -3123,7 +2916,7 @@
     <w:basedOn w:val="DefaultParagraphFont"/>
     <w:link w:val="Heading2"/>
     <w:uiPriority w:val="9"/>
-    <w:rsid w:val="009442AD"/>
+    <w:rsid w:val="002D793B"/>
     <w:rPr>
       <w:rFonts w:asciiTheme="majorHAnsi" w:eastAsiaTheme="majorEastAsia" w:hAnsiTheme="majorHAnsi" w:cstheme="majorBidi"/>
       <w:b/>
@@ -3139,7 +2932,7 @@
     <w:link w:val="Heading3"/>
     <w:uiPriority w:val="9"/>
     <w:semiHidden/>
-    <w:rsid w:val="009442AD"/>
+    <w:rsid w:val="002D793B"/>
     <w:rPr>
       <w:rFonts w:asciiTheme="majorHAnsi" w:eastAsiaTheme="majorEastAsia" w:hAnsiTheme="majorHAnsi" w:cstheme="majorBidi"/>
       <w:b/>
@@ -3154,7 +2947,7 @@
     <w:basedOn w:val="DefaultParagraphFont"/>
     <w:link w:val="Heading4"/>
     <w:uiPriority w:val="9"/>
-    <w:rsid w:val="009442AD"/>
+    <w:rsid w:val="002D793B"/>
     <w:rPr>
       <w:rFonts w:asciiTheme="majorHAnsi" w:eastAsiaTheme="majorEastAsia" w:hAnsiTheme="majorHAnsi" w:cstheme="majorBidi"/>
       <w:i/>
@@ -3171,7 +2964,7 @@
     <w:link w:val="Heading5"/>
     <w:uiPriority w:val="9"/>
     <w:semiHidden/>
-    <w:rsid w:val="009442AD"/>
+    <w:rsid w:val="002D793B"/>
     <w:rPr>
       <w:rFonts w:eastAsiaTheme="majorEastAsia" w:cstheme="majorBidi"/>
       <w:color w:val="394839" w:themeColor="accent1" w:themeShade="BF"/>
@@ -3186,7 +2979,7 @@
     <w:link w:val="Heading6"/>
     <w:uiPriority w:val="9"/>
     <w:semiHidden/>
-    <w:rsid w:val="009442AD"/>
+    <w:rsid w:val="002D793B"/>
     <w:rPr>
       <w:rFonts w:eastAsiaTheme="majorEastAsia" w:cstheme="majorBidi"/>
       <w:i/>
@@ -3203,7 +2996,7 @@
     <w:link w:val="Heading7"/>
     <w:uiPriority w:val="9"/>
     <w:semiHidden/>
-    <w:rsid w:val="009442AD"/>
+    <w:rsid w:val="002D793B"/>
     <w:rPr>
       <w:rFonts w:eastAsiaTheme="majorEastAsia" w:cstheme="majorBidi"/>
       <w:color w:val="859E83" w:themeColor="text1" w:themeTint="A6"/>
@@ -3218,7 +3011,7 @@
     <w:link w:val="Heading8"/>
     <w:uiPriority w:val="9"/>
     <w:semiHidden/>
-    <w:rsid w:val="009442AD"/>
+    <w:rsid w:val="002D793B"/>
     <w:rPr>
       <w:rFonts w:eastAsiaTheme="majorEastAsia" w:cstheme="majorBidi"/>
       <w:i/>
@@ -3235,7 +3028,7 @@
     <w:link w:val="Heading9"/>
     <w:uiPriority w:val="9"/>
     <w:semiHidden/>
-    <w:rsid w:val="009442AD"/>
+    <w:rsid w:val="002D793B"/>
     <w:rPr>
       <w:rFonts w:eastAsiaTheme="majorEastAsia" w:cstheme="majorBidi"/>
       <w:color w:val="637D62" w:themeColor="text1" w:themeTint="D8"/>
@@ -3251,7 +3044,7 @@
     <w:link w:val="TitleChar"/>
     <w:uiPriority w:val="10"/>
     <w:qFormat/>
-    <w:rsid w:val="009442AD"/>
+    <w:rsid w:val="002D793B"/>
     <w:pPr>
       <w:spacing w:before="360" w:after="80"/>
       <w:contextualSpacing/>
@@ -3269,7 +3062,7 @@
     <w:basedOn w:val="DefaultParagraphFont"/>
     <w:link w:val="Title"/>
     <w:uiPriority w:val="10"/>
-    <w:rsid w:val="009442AD"/>
+    <w:rsid w:val="002D793B"/>
     <w:rPr>
       <w:rFonts w:asciiTheme="majorHAnsi" w:eastAsiaTheme="majorEastAsia" w:hAnsiTheme="majorHAnsi" w:cstheme="majorBidi"/>
       <w:color w:val="4D614C" w:themeColor="text1"/>
@@ -3287,7 +3080,7 @@
     <w:link w:val="SubtitleChar"/>
     <w:uiPriority w:val="11"/>
     <w:qFormat/>
-    <w:rsid w:val="009442AD"/>
+    <w:rsid w:val="002D793B"/>
     <w:pPr>
       <w:numPr>
         <w:ilvl w:val="1"/>
@@ -3303,7 +3096,7 @@
     <w:basedOn w:val="DefaultParagraphFont"/>
     <w:link w:val="Subtitle"/>
     <w:uiPriority w:val="11"/>
-    <w:rsid w:val="009442AD"/>
+    <w:rsid w:val="002D793B"/>
     <w:rPr>
       <w:rFonts w:eastAsiaTheme="majorEastAsia" w:cstheme="majorBidi"/>
       <w:color w:val="4D614C" w:themeColor="text1"/>
@@ -3318,7 +3111,7 @@
     <w:link w:val="QuoteChar"/>
     <w:uiPriority w:val="29"/>
     <w:qFormat/>
-    <w:rsid w:val="009442AD"/>
+    <w:rsid w:val="002D793B"/>
     <w:pPr>
       <w:spacing w:before="160"/>
     </w:pPr>
@@ -3337,7 +3130,7 @@
     <w:basedOn w:val="DefaultParagraphFont"/>
     <w:link w:val="Quote"/>
     <w:uiPriority w:val="29"/>
-    <w:rsid w:val="009442AD"/>
+    <w:rsid w:val="002D793B"/>
     <w:rPr>
       <w:rFonts w:eastAsiaTheme="minorHAnsi"/>
       <w:i/>
@@ -3353,7 +3146,7 @@
     <w:basedOn w:val="Normal"/>
     <w:uiPriority w:val="34"/>
     <w:qFormat/>
-    <w:rsid w:val="009442AD"/>
+    <w:rsid w:val="002D793B"/>
     <w:pPr>
       <w:contextualSpacing/>
     </w:pPr>
@@ -3363,7 +3156,7 @@
     <w:basedOn w:val="SubtitleChar"/>
     <w:uiPriority w:val="21"/>
     <w:qFormat/>
-    <w:rsid w:val="009442AD"/>
+    <w:rsid w:val="002D793B"/>
     <w:rPr>
       <w:rFonts w:eastAsiaTheme="majorEastAsia" w:cstheme="majorBidi"/>
       <w:i w:val="0"/>
@@ -3386,7 +3179,7 @@
     <w:next w:val="Normal"/>
     <w:link w:val="IntenseQuoteChar"/>
     <w:uiPriority w:val="30"/>
-    <w:rsid w:val="009442AD"/>
+    <w:rsid w:val="002D793B"/>
     <w:pPr>
       <w:pBdr>
         <w:top w:val="single" w:sz="4" w:space="10" w:color="394839" w:themeColor="accent1" w:themeShade="BF"/>
@@ -3407,7 +3200,7 @@
     <w:basedOn w:val="DefaultParagraphFont"/>
     <w:link w:val="IntenseQuote"/>
     <w:uiPriority w:val="30"/>
-    <w:rsid w:val="009442AD"/>
+    <w:rsid w:val="002D793B"/>
     <w:rPr>
       <w:rFonts w:eastAsiaTheme="minorHAnsi"/>
       <w:i/>
@@ -3422,7 +3215,7 @@
     <w:name w:val="Intense Reference"/>
     <w:basedOn w:val="DefaultParagraphFont"/>
     <w:uiPriority w:val="32"/>
-    <w:rsid w:val="009442AD"/>
+    <w:rsid w:val="002D793B"/>
     <w:rPr>
       <w:b/>
       <w:bCs/>
@@ -3437,7 +3230,7 @@
     <w:basedOn w:val="SubtitleChar"/>
     <w:uiPriority w:val="22"/>
     <w:qFormat/>
-    <w:rsid w:val="009442AD"/>
+    <w:rsid w:val="002D793B"/>
     <w:rPr>
       <w:rFonts w:asciiTheme="majorHAnsi" w:eastAsiaTheme="majorEastAsia" w:hAnsiTheme="majorHAnsi" w:cstheme="majorBidi"/>
       <w:i w:val="0"/>
@@ -3458,7 +3251,7 @@
     <w:basedOn w:val="SubtitleChar"/>
     <w:uiPriority w:val="20"/>
     <w:qFormat/>
-    <w:rsid w:val="009442AD"/>
+    <w:rsid w:val="002D793B"/>
     <w:rPr>
       <w:rFonts w:eastAsiaTheme="majorEastAsia" w:cstheme="majorBidi"/>
       <w:b w:val="0"/>
@@ -3481,7 +3274,7 @@
     <w:basedOn w:val="SubtitleChar"/>
     <w:uiPriority w:val="19"/>
     <w:qFormat/>
-    <w:rsid w:val="009442AD"/>
+    <w:rsid w:val="002D793B"/>
     <w:rPr>
       <w:rFonts w:eastAsiaTheme="majorEastAsia" w:cstheme="majorBidi"/>
       <w:i w:val="0"/>
@@ -3503,7 +3296,7 @@
     <w:basedOn w:val="SubtitleChar"/>
     <w:uiPriority w:val="33"/>
     <w:qFormat/>
-    <w:rsid w:val="009442AD"/>
+    <w:rsid w:val="002D793B"/>
     <w:rPr>
       <w:rFonts w:eastAsiaTheme="majorEastAsia" w:cstheme="majorBidi"/>
       <w:b w:val="0"/>
@@ -3527,7 +3320,7 @@
     <w:name w:val="Plain Table 5"/>
     <w:basedOn w:val="TableNormal"/>
     <w:uiPriority w:val="45"/>
-    <w:rsid w:val="009442AD"/>
+    <w:rsid w:val="002D793B"/>
     <w:pPr>
       <w:spacing w:after="0" w:line="240" w:lineRule="auto"/>
     </w:pPr>
@@ -3653,7 +3446,7 @@
     <w:name w:val="No Spacing"/>
     <w:uiPriority w:val="1"/>
     <w:qFormat/>
-    <w:rsid w:val="009442AD"/>
+    <w:rsid w:val="002D793B"/>
     <w:pPr>
       <w:spacing w:after="0" w:line="240" w:lineRule="auto"/>
     </w:pPr>
@@ -3669,7 +3462,7 @@
     <w:name w:val="List Table 1 Light Accent 2"/>
     <w:basedOn w:val="TableNormal"/>
     <w:uiPriority w:val="46"/>
-    <w:rsid w:val="009442AD"/>
+    <w:rsid w:val="002D793B"/>
     <w:pPr>
       <w:spacing w:after="0" w:line="240" w:lineRule="auto"/>
     </w:pPr>
@@ -3736,7 +3529,7 @@
     <w:name w:val="List Table 1 Light Accent 1"/>
     <w:basedOn w:val="TableNormal"/>
     <w:uiPriority w:val="46"/>
-    <w:rsid w:val="009442AD"/>
+    <w:rsid w:val="002D793B"/>
     <w:pPr>
       <w:spacing w:after="0" w:line="240" w:lineRule="auto"/>
     </w:pPr>
@@ -3805,7 +3598,7 @@
     <w:uiPriority w:val="99"/>
     <w:semiHidden/>
     <w:unhideWhenUsed/>
-    <w:rsid w:val="009442AD"/>
+    <w:rsid w:val="002D793B"/>
     <w:pPr>
       <w:numPr>
         <w:numId w:val="3"/>
@@ -3818,7 +3611,7 @@
     <w:uiPriority w:val="99"/>
     <w:semiHidden/>
     <w:unhideWhenUsed/>
-    <w:rsid w:val="009442AD"/>
+    <w:rsid w:val="002D793B"/>
     <w:pPr>
       <w:numPr>
         <w:numId w:val="4"/>
@@ -3831,7 +3624,7 @@
     <w:uiPriority w:val="99"/>
     <w:semiHidden/>
     <w:unhideWhenUsed/>
-    <w:rsid w:val="009442AD"/>
+    <w:rsid w:val="002D793B"/>
     <w:pPr>
       <w:numPr>
         <w:numId w:val="5"/>
@@ -3845,7 +3638,7 @@
     <w:uiPriority w:val="99"/>
     <w:semiHidden/>
     <w:unhideWhenUsed/>
-    <w:rsid w:val="009442AD"/>
+    <w:rsid w:val="002D793B"/>
     <w:pPr>
       <w:spacing w:after="0" w:line="240" w:lineRule="auto"/>
     </w:pPr>
@@ -3859,7 +3652,7 @@
     <w:link w:val="BalloonText"/>
     <w:uiPriority w:val="99"/>
     <w:semiHidden/>
-    <w:rsid w:val="009442AD"/>
+    <w:rsid w:val="002D793B"/>
     <w:rPr>
       <w:rFonts w:eastAsiaTheme="minorHAnsi"/>
       <w:color w:val="4D614C" w:themeColor="text1"/>
@@ -3875,7 +3668,7 @@
     <w:uiPriority w:val="37"/>
     <w:semiHidden/>
     <w:unhideWhenUsed/>
-    <w:rsid w:val="009442AD"/>
+    <w:rsid w:val="002D793B"/>
   </w:style>
   <w:style w:type="paragraph" w:styleId="BlockText">
     <w:name w:val="Block Text"/>
@@ -3883,7 +3676,7 @@
     <w:uiPriority w:val="99"/>
     <w:semiHidden/>
     <w:unhideWhenUsed/>
-    <w:rsid w:val="009442AD"/>
+    <w:rsid w:val="002D793B"/>
     <w:pPr>
       <w:pBdr>
         <w:top w:val="single" w:sz="2" w:space="10" w:color="4D614C" w:themeColor="accent1"/>
@@ -3907,7 +3700,7 @@
     <w:uiPriority w:val="99"/>
     <w:semiHidden/>
     <w:unhideWhenUsed/>
-    <w:rsid w:val="009442AD"/>
+    <w:rsid w:val="002D793B"/>
     <w:pPr>
       <w:spacing w:after="120"/>
     </w:pPr>
@@ -3918,7 +3711,7 @@
     <w:link w:val="BodyText"/>
     <w:uiPriority w:val="99"/>
     <w:semiHidden/>
-    <w:rsid w:val="009442AD"/>
+    <w:rsid w:val="002D793B"/>
     <w:rPr>
       <w:rFonts w:eastAsiaTheme="minorHAnsi"/>
       <w:color w:val="4D614C" w:themeColor="text1"/>
@@ -3934,7 +3727,7 @@
     <w:uiPriority w:val="99"/>
     <w:semiHidden/>
     <w:unhideWhenUsed/>
-    <w:rsid w:val="009442AD"/>
+    <w:rsid w:val="002D793B"/>
     <w:pPr>
       <w:spacing w:after="120" w:line="480" w:lineRule="auto"/>
     </w:pPr>
@@ -3945,7 +3738,7 @@
     <w:link w:val="BodyText2"/>
     <w:uiPriority w:val="99"/>
     <w:semiHidden/>
-    <w:rsid w:val="009442AD"/>
+    <w:rsid w:val="002D793B"/>
     <w:rPr>
       <w:rFonts w:eastAsiaTheme="minorHAnsi"/>
       <w:color w:val="4D614C" w:themeColor="text1"/>
@@ -3961,7 +3754,7 @@
     <w:uiPriority w:val="99"/>
     <w:semiHidden/>
     <w:unhideWhenUsed/>
-    <w:rsid w:val="009442AD"/>
+    <w:rsid w:val="002D793B"/>
     <w:pPr>
       <w:spacing w:after="120"/>
     </w:pPr>
@@ -3972,7 +3765,7 @@
     <w:link w:val="BodyText3"/>
     <w:uiPriority w:val="99"/>
     <w:semiHidden/>
-    <w:rsid w:val="009442AD"/>
+    <w:rsid w:val="002D793B"/>
     <w:rPr>
       <w:rFonts w:eastAsiaTheme="minorHAnsi"/>
       <w:color w:val="4D614C" w:themeColor="text1"/>
@@ -3988,7 +3781,7 @@
     <w:uiPriority w:val="99"/>
     <w:semiHidden/>
     <w:unhideWhenUsed/>
-    <w:rsid w:val="009442AD"/>
+    <w:rsid w:val="002D793B"/>
     <w:pPr>
       <w:spacing w:after="160"/>
       <w:ind w:firstLine="360"/>
@@ -4000,7 +3793,7 @@
     <w:link w:val="BodyTextFirstIndent"/>
     <w:uiPriority w:val="99"/>
     <w:semiHidden/>
-    <w:rsid w:val="009442AD"/>
+    <w:rsid w:val="002D793B"/>
     <w:rPr>
       <w:rFonts w:eastAsiaTheme="minorHAnsi"/>
       <w:color w:val="4D614C" w:themeColor="text1"/>
@@ -4016,7 +3809,7 @@
     <w:uiPriority w:val="99"/>
     <w:semiHidden/>
     <w:unhideWhenUsed/>
-    <w:rsid w:val="009442AD"/>
+    <w:rsid w:val="002D793B"/>
     <w:pPr>
       <w:spacing w:after="120"/>
       <w:ind w:left="360"/>
@@ -4028,7 +3821,7 @@
     <w:link w:val="BodyTextIndent"/>
     <w:uiPriority w:val="99"/>
     <w:semiHidden/>
-    <w:rsid w:val="009442AD"/>
+    <w:rsid w:val="002D793B"/>
     <w:rPr>
       <w:rFonts w:eastAsiaTheme="minorHAnsi"/>
       <w:color w:val="4D614C" w:themeColor="text1"/>
@@ -4044,7 +3837,7 @@
     <w:uiPriority w:val="99"/>
     <w:semiHidden/>
     <w:unhideWhenUsed/>
-    <w:rsid w:val="009442AD"/>
+    <w:rsid w:val="002D793B"/>
     <w:pPr>
       <w:spacing w:after="160"/>
       <w:ind w:firstLine="360"/>
@@ -4056,7 +3849,7 @@
     <w:link w:val="BodyTextFirstIndent2"/>
     <w:uiPriority w:val="99"/>
     <w:semiHidden/>
-    <w:rsid w:val="009442AD"/>
+    <w:rsid w:val="002D793B"/>
     <w:rPr>
       <w:rFonts w:eastAsiaTheme="minorHAnsi"/>
       <w:color w:val="4D614C" w:themeColor="text1"/>
@@ -4072,7 +3865,7 @@
     <w:uiPriority w:val="99"/>
     <w:semiHidden/>
     <w:unhideWhenUsed/>
-    <w:rsid w:val="009442AD"/>
+    <w:rsid w:val="002D793B"/>
     <w:pPr>
       <w:spacing w:after="120" w:line="480" w:lineRule="auto"/>
       <w:ind w:left="360"/>
@@ -4084,7 +3877,7 @@
     <w:link w:val="BodyTextIndent2"/>
     <w:uiPriority w:val="99"/>
     <w:semiHidden/>
-    <w:rsid w:val="009442AD"/>
+    <w:rsid w:val="002D793B"/>
     <w:rPr>
       <w:rFonts w:eastAsiaTheme="minorHAnsi"/>
       <w:color w:val="4D614C" w:themeColor="text1"/>
@@ -4100,7 +3893,7 @@
     <w:uiPriority w:val="99"/>
     <w:semiHidden/>
     <w:unhideWhenUsed/>
-    <w:rsid w:val="009442AD"/>
+    <w:rsid w:val="002D793B"/>
     <w:pPr>
       <w:spacing w:after="120"/>
       <w:ind w:left="360"/>
@@ -4112,7 +3905,7 @@
     <w:link w:val="BodyTextIndent3"/>
     <w:uiPriority w:val="99"/>
     <w:semiHidden/>
-    <w:rsid w:val="009442AD"/>
+    <w:rsid w:val="002D793B"/>
     <w:rPr>
       <w:rFonts w:eastAsiaTheme="minorHAnsi"/>
       <w:color w:val="4D614C" w:themeColor="text1"/>
@@ -4129,7 +3922,7 @@
     <w:semiHidden/>
     <w:unhideWhenUsed/>
     <w:qFormat/>
-    <w:rsid w:val="009442AD"/>
+    <w:rsid w:val="002D793B"/>
     <w:pPr>
       <w:spacing w:after="200" w:line="240" w:lineRule="auto"/>
     </w:pPr>
@@ -4147,7 +3940,7 @@
     <w:uiPriority w:val="99"/>
     <w:semiHidden/>
     <w:unhideWhenUsed/>
-    <w:rsid w:val="009442AD"/>
+    <w:rsid w:val="002D793B"/>
     <w:pPr>
       <w:spacing w:after="0" w:line="240" w:lineRule="auto"/>
       <w:ind w:left="4320"/>
@@ -4159,7 +3952,7 @@
     <w:link w:val="Closing"/>
     <w:uiPriority w:val="99"/>
     <w:semiHidden/>
-    <w:rsid w:val="009442AD"/>
+    <w:rsid w:val="002D793B"/>
     <w:rPr>
       <w:rFonts w:eastAsiaTheme="minorHAnsi"/>
       <w:color w:val="4D614C" w:themeColor="text1"/>
@@ -4174,7 +3967,7 @@
     <w:uiPriority w:val="73"/>
     <w:semiHidden/>
     <w:unhideWhenUsed/>
-    <w:rsid w:val="009442AD"/>
+    <w:rsid w:val="002D793B"/>
     <w:pPr>
       <w:spacing w:after="0" w:line="240" w:lineRule="auto"/>
     </w:pPr>
@@ -4253,7 +4046,7 @@
     <w:uiPriority w:val="73"/>
     <w:semiHidden/>
     <w:unhideWhenUsed/>
-    <w:rsid w:val="009442AD"/>
+    <w:rsid w:val="002D793B"/>
     <w:pPr>
       <w:spacing w:after="0" w:line="240" w:lineRule="auto"/>
     </w:pPr>
@@ -4332,7 +4125,7 @@
     <w:uiPriority w:val="73"/>
     <w:semiHidden/>
     <w:unhideWhenUsed/>
-    <w:rsid w:val="009442AD"/>
+    <w:rsid w:val="002D793B"/>
     <w:pPr>
       <w:spacing w:after="0" w:line="240" w:lineRule="auto"/>
     </w:pPr>
@@ -4411,7 +4204,7 @@
     <w:uiPriority w:val="73"/>
     <w:semiHidden/>
     <w:unhideWhenUsed/>
-    <w:rsid w:val="009442AD"/>
+    <w:rsid w:val="002D793B"/>
     <w:pPr>
       <w:spacing w:after="0" w:line="240" w:lineRule="auto"/>
     </w:pPr>
@@ -4490,7 +4283,7 @@
     <w:uiPriority w:val="73"/>
     <w:semiHidden/>
     <w:unhideWhenUsed/>
-    <w:rsid w:val="009442AD"/>
+    <w:rsid w:val="002D793B"/>
     <w:pPr>
       <w:spacing w:after="0" w:line="240" w:lineRule="auto"/>
     </w:pPr>
@@ -4569,7 +4362,7 @@
     <w:uiPriority w:val="73"/>
     <w:semiHidden/>
     <w:unhideWhenUsed/>
-    <w:rsid w:val="009442AD"/>
+    <w:rsid w:val="002D793B"/>
     <w:pPr>
       <w:spacing w:after="0" w:line="240" w:lineRule="auto"/>
     </w:pPr>
@@ -4648,7 +4441,7 @@
     <w:uiPriority w:val="73"/>
     <w:semiHidden/>
     <w:unhideWhenUsed/>
-    <w:rsid w:val="009442AD"/>
+    <w:rsid w:val="002D793B"/>
     <w:pPr>
       <w:spacing w:after="0" w:line="240" w:lineRule="auto"/>
     </w:pPr>
@@ -4727,7 +4520,7 @@
     <w:uiPriority w:val="72"/>
     <w:semiHidden/>
     <w:unhideWhenUsed/>
-    <w:rsid w:val="009442AD"/>
+    <w:rsid w:val="002D793B"/>
     <w:pPr>
       <w:spacing w:after="0" w:line="240" w:lineRule="auto"/>
     </w:pPr>
@@ -4812,7 +4605,7 @@
     <w:uiPriority w:val="72"/>
     <w:semiHidden/>
     <w:unhideWhenUsed/>
-    <w:rsid w:val="009442AD"/>
+    <w:rsid w:val="002D793B"/>
     <w:pPr>
       <w:spacing w:after="0" w:line="240" w:lineRule="auto"/>
     </w:pPr>
@@ -4897,7 +4690,7 @@
     <w:uiPriority w:val="72"/>
     <w:semiHidden/>
     <w:unhideWhenUsed/>
-    <w:rsid w:val="009442AD"/>
+    <w:rsid w:val="002D793B"/>
     <w:pPr>
       <w:spacing w:after="0" w:line="240" w:lineRule="auto"/>
     </w:pPr>
@@ -4982,7 +4775,7 @@
     <w:uiPriority w:val="72"/>
     <w:semiHidden/>
     <w:unhideWhenUsed/>
-    <w:rsid w:val="009442AD"/>
+    <w:rsid w:val="002D793B"/>
     <w:pPr>
       <w:spacing w:after="0" w:line="240" w:lineRule="auto"/>
     </w:pPr>
@@ -5067,7 +4860,7 @@
     <w:uiPriority w:val="72"/>
     <w:semiHidden/>
     <w:unhideWhenUsed/>
-    <w:rsid w:val="009442AD"/>
+    <w:rsid w:val="002D793B"/>
     <w:pPr>
       <w:spacing w:after="0" w:line="240" w:lineRule="auto"/>
     </w:pPr>
@@ -5152,7 +4945,7 @@
     <w:uiPriority w:val="72"/>
     <w:semiHidden/>
     <w:unhideWhenUsed/>
-    <w:rsid w:val="009442AD"/>
+    <w:rsid w:val="002D793B"/>
     <w:pPr>
       <w:spacing w:after="0" w:line="240" w:lineRule="auto"/>
     </w:pPr>
@@ -5237,7 +5030,7 @@
     <w:uiPriority w:val="72"/>
     <w:semiHidden/>
     <w:unhideWhenUsed/>
-    <w:rsid w:val="009442AD"/>
+    <w:rsid w:val="002D793B"/>
     <w:pPr>
       <w:spacing w:after="0" w:line="240" w:lineRule="auto"/>
     </w:pPr>
@@ -5322,7 +5115,7 @@
     <w:uiPriority w:val="71"/>
     <w:semiHidden/>
     <w:unhideWhenUsed/>
-    <w:rsid w:val="009442AD"/>
+    <w:rsid w:val="002D793B"/>
     <w:pPr>
       <w:spacing w:after="0" w:line="240" w:lineRule="auto"/>
     </w:pPr>
@@ -5443,7 +5236,7 @@
     <w:uiPriority w:val="71"/>
     <w:semiHidden/>
     <w:unhideWhenUsed/>
-    <w:rsid w:val="009442AD"/>
+    <w:rsid w:val="002D793B"/>
     <w:pPr>
       <w:spacing w:after="0" w:line="240" w:lineRule="auto"/>
     </w:pPr>
@@ -5564,7 +5357,7 @@
     <w:uiPriority w:val="71"/>
     <w:semiHidden/>
     <w:unhideWhenUsed/>
-    <w:rsid w:val="009442AD"/>
+    <w:rsid w:val="002D793B"/>
     <w:pPr>
       <w:spacing w:after="0" w:line="240" w:lineRule="auto"/>
     </w:pPr>
@@ -5685,7 +5478,7 @@
     <w:uiPriority w:val="71"/>
     <w:semiHidden/>
     <w:unhideWhenUsed/>
-    <w:rsid w:val="009442AD"/>
+    <w:rsid w:val="002D793B"/>
     <w:pPr>
       <w:spacing w:after="0" w:line="240" w:lineRule="auto"/>
     </w:pPr>
@@ -5796,7 +5589,7 @@
     <w:uiPriority w:val="71"/>
     <w:semiHidden/>
     <w:unhideWhenUsed/>
-    <w:rsid w:val="009442AD"/>
+    <w:rsid w:val="002D793B"/>
     <w:pPr>
       <w:spacing w:after="0" w:line="240" w:lineRule="auto"/>
     </w:pPr>
@@ -5917,7 +5710,7 @@
     <w:uiPriority w:val="71"/>
     <w:semiHidden/>
     <w:unhideWhenUsed/>
-    <w:rsid w:val="009442AD"/>
+    <w:rsid w:val="002D793B"/>
     <w:pPr>
       <w:spacing w:after="0" w:line="240" w:lineRule="auto"/>
     </w:pPr>
@@ -6038,7 +5831,7 @@
     <w:uiPriority w:val="71"/>
     <w:semiHidden/>
     <w:unhideWhenUsed/>
-    <w:rsid w:val="009442AD"/>
+    <w:rsid w:val="002D793B"/>
     <w:pPr>
       <w:spacing w:after="0" w:line="240" w:lineRule="auto"/>
     </w:pPr>
@@ -6159,7 +5952,7 @@
     <w:uiPriority w:val="99"/>
     <w:semiHidden/>
     <w:unhideWhenUsed/>
-    <w:rsid w:val="009442AD"/>
+    <w:rsid w:val="002D793B"/>
     <w:rPr>
       <w:sz w:val="16"/>
       <w:szCs w:val="16"/>
@@ -6172,7 +5965,7 @@
     <w:uiPriority w:val="99"/>
     <w:semiHidden/>
     <w:unhideWhenUsed/>
-    <w:rsid w:val="009442AD"/>
+    <w:rsid w:val="002D793B"/>
     <w:pPr>
       <w:spacing w:line="240" w:lineRule="auto"/>
     </w:pPr>
@@ -6186,7 +5979,7 @@
     <w:link w:val="CommentText"/>
     <w:uiPriority w:val="99"/>
     <w:semiHidden/>
-    <w:rsid w:val="009442AD"/>
+    <w:rsid w:val="002D793B"/>
     <w:rPr>
       <w:rFonts w:eastAsiaTheme="minorHAnsi"/>
       <w:color w:val="4D614C" w:themeColor="text1"/>
@@ -6203,7 +5996,7 @@
     <w:uiPriority w:val="99"/>
     <w:semiHidden/>
     <w:unhideWhenUsed/>
-    <w:rsid w:val="009442AD"/>
+    <w:rsid w:val="002D793B"/>
     <w:rPr>
       <w:b/>
       <w:bCs/>
@@ -6216,7 +6009,7 @@
     <w:link w:val="CommentSubject"/>
     <w:uiPriority w:val="99"/>
     <w:semiHidden/>
-    <w:rsid w:val="009442AD"/>
+    <w:rsid w:val="002D793B"/>
     <w:rPr>
       <w:rFonts w:eastAsiaTheme="minorHAnsi"/>
       <w:b/>
@@ -6233,7 +6026,7 @@
     <w:uiPriority w:val="70"/>
     <w:semiHidden/>
     <w:unhideWhenUsed/>
-    <w:rsid w:val="009442AD"/>
+    <w:rsid w:val="002D793B"/>
     <w:pPr>
       <w:spacing w:after="0" w:line="240" w:lineRule="auto"/>
     </w:pPr>
@@ -6346,7 +6139,7 @@
     <w:uiPriority w:val="70"/>
     <w:semiHidden/>
     <w:unhideWhenUsed/>
-    <w:rsid w:val="009442AD"/>
+    <w:rsid w:val="002D793B"/>
     <w:pPr>
       <w:spacing w:after="0" w:line="240" w:lineRule="auto"/>
     </w:pPr>
@@ -6459,7 +6252,7 @@
     <w:uiPriority w:val="70"/>
     <w:semiHidden/>
     <w:unhideWhenUsed/>
-    <w:rsid w:val="009442AD"/>
+    <w:rsid w:val="002D793B"/>
     <w:pPr>
       <w:spacing w:after="0" w:line="240" w:lineRule="auto"/>
     </w:pPr>
@@ -6572,7 +6365,7 @@
     <w:uiPriority w:val="70"/>
     <w:semiHidden/>
     <w:unhideWhenUsed/>
-    <w:rsid w:val="009442AD"/>
+    <w:rsid w:val="002D793B"/>
     <w:pPr>
       <w:spacing w:after="0" w:line="240" w:lineRule="auto"/>
     </w:pPr>
@@ -6685,7 +6478,7 @@
     <w:uiPriority w:val="70"/>
     <w:semiHidden/>
     <w:unhideWhenUsed/>
-    <w:rsid w:val="009442AD"/>
+    <w:rsid w:val="002D793B"/>
     <w:pPr>
       <w:spacing w:after="0" w:line="240" w:lineRule="auto"/>
     </w:pPr>
@@ -6798,7 +6591,7 @@
     <w:uiPriority w:val="70"/>
     <w:semiHidden/>
     <w:unhideWhenUsed/>
-    <w:rsid w:val="009442AD"/>
+    <w:rsid w:val="002D793B"/>
     <w:pPr>
       <w:spacing w:after="0" w:line="240" w:lineRule="auto"/>
     </w:pPr>
@@ -6911,7 +6704,7 @@
     <w:uiPriority w:val="70"/>
     <w:semiHidden/>
     <w:unhideWhenUsed/>
-    <w:rsid w:val="009442AD"/>
+    <w:rsid w:val="002D793B"/>
     <w:pPr>
       <w:spacing w:after="0" w:line="240" w:lineRule="auto"/>
     </w:pPr>
@@ -7026,7 +6819,7 @@
     <w:uiPriority w:val="99"/>
     <w:semiHidden/>
     <w:unhideWhenUsed/>
-    <w:rsid w:val="009442AD"/>
+    <w:rsid w:val="002D793B"/>
   </w:style>
   <w:style w:type="character" w:customStyle="1" w:styleId="DateChar">
     <w:name w:val="Date Char"/>
@@ -7034,7 +6827,7 @@
     <w:link w:val="Date"/>
     <w:uiPriority w:val="99"/>
     <w:semiHidden/>
-    <w:rsid w:val="009442AD"/>
+    <w:rsid w:val="002D793B"/>
     <w:rPr>
       <w:rFonts w:eastAsiaTheme="minorHAnsi"/>
       <w:color w:val="4D614C" w:themeColor="text1"/>
@@ -7050,7 +6843,7 @@
     <w:uiPriority w:val="99"/>
     <w:semiHidden/>
     <w:unhideWhenUsed/>
-    <w:rsid w:val="009442AD"/>
+    <w:rsid w:val="002D793B"/>
     <w:pPr>
       <w:spacing w:after="0" w:line="240" w:lineRule="auto"/>
     </w:pPr>
@@ -7061,7 +6854,7 @@
     <w:link w:val="DocumentMap"/>
     <w:uiPriority w:val="99"/>
     <w:semiHidden/>
-    <w:rsid w:val="009442AD"/>
+    <w:rsid w:val="002D793B"/>
     <w:rPr>
       <w:rFonts w:eastAsiaTheme="minorHAnsi"/>
       <w:color w:val="4D614C" w:themeColor="text1"/>
@@ -7077,7 +6870,7 @@
     <w:uiPriority w:val="99"/>
     <w:semiHidden/>
     <w:unhideWhenUsed/>
-    <w:rsid w:val="009442AD"/>
+    <w:rsid w:val="002D793B"/>
     <w:pPr>
       <w:spacing w:after="0" w:line="240" w:lineRule="auto"/>
     </w:pPr>
@@ -7088,7 +6881,7 @@
     <w:link w:val="E-mailSignature"/>
     <w:uiPriority w:val="99"/>
     <w:semiHidden/>
-    <w:rsid w:val="009442AD"/>
+    <w:rsid w:val="002D793B"/>
     <w:rPr>
       <w:rFonts w:eastAsiaTheme="minorHAnsi"/>
       <w:color w:val="4D614C" w:themeColor="text1"/>
@@ -7103,7 +6896,7 @@
     <w:uiPriority w:val="99"/>
     <w:semiHidden/>
     <w:unhideWhenUsed/>
-    <w:rsid w:val="009442AD"/>
+    <w:rsid w:val="002D793B"/>
     <w:rPr>
       <w:sz w:val="16"/>
       <w:vertAlign w:val="superscript"/>
@@ -7116,7 +6909,7 @@
     <w:uiPriority w:val="99"/>
     <w:semiHidden/>
     <w:unhideWhenUsed/>
-    <w:rsid w:val="009442AD"/>
+    <w:rsid w:val="002D793B"/>
     <w:pPr>
       <w:spacing w:after="0" w:line="240" w:lineRule="auto"/>
     </w:pPr>
@@ -7130,7 +6923,7 @@
     <w:link w:val="EndnoteText"/>
     <w:uiPriority w:val="99"/>
     <w:semiHidden/>
-    <w:rsid w:val="009442AD"/>
+    <w:rsid w:val="002D793B"/>
     <w:rPr>
       <w:rFonts w:eastAsiaTheme="minorHAnsi"/>
       <w:color w:val="4D614C" w:themeColor="text1"/>
@@ -7145,7 +6938,7 @@
     <w:uiPriority w:val="99"/>
     <w:semiHidden/>
     <w:unhideWhenUsed/>
-    <w:rsid w:val="009442AD"/>
+    <w:rsid w:val="002D793B"/>
     <w:pPr>
       <w:framePr w:w="7920" w:h="1980" w:hRule="exact" w:hSpace="180" w:wrap="auto" w:hAnchor="page" w:xAlign="center" w:yAlign="bottom"/>
       <w:spacing w:after="0" w:line="240" w:lineRule="auto"/>
@@ -7161,7 +6954,7 @@
     <w:uiPriority w:val="99"/>
     <w:semiHidden/>
     <w:unhideWhenUsed/>
-    <w:rsid w:val="009442AD"/>
+    <w:rsid w:val="002D793B"/>
     <w:pPr>
       <w:spacing w:after="0" w:line="240" w:lineRule="auto"/>
     </w:pPr>
@@ -7176,7 +6969,7 @@
     <w:uiPriority w:val="99"/>
     <w:semiHidden/>
     <w:unhideWhenUsed/>
-    <w:rsid w:val="009442AD"/>
+    <w:rsid w:val="002D793B"/>
     <w:rPr>
       <w:color w:val="4D614C" w:themeColor="followedHyperlink"/>
       <w:sz w:val="16"/>
@@ -7189,7 +6982,7 @@
     <w:uiPriority w:val="99"/>
     <w:semiHidden/>
     <w:unhideWhenUsed/>
-    <w:rsid w:val="009442AD"/>
+    <w:rsid w:val="002D793B"/>
     <w:rPr>
       <w:sz w:val="16"/>
       <w:vertAlign w:val="superscript"/>
@@ -7202,7 +6995,7 @@
     <w:uiPriority w:val="99"/>
     <w:semiHidden/>
     <w:unhideWhenUsed/>
-    <w:rsid w:val="009442AD"/>
+    <w:rsid w:val="002D793B"/>
     <w:pPr>
       <w:spacing w:after="0" w:line="240" w:lineRule="auto"/>
     </w:pPr>
@@ -7216,7 +7009,7 @@
     <w:link w:val="FootnoteText"/>
     <w:uiPriority w:val="99"/>
     <w:semiHidden/>
-    <w:rsid w:val="009442AD"/>
+    <w:rsid w:val="002D793B"/>
     <w:rPr>
       <w:rFonts w:eastAsiaTheme="minorHAnsi"/>
       <w:color w:val="4D614C" w:themeColor="text1"/>
@@ -7229,7 +7022,7 @@
     <w:name w:val="Grid Table 1 Light"/>
     <w:basedOn w:val="TableNormal"/>
     <w:uiPriority w:val="46"/>
-    <w:rsid w:val="009442AD"/>
+    <w:rsid w:val="002D793B"/>
     <w:pPr>
       <w:spacing w:after="0" w:line="240" w:lineRule="auto"/>
     </w:pPr>
@@ -7292,7 +7085,7 @@
     <w:name w:val="Grid Table 1 Light Accent 1"/>
     <w:basedOn w:val="TableNormal"/>
     <w:uiPriority w:val="46"/>
-    <w:rsid w:val="009442AD"/>
+    <w:rsid w:val="002D793B"/>
     <w:pPr>
       <w:spacing w:after="0" w:line="240" w:lineRule="auto"/>
     </w:pPr>
@@ -7355,7 +7148,7 @@
     <w:name w:val="Grid Table 1 Light Accent 2"/>
     <w:basedOn w:val="TableNormal"/>
     <w:uiPriority w:val="46"/>
-    <w:rsid w:val="009442AD"/>
+    <w:rsid w:val="002D793B"/>
     <w:pPr>
       <w:spacing w:after="0" w:line="240" w:lineRule="auto"/>
     </w:pPr>
@@ -7418,7 +7211,7 @@
     <w:name w:val="Grid Table 1 Light Accent 3"/>
     <w:basedOn w:val="TableNormal"/>
     <w:uiPriority w:val="46"/>
-    <w:rsid w:val="009442AD"/>
+    <w:rsid w:val="002D793B"/>
     <w:pPr>
       <w:spacing w:after="0" w:line="240" w:lineRule="auto"/>
     </w:pPr>
@@ -7481,7 +7274,7 @@
     <w:name w:val="Grid Table 1 Light Accent 4"/>
     <w:basedOn w:val="TableNormal"/>
     <w:uiPriority w:val="46"/>
-    <w:rsid w:val="009442AD"/>
+    <w:rsid w:val="002D793B"/>
     <w:pPr>
       <w:spacing w:after="0" w:line="240" w:lineRule="auto"/>
     </w:pPr>
@@ -7544,7 +7337,7 @@
     <w:name w:val="Grid Table 1 Light Accent 5"/>
     <w:basedOn w:val="TableNormal"/>
     <w:uiPriority w:val="46"/>
-    <w:rsid w:val="009442AD"/>
+    <w:rsid w:val="002D793B"/>
     <w:pPr>
       <w:spacing w:after="0" w:line="240" w:lineRule="auto"/>
     </w:pPr>
@@ -7607,7 +7400,7 @@
     <w:name w:val="Grid Table 1 Light Accent 6"/>
     <w:basedOn w:val="TableNormal"/>
     <w:uiPriority w:val="46"/>
-    <w:rsid w:val="009442AD"/>
+    <w:rsid w:val="002D793B"/>
     <w:pPr>
       <w:spacing w:after="0" w:line="240" w:lineRule="auto"/>
     </w:pPr>
@@ -7670,7 +7463,7 @@
     <w:name w:val="Grid Table 2"/>
     <w:basedOn w:val="TableNormal"/>
     <w:uiPriority w:val="47"/>
-    <w:rsid w:val="009442AD"/>
+    <w:rsid w:val="002D793B"/>
     <w:pPr>
       <w:spacing w:after="0" w:line="240" w:lineRule="auto"/>
     </w:pPr>
@@ -7751,7 +7544,7 @@
     <w:name w:val="Grid Table 2 Accent 1"/>
     <w:basedOn w:val="TableNormal"/>
     <w:uiPriority w:val="47"/>
-    <w:rsid w:val="009442AD"/>
+    <w:rsid w:val="002D793B"/>
     <w:pPr>
       <w:spacing w:after="0" w:line="240" w:lineRule="auto"/>
     </w:pPr>
@@ -7832,7 +7625,7 @@
     <w:name w:val="Grid Table 2 Accent 2"/>
     <w:basedOn w:val="TableNormal"/>
     <w:uiPriority w:val="47"/>
-    <w:rsid w:val="009442AD"/>
+    <w:rsid w:val="002D793B"/>
     <w:pPr>
       <w:spacing w:after="0" w:line="240" w:lineRule="auto"/>
     </w:pPr>
@@ -7913,7 +7706,7 @@
     <w:name w:val="Grid Table 2 Accent 3"/>
     <w:basedOn w:val="TableNormal"/>
     <w:uiPriority w:val="47"/>
-    <w:rsid w:val="009442AD"/>
+    <w:rsid w:val="002D793B"/>
     <w:pPr>
       <w:spacing w:after="0" w:line="240" w:lineRule="auto"/>
     </w:pPr>
@@ -7994,7 +7787,7 @@
     <w:name w:val="Grid Table 2 Accent 4"/>
     <w:basedOn w:val="TableNormal"/>
     <w:uiPriority w:val="47"/>
-    <w:rsid w:val="009442AD"/>
+    <w:rsid w:val="002D793B"/>
     <w:pPr>
       <w:spacing w:after="0" w:line="240" w:lineRule="auto"/>
     </w:pPr>
@@ -8075,7 +7868,7 @@
     <w:name w:val="Grid Table 2 Accent 5"/>
     <w:basedOn w:val="TableNormal"/>
     <w:uiPriority w:val="47"/>
-    <w:rsid w:val="009442AD"/>
+    <w:rsid w:val="002D793B"/>
     <w:pPr>
       <w:spacing w:after="0" w:line="240" w:lineRule="auto"/>
     </w:pPr>
@@ -8156,7 +7949,7 @@
     <w:name w:val="Grid Table 2 Accent 6"/>
     <w:basedOn w:val="TableNormal"/>
     <w:uiPriority w:val="47"/>
-    <w:rsid w:val="009442AD"/>
+    <w:rsid w:val="002D793B"/>
     <w:pPr>
       <w:spacing w:after="0" w:line="240" w:lineRule="auto"/>
     </w:pPr>
@@ -8237,7 +8030,7 @@
     <w:name w:val="Grid Table 3"/>
     <w:basedOn w:val="TableNormal"/>
     <w:uiPriority w:val="48"/>
-    <w:rsid w:val="009442AD"/>
+    <w:rsid w:val="002D793B"/>
     <w:pPr>
       <w:spacing w:after="0" w:line="240" w:lineRule="auto"/>
     </w:pPr>
@@ -8379,7 +8172,7 @@
     <w:name w:val="Grid Table 3 Accent 1"/>
     <w:basedOn w:val="TableNormal"/>
     <w:uiPriority w:val="48"/>
-    <w:rsid w:val="009442AD"/>
+    <w:rsid w:val="002D793B"/>
     <w:pPr>
       <w:spacing w:after="0" w:line="240" w:lineRule="auto"/>
     </w:pPr>
@@ -8521,7 +8314,7 @@
     <w:name w:val="Grid Table 3 Accent 2"/>
     <w:basedOn w:val="TableNormal"/>
     <w:uiPriority w:val="48"/>
-    <w:rsid w:val="009442AD"/>
+    <w:rsid w:val="002D793B"/>
     <w:pPr>
       <w:spacing w:after="0" w:line="240" w:lineRule="auto"/>
     </w:pPr>
@@ -8663,7 +8456,7 @@
     <w:name w:val="Grid Table 3 Accent 3"/>
     <w:basedOn w:val="TableNormal"/>
     <w:uiPriority w:val="48"/>
-    <w:rsid w:val="009442AD"/>
+    <w:rsid w:val="002D793B"/>
     <w:pPr>
       <w:spacing w:after="0" w:line="240" w:lineRule="auto"/>
     </w:pPr>
@@ -8805,7 +8598,7 @@
     <w:name w:val="Grid Table 3 Accent 4"/>
     <w:basedOn w:val="TableNormal"/>
     <w:uiPriority w:val="48"/>
-    <w:rsid w:val="009442AD"/>
+    <w:rsid w:val="002D793B"/>
     <w:pPr>
       <w:spacing w:after="0" w:line="240" w:lineRule="auto"/>
     </w:pPr>
@@ -8947,7 +8740,7 @@
     <w:name w:val="Grid Table 3 Accent 5"/>
     <w:basedOn w:val="TableNormal"/>
     <w:uiPriority w:val="48"/>
-    <w:rsid w:val="009442AD"/>
+    <w:rsid w:val="002D793B"/>
     <w:pPr>
       <w:spacing w:after="0" w:line="240" w:lineRule="auto"/>
     </w:pPr>
@@ -9089,7 +8882,7 @@
     <w:name w:val="Grid Table 3 Accent 6"/>
     <w:basedOn w:val="TableNormal"/>
     <w:uiPriority w:val="48"/>
-    <w:rsid w:val="009442AD"/>
+    <w:rsid w:val="002D793B"/>
     <w:pPr>
       <w:spacing w:after="0" w:line="240" w:lineRule="auto"/>
     </w:pPr>
@@ -9231,7 +9024,7 @@
     <w:name w:val="Grid Table 4"/>
     <w:basedOn w:val="TableNormal"/>
     <w:uiPriority w:val="49"/>
-    <w:rsid w:val="009442AD"/>
+    <w:rsid w:val="002D793B"/>
     <w:pPr>
       <w:spacing w:after="0" w:line="240" w:lineRule="auto"/>
     </w:pPr>
@@ -9313,7 +9106,7 @@
     <w:name w:val="Grid Table 4 Accent 1"/>
     <w:basedOn w:val="TableNormal"/>
     <w:uiPriority w:val="49"/>
-    <w:rsid w:val="009442AD"/>
+    <w:rsid w:val="002D793B"/>
     <w:pPr>
       <w:spacing w:after="0" w:line="240" w:lineRule="auto"/>
     </w:pPr>
@@ -9395,7 +9188,7 @@
     <w:name w:val="Grid Table 4 Accent 2"/>
     <w:basedOn w:val="TableNormal"/>
     <w:uiPriority w:val="49"/>
-    <w:rsid w:val="009442AD"/>
+    <w:rsid w:val="002D793B"/>
     <w:pPr>
       <w:spacing w:after="0" w:line="240" w:lineRule="auto"/>
     </w:pPr>
@@ -9477,7 +9270,7 @@
     <w:name w:val="Grid Table 4 Accent 3"/>
     <w:basedOn w:val="TableNormal"/>
     <w:uiPriority w:val="49"/>
-    <w:rsid w:val="009442AD"/>
+    <w:rsid w:val="002D793B"/>
     <w:pPr>
       <w:spacing w:after="0" w:line="240" w:lineRule="auto"/>
     </w:pPr>
@@ -9559,7 +9352,7 @@
     <w:name w:val="Grid Table 4 Accent 4"/>
     <w:basedOn w:val="TableNormal"/>
     <w:uiPriority w:val="49"/>
-    <w:rsid w:val="009442AD"/>
+    <w:rsid w:val="002D793B"/>
     <w:pPr>
       <w:spacing w:after="0" w:line="240" w:lineRule="auto"/>
     </w:pPr>
@@ -9641,7 +9434,7 @@
     <w:name w:val="Grid Table 4 Accent 5"/>
     <w:basedOn w:val="TableNormal"/>
     <w:uiPriority w:val="49"/>
-    <w:rsid w:val="009442AD"/>
+    <w:rsid w:val="002D793B"/>
     <w:pPr>
       <w:spacing w:after="0" w:line="240" w:lineRule="auto"/>
     </w:pPr>
@@ -9723,7 +9516,7 @@
     <w:name w:val="Grid Table 4 Accent 6"/>
     <w:basedOn w:val="TableNormal"/>
     <w:uiPriority w:val="49"/>
-    <w:rsid w:val="009442AD"/>
+    <w:rsid w:val="002D793B"/>
     <w:pPr>
       <w:spacing w:after="0" w:line="240" w:lineRule="auto"/>
     </w:pPr>
@@ -9805,7 +9598,7 @@
     <w:name w:val="Grid Table 5 Dark"/>
     <w:basedOn w:val="TableNormal"/>
     <w:uiPriority w:val="50"/>
-    <w:rsid w:val="009442AD"/>
+    <w:rsid w:val="002D793B"/>
     <w:pPr>
       <w:spacing w:after="0" w:line="240" w:lineRule="auto"/>
     </w:pPr>
@@ -9917,7 +9710,7 @@
     <w:name w:val="Grid Table 5 Dark Accent 1"/>
     <w:basedOn w:val="TableNormal"/>
     <w:uiPriority w:val="50"/>
-    <w:rsid w:val="009442AD"/>
+    <w:rsid w:val="002D793B"/>
     <w:pPr>
       <w:spacing w:after="0" w:line="240" w:lineRule="auto"/>
     </w:pPr>
@@ -10029,7 +9822,7 @@
     <w:name w:val="Grid Table 5 Dark Accent 2"/>
     <w:basedOn w:val="TableNormal"/>
     <w:uiPriority w:val="50"/>
-    <w:rsid w:val="009442AD"/>
+    <w:rsid w:val="002D793B"/>
     <w:pPr>
       <w:spacing w:after="0" w:line="240" w:lineRule="auto"/>
     </w:pPr>
@@ -10141,7 +9934,7 @@
     <w:name w:val="Grid Table 5 Dark Accent 3"/>
     <w:basedOn w:val="TableNormal"/>
     <w:uiPriority w:val="50"/>
-    <w:rsid w:val="009442AD"/>
+    <w:rsid w:val="002D793B"/>
     <w:pPr>
       <w:spacing w:after="0" w:line="240" w:lineRule="auto"/>
     </w:pPr>
@@ -10253,7 +10046,7 @@
     <w:name w:val="Grid Table 5 Dark Accent 4"/>
     <w:basedOn w:val="TableNormal"/>
     <w:uiPriority w:val="50"/>
-    <w:rsid w:val="009442AD"/>
+    <w:rsid w:val="002D793B"/>
     <w:pPr>
       <w:spacing w:after="0" w:line="240" w:lineRule="auto"/>
     </w:pPr>
@@ -10365,7 +10158,7 @@
     <w:name w:val="Grid Table 5 Dark Accent 5"/>
     <w:basedOn w:val="TableNormal"/>
     <w:uiPriority w:val="50"/>
-    <w:rsid w:val="009442AD"/>
+    <w:rsid w:val="002D793B"/>
     <w:pPr>
       <w:spacing w:after="0" w:line="240" w:lineRule="auto"/>
     </w:pPr>
@@ -10477,7 +10270,7 @@
     <w:name w:val="Grid Table 5 Dark Accent 6"/>
     <w:basedOn w:val="TableNormal"/>
     <w:uiPriority w:val="50"/>
-    <w:rsid w:val="009442AD"/>
+    <w:rsid w:val="002D793B"/>
     <w:pPr>
       <w:spacing w:after="0" w:line="240" w:lineRule="auto"/>
     </w:pPr>
@@ -10589,7 +10382,7 @@
     <w:name w:val="Grid Table 6 Colorful"/>
     <w:basedOn w:val="TableNormal"/>
     <w:uiPriority w:val="51"/>
-    <w:rsid w:val="009442AD"/>
+    <w:rsid w:val="002D793B"/>
     <w:pPr>
       <w:spacing w:after="0" w:line="240" w:lineRule="auto"/>
     </w:pPr>
@@ -10665,7 +10458,7 @@
     <w:name w:val="Grid Table 6 Colorful Accent 1"/>
     <w:basedOn w:val="TableNormal"/>
     <w:uiPriority w:val="51"/>
-    <w:rsid w:val="009442AD"/>
+    <w:rsid w:val="002D793B"/>
     <w:pPr>
       <w:spacing w:after="0" w:line="240" w:lineRule="auto"/>
     </w:pPr>
@@ -10741,7 +10534,7 @@
     <w:name w:val="Grid Table 6 Colorful Accent 2"/>
     <w:basedOn w:val="TableNormal"/>
     <w:uiPriority w:val="51"/>
-    <w:rsid w:val="009442AD"/>
+    <w:rsid w:val="002D793B"/>
     <w:pPr>
       <w:spacing w:after="0" w:line="240" w:lineRule="auto"/>
     </w:pPr>
@@ -10817,7 +10610,7 @@
     <w:name w:val="Grid Table 6 Colorful Accent 3"/>
     <w:basedOn w:val="TableNormal"/>
     <w:uiPriority w:val="51"/>
-    <w:rsid w:val="009442AD"/>
+    <w:rsid w:val="002D793B"/>
     <w:pPr>
       <w:spacing w:after="0" w:line="240" w:lineRule="auto"/>
     </w:pPr>
@@ -10893,7 +10686,7 @@
     <w:name w:val="Grid Table 6 Colorful Accent 4"/>
     <w:basedOn w:val="TableNormal"/>
     <w:uiPriority w:val="51"/>
-    <w:rsid w:val="009442AD"/>
+    <w:rsid w:val="002D793B"/>
     <w:pPr>
       <w:spacing w:after="0" w:line="240" w:lineRule="auto"/>
     </w:pPr>
@@ -10969,7 +10762,7 @@
     <w:name w:val="Grid Table 6 Colorful Accent 5"/>
     <w:basedOn w:val="TableNormal"/>
     <w:uiPriority w:val="51"/>
-    <w:rsid w:val="009442AD"/>
+    <w:rsid w:val="002D793B"/>
     <w:pPr>
       <w:spacing w:after="0" w:line="240" w:lineRule="auto"/>
     </w:pPr>
@@ -11045,7 +10838,7 @@
     <w:name w:val="Grid Table 6 Colorful Accent 6"/>
     <w:basedOn w:val="TableNormal"/>
     <w:uiPriority w:val="51"/>
-    <w:rsid w:val="009442AD"/>
+    <w:rsid w:val="002D793B"/>
     <w:pPr>
       <w:spacing w:after="0" w:line="240" w:lineRule="auto"/>
     </w:pPr>
@@ -11121,7 +10914,7 @@
     <w:name w:val="Grid Table 7 Colorful"/>
     <w:basedOn w:val="TableNormal"/>
     <w:uiPriority w:val="52"/>
-    <w:rsid w:val="009442AD"/>
+    <w:rsid w:val="002D793B"/>
     <w:pPr>
       <w:spacing w:after="0" w:line="240" w:lineRule="auto"/>
     </w:pPr>
@@ -11264,7 +11057,7 @@
     <w:name w:val="Grid Table 7 Colorful Accent 1"/>
     <w:basedOn w:val="TableNormal"/>
     <w:uiPriority w:val="52"/>
-    <w:rsid w:val="009442AD"/>
+    <w:rsid w:val="002D793B"/>
     <w:pPr>
       <w:spacing w:after="0" w:line="240" w:lineRule="auto"/>
     </w:pPr>
@@ -11407,7 +11200,7 @@
     <w:name w:val="Grid Table 7 Colorful Accent 2"/>
     <w:basedOn w:val="TableNormal"/>
     <w:uiPriority w:val="52"/>
-    <w:rsid w:val="009442AD"/>
+    <w:rsid w:val="002D793B"/>
     <w:pPr>
       <w:spacing w:after="0" w:line="240" w:lineRule="auto"/>
     </w:pPr>
@@ -11550,7 +11343,7 @@
     <w:name w:val="Grid Table 7 Colorful Accent 3"/>
     <w:basedOn w:val="TableNormal"/>
     <w:uiPriority w:val="52"/>
-    <w:rsid w:val="009442AD"/>
+    <w:rsid w:val="002D793B"/>
     <w:pPr>
       <w:spacing w:after="0" w:line="240" w:lineRule="auto"/>
     </w:pPr>
@@ -11693,7 +11486,7 @@
     <w:name w:val="Grid Table 7 Colorful Accent 4"/>
     <w:basedOn w:val="TableNormal"/>
     <w:uiPriority w:val="52"/>
-    <w:rsid w:val="009442AD"/>
+    <w:rsid w:val="002D793B"/>
     <w:pPr>
       <w:spacing w:after="0" w:line="240" w:lineRule="auto"/>
     </w:pPr>
@@ -11836,7 +11629,7 @@
     <w:name w:val="Grid Table 7 Colorful Accent 5"/>
     <w:basedOn w:val="TableNormal"/>
     <w:uiPriority w:val="52"/>
-    <w:rsid w:val="009442AD"/>
+    <w:rsid w:val="002D793B"/>
     <w:pPr>
       <w:spacing w:after="0" w:line="240" w:lineRule="auto"/>
     </w:pPr>
@@ -11979,7 +11772,7 @@
     <w:name w:val="Grid Table 7 Colorful Accent 6"/>
     <w:basedOn w:val="TableNormal"/>
     <w:uiPriority w:val="52"/>
-    <w:rsid w:val="009442AD"/>
+    <w:rsid w:val="002D793B"/>
     <w:pPr>
       <w:spacing w:after="0" w:line="240" w:lineRule="auto"/>
     </w:pPr>
@@ -12124,7 +11917,7 @@
     <w:uiPriority w:val="99"/>
     <w:semiHidden/>
     <w:unhideWhenUsed/>
-    <w:rsid w:val="009442AD"/>
+    <w:rsid w:val="002D793B"/>
     <w:rPr>
       <w:color w:val="2B579A"/>
       <w:sz w:val="16"/>
@@ -12137,7 +11930,7 @@
     <w:uiPriority w:val="99"/>
     <w:semiHidden/>
     <w:unhideWhenUsed/>
-    <w:rsid w:val="009442AD"/>
+    <w:rsid w:val="002D793B"/>
     <w:rPr>
       <w:sz w:val="16"/>
     </w:rPr>
@@ -12149,7 +11942,7 @@
     <w:uiPriority w:val="99"/>
     <w:semiHidden/>
     <w:unhideWhenUsed/>
-    <w:rsid w:val="009442AD"/>
+    <w:rsid w:val="002D793B"/>
     <w:pPr>
       <w:spacing w:after="0" w:line="240" w:lineRule="auto"/>
     </w:pPr>
@@ -12164,7 +11957,7 @@
     <w:link w:val="HTMLAddress"/>
     <w:uiPriority w:val="99"/>
     <w:semiHidden/>
-    <w:rsid w:val="009442AD"/>
+    <w:rsid w:val="002D793B"/>
     <w:rPr>
       <w:rFonts w:eastAsiaTheme="minorHAnsi"/>
       <w:i/>
@@ -12181,7 +11974,7 @@
     <w:uiPriority w:val="99"/>
     <w:semiHidden/>
     <w:unhideWhenUsed/>
-    <w:rsid w:val="009442AD"/>
+    <w:rsid w:val="002D793B"/>
     <w:rPr>
       <w:i/>
       <w:iCs/>
@@ -12194,7 +11987,7 @@
     <w:uiPriority w:val="99"/>
     <w:semiHidden/>
     <w:unhideWhenUsed/>
-    <w:rsid w:val="009442AD"/>
+    <w:rsid w:val="002D793B"/>
     <w:rPr>
       <w:rFonts w:ascii="Consolas" w:hAnsi="Consolas"/>
       <w:sz w:val="16"/>
@@ -12207,7 +12000,7 @@
     <w:uiPriority w:val="99"/>
     <w:semiHidden/>
     <w:unhideWhenUsed/>
-    <w:rsid w:val="009442AD"/>
+    <w:rsid w:val="002D793B"/>
     <w:rPr>
       <w:i/>
       <w:iCs/>
@@ -12220,7 +12013,7 @@
     <w:uiPriority w:val="99"/>
     <w:semiHidden/>
     <w:unhideWhenUsed/>
-    <w:rsid w:val="009442AD"/>
+    <w:rsid w:val="002D793B"/>
     <w:rPr>
       <w:rFonts w:ascii="Consolas" w:hAnsi="Consolas"/>
       <w:sz w:val="16"/>
@@ -12234,7 +12027,7 @@
     <w:uiPriority w:val="99"/>
     <w:semiHidden/>
     <w:unhideWhenUsed/>
-    <w:rsid w:val="009442AD"/>
+    <w:rsid w:val="002D793B"/>
     <w:pPr>
       <w:spacing w:after="0" w:line="240" w:lineRule="auto"/>
     </w:pPr>
@@ -12249,7 +12042,7 @@
     <w:link w:val="HTMLPreformatted"/>
     <w:uiPriority w:val="99"/>
     <w:semiHidden/>
-    <w:rsid w:val="009442AD"/>
+    <w:rsid w:val="002D793B"/>
     <w:rPr>
       <w:rFonts w:ascii="Consolas" w:eastAsiaTheme="minorHAnsi" w:hAnsi="Consolas"/>
       <w:color w:val="4D614C" w:themeColor="text1"/>
@@ -12264,7 +12057,7 @@
     <w:uiPriority w:val="99"/>
     <w:semiHidden/>
     <w:unhideWhenUsed/>
-    <w:rsid w:val="009442AD"/>
+    <w:rsid w:val="002D793B"/>
     <w:rPr>
       <w:rFonts w:ascii="Consolas" w:hAnsi="Consolas"/>
       <w:sz w:val="16"/>
@@ -12277,7 +12070,7 @@
     <w:uiPriority w:val="99"/>
     <w:semiHidden/>
     <w:unhideWhenUsed/>
-    <w:rsid w:val="009442AD"/>
+    <w:rsid w:val="002D793B"/>
     <w:rPr>
       <w:rFonts w:ascii="Consolas" w:hAnsi="Consolas"/>
       <w:sz w:val="16"/>
@@ -12290,7 +12083,7 @@
     <w:uiPriority w:val="99"/>
     <w:semiHidden/>
     <w:unhideWhenUsed/>
-    <w:rsid w:val="009442AD"/>
+    <w:rsid w:val="002D793B"/>
     <w:rPr>
       <w:i/>
       <w:iCs/>
@@ -12304,7 +12097,7 @@
     <w:semiHidden/>
     <w:unhideWhenUsed/>
     <w:qFormat/>
-    <w:rsid w:val="009442AD"/>
+    <w:rsid w:val="002D793B"/>
     <w:rPr>
       <w:color w:val="4D614C" w:themeColor="hyperlink"/>
       <w:sz w:val="16"/>
@@ -12319,7 +12112,7 @@
     <w:uiPriority w:val="99"/>
     <w:semiHidden/>
     <w:unhideWhenUsed/>
-    <w:rsid w:val="009442AD"/>
+    <w:rsid w:val="002D793B"/>
     <w:pPr>
       <w:spacing w:after="0" w:line="240" w:lineRule="auto"/>
       <w:ind w:left="240" w:hanging="240"/>
@@ -12333,7 +12126,7 @@
     <w:uiPriority w:val="99"/>
     <w:semiHidden/>
     <w:unhideWhenUsed/>
-    <w:rsid w:val="009442AD"/>
+    <w:rsid w:val="002D793B"/>
     <w:pPr>
       <w:spacing w:after="0" w:line="240" w:lineRule="auto"/>
       <w:ind w:left="480" w:hanging="240"/>
@@ -12347,7 +12140,7 @@
     <w:uiPriority w:val="99"/>
     <w:semiHidden/>
     <w:unhideWhenUsed/>
-    <w:rsid w:val="009442AD"/>
+    <w:rsid w:val="002D793B"/>
     <w:pPr>
       <w:spacing w:after="0" w:line="240" w:lineRule="auto"/>
       <w:ind w:left="720" w:hanging="240"/>
@@ -12361,7 +12154,7 @@
     <w:uiPriority w:val="99"/>
     <w:semiHidden/>
     <w:unhideWhenUsed/>
-    <w:rsid w:val="009442AD"/>
+    <w:rsid w:val="002D793B"/>
     <w:pPr>
       <w:spacing w:after="0" w:line="240" w:lineRule="auto"/>
       <w:ind w:left="960" w:hanging="240"/>
@@ -12375,7 +12168,7 @@
     <w:uiPriority w:val="99"/>
     <w:semiHidden/>
     <w:unhideWhenUsed/>
-    <w:rsid w:val="009442AD"/>
+    <w:rsid w:val="002D793B"/>
     <w:pPr>
       <w:spacing w:after="0" w:line="240" w:lineRule="auto"/>
       <w:ind w:left="1200" w:hanging="240"/>
@@ -12389,7 +12182,7 @@
     <w:uiPriority w:val="99"/>
     <w:semiHidden/>
     <w:unhideWhenUsed/>
-    <w:rsid w:val="009442AD"/>
+    <w:rsid w:val="002D793B"/>
     <w:pPr>
       <w:spacing w:after="0" w:line="240" w:lineRule="auto"/>
       <w:ind w:left="1440" w:hanging="240"/>
@@ -12403,7 +12196,7 @@
     <w:uiPriority w:val="99"/>
     <w:semiHidden/>
     <w:unhideWhenUsed/>
-    <w:rsid w:val="009442AD"/>
+    <w:rsid w:val="002D793B"/>
     <w:pPr>
       <w:spacing w:after="0" w:line="240" w:lineRule="auto"/>
       <w:ind w:left="1680" w:hanging="240"/>
@@ -12417,7 +12210,7 @@
     <w:uiPriority w:val="99"/>
     <w:semiHidden/>
     <w:unhideWhenUsed/>
-    <w:rsid w:val="009442AD"/>
+    <w:rsid w:val="002D793B"/>
     <w:pPr>
       <w:spacing w:after="0" w:line="240" w:lineRule="auto"/>
       <w:ind w:left="1920" w:hanging="240"/>
@@ -12431,7 +12224,7 @@
     <w:uiPriority w:val="99"/>
     <w:semiHidden/>
     <w:unhideWhenUsed/>
-    <w:rsid w:val="009442AD"/>
+    <w:rsid w:val="002D793B"/>
     <w:pPr>
       <w:spacing w:after="0" w:line="240" w:lineRule="auto"/>
       <w:ind w:left="2160" w:hanging="240"/>
@@ -12444,7 +12237,7 @@
     <w:uiPriority w:val="99"/>
     <w:semiHidden/>
     <w:unhideWhenUsed/>
-    <w:rsid w:val="009442AD"/>
+    <w:rsid w:val="002D793B"/>
     <w:rPr>
       <w:rFonts w:asciiTheme="majorHAnsi" w:eastAsiaTheme="majorEastAsia" w:hAnsiTheme="majorHAnsi" w:cstheme="majorBidi"/>
       <w:b/>
@@ -12457,7 +12250,7 @@
     <w:uiPriority w:val="62"/>
     <w:semiHidden/>
     <w:unhideWhenUsed/>
-    <w:rsid w:val="009442AD"/>
+    <w:rsid w:val="002D793B"/>
     <w:pPr>
       <w:spacing w:after="0" w:line="240" w:lineRule="auto"/>
     </w:pPr>
@@ -12588,7 +12381,7 @@
     <w:uiPriority w:val="62"/>
     <w:semiHidden/>
     <w:unhideWhenUsed/>
-    <w:rsid w:val="009442AD"/>
+    <w:rsid w:val="002D793B"/>
     <w:pPr>
       <w:spacing w:after="0" w:line="240" w:lineRule="auto"/>
     </w:pPr>
@@ -12719,7 +12512,7 @@
     <w:uiPriority w:val="62"/>
     <w:semiHidden/>
     <w:unhideWhenUsed/>
-    <w:rsid w:val="009442AD"/>
+    <w:rsid w:val="002D793B"/>
     <w:pPr>
       <w:spacing w:after="0" w:line="240" w:lineRule="auto"/>
     </w:pPr>
@@ -12850,7 +12643,7 @@
     <w:uiPriority w:val="62"/>
     <w:semiHidden/>
     <w:unhideWhenUsed/>
-    <w:rsid w:val="009442AD"/>
+    <w:rsid w:val="002D793B"/>
     <w:pPr>
       <w:spacing w:after="0" w:line="240" w:lineRule="auto"/>
     </w:pPr>
@@ -12981,7 +12774,7 @@
     <w:uiPriority w:val="62"/>
     <w:semiHidden/>
     <w:unhideWhenUsed/>
-    <w:rsid w:val="009442AD"/>
+    <w:rsid w:val="002D793B"/>
     <w:pPr>
       <w:spacing w:after="0" w:line="240" w:lineRule="auto"/>
     </w:pPr>
@@ -13112,7 +12905,7 @@
     <w:uiPriority w:val="62"/>
     <w:semiHidden/>
     <w:unhideWhenUsed/>
-    <w:rsid w:val="009442AD"/>
+    <w:rsid w:val="002D793B"/>
     <w:pPr>
       <w:spacing w:after="0" w:line="240" w:lineRule="auto"/>
     </w:pPr>
@@ -13243,7 +13036,7 @@
     <w:uiPriority w:val="62"/>
     <w:semiHidden/>
     <w:unhideWhenUsed/>
-    <w:rsid w:val="009442AD"/>
+    <w:rsid w:val="002D793B"/>
     <w:pPr>
       <w:spacing w:after="0" w:line="240" w:lineRule="auto"/>
     </w:pPr>
@@ -13374,7 +13167,7 @@
     <w:uiPriority w:val="61"/>
     <w:semiHidden/>
     <w:unhideWhenUsed/>
-    <w:rsid w:val="009442AD"/>
+    <w:rsid w:val="002D793B"/>
     <w:pPr>
       <w:spacing w:after="0" w:line="240" w:lineRule="auto"/>
     </w:pPr>
@@ -13467,7 +13260,7 @@
     <w:uiPriority w:val="61"/>
     <w:semiHidden/>
     <w:unhideWhenUsed/>
-    <w:rsid w:val="009442AD"/>
+    <w:rsid w:val="002D793B"/>
     <w:pPr>
       <w:spacing w:after="0" w:line="240" w:lineRule="auto"/>
     </w:pPr>
@@ -13560,7 +13353,7 @@
     <w:uiPriority w:val="61"/>
     <w:semiHidden/>
     <w:unhideWhenUsed/>
-    <w:rsid w:val="009442AD"/>
+    <w:rsid w:val="002D793B"/>
     <w:pPr>
       <w:spacing w:after="0" w:line="240" w:lineRule="auto"/>
     </w:pPr>
@@ -13653,7 +13446,7 @@
     <w:uiPriority w:val="61"/>
     <w:semiHidden/>
     <w:unhideWhenUsed/>
-    <w:rsid w:val="009442AD"/>
+    <w:rsid w:val="002D793B"/>
     <w:pPr>
       <w:spacing w:after="0" w:line="240" w:lineRule="auto"/>
     </w:pPr>
@@ -13746,7 +13539,7 @@
     <w:uiPriority w:val="61"/>
     <w:semiHidden/>
     <w:unhideWhenUsed/>
-    <w:rsid w:val="009442AD"/>
+    <w:rsid w:val="002D793B"/>
     <w:pPr>
       <w:spacing w:after="0" w:line="240" w:lineRule="auto"/>
     </w:pPr>
@@ -13839,7 +13632,7 @@
     <w:uiPriority w:val="61"/>
     <w:semiHidden/>
     <w:unhideWhenUsed/>
-    <w:rsid w:val="009442AD"/>
+    <w:rsid w:val="002D793B"/>
     <w:pPr>
       <w:spacing w:after="0" w:line="240" w:lineRule="auto"/>
     </w:pPr>
@@ -13932,7 +13725,7 @@
     <w:uiPriority w:val="61"/>
     <w:semiHidden/>
     <w:unhideWhenUsed/>
-    <w:rsid w:val="009442AD"/>
+    <w:rsid w:val="002D793B"/>
     <w:pPr>
       <w:spacing w:after="0" w:line="240" w:lineRule="auto"/>
     </w:pPr>
@@ -14025,7 +13818,7 @@
     <w:uiPriority w:val="60"/>
     <w:semiHidden/>
     <w:unhideWhenUsed/>
-    <w:rsid w:val="009442AD"/>
+    <w:rsid w:val="002D793B"/>
     <w:pPr>
       <w:spacing w:after="0" w:line="240" w:lineRule="auto"/>
     </w:pPr>
@@ -14127,7 +13920,7 @@
     <w:uiPriority w:val="60"/>
     <w:semiHidden/>
     <w:unhideWhenUsed/>
-    <w:rsid w:val="009442AD"/>
+    <w:rsid w:val="002D793B"/>
     <w:pPr>
       <w:spacing w:after="0" w:line="240" w:lineRule="auto"/>
     </w:pPr>
@@ -14229,7 +14022,7 @@
     <w:uiPriority w:val="60"/>
     <w:semiHidden/>
     <w:unhideWhenUsed/>
-    <w:rsid w:val="009442AD"/>
+    <w:rsid w:val="002D793B"/>
     <w:pPr>
       <w:spacing w:after="0" w:line="240" w:lineRule="auto"/>
     </w:pPr>
@@ -14331,7 +14124,7 @@
     <w:uiPriority w:val="60"/>
     <w:semiHidden/>
     <w:unhideWhenUsed/>
-    <w:rsid w:val="009442AD"/>
+    <w:rsid w:val="002D793B"/>
     <w:pPr>
       <w:spacing w:after="0" w:line="240" w:lineRule="auto"/>
     </w:pPr>
@@ -14433,7 +14226,7 @@
     <w:uiPriority w:val="60"/>
     <w:semiHidden/>
     <w:unhideWhenUsed/>
-    <w:rsid w:val="009442AD"/>
+    <w:rsid w:val="002D793B"/>
     <w:pPr>
       <w:spacing w:after="0" w:line="240" w:lineRule="auto"/>
     </w:pPr>
@@ -14535,7 +14328,7 @@
     <w:uiPriority w:val="60"/>
     <w:semiHidden/>
     <w:unhideWhenUsed/>
-    <w:rsid w:val="009442AD"/>
+    <w:rsid w:val="002D793B"/>
     <w:pPr>
       <w:spacing w:after="0" w:line="240" w:lineRule="auto"/>
     </w:pPr>
@@ -14637,7 +14430,7 @@
     <w:uiPriority w:val="60"/>
     <w:semiHidden/>
     <w:unhideWhenUsed/>
-    <w:rsid w:val="009442AD"/>
+    <w:rsid w:val="002D793B"/>
     <w:pPr>
       <w:spacing w:after="0" w:line="240" w:lineRule="auto"/>
     </w:pPr>
@@ -14739,7 +14532,7 @@
     <w:uiPriority w:val="99"/>
     <w:semiHidden/>
     <w:unhideWhenUsed/>
-    <w:rsid w:val="009442AD"/>
+    <w:rsid w:val="002D793B"/>
     <w:rPr>
       <w:sz w:val="16"/>
     </w:rPr>
@@ -14750,7 +14543,7 @@
     <w:uiPriority w:val="99"/>
     <w:semiHidden/>
     <w:unhideWhenUsed/>
-    <w:rsid w:val="009442AD"/>
+    <w:rsid w:val="002D793B"/>
     <w:pPr>
       <w:ind w:left="360" w:hanging="360"/>
       <w:contextualSpacing/>
@@ -14762,7 +14555,7 @@
     <w:uiPriority w:val="99"/>
     <w:semiHidden/>
     <w:unhideWhenUsed/>
-    <w:rsid w:val="009442AD"/>
+    <w:rsid w:val="002D793B"/>
     <w:pPr>
       <w:ind w:left="720" w:hanging="360"/>
       <w:contextualSpacing/>
@@ -14774,7 +14567,7 @@
     <w:uiPriority w:val="99"/>
     <w:semiHidden/>
     <w:unhideWhenUsed/>
-    <w:rsid w:val="009442AD"/>
+    <w:rsid w:val="002D793B"/>
     <w:pPr>
       <w:ind w:left="1080" w:hanging="360"/>
       <w:contextualSpacing/>
@@ -14786,7 +14579,7 @@
     <w:uiPriority w:val="99"/>
     <w:semiHidden/>
     <w:unhideWhenUsed/>
-    <w:rsid w:val="009442AD"/>
+    <w:rsid w:val="002D793B"/>
     <w:pPr>
       <w:ind w:left="1440" w:hanging="360"/>
       <w:contextualSpacing/>
@@ -14798,7 +14591,7 @@
     <w:uiPriority w:val="99"/>
     <w:semiHidden/>
     <w:unhideWhenUsed/>
-    <w:rsid w:val="009442AD"/>
+    <w:rsid w:val="002D793B"/>
     <w:pPr>
       <w:ind w:left="1800" w:hanging="360"/>
       <w:contextualSpacing/>
@@ -14810,7 +14603,7 @@
     <w:uiPriority w:val="99"/>
     <w:semiHidden/>
     <w:unhideWhenUsed/>
-    <w:rsid w:val="009442AD"/>
+    <w:rsid w:val="002D793B"/>
     <w:pPr>
       <w:numPr>
         <w:numId w:val="6"/>
@@ -14824,7 +14617,7 @@
     <w:uiPriority w:val="99"/>
     <w:semiHidden/>
     <w:unhideWhenUsed/>
-    <w:rsid w:val="009442AD"/>
+    <w:rsid w:val="002D793B"/>
     <w:pPr>
       <w:numPr>
         <w:numId w:val="7"/>
@@ -14838,7 +14631,7 @@
     <w:uiPriority w:val="99"/>
     <w:semiHidden/>
     <w:unhideWhenUsed/>
-    <w:rsid w:val="009442AD"/>
+    <w:rsid w:val="002D793B"/>
     <w:pPr>
       <w:numPr>
         <w:numId w:val="8"/>
@@ -14852,7 +14645,7 @@
     <w:uiPriority w:val="99"/>
     <w:semiHidden/>
     <w:unhideWhenUsed/>
-    <w:rsid w:val="009442AD"/>
+    <w:rsid w:val="002D793B"/>
     <w:pPr>
       <w:numPr>
         <w:numId w:val="9"/>
@@ -14866,7 +14659,7 @@
     <w:uiPriority w:val="99"/>
     <w:semiHidden/>
     <w:unhideWhenUsed/>
-    <w:rsid w:val="009442AD"/>
+    <w:rsid w:val="002D793B"/>
     <w:pPr>
       <w:numPr>
         <w:numId w:val="10"/>
@@ -14880,7 +14673,7 @@
     <w:uiPriority w:val="99"/>
     <w:semiHidden/>
     <w:unhideWhenUsed/>
-    <w:rsid w:val="009442AD"/>
+    <w:rsid w:val="002D793B"/>
     <w:pPr>
       <w:spacing w:after="120"/>
       <w:ind w:left="360"/>
@@ -14893,7 +14686,7 @@
     <w:uiPriority w:val="99"/>
     <w:semiHidden/>
     <w:unhideWhenUsed/>
-    <w:rsid w:val="009442AD"/>
+    <w:rsid w:val="002D793B"/>
     <w:pPr>
       <w:spacing w:after="120"/>
       <w:ind w:left="720"/>
@@ -14906,7 +14699,7 @@
     <w:uiPriority w:val="99"/>
     <w:semiHidden/>
     <w:unhideWhenUsed/>
-    <w:rsid w:val="009442AD"/>
+    <w:rsid w:val="002D793B"/>
     <w:pPr>
       <w:spacing w:after="120"/>
       <w:ind w:left="1080"/>
@@ -14919,7 +14712,7 @@
     <w:uiPriority w:val="99"/>
     <w:semiHidden/>
     <w:unhideWhenUsed/>
-    <w:rsid w:val="009442AD"/>
+    <w:rsid w:val="002D793B"/>
     <w:pPr>
       <w:spacing w:after="120"/>
       <w:ind w:left="1440"/>
@@ -14932,7 +14725,7 @@
     <w:uiPriority w:val="99"/>
     <w:semiHidden/>
     <w:unhideWhenUsed/>
-    <w:rsid w:val="009442AD"/>
+    <w:rsid w:val="002D793B"/>
     <w:pPr>
       <w:spacing w:after="120"/>
       <w:ind w:left="1800"/>
@@ -14945,7 +14738,7 @@
     <w:uiPriority w:val="99"/>
     <w:semiHidden/>
     <w:unhideWhenUsed/>
-    <w:rsid w:val="009442AD"/>
+    <w:rsid w:val="002D793B"/>
     <w:pPr>
       <w:numPr>
         <w:numId w:val="11"/>
@@ -14959,7 +14752,7 @@
     <w:uiPriority w:val="99"/>
     <w:semiHidden/>
     <w:unhideWhenUsed/>
-    <w:rsid w:val="009442AD"/>
+    <w:rsid w:val="002D793B"/>
     <w:pPr>
       <w:numPr>
         <w:numId w:val="12"/>
@@ -14973,7 +14766,7 @@
     <w:uiPriority w:val="99"/>
     <w:semiHidden/>
     <w:unhideWhenUsed/>
-    <w:rsid w:val="009442AD"/>
+    <w:rsid w:val="002D793B"/>
     <w:pPr>
       <w:numPr>
         <w:numId w:val="13"/>
@@ -14987,7 +14780,7 @@
     <w:uiPriority w:val="99"/>
     <w:semiHidden/>
     <w:unhideWhenUsed/>
-    <w:rsid w:val="009442AD"/>
+    <w:rsid w:val="002D793B"/>
     <w:pPr>
       <w:numPr>
         <w:numId w:val="14"/>
@@ -15001,7 +14794,7 @@
     <w:uiPriority w:val="99"/>
     <w:semiHidden/>
     <w:unhideWhenUsed/>
-    <w:rsid w:val="009442AD"/>
+    <w:rsid w:val="002D793B"/>
     <w:pPr>
       <w:numPr>
         <w:numId w:val="15"/>
@@ -15013,7 +14806,7 @@
     <w:name w:val="List Table 1 Light"/>
     <w:basedOn w:val="TableNormal"/>
     <w:uiPriority w:val="46"/>
-    <w:rsid w:val="009442AD"/>
+    <w:rsid w:val="002D793B"/>
     <w:pPr>
       <w:spacing w:after="0" w:line="240" w:lineRule="auto"/>
     </w:pPr>
@@ -15080,7 +14873,7 @@
     <w:name w:val="List Table 1 Light Accent 3"/>
     <w:basedOn w:val="TableNormal"/>
     <w:uiPriority w:val="46"/>
-    <w:rsid w:val="009442AD"/>
+    <w:rsid w:val="002D793B"/>
     <w:pPr>
       <w:spacing w:after="0" w:line="240" w:lineRule="auto"/>
     </w:pPr>
@@ -15147,7 +14940,7 @@
     <w:name w:val="List Table 1 Light Accent 4"/>
     <w:basedOn w:val="TableNormal"/>
     <w:uiPriority w:val="46"/>
-    <w:rsid w:val="009442AD"/>
+    <w:rsid w:val="002D793B"/>
     <w:pPr>
       <w:spacing w:after="0" w:line="240" w:lineRule="auto"/>
     </w:pPr>
@@ -15214,7 +15007,7 @@
     <w:name w:val="List Table 1 Light Accent 5"/>
     <w:basedOn w:val="TableNormal"/>
     <w:uiPriority w:val="46"/>
-    <w:rsid w:val="009442AD"/>
+    <w:rsid w:val="002D793B"/>
     <w:pPr>
       <w:spacing w:after="0" w:line="240" w:lineRule="auto"/>
     </w:pPr>
@@ -15281,7 +15074,7 @@
     <w:name w:val="List Table 1 Light Accent 6"/>
     <w:basedOn w:val="TableNormal"/>
     <w:uiPriority w:val="46"/>
-    <w:rsid w:val="009442AD"/>
+    <w:rsid w:val="002D793B"/>
     <w:pPr>
       <w:spacing w:after="0" w:line="240" w:lineRule="auto"/>
     </w:pPr>
@@ -15348,7 +15141,7 @@
     <w:name w:val="List Table 2"/>
     <w:basedOn w:val="TableNormal"/>
     <w:uiPriority w:val="47"/>
-    <w:rsid w:val="009442AD"/>
+    <w:rsid w:val="002D793B"/>
     <w:pPr>
       <w:spacing w:after="0" w:line="240" w:lineRule="auto"/>
     </w:pPr>
@@ -15408,7 +15201,7 @@
     <w:name w:val="List Table 2 Accent 1"/>
     <w:basedOn w:val="TableNormal"/>
     <w:uiPriority w:val="47"/>
-    <w:rsid w:val="009442AD"/>
+    <w:rsid w:val="002D793B"/>
     <w:pPr>
       <w:spacing w:after="0" w:line="240" w:lineRule="auto"/>
     </w:pPr>
@@ -15468,7 +15261,7 @@
     <w:name w:val="List Table 2 Accent 2"/>
     <w:basedOn w:val="TableNormal"/>
     <w:uiPriority w:val="47"/>
-    <w:rsid w:val="009442AD"/>
+    <w:rsid w:val="002D793B"/>
     <w:pPr>
       <w:spacing w:after="0" w:line="240" w:lineRule="auto"/>
     </w:pPr>
@@ -15528,7 +15321,7 @@
     <w:name w:val="List Table 2 Accent 3"/>
     <w:basedOn w:val="TableNormal"/>
     <w:uiPriority w:val="47"/>
-    <w:rsid w:val="009442AD"/>
+    <w:rsid w:val="002D793B"/>
     <w:pPr>
       <w:spacing w:after="0" w:line="240" w:lineRule="auto"/>
     </w:pPr>
@@ -15588,7 +15381,7 @@
     <w:name w:val="List Table 2 Accent 4"/>
     <w:basedOn w:val="TableNormal"/>
     <w:uiPriority w:val="47"/>
-    <w:rsid w:val="009442AD"/>
+    <w:rsid w:val="002D793B"/>
     <w:pPr>
       <w:spacing w:after="0" w:line="240" w:lineRule="auto"/>
     </w:pPr>
@@ -15648,7 +15441,7 @@
     <w:name w:val="List Table 2 Accent 5"/>
     <w:basedOn w:val="TableNormal"/>
     <w:uiPriority w:val="47"/>
-    <w:rsid w:val="009442AD"/>
+    <w:rsid w:val="002D793B"/>
     <w:pPr>
       <w:spacing w:after="0" w:line="240" w:lineRule="auto"/>
     </w:pPr>
@@ -15708,7 +15501,7 @@
     <w:name w:val="List Table 2 Accent 6"/>
     <w:basedOn w:val="TableNormal"/>
     <w:uiPriority w:val="47"/>
-    <w:rsid w:val="009442AD"/>
+    <w:rsid w:val="002D793B"/>
     <w:pPr>
       <w:spacing w:after="0" w:line="240" w:lineRule="auto"/>
     </w:pPr>
@@ -15768,7 +15561,7 @@
     <w:name w:val="List Table 3"/>
     <w:basedOn w:val="TableNormal"/>
     <w:uiPriority w:val="48"/>
-    <w:rsid w:val="009442AD"/>
+    <w:rsid w:val="002D793B"/>
     <w:pPr>
       <w:spacing w:after="0" w:line="240" w:lineRule="auto"/>
     </w:pPr>
@@ -15898,7 +15691,7 @@
     <w:name w:val="List Table 3 Accent 1"/>
     <w:basedOn w:val="TableNormal"/>
     <w:uiPriority w:val="48"/>
-    <w:rsid w:val="009442AD"/>
+    <w:rsid w:val="002D793B"/>
     <w:pPr>
       <w:spacing w:after="0" w:line="240" w:lineRule="auto"/>
     </w:pPr>
@@ -16028,7 +15821,7 @@
     <w:name w:val="List Table 3 Accent 2"/>
     <w:basedOn w:val="TableNormal"/>
     <w:uiPriority w:val="48"/>
-    <w:rsid w:val="009442AD"/>
+    <w:rsid w:val="002D793B"/>
     <w:pPr>
       <w:spacing w:after="0" w:line="240" w:lineRule="auto"/>
     </w:pPr>
@@ -16158,7 +15951,7 @@
     <w:name w:val="List Table 3 Accent 3"/>
     <w:basedOn w:val="TableNormal"/>
     <w:uiPriority w:val="48"/>
-    <w:rsid w:val="009442AD"/>
+    <w:rsid w:val="002D793B"/>
     <w:pPr>
       <w:spacing w:after="0" w:line="240" w:lineRule="auto"/>
     </w:pPr>
@@ -16288,7 +16081,7 @@
     <w:name w:val="List Table 3 Accent 4"/>
     <w:basedOn w:val="TableNormal"/>
     <w:uiPriority w:val="48"/>
-    <w:rsid w:val="009442AD"/>
+    <w:rsid w:val="002D793B"/>
     <w:pPr>
       <w:spacing w:after="0" w:line="240" w:lineRule="auto"/>
     </w:pPr>
@@ -16418,7 +16211,7 @@
     <w:name w:val="List Table 3 Accent 5"/>
     <w:basedOn w:val="TableNormal"/>
     <w:uiPriority w:val="48"/>
-    <w:rsid w:val="009442AD"/>
+    <w:rsid w:val="002D793B"/>
     <w:pPr>
       <w:spacing w:after="0" w:line="240" w:lineRule="auto"/>
     </w:pPr>
@@ -16548,7 +16341,7 @@
     <w:name w:val="List Table 3 Accent 6"/>
     <w:basedOn w:val="TableNormal"/>
     <w:uiPriority w:val="48"/>
-    <w:rsid w:val="009442AD"/>
+    <w:rsid w:val="002D793B"/>
     <w:pPr>
       <w:spacing w:after="0" w:line="240" w:lineRule="auto"/>
     </w:pPr>
@@ -16678,7 +16471,7 @@
     <w:name w:val="List Table 4"/>
     <w:basedOn w:val="TableNormal"/>
     <w:uiPriority w:val="49"/>
-    <w:rsid w:val="009442AD"/>
+    <w:rsid w:val="002D793B"/>
     <w:pPr>
       <w:spacing w:after="0" w:line="240" w:lineRule="auto"/>
     </w:pPr>
@@ -16758,7 +16551,7 @@
     <w:name w:val="List Table 4 Accent 1"/>
     <w:basedOn w:val="TableNormal"/>
     <w:uiPriority w:val="49"/>
-    <w:rsid w:val="009442AD"/>
+    <w:rsid w:val="002D793B"/>
     <w:pPr>
       <w:spacing w:after="0" w:line="240" w:lineRule="auto"/>
     </w:pPr>
@@ -16838,7 +16631,7 @@
     <w:name w:val="List Table 4 Accent 2"/>
     <w:basedOn w:val="TableNormal"/>
     <w:uiPriority w:val="49"/>
-    <w:rsid w:val="009442AD"/>
+    <w:rsid w:val="002D793B"/>
     <w:pPr>
       <w:spacing w:after="0" w:line="240" w:lineRule="auto"/>
     </w:pPr>
@@ -16918,7 +16711,7 @@
     <w:name w:val="List Table 4 Accent 3"/>
     <w:basedOn w:val="TableNormal"/>
     <w:uiPriority w:val="49"/>
-    <w:rsid w:val="009442AD"/>
+    <w:rsid w:val="002D793B"/>
     <w:pPr>
       <w:spacing w:after="0" w:line="240" w:lineRule="auto"/>
     </w:pPr>
@@ -16998,7 +16791,7 @@
     <w:name w:val="List Table 4 Accent 4"/>
     <w:basedOn w:val="TableNormal"/>
     <w:uiPriority w:val="49"/>
-    <w:rsid w:val="009442AD"/>
+    <w:rsid w:val="002D793B"/>
     <w:pPr>
       <w:spacing w:after="0" w:line="240" w:lineRule="auto"/>
     </w:pPr>
@@ -17078,7 +16871,7 @@
     <w:name w:val="List Table 4 Accent 5"/>
     <w:basedOn w:val="TableNormal"/>
     <w:uiPriority w:val="49"/>
-    <w:rsid w:val="009442AD"/>
+    <w:rsid w:val="002D793B"/>
     <w:pPr>
       <w:spacing w:after="0" w:line="240" w:lineRule="auto"/>
     </w:pPr>
@@ -17158,7 +16951,7 @@
     <w:name w:val="List Table 4 Accent 6"/>
     <w:basedOn w:val="TableNormal"/>
     <w:uiPriority w:val="49"/>
-    <w:rsid w:val="009442AD"/>
+    <w:rsid w:val="002D793B"/>
     <w:pPr>
       <w:spacing w:after="0" w:line="240" w:lineRule="auto"/>
     </w:pPr>
@@ -17238,7 +17031,7 @@
     <w:name w:val="List Table 5 Dark"/>
     <w:basedOn w:val="TableNormal"/>
     <w:uiPriority w:val="50"/>
-    <w:rsid w:val="009442AD"/>
+    <w:rsid w:val="002D793B"/>
     <w:pPr>
       <w:spacing w:after="0" w:line="240" w:lineRule="auto"/>
     </w:pPr>
@@ -17376,7 +17169,7 @@
     <w:name w:val="List Table 5 Dark Accent 1"/>
     <w:basedOn w:val="TableNormal"/>
     <w:uiPriority w:val="50"/>
-    <w:rsid w:val="009442AD"/>
+    <w:rsid w:val="002D793B"/>
     <w:pPr>
       <w:spacing w:after="0" w:line="240" w:lineRule="auto"/>
     </w:pPr>
@@ -17514,7 +17307,7 @@
     <w:name w:val="List Table 5 Dark Accent 2"/>
     <w:basedOn w:val="TableNormal"/>
     <w:uiPriority w:val="50"/>
-    <w:rsid w:val="009442AD"/>
+    <w:rsid w:val="002D793B"/>
     <w:pPr>
       <w:spacing w:after="0" w:line="240" w:lineRule="auto"/>
     </w:pPr>
@@ -17652,7 +17445,7 @@
     <w:name w:val="List Table 5 Dark Accent 3"/>
     <w:basedOn w:val="TableNormal"/>
     <w:uiPriority w:val="50"/>
-    <w:rsid w:val="009442AD"/>
+    <w:rsid w:val="002D793B"/>
     <w:pPr>
       <w:spacing w:after="0" w:line="240" w:lineRule="auto"/>
     </w:pPr>
@@ -17790,7 +17583,7 @@
     <w:name w:val="List Table 5 Dark Accent 4"/>
     <w:basedOn w:val="TableNormal"/>
     <w:uiPriority w:val="50"/>
-    <w:rsid w:val="009442AD"/>
+    <w:rsid w:val="002D793B"/>
     <w:pPr>
       <w:spacing w:after="0" w:line="240" w:lineRule="auto"/>
     </w:pPr>
@@ -17928,7 +17721,7 @@
     <w:name w:val="List Table 5 Dark Accent 5"/>
     <w:basedOn w:val="TableNormal"/>
     <w:uiPriority w:val="50"/>
-    <w:rsid w:val="009442AD"/>
+    <w:rsid w:val="002D793B"/>
     <w:pPr>
       <w:spacing w:after="0" w:line="240" w:lineRule="auto"/>
     </w:pPr>
@@ -18066,7 +17859,7 @@
     <w:name w:val="List Table 5 Dark Accent 6"/>
     <w:basedOn w:val="TableNormal"/>
     <w:uiPriority w:val="50"/>
-    <w:rsid w:val="009442AD"/>
+    <w:rsid w:val="002D793B"/>
     <w:pPr>
       <w:spacing w:after="0" w:line="240" w:lineRule="auto"/>
     </w:pPr>
@@ -18204,7 +17997,7 @@
     <w:name w:val="List Table 6 Colorful"/>
     <w:basedOn w:val="TableNormal"/>
     <w:uiPriority w:val="51"/>
-    <w:rsid w:val="009442AD"/>
+    <w:rsid w:val="002D793B"/>
     <w:pPr>
       <w:spacing w:after="0" w:line="240" w:lineRule="auto"/>
     </w:pPr>
@@ -18276,7 +18069,7 @@
     <w:name w:val="List Table 6 Colorful Accent 1"/>
     <w:basedOn w:val="TableNormal"/>
     <w:uiPriority w:val="51"/>
-    <w:rsid w:val="009442AD"/>
+    <w:rsid w:val="002D793B"/>
     <w:pPr>
       <w:spacing w:after="0" w:line="240" w:lineRule="auto"/>
     </w:pPr>
@@ -18348,7 +18141,7 @@
     <w:name w:val="List Table 6 Colorful Accent 2"/>
     <w:basedOn w:val="TableNormal"/>
     <w:uiPriority w:val="51"/>
-    <w:rsid w:val="009442AD"/>
+    <w:rsid w:val="002D793B"/>
     <w:pPr>
       <w:spacing w:after="0" w:line="240" w:lineRule="auto"/>
     </w:pPr>
@@ -18420,7 +18213,7 @@
     <w:name w:val="List Table 6 Colorful Accent 3"/>
     <w:basedOn w:val="TableNormal"/>
     <w:uiPriority w:val="51"/>
-    <w:rsid w:val="009442AD"/>
+    <w:rsid w:val="002D793B"/>
     <w:pPr>
       <w:spacing w:after="0" w:line="240" w:lineRule="auto"/>
     </w:pPr>
@@ -18492,7 +18285,7 @@
     <w:name w:val="List Table 6 Colorful Accent 4"/>
     <w:basedOn w:val="TableNormal"/>
     <w:uiPriority w:val="51"/>
-    <w:rsid w:val="009442AD"/>
+    <w:rsid w:val="002D793B"/>
     <w:pPr>
       <w:spacing w:after="0" w:line="240" w:lineRule="auto"/>
     </w:pPr>
@@ -18564,7 +18357,7 @@
     <w:name w:val="List Table 6 Colorful Accent 5"/>
     <w:basedOn w:val="TableNormal"/>
     <w:uiPriority w:val="51"/>
-    <w:rsid w:val="009442AD"/>
+    <w:rsid w:val="002D793B"/>
     <w:pPr>
       <w:spacing w:after="0" w:line="240" w:lineRule="auto"/>
     </w:pPr>
@@ -18636,7 +18429,7 @@
     <w:name w:val="List Table 6 Colorful Accent 6"/>
     <w:basedOn w:val="TableNormal"/>
     <w:uiPriority w:val="51"/>
-    <w:rsid w:val="009442AD"/>
+    <w:rsid w:val="002D793B"/>
     <w:pPr>
       <w:spacing w:after="0" w:line="240" w:lineRule="auto"/>
     </w:pPr>
@@ -18708,7 +18501,7 @@
     <w:name w:val="List Table 7 Colorful"/>
     <w:basedOn w:val="TableNormal"/>
     <w:uiPriority w:val="52"/>
-    <w:rsid w:val="009442AD"/>
+    <w:rsid w:val="002D793B"/>
     <w:pPr>
       <w:spacing w:after="0" w:line="240" w:lineRule="auto"/>
     </w:pPr>
@@ -18835,7 +18628,7 @@
     <w:name w:val="List Table 7 Colorful Accent 1"/>
     <w:basedOn w:val="TableNormal"/>
     <w:uiPriority w:val="52"/>
-    <w:rsid w:val="009442AD"/>
+    <w:rsid w:val="002D793B"/>
     <w:pPr>
       <w:spacing w:after="0" w:line="240" w:lineRule="auto"/>
     </w:pPr>
@@ -18962,7 +18755,7 @@
     <w:name w:val="List Table 7 Colorful Accent 2"/>
     <w:basedOn w:val="TableNormal"/>
     <w:uiPriority w:val="52"/>
-    <w:rsid w:val="009442AD"/>
+    <w:rsid w:val="002D793B"/>
     <w:pPr>
       <w:spacing w:after="0" w:line="240" w:lineRule="auto"/>
     </w:pPr>
@@ -19089,7 +18882,7 @@
     <w:name w:val="List Table 7 Colorful Accent 3"/>
     <w:basedOn w:val="TableNormal"/>
     <w:uiPriority w:val="52"/>
-    <w:rsid w:val="009442AD"/>
+    <w:rsid w:val="002D793B"/>
     <w:pPr>
       <w:spacing w:after="0" w:line="240" w:lineRule="auto"/>
     </w:pPr>
@@ -19216,7 +19009,7 @@
     <w:name w:val="List Table 7 Colorful Accent 4"/>
     <w:basedOn w:val="TableNormal"/>
     <w:uiPriority w:val="52"/>
-    <w:rsid w:val="009442AD"/>
+    <w:rsid w:val="002D793B"/>
     <w:pPr>
       <w:spacing w:after="0" w:line="240" w:lineRule="auto"/>
     </w:pPr>
@@ -19343,7 +19136,7 @@
     <w:name w:val="List Table 7 Colorful Accent 5"/>
     <w:basedOn w:val="TableNormal"/>
     <w:uiPriority w:val="52"/>
-    <w:rsid w:val="009442AD"/>
+    <w:rsid w:val="002D793B"/>
     <w:pPr>
       <w:spacing w:after="0" w:line="240" w:lineRule="auto"/>
     </w:pPr>
@@ -19470,7 +19263,7 @@
     <w:name w:val="List Table 7 Colorful Accent 6"/>
     <w:basedOn w:val="TableNormal"/>
     <w:uiPriority w:val="52"/>
-    <w:rsid w:val="009442AD"/>
+    <w:rsid w:val="002D793B"/>
     <w:pPr>
       <w:spacing w:after="0" w:line="240" w:lineRule="auto"/>
     </w:pPr>
@@ -19599,7 +19392,7 @@
     <w:uiPriority w:val="99"/>
     <w:semiHidden/>
     <w:unhideWhenUsed/>
-    <w:rsid w:val="009442AD"/>
+    <w:rsid w:val="002D793B"/>
     <w:pPr>
       <w:tabs>
         <w:tab w:val="left" w:pos="480"/>
@@ -19628,7 +19421,7 @@
     <w:link w:val="MacroText"/>
     <w:uiPriority w:val="99"/>
     <w:semiHidden/>
-    <w:rsid w:val="009442AD"/>
+    <w:rsid w:val="002D793B"/>
     <w:rPr>
       <w:rFonts w:ascii="Consolas" w:eastAsiaTheme="minorHAnsi" w:hAnsi="Consolas"/>
       <w:color w:val="4D614C" w:themeColor="accent3"/>
@@ -19643,7 +19436,7 @@
     <w:uiPriority w:val="67"/>
     <w:semiHidden/>
     <w:unhideWhenUsed/>
-    <w:rsid w:val="009442AD"/>
+    <w:rsid w:val="002D793B"/>
     <w:pPr>
       <w:spacing w:after="0" w:line="240" w:lineRule="auto"/>
     </w:pPr>
@@ -19717,7 +19510,7 @@
     <w:uiPriority w:val="67"/>
     <w:semiHidden/>
     <w:unhideWhenUsed/>
-    <w:rsid w:val="009442AD"/>
+    <w:rsid w:val="002D793B"/>
     <w:pPr>
       <w:spacing w:after="0" w:line="240" w:lineRule="auto"/>
     </w:pPr>
@@ -19791,7 +19584,7 @@
     <w:uiPriority w:val="67"/>
     <w:semiHidden/>
     <w:unhideWhenUsed/>
-    <w:rsid w:val="009442AD"/>
+    <w:rsid w:val="002D793B"/>
     <w:pPr>
       <w:spacing w:after="0" w:line="240" w:lineRule="auto"/>
     </w:pPr>
@@ -19865,7 +19658,7 @@
     <w:uiPriority w:val="67"/>
     <w:semiHidden/>
     <w:unhideWhenUsed/>
-    <w:rsid w:val="009442AD"/>
+    <w:rsid w:val="002D793B"/>
     <w:pPr>
       <w:spacing w:after="0" w:line="240" w:lineRule="auto"/>
     </w:pPr>
@@ -19939,7 +19732,7 @@
     <w:uiPriority w:val="67"/>
     <w:semiHidden/>
     <w:unhideWhenUsed/>
-    <w:rsid w:val="009442AD"/>
+    <w:rsid w:val="002D793B"/>
     <w:pPr>
       <w:spacing w:after="0" w:line="240" w:lineRule="auto"/>
     </w:pPr>
@@ -20013,7 +19806,7 @@
     <w:uiPriority w:val="67"/>
     <w:semiHidden/>
     <w:unhideWhenUsed/>
-    <w:rsid w:val="009442AD"/>
+    <w:rsid w:val="002D793B"/>
     <w:pPr>
       <w:spacing w:after="0" w:line="240" w:lineRule="auto"/>
     </w:pPr>
@@ -20087,7 +19880,7 @@
     <w:uiPriority w:val="67"/>
     <w:semiHidden/>
     <w:unhideWhenUsed/>
-    <w:rsid w:val="009442AD"/>
+    <w:rsid w:val="002D793B"/>
     <w:pPr>
       <w:spacing w:after="0" w:line="240" w:lineRule="auto"/>
     </w:pPr>
@@ -20161,7 +19954,7 @@
     <w:uiPriority w:val="68"/>
     <w:semiHidden/>
     <w:unhideWhenUsed/>
-    <w:rsid w:val="009442AD"/>
+    <w:rsid w:val="002D793B"/>
     <w:pPr>
       <w:spacing w:after="0" w:line="240" w:lineRule="auto"/>
     </w:pPr>
@@ -20284,7 +20077,7 @@
     <w:uiPriority w:val="68"/>
     <w:semiHidden/>
     <w:unhideWhenUsed/>
-    <w:rsid w:val="009442AD"/>
+    <w:rsid w:val="002D793B"/>
     <w:pPr>
       <w:spacing w:after="0" w:line="240" w:lineRule="auto"/>
     </w:pPr>
@@ -20407,7 +20200,7 @@
     <w:uiPriority w:val="68"/>
     <w:semiHidden/>
     <w:unhideWhenUsed/>
-    <w:rsid w:val="009442AD"/>
+    <w:rsid w:val="002D793B"/>
     <w:pPr>
       <w:spacing w:after="0" w:line="240" w:lineRule="auto"/>
     </w:pPr>
@@ -20530,7 +20323,7 @@
     <w:uiPriority w:val="68"/>
     <w:semiHidden/>
     <w:unhideWhenUsed/>
-    <w:rsid w:val="009442AD"/>
+    <w:rsid w:val="002D793B"/>
     <w:pPr>
       <w:spacing w:after="0" w:line="240" w:lineRule="auto"/>
     </w:pPr>
@@ -20653,7 +20446,7 @@
     <w:uiPriority w:val="68"/>
     <w:semiHidden/>
     <w:unhideWhenUsed/>
-    <w:rsid w:val="009442AD"/>
+    <w:rsid w:val="002D793B"/>
     <w:pPr>
       <w:spacing w:after="0" w:line="240" w:lineRule="auto"/>
     </w:pPr>
@@ -20776,7 +20569,7 @@
     <w:uiPriority w:val="68"/>
     <w:semiHidden/>
     <w:unhideWhenUsed/>
-    <w:rsid w:val="009442AD"/>
+    <w:rsid w:val="002D793B"/>
     <w:pPr>
       <w:spacing w:after="0" w:line="240" w:lineRule="auto"/>
     </w:pPr>
@@ -20899,7 +20692,7 @@
     <w:uiPriority w:val="68"/>
     <w:semiHidden/>
     <w:unhideWhenUsed/>
-    <w:rsid w:val="009442AD"/>
+    <w:rsid w:val="002D793B"/>
     <w:pPr>
       <w:spacing w:after="0" w:line="240" w:lineRule="auto"/>
     </w:pPr>
@@ -21022,7 +20815,7 @@
     <w:uiPriority w:val="69"/>
     <w:semiHidden/>
     <w:unhideWhenUsed/>
-    <w:rsid w:val="009442AD"/>
+    <w:rsid w:val="002D793B"/>
     <w:pPr>
       <w:spacing w:after="0" w:line="240" w:lineRule="auto"/>
     </w:pPr>
@@ -21164,7 +20957,7 @@
     <w:uiPriority w:val="69"/>
     <w:semiHidden/>
     <w:unhideWhenUsed/>
-    <w:rsid w:val="009442AD"/>
+    <w:rsid w:val="002D793B"/>
     <w:pPr>
       <w:spacing w:after="0" w:line="240" w:lineRule="auto"/>
     </w:pPr>
@@ -21306,7 +21099,7 @@
     <w:uiPriority w:val="69"/>
     <w:semiHidden/>
     <w:unhideWhenUsed/>
-    <w:rsid w:val="009442AD"/>
+    <w:rsid w:val="002D793B"/>
     <w:pPr>
       <w:spacing w:after="0" w:line="240" w:lineRule="auto"/>
     </w:pPr>
@@ -21448,7 +21241,7 @@
     <w:uiPriority w:val="69"/>
     <w:semiHidden/>
     <w:unhideWhenUsed/>
-    <w:rsid w:val="009442AD"/>
+    <w:rsid w:val="002D793B"/>
     <w:pPr>
       <w:spacing w:after="0" w:line="240" w:lineRule="auto"/>
     </w:pPr>
@@ -21590,7 +21383,7 @@
     <w:uiPriority w:val="69"/>
     <w:semiHidden/>
     <w:unhideWhenUsed/>
-    <w:rsid w:val="009442AD"/>
+    <w:rsid w:val="002D793B"/>
     <w:pPr>
       <w:spacing w:after="0" w:line="240" w:lineRule="auto"/>
     </w:pPr>
@@ -21732,7 +21525,7 @@
     <w:uiPriority w:val="69"/>
     <w:semiHidden/>
     <w:unhideWhenUsed/>
-    <w:rsid w:val="009442AD"/>
+    <w:rsid w:val="002D793B"/>
     <w:pPr>
       <w:spacing w:after="0" w:line="240" w:lineRule="auto"/>
     </w:pPr>
@@ -21874,7 +21667,7 @@
     <w:uiPriority w:val="69"/>
     <w:semiHidden/>
     <w:unhideWhenUsed/>
-    <w:rsid w:val="009442AD"/>
+    <w:rsid w:val="002D793B"/>
     <w:pPr>
       <w:spacing w:after="0" w:line="240" w:lineRule="auto"/>
     </w:pPr>
@@ -22016,7 +21809,7 @@
     <w:uiPriority w:val="65"/>
     <w:semiHidden/>
     <w:unhideWhenUsed/>
-    <w:rsid w:val="009442AD"/>
+    <w:rsid w:val="002D793B"/>
     <w:pPr>
       <w:spacing w:after="0" w:line="240" w:lineRule="auto"/>
     </w:pPr>
@@ -22099,7 +21892,7 @@
     <w:uiPriority w:val="65"/>
     <w:semiHidden/>
     <w:unhideWhenUsed/>
-    <w:rsid w:val="009442AD"/>
+    <w:rsid w:val="002D793B"/>
     <w:pPr>
       <w:spacing w:after="0" w:line="240" w:lineRule="auto"/>
     </w:pPr>
@@ -22182,7 +21975,7 @@
     <w:uiPriority w:val="65"/>
     <w:semiHidden/>
     <w:unhideWhenUsed/>
-    <w:rsid w:val="009442AD"/>
+    <w:rsid w:val="002D793B"/>
     <w:pPr>
       <w:spacing w:after="0" w:line="240" w:lineRule="auto"/>
     </w:pPr>
@@ -22265,7 +22058,7 @@
     <w:uiPriority w:val="65"/>
     <w:semiHidden/>
     <w:unhideWhenUsed/>
-    <w:rsid w:val="009442AD"/>
+    <w:rsid w:val="002D793B"/>
     <w:pPr>
       <w:spacing w:after="0" w:line="240" w:lineRule="auto"/>
     </w:pPr>
@@ -22348,7 +22141,7 @@
     <w:uiPriority w:val="65"/>
     <w:semiHidden/>
     <w:unhideWhenUsed/>
-    <w:rsid w:val="009442AD"/>
+    <w:rsid w:val="002D793B"/>
     <w:pPr>
       <w:spacing w:after="0" w:line="240" w:lineRule="auto"/>
     </w:pPr>
@@ -22431,7 +22224,7 @@
     <w:uiPriority w:val="65"/>
     <w:semiHidden/>
     <w:unhideWhenUsed/>
-    <w:rsid w:val="009442AD"/>
+    <w:rsid w:val="002D793B"/>
     <w:pPr>
       <w:spacing w:after="0" w:line="240" w:lineRule="auto"/>
     </w:pPr>
@@ -22514,7 +22307,7 @@
     <w:uiPriority w:val="65"/>
     <w:semiHidden/>
     <w:unhideWhenUsed/>
-    <w:rsid w:val="009442AD"/>
+    <w:rsid w:val="002D793B"/>
     <w:pPr>
       <w:spacing w:after="0" w:line="240" w:lineRule="auto"/>
     </w:pPr>
@@ -22597,7 +22390,7 @@
     <w:uiPriority w:val="66"/>
     <w:semiHidden/>
     <w:unhideWhenUsed/>
-    <w:rsid w:val="009442AD"/>
+    <w:rsid w:val="002D793B"/>
     <w:pPr>
       <w:spacing w:after="0" w:line="240" w:lineRule="auto"/>
     </w:pPr>
@@ -22723,7 +22516,7 @@
     <w:uiPriority w:val="66"/>
     <w:semiHidden/>
     <w:unhideWhenUsed/>
-    <w:rsid w:val="009442AD"/>
+    <w:rsid w:val="002D793B"/>
     <w:pPr>
       <w:spacing w:after="0" w:line="240" w:lineRule="auto"/>
     </w:pPr>
@@ -22849,7 +22642,7 @@
     <w:uiPriority w:val="66"/>
     <w:semiHidden/>
     <w:unhideWhenUsed/>
-    <w:rsid w:val="009442AD"/>
+    <w:rsid w:val="002D793B"/>
     <w:pPr>
       <w:spacing w:after="0" w:line="240" w:lineRule="auto"/>
     </w:pPr>
@@ -22974,7 +22767,7 @@
     <w:uiPriority w:val="66"/>
     <w:semiHidden/>
     <w:unhideWhenUsed/>
-    <w:rsid w:val="009442AD"/>
+    <w:rsid w:val="002D793B"/>
     <w:pPr>
       <w:spacing w:after="0" w:line="240" w:lineRule="auto"/>
     </w:pPr>
@@ -23100,7 +22893,7 @@
     <w:uiPriority w:val="66"/>
     <w:semiHidden/>
     <w:unhideWhenUsed/>
-    <w:rsid w:val="009442AD"/>
+    <w:rsid w:val="002D793B"/>
     <w:pPr>
       <w:spacing w:after="0" w:line="240" w:lineRule="auto"/>
     </w:pPr>
@@ -23226,7 +23019,7 @@
     <w:uiPriority w:val="66"/>
     <w:semiHidden/>
     <w:unhideWhenUsed/>
-    <w:rsid w:val="009442AD"/>
+    <w:rsid w:val="002D793B"/>
     <w:pPr>
       <w:spacing w:after="0" w:line="240" w:lineRule="auto"/>
     </w:pPr>
@@ -23352,7 +23145,7 @@
     <w:uiPriority w:val="66"/>
     <w:semiHidden/>
     <w:unhideWhenUsed/>
-    <w:rsid w:val="009442AD"/>
+    <w:rsid w:val="002D793B"/>
     <w:pPr>
       <w:spacing w:after="0" w:line="240" w:lineRule="auto"/>
     </w:pPr>
@@ -23478,7 +23271,7 @@
     <w:uiPriority w:val="63"/>
     <w:semiHidden/>
     <w:unhideWhenUsed/>
-    <w:rsid w:val="009442AD"/>
+    <w:rsid w:val="002D793B"/>
     <w:pPr>
       <w:spacing w:after="0" w:line="240" w:lineRule="auto"/>
     </w:pPr>
@@ -23585,7 +23378,7 @@
     <w:uiPriority w:val="63"/>
     <w:semiHidden/>
     <w:unhideWhenUsed/>
-    <w:rsid w:val="009442AD"/>
+    <w:rsid w:val="002D793B"/>
     <w:pPr>
       <w:spacing w:after="0" w:line="240" w:lineRule="auto"/>
     </w:pPr>
@@ -23692,7 +23485,7 @@
     <w:uiPriority w:val="63"/>
     <w:semiHidden/>
     <w:unhideWhenUsed/>
-    <w:rsid w:val="009442AD"/>
+    <w:rsid w:val="002D793B"/>
     <w:pPr>
       <w:spacing w:after="0" w:line="240" w:lineRule="auto"/>
     </w:pPr>
@@ -23799,7 +23592,7 @@
     <w:uiPriority w:val="63"/>
     <w:semiHidden/>
     <w:unhideWhenUsed/>
-    <w:rsid w:val="009442AD"/>
+    <w:rsid w:val="002D793B"/>
     <w:pPr>
       <w:spacing w:after="0" w:line="240" w:lineRule="auto"/>
     </w:pPr>
@@ -23906,7 +23699,7 @@
     <w:uiPriority w:val="63"/>
     <w:semiHidden/>
     <w:unhideWhenUsed/>
-    <w:rsid w:val="009442AD"/>
+    <w:rsid w:val="002D793B"/>
     <w:pPr>
       <w:spacing w:after="0" w:line="240" w:lineRule="auto"/>
     </w:pPr>
@@ -24013,7 +23806,7 @@
     <w:uiPriority w:val="63"/>
     <w:semiHidden/>
     <w:unhideWhenUsed/>
-    <w:rsid w:val="009442AD"/>
+    <w:rsid w:val="002D793B"/>
     <w:pPr>
       <w:spacing w:after="0" w:line="240" w:lineRule="auto"/>
     </w:pPr>
@@ -24120,7 +23913,7 @@
     <w:uiPriority w:val="63"/>
     <w:semiHidden/>
     <w:unhideWhenUsed/>
-    <w:rsid w:val="009442AD"/>
+    <w:rsid w:val="002D793B"/>
     <w:pPr>
       <w:spacing w:after="0" w:line="240" w:lineRule="auto"/>
     </w:pPr>
@@ -24227,7 +24020,7 @@
     <w:uiPriority w:val="64"/>
     <w:semiHidden/>
     <w:unhideWhenUsed/>
-    <w:rsid w:val="009442AD"/>
+    <w:rsid w:val="002D793B"/>
     <w:pPr>
       <w:spacing w:after="0" w:line="240" w:lineRule="auto"/>
     </w:pPr>
@@ -24377,7 +24170,7 @@
     <w:uiPriority w:val="64"/>
     <w:semiHidden/>
     <w:unhideWhenUsed/>
-    <w:rsid w:val="009442AD"/>
+    <w:rsid w:val="002D793B"/>
     <w:pPr>
       <w:spacing w:after="0" w:line="240" w:lineRule="auto"/>
     </w:pPr>
@@ -24527,7 +24320,7 @@
     <w:uiPriority w:val="64"/>
     <w:semiHidden/>
     <w:unhideWhenUsed/>
-    <w:rsid w:val="009442AD"/>
+    <w:rsid w:val="002D793B"/>
     <w:pPr>
       <w:spacing w:after="0" w:line="240" w:lineRule="auto"/>
     </w:pPr>
@@ -24677,7 +24470,7 @@
     <w:uiPriority w:val="64"/>
     <w:semiHidden/>
     <w:unhideWhenUsed/>
-    <w:rsid w:val="009442AD"/>
+    <w:rsid w:val="002D793B"/>
     <w:pPr>
       <w:spacing w:after="0" w:line="240" w:lineRule="auto"/>
     </w:pPr>
@@ -24827,7 +24620,7 @@
     <w:uiPriority w:val="64"/>
     <w:semiHidden/>
     <w:unhideWhenUsed/>
-    <w:rsid w:val="009442AD"/>
+    <w:rsid w:val="002D793B"/>
     <w:pPr>
       <w:spacing w:after="0" w:line="240" w:lineRule="auto"/>
     </w:pPr>
@@ -24977,7 +24770,7 @@
     <w:uiPriority w:val="64"/>
     <w:semiHidden/>
     <w:unhideWhenUsed/>
-    <w:rsid w:val="009442AD"/>
+    <w:rsid w:val="002D793B"/>
     <w:pPr>
       <w:spacing w:after="0" w:line="240" w:lineRule="auto"/>
     </w:pPr>
@@ -25127,7 +24920,7 @@
     <w:uiPriority w:val="64"/>
     <w:semiHidden/>
     <w:unhideWhenUsed/>
-    <w:rsid w:val="009442AD"/>
+    <w:rsid w:val="002D793B"/>
     <w:pPr>
       <w:spacing w:after="0" w:line="240" w:lineRule="auto"/>
     </w:pPr>
@@ -25277,7 +25070,7 @@
     <w:uiPriority w:val="99"/>
     <w:semiHidden/>
     <w:unhideWhenUsed/>
-    <w:rsid w:val="009442AD"/>
+    <w:rsid w:val="002D793B"/>
     <w:rPr>
       <w:color w:val="2B579A"/>
       <w:sz w:val="16"/>
@@ -25291,7 +25084,7 @@
     <w:uiPriority w:val="99"/>
     <w:semiHidden/>
     <w:unhideWhenUsed/>
-    <w:rsid w:val="009442AD"/>
+    <w:rsid w:val="002D793B"/>
     <w:pPr>
       <w:pBdr>
         <w:top w:val="single" w:sz="6" w:space="1" w:color="auto"/>
@@ -25313,7 +25106,7 @@
     <w:link w:val="MessageHeader"/>
     <w:uiPriority w:val="99"/>
     <w:semiHidden/>
-    <w:rsid w:val="009442AD"/>
+    <w:rsid w:val="002D793B"/>
     <w:rPr>
       <w:rFonts w:asciiTheme="majorHAnsi" w:eastAsiaTheme="majorEastAsia" w:hAnsiTheme="majorHAnsi" w:cstheme="majorBidi"/>
       <w:color w:val="4D614C" w:themeColor="text1"/>
@@ -25329,7 +25122,7 @@
     <w:uiPriority w:val="99"/>
     <w:semiHidden/>
     <w:unhideWhenUsed/>
-    <w:rsid w:val="009442AD"/>
+    <w:rsid w:val="002D793B"/>
     <w:rPr>
       <w:rFonts w:ascii="Times New Roman" w:hAnsi="Times New Roman" w:cs="Times New Roman"/>
     </w:rPr>
@@ -25340,7 +25133,7 @@
     <w:uiPriority w:val="99"/>
     <w:semiHidden/>
     <w:unhideWhenUsed/>
-    <w:rsid w:val="009442AD"/>
+    <w:rsid w:val="002D793B"/>
     <w:pPr>
       <w:ind w:left="720"/>
     </w:pPr>
@@ -25353,7 +25146,7 @@
     <w:uiPriority w:val="99"/>
     <w:semiHidden/>
     <w:unhideWhenUsed/>
-    <w:rsid w:val="009442AD"/>
+    <w:rsid w:val="002D793B"/>
     <w:pPr>
       <w:spacing w:after="0" w:line="240" w:lineRule="auto"/>
     </w:pPr>
@@ -25364,7 +25157,7 @@
     <w:link w:val="NoteHeading"/>
     <w:uiPriority w:val="99"/>
     <w:semiHidden/>
-    <w:rsid w:val="009442AD"/>
+    <w:rsid w:val="002D793B"/>
     <w:rPr>
       <w:rFonts w:eastAsiaTheme="minorHAnsi"/>
       <w:color w:val="4D614C" w:themeColor="text1"/>
@@ -25379,7 +25172,7 @@
     <w:uiPriority w:val="99"/>
     <w:semiHidden/>
     <w:unhideWhenUsed/>
-    <w:rsid w:val="009442AD"/>
+    <w:rsid w:val="002D793B"/>
     <w:rPr>
       <w:sz w:val="16"/>
     </w:rPr>
@@ -25388,7 +25181,7 @@
     <w:name w:val="Plain Table 2"/>
     <w:basedOn w:val="TableNormal"/>
     <w:uiPriority w:val="42"/>
-    <w:rsid w:val="009442AD"/>
+    <w:rsid w:val="002D793B"/>
     <w:pPr>
       <w:spacing w:after="0" w:line="240" w:lineRule="auto"/>
     </w:pPr>
@@ -25474,7 +25267,7 @@
     <w:name w:val="Plain Table 3"/>
     <w:basedOn w:val="TableNormal"/>
     <w:uiPriority w:val="43"/>
-    <w:rsid w:val="009442AD"/>
+    <w:rsid w:val="002D793B"/>
     <w:pPr>
       <w:spacing w:after="0" w:line="240" w:lineRule="auto"/>
     </w:pPr>
@@ -25573,7 +25366,7 @@
     <w:name w:val="Plain Table 4"/>
     <w:basedOn w:val="TableNormal"/>
     <w:uiPriority w:val="44"/>
-    <w:rsid w:val="009442AD"/>
+    <w:rsid w:val="002D793B"/>
     <w:pPr>
       <w:spacing w:after="0" w:line="240" w:lineRule="auto"/>
     </w:pPr>
@@ -25631,7 +25424,7 @@
     <w:uiPriority w:val="99"/>
     <w:semiHidden/>
     <w:unhideWhenUsed/>
-    <w:rsid w:val="009442AD"/>
+    <w:rsid w:val="002D793B"/>
     <w:pPr>
       <w:spacing w:after="0" w:line="240" w:lineRule="auto"/>
     </w:pPr>
@@ -25646,7 +25439,7 @@
     <w:link w:val="PlainText"/>
     <w:uiPriority w:val="99"/>
     <w:semiHidden/>
-    <w:rsid w:val="009442AD"/>
+    <w:rsid w:val="002D793B"/>
     <w:rPr>
       <w:rFonts w:ascii="Consolas" w:eastAsiaTheme="minorHAnsi" w:hAnsi="Consolas"/>
       <w:color w:val="4D614C" w:themeColor="text1"/>
@@ -25663,7 +25456,7 @@
     <w:uiPriority w:val="99"/>
     <w:semiHidden/>
     <w:unhideWhenUsed/>
-    <w:rsid w:val="009442AD"/>
+    <w:rsid w:val="002D793B"/>
   </w:style>
   <w:style w:type="character" w:customStyle="1" w:styleId="SalutationChar">
     <w:name w:val="Salutation Char"/>
@@ -25671,7 +25464,7 @@
     <w:link w:val="Salutation"/>
     <w:uiPriority w:val="99"/>
     <w:semiHidden/>
-    <w:rsid w:val="009442AD"/>
+    <w:rsid w:val="002D793B"/>
     <w:rPr>
       <w:rFonts w:eastAsiaTheme="minorHAnsi"/>
       <w:color w:val="4D614C" w:themeColor="text1"/>
@@ -25687,7 +25480,7 @@
     <w:uiPriority w:val="99"/>
     <w:semiHidden/>
     <w:unhideWhenUsed/>
-    <w:rsid w:val="009442AD"/>
+    <w:rsid w:val="002D793B"/>
     <w:pPr>
       <w:spacing w:after="0" w:line="240" w:lineRule="auto"/>
       <w:ind w:left="4320"/>
@@ -25699,7 +25492,7 @@
     <w:link w:val="Signature"/>
     <w:uiPriority w:val="99"/>
     <w:semiHidden/>
-    <w:rsid w:val="009442AD"/>
+    <w:rsid w:val="002D793B"/>
     <w:rPr>
       <w:rFonts w:eastAsiaTheme="minorHAnsi"/>
       <w:color w:val="4D614C" w:themeColor="text1"/>
@@ -25714,7 +25507,7 @@
     <w:uiPriority w:val="99"/>
     <w:semiHidden/>
     <w:unhideWhenUsed/>
-    <w:rsid w:val="009442AD"/>
+    <w:rsid w:val="002D793B"/>
     <w:rPr>
       <w:sz w:val="16"/>
       <w:u w:val="dotted"/>
@@ -25726,7 +25519,7 @@
     <w:uiPriority w:val="99"/>
     <w:semiHidden/>
     <w:unhideWhenUsed/>
-    <w:rsid w:val="009442AD"/>
+    <w:rsid w:val="002D793B"/>
     <w:rPr>
       <w:color w:val="0000FF"/>
       <w:sz w:val="16"/>
@@ -25738,7 +25531,7 @@
     <w:name w:val="Subtle Reference"/>
     <w:basedOn w:val="DefaultParagraphFont"/>
     <w:uiPriority w:val="31"/>
-    <w:rsid w:val="009442AD"/>
+    <w:rsid w:val="002D793B"/>
     <w:rPr>
       <w:smallCaps/>
       <w:color w:val="859F84" w:themeColor="text1" w:themeTint="A5"/>
@@ -25751,7 +25544,7 @@
     <w:uiPriority w:val="99"/>
     <w:semiHidden/>
     <w:unhideWhenUsed/>
-    <w:rsid w:val="009442AD"/>
+    <w:rsid w:val="002D793B"/>
     <w:rPr>
       <w:rFonts w:eastAsiaTheme="minorHAnsi"/>
       <w:sz w:val="16"/>
@@ -25865,7 +25658,7 @@
     <w:uiPriority w:val="99"/>
     <w:semiHidden/>
     <w:unhideWhenUsed/>
-    <w:rsid w:val="009442AD"/>
+    <w:rsid w:val="002D793B"/>
     <w:rPr>
       <w:rFonts w:eastAsiaTheme="minorHAnsi"/>
       <w:sz w:val="16"/>
@@ -25944,7 +25737,7 @@
     <w:uiPriority w:val="99"/>
     <w:semiHidden/>
     <w:unhideWhenUsed/>
-    <w:rsid w:val="009442AD"/>
+    <w:rsid w:val="002D793B"/>
     <w:rPr>
       <w:rFonts w:eastAsiaTheme="minorHAnsi"/>
       <w:sz w:val="16"/>
@@ -26039,7 +25832,7 @@
     <w:uiPriority w:val="99"/>
     <w:semiHidden/>
     <w:unhideWhenUsed/>
-    <w:rsid w:val="009442AD"/>
+    <w:rsid w:val="002D793B"/>
     <w:rPr>
       <w:rFonts w:eastAsiaTheme="minorHAnsi"/>
       <w:sz w:val="16"/>
@@ -26127,7 +25920,7 @@
     <w:uiPriority w:val="99"/>
     <w:semiHidden/>
     <w:unhideWhenUsed/>
-    <w:rsid w:val="009442AD"/>
+    <w:rsid w:val="002D793B"/>
     <w:rPr>
       <w:rFonts w:eastAsiaTheme="minorHAnsi"/>
       <w:sz w:val="16"/>
@@ -26223,7 +26016,7 @@
     <w:uiPriority w:val="99"/>
     <w:semiHidden/>
     <w:unhideWhenUsed/>
-    <w:rsid w:val="009442AD"/>
+    <w:rsid w:val="002D793B"/>
     <w:rPr>
       <w:rFonts w:eastAsiaTheme="minorHAnsi"/>
       <w:color w:val="000080"/>
@@ -26295,7 +26088,7 @@
     <w:uiPriority w:val="99"/>
     <w:semiHidden/>
     <w:unhideWhenUsed/>
-    <w:rsid w:val="009442AD"/>
+    <w:rsid w:val="002D793B"/>
     <w:rPr>
       <w:rFonts w:eastAsiaTheme="minorHAnsi"/>
       <w:sz w:val="16"/>
@@ -26390,7 +26183,7 @@
     <w:uiPriority w:val="99"/>
     <w:semiHidden/>
     <w:unhideWhenUsed/>
-    <w:rsid w:val="009442AD"/>
+    <w:rsid w:val="002D793B"/>
     <w:rPr>
       <w:rFonts w:eastAsiaTheme="minorHAnsi"/>
       <w:color w:val="FFFFFF"/>
@@ -26474,7 +26267,7 @@
     <w:uiPriority w:val="99"/>
     <w:semiHidden/>
     <w:unhideWhenUsed/>
-    <w:rsid w:val="009442AD"/>
+    <w:rsid w:val="002D793B"/>
     <w:rPr>
       <w:rFonts w:eastAsiaTheme="minorHAnsi"/>
       <w:sz w:val="16"/>
@@ -26554,7 +26347,7 @@
     <w:uiPriority w:val="99"/>
     <w:semiHidden/>
     <w:unhideWhenUsed/>
-    <w:rsid w:val="009442AD"/>
+    <w:rsid w:val="002D793B"/>
     <w:rPr>
       <w:rFonts w:eastAsiaTheme="minorHAnsi"/>
       <w:sz w:val="16"/>
@@ -26618,7 +26411,7 @@
     <w:uiPriority w:val="99"/>
     <w:semiHidden/>
     <w:unhideWhenUsed/>
-    <w:rsid w:val="009442AD"/>
+    <w:rsid w:val="002D793B"/>
     <w:rPr>
       <w:rFonts w:eastAsiaTheme="minorHAnsi"/>
       <w:b/>
@@ -26740,7 +26533,7 @@
     <w:uiPriority w:val="99"/>
     <w:semiHidden/>
     <w:unhideWhenUsed/>
-    <w:rsid w:val="009442AD"/>
+    <w:rsid w:val="002D793B"/>
     <w:rPr>
       <w:rFonts w:eastAsiaTheme="minorHAnsi"/>
       <w:b/>
@@ -26856,7 +26649,7 @@
     <w:uiPriority w:val="99"/>
     <w:semiHidden/>
     <w:unhideWhenUsed/>
-    <w:rsid w:val="009442AD"/>
+    <w:rsid w:val="002D793B"/>
     <w:rPr>
       <w:rFonts w:eastAsiaTheme="minorHAnsi"/>
       <w:b/>
@@ -26966,7 +26759,7 @@
     <w:uiPriority w:val="99"/>
     <w:semiHidden/>
     <w:unhideWhenUsed/>
-    <w:rsid w:val="009442AD"/>
+    <w:rsid w:val="002D793B"/>
     <w:rPr>
       <w:rFonts w:eastAsiaTheme="minorHAnsi"/>
       <w:sz w:val="16"/>
@@ -27040,7 +26833,7 @@
     <w:uiPriority w:val="99"/>
     <w:semiHidden/>
     <w:unhideWhenUsed/>
-    <w:rsid w:val="009442AD"/>
+    <w:rsid w:val="002D793B"/>
     <w:rPr>
       <w:rFonts w:eastAsiaTheme="minorHAnsi"/>
       <w:sz w:val="16"/>
@@ -27134,7 +26927,7 @@
     <w:uiPriority w:val="99"/>
     <w:semiHidden/>
     <w:unhideWhenUsed/>
-    <w:rsid w:val="009442AD"/>
+    <w:rsid w:val="002D793B"/>
     <w:rPr>
       <w:rFonts w:eastAsiaTheme="minorHAnsi"/>
       <w:sz w:val="16"/>
@@ -27196,7 +26989,7 @@
     <w:uiPriority w:val="99"/>
     <w:semiHidden/>
     <w:unhideWhenUsed/>
-    <w:rsid w:val="009442AD"/>
+    <w:rsid w:val="002D793B"/>
     <w:rPr>
       <w:rFonts w:eastAsiaTheme="minorHAnsi"/>
       <w:sz w:val="16"/>
@@ -27236,7 +27029,7 @@
     <w:uiPriority w:val="99"/>
     <w:semiHidden/>
     <w:unhideWhenUsed/>
-    <w:rsid w:val="009442AD"/>
+    <w:rsid w:val="002D793B"/>
     <w:rPr>
       <w:rFonts w:eastAsiaTheme="minorHAnsi"/>
       <w:sz w:val="16"/>
@@ -27289,7 +27082,7 @@
     <w:uiPriority w:val="99"/>
     <w:semiHidden/>
     <w:unhideWhenUsed/>
-    <w:rsid w:val="009442AD"/>
+    <w:rsid w:val="002D793B"/>
     <w:rPr>
       <w:rFonts w:eastAsiaTheme="minorHAnsi"/>
       <w:sz w:val="16"/>
@@ -27365,7 +27158,7 @@
     <w:uiPriority w:val="99"/>
     <w:semiHidden/>
     <w:unhideWhenUsed/>
-    <w:rsid w:val="009442AD"/>
+    <w:rsid w:val="002D793B"/>
     <w:rPr>
       <w:rFonts w:eastAsiaTheme="minorHAnsi"/>
       <w:sz w:val="16"/>
@@ -27428,7 +27221,7 @@
     <w:uiPriority w:val="99"/>
     <w:semiHidden/>
     <w:unhideWhenUsed/>
-    <w:rsid w:val="009442AD"/>
+    <w:rsid w:val="002D793B"/>
     <w:rPr>
       <w:rFonts w:eastAsiaTheme="minorHAnsi"/>
       <w:sz w:val="16"/>
@@ -27497,7 +27290,7 @@
     <w:uiPriority w:val="99"/>
     <w:semiHidden/>
     <w:unhideWhenUsed/>
-    <w:rsid w:val="009442AD"/>
+    <w:rsid w:val="002D793B"/>
     <w:rPr>
       <w:rFonts w:eastAsiaTheme="minorHAnsi"/>
       <w:sz w:val="16"/>
@@ -27569,7 +27362,7 @@
     <w:uiPriority w:val="99"/>
     <w:semiHidden/>
     <w:unhideWhenUsed/>
-    <w:rsid w:val="009442AD"/>
+    <w:rsid w:val="002D793B"/>
     <w:rPr>
       <w:rFonts w:eastAsiaTheme="minorHAnsi"/>
       <w:sz w:val="16"/>
@@ -27644,7 +27437,7 @@
     <w:uiPriority w:val="99"/>
     <w:semiHidden/>
     <w:unhideWhenUsed/>
-    <w:rsid w:val="009442AD"/>
+    <w:rsid w:val="002D793B"/>
     <w:rPr>
       <w:rFonts w:eastAsiaTheme="minorHAnsi"/>
       <w:b/>
@@ -27736,7 +27529,7 @@
     <w:uiPriority w:val="99"/>
     <w:semiHidden/>
     <w:unhideWhenUsed/>
-    <w:rsid w:val="009442AD"/>
+    <w:rsid w:val="002D793B"/>
     <w:rPr>
       <w:rFonts w:eastAsiaTheme="minorHAnsi"/>
       <w:sz w:val="16"/>
@@ -27804,7 +27597,7 @@
     <w:name w:val="Grid Table Light"/>
     <w:basedOn w:val="TableNormal"/>
     <w:uiPriority w:val="40"/>
-    <w:rsid w:val="009442AD"/>
+    <w:rsid w:val="002D793B"/>
     <w:pPr>
       <w:spacing w:after="0" w:line="240" w:lineRule="auto"/>
     </w:pPr>
@@ -27831,7 +27624,7 @@
     <w:uiPriority w:val="99"/>
     <w:semiHidden/>
     <w:unhideWhenUsed/>
-    <w:rsid w:val="009442AD"/>
+    <w:rsid w:val="002D793B"/>
     <w:rPr>
       <w:rFonts w:eastAsiaTheme="minorHAnsi"/>
       <w:sz w:val="16"/>
@@ -27920,7 +27713,7 @@
     <w:uiPriority w:val="99"/>
     <w:semiHidden/>
     <w:unhideWhenUsed/>
-    <w:rsid w:val="009442AD"/>
+    <w:rsid w:val="002D793B"/>
     <w:rPr>
       <w:rFonts w:eastAsiaTheme="minorHAnsi"/>
       <w:sz w:val="16"/>
@@ -28004,7 +27797,7 @@
     <w:uiPriority w:val="99"/>
     <w:semiHidden/>
     <w:unhideWhenUsed/>
-    <w:rsid w:val="009442AD"/>
+    <w:rsid w:val="002D793B"/>
     <w:rPr>
       <w:rFonts w:eastAsiaTheme="minorHAnsi"/>
       <w:sz w:val="16"/>
@@ -28067,7 +27860,7 @@
     <w:uiPriority w:val="99"/>
     <w:semiHidden/>
     <w:unhideWhenUsed/>
-    <w:rsid w:val="009442AD"/>
+    <w:rsid w:val="002D793B"/>
     <w:rPr>
       <w:rFonts w:eastAsiaTheme="minorHAnsi"/>
       <w:sz w:val="16"/>
@@ -28109,7 +27902,7 @@
     <w:uiPriority w:val="99"/>
     <w:semiHidden/>
     <w:unhideWhenUsed/>
-    <w:rsid w:val="009442AD"/>
+    <w:rsid w:val="002D793B"/>
     <w:rPr>
       <w:rFonts w:eastAsiaTheme="minorHAnsi"/>
       <w:sz w:val="16"/>
@@ -28162,7 +27955,7 @@
     <w:uiPriority w:val="99"/>
     <w:semiHidden/>
     <w:unhideWhenUsed/>
-    <w:rsid w:val="009442AD"/>
+    <w:rsid w:val="002D793B"/>
     <w:rPr>
       <w:rFonts w:eastAsiaTheme="minorHAnsi"/>
       <w:sz w:val="16"/>
@@ -28226,7 +28019,7 @@
     <w:uiPriority w:val="99"/>
     <w:semiHidden/>
     <w:unhideWhenUsed/>
-    <w:rsid w:val="009442AD"/>
+    <w:rsid w:val="002D793B"/>
     <w:rPr>
       <w:rFonts w:eastAsiaTheme="minorHAnsi"/>
       <w:sz w:val="16"/>
@@ -28328,7 +28121,7 @@
     <w:uiPriority w:val="99"/>
     <w:semiHidden/>
     <w:unhideWhenUsed/>
-    <w:rsid w:val="009442AD"/>
+    <w:rsid w:val="002D793B"/>
     <w:rPr>
       <w:rFonts w:eastAsiaTheme="minorHAnsi"/>
       <w:sz w:val="16"/>
@@ -28433,7 +28226,7 @@
     <w:uiPriority w:val="99"/>
     <w:semiHidden/>
     <w:unhideWhenUsed/>
-    <w:rsid w:val="009442AD"/>
+    <w:rsid w:val="002D793B"/>
     <w:pPr>
       <w:spacing w:after="0"/>
       <w:ind w:left="240" w:hanging="240"/>
@@ -28446,7 +28239,7 @@
     <w:uiPriority w:val="99"/>
     <w:semiHidden/>
     <w:unhideWhenUsed/>
-    <w:rsid w:val="009442AD"/>
+    <w:rsid w:val="002D793B"/>
     <w:pPr>
       <w:spacing w:after="0"/>
     </w:pPr>
@@ -28457,7 +28250,7 @@
     <w:uiPriority w:val="99"/>
     <w:semiHidden/>
     <w:unhideWhenUsed/>
-    <w:rsid w:val="009442AD"/>
+    <w:rsid w:val="002D793B"/>
     <w:rPr>
       <w:rFonts w:eastAsiaTheme="minorHAnsi"/>
       <w:sz w:val="16"/>
@@ -28499,7 +28292,7 @@
     <w:uiPriority w:val="99"/>
     <w:semiHidden/>
     <w:unhideWhenUsed/>
-    <w:rsid w:val="009442AD"/>
+    <w:rsid w:val="002D793B"/>
     <w:rPr>
       <w:rFonts w:eastAsiaTheme="minorHAnsi"/>
       <w:sz w:val="16"/>
@@ -28542,7 +28335,7 @@
     <w:uiPriority w:val="99"/>
     <w:semiHidden/>
     <w:unhideWhenUsed/>
-    <w:rsid w:val="009442AD"/>
+    <w:rsid w:val="002D793B"/>
     <w:rPr>
       <w:rFonts w:eastAsiaTheme="minorHAnsi"/>
       <w:sz w:val="16"/>
@@ -28642,7 +28435,7 @@
     <w:uiPriority w:val="99"/>
     <w:semiHidden/>
     <w:unhideWhenUsed/>
-    <w:rsid w:val="009442AD"/>
+    <w:rsid w:val="002D793B"/>
     <w:rPr>
       <w:rFonts w:eastAsiaTheme="minorHAnsi"/>
       <w:sz w:val="16"/>
@@ -28682,7 +28475,7 @@
     <w:uiPriority w:val="99"/>
     <w:semiHidden/>
     <w:unhideWhenUsed/>
-    <w:rsid w:val="009442AD"/>
+    <w:rsid w:val="002D793B"/>
     <w:rPr>
       <w:rFonts w:eastAsiaTheme="minorHAnsi"/>
       <w:sz w:val="16"/>
@@ -28778,7 +28571,7 @@
     <w:uiPriority w:val="99"/>
     <w:semiHidden/>
     <w:unhideWhenUsed/>
-    <w:rsid w:val="009442AD"/>
+    <w:rsid w:val="002D793B"/>
     <w:rPr>
       <w:rFonts w:eastAsiaTheme="minorHAnsi"/>
       <w:sz w:val="16"/>
@@ -28866,7 +28659,7 @@
     <w:uiPriority w:val="99"/>
     <w:semiHidden/>
     <w:unhideWhenUsed/>
-    <w:rsid w:val="009442AD"/>
+    <w:rsid w:val="002D793B"/>
     <w:rPr>
       <w:rFonts w:eastAsiaTheme="minorHAnsi"/>
       <w:sz w:val="16"/>
@@ -28890,7 +28683,7 @@
     <w:uiPriority w:val="99"/>
     <w:semiHidden/>
     <w:unhideWhenUsed/>
-    <w:rsid w:val="009442AD"/>
+    <w:rsid w:val="002D793B"/>
     <w:rPr>
       <w:rFonts w:eastAsiaTheme="minorHAnsi"/>
       <w:sz w:val="16"/>
@@ -28933,7 +28726,7 @@
     <w:uiPriority w:val="99"/>
     <w:semiHidden/>
     <w:unhideWhenUsed/>
-    <w:rsid w:val="009442AD"/>
+    <w:rsid w:val="002D793B"/>
     <w:rPr>
       <w:rFonts w:eastAsiaTheme="minorHAnsi"/>
       <w:sz w:val="16"/>
@@ -28976,7 +28769,7 @@
     <w:uiPriority w:val="99"/>
     <w:semiHidden/>
     <w:unhideWhenUsed/>
-    <w:rsid w:val="009442AD"/>
+    <w:rsid w:val="002D793B"/>
     <w:rPr>
       <w:rFonts w:eastAsiaTheme="minorHAnsi"/>
       <w:sz w:val="16"/>
@@ -29020,7 +28813,7 @@
     <w:uiPriority w:val="99"/>
     <w:semiHidden/>
     <w:unhideWhenUsed/>
-    <w:rsid w:val="009442AD"/>
+    <w:rsid w:val="002D793B"/>
     <w:pPr>
       <w:spacing w:before="120"/>
     </w:pPr>
@@ -29038,7 +28831,7 @@
     <w:uiPriority w:val="39"/>
     <w:semiHidden/>
     <w:unhideWhenUsed/>
-    <w:rsid w:val="009442AD"/>
+    <w:rsid w:val="002D793B"/>
     <w:pPr>
       <w:spacing w:after="100"/>
     </w:pPr>
@@ -29051,7 +28844,7 @@
     <w:uiPriority w:val="39"/>
     <w:semiHidden/>
     <w:unhideWhenUsed/>
-    <w:rsid w:val="009442AD"/>
+    <w:rsid w:val="002D793B"/>
     <w:pPr>
       <w:spacing w:after="100"/>
       <w:ind w:left="240"/>
@@ -29065,7 +28858,7 @@
     <w:uiPriority w:val="39"/>
     <w:semiHidden/>
     <w:unhideWhenUsed/>
-    <w:rsid w:val="009442AD"/>
+    <w:rsid w:val="002D793B"/>
     <w:pPr>
       <w:spacing w:after="100"/>
       <w:ind w:left="480"/>
@@ -29079,7 +28872,7 @@
     <w:uiPriority w:val="39"/>
     <w:semiHidden/>
     <w:unhideWhenUsed/>
-    <w:rsid w:val="009442AD"/>
+    <w:rsid w:val="002D793B"/>
     <w:pPr>
       <w:spacing w:after="100"/>
       <w:ind w:left="720"/>
@@ -29093,7 +28886,7 @@
     <w:uiPriority w:val="39"/>
     <w:semiHidden/>
     <w:unhideWhenUsed/>
-    <w:rsid w:val="009442AD"/>
+    <w:rsid w:val="002D793B"/>
     <w:pPr>
       <w:spacing w:after="100"/>
       <w:ind w:left="960"/>
@@ -29107,7 +28900,7 @@
     <w:uiPriority w:val="39"/>
     <w:semiHidden/>
     <w:unhideWhenUsed/>
-    <w:rsid w:val="009442AD"/>
+    <w:rsid w:val="002D793B"/>
     <w:pPr>
       <w:spacing w:after="100"/>
       <w:ind w:left="1200"/>
@@ -29121,7 +28914,7 @@
     <w:uiPriority w:val="39"/>
     <w:semiHidden/>
     <w:unhideWhenUsed/>
-    <w:rsid w:val="009442AD"/>
+    <w:rsid w:val="002D793B"/>
     <w:pPr>
       <w:spacing w:after="100"/>
       <w:ind w:left="1440"/>
@@ -29135,7 +28928,7 @@
     <w:uiPriority w:val="39"/>
     <w:semiHidden/>
     <w:unhideWhenUsed/>
-    <w:rsid w:val="009442AD"/>
+    <w:rsid w:val="002D793B"/>
     <w:pPr>
       <w:spacing w:after="100"/>
       <w:ind w:left="1680"/>
@@ -29149,7 +28942,7 @@
     <w:uiPriority w:val="39"/>
     <w:semiHidden/>
     <w:unhideWhenUsed/>
-    <w:rsid w:val="009442AD"/>
+    <w:rsid w:val="002D793B"/>
     <w:pPr>
       <w:spacing w:after="100"/>
       <w:ind w:left="1920"/>
@@ -29163,7 +28956,7 @@
     <w:semiHidden/>
     <w:unhideWhenUsed/>
     <w:qFormat/>
-    <w:rsid w:val="009442AD"/>
+    <w:rsid w:val="002D793B"/>
     <w:pPr>
       <w:spacing w:before="240" w:after="0"/>
       <w:outlineLvl w:val="9"/>
@@ -29179,7 +28972,7 @@
     <w:uiPriority w:val="99"/>
     <w:semiHidden/>
     <w:unhideWhenUsed/>
-    <w:rsid w:val="009442AD"/>
+    <w:rsid w:val="002D793B"/>
     <w:rPr>
       <w:color w:val="605E5C"/>
       <w:sz w:val="16"/>
@@ -29192,7 +28985,7 @@
     <w:next w:val="Normal"/>
     <w:uiPriority w:val="2"/>
     <w:qFormat/>
-    <w:rsid w:val="009442AD"/>
+    <w:rsid w:val="002D793B"/>
     <w:pPr>
       <w:keepNext/>
     </w:pPr>
@@ -29206,7 +28999,7 @@
     <w:next w:val="Normal"/>
     <w:uiPriority w:val="2"/>
     <w:qFormat/>
-    <w:rsid w:val="009442AD"/>
+    <w:rsid w:val="002D793B"/>
     <w:rPr>
       <w14:numSpacing w14:val="tabular"/>
     </w:rPr>
@@ -29217,7 +29010,7 @@
     <w:next w:val="Normal"/>
     <w:uiPriority w:val="2"/>
     <w:qFormat/>
-    <w:rsid w:val="009442AD"/>
+    <w:rsid w:val="002D793B"/>
     <w:rPr>
       <w14:numSpacing w14:val="tabular"/>
     </w:rPr>
@@ -29228,7 +29021,7 @@
     <w:next w:val="Normal"/>
     <w:uiPriority w:val="2"/>
     <w:qFormat/>
-    <w:rsid w:val="009442AD"/>
+    <w:rsid w:val="002D793B"/>
     <w:pPr>
       <w:numPr>
         <w:numId w:val="1"/>
@@ -29242,7 +29035,7 @@
     <w:basedOn w:val="TableNormal"/>
     <w:uiPriority w:val="99"/>
     <w:qFormat/>
-    <w:rsid w:val="009442AD"/>
+    <w:rsid w:val="002D793B"/>
     <w:pPr>
       <w:spacing w:after="0" w:line="240" w:lineRule="auto"/>
     </w:pPr>
@@ -29297,7 +29090,7 @@
     <w:basedOn w:val="TableNormal"/>
     <w:uiPriority w:val="99"/>
     <w:qFormat/>
-    <w:rsid w:val="009442AD"/>
+    <w:rsid w:val="002D793B"/>
     <w:pPr>
       <w:spacing w:after="0" w:line="240" w:lineRule="auto"/>
     </w:pPr>
@@ -29359,7 +29152,7 @@
     <w:basedOn w:val="TableNormal"/>
     <w:uiPriority w:val="99"/>
     <w:qFormat/>
-    <w:rsid w:val="009442AD"/>
+    <w:rsid w:val="002D793B"/>
     <w:pPr>
       <w:spacing w:after="0" w:line="240" w:lineRule="auto"/>
     </w:pPr>
@@ -29398,7 +29191,7 @@
     <w:basedOn w:val="TableNormal"/>
     <w:uiPriority w:val="99"/>
     <w:qFormat/>
-    <w:rsid w:val="009442AD"/>
+    <w:rsid w:val="002D793B"/>
     <w:pPr>
       <w:spacing w:after="0" w:line="240" w:lineRule="auto"/>
     </w:pPr>
@@ -29447,7 +29240,7 @@
     <w:basedOn w:val="TableNormal"/>
     <w:uiPriority w:val="99"/>
     <w:qFormat/>
-    <w:rsid w:val="009442AD"/>
+    <w:rsid w:val="002D793B"/>
     <w:pPr>
       <w:spacing w:after="0" w:line="240" w:lineRule="auto"/>
     </w:pPr>
@@ -29478,7 +29271,7 @@
     <w:name w:val="BC Data Table Internal"/>
     <w:basedOn w:val="TableNormal"/>
     <w:uiPriority w:val="99"/>
-    <w:rsid w:val="009442AD"/>
+    <w:rsid w:val="002D793B"/>
     <w:pPr>
       <w:spacing w:after="0" w:line="240" w:lineRule="auto"/>
     </w:pPr>
@@ -29529,7 +29322,7 @@
   <w:docParts>
     <w:docPart>
       <w:docPartPr>
-        <w:name w:val="DefaultPlaceholder_-1854013440"/>
+        <w:name w:val="B08C8B702EF148A1926C2663D231FCC9"/>
         <w:category>
           <w:name w:val="General"/>
           <w:gallery w:val="placeholder"/>
@@ -29540,64 +29333,12 @@
         <w:behaviors>
           <w:behavior w:val="content"/>
         </w:behaviors>
-        <w:guid w:val="{DAC927D2-223F-440D-9F3A-AFAEF76F2057}"/>
-      </w:docPartPr>
-      <w:docPartBody>
-        <w:p>
-          <w:r>
-            <w:rPr>
-              <w:rStyle w:val="PlaceholderText"/>
-            </w:rPr>
-            <w:t>Click or tap here to enter text.</w:t>
-          </w:r>
-        </w:p>
-      </w:docPartBody>
-    </w:docPart>
-    <w:docPart>
-      <w:docPartPr>
-        <w:name w:val="DefaultPlaceholder_-1854013435"/>
-        <w:category>
-          <w:name w:val="General"/>
-          <w:gallery w:val="placeholder"/>
-        </w:category>
-        <w:types>
-          <w:type w:val="bbPlcHdr"/>
-        </w:types>
-        <w:behaviors>
-          <w:behavior w:val="content"/>
-        </w:behaviors>
-        <w:guid w:val="{C90E3273-3764-45B5-9905-92F7FD5922F8}"/>
-      </w:docPartPr>
-      <w:docPartBody>
-        <w:p>
-          <w:r>
-            <w:rPr>
-              <w:rStyle w:val="PlaceholderText"/>
-            </w:rPr>
-            <w:t>Enter any content that you want to repeat, including other content controls. You can also insert this control around table rows in order to repeat parts of a table.</w:t>
-          </w:r>
-        </w:p>
-      </w:docPartBody>
-    </w:docPart>
-    <w:docPart>
-      <w:docPartPr>
-        <w:name w:val="88A5B7E5D5604EE7AF6C3F72922280CE"/>
-        <w:category>
-          <w:name w:val="General"/>
-          <w:gallery w:val="placeholder"/>
-        </w:category>
-        <w:types>
-          <w:type w:val="bbPlcHdr"/>
-        </w:types>
-        <w:behaviors>
-          <w:behavior w:val="content"/>
-        </w:behaviors>
-        <w:guid w:val="{9869C98E-3A9C-484A-BEE7-9A1669C238DA}"/>
+        <w:guid w:val="{6965D13C-6F56-4369-B46E-46A1B12D1BE0}"/>
       </w:docPartPr>
       <w:docPartBody>
         <w:p>
           <w:pPr>
-            <w:pStyle w:val="88A5B7E5D5604EE7AF6C3F72922280CE"/>
+            <w:pStyle w:val="B08C8B702EF148A1926C2663D231FCC9"/>
           </w:pPr>
           <w:r>
             <w:rPr>
@@ -29610,7 +29351,7 @@
     </w:docPart>
     <w:docPart>
       <w:docPartPr>
-        <w:name w:val="6AA74C4A428544AC9D08A31DE7ED2C88"/>
+        <w:name w:val="3A0803F23C0847E4BACF0F238C34DADC"/>
         <w:category>
           <w:name w:val="General"/>
           <w:gallery w:val="placeholder"/>
@@ -29621,12 +29362,41 @@
         <w:behaviors>
           <w:behavior w:val="content"/>
         </w:behaviors>
-        <w:guid w:val="{54BB568D-CADB-42B4-ABB1-0097796EA53A}"/>
+        <w:guid w:val="{8089F096-C34F-47FE-B43F-2C75D803C4E2}"/>
       </w:docPartPr>
       <w:docPartBody>
         <w:p>
           <w:pPr>
-            <w:pStyle w:val="6AA74C4A428544AC9D08A31DE7ED2C88"/>
+            <w:pStyle w:val="3A0803F23C0847E4BACF0F238C34DADC"/>
+          </w:pPr>
+          <w:r>
+            <w:rPr>
+              <w:rStyle w:val="PlaceholderText"/>
+            </w:rPr>
+            <w:t>Enter any content that you want to repeat, including other content controls. You can also insert this control around table rows in order to repeat parts of a table.</w:t>
+          </w:r>
+        </w:p>
+      </w:docPartBody>
+    </w:docPart>
+    <w:docPart>
+      <w:docPartPr>
+        <w:name w:val="3C5A8C3C9F794C269636411A3D4AB950"/>
+        <w:category>
+          <w:name w:val="General"/>
+          <w:gallery w:val="placeholder"/>
+        </w:category>
+        <w:types>
+          <w:type w:val="bbPlcHdr"/>
+        </w:types>
+        <w:behaviors>
+          <w:behavior w:val="content"/>
+        </w:behaviors>
+        <w:guid w:val="{F570AE23-04E1-4E89-9016-B2353E42FCE9}"/>
+      </w:docPartPr>
+      <w:docPartBody>
+        <w:p>
+          <w:pPr>
+            <w:pStyle w:val="3C5A8C3C9F794C269636411A3D4AB950"/>
           </w:pPr>
           <w:r>
             <w:rPr>
@@ -29639,7 +29409,7 @@
     </w:docPart>
     <w:docPart>
       <w:docPartPr>
-        <w:name w:val="48E1A5DB6B5842268166218C294BB9CE"/>
+        <w:name w:val="51003663CCD04A51B9518DFA3FF402B9"/>
         <w:category>
           <w:name w:val="General"/>
           <w:gallery w:val="placeholder"/>
@@ -29650,15 +29420,76 @@
         <w:behaviors>
           <w:behavior w:val="content"/>
         </w:behaviors>
-        <w:guid w:val="{62E87F0F-965B-40FD-97DF-3A5A40F75852}"/>
+        <w:guid w:val="{967BC70B-FA86-4DAB-8D39-5FD6395D2514}"/>
       </w:docPartPr>
       <w:docPartBody>
         <w:p>
+          <w:pPr>
+            <w:pStyle w:val="51003663CCD04A51B9518DFA3FF402B9"/>
+          </w:pPr>
           <w:r>
             <w:rPr>
               <w:rStyle w:val="PlaceholderText"/>
             </w:rPr>
-            <w:t>Sales_Line: Insert any data item you want to repeat.</w:t>
+            <w:t>Click or tap here to enter text.</w:t>
+          </w:r>
+        </w:p>
+      </w:docPartBody>
+    </w:docPart>
+    <w:docPart>
+      <w:docPartPr>
+        <w:name w:val="CA6678DC25D14F99B7183507C506AE5C"/>
+        <w:category>
+          <w:name w:val="General"/>
+          <w:gallery w:val="placeholder"/>
+        </w:category>
+        <w:types>
+          <w:type w:val="bbPlcHdr"/>
+        </w:types>
+        <w:behaviors>
+          <w:behavior w:val="content"/>
+        </w:behaviors>
+        <w:guid w:val="{23FC220A-DC3D-4E34-B804-7FBD335BA39F}"/>
+      </w:docPartPr>
+      <w:docPartBody>
+        <w:p>
+          <w:pPr>
+            <w:pStyle w:val="CA6678DC25D14F99B7183507C506AE5C"/>
+          </w:pPr>
+          <w:r>
+            <w:rPr>
+              <w:rStyle w:val="PlaceholderText"/>
+            </w:rPr>
+            <w:t>Click or tap here to enter text.</w:t>
+          </w:r>
+        </w:p>
+      </w:docPartBody>
+    </w:docPart>
+    <w:docPart>
+      <w:docPartPr>
+        <w:name w:val="448A8D27F3C04080B033D2178F545D0B"/>
+        <w:category>
+          <w:name w:val="General"/>
+          <w:gallery w:val="placeholder"/>
+        </w:category>
+        <w:types>
+          <w:type w:val="bbPlcHdr"/>
+        </w:types>
+        <w:behaviors>
+          <w:behavior w:val="content"/>
+        </w:behaviors>
+        <w:guid w:val="{36BE3884-451C-418F-80FD-78A7D794E56B}"/>
+      </w:docPartPr>
+      <w:docPartBody>
+        <w:p>
+          <w:pPr>
+            <w:pStyle w:val="448A8D27F3C04080B033D2178F545D0B"/>
+          </w:pPr>
+          <w:r>
+            <w:rPr>
+              <w:rStyle w:val="PlaceholderText"/>
+            </w:rPr>
+            <w:t>Click or tap here to enter text.</w:t>
           </w:r>
         </w:p>
       </w:docPartBody>
@@ -29775,6 +29606,7 @@
     <w:rsid w:val="000F5E66"/>
     <w:rsid w:val="00110C2E"/>
     <w:rsid w:val="001343DD"/>
+    <w:rsid w:val="00147EE7"/>
     <w:rsid w:val="001C5691"/>
     <w:rsid w:val="002A58EB"/>
     <w:rsid w:val="00321435"/>
@@ -29786,12 +29618,18 @@
     <w:rsid w:val="00444218"/>
     <w:rsid w:val="004A60F3"/>
     <w:rsid w:val="004C4690"/>
+    <w:rsid w:val="004D7932"/>
     <w:rsid w:val="005007E3"/>
+    <w:rsid w:val="00583876"/>
     <w:rsid w:val="00587111"/>
     <w:rsid w:val="005C155F"/>
+    <w:rsid w:val="00602A14"/>
     <w:rsid w:val="00621051"/>
+    <w:rsid w:val="006B26C8"/>
     <w:rsid w:val="006E0901"/>
+    <w:rsid w:val="00707255"/>
     <w:rsid w:val="00735B85"/>
+    <w:rsid w:val="00772008"/>
     <w:rsid w:val="00825D07"/>
     <w:rsid w:val="0086113E"/>
     <w:rsid w:val="008727AA"/>
@@ -29799,15 +29637,20 @@
     <w:rsid w:val="008F0B89"/>
     <w:rsid w:val="00917F91"/>
     <w:rsid w:val="009251DF"/>
+    <w:rsid w:val="00984A5B"/>
     <w:rsid w:val="00A40834"/>
     <w:rsid w:val="00A9517F"/>
+    <w:rsid w:val="00AD45C0"/>
     <w:rsid w:val="00B56AB1"/>
     <w:rsid w:val="00B65752"/>
     <w:rsid w:val="00B94484"/>
     <w:rsid w:val="00C22064"/>
+    <w:rsid w:val="00CF5BFD"/>
+    <w:rsid w:val="00D84B1E"/>
     <w:rsid w:val="00DE0063"/>
     <w:rsid w:val="00E1274F"/>
     <w:rsid w:val="00E5534F"/>
+    <w:rsid w:val="00EA48E4"/>
     <w:rsid w:val="00EB6794"/>
     <w:rsid w:val="00F76EF5"/>
     <w:rsid w:val="00F87A96"/>
@@ -30268,44 +30111,49 @@
     <w:basedOn w:val="DefaultParagraphFont"/>
     <w:uiPriority w:val="99"/>
     <w:semiHidden/>
-    <w:rsid w:val="00735B85"/>
+    <w:rsid w:val="00583876"/>
     <w:rPr>
       <w:color w:val="666666"/>
-      <w:sz w:val="16"/>
-    </w:rPr>
-  </w:style>
-  <w:style w:type="paragraph" w:customStyle="1" w:styleId="88A5B7E5D5604EE7AF6C3F72922280CE">
-    <w:name w:val="88A5B7E5D5604EE7AF6C3F72922280CE"/>
-    <w:rsid w:val="00825D07"/>
-  </w:style>
-  <w:style w:type="paragraph" w:customStyle="1" w:styleId="2A9BB69EC74944DF98DF8C10ABE95AD9">
-    <w:name w:val="2A9BB69EC74944DF98DF8C10ABE95AD9"/>
-    <w:rsid w:val="00735B85"/>
+    </w:rPr>
+  </w:style>
+  <w:style w:type="paragraph" w:customStyle="1" w:styleId="CA6678DC25D14F99B7183507C506AE5C">
+    <w:name w:val="CA6678DC25D14F99B7183507C506AE5C"/>
+    <w:rsid w:val="00583876"/>
     <w:rPr>
       <w:lang w:val="en-US" w:eastAsia="en-US"/>
     </w:rPr>
   </w:style>
-  <w:style w:type="paragraph" w:customStyle="1" w:styleId="6AA74C4A428544AC9D08A31DE7ED2C88">
-    <w:name w:val="6AA74C4A428544AC9D08A31DE7ED2C88"/>
-    <w:rsid w:val="009251DF"/>
-  </w:style>
-  <w:style w:type="paragraph" w:customStyle="1" w:styleId="BD190538C5724AC08207DAFB56903DC4">
-    <w:name w:val="BD190538C5724AC08207DAFB56903DC4"/>
-    <w:rsid w:val="00735B85"/>
+  <w:style w:type="paragraph" w:customStyle="1" w:styleId="448A8D27F3C04080B033D2178F545D0B">
+    <w:name w:val="448A8D27F3C04080B033D2178F545D0B"/>
+    <w:rsid w:val="00583876"/>
     <w:rPr>
       <w:lang w:val="en-US" w:eastAsia="en-US"/>
     </w:rPr>
   </w:style>
-  <w:style w:type="paragraph" w:customStyle="1" w:styleId="25DD85685BBC42B892BB144A4A447DE1">
-    <w:name w:val="25DD85685BBC42B892BB144A4A447DE1"/>
-    <w:rsid w:val="00735B85"/>
+  <w:style w:type="paragraph" w:customStyle="1" w:styleId="B08C8B702EF148A1926C2663D231FCC9">
+    <w:name w:val="B08C8B702EF148A1926C2663D231FCC9"/>
+    <w:rsid w:val="00CF5BFD"/>
     <w:rPr>
       <w:lang w:val="en-US" w:eastAsia="en-US"/>
     </w:rPr>
   </w:style>
-  <w:style w:type="paragraph" w:customStyle="1" w:styleId="C88C82FF80E94EB7B26856B4CB35B965">
-    <w:name w:val="C88C82FF80E94EB7B26856B4CB35B965"/>
-    <w:rsid w:val="00735B85"/>
+  <w:style w:type="paragraph" w:customStyle="1" w:styleId="3A0803F23C0847E4BACF0F238C34DADC">
+    <w:name w:val="3A0803F23C0847E4BACF0F238C34DADC"/>
+    <w:rsid w:val="00CF5BFD"/>
+    <w:rPr>
+      <w:lang w:val="en-US" w:eastAsia="en-US"/>
+    </w:rPr>
+  </w:style>
+  <w:style w:type="paragraph" w:customStyle="1" w:styleId="3C5A8C3C9F794C269636411A3D4AB950">
+    <w:name w:val="3C5A8C3C9F794C269636411A3D4AB950"/>
+    <w:rsid w:val="00CF5BFD"/>
+    <w:rPr>
+      <w:lang w:val="en-US" w:eastAsia="en-US"/>
+    </w:rPr>
+  </w:style>
+  <w:style w:type="paragraph" w:customStyle="1" w:styleId="51003663CCD04A51B9518DFA3FF402B9">
+    <w:name w:val="51003663CCD04A51B9518DFA3FF402B9"/>
+    <w:rsid w:val="00CF5BFD"/>
     <w:rPr>
       <w:lang w:val="en-US" w:eastAsia="en-US"/>
     </w:rPr>
@@ -30770,51 +30618,95 @@
  
      < / L a b e l s >   
-     < T o o l t i p s / > +     < T o o l t i p s > + 
+         < T o o l t i p   c o l u m n = " N o _ I t e m "   E l e m e n t I d = " 1 5 4 7 7 6 9 6 5 4 " > + 
+             < T o o l t i p T e x t   l a n g = " e n - U S " > S p e c i f i e s   t h e   n u m b e r   o f   t h e   i t e m . < / T o o l t i p T e x t > + 
+         < / T o o l t i p > + 
+         < T o o l t i p   c o l u m n = " D e s c r i p t i o n _ I t e m "   E l e m e n t I d = " 1 5 2 9 8 3 2 4 7 3 " > + 
+             < T o o l t i p T e x t   l a n g = " e n - U S " > S p e c i f i e s   a   d e s c r i p t i o n   o f   t h e   i t e m . < / T o o l t i p T e x t > + 
+         < / T o o l t i p > + 
+         < T o o l t i p   c o l u m n = " D o c u m e n t N o _ S a l e s L i n e "   E l e m e n t I d = " 8 3 9 9 3 2 3 0 " > + 
+             < T o o l t i p T e x t   l a n g = " e n - U S " > S p e c i f i e s   t h e   d o c u m e n t   n u m b e r . < / T o o l t i p T e x t > + 
+         < / T o o l t i p > + 
+         < T o o l t i p   c o l u m n = " C u s t N a m e _ S a l e s L i n e "   E l e m e n t I d = " 1 2 6 7 5 4 9 7 2 6 " > + 
+             < T o o l t i p T e x t   l a n g = " e n - U S " > S p e c i f i e s   t h e   c u s t o m e r ' s   n a m e   t h a t   a p p e a r s   o n   a l l   r e l a t e d   d o c u m e n t s .   F o r   c o m p a n i e s ,   s p e c i f y   t h e   c o m p a n y ' s   n a m e   h e r e ,   a n d   t h e n   a d d   t h e   r e l e v a n t   p e o p l e   a s   c o n t a c t s   t h a t   y o u   l i n k   t o   t h i s   c u s t o m e r . < / T o o l t i p T e x t > + 
+         < / T o o l t i p > + 
+         < T o o l t i p   c o l u m n = " C u s t P h o n e N o _ S a l e s L i n e "   E l e m e n t I d = " 1 8 5 4 1 9 5 9 5 2 " > + 
+             < T o o l t i p T e x t   l a n g = " e n - U S " > S p e c i f i e s   t h e   c u s t o m e r ' s   t e l e p h o n e   n u m b e r . < / T o o l t i p T e x t > + 
+         < / T o o l t i p > + 
+         < T o o l t i p   c o l u m n = " Q u a n t i t y _ S a l e s L i n e "   E l e m e n t I d = " 1 8 3 2 0 3 6 8 9 5 " > + 
+             < T o o l t i p T e x t   l a n g = " e n - U S " > S p e c i f i e s   h o w   m a n y   u n i t s   a r e   b e i n g   s o l d . < / T o o l t i p T e x t > + 
+         < / T o o l t i p > + 
+         < T o o l t i p   c o l u m n = " O u t s t a n d i n g Q t y _ S a l e s L i n e "   E l e m e n t I d = " 2 8 1 5 9 1 0 4 6 " > + 
+             < T o o l t i p T e x t   l a n g = " e n - U S " > S p e c i f i e s   h o w   m a n y   u n i t s   o n   t h e   o r d e r   l i n e   h a v e   n o t   y e t   b e e n   s h i p p e d . < / T o o l t i p T e x t > + 
+         < / T o o l t i p > + 
+     < / T o o l t i p s >   
      < I t e m   E l e m e n t T y p e = " D a t a I t e m "   E l e m e n t I d = " 1 1 2 8 8 3 0 2 4 8 " >   
-         < B i n F i l t e r _ I t e m   E l e m e n t T y p e = " C o l u m n "   E l e m e n t I d = " 1 3 0 7 8 3 3 3 3 8 "   D a t a T y p e = " C o d e " > B i n F i l t e r _ I t e m < / B i n F i l t e r _ I t e m > +         < B i n F i l t e r _ I t e m   E l e m e n t T y p e = " C o l u m n "   E l e m e n t I d = " 1 3 0 7 8 3 3 3 3 8 "   D a t a T y p e = " C o d e "   O b s o l e t e S t a t e = " P e n d i n g " > B i n F i l t e r _ I t e m < / B i n F i l t e r _ I t e m >   
-         < C o m p a n y N a m e   E l e m e n t T y p e = " C o l u m n "   E l e m e n t I d = " 1 5 9 5 4 7 7 3 9 5 "   D a t a T y p e = " S t r i n g " > C o m p a n y N a m e < / C o m p a n y N a m e > +         < C o m p a n y N a m e   E l e m e n t T y p e = " C o l u m n "   E l e m e n t I d = " 1 5 9 5 4 7 7 3 9 5 "   D a t a T y p e = " S t r i n g "   O b s o l e t e S t a t e = " P e n d i n g " > C o m p a n y N a m e < / C o m p a n y N a m e >   
-         < C u r r R e p o r t P a g e N o C a p t i o n   E l e m e n t T y p e = " C o l u m n "   E l e m e n t I d = " 2 0 2 2 2 2 5 3 5 1 "   D a t a T y p e = " T e x t C o n s t " > C u r r R e p o r t P a g e N o C a p t i o n < / C u r r R e p o r t P a g e N o C a p t i o n > +         < C u r r R e p o r t P a g e N o C a p t i o n   E l e m e n t T y p e = " C o l u m n "   E l e m e n t I d = " 2 0 2 2 2 2 5 3 5 1 "   D a t a T y p e = " L a b e l "   O b s o l e t e S t a t e = " P e n d i n g " > C u r r R e p o r t P a g e N o C a p t i o n < / C u r r R e p o r t P a g e N o C a p t i o n >   
-         < C u s t N a m e C a p t i o n   E l e m e n t T y p e = " C o l u m n "   E l e m e n t I d = " 1 0 7 7 8 2 0 7 4 9 "   D a t a T y p e = " T e x t C o n s t " > C u s t N a m e C a p t i o n < / C u s t N a m e C a p t i o n > +         < C u s t N a m e C a p t i o n   E l e m e n t T y p e = " C o l u m n "   E l e m e n t I d = " 1 0 7 7 8 2 0 7 4 9 "   D a t a T y p e = " L a b e l "   O b s o l e t e S t a t e = " P e n d i n g " > C u s t N a m e C a p t i o n < / C u s t N a m e C a p t i o n >   
-         < C u s t P h o n e N o C a p t i o n   E l e m e n t T y p e = " C o l u m n "   E l e m e n t I d = " 1 1 4 4 4 1 7 6 1 7 "   D a t a T y p e = " T e x t C o n s t " > C u s t P h o n e N o C a p t i o n < / C u s t P h o n e N o C a p t i o n > +         < C u s t P h o n e N o C a p t i o n   E l e m e n t T y p e = " C o l u m n "   E l e m e n t I d = " 1 1 4 4 4 1 7 6 1 7 "   D a t a T y p e = " L a b e l "   O b s o l e t e S t a t e = " P e n d i n g " > C u s t P h o n e N o C a p t i o n < / C u s t P h o n e N o C a p t i o n >   
          < D e s c r i p t i o n _ I t e m   E l e m e n t T y p e = " C o l u m n "   E l e m e n t I d = " 1 5 2 9 8 3 2 4 7 3 "   D a t a T y p e = " T e x t " > D e s c r i p t i o n _ I t e m < / D e s c r i p t i o n _ I t e m >   
-         < G l o b a l D i m 1 F i l t e r _ I t e m   E l e m e n t T y p e = " C o l u m n "   E l e m e n t I d = " 8 2 6 3 5 2 8 3 7 "   D a t a T y p e = " C o d e " > G l o b a l D i m 1 F i l t e r _ I t e m < / G l o b a l D i m 1 F i l t e r _ I t e m > +         < G l o b a l D i m 1 F i l t e r _ I t e m   E l e m e n t T y p e = " C o l u m n "   E l e m e n t I d = " 8 2 6 3 5 2 8 3 7 "   D a t a T y p e = " C o d e "   O b s o l e t e S t a t e = " P e n d i n g " > G l o b a l D i m 1 F i l t e r _ I t e m < / G l o b a l D i m 1 F i l t e r _ I t e m >   
-         < G l o b a l D i m 2 F i l t e r _ I t e m   E l e m e n t T y p e = " C o l u m n "   E l e m e n t I d = " 1 4 9 2 3 7 1 7 5 0 "   D a t a T y p e = " C o d e " > G l o b a l D i m 2 F i l t e r _ I t e m < / G l o b a l D i m 2 F i l t e r _ I t e m > +         < G l o b a l D i m 2 F i l t e r _ I t e m   E l e m e n t T y p e = " C o l u m n "   E l e m e n t I d = " 1 4 9 2 3 7 1 7 5 0 "   D a t a T y p e = " C o d e "   O b s o l e t e S t a t e = " P e n d i n g " > G l o b a l D i m 2 F i l t e r _ I t e m < / G l o b a l D i m 2 F i l t e r _ I t e m >   
-         < I n v S a l e s B a c k O r d e r s C a p t i o n   E l e m e n t T y p e = " C o l u m n "   E l e m e n t I d = " 3 1 2 9 7 1 3 9 6 "   D a t a T y p e = " T e x t C o n s t " > I n v S a l e s B a c k O r d e r s C a p t i o n < / I n v S a l e s B a c k O r d e r s C a p t i o n > +         < I n v S a l e s B a c k O r d e r s C a p t i o n   E l e m e n t T y p e = " C o l u m n "   E l e m e n t I d = " 3 1 2 9 7 1 3 9 6 "   D a t a T y p e = " L a b e l "   O b s o l e t e S t a t e = " P e n d i n g " > I n v S a l e s B a c k O r d e r s C a p t i o n < / I n v S a l e s B a c k O r d e r s C a p t i o n >   
          < I t e m F i l t e r   E l e m e n t T y p e = " C o l u m n "   E l e m e n t I d = " 5 9 3 7 9 7 3 7 6 "   D a t a T y p e = " T e x t " > I t e m F i l t e r < / I t e m F i l t e r >   
          < I t e m F i l t e r T x t   E l e m e n t T y p e = " C o l u m n "   E l e m e n t I d = " 9 3 6 1 1 7 4 1 6 "   D a t a T y p e = " T e x t " > I t e m F i l t e r T x t < / I t e m F i l t e r T x t >   
-         < I t e m T a b l e C a p t I t e m F i l t e r   E l e m e n t T y p e = " C o l u m n "   E l e m e n t I d = " 2 1 6 8 8 1 9 4 1 "   D a t a T y p e = " S t r i n g " > I t e m T a b l e C a p t I t e m F i l t e r < / I t e m T a b l e C a p t I t e m F i l t e r > +         < I t e m T a b l e C a p t I t e m F i l t e r   E l e m e n t T y p e = " C o l u m n "   E l e m e n t I d = " 2 1 6 8 8 1 9 4 1 "   D a t a T y p e = " S t r i n g "   O b s o l e t e S t a t e = " P e n d i n g " > I t e m T a b l e C a p t I t e m F i l t e r < / I t e m T a b l e C a p t I t e m F i l t e r >   
-         < L o c a t i o n F i l t e r _ I t e m   E l e m e n t T y p e = " C o l u m n "   E l e m e n t I d = " 5 8 9 4 7 3 7 5 8 "   D a t a T y p e = " C o d e " > L o c a t i o n F i l t e r _ I t e m < / L o c a t i o n F i l t e r _ I t e m > +         < L o c a t i o n F i l t e r _ I t e m   E l e m e n t T y p e = " C o l u m n "   E l e m e n t I d = " 5 8 9 4 7 3 7 5 8 "   D a t a T y p e = " C o d e "   O b s o l e t e S t a t e = " P e n d i n g " > L o c a t i o n F i l t e r _ I t e m < / L o c a t i o n F i l t e r _ I t e m >   
          < N o _ I t e m   E l e m e n t T y p e = " C o l u m n "   E l e m e n t I d = " 1 5 4 7 7 6 9 6 5 4 "   D a t a T y p e = " C o d e " > N o _ I t e m < / N o _ I t e m >   
-         < O t h e r B a c k O r d e r s C a p t i o n   E l e m e n t T y p e = " C o l u m n "   E l e m e n t I d = " 7 0 2 1 2 3 1 0 5 "   D a t a T y p e = " T e x t C o n s t " > O t h e r B a c k O r d e r s C a p t i o n < / O t h e r B a c k O r d e r s C a p t i o n > +         < O t h e r B a c k O r d e r s C a p t i o n   E l e m e n t T y p e = " C o l u m n "   E l e m e n t I d = " 7 0 2 1 2 3 1 0 5 "   D a t a T y p e = " L a b e l "   O b s o l e t e S t a t e = " P e n d i n g " > O t h e r B a c k O r d e r s C a p t i o n < / O t h e r B a c k O r d e r s C a p t i o n >   
          < S a l e s L i n e F i l t e r   E l e m e n t T y p e = " C o l u m n "   E l e m e n t I d = " 1 0 6 5 6 4 1 2 6 7 "   D a t a T y p e = " T e x t " > S a l e s L i n e F i l t e r < / S a l e s L i n e F i l t e r >   
          < S a l e s L i n e F i l t e r T x t   E l e m e n t T y p e = " C o l u m n "   E l e m e n t I d = " 1 5 9 2 6 7 6 8 3 5 "   D a t a T y p e = " T e x t " > S a l e s L i n e F i l t e r T x t < / S a l e s L i n e F i l t e r T x t >   
-         < S a l e s L i n e S h i p D a t e C a p t i o n   E l e m e n t T y p e = " C o l u m n "   E l e m e n t I d = " 1 1 1 6 8 3 5 7 4 9 "   D a t a T y p e = " T e x t C o n s t " > S a l e s L i n e S h i p D a t e C a p t i o n < / S a l e s L i n e S h i p D a t e C a p t i o n > +         < S a l e s L i n e S h i p D a t e C a p t i o n   E l e m e n t T y p e = " C o l u m n "   E l e m e n t I d = " 1 1 1 6 8 3 5 7 4 9 "   D a t a T y p e = " L a b e l "   O b s o l e t e S t a t e = " P e n d i n g " > S a l e s L i n e S h i p D a t e C a p t i o n < / S a l e s L i n e S h i p D a t e C a p t i o n >   
-         < S t r S u b S t N o S a l e s L i n e F l t r   E l e m e n t T y p e = " C o l u m n "   E l e m e n t I d = " 3 4 7 0 3 4 9 3 6 "   D a t a T y p e = " S t r i n g " > S t r S u b S t N o S a l e s L i n e F l t r < / S t r S u b S t N o S a l e s L i n e F l t r > +         < S t r S u b S t N o S a l e s L i n e F l t r   E l e m e n t T y p e = " C o l u m n "   E l e m e n t I d = " 3 4 7 0 3 4 9 3 6 "   D a t a T y p e = " S t r i n g "   O b s o l e t e S t a t e = " P e n d i n g " > S t r S u b S t N o S a l e s L i n e F l t r < / S t r S u b S t N o S a l e s L i n e F l t r >   
-         < V a r i a n t F i l t e r _ I t e m   E l e m e n t T y p e = " C o l u m n "   E l e m e n t I d = " 9 4 9 9 4 3 6 4 8 "   D a t a T y p e = " C o d e " > V a r i a n t F i l t e r _ I t e m < / V a r i a n t F i l t e r _ I t e m > +         < V a r i a n t F i l t e r _ I t e m   E l e m e n t T y p e = " C o l u m n "   E l e m e n t I d = " 9 4 9 9 4 3 6 4 8 "   D a t a T y p e = " C o d e "   O b s o l e t e S t a t e = " P e n d i n g " > V a r i a n t F i l t e r _ I t e m < / V a r i a n t F i l t e r _ I t e m >   
-         < S a l e s _ L i n e   E l e m e n t T y p e = " D a t a I t e m "   E l e m e n t I d = " 4 2 6 9 4 3 3 6 3 " > +         < S a l e s _ L i n e   E l e m e n t T y p e = " D a t a I t e m "   E l e m e n t I d = " 1 8 9 4 4 4 2 7 6 4 " >   
              < C u s t N a m e _ S a l e s L i n e   E l e m e n t T y p e = " C o l u m n "   E l e m e n t I d = " 1 2 6 7 5 4 9 7 2 6 "   D a t a T y p e = " T e x t " > C u s t N a m e _ S a l e s L i n e < / C u s t N a m e _ S a l e s L i n e >   
@@ -30843,7 +30735,9 @@
  < / N a v W o r d R e p o r t X m l P a r t > 
 </file>
 
-<file path=customXml/item2.xml>��< ? x m l   v e r s i o n = " 1 . 0 "   e n c o d i n g = " u t f - 1 6 " ? > < N a v W o r d R e p o r t X m l P a r t   x m l n s = " u r n : m i c r o s o f t - d y n a m i c s - n a v / r e p o r t s / I n v e n t o r y _ S a l e s _ B a c k _ O r d e r s / 7 1 8 / " > +<file path=customXml/item2.xml>��< ? x m l   v e r s i o n = " 1 . 0 "   e n c o d i n g = " u t f - 1 6 " ? > + 
+ < N a v W o r d R e p o r t X m l P a r t   x m l n s = " u r n : m i c r o s o f t - d y n a m i c s - n a v / r e p o r t s / I n v e n t o r y _ S a l e s _ B a c k _ O r d e r s / 7 1 8 / " >   
      < B C R e p o r t I n f o r m a t i o n >   
@@ -31047,13 +30941,7 @@
  
          < C u s t P h o n e N o C a p t i o n > C u s t P h o n e N o C a p t i o n < / C u s t P h o n e N o C a p t i o n >   
-         < D e s c r i p t i o n _ I t e m > & l t ; ? x m l   v e r s i o n = " 1 . 0 "   s t a n d a l o n e = " y e s " ? & g t ; - 
- & l t ; ? m s o - a p p l i c a t i o n   p r o g i d = " W o r d . D o c u m e n t " ? & g t ; - 
- & l t ; p k g : p a c k a g e   x m l n s : p k g = " h t t p : / / s c h e m a s . m i c r o s o f t . c o m / o f f i c e / 2 0 0 6 / x m l P a c k a g e " & g t ; & l t ; p k g : p a r t   p k g : n a m e = " / _ r e l s / . r e l s "   p k g : c o n t e n t T y p e = " a p p l i c a t i o n / v n d . o p e n x m l f o r m a t s - p a c k a g e . r e l a t i o n s h i p s + x m l "   p k g : p a d d i n g = " 5 1 2 " & g t ; & l t ; p k g : x m l D a t a & g t ; & l t ; R e l a t i o n s h i p s   x m l n s = " h t t p : / / s c h e m a s . o p e n x m l f o r m a t s . o r g / p a c k a g e / 2 0 0 6 / r e l a t i o n s h i p s " & g t ; & l t ; R e l a t i o n s h i p   I d = " r I d 2 "   T y p e = " h t t p : / / s c h e m a s . m i c r o s o f t . c o m / o f f i c e / 2 0 2 0 / 0 2 / r e l a t i o n s h i p s / c l a s s i f i c a t i o n l a b e l s "   T a r g e t = " d o c M e t a d a t a / L a b e l I n f o . x m l " / & g t ; & l t ; R e l a t i o n s h i p   I d = " r I d 1 "   T y p e = " h t t p : / / s c h e m a s . o p e n x m l f o r m a t s . o r g / o f f i c e D o c u m e n t / 2 0 0 6 / r e l a t i o n s h i p s / o f f i c e D o c u m e n t "   T a r g e t = " w o r d / d o c u m e n t . x m l " / & g t ; & l t ; / R e l a t i o n s h i p s & g t ; & l t ; / p k g : x m l D a t a & g t ; & l t ; / p k g : p a r t & g t ; & l t ; p k g : p a r t   p k g : n a m e = " / w o r d / d o c u m e n t . x m l "   p k g : c o n t e n t T y p e = " a p p l i c a t i o n / v n d . o p e n x m l f o r m a t s - o f f i c e d o c u m e n t . w o r d p r o c e s s i n g m l . d o c u m e n t . m a i n + x m l " & g t ; & l t ; p k g : x m l D a t a & g t ; & l t ; w : d o c u m e n t   x m l n s : w p c = " h t t p : / / s c h e m a s . m i c r o s o f t . c o m / o f f i c e / w o r d / 2 0 1 0 / w o r d p r o c e s s i n g C a n v a s "   x m l n s : c x = " h t t p : / / s c h e m a s . m i c r o s o f t . c o m / o f f i c e / d r a w i n g / 2 0 1 4 / c h a r t e x "   x m l n s : c x 1 = " h t t p : / / s c h e m a s . m i c r o s o f t . c o m / o f f i c e / d r a w i n g / 2 0 1 5 / 9 / 8 / c h a r t e x "   x m l n s : c x 2 = " h t t p : / / s c h e m a s . m i c r o s o f t . c o m / o f f i c e / d r a w i n g / 2 0 1 5 / 1 0 / 2 1 / c h a r t e x "   x m l n s : c x 3 = " h t t p : / / s c h e m a s . m i c r o s o f t . c o m / o f f i c e / d r a w i n g / 2 0 1 6 / 5 / 9 / c h a r t e x "   x m l n s : c x 4 = " h t t p : / / s c h e m a s . m i c r o s o f t . c o m / o f f i c e / d r a w i n g / 2 0 1 6 / 5 / 1 0 / c h a r t e x "   x m l n s : c x 5 = " h t t p : / / s c h e m a s . m i c r o s o f t . c o m / o f f i c e / d r a w i n g / 2 0 1 6 / 5 / 1 1 / c h a r t e x "   x m l n s : c x 6 = " h t t p : / / s c h e m a s . m i c r o s o f t . c o m / o f f i c e / d r a w i n g / 2 0 1 6 / 5 / 1 2 / c h a r t e x "   x m l n s : c x 7 = " h t t p : / / s c h e m a s . m i c r o s o f t . c o m / o f f i c e / d r a w i n g / 2 0 1 6 / 5 / 1 3 / c h a r t e x "   x m l n s : c x 8 = " h t t p : / / s c h e m a s . m i c r o s o f t . c o m / o f f i c e / d r a w i n g / 2 0 1 6 / 5 / 1 4 / c h a r t e x "   x m l n s : m c = " h t t p : / / s c h e m a s . o p e n x m l f o r m a t s . o r g / m a r k u p - c o m p a t i b i l i t y / 2 0 0 6 "   x m l n s : a i n k = " h t t p : / / s c h e m a s . m i c r o s o f t . c o m / o f f i c e / d r a w i n g / 2 0 1 6 / i n k "   x m l n s : a m 3 d = " h t t p : / / s c h e m a s . m i c r o s o f t . c o m / o f f i c e / d r a w i n g / 2 0 1 7 / m o d e l 3 d "   x m l n s : o = " u r n : s c h e m a s - m i c r o s o f t - c o m : o f f i c e : o f f i c e "   x m l n s : o e l = " h t t p : / / s c h e m a s . m i c r o s o f t . c o m / o f f i c e / 2 0 1 9 / e x t l s t "   x m l n s : r = " h t t p : / / s c h e m a s . o p e n x m l f o r m a t s . o r g / o f f i c e D o c u m e n t / 2 0 0 6 / r e l a t i o n s h i p s "   x m l n s : m = " h t t p : / / s c h e m a s . o p e n x m l f o r m a t s . o r g / o f f i c e D o c u m e n t / 2 0 0 6 / m a t h "   x m l n s : v = " u r n : s c h e m a s - m i c r o s o f t - c o m : v m l "   x m l n s : w p 1 4 = " h t t p : / / s c h e m a s . m i c r o s o f t . c o m / o f f i c e / w o r d / 2 0 1 0 / w o r d p r o c e s s i n g D r a w i n g "   x m l n s : w p = " h t t p : / / s c h e m a s . o p e n x m l f o r m a t s . o r g / d r a w i n g m l / 2 0 0 6 / w o r d p r o c e s s i n g D r a w i n g "   x m l n s : w 1 0 = " u r n : s c h e m a s - m i c r o s o f t - c o m : o f f i c e : w o r d "   x m l n s : w = " h t t p : / / s c h e m a s . o p e n x m l f o r m a t s . o r g / w o r d p r o c e s s i n g m l / 2 0 0 6 / m a i n "   x m l n s : w 1 4 = " h t t p : / / s c h e m a s . m i c r o s o f t . c o m / o f f i c e / w o r d / 2 0 1 0 / w o r d m l "   x m l n s : w 1 5 = " h t t p : / / s c h e m a s . m i c r o s o f t . c o m / o f f i c e / w o r d / 2 0 1 2 / w o r d m l "   x m l n s : w 1 6 c e x = " h t t p : / / s c h e m a s . m i c r o s o f t . c o m / o f f i c e / w o r d / 2 0 1 8 / w o r d m l / c e x "   x m l n s : w 1 6 c i d = " h t t p : / / s c h e m a s . m i c r o s o f t . c o m / o f f i c e / w o r d / 2 0 1 6 / w o r d m l / c i d "   x m l n s : w 1 6 = " h t t p : / / s c h e m a s . m i c r o s o f t . c o m / o f f i c e / w o r d / 2 0 1 8 / w o r d m l "   x m l n s : w 1 6 d u = " h t t p : / / s c h e m a s . m i c r o s o f t . c o m / o f f i c e / w o r d / 2 0 2 3 / w o r d m l / w o r d 1 6 d u "   x m l n s : w 1 6 s d t d h = " h t t p : / / s c h e m a s . m i c r o s o f t . c o m / o f f i c e / w o r d / 2 0 2 0 / w o r d m l / s d t d a t a h a s h "   x m l n s : w 1 6 s d t f l = " h t t p : / / s c h e m a s . m i c r o s o f t . c o m / o f f i c e / w o r d / 2 0 2 4 / w o r d m l / s d t f o r m a t l o c k "   x m l n s : w 1 6 s e = " h t t p : / / s c h e m a s . m i c r o s o f t . c o m / o f f i c e / w o r d / 2 0 1 5 / w o r d m l / s y m e x "   x m l n s : w p g = " h t t p : / / s c h e m a s . m i c r o s o f t . c o m / o f f i c e / w o r d / 2 0 1 0 / w o r d p r o c e s s i n g G r o u p "   x m l n s : w p i = " h t t p : / / s c h e m a s . m i c r o s o f t . c o m / o f f i c e / w o r d / 2 0 1 0 / w o r d p r o c e s s i n g I n k "   x m l n s : w n e = " h t t p : / / s c h e m a s . m i c r o s o f t . c o m / o f f i c e / w o r d / 2 0 0 6 / w o r d m l "   x m l n s : w p s = " h t t p : / / s c h e m a s . m i c r o s o f t . c o m / o f f i c e / w o r d / 2 0 1 0 / w o r d p r o c e s s i n g S h a p e "   m c : I g n o r a b l e = " w 1 4   w 1 5   w 1 6 s e   w 1 6 c i d   w 1 6   w 1 6 c e x   w 1 6 s d t d h   w 1 6 s d t f l   w 1 6 d u   w p 1 4 " & g t ; & l t ; w : b o d y & g t ; & l t ; w : p   w 1 4 : p a r a I d = " 3 2 8 8 7 2 A 8 "   w 1 4 : t e x t I d = " 3 C D 6 9 8 1 4 "   w : r s i d R = " 0 0 4 8 6 4 A B "   w : r s i d R D e f a u l t = " 0 0 4 8 6 4 A B " & g t ; & l t ; w : p P r & g t ; & l t ; w : k e e p N e x t / & g t ; & l t ; w : s p a c i n g   w : a f t e r = " 0 "   w : l i n e = " 2 4 0 "   w : l i n e R u l e = " a u t o " / & g t ; & l t ; / w : p P r & g t ; & l t ; w : r & g t ; & l t ; w : r P r & g t ; & l t ; w : r F o n t s   w : a s c i i = " S e g o e   U I "   w : h A n s i = " S e g o e   U I "   w : c s = " S e g o e   U I " / & g t ; & l t ; w : b / & g t ; & l t ; w : b C s / & g t ; & l t ; / w : r P r & g t ; & l t ; w : t & g t ; D e s c r i p t i o n _ I t e m & l t ; / w : t & g t ; & l t ; / w : r & g t ; & l t ; / w : p & g t ; & l t ; w : s e c t P r   w : r s i d R = " 0 0 4 8 6 4 A B " & g t ; & l t ; w : p g S z   w : w = " 1 2 2 4 0 "   w : h = " 1 5 8 4 0 " / & g t ; & l t ; w : p g M a r   w : t o p = " 1 4 4 0 "   w : r i g h t = " 1 4 4 0 "   w : b o t t o m = " 1 4 4 0 "   w : l e f t = " 1 4 4 0 "   w : h e a d e r = " 7 2 0 "   w : f o o t e r = " 7 2 0 "   w : g u t t e r = " 0 " / & g t ; & l t ; w : c o l s   w : s p a c e = " 7 2 0 " / & g t ; & l t ; / w : s e c t P r & g t ; & l t ; / w : b o d y & g t ; & l t ; / w : d o c u m e n t & g t ; & l t ; / p k g : x m l D a t a & g t ; & l t ; / p k g : p a r t & g t ; & l t ; p k g : p a r t   p k g : n a m e = " / w o r d / _ r e l s / d o c u m e n t . x m l . r e l s "   p k g : c o n t e n t T y p e = " a p p l i c a t i o n / v n d . o p e n x m l f o r m a t s - p a c k a g e . r e l a t i o n s h i p s + x m l "   p k g : p a d d i n g = " 2 5 6 " & g t ; & l t ; p k g : x m l D a t a & g t ; & l t ; R e l a t i o n s h i p s   x m l n s = " h t t p : / / s c h e m a s . o p e n x m l f o r m a t s . o r g / p a c k a g e / 2 0 0 6 / r e l a t i o n s h i p s " & g t ; & l t ; R e l a t i o n s h i p   I d = " r I d 1 "   T y p e = " h t t p : / / s c h e m a s . o p e n x m l f o r m a t s . o r g / o f f i c e D o c u m e n t / 2 0 0 6 / r e l a t i o n s h i p s / s t y l e s "   T a r g e t = " s t y l e s . x m l " / & g t ; & l t ; / R e l a t i o n s h i p s & g t ; & l t ; / p k g : x m l D a t a & g t ; & l t ; / p k g : p a r t & g t ; & l t ; p k g : p a r t   p k g : n a m e = " / w o r d / s t y l e s . x m l "   p k g : c o n t e n t T y p e = " a p p l i c a t i o n / v n d . o p e n x m l f o r m a t s - o f f i c e d o c u m e n t . w o r d p r o c e s s i n g m l . s t y l e s + x m l " & g t ; & l t ; p k g : x m l D a t a & g t ; & l t ; w : s t y l e s   x m l n s : m c = " h t t p : / / s c h e m a s . o p e n x m l f o r m a t s . o r g / m a r k u p - c o m p a t i b i l i t y / 2 0 0 6 "   x m l n s : r = " h t t p : / / s c h e m a s . o p e n x m l f o r m a t s . o r g / o f f i c e D o c u m e n t / 2 0 0 6 / r e l a t i o n s h i p s "   x m l n s : w = " h t t p : / / s c h e m a s . o p e n x m l f o r m a t s . o r g / w o r d p r o c e s s i n g m l / 2 0 0 6 / m a i n "   x m l n s : w 1 4 = " h t t p : / / s c h e m a s . m i c r o s o f t . c o m / o f f i c e / w o r d / 2 0 1 0 / w o r d m l "   x m l n s : w 1 5 = " h t t p : / / s c h e m a s . m i c r o s o f t . c o m / o f f i c e / w o r d / 2 0 1 2 / w o r d m l "   x m l n s : w 1 6 c e x = " h t t p : / / s c h e m a s . m i c r o s o f t . c o m / o f f i c e / w o r d / 2 0 1 8 / w o r d m l / c e x "   x m l n s : w 1 6 c i d = " h t t p : / / s c h e m a s . m i c r o s o f t . c o m / o f f i c e / w o r d / 2 0 1 6 / w o r d m l / c i d "   x m l n s : w 1 6 = " h t t p : / / s c h e m a s . m i c r o s o f t . c o m / o f f i c e / w o r d / 2 0 1 8 / w o r d m l "   x m l n s : w 1 6 d u = " h t t p : / / s c h e m a s . m i c r o s o f t . c o m / o f f i c e / w o r d / 2 0 2 3 / w o r d m l / w o r d 1 6 d u "   x m l n s : w 1 6 s d t d h = " h t t p : / / s c h e m a s . m i c r o s o f t . c o m / o f f i c e / w o r d / 2 0 2 0 / w o r d m l / s d t d a t a h a s h "   x m l n s : w 1 6 s d t f l = " h t t p : / / s c h e m a s . m i c r o s o f t . c o m / o f f i c e / w o r d / 2 0 2 4 / w o r d m l / s d t f o r m a t l o c k "   x m l n s : w 1 6 s e = " h t t p : / / s c h e m a s . m i c r o s o f t . c o m / o f f i c e / w o r d / 2 0 1 5 / w o r d m l / s y m e x "   m c : I g n o r a b l e = " w 1 4   w 1 5   w 1 6 s e   w 1 6 c i d   w 1 6   w 1 6 c e x   w 1 6 s d t d h   w 1 6 s d t f l   w 1 6 d u " & g t ; & l t ; w : d o c D e f a u l t s & g t ; & l t ; w : r P r D e f a u l t & g t ; & l t ; w : r P r & g t ; & l t ; w : r F o n t s   w : a s c i i T h e m e = " m i n o r H A n s i "   w : e a s t A s i a T h e m e = " m i n o r E a s t A s i a "   w : h A n s i T h e m e = " m i n o r H A n s i "   w : c s t h e m e = " m i n o r B i d i " / & g t ; & l t ; w : k e r n   w : v a l = " 2 " / & g t ; & l t ; w : s z   w : v a l = " 2 4 " / & g t ; & l t ; w : s z C s   w : v a l = " 2 4 " / & g t ; & l t ; w : l a n g   w : v a l = " e n - A U "   w : e a s t A s i a = " z h - C N "   w : b i d i = " a r - S A " / & g t ; & l t ; w 1 4 : l i g a t u r e s   w 1 4 : v a l = " s t a n d a r d C o n t e x t u a l " / & g t ; & l t ; / w : r P r & g t ; & l t ; / w : r P r D e f a u l t & g t ; & l t ; w : p P r D e f a u l t & g t ; & l t ; w : p P r & g t ; & l t ; w : s p a c i n g   w : a f t e r = " 1 6 0 "   w : l i n e = " 2 7 8 "   w : l i n e R u l e = " a u t o " / & g t ; & l t ; / w : p P r & g t ; & l t ; / w : p P r D e f a u l t & g t ; & l t ; / w : d o c D e f a u l t s & g t ; & l t ; w : s t y l e   w : t y p e = " p a r a g r a p h "   w : d e f a u l t = " 1 "   w : s t y l e I d = " N o r m a l " & g t ; & l t ; w : n a m e   w : v a l = " N o r m a l " / & g t ; & l t ; w : q F o r m a t / & g t ; & l t ; w : r s i d   w : v a l = " 0 0 D 9 1 6 0 7 " / & g t ; & l t ; w : r P r & g t ; & l t ; w : r F o n t s   w : e a s t A s i a T h e m e = " m i n o r H A n s i " / & g t ; & l t ; w : c o l o r   w : v a l = " 4 D 6 1 4 C "   w : t h e m e C o l o r = " t e x t 1 " / & g t ; & l t ; w : s z   w : v a l = " 1 6 " / & g t ; & l t ; w : s z C s   w : v a l = " 1 6 " / & g t ; & l t ; w : l a n g   w : v a l = " e n - U S "   w : e a s t A s i a = " e n - U S " / & g t ; & l t ; / w : r P r & g t ; & l t ; / w : s t y l e & g t ; & l t ; w : s t y l e   w : t y p e = " c h a r a c t e r "   w : d e f a u l t = " 1 "   w : s t y l e I d = " D e f a u l t P a r a g r a p h F o n t " & g t ; & l t ; w : n a m e   w : v a l = " D e f a u l t   P a r a g r a p h   F o n t " / & g t ; & l t ; w : u i P r i o r i t y   w : v a l = " 1 " / & g t ; & l t ; w : s e m i H i d d e n / & g t ; & l t ; w : u n h i d e W h e n U s e d / & g t ; & l t ; w : r s i d   w : v a l = " 0 0 D 9 1 6 0 7 " / & g t ; & l t ; / w : s t y l e & g t ; & l t ; w : s t y l e   w : t y p e = " t a b l e "   w : d e f a u l t = " 1 "   w : s t y l e I d = " T a b l e N o r m a l " & g t ; & l t ; w : n a m e   w : v a l = " N o r m a l   T a b l e " / & g t ; & l t ; w : u i P r i o r i t y   w : v a l = " 9 9 " / & g t ; & l t ; w : s e m i H i d d e n / & g t ; & l t ; w : u n h i d e W h e n U s e d / & g t ; & l t ; w : t b l P r & g t ; & l t ; w : t b l I n d   w : w = " 0 "   w : t y p e = " d x a " / & g t ; & l t ; w : t b l C e l l M a r & g t ; & l t ; w : t o p   w : w = " 0 "   w : t y p e = " d x a " / & g t ; & l t ; w : l e f t   w : w = " 1 0 8 "   w : t y p e = " d x a " / & g t ; & l t ; w : b o t t o m   w : w = " 0 "   w : t y p e = " d x a " / & g t ; & l t ; w : r i g h t   w : w = " 1 0 8 "   w : t y p e = " d x a " / & g t ; & l t ; / w : t b l C e l l M a r & g t ; & l t ; / w : t b l P r & g t ; & l t ; / w : s t y l e & g t ; & l t ; w : s t y l e   w : t y p e = " n u m b e r i n g "   w : d e f a u l t = " 1 "   w : s t y l e I d = " N o L i s t " & g t ; & l t ; w : n a m e   w : v a l = " N o   L i s t " / & g t ; & l t ; w : u i P r i o r i t y   w : v a l = " 9 9 " / & g t ; & l t ; w : s e m i H i d d e n / & g t ; & l t ; w : u n h i d e W h e n U s e d / & g t ; & l t ; w : r s i d   w : v a l = " 0 0 D 9 1 6 0 7 " / & g t ; & l t ; / w : s t y l e & g t ; & l t ; / w : s t y l e s & g t ; & l t ; / p k g : x m l D a t a & g t ; & l t ; / p k g : p a r t & g t ; & l t ; p k g : p a r t   p k g : n a m e = " / d o c M e t a d a t a / L a b e l I n f o . x m l "   p k g : c o n t e n t T y p e = " a p p l i c a t i o n / v n d . m s - o f f i c e . c l a s s i f i c a t i o n l a b e l s + x m l " & g t ; & l t ; p k g : x m l D a t a & g t ; & l t ; c l b l : l a b e l L i s t   x m l n s : c l b l = " h t t p : / / s c h e m a s . m i c r o s o f t . c o m / o f f i c e / 2 0 2 0 / m i p L a b e l M e t a d a t a " & g t ; & l t ; c l b l : l a b e l   i d = " { 8 5 c a 8 a f 4 - 7 6 3 a - 4 5 c 2 - 8 0 a e - a 5 c a 1 b 8 0 b d d c } "   e n a b l e d = " 1 "   m e t h o d = " S t a n d a r d "   s i t e I d = " { 0 6 c d a f 0 9 - 1 4 f 0 - 4 c d 1 - 8 a c 0 - 7 b f e d 7 0 7 a 8 2 c } "   c o n t e n t B i t s = " 0 "   r e m o v e d = " 0 " / & g t ; & l t ; c l b l : l a b e l   i d = " { f 4 2 a a 3 4 2 - 8 7 0 6 - 4 2 8 8 - b d 1 1 - e b b 8 5 9 9 5 0 2 8 c } "   e n a b l e d = " 1 "   m e t h o d = " S t a n d a r d "   s i t e I d = " { 7 2 f 9 8 8 b f - 8 6 f 1 - 4 1 a f - 9 1 a b - 2 d 7 c d 0 1 1 d b 4 7 } "   c o n t e n t B i t s = " 0 "   r e m o v e d = " 0 " / & g t ; & l t ; / c l b l : l a b e l L i s t & g t ; & l t ; / p k g : x m l D a t a & g t ; & l t ; / p k g : p a r t & g t ; & l t ; / p k g : p a c k a g e & g t ; - 
- < / D e s c r i p t i o n _ I t e m > +         < D e s c r i p t i o n _ I t e m > D e s c r i p t i o n _ I t e m < / D e s c r i p t i o n _ I t e m >   
          < G l o b a l D i m 1 F i l t e r _ I t e m > G l o b a l D i m 1 F i l t e r _ I t e m < / G l o b a l D i m 1 F i l t e r _ I t e m >   
@@ -31069,13 +30957,7 @@
  
          < L o c a t i o n F i l t e r _ I t e m > L o c a t i o n F i l t e r _ I t e m < / L o c a t i o n F i l t e r _ I t e m >   
-         < N o _ I t e m > & l t ; ? x m l   v e r s i o n = " 1 . 0 "   s t a n d a l o n e = " y e s " ? & g t ; - 
- & l t ; ? m s o - a p p l i c a t i o n   p r o g i d = " W o r d . D o c u m e n t " ? & g t ; - 
- & l t ; p k g : p a c k a g e   x m l n s : p k g = " h t t p : / / s c h e m a s . m i c r o s o f t . c o m / o f f i c e / 2 0 0 6 / x m l P a c k a g e " & g t ; & l t ; p k g : p a r t   p k g : n a m e = " / _ r e l s / . r e l s "   p k g : c o n t e n t T y p e = " a p p l i c a t i o n / v n d . o p e n x m l f o r m a t s - p a c k a g e . r e l a t i o n s h i p s + x m l "   p k g : p a d d i n g = " 5 1 2 " & g t ; & l t ; p k g : x m l D a t a & g t ; & l t ; R e l a t i o n s h i p s   x m l n s = " h t t p : / / s c h e m a s . o p e n x m l f o r m a t s . o r g / p a c k a g e / 2 0 0 6 / r e l a t i o n s h i p s " & g t ; & l t ; R e l a t i o n s h i p   I d = " r I d 2 "   T y p e = " h t t p : / / s c h e m a s . m i c r o s o f t . c o m / o f f i c e / 2 0 2 0 / 0 2 / r e l a t i o n s h i p s / c l a s s i f i c a t i o n l a b e l s "   T a r g e t = " d o c M e t a d a t a / L a b e l I n f o . x m l " / & g t ; & l t ; R e l a t i o n s h i p   I d = " r I d 1 "   T y p e = " h t t p : / / s c h e m a s . o p e n x m l f o r m a t s . o r g / o f f i c e D o c u m e n t / 2 0 0 6 / r e l a t i o n s h i p s / o f f i c e D o c u m e n t "   T a r g e t = " w o r d / d o c u m e n t . x m l " / & g t ; & l t ; / R e l a t i o n s h i p s & g t ; & l t ; / p k g : x m l D a t a & g t ; & l t ; / p k g : p a r t & g t ; & l t ; p k g : p a r t   p k g : n a m e = " / w o r d / d o c u m e n t . x m l "   p k g : c o n t e n t T y p e = " a p p l i c a t i o n / v n d . o p e n x m l f o r m a t s - o f f i c e d o c u m e n t . w o r d p r o c e s s i n g m l . d o c u m e n t . m a i n + x m l " & g t ; & l t ; p k g : x m l D a t a & g t ; & l t ; w : d o c u m e n t   x m l n s : w p c = " h t t p : / / s c h e m a s . m i c r o s o f t . c o m / o f f i c e / w o r d / 2 0 1 0 / w o r d p r o c e s s i n g C a n v a s "   x m l n s : c x = " h t t p : / / s c h e m a s . m i c r o s o f t . c o m / o f f i c e / d r a w i n g / 2 0 1 4 / c h a r t e x "   x m l n s : c x 1 = " h t t p : / / s c h e m a s . m i c r o s o f t . c o m / o f f i c e / d r a w i n g / 2 0 1 5 / 9 / 8 / c h a r t e x "   x m l n s : c x 2 = " h t t p : / / s c h e m a s . m i c r o s o f t . c o m / o f f i c e / d r a w i n g / 2 0 1 5 / 1 0 / 2 1 / c h a r t e x "   x m l n s : c x 3 = " h t t p : / / s c h e m a s . m i c r o s o f t . c o m / o f f i c e / d r a w i n g / 2 0 1 6 / 5 / 9 / c h a r t e x "   x m l n s : c x 4 = " h t t p : / / s c h e m a s . m i c r o s o f t . c o m / o f f i c e / d r a w i n g / 2 0 1 6 / 5 / 1 0 / c h a r t e x "   x m l n s : c x 5 = " h t t p : / / s c h e m a s . m i c r o s o f t . c o m / o f f i c e / d r a w i n g / 2 0 1 6 / 5 / 1 1 / c h a r t e x "   x m l n s : c x 6 = " h t t p : / / s c h e m a s . m i c r o s o f t . c o m / o f f i c e / d r a w i n g / 2 0 1 6 / 5 / 1 2 / c h a r t e x "   x m l n s : c x 7 = " h t t p : / / s c h e m a s . m i c r o s o f t . c o m / o f f i c e / d r a w i n g / 2 0 1 6 / 5 / 1 3 / c h a r t e x "   x m l n s : c x 8 = " h t t p : / / s c h e m a s . m i c r o s o f t . c o m / o f f i c e / d r a w i n g / 2 0 1 6 / 5 / 1 4 / c h a r t e x "   x m l n s : m c = " h t t p : / / s c h e m a s . o p e n x m l f o r m a t s . o r g / m a r k u p - c o m p a t i b i l i t y / 2 0 0 6 "   x m l n s : a i n k = " h t t p : / / s c h e m a s . m i c r o s o f t . c o m / o f f i c e / d r a w i n g / 2 0 1 6 / i n k "   x m l n s : a m 3 d = " h t t p : / / s c h e m a s . m i c r o s o f t . c o m / o f f i c e / d r a w i n g / 2 0 1 7 / m o d e l 3 d "   x m l n s : o = " u r n : s c h e m a s - m i c r o s o f t - c o m : o f f i c e : o f f i c e "   x m l n s : o e l = " h t t p : / / s c h e m a s . m i c r o s o f t . c o m / o f f i c e / 2 0 1 9 / e x t l s t "   x m l n s : r = " h t t p : / / s c h e m a s . o p e n x m l f o r m a t s . o r g / o f f i c e D o c u m e n t / 2 0 0 6 / r e l a t i o n s h i p s "   x m l n s : m = " h t t p : / / s c h e m a s . o p e n x m l f o r m a t s . o r g / o f f i c e D o c u m e n t / 2 0 0 6 / m a t h "   x m l n s : v = " u r n : s c h e m a s - m i c r o s o f t - c o m : v m l "   x m l n s : w p 1 4 = " h t t p : / / s c h e m a s . m i c r o s o f t . c o m / o f f i c e / w o r d / 2 0 1 0 / w o r d p r o c e s s i n g D r a w i n g "   x m l n s : w p = " h t t p : / / s c h e m a s . o p e n x m l f o r m a t s . o r g / d r a w i n g m l / 2 0 0 6 / w o r d p r o c e s s i n g D r a w i n g "   x m l n s : w 1 0 = " u r n : s c h e m a s - m i c r o s o f t - c o m : o f f i c e : w o r d "   x m l n s : w = " h t t p : / / s c h e m a s . o p e n x m l f o r m a t s . o r g / w o r d p r o c e s s i n g m l / 2 0 0 6 / m a i n "   x m l n s : w 1 4 = " h t t p : / / s c h e m a s . m i c r o s o f t . c o m / o f f i c e / w o r d / 2 0 1 0 / w o r d m l "   x m l n s : w 1 5 = " h t t p : / / s c h e m a s . m i c r o s o f t . c o m / o f f i c e / w o r d / 2 0 1 2 / w o r d m l "   x m l n s : w 1 6 c e x = " h t t p : / / s c h e m a s . m i c r o s o f t . c o m / o f f i c e / w o r d / 2 0 1 8 / w o r d m l / c e x "   x m l n s : w 1 6 c i d = " h t t p : / / s c h e m a s . m i c r o s o f t . c o m / o f f i c e / w o r d / 2 0 1 6 / w o r d m l / c i d "   x m l n s : w 1 6 = " h t t p : / / s c h e m a s . m i c r o s o f t . c o m / o f f i c e / w o r d / 2 0 1 8 / w o r d m l "   x m l n s : w 1 6 d u = " h t t p : / / s c h e m a s . m i c r o s o f t . c o m / o f f i c e / w o r d / 2 0 2 3 / w o r d m l / w o r d 1 6 d u "   x m l n s : w 1 6 s d t d h = " h t t p : / / s c h e m a s . m i c r o s o f t . c o m / o f f i c e / w o r d / 2 0 2 0 / w o r d m l / s d t d a t a h a s h "   x m l n s : w 1 6 s d t f l = " h t t p : / / s c h e m a s . m i c r o s o f t . c o m / o f f i c e / w o r d / 2 0 2 4 / w o r d m l / s d t f o r m a t l o c k "   x m l n s : w 1 6 s e = " h t t p : / / s c h e m a s . m i c r o s o f t . c o m / o f f i c e / w o r d / 2 0 1 5 / w o r d m l / s y m e x "   x m l n s : w p g = " h t t p : / / s c h e m a s . m i c r o s o f t . c o m / o f f i c e / w o r d / 2 0 1 0 / w o r d p r o c e s s i n g G r o u p "   x m l n s : w p i = " h t t p : / / s c h e m a s . m i c r o s o f t . c o m / o f f i c e / w o r d / 2 0 1 0 / w o r d p r o c e s s i n g I n k "   x m l n s : w n e = " h t t p : / / s c h e m a s . m i c r o s o f t . c o m / o f f i c e / w o r d / 2 0 0 6 / w o r d m l "   x m l n s : w p s = " h t t p : / / s c h e m a s . m i c r o s o f t . c o m / o f f i c e / w o r d / 2 0 1 0 / w o r d p r o c e s s i n g S h a p e "   m c : I g n o r a b l e = " w 1 4   w 1 5   w 1 6 s e   w 1 6 c i d   w 1 6   w 1 6 c e x   w 1 6 s d t d h   w 1 6 s d t f l   w 1 6 d u   w p 1 4 " & g t ; & l t ; w : b o d y & g t ; & l t ; w : p   w 1 4 : p a r a I d = " 3 7 3 D 6 B 8 8 "   w 1 4 : t e x t I d = " 2 1 F 0 0 6 2 9 "   w : r s i d R = " 0 0 B 2 3 4 E B "   w : r s i d R D e f a u l t = " 0 0 B 2 3 4 E B " & g t ; & l t ; w : p P r & g t ; & l t ; w : k e e p N e x t / & g t ; & l t ; w : s p a c i n g   w : a f t e r = " 0 "   w : l i n e = " 2 4 0 "   w : l i n e R u l e = " a u t o " / & g t ; & l t ; / w : p P r & g t ; & l t ; w : r & g t ; & l t ; w : r P r & g t ; & l t ; w : r F o n t s   w : a s c i i = " S e g o e   U I "   w : h A n s i = " S e g o e   U I "   w : c s = " S e g o e   U I " / & g t ; & l t ; w : l a n g   w : e a s t A s i a = " z h - C N " / & g t ; & l t ; / w : r P r & g t ; & l t ; w : t & g t ; N o _ I t e m & l t ; / w : t & g t ; & l t ; / w : r & g t ; & l t ; / w : p & g t ; & l t ; w : s e c t P r   w : r s i d R = " 0 0 B 2 3 4 E B " & g t ; & l t ; w : p g S z   w : w = " 1 2 2 4 0 "   w : h = " 1 5 8 4 0 " / & g t ; & l t ; w : p g M a r   w : t o p = " 1 4 4 0 "   w : r i g h t = " 1 4 4 0 "   w : b o t t o m = " 1 4 4 0 "   w : l e f t = " 1 4 4 0 "   w : h e a d e r = " 7 2 0 "   w : f o o t e r = " 7 2 0 "   w : g u t t e r = " 0 " / & g t ; & l t ; w : c o l s   w : s p a c e = " 7 2 0 " / & g t ; & l t ; / w : s e c t P r & g t ; & l t ; / w : b o d y & g t ; & l t ; / w : d o c u m e n t & g t ; & l t ; / p k g : x m l D a t a & g t ; & l t ; / p k g : p a r t & g t ; & l t ; p k g : p a r t   p k g : n a m e = " / w o r d / _ r e l s / d o c u m e n t . x m l . r e l s "   p k g : c o n t e n t T y p e = " a p p l i c a t i o n / v n d . o p e n x m l f o r m a t s - p a c k a g e . r e l a t i o n s h i p s + x m l "   p k g : p a d d i n g = " 2 5 6 " & g t ; & l t ; p k g : x m l D a t a & g t ; & l t ; R e l a t i o n s h i p s   x m l n s = " h t t p : / / s c h e m a s . o p e n x m l f o r m a t s . o r g / p a c k a g e / 2 0 0 6 / r e l a t i o n s h i p s " & g t ; & l t ; R e l a t i o n s h i p   I d = " r I d 1 "   T y p e = " h t t p : / / s c h e m a s . o p e n x m l f o r m a t s . o r g / o f f i c e D o c u m e n t / 2 0 0 6 / r e l a t i o n s h i p s / s t y l e s "   T a r g e t = " s t y l e s . x m l " / & g t ; & l t ; / R e l a t i o n s h i p s & g t ; & l t ; / p k g : x m l D a t a & g t ; & l t ; / p k g : p a r t & g t ; & l t ; p k g : p a r t   p k g : n a m e = " / w o r d / s t y l e s . x m l "   p k g : c o n t e n t T y p e = " a p p l i c a t i o n / v n d . o p e n x m l f o r m a t s - o f f i c e d o c u m e n t . w o r d p r o c e s s i n g m l . s t y l e s + x m l " & g t ; & l t ; p k g : x m l D a t a & g t ; & l t ; w : s t y l e s   x m l n s : m c = " h t t p : / / s c h e m a s . o p e n x m l f o r m a t s . o r g / m a r k u p - c o m p a t i b i l i t y / 2 0 0 6 "   x m l n s : r = " h t t p : / / s c h e m a s . o p e n x m l f o r m a t s . o r g / o f f i c e D o c u m e n t / 2 0 0 6 / r e l a t i o n s h i p s "   x m l n s : w = " h t t p : / / s c h e m a s . o p e n x m l f o r m a t s . o r g / w o r d p r o c e s s i n g m l / 2 0 0 6 / m a i n "   x m l n s : w 1 4 = " h t t p : / / s c h e m a s . m i c r o s o f t . c o m / o f f i c e / w o r d / 2 0 1 0 / w o r d m l "   x m l n s : w 1 5 = " h t t p : / / s c h e m a s . m i c r o s o f t . c o m / o f f i c e / w o r d / 2 0 1 2 / w o r d m l "   x m l n s : w 1 6 c e x = " h t t p : / / s c h e m a s . m i c r o s o f t . c o m / o f f i c e / w o r d / 2 0 1 8 / w o r d m l / c e x "   x m l n s : w 1 6 c i d = " h t t p : / / s c h e m a s . m i c r o s o f t . c o m / o f f i c e / w o r d / 2 0 1 6 / w o r d m l / c i d "   x m l n s : w 1 6 = " h t t p : / / s c h e m a s . m i c r o s o f t . c o m / o f f i c e / w o r d / 2 0 1 8 / w o r d m l "   x m l n s : w 1 6 d u = " h t t p : / / s c h e m a s . m i c r o s o f t . c o m / o f f i c e / w o r d / 2 0 2 3 / w o r d m l / w o r d 1 6 d u "   x m l n s : w 1 6 s d t d h = " h t t p : / / s c h e m a s . m i c r o s o f t . c o m / o f f i c e / w o r d / 2 0 2 0 / w o r d m l / s d t d a t a h a s h "   x m l n s : w 1 6 s d t f l = " h t t p : / / s c h e m a s . m i c r o s o f t . c o m / o f f i c e / w o r d / 2 0 2 4 / w o r d m l / s d t f o r m a t l o c k "   x m l n s : w 1 6 s e = " h t t p : / / s c h e m a s . m i c r o s o f t . c o m / o f f i c e / w o r d / 2 0 1 5 / w o r d m l / s y m e x "   m c : I g n o r a b l e = " w 1 4   w 1 5   w 1 6 s e   w 1 6 c i d   w 1 6   w 1 6 c e x   w 1 6 s d t d h   w 1 6 s d t f l   w 1 6 d u " & g t ; & l t ; w : d o c D e f a u l t s & g t ; & l t ; w : r P r D e f a u l t & g t ; & l t ; w : r P r & g t ; & l t ; w : r F o n t s   w : a s c i i T h e m e = " m i n o r H A n s i "   w : e a s t A s i a T h e m e = " m i n o r E a s t A s i a "   w : h A n s i T h e m e = " m i n o r H A n s i "   w : c s t h e m e = " m i n o r B i d i " / & g t ; & l t ; w : k e r n   w : v a l = " 2 " / & g t ; & l t ; w : s z   w : v a l = " 2 4 " / & g t ; & l t ; w : s z C s   w : v a l = " 2 4 " / & g t ; & l t ; w : l a n g   w : v a l = " e n - A U "   w : e a s t A s i a = " z h - C N "   w : b i d i = " a r - S A " / & g t ; & l t ; w 1 4 : l i g a t u r e s   w 1 4 : v a l = " s t a n d a r d C o n t e x t u a l " / & g t ; & l t ; / w : r P r & g t ; & l t ; / w : r P r D e f a u l t & g t ; & l t ; w : p P r D e f a u l t & g t ; & l t ; w : p P r & g t ; & l t ; w : s p a c i n g   w : a f t e r = " 1 6 0 "   w : l i n e = " 2 7 8 "   w : l i n e R u l e = " a u t o " / & g t ; & l t ; / w : p P r & g t ; & l t ; / w : p P r D e f a u l t & g t ; & l t ; / w : d o c D e f a u l t s & g t ; & l t ; w : s t y l e   w : t y p e = " p a r a g r a p h "   w : d e f a u l t = " 1 "   w : s t y l e I d = " N o r m a l " & g t ; & l t ; w : n a m e   w : v a l = " N o r m a l " / & g t ; & l t ; w : q F o r m a t / & g t ; & l t ; w : r s i d   w : v a l = " 0 0 8 A 0 6 B 3 " / & g t ; & l t ; w : r P r & g t ; & l t ; w : r F o n t s   w : e a s t A s i a T h e m e = " m i n o r H A n s i " / & g t ; & l t ; w : c o l o r   w : v a l = " 4 D 6 1 4 C "   w : t h e m e C o l o r = " t e x t 1 " / & g t ; & l t ; w : s z   w : v a l = " 1 6 " / & g t ; & l t ; w : s z C s   w : v a l = " 1 6 " / & g t ; & l t ; w : l a n g   w : v a l = " e n - U S "   w : e a s t A s i a = " e n - U S " / & g t ; & l t ; / w : r P r & g t ; & l t ; / w : s t y l e & g t ; & l t ; w : s t y l e   w : t y p e = " c h a r a c t e r "   w : d e f a u l t = " 1 "   w : s t y l e I d = " D e f a u l t P a r a g r a p h F o n t " & g t ; & l t ; w : n a m e   w : v a l = " D e f a u l t   P a r a g r a p h   F o n t " / & g t ; & l t ; w : u i P r i o r i t y   w : v a l = " 1 " / & g t ; & l t ; w : s e m i H i d d e n / & g t ; & l t ; w : u n h i d e W h e n U s e d / & g t ; & l t ; w : r s i d   w : v a l = " 0 0 8 A 0 6 B 3 " / & g t ; & l t ; / w : s t y l e & g t ; & l t ; w : s t y l e   w : t y p e = " t a b l e "   w : d e f a u l t = " 1 "   w : s t y l e I d = " T a b l e N o r m a l " & g t ; & l t ; w : n a m e   w : v a l = " N o r m a l   T a b l e " / & g t ; & l t ; w : u i P r i o r i t y   w : v a l = " 9 9 " / & g t ; & l t ; w : s e m i H i d d e n / & g t ; & l t ; w : u n h i d e W h e n U s e d / & g t ; & l t ; w : t b l P r & g t ; & l t ; w : t b l I n d   w : w = " 0 "   w : t y p e = " d x a " / & g t ; & l t ; w : t b l C e l l M a r & g t ; & l t ; w : t o p   w : w = " 0 "   w : t y p e = " d x a " / & g t ; & l t ; w : l e f t   w : w = " 1 0 8 "   w : t y p e = " d x a " / & g t ; & l t ; w : b o t t o m   w : w = " 0 "   w : t y p e = " d x a " / & g t ; & l t ; w : r i g h t   w : w = " 1 0 8 "   w : t y p e = " d x a " / & g t ; & l t ; / w : t b l C e l l M a r & g t ; & l t ; / w : t b l P r & g t ; & l t ; / w : s t y l e & g t ; & l t ; w : s t y l e   w : t y p e = " n u m b e r i n g "   w : d e f a u l t = " 1 "   w : s t y l e I d = " N o L i s t " & g t ; & l t ; w : n a m e   w : v a l = " N o   L i s t " / & g t ; & l t ; w : u i P r i o r i t y   w : v a l = " 9 9 " / & g t ; & l t ; w : s e m i H i d d e n / & g t ; & l t ; w : u n h i d e W h e n U s e d / & g t ; & l t ; w : r s i d   w : v a l = " 0 0 8 A 0 6 B 3 " / & g t ; & l t ; / w : s t y l e & g t ; & l t ; / w : s t y l e s & g t ; & l t ; / p k g : x m l D a t a & g t ; & l t ; / p k g : p a r t & g t ; & l t ; p k g : p a r t   p k g : n a m e = " / d o c M e t a d a t a / L a b e l I n f o . x m l "   p k g : c o n t e n t T y p e = " a p p l i c a t i o n / v n d . m s - o f f i c e . c l a s s i f i c a t i o n l a b e l s + x m l " & g t ; & l t ; p k g : x m l D a t a & g t ; & l t ; c l b l : l a b e l L i s t   x m l n s : c l b l = " h t t p : / / s c h e m a s . m i c r o s o f t . c o m / o f f i c e / 2 0 2 0 / m i p L a b e l M e t a d a t a " & g t ; & l t ; c l b l : l a b e l   i d = " { 8 5 c a 8 a f 4 - 7 6 3 a - 4 5 c 2 - 8 0 a e - a 5 c a 1 b 8 0 b d d c } "   e n a b l e d = " 1 "   m e t h o d = " S t a n d a r d "   s i t e I d = " { 0 6 c d a f 0 9 - 1 4 f 0 - 4 c d 1 - 8 a c 0 - 7 b f e d 7 0 7 a 8 2 c } "   c o n t e n t B i t s = " 0 "   r e m o v e d = " 0 " / & g t ; & l t ; c l b l : l a b e l   i d = " { f 4 2 a a 3 4 2 - 8 7 0 6 - 4 2 8 8 - b d 1 1 - e b b 8 5 9 9 5 0 2 8 c } "   e n a b l e d = " 1 "   m e t h o d = " S t a n d a r d "   s i t e I d = " { 7 2 f 9 8 8 b f - 8 6 f 1 - 4 1 a f - 9 1 a b - 2 d 7 c d 0 1 1 d b 4 7 } "   c o n t e n t B i t s = " 0 "   r e m o v e d = " 0 " / & g t ; & l t ; / c l b l : l a b e l L i s t & g t ; & l t ; / p k g : x m l D a t a & g t ; & l t ; / p k g : p a r t & g t ; & l t ; / p k g : p a c k a g e & g t ; - 
- < / N o _ I t e m > +         < N o _ I t e m > N o _ I t e m < / N o _ I t e m >   
          < O t h e r B a c k O r d e r s C a p t i o n > O t h e r B a c k O r d e r s C a p t i o n < / O t h e r B a c k O r d e r s C a p t i o n >   

--- a/src/Layers/W1/BaseApp/Inventory/Reports/InventorySalesBackOrdersBody.docx
+++ b/src/Layers/W1/BaseApp/Inventory/Reports/InventorySalesBackOrdersBody.docx
@@ -30426,7 +30426,9 @@
 </we:webextension>
 </file>
 
-<file path=customXml/item1.xml>��< ? x m l   v e r s i o n = " 1 . 0 "   e n c o d i n g = " u t f - 1 6 " ? > < N a v W o r d R e p o r t X m l P a r t   x m l n s = " u r n : m i c r o s o f t - d y n a m i c s - b u s i n e s s c e n t r a l / i n t e r n a l / e x t e n d e d / r e p o r t s / I n v e n t o r y _ S a l e s _ B a c k _ O r d e r s / 7 1 8 / " > +<file path=customXml/item1.xml>��< ? x m l   v e r s i o n = " 1 . 0 "   e n c o d i n g = " u t f - 1 6 " ? > + 
+ < N a v W o r d R e p o r t X m l P a r t   x m l n s = " u r n : m i c r o s o f t - d y n a m i c s - b u s i n e s s c e n t r a l / i n t e r n a l / e x t e n d e d / r e p o r t s / I n v e n t o r y _ S a l e s _ B a c k _ O r d e r s / 7 1 8 / " >   
      < B C R e p o r t I n f o r m a t i o n >   
@@ -30666,45 +30668,17 @@
  
      < I t e m   E l e m e n t T y p e = " D a t a I t e m "   E l e m e n t I d = " 1 1 2 8 8 3 0 2 4 8 " >   
-         < B i n F i l t e r _ I t e m   E l e m e n t T y p e = " C o l u m n "   E l e m e n t I d = " 1 3 0 7 8 3 3 3 3 8 "   D a t a T y p e = " C o d e "   O b s o l e t e S t a t e = " P e n d i n g " > B i n F i l t e r _ I t e m < / B i n F i l t e r _ I t e m > - 
-         < C o m p a n y N a m e   E l e m e n t T y p e = " C o l u m n "   E l e m e n t I d = " 1 5 9 5 4 7 7 3 9 5 "   D a t a T y p e = " S t r i n g "   O b s o l e t e S t a t e = " P e n d i n g " > C o m p a n y N a m e < / C o m p a n y N a m e > - 
-         < C u r r R e p o r t P a g e N o C a p t i o n   E l e m e n t T y p e = " C o l u m n "   E l e m e n t I d = " 2 0 2 2 2 2 5 3 5 1 "   D a t a T y p e = " L a b e l "   O b s o l e t e S t a t e = " P e n d i n g " > C u r r R e p o r t P a g e N o C a p t i o n < / C u r r R e p o r t P a g e N o C a p t i o n > - 
-         < C u s t N a m e C a p t i o n   E l e m e n t T y p e = " C o l u m n "   E l e m e n t I d = " 1 0 7 7 8 2 0 7 4 9 "   D a t a T y p e = " L a b e l "   O b s o l e t e S t a t e = " P e n d i n g " > C u s t N a m e C a p t i o n < / C u s t N a m e C a p t i o n > - 
-         < C u s t P h o n e N o C a p t i o n   E l e m e n t T y p e = " C o l u m n "   E l e m e n t I d = " 1 1 4 4 4 1 7 6 1 7 "   D a t a T y p e = " L a b e l "   O b s o l e t e S t a t e = " P e n d i n g " > C u s t P h o n e N o C a p t i o n < / C u s t P h o n e N o C a p t i o n > - 
          < D e s c r i p t i o n _ I t e m   E l e m e n t T y p e = " C o l u m n "   E l e m e n t I d = " 1 5 2 9 8 3 2 4 7 3 "   D a t a T y p e = " T e x t " > D e s c r i p t i o n _ I t e m < / D e s c r i p t i o n _ I t e m > - 
-         < G l o b a l D i m 1 F i l t e r _ I t e m   E l e m e n t T y p e = " C o l u m n "   E l e m e n t I d = " 8 2 6 3 5 2 8 3 7 "   D a t a T y p e = " C o d e "   O b s o l e t e S t a t e = " P e n d i n g " > G l o b a l D i m 1 F i l t e r _ I t e m < / G l o b a l D i m 1 F i l t e r _ I t e m > - 
-         < G l o b a l D i m 2 F i l t e r _ I t e m   E l e m e n t T y p e = " C o l u m n "   E l e m e n t I d = " 1 4 9 2 3 7 1 7 5 0 "   D a t a T y p e = " C o d e "   O b s o l e t e S t a t e = " P e n d i n g " > G l o b a l D i m 2 F i l t e r _ I t e m < / G l o b a l D i m 2 F i l t e r _ I t e m > - 
-         < I n v S a l e s B a c k O r d e r s C a p t i o n   E l e m e n t T y p e = " C o l u m n "   E l e m e n t I d = " 3 1 2 9 7 1 3 9 6 "   D a t a T y p e = " L a b e l "   O b s o l e t e S t a t e = " P e n d i n g " > I n v S a l e s B a c k O r d e r s C a p t i o n < / I n v S a l e s B a c k O r d e r s C a p t i o n >   
          < I t e m F i l t e r   E l e m e n t T y p e = " C o l u m n "   E l e m e n t I d = " 5 9 3 7 9 7 3 7 6 "   D a t a T y p e = " T e x t " > I t e m F i l t e r < / I t e m F i l t e r >   
          < I t e m F i l t e r T x t   E l e m e n t T y p e = " C o l u m n "   E l e m e n t I d = " 9 3 6 1 1 7 4 1 6 "   D a t a T y p e = " T e x t " > I t e m F i l t e r T x t < / I t e m F i l t e r T x t >   
-         < I t e m T a b l e C a p t I t e m F i l t e r   E l e m e n t T y p e = " C o l u m n "   E l e m e n t I d = " 2 1 6 8 8 1 9 4 1 "   D a t a T y p e = " S t r i n g "   O b s o l e t e S t a t e = " P e n d i n g " > I t e m T a b l e C a p t I t e m F i l t e r < / I t e m T a b l e C a p t I t e m F i l t e r > - 
-         < L o c a t i o n F i l t e r _ I t e m   E l e m e n t T y p e = " C o l u m n "   E l e m e n t I d = " 5 8 9 4 7 3 7 5 8 "   D a t a T y p e = " C o d e "   O b s o l e t e S t a t e = " P e n d i n g " > L o c a t i o n F i l t e r _ I t e m < / L o c a t i o n F i l t e r _ I t e m > - 
          < N o _ I t e m   E l e m e n t T y p e = " C o l u m n "   E l e m e n t I d = " 1 5 4 7 7 6 9 6 5 4 "   D a t a T y p e = " C o d e " > N o _ I t e m < / N o _ I t e m > - 
-         < O t h e r B a c k O r d e r s C a p t i o n   E l e m e n t T y p e = " C o l u m n "   E l e m e n t I d = " 7 0 2 1 2 3 1 0 5 "   D a t a T y p e = " L a b e l "   O b s o l e t e S t a t e = " P e n d i n g " > O t h e r B a c k O r d e r s C a p t i o n < / O t h e r B a c k O r d e r s C a p t i o n >   
          < S a l e s L i n e F i l t e r   E l e m e n t T y p e = " C o l u m n "   E l e m e n t I d = " 1 0 6 5 6 4 1 2 6 7 "   D a t a T y p e = " T e x t " > S a l e s L i n e F i l t e r < / S a l e s L i n e F i l t e r >   
          < S a l e s L i n e F i l t e r T x t   E l e m e n t T y p e = " C o l u m n "   E l e m e n t I d = " 1 5 9 2 6 7 6 8 3 5 "   D a t a T y p e = " T e x t " > S a l e s L i n e F i l t e r T x t < / S a l e s L i n e F i l t e r T x t > - 
-         < S a l e s L i n e S h i p D a t e C a p t i o n   E l e m e n t T y p e = " C o l u m n "   E l e m e n t I d = " 1 1 1 6 8 3 5 7 4 9 "   D a t a T y p e = " L a b e l "   O b s o l e t e S t a t e = " P e n d i n g " > S a l e s L i n e S h i p D a t e C a p t i o n < / S a l e s L i n e S h i p D a t e C a p t i o n > - 
-         < S t r S u b S t N o S a l e s L i n e F l t r   E l e m e n t T y p e = " C o l u m n "   E l e m e n t I d = " 3 4 7 0 3 4 9 3 6 "   D a t a T y p e = " S t r i n g "   O b s o l e t e S t a t e = " P e n d i n g " > S t r S u b S t N o S a l e s L i n e F l t r < / S t r S u b S t N o S a l e s L i n e F l t r > - 
-         < V a r i a n t F i l t e r _ I t e m   E l e m e n t T y p e = " C o l u m n "   E l e m e n t I d = " 9 4 9 9 4 3 6 4 8 "   D a t a T y p e = " C o d e "   O b s o l e t e S t a t e = " P e n d i n g " > V a r i a n t F i l t e r _ I t e m < / V a r i a n t F i l t e r _ I t e m >   
          < S a l e s _ L i n e   E l e m e n t T y p e = " D a t a I t e m "   E l e m e n t I d = " 1 8 9 4 4 4 2 7 6 4 " >   
@@ -30931,45 +30905,17 @@
  
      < I t e m >   
-         < B i n F i l t e r _ I t e m > B i n F i l t e r _ I t e m < / B i n F i l t e r _ I t e m > - 
-         < C o m p a n y N a m e > C o m p a n y N a m e < / C o m p a n y N a m e > - 
-         < C u r r R e p o r t P a g e N o C a p t i o n > C u r r R e p o r t P a g e N o C a p t i o n < / C u r r R e p o r t P a g e N o C a p t i o n > - 
-         < C u s t N a m e C a p t i o n > C u s t N a m e C a p t i o n < / C u s t N a m e C a p t i o n > - 
-         < C u s t P h o n e N o C a p t i o n > C u s t P h o n e N o C a p t i o n < / C u s t P h o n e N o C a p t i o n > - 
          < D e s c r i p t i o n _ I t e m > D e s c r i p t i o n _ I t e m < / D e s c r i p t i o n _ I t e m > - 
-         < G l o b a l D i m 1 F i l t e r _ I t e m > G l o b a l D i m 1 F i l t e r _ I t e m < / G l o b a l D i m 1 F i l t e r _ I t e m > - 
-         < G l o b a l D i m 2 F i l t e r _ I t e m > G l o b a l D i m 2 F i l t e r _ I t e m < / G l o b a l D i m 2 F i l t e r _ I t e m > - 
-         < I n v S a l e s B a c k O r d e r s C a p t i o n > I n v S a l e s B a c k O r d e r s C a p t i o n < / I n v S a l e s B a c k O r d e r s C a p t i o n >   
          < I t e m F i l t e r > I t e m F i l t e r < / I t e m F i l t e r >   
          < I t e m F i l t e r T x t > I t e m F i l t e r T x t < / I t e m F i l t e r T x t >   
-         < I t e m T a b l e C a p t I t e m F i l t e r > I t e m T a b l e C a p t I t e m F i l t e r < / I t e m T a b l e C a p t I t e m F i l t e r > - 
-         < L o c a t i o n F i l t e r _ I t e m > L o c a t i o n F i l t e r _ I t e m < / L o c a t i o n F i l t e r _ I t e m > - 
          < N o _ I t e m > N o _ I t e m < / N o _ I t e m > - 
-         < O t h e r B a c k O r d e r s C a p t i o n > O t h e r B a c k O r d e r s C a p t i o n < / O t h e r B a c k O r d e r s C a p t i o n >   
          < S a l e s L i n e F i l t e r > S a l e s L i n e F i l t e r < / S a l e s L i n e F i l t e r >   
          < S a l e s L i n e F i l t e r T x t > S a l e s L i n e F i l t e r T x t < / S a l e s L i n e F i l t e r T x t > - 
-         < S a l e s L i n e S h i p D a t e C a p t i o n > S a l e s L i n e S h i p D a t e C a p t i o n < / S a l e s L i n e S h i p D a t e C a p t i o n > - 
-         < S t r S u b S t N o S a l e s L i n e F l t r > S t r S u b S t N o S a l e s L i n e F l t r < / S t r S u b S t N o S a l e s L i n e F l t r > - 
-         < V a r i a n t F i l t e r _ I t e m > V a r i a n t F i l t e r _ I t e m < / V a r i a n t F i l t e r _ I t e m >   
          < S a l e s _ L i n e >   

--- a/src/Layers/W1/BaseApp/Inventory/Reports/InventorySalesBackOrdersBody.docx
+++ b/src/Layers/W1/BaseApp/Inventory/Reports/InventorySalesBackOrdersBody.docx
@@ -14,9 +14,6 @@
       <w:tr>
         <w:sdt>
           <w:sdtPr>
-            <w:rPr>
-              <w:rFonts w:cs="Segoe UI"/>
-            </w:rPr>
             <w:alias w:val="#Nav: /Item/ItemFilterTxt"/>
             <w:tag w:val="#Nav: Inventory_Sales_Back_Orders/718"/>
             <w:id w:val="-122614654"/>
@@ -32,17 +29,8 @@
                 <w:tcW w:w="5317" w:type="dxa"/>
               </w:tcPr>
               <w:p>
-                <w:pPr>
-                  <w:pStyle w:val="Header"/>
-                  <w:rPr>
-                    <w:rFonts w:cs="Segoe UI"/>
-                  </w:rPr>
-                </w:pPr>
                 <w:proofErr w:type="spellStart"/>
                 <w:r>
-                  <w:rPr>
-                    <w:rFonts w:cs="Segoe UI"/>
-                  </w:rPr>
                   <w:t>ItemFilterTxt</w:t>
                 </w:r>
                 <w:proofErr w:type="spellEnd"/>
@@ -54,9 +42,6 @@
       <w:tr>
         <w:sdt>
           <w:sdtPr>
-            <w:rPr>
-              <w:rFonts w:cs="Segoe UI"/>
-            </w:rPr>
             <w:alias w:val="#Nav: /Item/SalesLineFilterTxt"/>
             <w:tag w:val="#Nav: Inventory_Sales_Back_Orders/718"/>
             <w:id w:val="116349656"/>
@@ -72,17 +57,8 @@
                 <w:tcW w:w="5317" w:type="dxa"/>
               </w:tcPr>
               <w:p>
-                <w:pPr>
-                  <w:pStyle w:val="Header"/>
-                  <w:rPr>
-                    <w:rFonts w:cs="Segoe UI"/>
-                  </w:rPr>
-                </w:pPr>
                 <w:proofErr w:type="spellStart"/>
                 <w:r>
-                  <w:rPr>
-                    <w:rFonts w:cs="Segoe UI"/>
-                  </w:rPr>
                   <w:t>SalesLineFilterTxt</w:t>
                 </w:r>
                 <w:proofErr w:type="spellEnd"/>
@@ -98,7 +74,7 @@
         <w:tblStyle w:val="BCDataTableInternal"/>
         <w:tblW w:w="15390" w:type="dxa"/>
         <w:tblLayout w:type="fixed"/>
-        <w:tblLook w:val="06A0" w:firstRow="1" w:lastRow="0" w:firstColumn="1" w:lastColumn="0" w:noHBand="1" w:noVBand="1"/>
+        <w:tblLook w:val="06E0" w:firstRow="1" w:lastRow="1" w:firstColumn="1" w:lastColumn="0" w:noHBand="1" w:noVBand="1"/>
       </w:tblPr>
       <w:tblGrid>
         <w:gridCol w:w="1169"/>
@@ -114,7 +90,6 @@
         <w:trPr>
           <w:cnfStyle w:val="100000000000" w:firstRow="1" w:lastRow="0" w:firstColumn="0" w:lastColumn="0" w:oddVBand="0" w:evenVBand="0" w:oddHBand="0" w:evenHBand="0" w:firstRowFirstColumn="0" w:firstRowLastColumn="0" w:lastRowFirstColumn="0" w:lastRowLastColumn="0"/>
           <w:trHeight w:val="567" w:hRule="exact"/>
-          <w:tblHeader/>
         </w:trPr>
         <w:sdt>
           <w:sdtPr>
@@ -131,12 +106,8 @@
             <w:tc>
               <w:tcPr>
                 <w:tcW w:w="1169" w:type="dxa"/>
-                <w:vAlign w:val="center"/>
               </w:tcPr>
               <w:p>
-                <w:pPr>
-                  <w:pStyle w:val="BCLabel"/>
-                </w:pPr>
                 <w:proofErr w:type="spellStart"/>
                 <w:r>
                   <w:t>ItemNoCaptionLbl</w:t>
@@ -161,12 +132,8 @@
             <w:tc>
               <w:tcPr>
                 <w:tcW w:w="2521" w:type="dxa"/>
-                <w:vAlign w:val="center"/>
               </w:tcPr>
               <w:p>
-                <w:pPr>
-                  <w:pStyle w:val="BCLabel"/>
-                </w:pPr>
                 <w:proofErr w:type="spellStart"/>
                 <w:proofErr w:type="gramStart"/>
                 <w:r>
@@ -196,12 +163,8 @@
             <w:tc>
               <w:tcPr>
                 <w:tcW w:w="3420" w:type="dxa"/>
-                <w:vAlign w:val="center"/>
               </w:tcPr>
               <w:p>
-                <w:pPr>
-                  <w:pStyle w:val="BCLabel"/>
-                </w:pPr>
                 <w:proofErr w:type="spellStart"/>
                 <w:r>
                   <w:t>CustName_SalesLineCaption</w:t>
@@ -226,12 +189,8 @@
             <w:tc>
               <w:tcPr>
                 <w:tcW w:w="2070" w:type="dxa"/>
-                <w:vAlign w:val="center"/>
               </w:tcPr>
               <w:p>
-                <w:pPr>
-                  <w:pStyle w:val="BCLabel"/>
-                </w:pPr>
                 <w:proofErr w:type="spellStart"/>
                 <w:r>
                   <w:t>CustPhoneNo_SalesLineCaption</w:t>
@@ -256,12 +215,8 @@
             <w:tc>
               <w:tcPr>
                 <w:tcW w:w="1170" w:type="dxa"/>
-                <w:vAlign w:val="center"/>
               </w:tcPr>
               <w:p>
-                <w:pPr>
-                  <w:pStyle w:val="BCLabel"/>
-                </w:pPr>
                 <w:proofErr w:type="spellStart"/>
                 <w:r>
                   <w:t>ShipmentDateLabel</w:t>
@@ -286,13 +241,8 @@
             <w:tc>
               <w:tcPr>
                 <w:tcW w:w="1890" w:type="dxa"/>
-                <w:vAlign w:val="center"/>
               </w:tcPr>
               <w:p>
-                <w:pPr>
-                  <w:pStyle w:val="BCLabelNumber"/>
-                  <w:jc w:val="right"/>
-                </w:pPr>
                 <w:proofErr w:type="spellStart"/>
                 <w:r>
                   <w:t>Quantity_SalesLineCaption</w:t>
@@ -317,13 +267,8 @@
             <w:tc>
               <w:tcPr>
                 <w:tcW w:w="1530" w:type="dxa"/>
-                <w:vAlign w:val="center"/>
               </w:tcPr>
               <w:p>
-                <w:pPr>
-                  <w:pStyle w:val="BCLabelNumber"/>
-                  <w:jc w:val="right"/>
-                </w:pPr>
                 <w:proofErr w:type="spellStart"/>
                 <w:r>
                   <w:t>OutstandingQty_SalesLineCaption</w:t>
@@ -348,12 +293,8 @@
             <w:tc>
               <w:tcPr>
                 <w:tcW w:w="1620" w:type="dxa"/>
-                <w:vAlign w:val="center"/>
               </w:tcPr>
               <w:p>
-                <w:pPr>
-                  <w:pStyle w:val="BCLabel"/>
-                </w:pPr>
                 <w:proofErr w:type="spellStart"/>
                 <w:r>
                   <w:t>OtherBackOrdersLabel</w:t>
@@ -364,119 +305,10 @@
           </w:sdtContent>
         </w:sdt>
       </w:tr>
-      <w:tr>
-        <w:trPr>
-          <w:trHeight w:val="85" w:hRule="exact"/>
-        </w:trPr>
-        <w:tc>
-          <w:tcPr>
-            <w:tcW w:w="1169" w:type="dxa"/>
-          </w:tcPr>
-          <w:p>
-            <w:pPr>
-              <w:rPr>
-                <w:rFonts w:cs="Segoe UI"/>
-                <w:b/>
-                <w:bCs/>
-              </w:rPr>
-            </w:pPr>
-          </w:p>
-        </w:tc>
-        <w:tc>
-          <w:tcPr>
-            <w:tcW w:w="2521" w:type="dxa"/>
-          </w:tcPr>
-          <w:p>
-            <w:pPr>
-              <w:rPr>
-                <w:rFonts w:cs="Segoe UI"/>
-              </w:rPr>
-            </w:pPr>
-          </w:p>
-        </w:tc>
-        <w:tc>
-          <w:tcPr>
-            <w:tcW w:w="3420" w:type="dxa"/>
-          </w:tcPr>
-          <w:p>
-            <w:pPr>
-              <w:rPr>
-                <w:rFonts w:cs="Segoe UI"/>
-              </w:rPr>
-            </w:pPr>
-          </w:p>
-        </w:tc>
-        <w:tc>
-          <w:tcPr>
-            <w:tcW w:w="2070" w:type="dxa"/>
-          </w:tcPr>
-          <w:p>
-            <w:pPr>
-              <w:rPr>
-                <w:rFonts w:cs="Segoe UI"/>
-              </w:rPr>
-            </w:pPr>
-          </w:p>
-        </w:tc>
-        <w:tc>
-          <w:tcPr>
-            <w:tcW w:w="1170" w:type="dxa"/>
-          </w:tcPr>
-          <w:p>
-            <w:pPr>
-              <w:jc w:val="right"/>
-              <w:rPr>
-                <w:rFonts w:cs="Segoe UI"/>
-              </w:rPr>
-            </w:pPr>
-          </w:p>
-        </w:tc>
-        <w:tc>
-          <w:tcPr>
-            <w:tcW w:w="1890" w:type="dxa"/>
-          </w:tcPr>
-          <w:p>
-            <w:pPr>
-              <w:jc w:val="right"/>
-              <w:rPr>
-                <w:rFonts w:cs="Segoe UI"/>
-              </w:rPr>
-            </w:pPr>
-          </w:p>
-        </w:tc>
-        <w:tc>
-          <w:tcPr>
-            <w:tcW w:w="1530" w:type="dxa"/>
-          </w:tcPr>
-          <w:p>
-            <w:pPr>
-              <w:jc w:val="right"/>
-              <w:rPr>
-                <w:rFonts w:cs="Segoe UI"/>
-              </w:rPr>
-            </w:pPr>
-          </w:p>
-        </w:tc>
-        <w:tc>
-          <w:tcPr>
-            <w:tcW w:w="1620" w:type="dxa"/>
-          </w:tcPr>
-          <w:p>
-            <w:pPr>
-              <w:jc w:val="right"/>
-              <w:rPr>
-                <w:rFonts w:cs="Segoe UI"/>
-              </w:rPr>
-            </w:pPr>
-          </w:p>
-        </w:tc>
-      </w:tr>
       <w:sdt>
         <w:sdtPr>
           <w:rPr>
-            <w:rFonts w:asciiTheme="minorHAnsi" w:hAnsiTheme="minorHAnsi" w:eastAsiaTheme="minorHAnsi" w:cstheme="minorBidi"/>
             <w:b/>
-            <w:bCs/>
             <w:lang w:eastAsia="zh-CN"/>
           </w:rPr>
           <w:alias w:val="#Nav: /Item"/>
@@ -487,18 +319,16 @@
         </w:sdtPr>
         <w:sdtEndPr>
           <w:rPr>
-            <w:rFonts w:cs="Segoe UI"/>
-            <w:b w:val="0"/>
-            <w:bCs w:val="0"/>
+            <w:rFonts w:cs="Segoe UI" w:asciiTheme="majorHAnsi" w:hAnsiTheme="majorHAnsi"/>
+            <w:bCs/>
+            <w:lang w:eastAsia="en-US"/>
           </w:rPr>
         </w:sdtEndPr>
         <w:sdtContent>
           <w:sdt>
             <w:sdtPr>
               <w:rPr>
-                <w:rFonts w:asciiTheme="minorHAnsi" w:hAnsiTheme="minorHAnsi" w:eastAsiaTheme="minorHAnsi" w:cstheme="minorBidi"/>
                 <w:b/>
-                <w:bCs/>
                 <w:lang w:eastAsia="zh-CN"/>
               </w:rPr>
               <w:id w:val="1887215713"/>
@@ -509,22 +339,20 @@
             </w:sdtPr>
             <w:sdtEndPr>
               <w:rPr>
-                <w:rFonts w:cs="Segoe UI"/>
-                <w:b w:val="0"/>
-                <w:bCs w:val="0"/>
+                <w:rFonts w:cs="Segoe UI" w:asciiTheme="majorHAnsi" w:hAnsiTheme="majorHAnsi"/>
+                <w:bCs/>
+                <w:lang w:eastAsia="en-US"/>
               </w:rPr>
             </w:sdtEndPr>
             <w:sdtContent>
               <w:tr>
                 <w:trPr>
-                  <w:trHeight w:val="227" w:hRule="exact"/>
+                  <w:trHeight w:val="288" w:hRule="exact"/>
                 </w:trPr>
                 <w:sdt>
                   <w:sdtPr>
                     <w:rPr>
-                      <w:rFonts w:asciiTheme="minorHAnsi" w:hAnsiTheme="minorHAnsi" w:eastAsiaTheme="minorHAnsi" w:cstheme="minorBidi"/>
                       <w:b/>
-                      <w:bCs/>
                       <w:lang w:eastAsia="zh-CN"/>
                     </w:rPr>
                     <w:alias w:val="#Nav: /Item/No_Item"/>
@@ -533,13 +361,10 @@
                     <w:placeholder>
                       <w:docPart w:val="3C5A8C3C9F794C269636411A3D4AB950"/>
                     </w:placeholder>
-                    <w15:dataBinding w:prefixMappings="xmlns:ns0='urn:microsoft-dynamics-nav/reports/Inventory_Sales_Back_Orders/718/'" w:xpath="/ns0:NavWordReportXmlPart[1]/ns0:Item[1]/ns0:No_Item[1]" w:storeItemID="{332D25FA-F9CA-4943-AEAD-B3FC7FC538F0}" w16sdtdh:storeItemChecksum="e0sKLg=="/>
+                    <w15:dataBinding w:prefixMappings="xmlns:ns0='urn:microsoft-dynamics-nav/reports/Inventory_Sales_Back_Orders/718/'" w:xpath="/ns0:NavWordReportXmlPart[1]/ns0:Item[1]/ns0:No_Item[1]" w:storeItemID="{332D25FA-F9CA-4943-AEAD-B3FC7FC538F0}" w16sdtdh:storeItemChecksum="1Q26Nw=="/>
                   </w:sdtPr>
                   <w:sdtEndPr>
                     <w:rPr>
-                      <w:rFonts w:eastAsiaTheme="majorEastAsia" w:cstheme="majorBidi"/>
-                      <w:b w:val="0"/>
-                      <w:bCs w:val="0"/>
                       <w:lang w:eastAsia="ja-JP"/>
                     </w:rPr>
                   </w:sdtEndPr>
@@ -547,20 +372,18 @@
                     <w:tc>
                       <w:tcPr>
                         <w:tcW w:w="1169" w:type="dxa"/>
+                        <w:vAlign w:val="center"/>
                       </w:tcPr>
                       <w:p>
                         <w:pPr>
-                          <w:pStyle w:val="BCLabel"/>
                           <w:rPr>
-                            <w:rFonts w:asciiTheme="minorHAnsi" w:hAnsiTheme="minorHAnsi"/>
+                            <w:b/>
                           </w:rPr>
                         </w:pPr>
                         <w:proofErr w:type="spellStart"/>
                         <w:r>
                           <w:rPr>
-                            <w:rFonts w:asciiTheme="minorHAnsi" w:hAnsiTheme="minorHAnsi"/>
                             <w:b/>
-                            <w:bCs/>
                             <w:lang w:eastAsia="zh-CN"/>
                           </w:rPr>
                           <w:t>No_Item</w:t>
@@ -573,7 +396,7 @@
                 <w:sdt>
                   <w:sdtPr>
                     <w:rPr>
-                      <w:rFonts w:asciiTheme="minorHAnsi" w:hAnsiTheme="minorHAnsi"/>
+                      <w:b/>
                     </w:rPr>
                     <w:alias w:val="#Nav: /Item/Description_Item"/>
                     <w:tag w:val="#Nav: Inventory_Sales_Back_Orders/718"/>
@@ -581,23 +404,27 @@
                     <w:placeholder>
                       <w:docPart w:val="3C5A8C3C9F794C269636411A3D4AB950"/>
                     </w:placeholder>
-                    <w15:dataBinding w:prefixMappings="xmlns:ns0='urn:microsoft-dynamics-nav/reports/Inventory_Sales_Back_Orders/718/'" w:xpath="/ns0:NavWordReportXmlPart[1]/ns0:Item[1]/ns0:Description_Item[1]" w:storeItemID="{332D25FA-F9CA-4943-AEAD-B3FC7FC538F0}" w16sdtdh:storeItemChecksum="e0sKLg=="/>
+                    <w15:dataBinding w:prefixMappings="xmlns:ns0='urn:microsoft-dynamics-nav/reports/Inventory_Sales_Back_Orders/718/'" w:xpath="/ns0:NavWordReportXmlPart[1]/ns0:Item[1]/ns0:Description_Item[1]" w:storeItemID="{332D25FA-F9CA-4943-AEAD-B3FC7FC538F0}" w16sdtdh:storeItemChecksum="1Q26Nw=="/>
                   </w:sdtPr>
                   <w:sdtContent>
                     <w:tc>
                       <w:tcPr>
                         <w:tcW w:w="5941" w:type="dxa"/>
                         <w:gridSpan w:val="2"/>
+                        <w:vAlign w:val="center"/>
                       </w:tcPr>
                       <w:p>
                         <w:pPr>
-                          <w:pStyle w:val="BCLabel"/>
+                          <w:spacing w:before="60" w:after="120"/>
                           <w:rPr>
-                            <w:rFonts w:asciiTheme="minorHAnsi" w:hAnsiTheme="minorHAnsi"/>
+                            <w:b/>
                           </w:rPr>
                         </w:pPr>
                         <w:proofErr w:type="spellStart"/>
                         <w:r>
+                          <w:rPr>
+                            <w:b/>
+                          </w:rPr>
                           <w:t>Description_Item</w:t>
                         </w:r>
                         <w:proofErr w:type="spellEnd"/>
@@ -608,13 +435,13 @@
                 <w:tc>
                   <w:tcPr>
                     <w:tcW w:w="2070" w:type="dxa"/>
+                    <w:vAlign w:val="center"/>
                   </w:tcPr>
                   <w:p>
                     <w:pPr>
-                      <w:spacing w:after="120"/>
+                      <w:spacing w:before="120" w:after="60"/>
                       <w:rPr>
                         <w:rFonts w:cs="Segoe UI"/>
-                        <w:b/>
                         <w:bCs/>
                       </w:rPr>
                     </w:pPr>
@@ -623,13 +450,13 @@
                 <w:tc>
                   <w:tcPr>
                     <w:tcW w:w="1170" w:type="dxa"/>
+                    <w:vAlign w:val="center"/>
                   </w:tcPr>
                   <w:p>
                     <w:pPr>
-                      <w:spacing w:after="120"/>
+                      <w:spacing w:before="120" w:after="60"/>
                       <w:rPr>
                         <w:rFonts w:cs="Segoe UI"/>
-                        <w:b/>
                         <w:bCs/>
                       </w:rPr>
                     </w:pPr>
@@ -638,14 +465,14 @@
                 <w:tc>
                   <w:tcPr>
                     <w:tcW w:w="1890" w:type="dxa"/>
+                    <w:vAlign w:val="center"/>
                   </w:tcPr>
                   <w:p>
                     <w:pPr>
-                      <w:spacing w:after="120"/>
+                      <w:spacing w:before="120" w:after="60"/>
                       <w:jc w:val="right"/>
                       <w:rPr>
                         <w:rFonts w:cs="Segoe UI"/>
-                        <w:b/>
                         <w:bCs/>
                       </w:rPr>
                     </w:pPr>
@@ -654,14 +481,14 @@
                 <w:tc>
                   <w:tcPr>
                     <w:tcW w:w="1530" w:type="dxa"/>
+                    <w:vAlign w:val="center"/>
                   </w:tcPr>
                   <w:p>
                     <w:pPr>
-                      <w:spacing w:after="120"/>
+                      <w:spacing w:before="120" w:after="60"/>
                       <w:jc w:val="right"/>
                       <w:rPr>
                         <w:rFonts w:cs="Segoe UI"/>
-                        <w:b/>
                         <w:bCs/>
                       </w:rPr>
                     </w:pPr>
@@ -670,13 +497,14 @@
                 <w:tc>
                   <w:tcPr>
                     <w:tcW w:w="1620" w:type="dxa"/>
+                    <w:vAlign w:val="center"/>
                   </w:tcPr>
                   <w:p>
                     <w:pPr>
-                      <w:spacing w:after="120"/>
+                      <w:spacing w:before="120" w:after="60"/>
+                      <w:jc w:val="right"/>
                       <w:rPr>
                         <w:rFonts w:cs="Segoe UI"/>
-                        <w:b/>
                         <w:bCs/>
                       </w:rPr>
                     </w:pPr>
@@ -687,7 +515,6 @@
                 <w:sdtPr>
                   <w:rPr>
                     <w:rFonts w:cs="Segoe UI"/>
-                    <w:b/>
                     <w:bCs/>
                     <w:lang w:eastAsia="zh-CN"/>
                   </w:rPr>
@@ -699,7 +526,6 @@
                 </w:sdtPr>
                 <w:sdtEndPr>
                   <w:rPr>
-                    <w:b w:val="0"/>
                     <w:bCs w:val="0"/>
                   </w:rPr>
                 </w:sdtEndPr>
@@ -708,7 +534,6 @@
                     <w:sdtPr>
                       <w:rPr>
                         <w:rFonts w:cs="Segoe UI"/>
-                        <w:b/>
                         <w:bCs/>
                         <w:lang w:eastAsia="zh-CN"/>
                       </w:rPr>
@@ -720,25 +545,23 @@
                     </w:sdtPr>
                     <w:sdtEndPr>
                       <w:rPr>
-                        <w:b w:val="0"/>
                         <w:bCs w:val="0"/>
                       </w:rPr>
                     </w:sdtEndPr>
                     <w:sdtContent>
                       <w:tr>
                         <w:trPr>
-                          <w:trHeight w:val="227" w:hRule="exact"/>
+                          <w:trHeight w:val="288" w:hRule="exact"/>
                         </w:trPr>
                         <w:tc>
                           <w:tcPr>
                             <w:tcW w:w="1169" w:type="dxa"/>
-                            <w:shd w:val="clear" w:color="auto" w:fill="E7EDE7" w:themeFill="accent2" w:themeFillTint="33"/>
+                            <w:vAlign w:val="center"/>
                           </w:tcPr>
                           <w:p>
                             <w:pPr>
                               <w:rPr>
                                 <w:rFonts w:cs="Segoe UI"/>
-                                <w:b/>
                                 <w:bCs/>
                               </w:rPr>
                             </w:pPr>
@@ -755,13 +578,13 @@
                             <w:placeholder>
                               <w:docPart w:val="B08C8B702EF148A1926C2663D231FCC9"/>
                             </w:placeholder>
-                            <w15:dataBinding w:prefixMappings="xmlns:ns0='urn:microsoft-dynamics-nav/reports/Inventory_Sales_Back_Orders/718/'" w:xpath="/ns0:NavWordReportXmlPart[1]/ns0:Item[1]/ns0:Sales_Line[1]/ns0:DocumentNo_SalesLine[1]" w:storeItemID="{332D25FA-F9CA-4943-AEAD-B3FC7FC538F0}" w16sdtdh:storeItemChecksum="e0sKLg=="/>
+                            <w15:dataBinding w:prefixMappings="xmlns:ns0='urn:microsoft-dynamics-nav/reports/Inventory_Sales_Back_Orders/718/'" w:xpath="/ns0:NavWordReportXmlPart[1]/ns0:Item[1]/ns0:Sales_Line[1]/ns0:DocumentNo_SalesLine[1]" w:storeItemID="{332D25FA-F9CA-4943-AEAD-B3FC7FC538F0}" w16sdtdh:storeItemChecksum="1Q26Nw=="/>
                           </w:sdtPr>
                           <w:sdtContent>
                             <w:tc>
                               <w:tcPr>
                                 <w:tcW w:w="2521" w:type="dxa"/>
-                                <w:shd w:val="clear" w:color="auto" w:fill="E7EDE7" w:themeFill="accent2" w:themeFillTint="33"/>
+                                <w:vAlign w:val="center"/>
                               </w:tcPr>
                               <w:p>
                                 <w:pPr>
@@ -800,13 +623,13 @@
                             <w:placeholder>
                               <w:docPart w:val="B08C8B702EF148A1926C2663D231FCC9"/>
                             </w:placeholder>
-                            <w15:dataBinding w:prefixMappings="xmlns:ns0='urn:microsoft-dynamics-nav/reports/Inventory_Sales_Back_Orders/718/'" w:xpath="/ns0:NavWordReportXmlPart[1]/ns0:Item[1]/ns0:Sales_Line[1]/ns0:CustName_SalesLine[1]" w:storeItemID="{332D25FA-F9CA-4943-AEAD-B3FC7FC538F0}" w16sdtdh:storeItemChecksum="e0sKLg=="/>
+                            <w15:dataBinding w:prefixMappings="xmlns:ns0='urn:microsoft-dynamics-nav/reports/Inventory_Sales_Back_Orders/718/'" w:xpath="/ns0:NavWordReportXmlPart[1]/ns0:Item[1]/ns0:Sales_Line[1]/ns0:CustName_SalesLine[1]" w:storeItemID="{332D25FA-F9CA-4943-AEAD-B3FC7FC538F0}" w16sdtdh:storeItemChecksum="1Q26Nw=="/>
                           </w:sdtPr>
                           <w:sdtContent>
                             <w:tc>
                               <w:tcPr>
                                 <w:tcW w:w="3420" w:type="dxa"/>
-                                <w:shd w:val="clear" w:color="auto" w:fill="E7EDE7" w:themeFill="accent2" w:themeFillTint="33"/>
+                                <w:vAlign w:val="center"/>
                               </w:tcPr>
                               <w:p>
                                 <w:pPr>
@@ -837,13 +660,13 @@
                             <w:placeholder>
                               <w:docPart w:val="B08C8B702EF148A1926C2663D231FCC9"/>
                             </w:placeholder>
-                            <w15:dataBinding w:prefixMappings="xmlns:ns0='urn:microsoft-dynamics-nav/reports/Inventory_Sales_Back_Orders/718/'" w:xpath="/ns0:NavWordReportXmlPart[1]/ns0:Item[1]/ns0:Sales_Line[1]/ns0:CustPhoneNo_SalesLine[1]" w:storeItemID="{332D25FA-F9CA-4943-AEAD-B3FC7FC538F0}" w16sdtdh:storeItemChecksum="e0sKLg=="/>
+                            <w15:dataBinding w:prefixMappings="xmlns:ns0='urn:microsoft-dynamics-nav/reports/Inventory_Sales_Back_Orders/718/'" w:xpath="/ns0:NavWordReportXmlPart[1]/ns0:Item[1]/ns0:Sales_Line[1]/ns0:CustPhoneNo_SalesLine[1]" w:storeItemID="{332D25FA-F9CA-4943-AEAD-B3FC7FC538F0}" w16sdtdh:storeItemChecksum="1Q26Nw=="/>
                           </w:sdtPr>
                           <w:sdtContent>
                             <w:tc>
                               <w:tcPr>
                                 <w:tcW w:w="2070" w:type="dxa"/>
-                                <w:shd w:val="clear" w:color="auto" w:fill="E7EDE7" w:themeFill="accent2" w:themeFillTint="33"/>
+                                <w:vAlign w:val="center"/>
                               </w:tcPr>
                               <w:p>
                                 <w:pPr>
@@ -874,13 +697,13 @@
                             <w:placeholder>
                               <w:docPart w:val="B08C8B702EF148A1926C2663D231FCC9"/>
                             </w:placeholder>
-                            <w15:dataBinding w:prefixMappings="xmlns:ns0='urn:microsoft-dynamics-nav/reports/Inventory_Sales_Back_Orders/718/'" w:xpath="/ns0:NavWordReportXmlPart[1]/ns0:Item[1]/ns0:Sales_Line[1]/ns0:ShipmentDate_SalesLine[1]" w:storeItemID="{332D25FA-F9CA-4943-AEAD-B3FC7FC538F0}" w16sdtdh:storeItemChecksum="e0sKLg=="/>
+                            <w15:dataBinding w:prefixMappings="xmlns:ns0='urn:microsoft-dynamics-nav/reports/Inventory_Sales_Back_Orders/718/'" w:xpath="/ns0:NavWordReportXmlPart[1]/ns0:Item[1]/ns0:Sales_Line[1]/ns0:ShipmentDate_SalesLine[1]" w:storeItemID="{332D25FA-F9CA-4943-AEAD-B3FC7FC538F0}" w16sdtdh:storeItemChecksum="1Q26Nw=="/>
                           </w:sdtPr>
                           <w:sdtContent>
                             <w:tc>
                               <w:tcPr>
                                 <w:tcW w:w="1170" w:type="dxa"/>
-                                <w:shd w:val="clear" w:color="auto" w:fill="E7EDE7" w:themeFill="accent2" w:themeFillTint="33"/>
+                                <w:vAlign w:val="center"/>
                               </w:tcPr>
                               <w:p>
                                 <w:pPr>
@@ -911,13 +734,13 @@
                             <w:placeholder>
                               <w:docPart w:val="B08C8B702EF148A1926C2663D231FCC9"/>
                             </w:placeholder>
-                            <w15:dataBinding w:prefixMappings="xmlns:ns0='urn:microsoft-dynamics-nav/reports/Inventory_Sales_Back_Orders/718/'" w:xpath="/ns0:NavWordReportXmlPart[1]/ns0:Item[1]/ns0:Sales_Line[1]/ns0:Quantity_SalesLine[1]" w:storeItemID="{332D25FA-F9CA-4943-AEAD-B3FC7FC538F0}" w16sdtdh:storeItemChecksum="e0sKLg=="/>
+                            <w15:dataBinding w:prefixMappings="xmlns:ns0='urn:microsoft-dynamics-nav/reports/Inventory_Sales_Back_Orders/718/'" w:xpath="/ns0:NavWordReportXmlPart[1]/ns0:Item[1]/ns0:Sales_Line[1]/ns0:Quantity_SalesLine[1]" w:storeItemID="{332D25FA-F9CA-4943-AEAD-B3FC7FC538F0}" w16sdtdh:storeItemChecksum="1Q26Nw=="/>
                           </w:sdtPr>
                           <w:sdtContent>
                             <w:tc>
                               <w:tcPr>
                                 <w:tcW w:w="1890" w:type="dxa"/>
-                                <w:shd w:val="clear" w:color="auto" w:fill="E7EDE7" w:themeFill="accent2" w:themeFillTint="33"/>
+                                <w:vAlign w:val="center"/>
                               </w:tcPr>
                               <w:p>
                                 <w:pPr>
@@ -949,13 +772,13 @@
                             <w:placeholder>
                               <w:docPart w:val="B08C8B702EF148A1926C2663D231FCC9"/>
                             </w:placeholder>
-                            <w15:dataBinding w:prefixMappings="xmlns:ns0='urn:microsoft-dynamics-nav/reports/Inventory_Sales_Back_Orders/718/'" w:xpath="/ns0:NavWordReportXmlPart[1]/ns0:Item[1]/ns0:Sales_Line[1]/ns0:OutstandingQty_SalesLine[1]" w:storeItemID="{332D25FA-F9CA-4943-AEAD-B3FC7FC538F0}" w16sdtdh:storeItemChecksum="e0sKLg=="/>
+                            <w15:dataBinding w:prefixMappings="xmlns:ns0='urn:microsoft-dynamics-nav/reports/Inventory_Sales_Back_Orders/718/'" w:xpath="/ns0:NavWordReportXmlPart[1]/ns0:Item[1]/ns0:Sales_Line[1]/ns0:OutstandingQty_SalesLine[1]" w:storeItemID="{332D25FA-F9CA-4943-AEAD-B3FC7FC538F0}" w16sdtdh:storeItemChecksum="1Q26Nw=="/>
                           </w:sdtPr>
                           <w:sdtContent>
                             <w:tc>
                               <w:tcPr>
                                 <w:tcW w:w="1530" w:type="dxa"/>
-                                <w:shd w:val="clear" w:color="auto" w:fill="E7EDE7" w:themeFill="accent2" w:themeFillTint="33"/>
+                                <w:vAlign w:val="center"/>
                               </w:tcPr>
                               <w:p>
                                 <w:pPr>
@@ -987,16 +810,17 @@
                             <w:placeholder>
                               <w:docPart w:val="B08C8B702EF148A1926C2663D231FCC9"/>
                             </w:placeholder>
-                            <w15:dataBinding w:prefixMappings="xmlns:ns0='urn:microsoft-dynamics-nav/reports/Inventory_Sales_Back_Orders/718/'" w:xpath="/ns0:NavWordReportXmlPart[1]/ns0:Item[1]/ns0:Sales_Line[1]/ns0:OtherBackOrders_SalesLine[1]" w:storeItemID="{332D25FA-F9CA-4943-AEAD-B3FC7FC538F0}" w16sdtdh:storeItemChecksum="e0sKLg=="/>
+                            <w15:dataBinding w:prefixMappings="xmlns:ns0='urn:microsoft-dynamics-nav/reports/Inventory_Sales_Back_Orders/718/'" w:xpath="/ns0:NavWordReportXmlPart[1]/ns0:Item[1]/ns0:Sales_Line[1]/ns0:OtherBackOrders_SalesLine[1]" w:storeItemID="{332D25FA-F9CA-4943-AEAD-B3FC7FC538F0}" w16sdtdh:storeItemChecksum="1Q26Nw=="/>
                           </w:sdtPr>
                           <w:sdtContent>
                             <w:tc>
                               <w:tcPr>
                                 <w:tcW w:w="1620" w:type="dxa"/>
-                                <w:shd w:val="clear" w:color="auto" w:fill="E7EDE7" w:themeFill="accent2" w:themeFillTint="33"/>
+                                <w:vAlign w:val="center"/>
                               </w:tcPr>
                               <w:p>
                                 <w:pPr>
+                                  <w:jc w:val="right"/>
                                   <w:rPr>
                                     <w:rFonts w:cs="Segoe UI"/>
                                   </w:rPr>
@@ -1020,17 +844,17 @@
               </w:sdt>
               <w:tr>
                 <w:trPr>
-                  <w:trHeight w:val="198" w:hRule="exact"/>
+                  <w:cnfStyle w:val="010000000000" w:firstRow="0" w:lastRow="1" w:firstColumn="0" w:lastColumn="0" w:oddVBand="0" w:evenVBand="0" w:oddHBand="0" w:evenHBand="0" w:firstRowFirstColumn="0" w:firstRowLastColumn="0" w:lastRowFirstColumn="0" w:lastRowLastColumn="0"/>
+                  <w:trHeight w:val="302" w:hRule="exact"/>
                 </w:trPr>
                 <w:tc>
                   <w:tcPr>
                     <w:tcW w:w="1169" w:type="dxa"/>
+                    <w:vAlign w:val="center"/>
                   </w:tcPr>
                   <w:p>
                     <w:pPr>
-                      <w:tabs>
-                        <w:tab w:val="left" w:pos="528"/>
-                      </w:tabs>
+                      <w:spacing w:before="60" w:after="120"/>
                       <w:rPr>
                         <w:rFonts w:cs="Segoe UI"/>
                       </w:rPr>
@@ -1045,20 +869,25 @@
                     <w:placeholder>
                       <w:docPart w:val="B08C8B702EF148A1926C2663D231FCC9"/>
                     </w:placeholder>
-                    <w15:dataBinding w:prefixMappings="xmlns:ns0='urn:microsoft-dynamics-nav/reports/Inventory_Sales_Back_Orders/718/'" w:xpath="/ns0:NavWordReportXmlPart[1]/ns0:Item[1]/ns0:Description_Item[1]" w:storeItemID="{332D25FA-F9CA-4943-AEAD-B3FC7FC538F0}" w16sdtdh:storeItemChecksum="e0sKLg=="/>
+                    <w15:dataBinding w:prefixMappings="xmlns:ns0='urn:microsoft-dynamics-nav/reports/Inventory_Sales_Back_Orders/718/'" w:xpath="/ns0:NavWordReportXmlPart[1]/ns0:Item[1]/ns0:Description_Item[1]" w:storeItemID="{332D25FA-F9CA-4943-AEAD-B3FC7FC538F0}" w16sdtdh:storeItemChecksum="1Q26Nw=="/>
                   </w:sdtPr>
                   <w:sdtContent>
                     <w:tc>
                       <w:tcPr>
                         <w:tcW w:w="9181" w:type="dxa"/>
                         <w:gridSpan w:val="4"/>
+                        <w:vAlign w:val="center"/>
                       </w:tcPr>
                       <w:p>
                         <w:pPr>
-                          <w:pStyle w:val="BCLabel"/>
+                          <w:spacing w:before="60" w:after="120"/>
                         </w:pPr>
                         <w:proofErr w:type="spellStart"/>
                         <w:r>
+                          <w:rPr>
+                            <w:rFonts w:asciiTheme="minorHAnsi" w:hAnsiTheme="minorHAnsi"/>
+                            <w:b w:val="0"/>
+                          </w:rPr>
                           <w:t>Description_Item</w:t>
                         </w:r>
                         <w:proofErr w:type="spellEnd"/>
@@ -1069,13 +898,15 @@
                 <w:tc>
                   <w:tcPr>
                     <w:tcW w:w="1890" w:type="dxa"/>
+                    <w:vAlign w:val="center"/>
                   </w:tcPr>
                   <w:p>
                     <w:pPr>
+                      <w:spacing w:before="60" w:after="120"/>
                       <w:jc w:val="right"/>
                       <w:rPr>
-                        <w:rFonts w:cs="Segoe UI" w:asciiTheme="majorHAnsi" w:hAnsiTheme="majorHAnsi"/>
-                        <w:b/>
+                        <w:rFonts w:cs="Segoe UI"/>
+                        <w:b w:val="0"/>
                         <w:bCs/>
                       </w:rPr>
                     </w:pPr>
@@ -1084,10 +915,11 @@
                 <w:tc>
                   <w:tcPr>
                     <w:tcW w:w="1530" w:type="dxa"/>
+                    <w:vAlign w:val="center"/>
                   </w:tcPr>
                   <w:p>
                     <w:pPr>
-                      <w:pStyle w:val="BCLabelNumber"/>
+                      <w:spacing w:before="60" w:after="120"/>
                       <w:jc w:val="right"/>
                     </w:pPr>
                     <w:sdt>
@@ -1098,12 +930,18 @@
                         <w:placeholder>
                           <w:docPart w:val="51003663CCD04A51B9518DFA3FF402B9"/>
                         </w:placeholder>
-                        <w15:dataBinding w:prefixMappings="xmlns:ns0='urn:microsoft-dynamics-nav/reports/Inventory_Sales_Back_Orders/718/'" w:xpath="/ns0:NavWordReportXmlPart[1]/ns0:Item[1]/ns0:SubTotals[1]/ns0:SubTotals_Outstanding_Qty[1]" w:storeItemID="{332D25FA-F9CA-4943-AEAD-B3FC7FC538F0}" w16sdtdh:storeItemChecksum="e0sKLg=="/>
+                        <w15:dataBinding w:prefixMappings="xmlns:ns0='urn:microsoft-dynamics-nav/reports/Inventory_Sales_Back_Orders/718/'" w:xpath="/ns0:NavWordReportXmlPart[1]/ns0:Item[1]/ns0:SubTotals[1]/ns0:SubTotals_Outstanding_Qty[1]" w:storeItemID="{332D25FA-F9CA-4943-AEAD-B3FC7FC538F0}" w16sdtdh:storeItemChecksum="1Q26Nw=="/>
                       </w:sdtPr>
                       <w:sdtContent>
                         <w:proofErr w:type="spellStart"/>
                         <w:r>
-                          <w:t>SubTotals_Outstanding_Qty</w:t>
+                          <w:t>SubTotals_</w:t>
+                        </w:r>
+                        <w:r>
+                          <w:t>Outstan</w:t>
+                        </w:r>
+                        <w:r>
+                          <w:t>ding_Qty</w:t>
                         </w:r>
                         <w:proofErr w:type="spellEnd"/>
                       </w:sdtContent>
@@ -1113,116 +951,16 @@
                 <w:tc>
                   <w:tcPr>
                     <w:tcW w:w="1620" w:type="dxa"/>
+                    <w:vAlign w:val="center"/>
                   </w:tcPr>
                   <w:p>
                     <w:pPr>
-                      <w:rPr>
-                        <w:rFonts w:cs="Segoe UI"/>
-                        <w:b/>
-                        <w:bCs/>
-                      </w:rPr>
-                    </w:pPr>
-                  </w:p>
-                </w:tc>
-              </w:tr>
-              <w:tr>
-                <w:trPr>
-                  <w:trHeight w:val="113" w:hRule="exact"/>
-                </w:trPr>
-                <w:tc>
-                  <w:tcPr>
-                    <w:tcW w:w="1169" w:type="dxa"/>
-                  </w:tcPr>
-                  <w:p>
-                    <w:pPr>
-                      <w:rPr>
-                        <w:rFonts w:cs="Segoe UI"/>
-                      </w:rPr>
-                    </w:pPr>
-                  </w:p>
-                </w:tc>
-                <w:tc>
-                  <w:tcPr>
-                    <w:tcW w:w="2521" w:type="dxa"/>
-                  </w:tcPr>
-                  <w:p>
-                    <w:pPr>
-                      <w:rPr>
-                        <w:rFonts w:cs="Segoe UI"/>
-                      </w:rPr>
-                    </w:pPr>
-                  </w:p>
-                </w:tc>
-                <w:tc>
-                  <w:tcPr>
-                    <w:tcW w:w="3420" w:type="dxa"/>
-                  </w:tcPr>
-                  <w:p>
-                    <w:pPr>
-                      <w:rPr>
-                        <w:rFonts w:cs="Segoe UI"/>
-                      </w:rPr>
-                    </w:pPr>
-                  </w:p>
-                </w:tc>
-                <w:tc>
-                  <w:tcPr>
-                    <w:tcW w:w="2070" w:type="dxa"/>
-                  </w:tcPr>
-                  <w:p>
-                    <w:pPr>
-                      <w:rPr>
-                        <w:rFonts w:cs="Segoe UI"/>
-                      </w:rPr>
-                    </w:pPr>
-                  </w:p>
-                </w:tc>
-                <w:tc>
-                  <w:tcPr>
-                    <w:tcW w:w="1170" w:type="dxa"/>
-                  </w:tcPr>
-                  <w:p>
-                    <w:pPr>
-                      <w:rPr>
-                        <w:rFonts w:cs="Segoe UI"/>
-                      </w:rPr>
-                    </w:pPr>
-                  </w:p>
-                </w:tc>
-                <w:tc>
-                  <w:tcPr>
-                    <w:tcW w:w="1890" w:type="dxa"/>
-                  </w:tcPr>
-                  <w:p>
-                    <w:pPr>
+                      <w:spacing w:before="60" w:after="120"/>
                       <w:jc w:val="right"/>
                       <w:rPr>
                         <w:rFonts w:cs="Segoe UI"/>
-                      </w:rPr>
-                    </w:pPr>
-                  </w:p>
-                </w:tc>
-                <w:tc>
-                  <w:tcPr>
-                    <w:tcW w:w="1530" w:type="dxa"/>
-                  </w:tcPr>
-                  <w:p>
-                    <w:pPr>
-                      <w:jc w:val="right"/>
-                      <w:rPr>
-                        <w:rFonts w:cs="Segoe UI"/>
-                      </w:rPr>
-                    </w:pPr>
-                  </w:p>
-                </w:tc>
-                <w:tc>
-                  <w:tcPr>
-                    <w:tcW w:w="1620" w:type="dxa"/>
-                  </w:tcPr>
-                  <w:p>
-                    <w:pPr>
-                      <w:rPr>
-                        <w:rFonts w:cs="Segoe UI"/>
+                        <w:b w:val="0"/>
+                        <w:bCs/>
                       </w:rPr>
                     </w:pPr>
                   </w:p>
@@ -2506,7 +2244,7 @@
   <w:style w:type="paragraph" w:default="1" w:styleId="Normal">
     <w:name w:val="Normal"/>
     <w:qFormat/>
-    <w:rsid w:val="002D793B"/>
+    <w:rsid w:val="0046351C"/>
     <w:rPr>
       <w:rFonts w:eastAsiaTheme="minorHAnsi"/>
       <w:color w:val="4D614C" w:themeColor="text1"/>
@@ -2522,7 +2260,7 @@
     <w:link w:val="Heading1Char"/>
     <w:uiPriority w:val="9"/>
     <w:qFormat/>
-    <w:rsid w:val="002D793B"/>
+    <w:rsid w:val="0046351C"/>
     <w:pPr>
       <w:keepNext/>
       <w:keepLines/>
@@ -2543,7 +2281,7 @@
     <w:uiPriority w:val="9"/>
     <w:unhideWhenUsed/>
     <w:qFormat/>
-    <w:rsid w:val="002D793B"/>
+    <w:rsid w:val="0046351C"/>
     <w:pPr>
       <w:keepNext/>
       <w:keepLines/>
@@ -2565,7 +2303,7 @@
     <w:semiHidden/>
     <w:unhideWhenUsed/>
     <w:qFormat/>
-    <w:rsid w:val="002D793B"/>
+    <w:rsid w:val="0046351C"/>
     <w:pPr>
       <w:outlineLvl w:val="2"/>
     </w:pPr>
@@ -2581,7 +2319,7 @@
     <w:uiPriority w:val="9"/>
     <w:unhideWhenUsed/>
     <w:qFormat/>
-    <w:rsid w:val="002D793B"/>
+    <w:rsid w:val="0046351C"/>
     <w:pPr>
       <w:keepNext/>
       <w:keepLines/>
@@ -2603,7 +2341,7 @@
     <w:semiHidden/>
     <w:unhideWhenUsed/>
     <w:qFormat/>
-    <w:rsid w:val="002D793B"/>
+    <w:rsid w:val="0046351C"/>
     <w:pPr>
       <w:keepNext/>
       <w:keepLines/>
@@ -2624,7 +2362,7 @@
     <w:semiHidden/>
     <w:unhideWhenUsed/>
     <w:qFormat/>
-    <w:rsid w:val="002D793B"/>
+    <w:rsid w:val="0046351C"/>
     <w:pPr>
       <w:keepNext/>
       <w:keepLines/>
@@ -2647,7 +2385,7 @@
     <w:semiHidden/>
     <w:unhideWhenUsed/>
     <w:qFormat/>
-    <w:rsid w:val="002D793B"/>
+    <w:rsid w:val="0046351C"/>
     <w:pPr>
       <w:keepNext/>
       <w:keepLines/>
@@ -2668,7 +2406,7 @@
     <w:semiHidden/>
     <w:unhideWhenUsed/>
     <w:qFormat/>
-    <w:rsid w:val="002D793B"/>
+    <w:rsid w:val="0046351C"/>
     <w:pPr>
       <w:keepNext/>
       <w:keepLines/>
@@ -2691,7 +2429,7 @@
     <w:semiHidden/>
     <w:unhideWhenUsed/>
     <w:qFormat/>
-    <w:rsid w:val="002D793B"/>
+    <w:rsid w:val="0046351C"/>
     <w:pPr>
       <w:keepNext/>
       <w:keepLines/>
@@ -2708,7 +2446,7 @@
     <w:uiPriority w:val="1"/>
     <w:semiHidden/>
     <w:unhideWhenUsed/>
-    <w:rsid w:val="002D793B"/>
+    <w:rsid w:val="0046351C"/>
   </w:style>
   <w:style w:type="table" w:default="1" w:styleId="TableNormal">
     <w:name w:val="Normal Table"/>
@@ -2730,7 +2468,7 @@
     <w:uiPriority w:val="99"/>
     <w:semiHidden/>
     <w:unhideWhenUsed/>
-    <w:rsid w:val="002D793B"/>
+    <w:rsid w:val="0046351C"/>
   </w:style>
   <w:style w:type="paragraph" w:styleId="Header">
     <w:name w:val="header"/>
@@ -2738,7 +2476,7 @@
     <w:link w:val="HeaderChar"/>
     <w:uiPriority w:val="99"/>
     <w:unhideWhenUsed/>
-    <w:rsid w:val="002D793B"/>
+    <w:rsid w:val="0046351C"/>
     <w:pPr>
       <w:tabs>
         <w:tab w:val="center" w:pos="4513"/>
@@ -2752,7 +2490,7 @@
     <w:basedOn w:val="DefaultParagraphFont"/>
     <w:link w:val="Header"/>
     <w:uiPriority w:val="99"/>
-    <w:rsid w:val="002D793B"/>
+    <w:rsid w:val="0046351C"/>
     <w:rPr>
       <w:rFonts w:eastAsiaTheme="minorHAnsi"/>
       <w:color w:val="4D614C" w:themeColor="text1"/>
@@ -2766,7 +2504,7 @@
     <w:aliases w:val="BC THEME v.2"/>
     <w:basedOn w:val="TableNormal"/>
     <w:uiPriority w:val="39"/>
-    <w:rsid w:val="002D793B"/>
+    <w:rsid w:val="0046351C"/>
     <w:pPr>
       <w:spacing w:after="0" w:line="240" w:lineRule="auto"/>
     </w:pPr>
@@ -2791,7 +2529,7 @@
     <w:name w:val="Plain Table 1"/>
     <w:basedOn w:val="TableNormal"/>
     <w:uiPriority w:val="41"/>
-    <w:rsid w:val="002D793B"/>
+    <w:rsid w:val="0046351C"/>
     <w:pPr>
       <w:spacing w:after="0" w:line="240" w:lineRule="auto"/>
     </w:pPr>
@@ -2861,7 +2599,7 @@
     <w:basedOn w:val="DefaultParagraphFont"/>
     <w:uiPriority w:val="99"/>
     <w:semiHidden/>
-    <w:rsid w:val="002D793B"/>
+    <w:rsid w:val="0046351C"/>
     <w:rPr>
       <w:color w:val="666666"/>
       <w:sz w:val="16"/>
@@ -2873,7 +2611,7 @@
     <w:link w:val="FooterChar"/>
     <w:uiPriority w:val="99"/>
     <w:unhideWhenUsed/>
-    <w:rsid w:val="002D793B"/>
+    <w:rsid w:val="0046351C"/>
     <w:pPr>
       <w:tabs>
         <w:tab w:val="center" w:pos="4513"/>
@@ -2887,7 +2625,7 @@
     <w:basedOn w:val="DefaultParagraphFont"/>
     <w:link w:val="Footer"/>
     <w:uiPriority w:val="99"/>
-    <w:rsid w:val="002D793B"/>
+    <w:rsid w:val="0046351C"/>
     <w:rPr>
       <w:rFonts w:eastAsiaTheme="minorHAnsi"/>
       <w:color w:val="4D614C" w:themeColor="text1"/>
@@ -2901,7 +2639,7 @@
     <w:basedOn w:val="DefaultParagraphFont"/>
     <w:link w:val="Heading1"/>
     <w:uiPriority w:val="9"/>
-    <w:rsid w:val="002D793B"/>
+    <w:rsid w:val="0046351C"/>
     <w:rPr>
       <w:rFonts w:asciiTheme="majorHAnsi" w:eastAsiaTheme="majorEastAsia" w:hAnsiTheme="majorHAnsi" w:cstheme="majorBidi"/>
       <w:b/>
@@ -2916,7 +2654,7 @@
     <w:basedOn w:val="DefaultParagraphFont"/>
     <w:link w:val="Heading2"/>
     <w:uiPriority w:val="9"/>
-    <w:rsid w:val="002D793B"/>
+    <w:rsid w:val="0046351C"/>
     <w:rPr>
       <w:rFonts w:asciiTheme="majorHAnsi" w:eastAsiaTheme="majorEastAsia" w:hAnsiTheme="majorHAnsi" w:cstheme="majorBidi"/>
       <w:b/>
@@ -2932,7 +2670,7 @@
     <w:link w:val="Heading3"/>
     <w:uiPriority w:val="9"/>
     <w:semiHidden/>
-    <w:rsid w:val="002D793B"/>
+    <w:rsid w:val="0046351C"/>
     <w:rPr>
       <w:rFonts w:asciiTheme="majorHAnsi" w:eastAsiaTheme="majorEastAsia" w:hAnsiTheme="majorHAnsi" w:cstheme="majorBidi"/>
       <w:b/>
@@ -2947,7 +2685,7 @@
     <w:basedOn w:val="DefaultParagraphFont"/>
     <w:link w:val="Heading4"/>
     <w:uiPriority w:val="9"/>
-    <w:rsid w:val="002D793B"/>
+    <w:rsid w:val="0046351C"/>
     <w:rPr>
       <w:rFonts w:asciiTheme="majorHAnsi" w:eastAsiaTheme="majorEastAsia" w:hAnsiTheme="majorHAnsi" w:cstheme="majorBidi"/>
       <w:i/>
@@ -2964,7 +2702,7 @@
     <w:link w:val="Heading5"/>
     <w:uiPriority w:val="9"/>
     <w:semiHidden/>
-    <w:rsid w:val="002D793B"/>
+    <w:rsid w:val="0046351C"/>
     <w:rPr>
       <w:rFonts w:eastAsiaTheme="majorEastAsia" w:cstheme="majorBidi"/>
       <w:color w:val="394839" w:themeColor="accent1" w:themeShade="BF"/>
@@ -2979,7 +2717,7 @@
     <w:link w:val="Heading6"/>
     <w:uiPriority w:val="9"/>
     <w:semiHidden/>
-    <w:rsid w:val="002D793B"/>
+    <w:rsid w:val="0046351C"/>
     <w:rPr>
       <w:rFonts w:eastAsiaTheme="majorEastAsia" w:cstheme="majorBidi"/>
       <w:i/>
@@ -2996,7 +2734,7 @@
     <w:link w:val="Heading7"/>
     <w:uiPriority w:val="9"/>
     <w:semiHidden/>
-    <w:rsid w:val="002D793B"/>
+    <w:rsid w:val="0046351C"/>
     <w:rPr>
       <w:rFonts w:eastAsiaTheme="majorEastAsia" w:cstheme="majorBidi"/>
       <w:color w:val="859E83" w:themeColor="text1" w:themeTint="A6"/>
@@ -3011,7 +2749,7 @@
     <w:link w:val="Heading8"/>
     <w:uiPriority w:val="9"/>
     <w:semiHidden/>
-    <w:rsid w:val="002D793B"/>
+    <w:rsid w:val="0046351C"/>
     <w:rPr>
       <w:rFonts w:eastAsiaTheme="majorEastAsia" w:cstheme="majorBidi"/>
       <w:i/>
@@ -3028,7 +2766,7 @@
     <w:link w:val="Heading9"/>
     <w:uiPriority w:val="9"/>
     <w:semiHidden/>
-    <w:rsid w:val="002D793B"/>
+    <w:rsid w:val="0046351C"/>
     <w:rPr>
       <w:rFonts w:eastAsiaTheme="majorEastAsia" w:cstheme="majorBidi"/>
       <w:color w:val="637D62" w:themeColor="text1" w:themeTint="D8"/>
@@ -3044,7 +2782,7 @@
     <w:link w:val="TitleChar"/>
     <w:uiPriority w:val="10"/>
     <w:qFormat/>
-    <w:rsid w:val="002D793B"/>
+    <w:rsid w:val="0046351C"/>
     <w:pPr>
       <w:spacing w:before="360" w:after="80"/>
       <w:contextualSpacing/>
@@ -3062,7 +2800,7 @@
     <w:basedOn w:val="DefaultParagraphFont"/>
     <w:link w:val="Title"/>
     <w:uiPriority w:val="10"/>
-    <w:rsid w:val="002D793B"/>
+    <w:rsid w:val="0046351C"/>
     <w:rPr>
       <w:rFonts w:asciiTheme="majorHAnsi" w:eastAsiaTheme="majorEastAsia" w:hAnsiTheme="majorHAnsi" w:cstheme="majorBidi"/>
       <w:color w:val="4D614C" w:themeColor="text1"/>
@@ -3080,7 +2818,7 @@
     <w:link w:val="SubtitleChar"/>
     <w:uiPriority w:val="11"/>
     <w:qFormat/>
-    <w:rsid w:val="002D793B"/>
+    <w:rsid w:val="0046351C"/>
     <w:pPr>
       <w:numPr>
         <w:ilvl w:val="1"/>
@@ -3096,7 +2834,7 @@
     <w:basedOn w:val="DefaultParagraphFont"/>
     <w:link w:val="Subtitle"/>
     <w:uiPriority w:val="11"/>
-    <w:rsid w:val="002D793B"/>
+    <w:rsid w:val="0046351C"/>
     <w:rPr>
       <w:rFonts w:eastAsiaTheme="majorEastAsia" w:cstheme="majorBidi"/>
       <w:color w:val="4D614C" w:themeColor="text1"/>
@@ -3111,7 +2849,7 @@
     <w:link w:val="QuoteChar"/>
     <w:uiPriority w:val="29"/>
     <w:qFormat/>
-    <w:rsid w:val="002D793B"/>
+    <w:rsid w:val="0046351C"/>
     <w:pPr>
       <w:spacing w:before="160"/>
     </w:pPr>
@@ -3130,7 +2868,7 @@
     <w:basedOn w:val="DefaultParagraphFont"/>
     <w:link w:val="Quote"/>
     <w:uiPriority w:val="29"/>
-    <w:rsid w:val="002D793B"/>
+    <w:rsid w:val="0046351C"/>
     <w:rPr>
       <w:rFonts w:eastAsiaTheme="minorHAnsi"/>
       <w:i/>
@@ -3146,7 +2884,7 @@
     <w:basedOn w:val="Normal"/>
     <w:uiPriority w:val="34"/>
     <w:qFormat/>
-    <w:rsid w:val="002D793B"/>
+    <w:rsid w:val="0046351C"/>
     <w:pPr>
       <w:contextualSpacing/>
     </w:pPr>
@@ -3156,7 +2894,7 @@
     <w:basedOn w:val="SubtitleChar"/>
     <w:uiPriority w:val="21"/>
     <w:qFormat/>
-    <w:rsid w:val="002D793B"/>
+    <w:rsid w:val="0046351C"/>
     <w:rPr>
       <w:rFonts w:eastAsiaTheme="majorEastAsia" w:cstheme="majorBidi"/>
       <w:i w:val="0"/>
@@ -3179,7 +2917,7 @@
     <w:next w:val="Normal"/>
     <w:link w:val="IntenseQuoteChar"/>
     <w:uiPriority w:val="30"/>
-    <w:rsid w:val="002D793B"/>
+    <w:rsid w:val="0046351C"/>
     <w:pPr>
       <w:pBdr>
         <w:top w:val="single" w:sz="4" w:space="10" w:color="394839" w:themeColor="accent1" w:themeShade="BF"/>
@@ -3200,7 +2938,7 @@
     <w:basedOn w:val="DefaultParagraphFont"/>
     <w:link w:val="IntenseQuote"/>
     <w:uiPriority w:val="30"/>
-    <w:rsid w:val="002D793B"/>
+    <w:rsid w:val="0046351C"/>
     <w:rPr>
       <w:rFonts w:eastAsiaTheme="minorHAnsi"/>
       <w:i/>
@@ -3215,7 +2953,7 @@
     <w:name w:val="Intense Reference"/>
     <w:basedOn w:val="DefaultParagraphFont"/>
     <w:uiPriority w:val="32"/>
-    <w:rsid w:val="002D793B"/>
+    <w:rsid w:val="0046351C"/>
     <w:rPr>
       <w:b/>
       <w:bCs/>
@@ -3230,7 +2968,7 @@
     <w:basedOn w:val="SubtitleChar"/>
     <w:uiPriority w:val="22"/>
     <w:qFormat/>
-    <w:rsid w:val="002D793B"/>
+    <w:rsid w:val="0046351C"/>
     <w:rPr>
       <w:rFonts w:asciiTheme="majorHAnsi" w:eastAsiaTheme="majorEastAsia" w:hAnsiTheme="majorHAnsi" w:cstheme="majorBidi"/>
       <w:i w:val="0"/>
@@ -3251,7 +2989,7 @@
     <w:basedOn w:val="SubtitleChar"/>
     <w:uiPriority w:val="20"/>
     <w:qFormat/>
-    <w:rsid w:val="002D793B"/>
+    <w:rsid w:val="0046351C"/>
     <w:rPr>
       <w:rFonts w:eastAsiaTheme="majorEastAsia" w:cstheme="majorBidi"/>
       <w:b w:val="0"/>
@@ -3274,7 +3012,7 @@
     <w:basedOn w:val="SubtitleChar"/>
     <w:uiPriority w:val="19"/>
     <w:qFormat/>
-    <w:rsid w:val="002D793B"/>
+    <w:rsid w:val="0046351C"/>
     <w:rPr>
       <w:rFonts w:eastAsiaTheme="majorEastAsia" w:cstheme="majorBidi"/>
       <w:i w:val="0"/>
@@ -3296,7 +3034,7 @@
     <w:basedOn w:val="SubtitleChar"/>
     <w:uiPriority w:val="33"/>
     <w:qFormat/>
-    <w:rsid w:val="002D793B"/>
+    <w:rsid w:val="0046351C"/>
     <w:rPr>
       <w:rFonts w:eastAsiaTheme="majorEastAsia" w:cstheme="majorBidi"/>
       <w:b w:val="0"/>
@@ -3320,7 +3058,7 @@
     <w:name w:val="Plain Table 5"/>
     <w:basedOn w:val="TableNormal"/>
     <w:uiPriority w:val="45"/>
-    <w:rsid w:val="002D793B"/>
+    <w:rsid w:val="0046351C"/>
     <w:pPr>
       <w:spacing w:after="0" w:line="240" w:lineRule="auto"/>
     </w:pPr>
@@ -3446,7 +3184,7 @@
     <w:name w:val="No Spacing"/>
     <w:uiPriority w:val="1"/>
     <w:qFormat/>
-    <w:rsid w:val="002D793B"/>
+    <w:rsid w:val="0046351C"/>
     <w:pPr>
       <w:spacing w:after="0" w:line="240" w:lineRule="auto"/>
     </w:pPr>
@@ -3462,7 +3200,7 @@
     <w:name w:val="List Table 1 Light Accent 2"/>
     <w:basedOn w:val="TableNormal"/>
     <w:uiPriority w:val="46"/>
-    <w:rsid w:val="002D793B"/>
+    <w:rsid w:val="0046351C"/>
     <w:pPr>
       <w:spacing w:after="0" w:line="240" w:lineRule="auto"/>
     </w:pPr>
@@ -3529,7 +3267,7 @@
     <w:name w:val="List Table 1 Light Accent 1"/>
     <w:basedOn w:val="TableNormal"/>
     <w:uiPriority w:val="46"/>
-    <w:rsid w:val="002D793B"/>
+    <w:rsid w:val="0046351C"/>
     <w:pPr>
       <w:spacing w:after="0" w:line="240" w:lineRule="auto"/>
     </w:pPr>
@@ -3598,7 +3336,7 @@
     <w:uiPriority w:val="99"/>
     <w:semiHidden/>
     <w:unhideWhenUsed/>
-    <w:rsid w:val="002D793B"/>
+    <w:rsid w:val="0046351C"/>
     <w:pPr>
       <w:numPr>
         <w:numId w:val="3"/>
@@ -3611,7 +3349,7 @@
     <w:uiPriority w:val="99"/>
     <w:semiHidden/>
     <w:unhideWhenUsed/>
-    <w:rsid w:val="002D793B"/>
+    <w:rsid w:val="0046351C"/>
     <w:pPr>
       <w:numPr>
         <w:numId w:val="4"/>
@@ -3624,7 +3362,7 @@
     <w:uiPriority w:val="99"/>
     <w:semiHidden/>
     <w:unhideWhenUsed/>
-    <w:rsid w:val="002D793B"/>
+    <w:rsid w:val="0046351C"/>
     <w:pPr>
       <w:numPr>
         <w:numId w:val="5"/>
@@ -3638,7 +3376,7 @@
     <w:uiPriority w:val="99"/>
     <w:semiHidden/>
     <w:unhideWhenUsed/>
-    <w:rsid w:val="002D793B"/>
+    <w:rsid w:val="0046351C"/>
     <w:pPr>
       <w:spacing w:after="0" w:line="240" w:lineRule="auto"/>
     </w:pPr>
@@ -3652,7 +3390,7 @@
     <w:link w:val="BalloonText"/>
     <w:uiPriority w:val="99"/>
     <w:semiHidden/>
-    <w:rsid w:val="002D793B"/>
+    <w:rsid w:val="0046351C"/>
     <w:rPr>
       <w:rFonts w:eastAsiaTheme="minorHAnsi"/>
       <w:color w:val="4D614C" w:themeColor="text1"/>
@@ -3668,7 +3406,7 @@
     <w:uiPriority w:val="37"/>
     <w:semiHidden/>
     <w:unhideWhenUsed/>
-    <w:rsid w:val="002D793B"/>
+    <w:rsid w:val="0046351C"/>
   </w:style>
   <w:style w:type="paragraph" w:styleId="BlockText">
     <w:name w:val="Block Text"/>
@@ -3676,7 +3414,7 @@
     <w:uiPriority w:val="99"/>
     <w:semiHidden/>
     <w:unhideWhenUsed/>
-    <w:rsid w:val="002D793B"/>
+    <w:rsid w:val="0046351C"/>
     <w:pPr>
       <w:pBdr>
         <w:top w:val="single" w:sz="2" w:space="10" w:color="4D614C" w:themeColor="accent1"/>
@@ -3700,7 +3438,7 @@
     <w:uiPriority w:val="99"/>
     <w:semiHidden/>
     <w:unhideWhenUsed/>
-    <w:rsid w:val="002D793B"/>
+    <w:rsid w:val="0046351C"/>
     <w:pPr>
       <w:spacing w:after="120"/>
     </w:pPr>
@@ -3711,7 +3449,7 @@
     <w:link w:val="BodyText"/>
     <w:uiPriority w:val="99"/>
     <w:semiHidden/>
-    <w:rsid w:val="002D793B"/>
+    <w:rsid w:val="0046351C"/>
     <w:rPr>
       <w:rFonts w:eastAsiaTheme="minorHAnsi"/>
       <w:color w:val="4D614C" w:themeColor="text1"/>
@@ -3727,7 +3465,7 @@
     <w:uiPriority w:val="99"/>
     <w:semiHidden/>
     <w:unhideWhenUsed/>
-    <w:rsid w:val="002D793B"/>
+    <w:rsid w:val="0046351C"/>
     <w:pPr>
       <w:spacing w:after="120" w:line="480" w:lineRule="auto"/>
     </w:pPr>
@@ -3738,7 +3476,7 @@
     <w:link w:val="BodyText2"/>
     <w:uiPriority w:val="99"/>
     <w:semiHidden/>
-    <w:rsid w:val="002D793B"/>
+    <w:rsid w:val="0046351C"/>
     <w:rPr>
       <w:rFonts w:eastAsiaTheme="minorHAnsi"/>
       <w:color w:val="4D614C" w:themeColor="text1"/>
@@ -3754,7 +3492,7 @@
     <w:uiPriority w:val="99"/>
     <w:semiHidden/>
     <w:unhideWhenUsed/>
-    <w:rsid w:val="002D793B"/>
+    <w:rsid w:val="0046351C"/>
     <w:pPr>
       <w:spacing w:after="120"/>
     </w:pPr>
@@ -3765,7 +3503,7 @@
     <w:link w:val="BodyText3"/>
     <w:uiPriority w:val="99"/>
     <w:semiHidden/>
-    <w:rsid w:val="002D793B"/>
+    <w:rsid w:val="0046351C"/>
     <w:rPr>
       <w:rFonts w:eastAsiaTheme="minorHAnsi"/>
       <w:color w:val="4D614C" w:themeColor="text1"/>
@@ -3781,7 +3519,7 @@
     <w:uiPriority w:val="99"/>
     <w:semiHidden/>
     <w:unhideWhenUsed/>
-    <w:rsid w:val="002D793B"/>
+    <w:rsid w:val="0046351C"/>
     <w:pPr>
       <w:spacing w:after="160"/>
       <w:ind w:firstLine="360"/>
@@ -3793,7 +3531,7 @@
     <w:link w:val="BodyTextFirstIndent"/>
     <w:uiPriority w:val="99"/>
     <w:semiHidden/>
-    <w:rsid w:val="002D793B"/>
+    <w:rsid w:val="0046351C"/>
     <w:rPr>
       <w:rFonts w:eastAsiaTheme="minorHAnsi"/>
       <w:color w:val="4D614C" w:themeColor="text1"/>
@@ -3809,7 +3547,7 @@
     <w:uiPriority w:val="99"/>
     <w:semiHidden/>
     <w:unhideWhenUsed/>
-    <w:rsid w:val="002D793B"/>
+    <w:rsid w:val="0046351C"/>
     <w:pPr>
       <w:spacing w:after="120"/>
       <w:ind w:left="360"/>
@@ -3821,7 +3559,7 @@
     <w:link w:val="BodyTextIndent"/>
     <w:uiPriority w:val="99"/>
     <w:semiHidden/>
-    <w:rsid w:val="002D793B"/>
+    <w:rsid w:val="0046351C"/>
     <w:rPr>
       <w:rFonts w:eastAsiaTheme="minorHAnsi"/>
       <w:color w:val="4D614C" w:themeColor="text1"/>
@@ -3837,7 +3575,7 @@
     <w:uiPriority w:val="99"/>
     <w:semiHidden/>
     <w:unhideWhenUsed/>
-    <w:rsid w:val="002D793B"/>
+    <w:rsid w:val="0046351C"/>
     <w:pPr>
       <w:spacing w:after="160"/>
       <w:ind w:firstLine="360"/>
@@ -3849,7 +3587,7 @@
     <w:link w:val="BodyTextFirstIndent2"/>
     <w:uiPriority w:val="99"/>
     <w:semiHidden/>
-    <w:rsid w:val="002D793B"/>
+    <w:rsid w:val="0046351C"/>
     <w:rPr>
       <w:rFonts w:eastAsiaTheme="minorHAnsi"/>
       <w:color w:val="4D614C" w:themeColor="text1"/>
@@ -3865,7 +3603,7 @@
     <w:uiPriority w:val="99"/>
     <w:semiHidden/>
     <w:unhideWhenUsed/>
-    <w:rsid w:val="002D793B"/>
+    <w:rsid w:val="0046351C"/>
     <w:pPr>
       <w:spacing w:after="120" w:line="480" w:lineRule="auto"/>
       <w:ind w:left="360"/>
@@ -3877,7 +3615,7 @@
     <w:link w:val="BodyTextIndent2"/>
     <w:uiPriority w:val="99"/>
     <w:semiHidden/>
-    <w:rsid w:val="002D793B"/>
+    <w:rsid w:val="0046351C"/>
     <w:rPr>
       <w:rFonts w:eastAsiaTheme="minorHAnsi"/>
       <w:color w:val="4D614C" w:themeColor="text1"/>
@@ -3893,7 +3631,7 @@
     <w:uiPriority w:val="99"/>
     <w:semiHidden/>
     <w:unhideWhenUsed/>
-    <w:rsid w:val="002D793B"/>
+    <w:rsid w:val="0046351C"/>
     <w:pPr>
       <w:spacing w:after="120"/>
       <w:ind w:left="360"/>
@@ -3905,7 +3643,7 @@
     <w:link w:val="BodyTextIndent3"/>
     <w:uiPriority w:val="99"/>
     <w:semiHidden/>
-    <w:rsid w:val="002D793B"/>
+    <w:rsid w:val="0046351C"/>
     <w:rPr>
       <w:rFonts w:eastAsiaTheme="minorHAnsi"/>
       <w:color w:val="4D614C" w:themeColor="text1"/>
@@ -3922,7 +3660,7 @@
     <w:semiHidden/>
     <w:unhideWhenUsed/>
     <w:qFormat/>
-    <w:rsid w:val="002D793B"/>
+    <w:rsid w:val="0046351C"/>
     <w:pPr>
       <w:spacing w:after="200" w:line="240" w:lineRule="auto"/>
     </w:pPr>
@@ -3940,7 +3678,7 @@
     <w:uiPriority w:val="99"/>
     <w:semiHidden/>
     <w:unhideWhenUsed/>
-    <w:rsid w:val="002D793B"/>
+    <w:rsid w:val="0046351C"/>
     <w:pPr>
       <w:spacing w:after="0" w:line="240" w:lineRule="auto"/>
       <w:ind w:left="4320"/>
@@ -3952,7 +3690,7 @@
     <w:link w:val="Closing"/>
     <w:uiPriority w:val="99"/>
     <w:semiHidden/>
-    <w:rsid w:val="002D793B"/>
+    <w:rsid w:val="0046351C"/>
     <w:rPr>
       <w:rFonts w:eastAsiaTheme="minorHAnsi"/>
       <w:color w:val="4D614C" w:themeColor="text1"/>
@@ -3967,7 +3705,7 @@
     <w:uiPriority w:val="73"/>
     <w:semiHidden/>
     <w:unhideWhenUsed/>
-    <w:rsid w:val="002D793B"/>
+    <w:rsid w:val="0046351C"/>
     <w:pPr>
       <w:spacing w:after="0" w:line="240" w:lineRule="auto"/>
     </w:pPr>
@@ -4046,7 +3784,7 @@
     <w:uiPriority w:val="73"/>
     <w:semiHidden/>
     <w:unhideWhenUsed/>
-    <w:rsid w:val="002D793B"/>
+    <w:rsid w:val="0046351C"/>
     <w:pPr>
       <w:spacing w:after="0" w:line="240" w:lineRule="auto"/>
     </w:pPr>
@@ -4125,7 +3863,7 @@
     <w:uiPriority w:val="73"/>
     <w:semiHidden/>
     <w:unhideWhenUsed/>
-    <w:rsid w:val="002D793B"/>
+    <w:rsid w:val="0046351C"/>
     <w:pPr>
       <w:spacing w:after="0" w:line="240" w:lineRule="auto"/>
     </w:pPr>
@@ -4204,7 +3942,7 @@
     <w:uiPriority w:val="73"/>
     <w:semiHidden/>
     <w:unhideWhenUsed/>
-    <w:rsid w:val="002D793B"/>
+    <w:rsid w:val="0046351C"/>
     <w:pPr>
       <w:spacing w:after="0" w:line="240" w:lineRule="auto"/>
     </w:pPr>
@@ -4283,7 +4021,7 @@
     <w:uiPriority w:val="73"/>
     <w:semiHidden/>
     <w:unhideWhenUsed/>
-    <w:rsid w:val="002D793B"/>
+    <w:rsid w:val="0046351C"/>
     <w:pPr>
       <w:spacing w:after="0" w:line="240" w:lineRule="auto"/>
     </w:pPr>
@@ -4362,7 +4100,7 @@
     <w:uiPriority w:val="73"/>
     <w:semiHidden/>
     <w:unhideWhenUsed/>
-    <w:rsid w:val="002D793B"/>
+    <w:rsid w:val="0046351C"/>
     <w:pPr>
       <w:spacing w:after="0" w:line="240" w:lineRule="auto"/>
     </w:pPr>
@@ -4441,7 +4179,7 @@
     <w:uiPriority w:val="73"/>
     <w:semiHidden/>
     <w:unhideWhenUsed/>
-    <w:rsid w:val="002D793B"/>
+    <w:rsid w:val="0046351C"/>
     <w:pPr>
       <w:spacing w:after="0" w:line="240" w:lineRule="auto"/>
     </w:pPr>
@@ -4520,7 +4258,7 @@
     <w:uiPriority w:val="72"/>
     <w:semiHidden/>
     <w:unhideWhenUsed/>
-    <w:rsid w:val="002D793B"/>
+    <w:rsid w:val="0046351C"/>
     <w:pPr>
       <w:spacing w:after="0" w:line="240" w:lineRule="auto"/>
     </w:pPr>
@@ -4605,7 +4343,7 @@
     <w:uiPriority w:val="72"/>
     <w:semiHidden/>
     <w:unhideWhenUsed/>
-    <w:rsid w:val="002D793B"/>
+    <w:rsid w:val="0046351C"/>
     <w:pPr>
       <w:spacing w:after="0" w:line="240" w:lineRule="auto"/>
     </w:pPr>
@@ -4690,7 +4428,7 @@
     <w:uiPriority w:val="72"/>
     <w:semiHidden/>
     <w:unhideWhenUsed/>
-    <w:rsid w:val="002D793B"/>
+    <w:rsid w:val="0046351C"/>
     <w:pPr>
       <w:spacing w:after="0" w:line="240" w:lineRule="auto"/>
     </w:pPr>
@@ -4775,7 +4513,7 @@
     <w:uiPriority w:val="72"/>
     <w:semiHidden/>
     <w:unhideWhenUsed/>
-    <w:rsid w:val="002D793B"/>
+    <w:rsid w:val="0046351C"/>
     <w:pPr>
       <w:spacing w:after="0" w:line="240" w:lineRule="auto"/>
     </w:pPr>
@@ -4860,7 +4598,7 @@
     <w:uiPriority w:val="72"/>
     <w:semiHidden/>
     <w:unhideWhenUsed/>
-    <w:rsid w:val="002D793B"/>
+    <w:rsid w:val="0046351C"/>
     <w:pPr>
       <w:spacing w:after="0" w:line="240" w:lineRule="auto"/>
     </w:pPr>
@@ -4945,7 +4683,7 @@
     <w:uiPriority w:val="72"/>
     <w:semiHidden/>
     <w:unhideWhenUsed/>
-    <w:rsid w:val="002D793B"/>
+    <w:rsid w:val="0046351C"/>
     <w:pPr>
       <w:spacing w:after="0" w:line="240" w:lineRule="auto"/>
     </w:pPr>
@@ -5030,7 +4768,7 @@
     <w:uiPriority w:val="72"/>
     <w:semiHidden/>
     <w:unhideWhenUsed/>
-    <w:rsid w:val="002D793B"/>
+    <w:rsid w:val="0046351C"/>
     <w:pPr>
       <w:spacing w:after="0" w:line="240" w:lineRule="auto"/>
     </w:pPr>
@@ -5115,7 +4853,7 @@
     <w:uiPriority w:val="71"/>
     <w:semiHidden/>
     <w:unhideWhenUsed/>
-    <w:rsid w:val="002D793B"/>
+    <w:rsid w:val="0046351C"/>
     <w:pPr>
       <w:spacing w:after="0" w:line="240" w:lineRule="auto"/>
     </w:pPr>
@@ -5236,7 +4974,7 @@
     <w:uiPriority w:val="71"/>
     <w:semiHidden/>
     <w:unhideWhenUsed/>
-    <w:rsid w:val="002D793B"/>
+    <w:rsid w:val="0046351C"/>
     <w:pPr>
       <w:spacing w:after="0" w:line="240" w:lineRule="auto"/>
     </w:pPr>
@@ -5357,7 +5095,7 @@
     <w:uiPriority w:val="71"/>
     <w:semiHidden/>
     <w:unhideWhenUsed/>
-    <w:rsid w:val="002D793B"/>
+    <w:rsid w:val="0046351C"/>
     <w:pPr>
       <w:spacing w:after="0" w:line="240" w:lineRule="auto"/>
     </w:pPr>
@@ -5478,7 +5216,7 @@
     <w:uiPriority w:val="71"/>
     <w:semiHidden/>
     <w:unhideWhenUsed/>
-    <w:rsid w:val="002D793B"/>
+    <w:rsid w:val="0046351C"/>
     <w:pPr>
       <w:spacing w:after="0" w:line="240" w:lineRule="auto"/>
     </w:pPr>
@@ -5589,7 +5327,7 @@
     <w:uiPriority w:val="71"/>
     <w:semiHidden/>
     <w:unhideWhenUsed/>
-    <w:rsid w:val="002D793B"/>
+    <w:rsid w:val="0046351C"/>
     <w:pPr>
       <w:spacing w:after="0" w:line="240" w:lineRule="auto"/>
     </w:pPr>
@@ -5710,7 +5448,7 @@
     <w:uiPriority w:val="71"/>
     <w:semiHidden/>
     <w:unhideWhenUsed/>
-    <w:rsid w:val="002D793B"/>
+    <w:rsid w:val="0046351C"/>
     <w:pPr>
       <w:spacing w:after="0" w:line="240" w:lineRule="auto"/>
     </w:pPr>
@@ -5831,7 +5569,7 @@
     <w:uiPriority w:val="71"/>
     <w:semiHidden/>
     <w:unhideWhenUsed/>
-    <w:rsid w:val="002D793B"/>
+    <w:rsid w:val="0046351C"/>
     <w:pPr>
       <w:spacing w:after="0" w:line="240" w:lineRule="auto"/>
     </w:pPr>
@@ -5952,7 +5690,7 @@
     <w:uiPriority w:val="99"/>
     <w:semiHidden/>
     <w:unhideWhenUsed/>
-    <w:rsid w:val="002D793B"/>
+    <w:rsid w:val="0046351C"/>
     <w:rPr>
       <w:sz w:val="16"/>
       <w:szCs w:val="16"/>
@@ -5965,7 +5703,7 @@
     <w:uiPriority w:val="99"/>
     <w:semiHidden/>
     <w:unhideWhenUsed/>
-    <w:rsid w:val="002D793B"/>
+    <w:rsid w:val="0046351C"/>
     <w:pPr>
       <w:spacing w:line="240" w:lineRule="auto"/>
     </w:pPr>
@@ -5979,7 +5717,7 @@
     <w:link w:val="CommentText"/>
     <w:uiPriority w:val="99"/>
     <w:semiHidden/>
-    <w:rsid w:val="002D793B"/>
+    <w:rsid w:val="0046351C"/>
     <w:rPr>
       <w:rFonts w:eastAsiaTheme="minorHAnsi"/>
       <w:color w:val="4D614C" w:themeColor="text1"/>
@@ -5996,7 +5734,7 @@
     <w:uiPriority w:val="99"/>
     <w:semiHidden/>
     <w:unhideWhenUsed/>
-    <w:rsid w:val="002D793B"/>
+    <w:rsid w:val="0046351C"/>
     <w:rPr>
       <w:b/>
       <w:bCs/>
@@ -6009,7 +5747,7 @@
     <w:link w:val="CommentSubject"/>
     <w:uiPriority w:val="99"/>
     <w:semiHidden/>
-    <w:rsid w:val="002D793B"/>
+    <w:rsid w:val="0046351C"/>
     <w:rPr>
       <w:rFonts w:eastAsiaTheme="minorHAnsi"/>
       <w:b/>
@@ -6026,7 +5764,7 @@
     <w:uiPriority w:val="70"/>
     <w:semiHidden/>
     <w:unhideWhenUsed/>
-    <w:rsid w:val="002D793B"/>
+    <w:rsid w:val="0046351C"/>
     <w:pPr>
       <w:spacing w:after="0" w:line="240" w:lineRule="auto"/>
     </w:pPr>
@@ -6139,7 +5877,7 @@
     <w:uiPriority w:val="70"/>
     <w:semiHidden/>
     <w:unhideWhenUsed/>
-    <w:rsid w:val="002D793B"/>
+    <w:rsid w:val="0046351C"/>
     <w:pPr>
       <w:spacing w:after="0" w:line="240" w:lineRule="auto"/>
     </w:pPr>
@@ -6252,7 +5990,7 @@
     <w:uiPriority w:val="70"/>
     <w:semiHidden/>
     <w:unhideWhenUsed/>
-    <w:rsid w:val="002D793B"/>
+    <w:rsid w:val="0046351C"/>
     <w:pPr>
       <w:spacing w:after="0" w:line="240" w:lineRule="auto"/>
     </w:pPr>
@@ -6365,7 +6103,7 @@
     <w:uiPriority w:val="70"/>
     <w:semiHidden/>
     <w:unhideWhenUsed/>
-    <w:rsid w:val="002D793B"/>
+    <w:rsid w:val="0046351C"/>
     <w:pPr>
       <w:spacing w:after="0" w:line="240" w:lineRule="auto"/>
     </w:pPr>
@@ -6478,7 +6216,7 @@
     <w:uiPriority w:val="70"/>
     <w:semiHidden/>
     <w:unhideWhenUsed/>
-    <w:rsid w:val="002D793B"/>
+    <w:rsid w:val="0046351C"/>
     <w:pPr>
       <w:spacing w:after="0" w:line="240" w:lineRule="auto"/>
     </w:pPr>
@@ -6591,7 +6329,7 @@
     <w:uiPriority w:val="70"/>
     <w:semiHidden/>
     <w:unhideWhenUsed/>
-    <w:rsid w:val="002D793B"/>
+    <w:rsid w:val="0046351C"/>
     <w:pPr>
       <w:spacing w:after="0" w:line="240" w:lineRule="auto"/>
     </w:pPr>
@@ -6704,7 +6442,7 @@
     <w:uiPriority w:val="70"/>
     <w:semiHidden/>
     <w:unhideWhenUsed/>
-    <w:rsid w:val="002D793B"/>
+    <w:rsid w:val="0046351C"/>
     <w:pPr>
       <w:spacing w:after="0" w:line="240" w:lineRule="auto"/>
     </w:pPr>
@@ -6819,7 +6557,7 @@
     <w:uiPriority w:val="99"/>
     <w:semiHidden/>
     <w:unhideWhenUsed/>
-    <w:rsid w:val="002D793B"/>
+    <w:rsid w:val="0046351C"/>
   </w:style>
   <w:style w:type="character" w:customStyle="1" w:styleId="DateChar">
     <w:name w:val="Date Char"/>
@@ -6827,7 +6565,7 @@
     <w:link w:val="Date"/>
     <w:uiPriority w:val="99"/>
     <w:semiHidden/>
-    <w:rsid w:val="002D793B"/>
+    <w:rsid w:val="0046351C"/>
     <w:rPr>
       <w:rFonts w:eastAsiaTheme="minorHAnsi"/>
       <w:color w:val="4D614C" w:themeColor="text1"/>
@@ -6843,7 +6581,7 @@
     <w:uiPriority w:val="99"/>
     <w:semiHidden/>
     <w:unhideWhenUsed/>
-    <w:rsid w:val="002D793B"/>
+    <w:rsid w:val="0046351C"/>
     <w:pPr>
       <w:spacing w:after="0" w:line="240" w:lineRule="auto"/>
     </w:pPr>
@@ -6854,7 +6592,7 @@
     <w:link w:val="DocumentMap"/>
     <w:uiPriority w:val="99"/>
     <w:semiHidden/>
-    <w:rsid w:val="002D793B"/>
+    <w:rsid w:val="0046351C"/>
     <w:rPr>
       <w:rFonts w:eastAsiaTheme="minorHAnsi"/>
       <w:color w:val="4D614C" w:themeColor="text1"/>
@@ -6870,7 +6608,7 @@
     <w:uiPriority w:val="99"/>
     <w:semiHidden/>
     <w:unhideWhenUsed/>
-    <w:rsid w:val="002D793B"/>
+    <w:rsid w:val="0046351C"/>
     <w:pPr>
       <w:spacing w:after="0" w:line="240" w:lineRule="auto"/>
     </w:pPr>
@@ -6881,7 +6619,7 @@
     <w:link w:val="E-mailSignature"/>
     <w:uiPriority w:val="99"/>
     <w:semiHidden/>
-    <w:rsid w:val="002D793B"/>
+    <w:rsid w:val="0046351C"/>
     <w:rPr>
       <w:rFonts w:eastAsiaTheme="minorHAnsi"/>
       <w:color w:val="4D614C" w:themeColor="text1"/>
@@ -6896,7 +6634,7 @@
     <w:uiPriority w:val="99"/>
     <w:semiHidden/>
     <w:unhideWhenUsed/>
-    <w:rsid w:val="002D793B"/>
+    <w:rsid w:val="0046351C"/>
     <w:rPr>
       <w:sz w:val="16"/>
       <w:vertAlign w:val="superscript"/>
@@ -6909,7 +6647,7 @@
     <w:uiPriority w:val="99"/>
     <w:semiHidden/>
     <w:unhideWhenUsed/>
-    <w:rsid w:val="002D793B"/>
+    <w:rsid w:val="0046351C"/>
     <w:pPr>
       <w:spacing w:after="0" w:line="240" w:lineRule="auto"/>
     </w:pPr>
@@ -6923,7 +6661,7 @@
     <w:link w:val="EndnoteText"/>
     <w:uiPriority w:val="99"/>
     <w:semiHidden/>
-    <w:rsid w:val="002D793B"/>
+    <w:rsid w:val="0046351C"/>
     <w:rPr>
       <w:rFonts w:eastAsiaTheme="minorHAnsi"/>
       <w:color w:val="4D614C" w:themeColor="text1"/>
@@ -6938,7 +6676,7 @@
     <w:uiPriority w:val="99"/>
     <w:semiHidden/>
     <w:unhideWhenUsed/>
-    <w:rsid w:val="002D793B"/>
+    <w:rsid w:val="0046351C"/>
     <w:pPr>
       <w:framePr w:w="7920" w:h="1980" w:hRule="exact" w:hSpace="180" w:wrap="auto" w:hAnchor="page" w:xAlign="center" w:yAlign="bottom"/>
       <w:spacing w:after="0" w:line="240" w:lineRule="auto"/>
@@ -6954,7 +6692,7 @@
     <w:uiPriority w:val="99"/>
     <w:semiHidden/>
     <w:unhideWhenUsed/>
-    <w:rsid w:val="002D793B"/>
+    <w:rsid w:val="0046351C"/>
     <w:pPr>
       <w:spacing w:after="0" w:line="240" w:lineRule="auto"/>
     </w:pPr>
@@ -6969,7 +6707,7 @@
     <w:uiPriority w:val="99"/>
     <w:semiHidden/>
     <w:unhideWhenUsed/>
-    <w:rsid w:val="002D793B"/>
+    <w:rsid w:val="0046351C"/>
     <w:rPr>
       <w:color w:val="4D614C" w:themeColor="followedHyperlink"/>
       <w:sz w:val="16"/>
@@ -6982,7 +6720,7 @@
     <w:uiPriority w:val="99"/>
     <w:semiHidden/>
     <w:unhideWhenUsed/>
-    <w:rsid w:val="002D793B"/>
+    <w:rsid w:val="0046351C"/>
     <w:rPr>
       <w:sz w:val="16"/>
       <w:vertAlign w:val="superscript"/>
@@ -6995,7 +6733,7 @@
     <w:uiPriority w:val="99"/>
     <w:semiHidden/>
     <w:unhideWhenUsed/>
-    <w:rsid w:val="002D793B"/>
+    <w:rsid w:val="0046351C"/>
     <w:pPr>
       <w:spacing w:after="0" w:line="240" w:lineRule="auto"/>
     </w:pPr>
@@ -7009,7 +6747,7 @@
     <w:link w:val="FootnoteText"/>
     <w:uiPriority w:val="99"/>
     <w:semiHidden/>
-    <w:rsid w:val="002D793B"/>
+    <w:rsid w:val="0046351C"/>
     <w:rPr>
       <w:rFonts w:eastAsiaTheme="minorHAnsi"/>
       <w:color w:val="4D614C" w:themeColor="text1"/>
@@ -7022,7 +6760,7 @@
     <w:name w:val="Grid Table 1 Light"/>
     <w:basedOn w:val="TableNormal"/>
     <w:uiPriority w:val="46"/>
-    <w:rsid w:val="002D793B"/>
+    <w:rsid w:val="0046351C"/>
     <w:pPr>
       <w:spacing w:after="0" w:line="240" w:lineRule="auto"/>
     </w:pPr>
@@ -7085,7 +6823,7 @@
     <w:name w:val="Grid Table 1 Light Accent 1"/>
     <w:basedOn w:val="TableNormal"/>
     <w:uiPriority w:val="46"/>
-    <w:rsid w:val="002D793B"/>
+    <w:rsid w:val="0046351C"/>
     <w:pPr>
       <w:spacing w:after="0" w:line="240" w:lineRule="auto"/>
     </w:pPr>
@@ -7148,7 +6886,7 @@
     <w:name w:val="Grid Table 1 Light Accent 2"/>
     <w:basedOn w:val="TableNormal"/>
     <w:uiPriority w:val="46"/>
-    <w:rsid w:val="002D793B"/>
+    <w:rsid w:val="0046351C"/>
     <w:pPr>
       <w:spacing w:after="0" w:line="240" w:lineRule="auto"/>
     </w:pPr>
@@ -7211,7 +6949,7 @@
     <w:name w:val="Grid Table 1 Light Accent 3"/>
     <w:basedOn w:val="TableNormal"/>
     <w:uiPriority w:val="46"/>
-    <w:rsid w:val="002D793B"/>
+    <w:rsid w:val="0046351C"/>
     <w:pPr>
       <w:spacing w:after="0" w:line="240" w:lineRule="auto"/>
     </w:pPr>
@@ -7274,7 +7012,7 @@
     <w:name w:val="Grid Table 1 Light Accent 4"/>
     <w:basedOn w:val="TableNormal"/>
     <w:uiPriority w:val="46"/>
-    <w:rsid w:val="002D793B"/>
+    <w:rsid w:val="0046351C"/>
     <w:pPr>
       <w:spacing w:after="0" w:line="240" w:lineRule="auto"/>
     </w:pPr>
@@ -7337,7 +7075,7 @@
     <w:name w:val="Grid Table 1 Light Accent 5"/>
     <w:basedOn w:val="TableNormal"/>
     <w:uiPriority w:val="46"/>
-    <w:rsid w:val="002D793B"/>
+    <w:rsid w:val="0046351C"/>
     <w:pPr>
       <w:spacing w:after="0" w:line="240" w:lineRule="auto"/>
     </w:pPr>
@@ -7400,7 +7138,7 @@
     <w:name w:val="Grid Table 1 Light Accent 6"/>
     <w:basedOn w:val="TableNormal"/>
     <w:uiPriority w:val="46"/>
-    <w:rsid w:val="002D793B"/>
+    <w:rsid w:val="0046351C"/>
     <w:pPr>
       <w:spacing w:after="0" w:line="240" w:lineRule="auto"/>
     </w:pPr>
@@ -7463,7 +7201,7 @@
     <w:name w:val="Grid Table 2"/>
     <w:basedOn w:val="TableNormal"/>
     <w:uiPriority w:val="47"/>
-    <w:rsid w:val="002D793B"/>
+    <w:rsid w:val="0046351C"/>
     <w:pPr>
       <w:spacing w:after="0" w:line="240" w:lineRule="auto"/>
     </w:pPr>
@@ -7544,7 +7282,7 @@
     <w:name w:val="Grid Table 2 Accent 1"/>
     <w:basedOn w:val="TableNormal"/>
     <w:uiPriority w:val="47"/>
-    <w:rsid w:val="002D793B"/>
+    <w:rsid w:val="0046351C"/>
     <w:pPr>
       <w:spacing w:after="0" w:line="240" w:lineRule="auto"/>
     </w:pPr>
@@ -7625,7 +7363,7 @@
     <w:name w:val="Grid Table 2 Accent 2"/>
     <w:basedOn w:val="TableNormal"/>
     <w:uiPriority w:val="47"/>
-    <w:rsid w:val="002D793B"/>
+    <w:rsid w:val="0046351C"/>
     <w:pPr>
       <w:spacing w:after="0" w:line="240" w:lineRule="auto"/>
     </w:pPr>
@@ -7706,7 +7444,7 @@
     <w:name w:val="Grid Table 2 Accent 3"/>
     <w:basedOn w:val="TableNormal"/>
     <w:uiPriority w:val="47"/>
-    <w:rsid w:val="002D793B"/>
+    <w:rsid w:val="0046351C"/>
     <w:pPr>
       <w:spacing w:after="0" w:line="240" w:lineRule="auto"/>
     </w:pPr>
@@ -7787,7 +7525,7 @@
     <w:name w:val="Grid Table 2 Accent 4"/>
     <w:basedOn w:val="TableNormal"/>
     <w:uiPriority w:val="47"/>
-    <w:rsid w:val="002D793B"/>
+    <w:rsid w:val="0046351C"/>
     <w:pPr>
       <w:spacing w:after="0" w:line="240" w:lineRule="auto"/>
     </w:pPr>
@@ -7868,7 +7606,7 @@
     <w:name w:val="Grid Table 2 Accent 5"/>
     <w:basedOn w:val="TableNormal"/>
     <w:uiPriority w:val="47"/>
-    <w:rsid w:val="002D793B"/>
+    <w:rsid w:val="0046351C"/>
     <w:pPr>
       <w:spacing w:after="0" w:line="240" w:lineRule="auto"/>
     </w:pPr>
@@ -7949,7 +7687,7 @@
     <w:name w:val="Grid Table 2 Accent 6"/>
     <w:basedOn w:val="TableNormal"/>
     <w:uiPriority w:val="47"/>
-    <w:rsid w:val="002D793B"/>
+    <w:rsid w:val="0046351C"/>
     <w:pPr>
       <w:spacing w:after="0" w:line="240" w:lineRule="auto"/>
     </w:pPr>
@@ -8030,7 +7768,7 @@
     <w:name w:val="Grid Table 3"/>
     <w:basedOn w:val="TableNormal"/>
     <w:uiPriority w:val="48"/>
-    <w:rsid w:val="002D793B"/>
+    <w:rsid w:val="0046351C"/>
     <w:pPr>
       <w:spacing w:after="0" w:line="240" w:lineRule="auto"/>
     </w:pPr>
@@ -8172,7 +7910,7 @@
     <w:name w:val="Grid Table 3 Accent 1"/>
     <w:basedOn w:val="TableNormal"/>
     <w:uiPriority w:val="48"/>
-    <w:rsid w:val="002D793B"/>
+    <w:rsid w:val="0046351C"/>
     <w:pPr>
       <w:spacing w:after="0" w:line="240" w:lineRule="auto"/>
     </w:pPr>
@@ -8314,7 +8052,7 @@
     <w:name w:val="Grid Table 3 Accent 2"/>
     <w:basedOn w:val="TableNormal"/>
     <w:uiPriority w:val="48"/>
-    <w:rsid w:val="002D793B"/>
+    <w:rsid w:val="0046351C"/>
     <w:pPr>
       <w:spacing w:after="0" w:line="240" w:lineRule="auto"/>
     </w:pPr>
@@ -8456,7 +8194,7 @@
     <w:name w:val="Grid Table 3 Accent 3"/>
     <w:basedOn w:val="TableNormal"/>
     <w:uiPriority w:val="48"/>
-    <w:rsid w:val="002D793B"/>
+    <w:rsid w:val="0046351C"/>
     <w:pPr>
       <w:spacing w:after="0" w:line="240" w:lineRule="auto"/>
     </w:pPr>
@@ -8598,7 +8336,7 @@
     <w:name w:val="Grid Table 3 Accent 4"/>
     <w:basedOn w:val="TableNormal"/>
     <w:uiPriority w:val="48"/>
-    <w:rsid w:val="002D793B"/>
+    <w:rsid w:val="0046351C"/>
     <w:pPr>
       <w:spacing w:after="0" w:line="240" w:lineRule="auto"/>
     </w:pPr>
@@ -8740,7 +8478,7 @@
     <w:name w:val="Grid Table 3 Accent 5"/>
     <w:basedOn w:val="TableNormal"/>
     <w:uiPriority w:val="48"/>
-    <w:rsid w:val="002D793B"/>
+    <w:rsid w:val="0046351C"/>
     <w:pPr>
       <w:spacing w:after="0" w:line="240" w:lineRule="auto"/>
     </w:pPr>
@@ -8882,7 +8620,7 @@
     <w:name w:val="Grid Table 3 Accent 6"/>
     <w:basedOn w:val="TableNormal"/>
     <w:uiPriority w:val="48"/>
-    <w:rsid w:val="002D793B"/>
+    <w:rsid w:val="0046351C"/>
     <w:pPr>
       <w:spacing w:after="0" w:line="240" w:lineRule="auto"/>
     </w:pPr>
@@ -9024,7 +8762,7 @@
     <w:name w:val="Grid Table 4"/>
     <w:basedOn w:val="TableNormal"/>
     <w:uiPriority w:val="49"/>
-    <w:rsid w:val="002D793B"/>
+    <w:rsid w:val="0046351C"/>
     <w:pPr>
       <w:spacing w:after="0" w:line="240" w:lineRule="auto"/>
     </w:pPr>
@@ -9106,7 +8844,7 @@
     <w:name w:val="Grid Table 4 Accent 1"/>
     <w:basedOn w:val="TableNormal"/>
     <w:uiPriority w:val="49"/>
-    <w:rsid w:val="002D793B"/>
+    <w:rsid w:val="0046351C"/>
     <w:pPr>
       <w:spacing w:after="0" w:line="240" w:lineRule="auto"/>
     </w:pPr>
@@ -9188,7 +8926,7 @@
     <w:name w:val="Grid Table 4 Accent 2"/>
     <w:basedOn w:val="TableNormal"/>
     <w:uiPriority w:val="49"/>
-    <w:rsid w:val="002D793B"/>
+    <w:rsid w:val="0046351C"/>
     <w:pPr>
       <w:spacing w:after="0" w:line="240" w:lineRule="auto"/>
     </w:pPr>
@@ -9270,7 +9008,7 @@
     <w:name w:val="Grid Table 4 Accent 3"/>
     <w:basedOn w:val="TableNormal"/>
     <w:uiPriority w:val="49"/>
-    <w:rsid w:val="002D793B"/>
+    <w:rsid w:val="0046351C"/>
     <w:pPr>
       <w:spacing w:after="0" w:line="240" w:lineRule="auto"/>
     </w:pPr>
@@ -9352,7 +9090,7 @@
     <w:name w:val="Grid Table 4 Accent 4"/>
     <w:basedOn w:val="TableNormal"/>
     <w:uiPriority w:val="49"/>
-    <w:rsid w:val="002D793B"/>
+    <w:rsid w:val="0046351C"/>
     <w:pPr>
       <w:spacing w:after="0" w:line="240" w:lineRule="auto"/>
     </w:pPr>
@@ -9434,7 +9172,7 @@
     <w:name w:val="Grid Table 4 Accent 5"/>
     <w:basedOn w:val="TableNormal"/>
     <w:uiPriority w:val="49"/>
-    <w:rsid w:val="002D793B"/>
+    <w:rsid w:val="0046351C"/>
     <w:pPr>
       <w:spacing w:after="0" w:line="240" w:lineRule="auto"/>
     </w:pPr>
@@ -9516,7 +9254,7 @@
     <w:name w:val="Grid Table 4 Accent 6"/>
     <w:basedOn w:val="TableNormal"/>
     <w:uiPriority w:val="49"/>
-    <w:rsid w:val="002D793B"/>
+    <w:rsid w:val="0046351C"/>
     <w:pPr>
       <w:spacing w:after="0" w:line="240" w:lineRule="auto"/>
     </w:pPr>
@@ -9598,7 +9336,7 @@
     <w:name w:val="Grid Table 5 Dark"/>
     <w:basedOn w:val="TableNormal"/>
     <w:uiPriority w:val="50"/>
-    <w:rsid w:val="002D793B"/>
+    <w:rsid w:val="0046351C"/>
     <w:pPr>
       <w:spacing w:after="0" w:line="240" w:lineRule="auto"/>
     </w:pPr>
@@ -9710,7 +9448,7 @@
     <w:name w:val="Grid Table 5 Dark Accent 1"/>
     <w:basedOn w:val="TableNormal"/>
     <w:uiPriority w:val="50"/>
-    <w:rsid w:val="002D793B"/>
+    <w:rsid w:val="0046351C"/>
     <w:pPr>
       <w:spacing w:after="0" w:line="240" w:lineRule="auto"/>
     </w:pPr>
@@ -9822,7 +9560,7 @@
     <w:name w:val="Grid Table 5 Dark Accent 2"/>
     <w:basedOn w:val="TableNormal"/>
     <w:uiPriority w:val="50"/>
-    <w:rsid w:val="002D793B"/>
+    <w:rsid w:val="0046351C"/>
     <w:pPr>
       <w:spacing w:after="0" w:line="240" w:lineRule="auto"/>
     </w:pPr>
@@ -9934,7 +9672,7 @@
     <w:name w:val="Grid Table 5 Dark Accent 3"/>
     <w:basedOn w:val="TableNormal"/>
     <w:uiPriority w:val="50"/>
-    <w:rsid w:val="002D793B"/>
+    <w:rsid w:val="0046351C"/>
     <w:pPr>
       <w:spacing w:after="0" w:line="240" w:lineRule="auto"/>
     </w:pPr>
@@ -10046,7 +9784,7 @@
     <w:name w:val="Grid Table 5 Dark Accent 4"/>
     <w:basedOn w:val="TableNormal"/>
     <w:uiPriority w:val="50"/>
-    <w:rsid w:val="002D793B"/>
+    <w:rsid w:val="0046351C"/>
     <w:pPr>
       <w:spacing w:after="0" w:line="240" w:lineRule="auto"/>
     </w:pPr>
@@ -10158,7 +9896,7 @@
     <w:name w:val="Grid Table 5 Dark Accent 5"/>
     <w:basedOn w:val="TableNormal"/>
     <w:uiPriority w:val="50"/>
-    <w:rsid w:val="002D793B"/>
+    <w:rsid w:val="0046351C"/>
     <w:pPr>
       <w:spacing w:after="0" w:line="240" w:lineRule="auto"/>
     </w:pPr>
@@ -10270,7 +10008,7 @@
     <w:name w:val="Grid Table 5 Dark Accent 6"/>
     <w:basedOn w:val="TableNormal"/>
     <w:uiPriority w:val="50"/>
-    <w:rsid w:val="002D793B"/>
+    <w:rsid w:val="0046351C"/>
     <w:pPr>
       <w:spacing w:after="0" w:line="240" w:lineRule="auto"/>
     </w:pPr>
@@ -10382,7 +10120,7 @@
     <w:name w:val="Grid Table 6 Colorful"/>
     <w:basedOn w:val="TableNormal"/>
     <w:uiPriority w:val="51"/>
-    <w:rsid w:val="002D793B"/>
+    <w:rsid w:val="0046351C"/>
     <w:pPr>
       <w:spacing w:after="0" w:line="240" w:lineRule="auto"/>
     </w:pPr>
@@ -10458,7 +10196,7 @@
     <w:name w:val="Grid Table 6 Colorful Accent 1"/>
     <w:basedOn w:val="TableNormal"/>
     <w:uiPriority w:val="51"/>
-    <w:rsid w:val="002D793B"/>
+    <w:rsid w:val="0046351C"/>
     <w:pPr>
       <w:spacing w:after="0" w:line="240" w:lineRule="auto"/>
     </w:pPr>
@@ -10534,7 +10272,7 @@
     <w:name w:val="Grid Table 6 Colorful Accent 2"/>
     <w:basedOn w:val="TableNormal"/>
     <w:uiPriority w:val="51"/>
-    <w:rsid w:val="002D793B"/>
+    <w:rsid w:val="0046351C"/>
     <w:pPr>
       <w:spacing w:after="0" w:line="240" w:lineRule="auto"/>
     </w:pPr>
@@ -10610,7 +10348,7 @@
     <w:name w:val="Grid Table 6 Colorful Accent 3"/>
     <w:basedOn w:val="TableNormal"/>
     <w:uiPriority w:val="51"/>
-    <w:rsid w:val="002D793B"/>
+    <w:rsid w:val="0046351C"/>
     <w:pPr>
       <w:spacing w:after="0" w:line="240" w:lineRule="auto"/>
     </w:pPr>
@@ -10686,7 +10424,7 @@
     <w:name w:val="Grid Table 6 Colorful Accent 4"/>
     <w:basedOn w:val="TableNormal"/>
     <w:uiPriority w:val="51"/>
-    <w:rsid w:val="002D793B"/>
+    <w:rsid w:val="0046351C"/>
     <w:pPr>
       <w:spacing w:after="0" w:line="240" w:lineRule="auto"/>
     </w:pPr>
@@ -10762,7 +10500,7 @@
     <w:name w:val="Grid Table 6 Colorful Accent 5"/>
     <w:basedOn w:val="TableNormal"/>
     <w:uiPriority w:val="51"/>
-    <w:rsid w:val="002D793B"/>
+    <w:rsid w:val="0046351C"/>
     <w:pPr>
       <w:spacing w:after="0" w:line="240" w:lineRule="auto"/>
     </w:pPr>
@@ -10838,7 +10576,7 @@
     <w:name w:val="Grid Table 6 Colorful Accent 6"/>
     <w:basedOn w:val="TableNormal"/>
     <w:uiPriority w:val="51"/>
-    <w:rsid w:val="002D793B"/>
+    <w:rsid w:val="0046351C"/>
     <w:pPr>
       <w:spacing w:after="0" w:line="240" w:lineRule="auto"/>
     </w:pPr>
@@ -10914,7 +10652,7 @@
     <w:name w:val="Grid Table 7 Colorful"/>
     <w:basedOn w:val="TableNormal"/>
     <w:uiPriority w:val="52"/>
-    <w:rsid w:val="002D793B"/>
+    <w:rsid w:val="0046351C"/>
     <w:pPr>
       <w:spacing w:after="0" w:line="240" w:lineRule="auto"/>
     </w:pPr>
@@ -11057,7 +10795,7 @@
     <w:name w:val="Grid Table 7 Colorful Accent 1"/>
     <w:basedOn w:val="TableNormal"/>
     <w:uiPriority w:val="52"/>
-    <w:rsid w:val="002D793B"/>
+    <w:rsid w:val="0046351C"/>
     <w:pPr>
       <w:spacing w:after="0" w:line="240" w:lineRule="auto"/>
     </w:pPr>
@@ -11200,7 +10938,7 @@
     <w:name w:val="Grid Table 7 Colorful Accent 2"/>
     <w:basedOn w:val="TableNormal"/>
     <w:uiPriority w:val="52"/>
-    <w:rsid w:val="002D793B"/>
+    <w:rsid w:val="0046351C"/>
     <w:pPr>
       <w:spacing w:after="0" w:line="240" w:lineRule="auto"/>
     </w:pPr>
@@ -11343,7 +11081,7 @@
     <w:name w:val="Grid Table 7 Colorful Accent 3"/>
     <w:basedOn w:val="TableNormal"/>
     <w:uiPriority w:val="52"/>
-    <w:rsid w:val="002D793B"/>
+    <w:rsid w:val="0046351C"/>
     <w:pPr>
       <w:spacing w:after="0" w:line="240" w:lineRule="auto"/>
     </w:pPr>
@@ -11486,7 +11224,7 @@
     <w:name w:val="Grid Table 7 Colorful Accent 4"/>
     <w:basedOn w:val="TableNormal"/>
     <w:uiPriority w:val="52"/>
-    <w:rsid w:val="002D793B"/>
+    <w:rsid w:val="0046351C"/>
     <w:pPr>
       <w:spacing w:after="0" w:line="240" w:lineRule="auto"/>
     </w:pPr>
@@ -11629,7 +11367,7 @@
     <w:name w:val="Grid Table 7 Colorful Accent 5"/>
     <w:basedOn w:val="TableNormal"/>
     <w:uiPriority w:val="52"/>
-    <w:rsid w:val="002D793B"/>
+    <w:rsid w:val="0046351C"/>
     <w:pPr>
       <w:spacing w:after="0" w:line="240" w:lineRule="auto"/>
     </w:pPr>
@@ -11772,7 +11510,7 @@
     <w:name w:val="Grid Table 7 Colorful Accent 6"/>
     <w:basedOn w:val="TableNormal"/>
     <w:uiPriority w:val="52"/>
-    <w:rsid w:val="002D793B"/>
+    <w:rsid w:val="0046351C"/>
     <w:pPr>
       <w:spacing w:after="0" w:line="240" w:lineRule="auto"/>
     </w:pPr>
@@ -11917,7 +11655,7 @@
     <w:uiPriority w:val="99"/>
     <w:semiHidden/>
     <w:unhideWhenUsed/>
-    <w:rsid w:val="002D793B"/>
+    <w:rsid w:val="0046351C"/>
     <w:rPr>
       <w:color w:val="2B579A"/>
       <w:sz w:val="16"/>
@@ -11930,7 +11668,7 @@
     <w:uiPriority w:val="99"/>
     <w:semiHidden/>
     <w:unhideWhenUsed/>
-    <w:rsid w:val="002D793B"/>
+    <w:rsid w:val="0046351C"/>
     <w:rPr>
       <w:sz w:val="16"/>
     </w:rPr>
@@ -11942,7 +11680,7 @@
     <w:uiPriority w:val="99"/>
     <w:semiHidden/>
     <w:unhideWhenUsed/>
-    <w:rsid w:val="002D793B"/>
+    <w:rsid w:val="0046351C"/>
     <w:pPr>
       <w:spacing w:after="0" w:line="240" w:lineRule="auto"/>
     </w:pPr>
@@ -11957,7 +11695,7 @@
     <w:link w:val="HTMLAddress"/>
     <w:uiPriority w:val="99"/>
     <w:semiHidden/>
-    <w:rsid w:val="002D793B"/>
+    <w:rsid w:val="0046351C"/>
     <w:rPr>
       <w:rFonts w:eastAsiaTheme="minorHAnsi"/>
       <w:i/>
@@ -11974,7 +11712,7 @@
     <w:uiPriority w:val="99"/>
     <w:semiHidden/>
     <w:unhideWhenUsed/>
-    <w:rsid w:val="002D793B"/>
+    <w:rsid w:val="0046351C"/>
     <w:rPr>
       <w:i/>
       <w:iCs/>
@@ -11987,7 +11725,7 @@
     <w:uiPriority w:val="99"/>
     <w:semiHidden/>
     <w:unhideWhenUsed/>
-    <w:rsid w:val="002D793B"/>
+    <w:rsid w:val="0046351C"/>
     <w:rPr>
       <w:rFonts w:ascii="Consolas" w:hAnsi="Consolas"/>
       <w:sz w:val="16"/>
@@ -12000,7 +11738,7 @@
     <w:uiPriority w:val="99"/>
     <w:semiHidden/>
     <w:unhideWhenUsed/>
-    <w:rsid w:val="002D793B"/>
+    <w:rsid w:val="0046351C"/>
     <w:rPr>
       <w:i/>
       <w:iCs/>
@@ -12013,7 +11751,7 @@
     <w:uiPriority w:val="99"/>
     <w:semiHidden/>
     <w:unhideWhenUsed/>
-    <w:rsid w:val="002D793B"/>
+    <w:rsid w:val="0046351C"/>
     <w:rPr>
       <w:rFonts w:ascii="Consolas" w:hAnsi="Consolas"/>
       <w:sz w:val="16"/>
@@ -12027,7 +11765,7 @@
     <w:uiPriority w:val="99"/>
     <w:semiHidden/>
     <w:unhideWhenUsed/>
-    <w:rsid w:val="002D793B"/>
+    <w:rsid w:val="0046351C"/>
     <w:pPr>
       <w:spacing w:after="0" w:line="240" w:lineRule="auto"/>
     </w:pPr>
@@ -12042,7 +11780,7 @@
     <w:link w:val="HTMLPreformatted"/>
     <w:uiPriority w:val="99"/>
     <w:semiHidden/>
-    <w:rsid w:val="002D793B"/>
+    <w:rsid w:val="0046351C"/>
     <w:rPr>
       <w:rFonts w:ascii="Consolas" w:eastAsiaTheme="minorHAnsi" w:hAnsi="Consolas"/>
       <w:color w:val="4D614C" w:themeColor="text1"/>
@@ -12057,7 +11795,7 @@
     <w:uiPriority w:val="99"/>
     <w:semiHidden/>
     <w:unhideWhenUsed/>
-    <w:rsid w:val="002D793B"/>
+    <w:rsid w:val="0046351C"/>
     <w:rPr>
       <w:rFonts w:ascii="Consolas" w:hAnsi="Consolas"/>
       <w:sz w:val="16"/>
@@ -12070,7 +11808,7 @@
     <w:uiPriority w:val="99"/>
     <w:semiHidden/>
     <w:unhideWhenUsed/>
-    <w:rsid w:val="002D793B"/>
+    <w:rsid w:val="0046351C"/>
     <w:rPr>
       <w:rFonts w:ascii="Consolas" w:hAnsi="Consolas"/>
       <w:sz w:val="16"/>
@@ -12083,7 +11821,7 @@
     <w:uiPriority w:val="99"/>
     <w:semiHidden/>
     <w:unhideWhenUsed/>
-    <w:rsid w:val="002D793B"/>
+    <w:rsid w:val="0046351C"/>
     <w:rPr>
       <w:i/>
       <w:iCs/>
@@ -12097,7 +11835,7 @@
     <w:semiHidden/>
     <w:unhideWhenUsed/>
     <w:qFormat/>
-    <w:rsid w:val="002D793B"/>
+    <w:rsid w:val="0046351C"/>
     <w:rPr>
       <w:color w:val="4D614C" w:themeColor="hyperlink"/>
       <w:sz w:val="16"/>
@@ -12112,7 +11850,7 @@
     <w:uiPriority w:val="99"/>
     <w:semiHidden/>
     <w:unhideWhenUsed/>
-    <w:rsid w:val="002D793B"/>
+    <w:rsid w:val="0046351C"/>
     <w:pPr>
       <w:spacing w:after="0" w:line="240" w:lineRule="auto"/>
       <w:ind w:left="240" w:hanging="240"/>
@@ -12126,7 +11864,7 @@
     <w:uiPriority w:val="99"/>
     <w:semiHidden/>
     <w:unhideWhenUsed/>
-    <w:rsid w:val="002D793B"/>
+    <w:rsid w:val="0046351C"/>
     <w:pPr>
       <w:spacing w:after="0" w:line="240" w:lineRule="auto"/>
       <w:ind w:left="480" w:hanging="240"/>
@@ -12140,7 +11878,7 @@
     <w:uiPriority w:val="99"/>
     <w:semiHidden/>
     <w:unhideWhenUsed/>
-    <w:rsid w:val="002D793B"/>
+    <w:rsid w:val="0046351C"/>
     <w:pPr>
       <w:spacing w:after="0" w:line="240" w:lineRule="auto"/>
       <w:ind w:left="720" w:hanging="240"/>
@@ -12154,7 +11892,7 @@
     <w:uiPriority w:val="99"/>
     <w:semiHidden/>
     <w:unhideWhenUsed/>
-    <w:rsid w:val="002D793B"/>
+    <w:rsid w:val="0046351C"/>
     <w:pPr>
       <w:spacing w:after="0" w:line="240" w:lineRule="auto"/>
       <w:ind w:left="960" w:hanging="240"/>
@@ -12168,7 +11906,7 @@
     <w:uiPriority w:val="99"/>
     <w:semiHidden/>
     <w:unhideWhenUsed/>
-    <w:rsid w:val="002D793B"/>
+    <w:rsid w:val="0046351C"/>
     <w:pPr>
       <w:spacing w:after="0" w:line="240" w:lineRule="auto"/>
       <w:ind w:left="1200" w:hanging="240"/>
@@ -12182,7 +11920,7 @@
     <w:uiPriority w:val="99"/>
     <w:semiHidden/>
     <w:unhideWhenUsed/>
-    <w:rsid w:val="002D793B"/>
+    <w:rsid w:val="0046351C"/>
     <w:pPr>
       <w:spacing w:after="0" w:line="240" w:lineRule="auto"/>
       <w:ind w:left="1440" w:hanging="240"/>
@@ -12196,7 +11934,7 @@
     <w:uiPriority w:val="99"/>
     <w:semiHidden/>
     <w:unhideWhenUsed/>
-    <w:rsid w:val="002D793B"/>
+    <w:rsid w:val="0046351C"/>
     <w:pPr>
       <w:spacing w:after="0" w:line="240" w:lineRule="auto"/>
       <w:ind w:left="1680" w:hanging="240"/>
@@ -12210,7 +11948,7 @@
     <w:uiPriority w:val="99"/>
     <w:semiHidden/>
     <w:unhideWhenUsed/>
-    <w:rsid w:val="002D793B"/>
+    <w:rsid w:val="0046351C"/>
     <w:pPr>
       <w:spacing w:after="0" w:line="240" w:lineRule="auto"/>
       <w:ind w:left="1920" w:hanging="240"/>
@@ -12224,7 +11962,7 @@
     <w:uiPriority w:val="99"/>
     <w:semiHidden/>
     <w:unhideWhenUsed/>
-    <w:rsid w:val="002D793B"/>
+    <w:rsid w:val="0046351C"/>
     <w:pPr>
       <w:spacing w:after="0" w:line="240" w:lineRule="auto"/>
       <w:ind w:left="2160" w:hanging="240"/>
@@ -12237,7 +11975,7 @@
     <w:uiPriority w:val="99"/>
     <w:semiHidden/>
     <w:unhideWhenUsed/>
-    <w:rsid w:val="002D793B"/>
+    <w:rsid w:val="0046351C"/>
     <w:rPr>
       <w:rFonts w:asciiTheme="majorHAnsi" w:eastAsiaTheme="majorEastAsia" w:hAnsiTheme="majorHAnsi" w:cstheme="majorBidi"/>
       <w:b/>
@@ -12250,7 +11988,7 @@
     <w:uiPriority w:val="62"/>
     <w:semiHidden/>
     <w:unhideWhenUsed/>
-    <w:rsid w:val="002D793B"/>
+    <w:rsid w:val="0046351C"/>
     <w:pPr>
       <w:spacing w:after="0" w:line="240" w:lineRule="auto"/>
     </w:pPr>
@@ -12381,7 +12119,7 @@
     <w:uiPriority w:val="62"/>
     <w:semiHidden/>
     <w:unhideWhenUsed/>
-    <w:rsid w:val="002D793B"/>
+    <w:rsid w:val="0046351C"/>
     <w:pPr>
       <w:spacing w:after="0" w:line="240" w:lineRule="auto"/>
     </w:pPr>
@@ -12512,7 +12250,7 @@
     <w:uiPriority w:val="62"/>
     <w:semiHidden/>
     <w:unhideWhenUsed/>
-    <w:rsid w:val="002D793B"/>
+    <w:rsid w:val="0046351C"/>
     <w:pPr>
       <w:spacing w:after="0" w:line="240" w:lineRule="auto"/>
     </w:pPr>
@@ -12643,7 +12381,7 @@
     <w:uiPriority w:val="62"/>
     <w:semiHidden/>
     <w:unhideWhenUsed/>
-    <w:rsid w:val="002D793B"/>
+    <w:rsid w:val="0046351C"/>
     <w:pPr>
       <w:spacing w:after="0" w:line="240" w:lineRule="auto"/>
     </w:pPr>
@@ -12774,7 +12512,7 @@
     <w:uiPriority w:val="62"/>
     <w:semiHidden/>
     <w:unhideWhenUsed/>
-    <w:rsid w:val="002D793B"/>
+    <w:rsid w:val="0046351C"/>
     <w:pPr>
       <w:spacing w:after="0" w:line="240" w:lineRule="auto"/>
     </w:pPr>
@@ -12905,7 +12643,7 @@
     <w:uiPriority w:val="62"/>
     <w:semiHidden/>
     <w:unhideWhenUsed/>
-    <w:rsid w:val="002D793B"/>
+    <w:rsid w:val="0046351C"/>
     <w:pPr>
       <w:spacing w:after="0" w:line="240" w:lineRule="auto"/>
     </w:pPr>
@@ -13036,7 +12774,7 @@
     <w:uiPriority w:val="62"/>
     <w:semiHidden/>
     <w:unhideWhenUsed/>
-    <w:rsid w:val="002D793B"/>
+    <w:rsid w:val="0046351C"/>
     <w:pPr>
       <w:spacing w:after="0" w:line="240" w:lineRule="auto"/>
     </w:pPr>
@@ -13167,7 +12905,7 @@
     <w:uiPriority w:val="61"/>
     <w:semiHidden/>
     <w:unhideWhenUsed/>
-    <w:rsid w:val="002D793B"/>
+    <w:rsid w:val="0046351C"/>
     <w:pPr>
       <w:spacing w:after="0" w:line="240" w:lineRule="auto"/>
     </w:pPr>
@@ -13260,7 +12998,7 @@
     <w:uiPriority w:val="61"/>
     <w:semiHidden/>
     <w:unhideWhenUsed/>
-    <w:rsid w:val="002D793B"/>
+    <w:rsid w:val="0046351C"/>
     <w:pPr>
       <w:spacing w:after="0" w:line="240" w:lineRule="auto"/>
     </w:pPr>
@@ -13353,7 +13091,7 @@
     <w:uiPriority w:val="61"/>
     <w:semiHidden/>
     <w:unhideWhenUsed/>
-    <w:rsid w:val="002D793B"/>
+    <w:rsid w:val="0046351C"/>
     <w:pPr>
       <w:spacing w:after="0" w:line="240" w:lineRule="auto"/>
     </w:pPr>
@@ -13446,7 +13184,7 @@
     <w:uiPriority w:val="61"/>
     <w:semiHidden/>
     <w:unhideWhenUsed/>
-    <w:rsid w:val="002D793B"/>
+    <w:rsid w:val="0046351C"/>
     <w:pPr>
       <w:spacing w:after="0" w:line="240" w:lineRule="auto"/>
     </w:pPr>
@@ -13539,7 +13277,7 @@
     <w:uiPriority w:val="61"/>
     <w:semiHidden/>
     <w:unhideWhenUsed/>
-    <w:rsid w:val="002D793B"/>
+    <w:rsid w:val="0046351C"/>
     <w:pPr>
       <w:spacing w:after="0" w:line="240" w:lineRule="auto"/>
     </w:pPr>
@@ -13632,7 +13370,7 @@
     <w:uiPriority w:val="61"/>
     <w:semiHidden/>
     <w:unhideWhenUsed/>
-    <w:rsid w:val="002D793B"/>
+    <w:rsid w:val="0046351C"/>
     <w:pPr>
       <w:spacing w:after="0" w:line="240" w:lineRule="auto"/>
     </w:pPr>
@@ -13725,7 +13463,7 @@
     <w:uiPriority w:val="61"/>
     <w:semiHidden/>
     <w:unhideWhenUsed/>
-    <w:rsid w:val="002D793B"/>
+    <w:rsid w:val="0046351C"/>
     <w:pPr>
       <w:spacing w:after="0" w:line="240" w:lineRule="auto"/>
     </w:pPr>
@@ -13818,7 +13556,7 @@
     <w:uiPriority w:val="60"/>
     <w:semiHidden/>
     <w:unhideWhenUsed/>
-    <w:rsid w:val="002D793B"/>
+    <w:rsid w:val="0046351C"/>
     <w:pPr>
       <w:spacing w:after="0" w:line="240" w:lineRule="auto"/>
     </w:pPr>
@@ -13920,7 +13658,7 @@
     <w:uiPriority w:val="60"/>
     <w:semiHidden/>
     <w:unhideWhenUsed/>
-    <w:rsid w:val="002D793B"/>
+    <w:rsid w:val="0046351C"/>
     <w:pPr>
       <w:spacing w:after="0" w:line="240" w:lineRule="auto"/>
     </w:pPr>
@@ -14022,7 +13760,7 @@
     <w:uiPriority w:val="60"/>
     <w:semiHidden/>
     <w:unhideWhenUsed/>
-    <w:rsid w:val="002D793B"/>
+    <w:rsid w:val="0046351C"/>
     <w:pPr>
       <w:spacing w:after="0" w:line="240" w:lineRule="auto"/>
     </w:pPr>
@@ -14124,7 +13862,7 @@
     <w:uiPriority w:val="60"/>
     <w:semiHidden/>
     <w:unhideWhenUsed/>
-    <w:rsid w:val="002D793B"/>
+    <w:rsid w:val="0046351C"/>
     <w:pPr>
       <w:spacing w:after="0" w:line="240" w:lineRule="auto"/>
     </w:pPr>
@@ -14226,7 +13964,7 @@
     <w:uiPriority w:val="60"/>
     <w:semiHidden/>
     <w:unhideWhenUsed/>
-    <w:rsid w:val="002D793B"/>
+    <w:rsid w:val="0046351C"/>
     <w:pPr>
       <w:spacing w:after="0" w:line="240" w:lineRule="auto"/>
     </w:pPr>
@@ -14328,7 +14066,7 @@
     <w:uiPriority w:val="60"/>
     <w:semiHidden/>
     <w:unhideWhenUsed/>
-    <w:rsid w:val="002D793B"/>
+    <w:rsid w:val="0046351C"/>
     <w:pPr>
       <w:spacing w:after="0" w:line="240" w:lineRule="auto"/>
     </w:pPr>
@@ -14430,7 +14168,7 @@
     <w:uiPriority w:val="60"/>
     <w:semiHidden/>
     <w:unhideWhenUsed/>
-    <w:rsid w:val="002D793B"/>
+    <w:rsid w:val="0046351C"/>
     <w:pPr>
       <w:spacing w:after="0" w:line="240" w:lineRule="auto"/>
     </w:pPr>
@@ -14532,7 +14270,7 @@
     <w:uiPriority w:val="99"/>
     <w:semiHidden/>
     <w:unhideWhenUsed/>
-    <w:rsid w:val="002D793B"/>
+    <w:rsid w:val="0046351C"/>
     <w:rPr>
       <w:sz w:val="16"/>
     </w:rPr>
@@ -14543,7 +14281,7 @@
     <w:uiPriority w:val="99"/>
     <w:semiHidden/>
     <w:unhideWhenUsed/>
-    <w:rsid w:val="002D793B"/>
+    <w:rsid w:val="0046351C"/>
     <w:pPr>
       <w:ind w:left="360" w:hanging="360"/>
       <w:contextualSpacing/>
@@ -14555,7 +14293,7 @@
     <w:uiPriority w:val="99"/>
     <w:semiHidden/>
     <w:unhideWhenUsed/>
-    <w:rsid w:val="002D793B"/>
+    <w:rsid w:val="0046351C"/>
     <w:pPr>
       <w:ind w:left="720" w:hanging="360"/>
       <w:contextualSpacing/>
@@ -14567,7 +14305,7 @@
     <w:uiPriority w:val="99"/>
     <w:semiHidden/>
     <w:unhideWhenUsed/>
-    <w:rsid w:val="002D793B"/>
+    <w:rsid w:val="0046351C"/>
     <w:pPr>
       <w:ind w:left="1080" w:hanging="360"/>
       <w:contextualSpacing/>
@@ -14579,7 +14317,7 @@
     <w:uiPriority w:val="99"/>
     <w:semiHidden/>
     <w:unhideWhenUsed/>
-    <w:rsid w:val="002D793B"/>
+    <w:rsid w:val="0046351C"/>
     <w:pPr>
       <w:ind w:left="1440" w:hanging="360"/>
       <w:contextualSpacing/>
@@ -14591,7 +14329,7 @@
     <w:uiPriority w:val="99"/>
     <w:semiHidden/>
     <w:unhideWhenUsed/>
-    <w:rsid w:val="002D793B"/>
+    <w:rsid w:val="0046351C"/>
     <w:pPr>
       <w:ind w:left="1800" w:hanging="360"/>
       <w:contextualSpacing/>
@@ -14603,7 +14341,7 @@
     <w:uiPriority w:val="99"/>
     <w:semiHidden/>
     <w:unhideWhenUsed/>
-    <w:rsid w:val="002D793B"/>
+    <w:rsid w:val="0046351C"/>
     <w:pPr>
       <w:numPr>
         <w:numId w:val="6"/>
@@ -14617,7 +14355,7 @@
     <w:uiPriority w:val="99"/>
     <w:semiHidden/>
     <w:unhideWhenUsed/>
-    <w:rsid w:val="002D793B"/>
+    <w:rsid w:val="0046351C"/>
     <w:pPr>
       <w:numPr>
         <w:numId w:val="7"/>
@@ -14631,7 +14369,7 @@
     <w:uiPriority w:val="99"/>
     <w:semiHidden/>
     <w:unhideWhenUsed/>
-    <w:rsid w:val="002D793B"/>
+    <w:rsid w:val="0046351C"/>
     <w:pPr>
       <w:numPr>
         <w:numId w:val="8"/>
@@ -14645,7 +14383,7 @@
     <w:uiPriority w:val="99"/>
     <w:semiHidden/>
     <w:unhideWhenUsed/>
-    <w:rsid w:val="002D793B"/>
+    <w:rsid w:val="0046351C"/>
     <w:pPr>
       <w:numPr>
         <w:numId w:val="9"/>
@@ -14659,7 +14397,7 @@
     <w:uiPriority w:val="99"/>
     <w:semiHidden/>
     <w:unhideWhenUsed/>
-    <w:rsid w:val="002D793B"/>
+    <w:rsid w:val="0046351C"/>
     <w:pPr>
       <w:numPr>
         <w:numId w:val="10"/>
@@ -14673,7 +14411,7 @@
     <w:uiPriority w:val="99"/>
     <w:semiHidden/>
     <w:unhideWhenUsed/>
-    <w:rsid w:val="002D793B"/>
+    <w:rsid w:val="0046351C"/>
     <w:pPr>
       <w:spacing w:after="120"/>
       <w:ind w:left="360"/>
@@ -14686,7 +14424,7 @@
     <w:uiPriority w:val="99"/>
     <w:semiHidden/>
     <w:unhideWhenUsed/>
-    <w:rsid w:val="002D793B"/>
+    <w:rsid w:val="0046351C"/>
     <w:pPr>
       <w:spacing w:after="120"/>
       <w:ind w:left="720"/>
@@ -14699,7 +14437,7 @@
     <w:uiPriority w:val="99"/>
     <w:semiHidden/>
     <w:unhideWhenUsed/>
-    <w:rsid w:val="002D793B"/>
+    <w:rsid w:val="0046351C"/>
     <w:pPr>
       <w:spacing w:after="120"/>
       <w:ind w:left="1080"/>
@@ -14712,7 +14450,7 @@
     <w:uiPriority w:val="99"/>
     <w:semiHidden/>
     <w:unhideWhenUsed/>
-    <w:rsid w:val="002D793B"/>
+    <w:rsid w:val="0046351C"/>
     <w:pPr>
       <w:spacing w:after="120"/>
       <w:ind w:left="1440"/>
@@ -14725,7 +14463,7 @@
     <w:uiPriority w:val="99"/>
     <w:semiHidden/>
     <w:unhideWhenUsed/>
-    <w:rsid w:val="002D793B"/>
+    <w:rsid w:val="0046351C"/>
     <w:pPr>
       <w:spacing w:after="120"/>
       <w:ind w:left="1800"/>
@@ -14738,7 +14476,7 @@
     <w:uiPriority w:val="99"/>
     <w:semiHidden/>
     <w:unhideWhenUsed/>
-    <w:rsid w:val="002D793B"/>
+    <w:rsid w:val="0046351C"/>
     <w:pPr>
       <w:numPr>
         <w:numId w:val="11"/>
@@ -14752,7 +14490,7 @@
     <w:uiPriority w:val="99"/>
     <w:semiHidden/>
     <w:unhideWhenUsed/>
-    <w:rsid w:val="002D793B"/>
+    <w:rsid w:val="0046351C"/>
     <w:pPr>
       <w:numPr>
         <w:numId w:val="12"/>
@@ -14766,7 +14504,7 @@
     <w:uiPriority w:val="99"/>
     <w:semiHidden/>
     <w:unhideWhenUsed/>
-    <w:rsid w:val="002D793B"/>
+    <w:rsid w:val="0046351C"/>
     <w:pPr>
       <w:numPr>
         <w:numId w:val="13"/>
@@ -14780,7 +14518,7 @@
     <w:uiPriority w:val="99"/>
     <w:semiHidden/>
     <w:unhideWhenUsed/>
-    <w:rsid w:val="002D793B"/>
+    <w:rsid w:val="0046351C"/>
     <w:pPr>
       <w:numPr>
         <w:numId w:val="14"/>
@@ -14794,7 +14532,7 @@
     <w:uiPriority w:val="99"/>
     <w:semiHidden/>
     <w:unhideWhenUsed/>
-    <w:rsid w:val="002D793B"/>
+    <w:rsid w:val="0046351C"/>
     <w:pPr>
       <w:numPr>
         <w:numId w:val="15"/>
@@ -14806,7 +14544,7 @@
     <w:name w:val="List Table 1 Light"/>
     <w:basedOn w:val="TableNormal"/>
     <w:uiPriority w:val="46"/>
-    <w:rsid w:val="002D793B"/>
+    <w:rsid w:val="0046351C"/>
     <w:pPr>
       <w:spacing w:after="0" w:line="240" w:lineRule="auto"/>
     </w:pPr>
@@ -14873,7 +14611,7 @@
     <w:name w:val="List Table 1 Light Accent 3"/>
     <w:basedOn w:val="TableNormal"/>
     <w:uiPriority w:val="46"/>
-    <w:rsid w:val="002D793B"/>
+    <w:rsid w:val="0046351C"/>
     <w:pPr>
       <w:spacing w:after="0" w:line="240" w:lineRule="auto"/>
     </w:pPr>
@@ -14940,7 +14678,7 @@
     <w:name w:val="List Table 1 Light Accent 4"/>
     <w:basedOn w:val="TableNormal"/>
     <w:uiPriority w:val="46"/>
-    <w:rsid w:val="002D793B"/>
+    <w:rsid w:val="0046351C"/>
     <w:pPr>
       <w:spacing w:after="0" w:line="240" w:lineRule="auto"/>
     </w:pPr>
@@ -15007,7 +14745,7 @@
     <w:name w:val="List Table 1 Light Accent 5"/>
     <w:basedOn w:val="TableNormal"/>
     <w:uiPriority w:val="46"/>
-    <w:rsid w:val="002D793B"/>
+    <w:rsid w:val="0046351C"/>
     <w:pPr>
       <w:spacing w:after="0" w:line="240" w:lineRule="auto"/>
     </w:pPr>
@@ -15074,7 +14812,7 @@
     <w:name w:val="List Table 1 Light Accent 6"/>
     <w:basedOn w:val="TableNormal"/>
     <w:uiPriority w:val="46"/>
-    <w:rsid w:val="002D793B"/>
+    <w:rsid w:val="0046351C"/>
     <w:pPr>
       <w:spacing w:after="0" w:line="240" w:lineRule="auto"/>
     </w:pPr>
@@ -15141,7 +14879,7 @@
     <w:name w:val="List Table 2"/>
     <w:basedOn w:val="TableNormal"/>
     <w:uiPriority w:val="47"/>
-    <w:rsid w:val="002D793B"/>
+    <w:rsid w:val="0046351C"/>
     <w:pPr>
       <w:spacing w:after="0" w:line="240" w:lineRule="auto"/>
     </w:pPr>
@@ -15201,7 +14939,7 @@
     <w:name w:val="List Table 2 Accent 1"/>
     <w:basedOn w:val="TableNormal"/>
     <w:uiPriority w:val="47"/>
-    <w:rsid w:val="002D793B"/>
+    <w:rsid w:val="0046351C"/>
     <w:pPr>
       <w:spacing w:after="0" w:line="240" w:lineRule="auto"/>
     </w:pPr>
@@ -15261,7 +14999,7 @@
     <w:name w:val="List Table 2 Accent 2"/>
     <w:basedOn w:val="TableNormal"/>
     <w:uiPriority w:val="47"/>
-    <w:rsid w:val="002D793B"/>
+    <w:rsid w:val="0046351C"/>
     <w:pPr>
       <w:spacing w:after="0" w:line="240" w:lineRule="auto"/>
     </w:pPr>
@@ -15321,7 +15059,7 @@
     <w:name w:val="List Table 2 Accent 3"/>
     <w:basedOn w:val="TableNormal"/>
     <w:uiPriority w:val="47"/>
-    <w:rsid w:val="002D793B"/>
+    <w:rsid w:val="0046351C"/>
     <w:pPr>
       <w:spacing w:after="0" w:line="240" w:lineRule="auto"/>
     </w:pPr>
@@ -15381,7 +15119,7 @@
     <w:name w:val="List Table 2 Accent 4"/>
     <w:basedOn w:val="TableNormal"/>
     <w:uiPriority w:val="47"/>
-    <w:rsid w:val="002D793B"/>
+    <w:rsid w:val="0046351C"/>
     <w:pPr>
       <w:spacing w:after="0" w:line="240" w:lineRule="auto"/>
     </w:pPr>
@@ -15441,7 +15179,7 @@
     <w:name w:val="List Table 2 Accent 5"/>
     <w:basedOn w:val="TableNormal"/>
     <w:uiPriority w:val="47"/>
-    <w:rsid w:val="002D793B"/>
+    <w:rsid w:val="0046351C"/>
     <w:pPr>
       <w:spacing w:after="0" w:line="240" w:lineRule="auto"/>
     </w:pPr>
@@ -15501,7 +15239,7 @@
     <w:name w:val="List Table 2 Accent 6"/>
     <w:basedOn w:val="TableNormal"/>
     <w:uiPriority w:val="47"/>
-    <w:rsid w:val="002D793B"/>
+    <w:rsid w:val="0046351C"/>
     <w:pPr>
       <w:spacing w:after="0" w:line="240" w:lineRule="auto"/>
     </w:pPr>
@@ -15561,7 +15299,7 @@
     <w:name w:val="List Table 3"/>
     <w:basedOn w:val="TableNormal"/>
     <w:uiPriority w:val="48"/>
-    <w:rsid w:val="002D793B"/>
+    <w:rsid w:val="0046351C"/>
     <w:pPr>
       <w:spacing w:after="0" w:line="240" w:lineRule="auto"/>
     </w:pPr>
@@ -15691,7 +15429,7 @@
     <w:name w:val="List Table 3 Accent 1"/>
     <w:basedOn w:val="TableNormal"/>
     <w:uiPriority w:val="48"/>
-    <w:rsid w:val="002D793B"/>
+    <w:rsid w:val="0046351C"/>
     <w:pPr>
       <w:spacing w:after="0" w:line="240" w:lineRule="auto"/>
     </w:pPr>
@@ -15821,7 +15559,7 @@
     <w:name w:val="List Table 3 Accent 2"/>
     <w:basedOn w:val="TableNormal"/>
     <w:uiPriority w:val="48"/>
-    <w:rsid w:val="002D793B"/>
+    <w:rsid w:val="0046351C"/>
     <w:pPr>
       <w:spacing w:after="0" w:line="240" w:lineRule="auto"/>
     </w:pPr>
@@ -15951,7 +15689,7 @@
     <w:name w:val="List Table 3 Accent 3"/>
     <w:basedOn w:val="TableNormal"/>
     <w:uiPriority w:val="48"/>
-    <w:rsid w:val="002D793B"/>
+    <w:rsid w:val="0046351C"/>
     <w:pPr>
       <w:spacing w:after="0" w:line="240" w:lineRule="auto"/>
     </w:pPr>
@@ -16081,7 +15819,7 @@
     <w:name w:val="List Table 3 Accent 4"/>
     <w:basedOn w:val="TableNormal"/>
     <w:uiPriority w:val="48"/>
-    <w:rsid w:val="002D793B"/>
+    <w:rsid w:val="0046351C"/>
     <w:pPr>
       <w:spacing w:after="0" w:line="240" w:lineRule="auto"/>
     </w:pPr>
@@ -16211,7 +15949,7 @@
     <w:name w:val="List Table 3 Accent 5"/>
     <w:basedOn w:val="TableNormal"/>
     <w:uiPriority w:val="48"/>
-    <w:rsid w:val="002D793B"/>
+    <w:rsid w:val="0046351C"/>
     <w:pPr>
       <w:spacing w:after="0" w:line="240" w:lineRule="auto"/>
     </w:pPr>
@@ -16341,7 +16079,7 @@
     <w:name w:val="List Table 3 Accent 6"/>
     <w:basedOn w:val="TableNormal"/>
     <w:uiPriority w:val="48"/>
-    <w:rsid w:val="002D793B"/>
+    <w:rsid w:val="0046351C"/>
     <w:pPr>
       <w:spacing w:after="0" w:line="240" w:lineRule="auto"/>
     </w:pPr>
@@ -16471,7 +16209,7 @@
     <w:name w:val="List Table 4"/>
     <w:basedOn w:val="TableNormal"/>
     <w:uiPriority w:val="49"/>
-    <w:rsid w:val="002D793B"/>
+    <w:rsid w:val="0046351C"/>
     <w:pPr>
       <w:spacing w:after="0" w:line="240" w:lineRule="auto"/>
     </w:pPr>
@@ -16551,7 +16289,7 @@
     <w:name w:val="List Table 4 Accent 1"/>
     <w:basedOn w:val="TableNormal"/>
     <w:uiPriority w:val="49"/>
-    <w:rsid w:val="002D793B"/>
+    <w:rsid w:val="0046351C"/>
     <w:pPr>
       <w:spacing w:after="0" w:line="240" w:lineRule="auto"/>
     </w:pPr>
@@ -16631,7 +16369,7 @@
     <w:name w:val="List Table 4 Accent 2"/>
     <w:basedOn w:val="TableNormal"/>
     <w:uiPriority w:val="49"/>
-    <w:rsid w:val="002D793B"/>
+    <w:rsid w:val="0046351C"/>
     <w:pPr>
       <w:spacing w:after="0" w:line="240" w:lineRule="auto"/>
     </w:pPr>
@@ -16711,7 +16449,7 @@
     <w:name w:val="List Table 4 Accent 3"/>
     <w:basedOn w:val="TableNormal"/>
     <w:uiPriority w:val="49"/>
-    <w:rsid w:val="002D793B"/>
+    <w:rsid w:val="0046351C"/>
     <w:pPr>
       <w:spacing w:after="0" w:line="240" w:lineRule="auto"/>
     </w:pPr>
@@ -16791,7 +16529,7 @@
     <w:name w:val="List Table 4 Accent 4"/>
     <w:basedOn w:val="TableNormal"/>
     <w:uiPriority w:val="49"/>
-    <w:rsid w:val="002D793B"/>
+    <w:rsid w:val="0046351C"/>
     <w:pPr>
       <w:spacing w:after="0" w:line="240" w:lineRule="auto"/>
     </w:pPr>
@@ -16871,7 +16609,7 @@
     <w:name w:val="List Table 4 Accent 5"/>
     <w:basedOn w:val="TableNormal"/>
     <w:uiPriority w:val="49"/>
-    <w:rsid w:val="002D793B"/>
+    <w:rsid w:val="0046351C"/>
     <w:pPr>
       <w:spacing w:after="0" w:line="240" w:lineRule="auto"/>
     </w:pPr>
@@ -16951,7 +16689,7 @@
     <w:name w:val="List Table 4 Accent 6"/>
     <w:basedOn w:val="TableNormal"/>
     <w:uiPriority w:val="49"/>
-    <w:rsid w:val="002D793B"/>
+    <w:rsid w:val="0046351C"/>
     <w:pPr>
       <w:spacing w:after="0" w:line="240" w:lineRule="auto"/>
     </w:pPr>
@@ -17031,7 +16769,7 @@
     <w:name w:val="List Table 5 Dark"/>
     <w:basedOn w:val="TableNormal"/>
     <w:uiPriority w:val="50"/>
-    <w:rsid w:val="002D793B"/>
+    <w:rsid w:val="0046351C"/>
     <w:pPr>
       <w:spacing w:after="0" w:line="240" w:lineRule="auto"/>
     </w:pPr>
@@ -17169,7 +16907,7 @@
     <w:name w:val="List Table 5 Dark Accent 1"/>
     <w:basedOn w:val="TableNormal"/>
     <w:uiPriority w:val="50"/>
-    <w:rsid w:val="002D793B"/>
+    <w:rsid w:val="0046351C"/>
     <w:pPr>
       <w:spacing w:after="0" w:line="240" w:lineRule="auto"/>
     </w:pPr>
@@ -17307,7 +17045,7 @@
     <w:name w:val="List Table 5 Dark Accent 2"/>
     <w:basedOn w:val="TableNormal"/>
     <w:uiPriority w:val="50"/>
-    <w:rsid w:val="002D793B"/>
+    <w:rsid w:val="0046351C"/>
     <w:pPr>
       <w:spacing w:after="0" w:line="240" w:lineRule="auto"/>
     </w:pPr>
@@ -17445,7 +17183,7 @@
     <w:name w:val="List Table 5 Dark Accent 3"/>
     <w:basedOn w:val="TableNormal"/>
     <w:uiPriority w:val="50"/>
-    <w:rsid w:val="002D793B"/>
+    <w:rsid w:val="0046351C"/>
     <w:pPr>
       <w:spacing w:after="0" w:line="240" w:lineRule="auto"/>
     </w:pPr>
@@ -17583,7 +17321,7 @@
     <w:name w:val="List Table 5 Dark Accent 4"/>
     <w:basedOn w:val="TableNormal"/>
     <w:uiPriority w:val="50"/>
-    <w:rsid w:val="002D793B"/>
+    <w:rsid w:val="0046351C"/>
     <w:pPr>
       <w:spacing w:after="0" w:line="240" w:lineRule="auto"/>
     </w:pPr>
@@ -17721,7 +17459,7 @@
     <w:name w:val="List Table 5 Dark Accent 5"/>
     <w:basedOn w:val="TableNormal"/>
     <w:uiPriority w:val="50"/>
-    <w:rsid w:val="002D793B"/>
+    <w:rsid w:val="0046351C"/>
     <w:pPr>
       <w:spacing w:after="0" w:line="240" w:lineRule="auto"/>
     </w:pPr>
@@ -17859,7 +17597,7 @@
     <w:name w:val="List Table 5 Dark Accent 6"/>
     <w:basedOn w:val="TableNormal"/>
     <w:uiPriority w:val="50"/>
-    <w:rsid w:val="002D793B"/>
+    <w:rsid w:val="0046351C"/>
     <w:pPr>
       <w:spacing w:after="0" w:line="240" w:lineRule="auto"/>
     </w:pPr>
@@ -17997,7 +17735,7 @@
     <w:name w:val="List Table 6 Colorful"/>
     <w:basedOn w:val="TableNormal"/>
     <w:uiPriority w:val="51"/>
-    <w:rsid w:val="002D793B"/>
+    <w:rsid w:val="0046351C"/>
     <w:pPr>
       <w:spacing w:after="0" w:line="240" w:lineRule="auto"/>
     </w:pPr>
@@ -18069,7 +17807,7 @@
     <w:name w:val="List Table 6 Colorful Accent 1"/>
     <w:basedOn w:val="TableNormal"/>
     <w:uiPriority w:val="51"/>
-    <w:rsid w:val="002D793B"/>
+    <w:rsid w:val="0046351C"/>
     <w:pPr>
       <w:spacing w:after="0" w:line="240" w:lineRule="auto"/>
     </w:pPr>
@@ -18141,7 +17879,7 @@
     <w:name w:val="List Table 6 Colorful Accent 2"/>
     <w:basedOn w:val="TableNormal"/>
     <w:uiPriority w:val="51"/>
-    <w:rsid w:val="002D793B"/>
+    <w:rsid w:val="0046351C"/>
     <w:pPr>
       <w:spacing w:after="0" w:line="240" w:lineRule="auto"/>
     </w:pPr>
@@ -18213,7 +17951,7 @@
     <w:name w:val="List Table 6 Colorful Accent 3"/>
     <w:basedOn w:val="TableNormal"/>
     <w:uiPriority w:val="51"/>
-    <w:rsid w:val="002D793B"/>
+    <w:rsid w:val="0046351C"/>
     <w:pPr>
       <w:spacing w:after="0" w:line="240" w:lineRule="auto"/>
     </w:pPr>
@@ -18285,7 +18023,7 @@
     <w:name w:val="List Table 6 Colorful Accent 4"/>
     <w:basedOn w:val="TableNormal"/>
     <w:uiPriority w:val="51"/>
-    <w:rsid w:val="002D793B"/>
+    <w:rsid w:val="0046351C"/>
     <w:pPr>
       <w:spacing w:after="0" w:line="240" w:lineRule="auto"/>
     </w:pPr>
@@ -18357,7 +18095,7 @@
     <w:name w:val="List Table 6 Colorful Accent 5"/>
     <w:basedOn w:val="TableNormal"/>
     <w:uiPriority w:val="51"/>
-    <w:rsid w:val="002D793B"/>
+    <w:rsid w:val="0046351C"/>
     <w:pPr>
       <w:spacing w:after="0" w:line="240" w:lineRule="auto"/>
     </w:pPr>
@@ -18429,7 +18167,7 @@
     <w:name w:val="List Table 6 Colorful Accent 6"/>
     <w:basedOn w:val="TableNormal"/>
     <w:uiPriority w:val="51"/>
-    <w:rsid w:val="002D793B"/>
+    <w:rsid w:val="0046351C"/>
     <w:pPr>
       <w:spacing w:after="0" w:line="240" w:lineRule="auto"/>
     </w:pPr>
@@ -18501,7 +18239,7 @@
     <w:name w:val="List Table 7 Colorful"/>
     <w:basedOn w:val="TableNormal"/>
     <w:uiPriority w:val="52"/>
-    <w:rsid w:val="002D793B"/>
+    <w:rsid w:val="0046351C"/>
     <w:pPr>
       <w:spacing w:after="0" w:line="240" w:lineRule="auto"/>
     </w:pPr>
@@ -18628,7 +18366,7 @@
     <w:name w:val="List Table 7 Colorful Accent 1"/>
     <w:basedOn w:val="TableNormal"/>
     <w:uiPriority w:val="52"/>
-    <w:rsid w:val="002D793B"/>
+    <w:rsid w:val="0046351C"/>
     <w:pPr>
       <w:spacing w:after="0" w:line="240" w:lineRule="auto"/>
     </w:pPr>
@@ -18755,7 +18493,7 @@
     <w:name w:val="List Table 7 Colorful Accent 2"/>
     <w:basedOn w:val="TableNormal"/>
     <w:uiPriority w:val="52"/>
-    <w:rsid w:val="002D793B"/>
+    <w:rsid w:val="0046351C"/>
     <w:pPr>
       <w:spacing w:after="0" w:line="240" w:lineRule="auto"/>
     </w:pPr>
@@ -18882,7 +18620,7 @@
     <w:name w:val="List Table 7 Colorful Accent 3"/>
     <w:basedOn w:val="TableNormal"/>
     <w:uiPriority w:val="52"/>
-    <w:rsid w:val="002D793B"/>
+    <w:rsid w:val="0046351C"/>
     <w:pPr>
       <w:spacing w:after="0" w:line="240" w:lineRule="auto"/>
     </w:pPr>
@@ -19009,7 +18747,7 @@
     <w:name w:val="List Table 7 Colorful Accent 4"/>
     <w:basedOn w:val="TableNormal"/>
     <w:uiPriority w:val="52"/>
-    <w:rsid w:val="002D793B"/>
+    <w:rsid w:val="0046351C"/>
     <w:pPr>
       <w:spacing w:after="0" w:line="240" w:lineRule="auto"/>
     </w:pPr>
@@ -19136,7 +18874,7 @@
     <w:name w:val="List Table 7 Colorful Accent 5"/>
     <w:basedOn w:val="TableNormal"/>
     <w:uiPriority w:val="52"/>
-    <w:rsid w:val="002D793B"/>
+    <w:rsid w:val="0046351C"/>
     <w:pPr>
       <w:spacing w:after="0" w:line="240" w:lineRule="auto"/>
     </w:pPr>
@@ -19263,7 +19001,7 @@
     <w:name w:val="List Table 7 Colorful Accent 6"/>
     <w:basedOn w:val="TableNormal"/>
     <w:uiPriority w:val="52"/>
-    <w:rsid w:val="002D793B"/>
+    <w:rsid w:val="0046351C"/>
     <w:pPr>
       <w:spacing w:after="0" w:line="240" w:lineRule="auto"/>
     </w:pPr>
@@ -19392,7 +19130,7 @@
     <w:uiPriority w:val="99"/>
     <w:semiHidden/>
     <w:unhideWhenUsed/>
-    <w:rsid w:val="002D793B"/>
+    <w:rsid w:val="0046351C"/>
     <w:pPr>
       <w:tabs>
         <w:tab w:val="left" w:pos="480"/>
@@ -19421,7 +19159,7 @@
     <w:link w:val="MacroText"/>
     <w:uiPriority w:val="99"/>
     <w:semiHidden/>
-    <w:rsid w:val="002D793B"/>
+    <w:rsid w:val="0046351C"/>
     <w:rPr>
       <w:rFonts w:ascii="Consolas" w:eastAsiaTheme="minorHAnsi" w:hAnsi="Consolas"/>
       <w:color w:val="4D614C" w:themeColor="accent3"/>
@@ -19436,7 +19174,7 @@
     <w:uiPriority w:val="67"/>
     <w:semiHidden/>
     <w:unhideWhenUsed/>
-    <w:rsid w:val="002D793B"/>
+    <w:rsid w:val="0046351C"/>
     <w:pPr>
       <w:spacing w:after="0" w:line="240" w:lineRule="auto"/>
     </w:pPr>
@@ -19510,7 +19248,7 @@
     <w:uiPriority w:val="67"/>
     <w:semiHidden/>
     <w:unhideWhenUsed/>
-    <w:rsid w:val="002D793B"/>
+    <w:rsid w:val="0046351C"/>
     <w:pPr>
       <w:spacing w:after="0" w:line="240" w:lineRule="auto"/>
     </w:pPr>
@@ -19584,7 +19322,7 @@
     <w:uiPriority w:val="67"/>
     <w:semiHidden/>
     <w:unhideWhenUsed/>
-    <w:rsid w:val="002D793B"/>
+    <w:rsid w:val="0046351C"/>
     <w:pPr>
       <w:spacing w:after="0" w:line="240" w:lineRule="auto"/>
     </w:pPr>
@@ -19658,7 +19396,7 @@
     <w:uiPriority w:val="67"/>
     <w:semiHidden/>
     <w:unhideWhenUsed/>
-    <w:rsid w:val="002D793B"/>
+    <w:rsid w:val="0046351C"/>
     <w:pPr>
       <w:spacing w:after="0" w:line="240" w:lineRule="auto"/>
     </w:pPr>
@@ -19732,7 +19470,7 @@
     <w:uiPriority w:val="67"/>
     <w:semiHidden/>
     <w:unhideWhenUsed/>
-    <w:rsid w:val="002D793B"/>
+    <w:rsid w:val="0046351C"/>
     <w:pPr>
       <w:spacing w:after="0" w:line="240" w:lineRule="auto"/>
     </w:pPr>
@@ -19806,7 +19544,7 @@
     <w:uiPriority w:val="67"/>
     <w:semiHidden/>
     <w:unhideWhenUsed/>
-    <w:rsid w:val="002D793B"/>
+    <w:rsid w:val="0046351C"/>
     <w:pPr>
       <w:spacing w:after="0" w:line="240" w:lineRule="auto"/>
     </w:pPr>
@@ -19880,7 +19618,7 @@
     <w:uiPriority w:val="67"/>
     <w:semiHidden/>
     <w:unhideWhenUsed/>
-    <w:rsid w:val="002D793B"/>
+    <w:rsid w:val="0046351C"/>
     <w:pPr>
       <w:spacing w:after="0" w:line="240" w:lineRule="auto"/>
     </w:pPr>
@@ -19954,7 +19692,7 @@
     <w:uiPriority w:val="68"/>
     <w:semiHidden/>
     <w:unhideWhenUsed/>
-    <w:rsid w:val="002D793B"/>
+    <w:rsid w:val="0046351C"/>
     <w:pPr>
       <w:spacing w:after="0" w:line="240" w:lineRule="auto"/>
     </w:pPr>
@@ -20077,7 +19815,7 @@
     <w:uiPriority w:val="68"/>
     <w:semiHidden/>
     <w:unhideWhenUsed/>
-    <w:rsid w:val="002D793B"/>
+    <w:rsid w:val="0046351C"/>
     <w:pPr>
       <w:spacing w:after="0" w:line="240" w:lineRule="auto"/>
     </w:pPr>
@@ -20200,7 +19938,7 @@
     <w:uiPriority w:val="68"/>
     <w:semiHidden/>
     <w:unhideWhenUsed/>
-    <w:rsid w:val="002D793B"/>
+    <w:rsid w:val="0046351C"/>
     <w:pPr>
       <w:spacing w:after="0" w:line="240" w:lineRule="auto"/>
     </w:pPr>
@@ -20323,7 +20061,7 @@
     <w:uiPriority w:val="68"/>
     <w:semiHidden/>
     <w:unhideWhenUsed/>
-    <w:rsid w:val="002D793B"/>
+    <w:rsid w:val="0046351C"/>
     <w:pPr>
       <w:spacing w:after="0" w:line="240" w:lineRule="auto"/>
     </w:pPr>
@@ -20446,7 +20184,7 @@
     <w:uiPriority w:val="68"/>
     <w:semiHidden/>
     <w:unhideWhenUsed/>
-    <w:rsid w:val="002D793B"/>
+    <w:rsid w:val="0046351C"/>
     <w:pPr>
       <w:spacing w:after="0" w:line="240" w:lineRule="auto"/>
     </w:pPr>
@@ -20569,7 +20307,7 @@
     <w:uiPriority w:val="68"/>
     <w:semiHidden/>
     <w:unhideWhenUsed/>
-    <w:rsid w:val="002D793B"/>
+    <w:rsid w:val="0046351C"/>
     <w:pPr>
       <w:spacing w:after="0" w:line="240" w:lineRule="auto"/>
     </w:pPr>
@@ -20692,7 +20430,7 @@
     <w:uiPriority w:val="68"/>
     <w:semiHidden/>
     <w:unhideWhenUsed/>
-    <w:rsid w:val="002D793B"/>
+    <w:rsid w:val="0046351C"/>
     <w:pPr>
       <w:spacing w:after="0" w:line="240" w:lineRule="auto"/>
     </w:pPr>
@@ -20815,7 +20553,7 @@
     <w:uiPriority w:val="69"/>
     <w:semiHidden/>
     <w:unhideWhenUsed/>
-    <w:rsid w:val="002D793B"/>
+    <w:rsid w:val="0046351C"/>
     <w:pPr>
       <w:spacing w:after="0" w:line="240" w:lineRule="auto"/>
     </w:pPr>
@@ -20957,7 +20695,7 @@
     <w:uiPriority w:val="69"/>
     <w:semiHidden/>
     <w:unhideWhenUsed/>
-    <w:rsid w:val="002D793B"/>
+    <w:rsid w:val="0046351C"/>
     <w:pPr>
       <w:spacing w:after="0" w:line="240" w:lineRule="auto"/>
     </w:pPr>
@@ -21099,7 +20837,7 @@
     <w:uiPriority w:val="69"/>
     <w:semiHidden/>
     <w:unhideWhenUsed/>
-    <w:rsid w:val="002D793B"/>
+    <w:rsid w:val="0046351C"/>
     <w:pPr>
       <w:spacing w:after="0" w:line="240" w:lineRule="auto"/>
     </w:pPr>
@@ -21241,7 +20979,7 @@
     <w:uiPriority w:val="69"/>
     <w:semiHidden/>
     <w:unhideWhenUsed/>
-    <w:rsid w:val="002D793B"/>
+    <w:rsid w:val="0046351C"/>
     <w:pPr>
       <w:spacing w:after="0" w:line="240" w:lineRule="auto"/>
     </w:pPr>
@@ -21383,7 +21121,7 @@
     <w:uiPriority w:val="69"/>
     <w:semiHidden/>
     <w:unhideWhenUsed/>
-    <w:rsid w:val="002D793B"/>
+    <w:rsid w:val="0046351C"/>
     <w:pPr>
       <w:spacing w:after="0" w:line="240" w:lineRule="auto"/>
     </w:pPr>
@@ -21525,7 +21263,7 @@
     <w:uiPriority w:val="69"/>
     <w:semiHidden/>
     <w:unhideWhenUsed/>
-    <w:rsid w:val="002D793B"/>
+    <w:rsid w:val="0046351C"/>
     <w:pPr>
       <w:spacing w:after="0" w:line="240" w:lineRule="auto"/>
     </w:pPr>
@@ -21667,7 +21405,7 @@
     <w:uiPriority w:val="69"/>
     <w:semiHidden/>
     <w:unhideWhenUsed/>
-    <w:rsid w:val="002D793B"/>
+    <w:rsid w:val="0046351C"/>
     <w:pPr>
       <w:spacing w:after="0" w:line="240" w:lineRule="auto"/>
     </w:pPr>
@@ -21809,7 +21547,7 @@
     <w:uiPriority w:val="65"/>
     <w:semiHidden/>
     <w:unhideWhenUsed/>
-    <w:rsid w:val="002D793B"/>
+    <w:rsid w:val="0046351C"/>
     <w:pPr>
       <w:spacing w:after="0" w:line="240" w:lineRule="auto"/>
     </w:pPr>
@@ -21892,7 +21630,7 @@
     <w:uiPriority w:val="65"/>
     <w:semiHidden/>
     <w:unhideWhenUsed/>
-    <w:rsid w:val="002D793B"/>
+    <w:rsid w:val="0046351C"/>
     <w:pPr>
       <w:spacing w:after="0" w:line="240" w:lineRule="auto"/>
     </w:pPr>
@@ -21975,7 +21713,7 @@
     <w:uiPriority w:val="65"/>
     <w:semiHidden/>
     <w:unhideWhenUsed/>
-    <w:rsid w:val="002D793B"/>
+    <w:rsid w:val="0046351C"/>
     <w:pPr>
       <w:spacing w:after="0" w:line="240" w:lineRule="auto"/>
     </w:pPr>
@@ -22058,7 +21796,7 @@
     <w:uiPriority w:val="65"/>
     <w:semiHidden/>
     <w:unhideWhenUsed/>
-    <w:rsid w:val="002D793B"/>
+    <w:rsid w:val="0046351C"/>
     <w:pPr>
       <w:spacing w:after="0" w:line="240" w:lineRule="auto"/>
     </w:pPr>
@@ -22141,7 +21879,7 @@
     <w:uiPriority w:val="65"/>
     <w:semiHidden/>
     <w:unhideWhenUsed/>
-    <w:rsid w:val="002D793B"/>
+    <w:rsid w:val="0046351C"/>
     <w:pPr>
       <w:spacing w:after="0" w:line="240" w:lineRule="auto"/>
     </w:pPr>
@@ -22224,7 +21962,7 @@
     <w:uiPriority w:val="65"/>
     <w:semiHidden/>
     <w:unhideWhenUsed/>
-    <w:rsid w:val="002D793B"/>
+    <w:rsid w:val="0046351C"/>
     <w:pPr>
       <w:spacing w:after="0" w:line="240" w:lineRule="auto"/>
     </w:pPr>
@@ -22307,7 +22045,7 @@
     <w:uiPriority w:val="65"/>
     <w:semiHidden/>
     <w:unhideWhenUsed/>
-    <w:rsid w:val="002D793B"/>
+    <w:rsid w:val="0046351C"/>
     <w:pPr>
       <w:spacing w:after="0" w:line="240" w:lineRule="auto"/>
     </w:pPr>
@@ -22390,7 +22128,7 @@
     <w:uiPriority w:val="66"/>
     <w:semiHidden/>
     <w:unhideWhenUsed/>
-    <w:rsid w:val="002D793B"/>
+    <w:rsid w:val="0046351C"/>
     <w:pPr>
       <w:spacing w:after="0" w:line="240" w:lineRule="auto"/>
     </w:pPr>
@@ -22516,7 +22254,7 @@
     <w:uiPriority w:val="66"/>
     <w:semiHidden/>
     <w:unhideWhenUsed/>
-    <w:rsid w:val="002D793B"/>
+    <w:rsid w:val="0046351C"/>
     <w:pPr>
       <w:spacing w:after="0" w:line="240" w:lineRule="auto"/>
     </w:pPr>
@@ -22642,7 +22380,7 @@
     <w:uiPriority w:val="66"/>
     <w:semiHidden/>
     <w:unhideWhenUsed/>
-    <w:rsid w:val="002D793B"/>
+    <w:rsid w:val="0046351C"/>
     <w:pPr>
       <w:spacing w:after="0" w:line="240" w:lineRule="auto"/>
     </w:pPr>
@@ -22767,7 +22505,7 @@
     <w:uiPriority w:val="66"/>
     <w:semiHidden/>
     <w:unhideWhenUsed/>
-    <w:rsid w:val="002D793B"/>
+    <w:rsid w:val="0046351C"/>
     <w:pPr>
       <w:spacing w:after="0" w:line="240" w:lineRule="auto"/>
     </w:pPr>
@@ -22893,7 +22631,7 @@
     <w:uiPriority w:val="66"/>
     <w:semiHidden/>
     <w:unhideWhenUsed/>
-    <w:rsid w:val="002D793B"/>
+    <w:rsid w:val="0046351C"/>
     <w:pPr>
       <w:spacing w:after="0" w:line="240" w:lineRule="auto"/>
     </w:pPr>
@@ -23019,7 +22757,7 @@
     <w:uiPriority w:val="66"/>
     <w:semiHidden/>
     <w:unhideWhenUsed/>
-    <w:rsid w:val="002D793B"/>
+    <w:rsid w:val="0046351C"/>
     <w:pPr>
       <w:spacing w:after="0" w:line="240" w:lineRule="auto"/>
     </w:pPr>
@@ -23145,7 +22883,7 @@
     <w:uiPriority w:val="66"/>
     <w:semiHidden/>
     <w:unhideWhenUsed/>
-    <w:rsid w:val="002D793B"/>
+    <w:rsid w:val="0046351C"/>
     <w:pPr>
       <w:spacing w:after="0" w:line="240" w:lineRule="auto"/>
     </w:pPr>
@@ -23271,7 +23009,7 @@
     <w:uiPriority w:val="63"/>
     <w:semiHidden/>
     <w:unhideWhenUsed/>
-    <w:rsid w:val="002D793B"/>
+    <w:rsid w:val="0046351C"/>
     <w:pPr>
       <w:spacing w:after="0" w:line="240" w:lineRule="auto"/>
     </w:pPr>
@@ -23378,7 +23116,7 @@
     <w:uiPriority w:val="63"/>
     <w:semiHidden/>
     <w:unhideWhenUsed/>
-    <w:rsid w:val="002D793B"/>
+    <w:rsid w:val="0046351C"/>
     <w:pPr>
       <w:spacing w:after="0" w:line="240" w:lineRule="auto"/>
     </w:pPr>
@@ -23485,7 +23223,7 @@
     <w:uiPriority w:val="63"/>
     <w:semiHidden/>
     <w:unhideWhenUsed/>
-    <w:rsid w:val="002D793B"/>
+    <w:rsid w:val="0046351C"/>
     <w:pPr>
       <w:spacing w:after="0" w:line="240" w:lineRule="auto"/>
     </w:pPr>
@@ -23592,7 +23330,7 @@
     <w:uiPriority w:val="63"/>
     <w:semiHidden/>
     <w:unhideWhenUsed/>
-    <w:rsid w:val="002D793B"/>
+    <w:rsid w:val="0046351C"/>
     <w:pPr>
       <w:spacing w:after="0" w:line="240" w:lineRule="auto"/>
     </w:pPr>
@@ -23699,7 +23437,7 @@
     <w:uiPriority w:val="63"/>
     <w:semiHidden/>
     <w:unhideWhenUsed/>
-    <w:rsid w:val="002D793B"/>
+    <w:rsid w:val="0046351C"/>
     <w:pPr>
       <w:spacing w:after="0" w:line="240" w:lineRule="auto"/>
     </w:pPr>
@@ -23806,7 +23544,7 @@
     <w:uiPriority w:val="63"/>
     <w:semiHidden/>
     <w:unhideWhenUsed/>
-    <w:rsid w:val="002D793B"/>
+    <w:rsid w:val="0046351C"/>
     <w:pPr>
       <w:spacing w:after="0" w:line="240" w:lineRule="auto"/>
     </w:pPr>
@@ -23913,7 +23651,7 @@
     <w:uiPriority w:val="63"/>
     <w:semiHidden/>
     <w:unhideWhenUsed/>
-    <w:rsid w:val="002D793B"/>
+    <w:rsid w:val="0046351C"/>
     <w:pPr>
       <w:spacing w:after="0" w:line="240" w:lineRule="auto"/>
     </w:pPr>
@@ -24020,7 +23758,7 @@
     <w:uiPriority w:val="64"/>
     <w:semiHidden/>
     <w:unhideWhenUsed/>
-    <w:rsid w:val="002D793B"/>
+    <w:rsid w:val="0046351C"/>
     <w:pPr>
       <w:spacing w:after="0" w:line="240" w:lineRule="auto"/>
     </w:pPr>
@@ -24170,7 +23908,7 @@
     <w:uiPriority w:val="64"/>
     <w:semiHidden/>
     <w:unhideWhenUsed/>
-    <w:rsid w:val="002D793B"/>
+    <w:rsid w:val="0046351C"/>
     <w:pPr>
       <w:spacing w:after="0" w:line="240" w:lineRule="auto"/>
     </w:pPr>
@@ -24320,7 +24058,7 @@
     <w:uiPriority w:val="64"/>
     <w:semiHidden/>
     <w:unhideWhenUsed/>
-    <w:rsid w:val="002D793B"/>
+    <w:rsid w:val="0046351C"/>
     <w:pPr>
       <w:spacing w:after="0" w:line="240" w:lineRule="auto"/>
     </w:pPr>
@@ -24470,7 +24208,7 @@
     <w:uiPriority w:val="64"/>
     <w:semiHidden/>
     <w:unhideWhenUsed/>
-    <w:rsid w:val="002D793B"/>
+    <w:rsid w:val="0046351C"/>
     <w:pPr>
       <w:spacing w:after="0" w:line="240" w:lineRule="auto"/>
     </w:pPr>
@@ -24620,7 +24358,7 @@
     <w:uiPriority w:val="64"/>
     <w:semiHidden/>
     <w:unhideWhenUsed/>
-    <w:rsid w:val="002D793B"/>
+    <w:rsid w:val="0046351C"/>
     <w:pPr>
       <w:spacing w:after="0" w:line="240" w:lineRule="auto"/>
     </w:pPr>
@@ -24770,7 +24508,7 @@
     <w:uiPriority w:val="64"/>
     <w:semiHidden/>
     <w:unhideWhenUsed/>
-    <w:rsid w:val="002D793B"/>
+    <w:rsid w:val="0046351C"/>
     <w:pPr>
       <w:spacing w:after="0" w:line="240" w:lineRule="auto"/>
     </w:pPr>
@@ -24920,7 +24658,7 @@
     <w:uiPriority w:val="64"/>
     <w:semiHidden/>
     <w:unhideWhenUsed/>
-    <w:rsid w:val="002D793B"/>
+    <w:rsid w:val="0046351C"/>
     <w:pPr>
       <w:spacing w:after="0" w:line="240" w:lineRule="auto"/>
     </w:pPr>
@@ -25070,7 +24808,7 @@
     <w:uiPriority w:val="99"/>
     <w:semiHidden/>
     <w:unhideWhenUsed/>
-    <w:rsid w:val="002D793B"/>
+    <w:rsid w:val="0046351C"/>
     <w:rPr>
       <w:color w:val="2B579A"/>
       <w:sz w:val="16"/>
@@ -25084,7 +24822,7 @@
     <w:uiPriority w:val="99"/>
     <w:semiHidden/>
     <w:unhideWhenUsed/>
-    <w:rsid w:val="002D793B"/>
+    <w:rsid w:val="0046351C"/>
     <w:pPr>
       <w:pBdr>
         <w:top w:val="single" w:sz="6" w:space="1" w:color="auto"/>
@@ -25106,7 +24844,7 @@
     <w:link w:val="MessageHeader"/>
     <w:uiPriority w:val="99"/>
     <w:semiHidden/>
-    <w:rsid w:val="002D793B"/>
+    <w:rsid w:val="0046351C"/>
     <w:rPr>
       <w:rFonts w:asciiTheme="majorHAnsi" w:eastAsiaTheme="majorEastAsia" w:hAnsiTheme="majorHAnsi" w:cstheme="majorBidi"/>
       <w:color w:val="4D614C" w:themeColor="text1"/>
@@ -25122,7 +24860,7 @@
     <w:uiPriority w:val="99"/>
     <w:semiHidden/>
     <w:unhideWhenUsed/>
-    <w:rsid w:val="002D793B"/>
+    <w:rsid w:val="0046351C"/>
     <w:rPr>
       <w:rFonts w:ascii="Times New Roman" w:hAnsi="Times New Roman" w:cs="Times New Roman"/>
     </w:rPr>
@@ -25133,7 +24871,7 @@
     <w:uiPriority w:val="99"/>
     <w:semiHidden/>
     <w:unhideWhenUsed/>
-    <w:rsid w:val="002D793B"/>
+    <w:rsid w:val="0046351C"/>
     <w:pPr>
       <w:ind w:left="720"/>
     </w:pPr>
@@ -25146,7 +24884,7 @@
     <w:uiPriority w:val="99"/>
     <w:semiHidden/>
     <w:unhideWhenUsed/>
-    <w:rsid w:val="002D793B"/>
+    <w:rsid w:val="0046351C"/>
     <w:pPr>
       <w:spacing w:after="0" w:line="240" w:lineRule="auto"/>
     </w:pPr>
@@ -25157,7 +24895,7 @@
     <w:link w:val="NoteHeading"/>
     <w:uiPriority w:val="99"/>
     <w:semiHidden/>
-    <w:rsid w:val="002D793B"/>
+    <w:rsid w:val="0046351C"/>
     <w:rPr>
       <w:rFonts w:eastAsiaTheme="minorHAnsi"/>
       <w:color w:val="4D614C" w:themeColor="text1"/>
@@ -25172,7 +24910,7 @@
     <w:uiPriority w:val="99"/>
     <w:semiHidden/>
     <w:unhideWhenUsed/>
-    <w:rsid w:val="002D793B"/>
+    <w:rsid w:val="0046351C"/>
     <w:rPr>
       <w:sz w:val="16"/>
     </w:rPr>
@@ -25181,7 +24919,7 @@
     <w:name w:val="Plain Table 2"/>
     <w:basedOn w:val="TableNormal"/>
     <w:uiPriority w:val="42"/>
-    <w:rsid w:val="002D793B"/>
+    <w:rsid w:val="0046351C"/>
     <w:pPr>
       <w:spacing w:after="0" w:line="240" w:lineRule="auto"/>
     </w:pPr>
@@ -25267,7 +25005,7 @@
     <w:name w:val="Plain Table 3"/>
     <w:basedOn w:val="TableNormal"/>
     <w:uiPriority w:val="43"/>
-    <w:rsid w:val="002D793B"/>
+    <w:rsid w:val="0046351C"/>
     <w:pPr>
       <w:spacing w:after="0" w:line="240" w:lineRule="auto"/>
     </w:pPr>
@@ -25366,7 +25104,7 @@
     <w:name w:val="Plain Table 4"/>
     <w:basedOn w:val="TableNormal"/>
     <w:uiPriority w:val="44"/>
-    <w:rsid w:val="002D793B"/>
+    <w:rsid w:val="0046351C"/>
     <w:pPr>
       <w:spacing w:after="0" w:line="240" w:lineRule="auto"/>
     </w:pPr>
@@ -25424,7 +25162,7 @@
     <w:uiPriority w:val="99"/>
     <w:semiHidden/>
     <w:unhideWhenUsed/>
-    <w:rsid w:val="002D793B"/>
+    <w:rsid w:val="0046351C"/>
     <w:pPr>
       <w:spacing w:after="0" w:line="240" w:lineRule="auto"/>
     </w:pPr>
@@ -25439,7 +25177,7 @@
     <w:link w:val="PlainText"/>
     <w:uiPriority w:val="99"/>
     <w:semiHidden/>
-    <w:rsid w:val="002D793B"/>
+    <w:rsid w:val="0046351C"/>
     <w:rPr>
       <w:rFonts w:ascii="Consolas" w:eastAsiaTheme="minorHAnsi" w:hAnsi="Consolas"/>
       <w:color w:val="4D614C" w:themeColor="text1"/>
@@ -25456,7 +25194,7 @@
     <w:uiPriority w:val="99"/>
     <w:semiHidden/>
     <w:unhideWhenUsed/>
-    <w:rsid w:val="002D793B"/>
+    <w:rsid w:val="0046351C"/>
   </w:style>
   <w:style w:type="character" w:customStyle="1" w:styleId="SalutationChar">
     <w:name w:val="Salutation Char"/>
@@ -25464,7 +25202,7 @@
     <w:link w:val="Salutation"/>
     <w:uiPriority w:val="99"/>
     <w:semiHidden/>
-    <w:rsid w:val="002D793B"/>
+    <w:rsid w:val="0046351C"/>
     <w:rPr>
       <w:rFonts w:eastAsiaTheme="minorHAnsi"/>
       <w:color w:val="4D614C" w:themeColor="text1"/>
@@ -25480,7 +25218,7 @@
     <w:uiPriority w:val="99"/>
     <w:semiHidden/>
     <w:unhideWhenUsed/>
-    <w:rsid w:val="002D793B"/>
+    <w:rsid w:val="0046351C"/>
     <w:pPr>
       <w:spacing w:after="0" w:line="240" w:lineRule="auto"/>
       <w:ind w:left="4320"/>
@@ -25492,7 +25230,7 @@
     <w:link w:val="Signature"/>
     <w:uiPriority w:val="99"/>
     <w:semiHidden/>
-    <w:rsid w:val="002D793B"/>
+    <w:rsid w:val="0046351C"/>
     <w:rPr>
       <w:rFonts w:eastAsiaTheme="minorHAnsi"/>
       <w:color w:val="4D614C" w:themeColor="text1"/>
@@ -25507,7 +25245,7 @@
     <w:uiPriority w:val="99"/>
     <w:semiHidden/>
     <w:unhideWhenUsed/>
-    <w:rsid w:val="002D793B"/>
+    <w:rsid w:val="0046351C"/>
     <w:rPr>
       <w:sz w:val="16"/>
       <w:u w:val="dotted"/>
@@ -25519,7 +25257,7 @@
     <w:uiPriority w:val="99"/>
     <w:semiHidden/>
     <w:unhideWhenUsed/>
-    <w:rsid w:val="002D793B"/>
+    <w:rsid w:val="0046351C"/>
     <w:rPr>
       <w:color w:val="0000FF"/>
       <w:sz w:val="16"/>
@@ -25531,7 +25269,7 @@
     <w:name w:val="Subtle Reference"/>
     <w:basedOn w:val="DefaultParagraphFont"/>
     <w:uiPriority w:val="31"/>
-    <w:rsid w:val="002D793B"/>
+    <w:rsid w:val="0046351C"/>
     <w:rPr>
       <w:smallCaps/>
       <w:color w:val="859F84" w:themeColor="text1" w:themeTint="A5"/>
@@ -25544,7 +25282,7 @@
     <w:uiPriority w:val="99"/>
     <w:semiHidden/>
     <w:unhideWhenUsed/>
-    <w:rsid w:val="002D793B"/>
+    <w:rsid w:val="0046351C"/>
     <w:rPr>
       <w:rFonts w:eastAsiaTheme="minorHAnsi"/>
       <w:sz w:val="16"/>
@@ -25658,7 +25396,7 @@
     <w:uiPriority w:val="99"/>
     <w:semiHidden/>
     <w:unhideWhenUsed/>
-    <w:rsid w:val="002D793B"/>
+    <w:rsid w:val="0046351C"/>
     <w:rPr>
       <w:rFonts w:eastAsiaTheme="minorHAnsi"/>
       <w:sz w:val="16"/>
@@ -25737,7 +25475,7 @@
     <w:uiPriority w:val="99"/>
     <w:semiHidden/>
     <w:unhideWhenUsed/>
-    <w:rsid w:val="002D793B"/>
+    <w:rsid w:val="0046351C"/>
     <w:rPr>
       <w:rFonts w:eastAsiaTheme="minorHAnsi"/>
       <w:sz w:val="16"/>
@@ -25832,7 +25570,7 @@
     <w:uiPriority w:val="99"/>
     <w:semiHidden/>
     <w:unhideWhenUsed/>
-    <w:rsid w:val="002D793B"/>
+    <w:rsid w:val="0046351C"/>
     <w:rPr>
       <w:rFonts w:eastAsiaTheme="minorHAnsi"/>
       <w:sz w:val="16"/>
@@ -25920,7 +25658,7 @@
     <w:uiPriority w:val="99"/>
     <w:semiHidden/>
     <w:unhideWhenUsed/>
-    <w:rsid w:val="002D793B"/>
+    <w:rsid w:val="0046351C"/>
     <w:rPr>
       <w:rFonts w:eastAsiaTheme="minorHAnsi"/>
       <w:sz w:val="16"/>
@@ -26016,7 +25754,7 @@
     <w:uiPriority w:val="99"/>
     <w:semiHidden/>
     <w:unhideWhenUsed/>
-    <w:rsid w:val="002D793B"/>
+    <w:rsid w:val="0046351C"/>
     <w:rPr>
       <w:rFonts w:eastAsiaTheme="minorHAnsi"/>
       <w:color w:val="000080"/>
@@ -26088,7 +25826,7 @@
     <w:uiPriority w:val="99"/>
     <w:semiHidden/>
     <w:unhideWhenUsed/>
-    <w:rsid w:val="002D793B"/>
+    <w:rsid w:val="0046351C"/>
     <w:rPr>
       <w:rFonts w:eastAsiaTheme="minorHAnsi"/>
       <w:sz w:val="16"/>
@@ -26183,7 +25921,7 @@
     <w:uiPriority w:val="99"/>
     <w:semiHidden/>
     <w:unhideWhenUsed/>
-    <w:rsid w:val="002D793B"/>
+    <w:rsid w:val="0046351C"/>
     <w:rPr>
       <w:rFonts w:eastAsiaTheme="minorHAnsi"/>
       <w:color w:val="FFFFFF"/>
@@ -26267,7 +26005,7 @@
     <w:uiPriority w:val="99"/>
     <w:semiHidden/>
     <w:unhideWhenUsed/>
-    <w:rsid w:val="002D793B"/>
+    <w:rsid w:val="0046351C"/>
     <w:rPr>
       <w:rFonts w:eastAsiaTheme="minorHAnsi"/>
       <w:sz w:val="16"/>
@@ -26347,7 +26085,7 @@
     <w:uiPriority w:val="99"/>
     <w:semiHidden/>
     <w:unhideWhenUsed/>
-    <w:rsid w:val="002D793B"/>
+    <w:rsid w:val="0046351C"/>
     <w:rPr>
       <w:rFonts w:eastAsiaTheme="minorHAnsi"/>
       <w:sz w:val="16"/>
@@ -26411,7 +26149,7 @@
     <w:uiPriority w:val="99"/>
     <w:semiHidden/>
     <w:unhideWhenUsed/>
-    <w:rsid w:val="002D793B"/>
+    <w:rsid w:val="0046351C"/>
     <w:rPr>
       <w:rFonts w:eastAsiaTheme="minorHAnsi"/>
       <w:b/>
@@ -26533,7 +26271,7 @@
     <w:uiPriority w:val="99"/>
     <w:semiHidden/>
     <w:unhideWhenUsed/>
-    <w:rsid w:val="002D793B"/>
+    <w:rsid w:val="0046351C"/>
     <w:rPr>
       <w:rFonts w:eastAsiaTheme="minorHAnsi"/>
       <w:b/>
@@ -26649,7 +26387,7 @@
     <w:uiPriority w:val="99"/>
     <w:semiHidden/>
     <w:unhideWhenUsed/>
-    <w:rsid w:val="002D793B"/>
+    <w:rsid w:val="0046351C"/>
     <w:rPr>
       <w:rFonts w:eastAsiaTheme="minorHAnsi"/>
       <w:b/>
@@ -26759,7 +26497,7 @@
     <w:uiPriority w:val="99"/>
     <w:semiHidden/>
     <w:unhideWhenUsed/>
-    <w:rsid w:val="002D793B"/>
+    <w:rsid w:val="0046351C"/>
     <w:rPr>
       <w:rFonts w:eastAsiaTheme="minorHAnsi"/>
       <w:sz w:val="16"/>
@@ -26833,7 +26571,7 @@
     <w:uiPriority w:val="99"/>
     <w:semiHidden/>
     <w:unhideWhenUsed/>
-    <w:rsid w:val="002D793B"/>
+    <w:rsid w:val="0046351C"/>
     <w:rPr>
       <w:rFonts w:eastAsiaTheme="minorHAnsi"/>
       <w:sz w:val="16"/>
@@ -26927,7 +26665,7 @@
     <w:uiPriority w:val="99"/>
     <w:semiHidden/>
     <w:unhideWhenUsed/>
-    <w:rsid w:val="002D793B"/>
+    <w:rsid w:val="0046351C"/>
     <w:rPr>
       <w:rFonts w:eastAsiaTheme="minorHAnsi"/>
       <w:sz w:val="16"/>
@@ -26989,7 +26727,7 @@
     <w:uiPriority w:val="99"/>
     <w:semiHidden/>
     <w:unhideWhenUsed/>
-    <w:rsid w:val="002D793B"/>
+    <w:rsid w:val="0046351C"/>
     <w:rPr>
       <w:rFonts w:eastAsiaTheme="minorHAnsi"/>
       <w:sz w:val="16"/>
@@ -27029,7 +26767,7 @@
     <w:uiPriority w:val="99"/>
     <w:semiHidden/>
     <w:unhideWhenUsed/>
-    <w:rsid w:val="002D793B"/>
+    <w:rsid w:val="0046351C"/>
     <w:rPr>
       <w:rFonts w:eastAsiaTheme="minorHAnsi"/>
       <w:sz w:val="16"/>
@@ -27082,7 +26820,7 @@
     <w:uiPriority w:val="99"/>
     <w:semiHidden/>
     <w:unhideWhenUsed/>
-    <w:rsid w:val="002D793B"/>
+    <w:rsid w:val="0046351C"/>
     <w:rPr>
       <w:rFonts w:eastAsiaTheme="minorHAnsi"/>
       <w:sz w:val="16"/>
@@ -27158,7 +26896,7 @@
     <w:uiPriority w:val="99"/>
     <w:semiHidden/>
     <w:unhideWhenUsed/>
-    <w:rsid w:val="002D793B"/>
+    <w:rsid w:val="0046351C"/>
     <w:rPr>
       <w:rFonts w:eastAsiaTheme="minorHAnsi"/>
       <w:sz w:val="16"/>
@@ -27221,7 +26959,7 @@
     <w:uiPriority w:val="99"/>
     <w:semiHidden/>
     <w:unhideWhenUsed/>
-    <w:rsid w:val="002D793B"/>
+    <w:rsid w:val="0046351C"/>
     <w:rPr>
       <w:rFonts w:eastAsiaTheme="minorHAnsi"/>
       <w:sz w:val="16"/>
@@ -27290,7 +27028,7 @@
     <w:uiPriority w:val="99"/>
     <w:semiHidden/>
     <w:unhideWhenUsed/>
-    <w:rsid w:val="002D793B"/>
+    <w:rsid w:val="0046351C"/>
     <w:rPr>
       <w:rFonts w:eastAsiaTheme="minorHAnsi"/>
       <w:sz w:val="16"/>
@@ -27362,7 +27100,7 @@
     <w:uiPriority w:val="99"/>
     <w:semiHidden/>
     <w:unhideWhenUsed/>
-    <w:rsid w:val="002D793B"/>
+    <w:rsid w:val="0046351C"/>
     <w:rPr>
       <w:rFonts w:eastAsiaTheme="minorHAnsi"/>
       <w:sz w:val="16"/>
@@ -27437,7 +27175,7 @@
     <w:uiPriority w:val="99"/>
     <w:semiHidden/>
     <w:unhideWhenUsed/>
-    <w:rsid w:val="002D793B"/>
+    <w:rsid w:val="0046351C"/>
     <w:rPr>
       <w:rFonts w:eastAsiaTheme="minorHAnsi"/>
       <w:b/>
@@ -27529,7 +27267,7 @@
     <w:uiPriority w:val="99"/>
     <w:semiHidden/>
     <w:unhideWhenUsed/>
-    <w:rsid w:val="002D793B"/>
+    <w:rsid w:val="0046351C"/>
     <w:rPr>
       <w:rFonts w:eastAsiaTheme="minorHAnsi"/>
       <w:sz w:val="16"/>
@@ -27597,7 +27335,7 @@
     <w:name w:val="Grid Table Light"/>
     <w:basedOn w:val="TableNormal"/>
     <w:uiPriority w:val="40"/>
-    <w:rsid w:val="002D793B"/>
+    <w:rsid w:val="0046351C"/>
     <w:pPr>
       <w:spacing w:after="0" w:line="240" w:lineRule="auto"/>
     </w:pPr>
@@ -27624,7 +27362,7 @@
     <w:uiPriority w:val="99"/>
     <w:semiHidden/>
     <w:unhideWhenUsed/>
-    <w:rsid w:val="002D793B"/>
+    <w:rsid w:val="0046351C"/>
     <w:rPr>
       <w:rFonts w:eastAsiaTheme="minorHAnsi"/>
       <w:sz w:val="16"/>
@@ -27713,7 +27451,7 @@
     <w:uiPriority w:val="99"/>
     <w:semiHidden/>
     <w:unhideWhenUsed/>
-    <w:rsid w:val="002D793B"/>
+    <w:rsid w:val="0046351C"/>
     <w:rPr>
       <w:rFonts w:eastAsiaTheme="minorHAnsi"/>
       <w:sz w:val="16"/>
@@ -27797,7 +27535,7 @@
     <w:uiPriority w:val="99"/>
     <w:semiHidden/>
     <w:unhideWhenUsed/>
-    <w:rsid w:val="002D793B"/>
+    <w:rsid w:val="0046351C"/>
     <w:rPr>
       <w:rFonts w:eastAsiaTheme="minorHAnsi"/>
       <w:sz w:val="16"/>
@@ -27860,7 +27598,7 @@
     <w:uiPriority w:val="99"/>
     <w:semiHidden/>
     <w:unhideWhenUsed/>
-    <w:rsid w:val="002D793B"/>
+    <w:rsid w:val="0046351C"/>
     <w:rPr>
       <w:rFonts w:eastAsiaTheme="minorHAnsi"/>
       <w:sz w:val="16"/>
@@ -27902,7 +27640,7 @@
     <w:uiPriority w:val="99"/>
     <w:semiHidden/>
     <w:unhideWhenUsed/>
-    <w:rsid w:val="002D793B"/>
+    <w:rsid w:val="0046351C"/>
     <w:rPr>
       <w:rFonts w:eastAsiaTheme="minorHAnsi"/>
       <w:sz w:val="16"/>
@@ -27955,7 +27693,7 @@
     <w:uiPriority w:val="99"/>
     <w:semiHidden/>
     <w:unhideWhenUsed/>
-    <w:rsid w:val="002D793B"/>
+    <w:rsid w:val="0046351C"/>
     <w:rPr>
       <w:rFonts w:eastAsiaTheme="minorHAnsi"/>
       <w:sz w:val="16"/>
@@ -28019,7 +27757,7 @@
     <w:uiPriority w:val="99"/>
     <w:semiHidden/>
     <w:unhideWhenUsed/>
-    <w:rsid w:val="002D793B"/>
+    <w:rsid w:val="0046351C"/>
     <w:rPr>
       <w:rFonts w:eastAsiaTheme="minorHAnsi"/>
       <w:sz w:val="16"/>
@@ -28121,7 +27859,7 @@
     <w:uiPriority w:val="99"/>
     <w:semiHidden/>
     <w:unhideWhenUsed/>
-    <w:rsid w:val="002D793B"/>
+    <w:rsid w:val="0046351C"/>
     <w:rPr>
       <w:rFonts w:eastAsiaTheme="minorHAnsi"/>
       <w:sz w:val="16"/>
@@ -28226,7 +27964,7 @@
     <w:uiPriority w:val="99"/>
     <w:semiHidden/>
     <w:unhideWhenUsed/>
-    <w:rsid w:val="002D793B"/>
+    <w:rsid w:val="0046351C"/>
     <w:pPr>
       <w:spacing w:after="0"/>
       <w:ind w:left="240" w:hanging="240"/>
@@ -28239,7 +27977,7 @@
     <w:uiPriority w:val="99"/>
     <w:semiHidden/>
     <w:unhideWhenUsed/>
-    <w:rsid w:val="002D793B"/>
+    <w:rsid w:val="0046351C"/>
     <w:pPr>
       <w:spacing w:after="0"/>
     </w:pPr>
@@ -28250,7 +27988,7 @@
     <w:uiPriority w:val="99"/>
     <w:semiHidden/>
     <w:unhideWhenUsed/>
-    <w:rsid w:val="002D793B"/>
+    <w:rsid w:val="0046351C"/>
     <w:rPr>
       <w:rFonts w:eastAsiaTheme="minorHAnsi"/>
       <w:sz w:val="16"/>
@@ -28292,7 +28030,7 @@
     <w:uiPriority w:val="99"/>
     <w:semiHidden/>
     <w:unhideWhenUsed/>
-    <w:rsid w:val="002D793B"/>
+    <w:rsid w:val="0046351C"/>
     <w:rPr>
       <w:rFonts w:eastAsiaTheme="minorHAnsi"/>
       <w:sz w:val="16"/>
@@ -28335,7 +28073,7 @@
     <w:uiPriority w:val="99"/>
     <w:semiHidden/>
     <w:unhideWhenUsed/>
-    <w:rsid w:val="002D793B"/>
+    <w:rsid w:val="0046351C"/>
     <w:rPr>
       <w:rFonts w:eastAsiaTheme="minorHAnsi"/>
       <w:sz w:val="16"/>
@@ -28435,7 +28173,7 @@
     <w:uiPriority w:val="99"/>
     <w:semiHidden/>
     <w:unhideWhenUsed/>
-    <w:rsid w:val="002D793B"/>
+    <w:rsid w:val="0046351C"/>
     <w:rPr>
       <w:rFonts w:eastAsiaTheme="minorHAnsi"/>
       <w:sz w:val="16"/>
@@ -28475,7 +28213,7 @@
     <w:uiPriority w:val="99"/>
     <w:semiHidden/>
     <w:unhideWhenUsed/>
-    <w:rsid w:val="002D793B"/>
+    <w:rsid w:val="0046351C"/>
     <w:rPr>
       <w:rFonts w:eastAsiaTheme="minorHAnsi"/>
       <w:sz w:val="16"/>
@@ -28571,7 +28309,7 @@
     <w:uiPriority w:val="99"/>
     <w:semiHidden/>
     <w:unhideWhenUsed/>
-    <w:rsid w:val="002D793B"/>
+    <w:rsid w:val="0046351C"/>
     <w:rPr>
       <w:rFonts w:eastAsiaTheme="minorHAnsi"/>
       <w:sz w:val="16"/>
@@ -28659,7 +28397,7 @@
     <w:uiPriority w:val="99"/>
     <w:semiHidden/>
     <w:unhideWhenUsed/>
-    <w:rsid w:val="002D793B"/>
+    <w:rsid w:val="0046351C"/>
     <w:rPr>
       <w:rFonts w:eastAsiaTheme="minorHAnsi"/>
       <w:sz w:val="16"/>
@@ -28683,7 +28421,7 @@
     <w:uiPriority w:val="99"/>
     <w:semiHidden/>
     <w:unhideWhenUsed/>
-    <w:rsid w:val="002D793B"/>
+    <w:rsid w:val="0046351C"/>
     <w:rPr>
       <w:rFonts w:eastAsiaTheme="minorHAnsi"/>
       <w:sz w:val="16"/>
@@ -28726,7 +28464,7 @@
     <w:uiPriority w:val="99"/>
     <w:semiHidden/>
     <w:unhideWhenUsed/>
-    <w:rsid w:val="002D793B"/>
+    <w:rsid w:val="0046351C"/>
     <w:rPr>
       <w:rFonts w:eastAsiaTheme="minorHAnsi"/>
       <w:sz w:val="16"/>
@@ -28769,7 +28507,7 @@
     <w:uiPriority w:val="99"/>
     <w:semiHidden/>
     <w:unhideWhenUsed/>
-    <w:rsid w:val="002D793B"/>
+    <w:rsid w:val="0046351C"/>
     <w:rPr>
       <w:rFonts w:eastAsiaTheme="minorHAnsi"/>
       <w:sz w:val="16"/>
@@ -28813,7 +28551,7 @@
     <w:uiPriority w:val="99"/>
     <w:semiHidden/>
     <w:unhideWhenUsed/>
-    <w:rsid w:val="002D793B"/>
+    <w:rsid w:val="0046351C"/>
     <w:pPr>
       <w:spacing w:before="120"/>
     </w:pPr>
@@ -28831,7 +28569,7 @@
     <w:uiPriority w:val="39"/>
     <w:semiHidden/>
     <w:unhideWhenUsed/>
-    <w:rsid w:val="002D793B"/>
+    <w:rsid w:val="0046351C"/>
     <w:pPr>
       <w:spacing w:after="100"/>
     </w:pPr>
@@ -28844,7 +28582,7 @@
     <w:uiPriority w:val="39"/>
     <w:semiHidden/>
     <w:unhideWhenUsed/>
-    <w:rsid w:val="002D793B"/>
+    <w:rsid w:val="0046351C"/>
     <w:pPr>
       <w:spacing w:after="100"/>
       <w:ind w:left="240"/>
@@ -28858,7 +28596,7 @@
     <w:uiPriority w:val="39"/>
     <w:semiHidden/>
     <w:unhideWhenUsed/>
-    <w:rsid w:val="002D793B"/>
+    <w:rsid w:val="0046351C"/>
     <w:pPr>
       <w:spacing w:after="100"/>
       <w:ind w:left="480"/>
@@ -28872,7 +28610,7 @@
     <w:uiPriority w:val="39"/>
     <w:semiHidden/>
     <w:unhideWhenUsed/>
-    <w:rsid w:val="002D793B"/>
+    <w:rsid w:val="0046351C"/>
     <w:pPr>
       <w:spacing w:after="100"/>
       <w:ind w:left="720"/>
@@ -28886,7 +28624,7 @@
     <w:uiPriority w:val="39"/>
     <w:semiHidden/>
     <w:unhideWhenUsed/>
-    <w:rsid w:val="002D793B"/>
+    <w:rsid w:val="0046351C"/>
     <w:pPr>
       <w:spacing w:after="100"/>
       <w:ind w:left="960"/>
@@ -28900,7 +28638,7 @@
     <w:uiPriority w:val="39"/>
     <w:semiHidden/>
     <w:unhideWhenUsed/>
-    <w:rsid w:val="002D793B"/>
+    <w:rsid w:val="0046351C"/>
     <w:pPr>
       <w:spacing w:after="100"/>
       <w:ind w:left="1200"/>
@@ -28914,7 +28652,7 @@
     <w:uiPriority w:val="39"/>
     <w:semiHidden/>
     <w:unhideWhenUsed/>
-    <w:rsid w:val="002D793B"/>
+    <w:rsid w:val="0046351C"/>
     <w:pPr>
       <w:spacing w:after="100"/>
       <w:ind w:left="1440"/>
@@ -28928,7 +28666,7 @@
     <w:uiPriority w:val="39"/>
     <w:semiHidden/>
     <w:unhideWhenUsed/>
-    <w:rsid w:val="002D793B"/>
+    <w:rsid w:val="0046351C"/>
     <w:pPr>
       <w:spacing w:after="100"/>
       <w:ind w:left="1680"/>
@@ -28942,7 +28680,7 @@
     <w:uiPriority w:val="39"/>
     <w:semiHidden/>
     <w:unhideWhenUsed/>
-    <w:rsid w:val="002D793B"/>
+    <w:rsid w:val="0046351C"/>
     <w:pPr>
       <w:spacing w:after="100"/>
       <w:ind w:left="1920"/>
@@ -28956,7 +28694,7 @@
     <w:semiHidden/>
     <w:unhideWhenUsed/>
     <w:qFormat/>
-    <w:rsid w:val="002D793B"/>
+    <w:rsid w:val="0046351C"/>
     <w:pPr>
       <w:spacing w:before="240" w:after="0"/>
       <w:outlineLvl w:val="9"/>
@@ -28972,7 +28710,7 @@
     <w:uiPriority w:val="99"/>
     <w:semiHidden/>
     <w:unhideWhenUsed/>
-    <w:rsid w:val="002D793B"/>
+    <w:rsid w:val="0046351C"/>
     <w:rPr>
       <w:color w:val="605E5C"/>
       <w:sz w:val="16"/>
@@ -28985,7 +28723,7 @@
     <w:next w:val="Normal"/>
     <w:uiPriority w:val="2"/>
     <w:qFormat/>
-    <w:rsid w:val="002D793B"/>
+    <w:rsid w:val="0046351C"/>
     <w:pPr>
       <w:keepNext/>
     </w:pPr>
@@ -28999,7 +28737,7 @@
     <w:next w:val="Normal"/>
     <w:uiPriority w:val="2"/>
     <w:qFormat/>
-    <w:rsid w:val="002D793B"/>
+    <w:rsid w:val="0046351C"/>
     <w:rPr>
       <w14:numSpacing w14:val="tabular"/>
     </w:rPr>
@@ -29010,7 +28748,7 @@
     <w:next w:val="Normal"/>
     <w:uiPriority w:val="2"/>
     <w:qFormat/>
-    <w:rsid w:val="002D793B"/>
+    <w:rsid w:val="0046351C"/>
     <w:rPr>
       <w14:numSpacing w14:val="tabular"/>
     </w:rPr>
@@ -29021,7 +28759,7 @@
     <w:next w:val="Normal"/>
     <w:uiPriority w:val="2"/>
     <w:qFormat/>
-    <w:rsid w:val="002D793B"/>
+    <w:rsid w:val="0046351C"/>
     <w:pPr>
       <w:numPr>
         <w:numId w:val="1"/>
@@ -29035,7 +28773,7 @@
     <w:basedOn w:val="TableNormal"/>
     <w:uiPriority w:val="99"/>
     <w:qFormat/>
-    <w:rsid w:val="002D793B"/>
+    <w:rsid w:val="0046351C"/>
     <w:pPr>
       <w:spacing w:after="0" w:line="240" w:lineRule="auto"/>
     </w:pPr>
@@ -29090,7 +28828,7 @@
     <w:basedOn w:val="TableNormal"/>
     <w:uiPriority w:val="99"/>
     <w:qFormat/>
-    <w:rsid w:val="002D793B"/>
+    <w:rsid w:val="0046351C"/>
     <w:pPr>
       <w:spacing w:after="0" w:line="240" w:lineRule="auto"/>
     </w:pPr>
@@ -29152,7 +28890,7 @@
     <w:basedOn w:val="TableNormal"/>
     <w:uiPriority w:val="99"/>
     <w:qFormat/>
-    <w:rsid w:val="002D793B"/>
+    <w:rsid w:val="0046351C"/>
     <w:pPr>
       <w:spacing w:after="0" w:line="240" w:lineRule="auto"/>
     </w:pPr>
@@ -29191,7 +28929,7 @@
     <w:basedOn w:val="TableNormal"/>
     <w:uiPriority w:val="99"/>
     <w:qFormat/>
-    <w:rsid w:val="002D793B"/>
+    <w:rsid w:val="0046351C"/>
     <w:pPr>
       <w:spacing w:after="0" w:line="240" w:lineRule="auto"/>
     </w:pPr>
@@ -29240,7 +28978,7 @@
     <w:basedOn w:val="TableNormal"/>
     <w:uiPriority w:val="99"/>
     <w:qFormat/>
-    <w:rsid w:val="002D793B"/>
+    <w:rsid w:val="0046351C"/>
     <w:pPr>
       <w:spacing w:after="0" w:line="240" w:lineRule="auto"/>
     </w:pPr>
@@ -29271,7 +29009,7 @@
     <w:name w:val="BC Data Table Internal"/>
     <w:basedOn w:val="TableNormal"/>
     <w:uiPriority w:val="99"/>
-    <w:rsid w:val="002D793B"/>
+    <w:rsid w:val="0046351C"/>
     <w:pPr>
       <w:spacing w:after="0" w:line="240" w:lineRule="auto"/>
     </w:pPr>
@@ -29630,10 +29368,12 @@
     <w:rsid w:val="00707255"/>
     <w:rsid w:val="00735B85"/>
     <w:rsid w:val="00772008"/>
+    <w:rsid w:val="007C6940"/>
     <w:rsid w:val="00825D07"/>
     <w:rsid w:val="0086113E"/>
     <w:rsid w:val="008727AA"/>
     <w:rsid w:val="008B1141"/>
+    <w:rsid w:val="008D4D40"/>
     <w:rsid w:val="008F0B89"/>
     <w:rsid w:val="00917F91"/>
     <w:rsid w:val="009251DF"/>
@@ -30426,9 +30166,248 @@
 </we:webextension>
 </file>
 
-<file path=customXml/item1.xml>��< ? x m l   v e r s i o n = " 1 . 0 "   e n c o d i n g = " u t f - 1 6 " ? > +<file path=customXml/item1.xml><?xml version="1.0" encoding="utf-8"?>
+<b:Sources xmlns:b="http://schemas.openxmlformats.org/officeDocument/2006/bibliography" xmlns="http://schemas.openxmlformats.org/officeDocument/2006/bibliography" SelectedStyle="\APASixthEditionOfficeOnline.xsl" StyleName="APA" Version="6"/>
+</file>
+
+<file path=customXml/item2.xml>��< ? x m l   v e r s i o n = " 1 . 0 "   e n c o d i n g = " u t f - 1 6 " ? >   
- < N a v W o r d R e p o r t X m l P a r t   x m l n s = " u r n : m i c r o s o f t - d y n a m i c s - b u s i n e s s c e n t r a l / i n t e r n a l / e x t e n d e d / r e p o r t s / I n v e n t o r y _ S a l e s _ B a c k _ O r d e r s / 7 1 8 / " > + < N a v W o r d R e p o r t X m l P a r t   x m l n s = " u r n : m i c r o s o f t - d y n a m i c s - n a v / r e p o r t s / I n v e n t o r y _ S a l e s _ B a c k _ O r d e r s / 7 1 8 / " > + 
+     < B C R e p o r t I n f o r m a t i o n > + 
+         < R e p o r t M e t a d a t a > + 
+             < E x t e n s i o n I d > E x t e n s i o n   I D < / E x t e n s i o n I d > + 
+             < E x t e n s i o n N a m e > E x t e n s i o n   N a m e < / E x t e n s i o n N a m e > + 
+             < E x t e n s i o n P u b l i s h e r > E x t e n s i o n   P u b l i s h e r < / E x t e n s i o n P u b l i s h e r > + 
+             < E x t e n s i o n V e r s i o n > E x t e n s i o n   V e r s i o n < / E x t e n s i o n V e r s i o n > + 
+             < R e p o r t I d > R e p o r t   I D < / R e p o r t I d > + 
+             < R e p o r t N a m e > R e p o r t   N a m e < / R e p o r t N a m e > + 
+             < R e p o r t C a p t i o n > R e p o r t   C a p t i o n < / R e p o r t C a p t i o n > + 
+             < A b o u t T h i s R e p o r t T i t l e > A b o u t   T h i s   R e p o r t   T i t l e < / A b o u t T h i s R e p o r t T i t l e > + 
+             < A b o u t T h i s R e p o r t T e x t > A b o u t   T h i s   R e p o r t   T e x t < / A b o u t T h i s R e p o r t T e x t > + 
+             < R e p o r t H e l p L i n k > R e p o r t   H e l p   L i n k < / R e p o r t H e l p L i n k > + 
+         < / R e p o r t M e t a d a t a > + 
+         < R e p o r t R e q u e s t > + 
+             < T e n a n t E n t r a I d > T e n a n t   E n t r a   I d < / T e n a n t E n t r a I d > + 
+             < E n v i r o n m e n t N a m e > E n v i r o n m e n t   N a m e < / E n v i r o n m e n t N a m e > + 
+             < E n v i r o n m e n t T y p e > E n v i r o n m e n t   T y p e < / E n v i r o n m e n t T y p e > + 
+             < C o m p a n y N a m e > C o m p a n y   N a m e < / C o m p a n y N a m e > + 
+             < C o m p a n y D i s p l a y N a m e > C o m p a n y   D i s p l a y   N a m e < / C o m p a n y D i s p l a y N a m e > + 
+             < C o m p a n y I d > C o m p a n y   I D < / C o m p a n y I d > + 
+             < U s e r N a m e > U s e r   N a m e < / U s e r N a m e > + 
+             < D a t e A n d T i m e > D a t e   a n d   T i m e < / D a t e A n d T i m e > + 
+             < L a n g u a g e > L a n g u a g e < / L a n g u a g e > + 
+             < F o r m a t R e g i o n > F o r m a t   R e g i o n < / F o r m a t R e g i o n > + 
+             < D a t e T i m e V a l u e s > + 
+                 < Y e a r > Y e a r < / Y e a r > + 
+                 < M o n t h N u m b e r > M o n t h   N u m b e r < / M o n t h N u m b e r > + 
+                 < D a y N u m b e r > D a y   N u m b e r < / D a y N u m b e r > + 
+                 < H o u r > H o u r < / H o u r > + 
+                 < M i n u t e > M i n u t e < / M i n u t e > + 
+             < / D a t e T i m e V a l u e s > + 
+         < / R e p o r t R e q u e s t > + 
+         < C o m p a n y M e t a d a t a > + 
+             < C o m p a n y N a m e > C o m p a n y   N a m e < / C o m p a n y N a m e > + 
+             < C o m p a n y D i s p l a y N a m e > C o m p a n y   D i s p l a y   N a m e < / C o m p a n y D i s p l a y N a m e > + 
+             < C o m p a n y A d d r e s s L i n e s > + 
+                 < C o m p a n y A d d r e s s L i n e 1 > C o m p a n y   A d d r e s s   L i n e   1 < / C o m p a n y A d d r e s s L i n e 1 > + 
+                 < C o m p a n y A d d r e s s L i n e 2 > C o m p a n y   A d d r e s s   L i n e   2 < / C o m p a n y A d d r e s s L i n e 2 > + 
+                 < C o m p a n y A d d r e s s L i n e 3 > C o m p a n y   A d d r e s s   L i n e   3 < / C o m p a n y A d d r e s s L i n e 3 > + 
+                 < C o m p a n y A d d r e s s L i n e 4 > C o m p a n y   A d d r e s s   L i n e   4 < / C o m p a n y A d d r e s s L i n e 4 > + 
+                 < C o m p a n y A d d r e s s L i n e 5 > C o m p a n y   A d d r e s s   L i n e   5 < / C o m p a n y A d d r e s s L i n e 5 > + 
+                 < C o m p a n y A d d r e s s L i n e 6 > C o m p a n y   A d d r e s s   L i n e   6 < / C o m p a n y A d d r e s s L i n e 6 > + 
+                 < C o m p a n y A d d r e s s L i n e 7 > C o m p a n y   A d d r e s s   L i n e   7 < / C o m p a n y A d d r e s s L i n e 7 > + 
+                 < C o m p a n y A d d r e s s L i n e 8 > C o m p a n y   A d d r e s s   L i n e   8 < / C o m p a n y A d d r e s s L i n e 8 > + 
+             < / C o m p a n y A d d r e s s L i n e s > + 
+             < C o m p a n y P h o n e > C o m p a n y   P h o n e < / C o m p a n y P h o n e > + 
+             < C o m p a n y P h o n e C a p t i o n > C o m p a n y   P h o n e   C a p t i o n < / C o m p a n y P h o n e C a p t i o n > + 
+             < C o m p a n y F a x N o > C o m p a n y   F a x   N o . < / C o m p a n y F a x N o > + 
+             < C o m p a n y F a x N o C a p t i o n > C o m p a n y   F a x   N o .   C a p t i o n < / C o m p a n y F a x N o C a p t i o n > + 
+             < C o m p a n y E m a i l > C o m p a n y   E m a i l < / C o m p a n y E m a i l > + 
+             < C o m p a n y E m a i l C a p t i o n > C o m p a n y   E m a i l   C a p t i o n < / C o m p a n y E m a i l C a p t i o n > + 
+             < C o m p a n y H o m e P a g e > C o m p a n y   H o m e   P a g e < / C o m p a n y H o m e P a g e > + 
+             < C o m p a n y H o m e P a g e C a p t i o n > C o m p a n y   H o m e   P a g e   C a p t i o n < / C o m p a n y H o m e P a g e C a p t i o n > + 
+             < C o m p a n y L o g o > C o m p a n y   L o g o < / C o m p a n y L o g o > + 
+             < C o m p a n y V A T R e g i s t r a t i o n N o > C o m p a n y   V A T   R e g i s t r a t i o n   N o . < / C o m p a n y V A T R e g i s t r a t i o n N o > + 
+             < C o m p a n y V A T R e g i s t r a t i o n N o C a p t i o n > C o m p a n y   V A T   R e g i s t r a t i o n   N o .   C a p t i o n < / C o m p a n y V A T R e g i s t r a t i o n N o C a p t i o n > + 
+             < C o m p a n y R e g i s t r a t i o n N o > C o m p a n y   R e g i s t r a t i o n   N o . < / C o m p a n y R e g i s t r a t i o n N o > + 
+             < C o m p a n y R e g i s t r a t i o n N o C a p t i o n > C o m p a n y   R e g i s t r a t i o n   N o .   C a p t i o n < / C o m p a n y R e g i s t r a t i o n N o C a p t i o n > + 
+             < C o m p a n y B a n k N a m e > C o m p a n y   B a n k   N a m e < / C o m p a n y B a n k N a m e > + 
+             < C o m p a n y B a n k N a m e C a p t i o n > C o m p a n y   B a n k   N a m e   C a p t i o n < / C o m p a n y B a n k N a m e C a p t i o n > + 
+             < C o m p a n y B a n k A c c o u n t N o > C o m p a n y   B a n k   A c c o u n t   N o . < / C o m p a n y B a n k A c c o u n t N o > + 
+             < C o m p a n y B a n k A c c o u n t N o C a p t i o n > C o m p a n y   B a n k   A c c o u n t   N o .   C a p t i o n < / C o m p a n y B a n k A c c o u n t N o C a p t i o n > + 
+             < C o m p a n y B a n k B r a n c h N o > C o m p a n y   B a n k   B r a n c h   N o . < / C o m p a n y B a n k B r a n c h N o > + 
+             < C o m p a n y B a n k B r a n c h N o C a p t i o n > C o m p a n y   B a n k   B r a n c h   N o .   C a p t i o n < / C o m p a n y B a n k B r a n c h N o C a p t i o n > + 
+             < C o m p a n y I B A N > C o m p a n y   I B A N < / C o m p a n y I B A N > + 
+             < C o m p a n y I B A N C a p t i o n > C o m p a n y   I B A N   C a p t i o n < / C o m p a n y I B A N C a p t i o n > + 
+             < C o m p a n y B a n k S W I F T > C o m p a n y   B a n k   S W I F T < / C o m p a n y B a n k S W I F T > + 
+             < C o m p a n y B a n k S W I F T C a p t i o n > C o m p a n y   B a n k   S W I F T   C a p t i o n < / C o m p a n y B a n k S W I F T C a p t i o n > + 
+             < C o m p a n y G i r o N o > C o m p a n y   G i r o   N o . < / C o m p a n y G i r o N o > + 
+             < C o m p a n y G i r o N o C a p t i o n > C o m p a n y   G i r o   N o .   C a p t i o n < / C o m p a n y G i r o N o C a p t i o n > + 
+         < / C o m p a n y M e t a d a t a > + 
+     < / B C R e p o r t I n f o r m a t i o n > + 
+     < L a b e l s > + 
+         < A b o u t T h e R e p o r t L a b e l > A b o u t T h e R e p o r t L a b e l < / A b o u t T h e R e p o r t L a b e l > + 
+         < C o m p a n y L a b e l > C o m p a n y L a b e l < / C o m p a n y L a b e l > + 
+         < C u s t N a m e _ S a l e s L i n e C a p t i o n > C u s t N a m e _ S a l e s L i n e C a p t i o n < / C u s t N a m e _ S a l e s L i n e C a p t i o n > + 
+         < C u s t P h o n e N o _ S a l e s L i n e C a p t i o n > C u s t P h o n e N o _ S a l e s L i n e C a p t i o n < / C u s t P h o n e N o _ S a l e s L i n e C a p t i o n > + 
+         < D a t a R e t r i e v e d > D a t a R e t r i e v e d < / D a t a R e t r i e v e d > + 
+         < D e s c r i p t i o n _ I t e m C a p t i o n > D e s c r i p t i o n _ I t e m C a p t i o n < / D e s c r i p t i o n _ I t e m C a p t i o n > + 
+         < D o c u m e n t a t i o n L a b e l > D o c u m e n t a t i o n L a b e l < / D o c u m e n t a t i o n L a b e l > + 
+         < D o c u m e n t N o _ S a l e s L i n e C a p t i o n > D o c u m e n t N o _ S a l e s L i n e C a p t i o n < / D o c u m e n t N o _ S a l e s L i n e C a p t i o n > + 
+         < E n v i r o n m e n t L a b e l > E n v i r o n m e n t L a b e l < / E n v i r o n m e n t L a b e l > + 
+         < I n v e n t o r y S a l e s B a c k O r d e r s > I n v e n t o r y S a l e s B a c k O r d e r s < / I n v e n t o r y S a l e s B a c k O r d e r s > + 
+         < I n v e n t o r y S a l e s B a c k O r d e r s P r i n t > I n v e n t o r y S a l e s B a c k O r d e r s P r i n t < / I n v e n t o r y S a l e s B a c k O r d e r s P r i n t > + 
+         < I n v S a l e s B a c k O r d e r s A n a l y s i s > I n v S a l e s B a c k O r d e r s A n a l y s i s < / I n v S a l e s B a c k O r d e r s A n a l y s i s > + 
+         < I t e m N o C a p t i o n L b l > I t e m N o C a p t i o n L b l < / I t e m N o C a p t i o n L b l > + 
+         < N o _ I t e m C a p t i o n > N o _ I t e m C a p t i o n < / N o _ I t e m C a p t i o n > + 
+         < O t h e r B a c k O r d e r s L a b e l > O t h e r B a c k O r d e r s L a b e l < / O t h e r B a c k O r d e r s L a b e l > + 
+         < O u t s t a n d i n g Q t y _ S a l e s L i n e C a p t i o n > O u t s t a n d i n g Q t y _ S a l e s L i n e C a p t i o n < / O u t s t a n d i n g Q t y _ S a l e s L i n e C a p t i o n > + 
+         < Q u a n t i t y _ S a l e s L i n e C a p t i o n > Q u a n t i t y _ S a l e s L i n e C a p t i o n < / Q u a n t i t y _ S a l e s L i n e C a p t i o n > + 
+         < R e p o r t N a m e L a b e l > R e p o r t N a m e L a b e l < / R e p o r t N a m e L a b e l > + 
+         < R u n O n L a b e l > R u n O n L a b e l < / R u n O n L a b e l > + 
+         < S h i p m e n t D a t e L a b e l > S h i p m e n t D a t e L a b e l < / S h i p m e n t D a t e L a b e l > + 
+         < U s e r L a b e l > U s e r L a b e l < / U s e r L a b e l > + 
+     < / L a b e l s > + 
+     < I t e m > + 
+         < D e s c r i p t i o n _ I t e m > D e s c r i p t i o n _ I t e m < / D e s c r i p t i o n _ I t e m > + 
+         < I t e m F i l t e r > I t e m F i l t e r < / I t e m F i l t e r > + 
+         < I t e m F i l t e r T x t > I t e m F i l t e r T x t < / I t e m F i l t e r T x t > + 
+         < N o _ I t e m > N o _ I t e m < / N o _ I t e m > + 
+         < S a l e s L i n e F i l t e r > S a l e s L i n e F i l t e r < / S a l e s L i n e F i l t e r > + 
+         < S a l e s L i n e F i l t e r T x t > S a l e s L i n e F i l t e r T x t < / S a l e s L i n e F i l t e r T x t > + 
+         < S a l e s _ L i n e > + 
+             < C u s t N a m e _ S a l e s L i n e > C u s t N a m e _ S a l e s L i n e < / C u s t N a m e _ S a l e s L i n e > + 
+             < C u s t P h o n e N o _ S a l e s L i n e > C u s t P h o n e N o _ S a l e s L i n e < / C u s t P h o n e N o _ S a l e s L i n e > + 
+             < D o c u m e n t N o _ S a l e s L i n e > D o c u m e n t N o _ S a l e s L i n e < / D o c u m e n t N o _ S a l e s L i n e > + 
+             < O t h e r B a c k O r d e r s _ S a l e s L i n e > O t h e r B a c k O r d e r s _ S a l e s L i n e < / O t h e r B a c k O r d e r s _ S a l e s L i n e > + 
+             < O u t s t a n d i n g Q t y _ S a l e s L i n e > O u t s t a n d i n g Q t y _ S a l e s L i n e < / O u t s t a n d i n g Q t y _ S a l e s L i n e > + 
+             < Q u a n t i t y _ S a l e s L i n e > Q u a n t i t y _ S a l e s L i n e < / Q u a n t i t y _ S a l e s L i n e > + 
+             < S h i p m e n t D a t e _ S a l e s L i n e > S h i p m e n t D a t e _ S a l e s L i n e < / S h i p m e n t D a t e _ S a l e s L i n e > + 
+         < / S a l e s _ L i n e > + 
+         < S u b T o t a l s > + 
+             < S u b T o t a l s _ O u t s t a n d i n g _ Q t y > S u b T o t a l s _ O u t s t a n d i n g _ Q t y < / S u b T o t a l s _ O u t s t a n d i n g _ Q t y > + 
+         < / S u b T o t a l s > + 
+     < / I t e m > + 
+ < / N a v W o r d R e p o r t X m l P a r t > 
+</file>
+
+<file path=customXml/item3.xml>��< ? x m l   v e r s i o n = " 1 . 0 "   e n c o d i n g = " u t f - 1 6 " ? > < N a v W o r d R e p o r t X m l P a r t   x m l n s = " u r n : m i c r o s o f t - d y n a m i c s - b u s i n e s s c e n t r a l / i n t e r n a l / e x t e n d e d / r e p o r t s / I n v e n t o r y _ S a l e s _ B a c k _ O r d e r s / 7 1 8 / " >   
      < B C R e p o r t I n f o r m a t i o n >   
@@ -30709,251 +30688,10 @@
  < / N a v W o r d R e p o r t X m l P a r t > 
 </file>
 
-<file path=customXml/item2.xml>��< ? x m l   v e r s i o n = " 1 . 0 "   e n c o d i n g = " u t f - 1 6 " ? > - 
- < N a v W o r d R e p o r t X m l P a r t   x m l n s = " u r n : m i c r o s o f t - d y n a m i c s - n a v / r e p o r t s / I n v e n t o r y _ S a l e s _ B a c k _ O r d e r s / 7 1 8 / " > - 
-     < B C R e p o r t I n f o r m a t i o n > - 
-         < R e p o r t M e t a d a t a > - 
-             < E x t e n s i o n I d > E x t e n s i o n   I D < / E x t e n s i o n I d > - 
-             < E x t e n s i o n N a m e > E x t e n s i o n   N a m e < / E x t e n s i o n N a m e > - 
-             < E x t e n s i o n P u b l i s h e r > E x t e n s i o n   P u b l i s h e r < / E x t e n s i o n P u b l i s h e r > - 
-             < E x t e n s i o n V e r s i o n > E x t e n s i o n   V e r s i o n < / E x t e n s i o n V e r s i o n > - 
-             < R e p o r t I d > R e p o r t   I D < / R e p o r t I d > - 
-             < R e p o r t N a m e > R e p o r t   N a m e < / R e p o r t N a m e > - 
-             < R e p o r t C a p t i o n > R e p o r t   C a p t i o n < / R e p o r t C a p t i o n > - 
-             < A b o u t T h i s R e p o r t T i t l e > A b o u t   T h i s   R e p o r t   T i t l e < / A b o u t T h i s R e p o r t T i t l e > - 
-             < A b o u t T h i s R e p o r t T e x t > A b o u t   T h i s   R e p o r t   T e x t < / A b o u t T h i s R e p o r t T e x t > - 
-             < R e p o r t H e l p L i n k > R e p o r t   H e l p   L i n k < / R e p o r t H e l p L i n k > - 
-         < / R e p o r t M e t a d a t a > - 
-         < R e p o r t R e q u e s t > - 
-             < T e n a n t E n t r a I d > T e n a n t   E n t r a   I d < / T e n a n t E n t r a I d > - 
-             < E n v i r o n m e n t N a m e > E n v i r o n m e n t   N a m e < / E n v i r o n m e n t N a m e > - 
-             < E n v i r o n m e n t T y p e > E n v i r o n m e n t   T y p e < / E n v i r o n m e n t T y p e > - 
-             < C o m p a n y N a m e > C o m p a n y   N a m e < / C o m p a n y N a m e > - 
-             < C o m p a n y D i s p l a y N a m e > C o m p a n y   D i s p l a y   N a m e < / C o m p a n y D i s p l a y N a m e > - 
-             < C o m p a n y I d > C o m p a n y   I D < / C o m p a n y I d > - 
-             < U s e r N a m e > U s e r   N a m e < / U s e r N a m e > - 
-             < D a t e A n d T i m e > D a t e   a n d   T i m e < / D a t e A n d T i m e > - 
-             < L a n g u a g e > L a n g u a g e < / L a n g u a g e > - 
-             < F o r m a t R e g i o n > F o r m a t   R e g i o n < / F o r m a t R e g i o n > - 
-             < D a t e T i m e V a l u e s > - 
-                 < Y e a r > Y e a r < / Y e a r > - 
-                 < M o n t h N u m b e r > M o n t h   N u m b e r < / M o n t h N u m b e r > - 
-                 < D a y N u m b e r > D a y   N u m b e r < / D a y N u m b e r > - 
-                 < H o u r > H o u r < / H o u r > - 
-                 < M i n u t e > M i n u t e < / M i n u t e > - 
-             < / D a t e T i m e V a l u e s > - 
-         < / R e p o r t R e q u e s t > - 
-         < C o m p a n y M e t a d a t a > - 
-             < C o m p a n y N a m e > C o m p a n y   N a m e < / C o m p a n y N a m e > - 
-             < C o m p a n y D i s p l a y N a m e > C o m p a n y   D i s p l a y   N a m e < / C o m p a n y D i s p l a y N a m e > - 
-             < C o m p a n y A d d r e s s L i n e s > - 
-                 < C o m p a n y A d d r e s s L i n e 1 > C o m p a n y   A d d r e s s   L i n e   1 < / C o m p a n y A d d r e s s L i n e 1 > - 
-                 < C o m p a n y A d d r e s s L i n e 2 > C o m p a n y   A d d r e s s   L i n e   2 < / C o m p a n y A d d r e s s L i n e 2 > - 
-                 < C o m p a n y A d d r e s s L i n e 3 > C o m p a n y   A d d r e s s   L i n e   3 < / C o m p a n y A d d r e s s L i n e 3 > - 
-                 < C o m p a n y A d d r e s s L i n e 4 > C o m p a n y   A d d r e s s   L i n e   4 < / C o m p a n y A d d r e s s L i n e 4 > - 
-                 < C o m p a n y A d d r e s s L i n e 5 > C o m p a n y   A d d r e s s   L i n e   5 < / C o m p a n y A d d r e s s L i n e 5 > - 
-                 < C o m p a n y A d d r e s s L i n e 6 > C o m p a n y   A d d r e s s   L i n e   6 < / C o m p a n y A d d r e s s L i n e 6 > - 
-                 < C o m p a n y A d d r e s s L i n e 7 > C o m p a n y   A d d r e s s   L i n e   7 < / C o m p a n y A d d r e s s L i n e 7 > - 
-                 < C o m p a n y A d d r e s s L i n e 8 > C o m p a n y   A d d r e s s   L i n e   8 < / C o m p a n y A d d r e s s L i n e 8 > - 
-             < / C o m p a n y A d d r e s s L i n e s > - 
-             < C o m p a n y P h o n e > C o m p a n y   P h o n e < / C o m p a n y P h o n e > - 
-             < C o m p a n y P h o n e C a p t i o n > C o m p a n y   P h o n e   C a p t i o n < / C o m p a n y P h o n e C a p t i o n > - 
-             < C o m p a n y F a x N o > C o m p a n y   F a x   N o . < / C o m p a n y F a x N o > - 
-             < C o m p a n y F a x N o C a p t i o n > C o m p a n y   F a x   N o .   C a p t i o n < / C o m p a n y F a x N o C a p t i o n > - 
-             < C o m p a n y E m a i l > C o m p a n y   E m a i l < / C o m p a n y E m a i l > - 
-             < C o m p a n y E m a i l C a p t i o n > C o m p a n y   E m a i l   C a p t i o n < / C o m p a n y E m a i l C a p t i o n > - 
-             < C o m p a n y H o m e P a g e > C o m p a n y   H o m e   P a g e < / C o m p a n y H o m e P a g e > - 
-             < C o m p a n y H o m e P a g e C a p t i o n > C o m p a n y   H o m e   P a g e   C a p t i o n < / C o m p a n y H o m e P a g e C a p t i o n > - 
-             < C o m p a n y L o g o > C o m p a n y   L o g o < / C o m p a n y L o g o > - 
-             < C o m p a n y V A T R e g i s t r a t i o n N o > C o m p a n y   V A T   R e g i s t r a t i o n   N o . < / C o m p a n y V A T R e g i s t r a t i o n N o > - 
-             < C o m p a n y V A T R e g i s t r a t i o n N o C a p t i o n > C o m p a n y   V A T   R e g i s t r a t i o n   N o .   C a p t i o n < / C o m p a n y V A T R e g i s t r a t i o n N o C a p t i o n > - 
-             < C o m p a n y R e g i s t r a t i o n N o > C o m p a n y   R e g i s t r a t i o n   N o . < / C o m p a n y R e g i s t r a t i o n N o > - 
-             < C o m p a n y R e g i s t r a t i o n N o C a p t i o n > C o m p a n y   R e g i s t r a t i o n   N o .   C a p t i o n < / C o m p a n y R e g i s t r a t i o n N o C a p t i o n > - 
-             < C o m p a n y B a n k N a m e > C o m p a n y   B a n k   N a m e < / C o m p a n y B a n k N a m e > - 
-             < C o m p a n y B a n k N a m e C a p t i o n > C o m p a n y   B a n k   N a m e   C a p t i o n < / C o m p a n y B a n k N a m e C a p t i o n > - 
-             < C o m p a n y B a n k A c c o u n t N o > C o m p a n y   B a n k   A c c o u n t   N o . < / C o m p a n y B a n k A c c o u n t N o > - 
-             < C o m p a n y B a n k A c c o u n t N o C a p t i o n > C o m p a n y   B a n k   A c c o u n t   N o .   C a p t i o n < / C o m p a n y B a n k A c c o u n t N o C a p t i o n > - 
-             < C o m p a n y B a n k B r a n c h N o > C o m p a n y   B a n k   B r a n c h   N o . < / C o m p a n y B a n k B r a n c h N o > - 
-             < C o m p a n y B a n k B r a n c h N o C a p t i o n > C o m p a n y   B a n k   B r a n c h   N o .   C a p t i o n < / C o m p a n y B a n k B r a n c h N o C a p t i o n > - 
-             < C o m p a n y I B A N > C o m p a n y   I B A N < / C o m p a n y I B A N > - 
-             < C o m p a n y I B A N C a p t i o n > C o m p a n y   I B A N   C a p t i o n < / C o m p a n y I B A N C a p t i o n > - 
-             < C o m p a n y B a n k S W I F T > C o m p a n y   B a n k   S W I F T < / C o m p a n y B a n k S W I F T > - 
-             < C o m p a n y B a n k S W I F T C a p t i o n > C o m p a n y   B a n k   S W I F T   C a p t i o n < / C o m p a n y B a n k S W I F T C a p t i o n > - 
-             < C o m p a n y G i r o N o > C o m p a n y   G i r o   N o . < / C o m p a n y G i r o N o > - 
-             < C o m p a n y G i r o N o C a p t i o n > C o m p a n y   G i r o   N o .   C a p t i o n < / C o m p a n y G i r o N o C a p t i o n > - 
-         < / C o m p a n y M e t a d a t a > - 
-     < / B C R e p o r t I n f o r m a t i o n > - 
-     < L a b e l s > - 
-         < A b o u t T h e R e p o r t L a b e l > A b o u t T h e R e p o r t L a b e l < / A b o u t T h e R e p o r t L a b e l > - 
-         < C o m p a n y L a b e l > C o m p a n y L a b e l < / C o m p a n y L a b e l > - 
-         < C u s t N a m e _ S a l e s L i n e C a p t i o n > C u s t N a m e _ S a l e s L i n e C a p t i o n < / C u s t N a m e _ S a l e s L i n e C a p t i o n > - 
-         < C u s t P h o n e N o _ S a l e s L i n e C a p t i o n > C u s t P h o n e N o _ S a l e s L i n e C a p t i o n < / C u s t P h o n e N o _ S a l e s L i n e C a p t i o n > - 
-         < D a t a R e t r i e v e d > D a t a R e t r i e v e d < / D a t a R e t r i e v e d > - 
-         < D e s c r i p t i o n _ I t e m C a p t i o n > D e s c r i p t i o n _ I t e m C a p t i o n < / D e s c r i p t i o n _ I t e m C a p t i o n > - 
-         < D o c u m e n t a t i o n L a b e l > D o c u m e n t a t i o n L a b e l < / D o c u m e n t a t i o n L a b e l > - 
-         < D o c u m e n t N o _ S a l e s L i n e C a p t i o n > D o c u m e n t N o _ S a l e s L i n e C a p t i o n < / D o c u m e n t N o _ S a l e s L i n e C a p t i o n > - 
-         < E n v i r o n m e n t L a b e l > E n v i r o n m e n t L a b e l < / E n v i r o n m e n t L a b e l > - 
-         < I n v e n t o r y S a l e s B a c k O r d e r s > I n v e n t o r y S a l e s B a c k O r d e r s < / I n v e n t o r y S a l e s B a c k O r d e r s > - 
-         < I n v e n t o r y S a l e s B a c k O r d e r s P r i n t > I n v e n t o r y S a l e s B a c k O r d e r s P r i n t < / I n v e n t o r y S a l e s B a c k O r d e r s P r i n t > - 
-         < I n v S a l e s B a c k O r d e r s A n a l y s i s > I n v S a l e s B a c k O r d e r s A n a l y s i s < / I n v S a l e s B a c k O r d e r s A n a l y s i s > - 
-         < I t e m N o C a p t i o n L b l > I t e m N o C a p t i o n L b l < / I t e m N o C a p t i o n L b l > - 
-         < N o _ I t e m C a p t i o n > N o _ I t e m C a p t i o n < / N o _ I t e m C a p t i o n > - 
-         < O t h e r B a c k O r d e r s L a b e l > O t h e r B a c k O r d e r s L a b e l < / O t h e r B a c k O r d e r s L a b e l > - 
-         < O u t s t a n d i n g Q t y _ S a l e s L i n e C a p t i o n > O u t s t a n d i n g Q t y _ S a l e s L i n e C a p t i o n < / O u t s t a n d i n g Q t y _ S a l e s L i n e C a p t i o n > - 
-         < Q u a n t i t y _ S a l e s L i n e C a p t i o n > Q u a n t i t y _ S a l e s L i n e C a p t i o n < / Q u a n t i t y _ S a l e s L i n e C a p t i o n > - 
-         < R e p o r t N a m e L a b e l > R e p o r t N a m e L a b e l < / R e p o r t N a m e L a b e l > - 
-         < R u n O n L a b e l > R u n O n L a b e l < / R u n O n L a b e l > - 
-         < S h i p m e n t D a t e L a b e l > S h i p m e n t D a t e L a b e l < / S h i p m e n t D a t e L a b e l > - 
-         < U s e r L a b e l > U s e r L a b e l < / U s e r L a b e l > - 
-     < / L a b e l s > - 
-     < I t e m > - 
-         < D e s c r i p t i o n _ I t e m > D e s c r i p t i o n _ I t e m < / D e s c r i p t i o n _ I t e m > - 
-         < I t e m F i l t e r > I t e m F i l t e r < / I t e m F i l t e r > - 
-         < I t e m F i l t e r T x t > I t e m F i l t e r T x t < / I t e m F i l t e r T x t > - 
-         < N o _ I t e m > N o _ I t e m < / N o _ I t e m > - 
-         < S a l e s L i n e F i l t e r > S a l e s L i n e F i l t e r < / S a l e s L i n e F i l t e r > - 
-         < S a l e s L i n e F i l t e r T x t > S a l e s L i n e F i l t e r T x t < / S a l e s L i n e F i l t e r T x t > - 
-         < S a l e s _ L i n e > - 
-             < C u s t N a m e _ S a l e s L i n e > C u s t N a m e _ S a l e s L i n e < / C u s t N a m e _ S a l e s L i n e > - 
-             < C u s t P h o n e N o _ S a l e s L i n e > C u s t P h o n e N o _ S a l e s L i n e < / C u s t P h o n e N o _ S a l e s L i n e > - 
-             < D o c u m e n t N o _ S a l e s L i n e > D o c u m e n t N o _ S a l e s L i n e < / D o c u m e n t N o _ S a l e s L i n e > - 
-             < O t h e r B a c k O r d e r s _ S a l e s L i n e > O t h e r B a c k O r d e r s _ S a l e s L i n e < / O t h e r B a c k O r d e r s _ S a l e s L i n e > - 
-             < O u t s t a n d i n g Q t y _ S a l e s L i n e > O u t s t a n d i n g Q t y _ S a l e s L i n e < / O u t s t a n d i n g Q t y _ S a l e s L i n e > - 
-             < Q u a n t i t y _ S a l e s L i n e > Q u a n t i t y _ S a l e s L i n e < / Q u a n t i t y _ S a l e s L i n e > - 
-             < S h i p m e n t D a t e _ S a l e s L i n e > S h i p m e n t D a t e _ S a l e s L i n e < / S h i p m e n t D a t e _ S a l e s L i n e > - 
-         < / S a l e s _ L i n e > - 
-         < S u b T o t a l s > - 
-             < S u b T o t a l s _ O u t s t a n d i n g _ Q t y > S u b T o t a l s _ O u t s t a n d i n g _ Q t y < / S u b T o t a l s _ O u t s t a n d i n g _ Q t y > - 
-         < / S u b T o t a l s > - 
-     < / I t e m > - 
- < / N a v W o r d R e p o r t X m l P a r t > 
-</file>
-
-<file path=customXml/item3.xml><?xml version="1.0" encoding="utf-8"?>
-<b:Sources xmlns:b="http://schemas.openxmlformats.org/officeDocument/2006/bibliography" xmlns="http://schemas.openxmlformats.org/officeDocument/2006/bibliography" SelectedStyle="\APASixthEditionOfficeOnline.xsl" StyleName="APA" Version="6"/>
-</file>
-
 <file path=customXml/itemProps1.xml><?xml version="1.0" encoding="utf-8"?>
-<ds:datastoreItem xmlns:ds="http://schemas.openxmlformats.org/officeDocument/2006/customXml" ds:itemID="{9B79D15A-B68C-40F6-B6D6-3FA4A0CBF8F8}">
+<ds:datastoreItem xmlns:ds="http://schemas.openxmlformats.org/officeDocument/2006/customXml" ds:itemID="{2EE7B4C9-3128-45A0-8387-03ADFE0E1910}">
   <ds:schemaRefs>
-    <ds:schemaRef ds:uri="urn:microsoft-dynamics-businesscentral/internal/extended/reports/Inventory_Sales_Back_Orders/718/"/>
+    <ds:schemaRef ds:uri="http://schemas.openxmlformats.org/officeDocument/2006/bibliography"/>
   </ds:schemaRefs>
 </ds:datastoreItem>
 </file>
@@ -30967,9 +30705,9 @@
 </file>
 
 <file path=customXml/itemProps3.xml><?xml version="1.0" encoding="utf-8"?>
-<ds:datastoreItem xmlns:ds="http://schemas.openxmlformats.org/officeDocument/2006/customXml" ds:itemID="{2EE7B4C9-3128-45A0-8387-03ADFE0E1910}">
+<ds:datastoreItem xmlns:ds="http://schemas.openxmlformats.org/officeDocument/2006/customXml" ds:itemID="{9B79D15A-B68C-40F6-B6D6-3FA4A0CBF8F8}">
   <ds:schemaRefs>
-    <ds:schemaRef ds:uri="http://schemas.openxmlformats.org/officeDocument/2006/bibliography"/>
+    <ds:schemaRef ds:uri="urn:microsoft-dynamics-businesscentral/internal/extended/reports/Inventory_Sales_Back_Orders/718/"/>
   </ds:schemaRefs>
 </ds:datastoreItem>
 </file>

--- a/src/Layers/W1/BaseApp/Inventory/Reports/InventorySalesBackOrdersBody.docx
+++ b/src/Layers/W1/BaseApp/Inventory/Reports/InventorySalesBackOrdersBody.docx
@@ -6,7 +6,9 @@
       <w:tblPr>
         <w:tblStyle w:val="BCBlockTable"/>
         <w:tblW w:w="5000" w:type="pct"/>
+        <w:tblLayout w:type="fixed"/>
         <w:tblLook w:val="0680" w:firstRow="0" w:lastRow="0" w:firstColumn="1" w:lastColumn="0" w:noHBand="1" w:noVBand="1"/>
+        <w:tblCaption w:val="bc-block:notes-1"/>
       </w:tblPr>
       <w:tblGrid>
         <w:gridCol w:w="15398"/>
@@ -71,25 +73,29 @@
     <w:p/>
     <w:tbl>
       <w:tblPr>
-        <w:tblStyle w:val="BCDataTableInternal"/>
-        <w:tblW w:w="15390" w:type="dxa"/>
+        <w:tblStyle w:val="BCDataTable"/>
+        <w:tblW w:w="5000" w:type="pct"/>
         <w:tblLayout w:type="fixed"/>
-        <w:tblLook w:val="06E0" w:firstRow="1" w:lastRow="1" w:firstColumn="1" w:lastColumn="0" w:noHBand="1" w:noVBand="1"/>
+        <w:tblCellMar>
+          <w:left w:w="108" w:type="dxa"/>
+          <w:right w:w="108" w:type="dxa"/>
+        </w:tblCellMar>
+        <w:tblLook w:val="06A0" w:firstRow="1" w:lastRow="0" w:firstColumn="1" w:lastColumn="0" w:noHBand="1" w:noVBand="1"/>
       </w:tblPr>
       <w:tblGrid>
         <w:gridCol w:w="1169"/>
-        <w:gridCol w:w="2521"/>
-        <w:gridCol w:w="3420"/>
-        <w:gridCol w:w="2070"/>
-        <w:gridCol w:w="1170"/>
-        <w:gridCol w:w="1890"/>
-        <w:gridCol w:w="1530"/>
-        <w:gridCol w:w="1620"/>
+        <w:gridCol w:w="2522"/>
+        <w:gridCol w:w="3422"/>
+        <w:gridCol w:w="2071"/>
+        <w:gridCol w:w="1171"/>
+        <w:gridCol w:w="1891"/>
+        <w:gridCol w:w="1531"/>
+        <w:gridCol w:w="1621"/>
       </w:tblGrid>
       <w:tr>
         <w:trPr>
           <w:cnfStyle w:val="100000000000" w:firstRow="1" w:lastRow="0" w:firstColumn="0" w:lastColumn="0" w:oddVBand="0" w:evenVBand="0" w:oddHBand="0" w:evenHBand="0" w:firstRowFirstColumn="0" w:firstRowLastColumn="0" w:lastRowFirstColumn="0" w:lastRowLastColumn="0"/>
-          <w:trHeight w:val="567" w:hRule="exact"/>
+          <w:trHeight w:val="302"/>
         </w:trPr>
         <w:sdt>
           <w:sdtPr>
@@ -106,6 +112,7 @@
             <w:tc>
               <w:tcPr>
                 <w:tcW w:w="1169" w:type="dxa"/>
+                <w:vAlign w:val="top"/>
               </w:tcPr>
               <w:p>
                 <w:proofErr w:type="spellStart"/>
@@ -132,6 +139,7 @@
             <w:tc>
               <w:tcPr>
                 <w:tcW w:w="2521" w:type="dxa"/>
+                <w:vAlign w:val="top"/>
               </w:tcPr>
               <w:p>
                 <w:proofErr w:type="spellStart"/>
@@ -163,6 +171,7 @@
             <w:tc>
               <w:tcPr>
                 <w:tcW w:w="3420" w:type="dxa"/>
+                <w:vAlign w:val="top"/>
               </w:tcPr>
               <w:p>
                 <w:proofErr w:type="spellStart"/>
@@ -189,6 +198,7 @@
             <w:tc>
               <w:tcPr>
                 <w:tcW w:w="2070" w:type="dxa"/>
+                <w:vAlign w:val="top"/>
               </w:tcPr>
               <w:p>
                 <w:proofErr w:type="spellStart"/>
@@ -215,6 +225,7 @@
             <w:tc>
               <w:tcPr>
                 <w:tcW w:w="1170" w:type="dxa"/>
+                <w:vAlign w:val="top"/>
               </w:tcPr>
               <w:p>
                 <w:proofErr w:type="spellStart"/>
@@ -241,8 +252,12 @@
             <w:tc>
               <w:tcPr>
                 <w:tcW w:w="1890" w:type="dxa"/>
+                <w:vAlign w:val="top"/>
               </w:tcPr>
               <w:p>
+                <w:pPr>
+                  <w:jc w:val="right"/>
+                </w:pPr>
                 <w:proofErr w:type="spellStart"/>
                 <w:r>
                   <w:t>Quantity_SalesLineCaption</w:t>
@@ -267,8 +282,12 @@
             <w:tc>
               <w:tcPr>
                 <w:tcW w:w="1530" w:type="dxa"/>
+                <w:vAlign w:val="top"/>
               </w:tcPr>
               <w:p>
+                <w:pPr>
+                  <w:jc w:val="right"/>
+                </w:pPr>
                 <w:proofErr w:type="spellStart"/>
                 <w:r>
                   <w:t>OutstandingQty_SalesLineCaption</w:t>
@@ -293,6 +312,7 @@
             <w:tc>
               <w:tcPr>
                 <w:tcW w:w="1620" w:type="dxa"/>
+                <w:vAlign w:val="top"/>
               </w:tcPr>
               <w:p>
                 <w:proofErr w:type="spellStart"/>
@@ -308,8 +328,7 @@
       <w:sdt>
         <w:sdtPr>
           <w:rPr>
-            <w:b/>
-            <w:lang w:eastAsia="zh-CN"/>
+            <w:rFonts w:asciiTheme="majorHAnsi" w:hAnsiTheme="majorHAnsi"/>
           </w:rPr>
           <w:alias w:val="#Nav: /Item"/>
           <w:tag w:val="#Nav: Inventory_Sales_Back_Orders/718"/>
@@ -317,19 +336,11 @@
           <w15:dataBinding w:prefixMappings="xmlns:ns0='urn:microsoft-dynamics-nav/reports/Inventory_Sales_Back_Orders/718/' " w:xpath="/ns0:NavWordReportXmlPart[1]/ns0:Item" w:storeItemID="{332D25FA-F9CA-4943-AEAD-B3FC7FC538F0}"/>
           <w15:repeatingSection/>
         </w:sdtPr>
-        <w:sdtEndPr>
-          <w:rPr>
-            <w:rFonts w:cs="Segoe UI" w:asciiTheme="majorHAnsi" w:hAnsiTheme="majorHAnsi"/>
-            <w:bCs/>
-            <w:lang w:eastAsia="en-US"/>
-          </w:rPr>
-        </w:sdtEndPr>
         <w:sdtContent>
           <w:sdt>
             <w:sdtPr>
               <w:rPr>
-                <w:b/>
-                <w:lang w:eastAsia="zh-CN"/>
+                <w:rFonts w:asciiTheme="majorHAnsi" w:hAnsiTheme="majorHAnsi"/>
               </w:rPr>
               <w:id w:val="1887215713"/>
               <w:placeholder>
@@ -337,23 +348,15 @@
               </w:placeholder>
               <w15:repeatingSectionItem/>
             </w:sdtPr>
-            <w:sdtEndPr>
-              <w:rPr>
-                <w:rFonts w:cs="Segoe UI" w:asciiTheme="majorHAnsi" w:hAnsiTheme="majorHAnsi"/>
-                <w:bCs/>
-                <w:lang w:eastAsia="en-US"/>
-              </w:rPr>
-            </w:sdtEndPr>
             <w:sdtContent>
               <w:tr>
                 <w:trPr>
-                  <w:trHeight w:val="288" w:hRule="exact"/>
+                  <w:trHeight w:val="302"/>
                 </w:trPr>
                 <w:sdt>
                   <w:sdtPr>
                     <w:rPr>
-                      <w:b/>
-                      <w:lang w:eastAsia="zh-CN"/>
+                      <w:rFonts w:asciiTheme="majorHAnsi" w:hAnsiTheme="majorHAnsi"/>
                     </w:rPr>
                     <w:alias w:val="#Nav: /Item/No_Item"/>
                     <w:tag w:val="#Nav: Inventory_Sales_Back_Orders/718"/>
@@ -361,30 +364,24 @@
                     <w:placeholder>
                       <w:docPart w:val="3C5A8C3C9F794C269636411A3D4AB950"/>
                     </w:placeholder>
-                    <w15:dataBinding w:prefixMappings="xmlns:ns0='urn:microsoft-dynamics-nav/reports/Inventory_Sales_Back_Orders/718/'" w:xpath="/ns0:NavWordReportXmlPart[1]/ns0:Item[1]/ns0:No_Item[1]" w:storeItemID="{332D25FA-F9CA-4943-AEAD-B3FC7FC538F0}" w16sdtdh:storeItemChecksum="1Q26Nw=="/>
+                    <w15:dataBinding w:prefixMappings="xmlns:ns0='urn:microsoft-dynamics-nav/reports/Inventory_Sales_Back_Orders/718/'" w:xpath="/ns0:NavWordReportXmlPart[1]/ns0:Item[1]/ns0:No_Item[1]" w:storeItemID="{332D25FA-F9CA-4943-AEAD-B3FC7FC538F0}" w16sdtdh:storeItemChecksum="p7U2cA=="/>
                   </w:sdtPr>
-                  <w:sdtEndPr>
-                    <w:rPr>
-                      <w:lang w:eastAsia="ja-JP"/>
-                    </w:rPr>
-                  </w:sdtEndPr>
                   <w:sdtContent>
                     <w:tc>
                       <w:tcPr>
                         <w:tcW w:w="1169" w:type="dxa"/>
-                        <w:vAlign w:val="center"/>
                       </w:tcPr>
                       <w:p>
                         <w:pPr>
+                          <w:spacing w:before="120" w:after="60"/>
                           <w:rPr>
-                            <w:b/>
+                            <w:rFonts w:asciiTheme="majorHAnsi" w:hAnsiTheme="majorHAnsi"/>
                           </w:rPr>
                         </w:pPr>
                         <w:proofErr w:type="spellStart"/>
                         <w:r>
                           <w:rPr>
-                            <w:b/>
-                            <w:lang w:eastAsia="zh-CN"/>
+                            <w:rFonts w:asciiTheme="majorHAnsi" w:hAnsiTheme="majorHAnsi"/>
                           </w:rPr>
                           <w:t>No_Item</w:t>
                         </w:r>
@@ -396,7 +393,7 @@
                 <w:sdt>
                   <w:sdtPr>
                     <w:rPr>
-                      <w:b/>
+                      <w:rFonts w:asciiTheme="majorHAnsi" w:hAnsiTheme="majorHAnsi"/>
                     </w:rPr>
                     <w:alias w:val="#Nav: /Item/Description_Item"/>
                     <w:tag w:val="#Nav: Inventory_Sales_Back_Orders/718"/>
@@ -404,26 +401,25 @@
                     <w:placeholder>
                       <w:docPart w:val="3C5A8C3C9F794C269636411A3D4AB950"/>
                     </w:placeholder>
-                    <w15:dataBinding w:prefixMappings="xmlns:ns0='urn:microsoft-dynamics-nav/reports/Inventory_Sales_Back_Orders/718/'" w:xpath="/ns0:NavWordReportXmlPart[1]/ns0:Item[1]/ns0:Description_Item[1]" w:storeItemID="{332D25FA-F9CA-4943-AEAD-B3FC7FC538F0}" w16sdtdh:storeItemChecksum="1Q26Nw=="/>
+                    <w15:dataBinding w:prefixMappings="xmlns:ns0='urn:microsoft-dynamics-nav/reports/Inventory_Sales_Back_Orders/718/'" w:xpath="/ns0:NavWordReportXmlPart[1]/ns0:Item[1]/ns0:Description_Item[1]" w:storeItemID="{332D25FA-F9CA-4943-AEAD-B3FC7FC538F0}" w16sdtdh:storeItemChecksum="p7U2cA=="/>
                   </w:sdtPr>
                   <w:sdtContent>
                     <w:tc>
                       <w:tcPr>
                         <w:tcW w:w="5941" w:type="dxa"/>
                         <w:gridSpan w:val="2"/>
-                        <w:vAlign w:val="center"/>
                       </w:tcPr>
                       <w:p>
                         <w:pPr>
-                          <w:spacing w:before="60" w:after="120"/>
+                          <w:spacing w:before="120" w:after="60"/>
                           <w:rPr>
-                            <w:b/>
+                            <w:rFonts w:asciiTheme="majorHAnsi" w:hAnsiTheme="majorHAnsi"/>
                           </w:rPr>
                         </w:pPr>
                         <w:proofErr w:type="spellStart"/>
                         <w:r>
                           <w:rPr>
-                            <w:b/>
+                            <w:rFonts w:asciiTheme="majorHAnsi" w:hAnsiTheme="majorHAnsi"/>
                           </w:rPr>
                           <w:t>Description_Item</w:t>
                         </w:r>
@@ -435,14 +431,12 @@
                 <w:tc>
                   <w:tcPr>
                     <w:tcW w:w="2070" w:type="dxa"/>
-                    <w:vAlign w:val="center"/>
                   </w:tcPr>
                   <w:p>
                     <w:pPr>
                       <w:spacing w:before="120" w:after="60"/>
                       <w:rPr>
-                        <w:rFonts w:cs="Segoe UI"/>
-                        <w:bCs/>
+                        <w:rFonts w:asciiTheme="majorHAnsi" w:hAnsiTheme="majorHAnsi"/>
                       </w:rPr>
                     </w:pPr>
                   </w:p>
@@ -450,14 +444,12 @@
                 <w:tc>
                   <w:tcPr>
                     <w:tcW w:w="1170" w:type="dxa"/>
-                    <w:vAlign w:val="center"/>
                   </w:tcPr>
                   <w:p>
                     <w:pPr>
                       <w:spacing w:before="120" w:after="60"/>
                       <w:rPr>
-                        <w:rFonts w:cs="Segoe UI"/>
-                        <w:bCs/>
+                        <w:rFonts w:asciiTheme="majorHAnsi" w:hAnsiTheme="majorHAnsi"/>
                       </w:rPr>
                     </w:pPr>
                   </w:p>
@@ -465,15 +457,13 @@
                 <w:tc>
                   <w:tcPr>
                     <w:tcW w:w="1890" w:type="dxa"/>
-                    <w:vAlign w:val="center"/>
                   </w:tcPr>
                   <w:p>
                     <w:pPr>
                       <w:spacing w:before="120" w:after="60"/>
                       <w:jc w:val="right"/>
                       <w:rPr>
-                        <w:rFonts w:cs="Segoe UI"/>
-                        <w:bCs/>
+                        <w:rFonts w:asciiTheme="majorHAnsi" w:hAnsiTheme="majorHAnsi"/>
                       </w:rPr>
                     </w:pPr>
                   </w:p>
@@ -481,15 +471,13 @@
                 <w:tc>
                   <w:tcPr>
                     <w:tcW w:w="1530" w:type="dxa"/>
-                    <w:vAlign w:val="center"/>
                   </w:tcPr>
                   <w:p>
                     <w:pPr>
                       <w:spacing w:before="120" w:after="60"/>
                       <w:jc w:val="right"/>
                       <w:rPr>
-                        <w:rFonts w:cs="Segoe UI"/>
-                        <w:bCs/>
+                        <w:rFonts w:asciiTheme="majorHAnsi" w:hAnsiTheme="majorHAnsi"/>
                       </w:rPr>
                     </w:pPr>
                   </w:p>
@@ -497,15 +485,12 @@
                 <w:tc>
                   <w:tcPr>
                     <w:tcW w:w="1620" w:type="dxa"/>
-                    <w:vAlign w:val="center"/>
                   </w:tcPr>
                   <w:p>
                     <w:pPr>
                       <w:spacing w:before="120" w:after="60"/>
-                      <w:jc w:val="right"/>
                       <w:rPr>
-                        <w:rFonts w:cs="Segoe UI"/>
-                        <w:bCs/>
+                        <w:rFonts w:asciiTheme="majorHAnsi" w:hAnsiTheme="majorHAnsi"/>
                       </w:rPr>
                     </w:pPr>
                   </w:p>
@@ -513,98 +498,55 @@
               </w:tr>
               <w:sdt>
                 <w:sdtPr>
-                  <w:rPr>
-                    <w:rFonts w:cs="Segoe UI"/>
-                    <w:bCs/>
-                    <w:lang w:eastAsia="zh-CN"/>
-                  </w:rPr>
                   <w:alias w:val="#Nav: /Item/Sales_Line"/>
                   <w:tag w:val="#Nav: Inventory_Sales_Back_Orders/718"/>
                   <w:id w:val="1346980970"/>
                   <w15:dataBinding w:prefixMappings="xmlns:ns0='urn:microsoft-dynamics-nav/reports/Inventory_Sales_Back_Orders/718/' " w:xpath="/ns0:NavWordReportXmlPart[1]/ns0:Item[1]/ns0:Sales_Line" w:storeItemID="{332D25FA-F9CA-4943-AEAD-B3FC7FC538F0}"/>
                   <w15:repeatingSection/>
                 </w:sdtPr>
-                <w:sdtEndPr>
-                  <w:rPr>
-                    <w:bCs w:val="0"/>
-                  </w:rPr>
-                </w:sdtEndPr>
                 <w:sdtContent>
                   <w:sdt>
                     <w:sdtPr>
-                      <w:rPr>
-                        <w:rFonts w:cs="Segoe UI"/>
-                        <w:bCs/>
-                        <w:lang w:eastAsia="zh-CN"/>
-                      </w:rPr>
                       <w:id w:val="617497627"/>
                       <w:placeholder>
                         <w:docPart w:val="3A0803F23C0847E4BACF0F238C34DADC"/>
                       </w:placeholder>
                       <w15:repeatingSectionItem/>
                     </w:sdtPr>
-                    <w:sdtEndPr>
-                      <w:rPr>
-                        <w:bCs w:val="0"/>
-                      </w:rPr>
-                    </w:sdtEndPr>
                     <w:sdtContent>
                       <w:tr>
                         <w:trPr>
-                          <w:trHeight w:val="288" w:hRule="exact"/>
+                          <w:trHeight w:val="302"/>
                         </w:trPr>
                         <w:tc>
                           <w:tcPr>
                             <w:tcW w:w="1169" w:type="dxa"/>
-                            <w:vAlign w:val="center"/>
                           </w:tcPr>
-                          <w:p>
-                            <w:pPr>
-                              <w:rPr>
-                                <w:rFonts w:cs="Segoe UI"/>
-                                <w:bCs/>
-                              </w:rPr>
-                            </w:pPr>
-                          </w:p>
+                          <w:p/>
                         </w:tc>
                         <w:sdt>
                           <w:sdtPr>
-                            <w:rPr>
-                              <w:rFonts w:cs="Segoe UI"/>
-                            </w:rPr>
                             <w:alias w:val="#Nav: /Item/Sales_Line/DocumentNo_SalesLine"/>
                             <w:tag w:val="#Nav: Inventory_Sales_Back_Orders/718"/>
                             <w:id w:val="1099215258"/>
                             <w:placeholder>
                               <w:docPart w:val="B08C8B702EF148A1926C2663D231FCC9"/>
                             </w:placeholder>
-                            <w15:dataBinding w:prefixMappings="xmlns:ns0='urn:microsoft-dynamics-nav/reports/Inventory_Sales_Back_Orders/718/'" w:xpath="/ns0:NavWordReportXmlPart[1]/ns0:Item[1]/ns0:Sales_Line[1]/ns0:DocumentNo_SalesLine[1]" w:storeItemID="{332D25FA-F9CA-4943-AEAD-B3FC7FC538F0}" w16sdtdh:storeItemChecksum="1Q26Nw=="/>
+                            <w15:dataBinding w:prefixMappings="xmlns:ns0='urn:microsoft-dynamics-nav/reports/Inventory_Sales_Back_Orders/718/'" w:xpath="/ns0:NavWordReportXmlPart[1]/ns0:Item[1]/ns0:Sales_Line[1]/ns0:DocumentNo_SalesLine[1]" w:storeItemID="{332D25FA-F9CA-4943-AEAD-B3FC7FC538F0}" w16sdtdh:storeItemChecksum="p7U2cA=="/>
                           </w:sdtPr>
                           <w:sdtContent>
                             <w:tc>
                               <w:tcPr>
                                 <w:tcW w:w="2521" w:type="dxa"/>
-                                <w:vAlign w:val="center"/>
                               </w:tcPr>
                               <w:p>
-                                <w:pPr>
-                                  <w:rPr>
-                                    <w:rFonts w:cs="Segoe UI"/>
-                                  </w:rPr>
-                                </w:pPr>
                                 <w:proofErr w:type="spellStart"/>
                                 <w:proofErr w:type="gramStart"/>
                                 <w:r>
-                                  <w:rPr>
-                                    <w:rFonts w:cs="Segoe UI"/>
-                                  </w:rPr>
                                   <w:t>DocumentNo</w:t>
                                 </w:r>
                                 <w:proofErr w:type="gramEnd"/>
                                 <w:r>
-                                  <w:rPr>
-                                    <w:rFonts w:cs="Segoe UI"/>
-                                  </w:rPr>
                                   <w:t>_SalesLine</w:t>
                                 </w:r>
                                 <w:proofErr w:type="spellEnd"/>
@@ -614,34 +556,22 @@
                         </w:sdt>
                         <w:sdt>
                           <w:sdtPr>
-                            <w:rPr>
-                              <w:rFonts w:cs="Segoe UI"/>
-                            </w:rPr>
                             <w:alias w:val="#Nav: /Item/Sales_Line/CustName_SalesLine"/>
                             <w:tag w:val="#Nav: Inventory_Sales_Back_Orders/718"/>
                             <w:id w:val="1816984566"/>
                             <w:placeholder>
                               <w:docPart w:val="B08C8B702EF148A1926C2663D231FCC9"/>
                             </w:placeholder>
-                            <w15:dataBinding w:prefixMappings="xmlns:ns0='urn:microsoft-dynamics-nav/reports/Inventory_Sales_Back_Orders/718/'" w:xpath="/ns0:NavWordReportXmlPart[1]/ns0:Item[1]/ns0:Sales_Line[1]/ns0:CustName_SalesLine[1]" w:storeItemID="{332D25FA-F9CA-4943-AEAD-B3FC7FC538F0}" w16sdtdh:storeItemChecksum="1Q26Nw=="/>
+                            <w15:dataBinding w:prefixMappings="xmlns:ns0='urn:microsoft-dynamics-nav/reports/Inventory_Sales_Back_Orders/718/'" w:xpath="/ns0:NavWordReportXmlPart[1]/ns0:Item[1]/ns0:Sales_Line[1]/ns0:CustName_SalesLine[1]" w:storeItemID="{332D25FA-F9CA-4943-AEAD-B3FC7FC538F0}" w16sdtdh:storeItemChecksum="p7U2cA=="/>
                           </w:sdtPr>
                           <w:sdtContent>
                             <w:tc>
                               <w:tcPr>
                                 <w:tcW w:w="3420" w:type="dxa"/>
-                                <w:vAlign w:val="center"/>
                               </w:tcPr>
                               <w:p>
-                                <w:pPr>
-                                  <w:rPr>
-                                    <w:rFonts w:cs="Segoe UI"/>
-                                  </w:rPr>
-                                </w:pPr>
                                 <w:proofErr w:type="spellStart"/>
                                 <w:r>
-                                  <w:rPr>
-                                    <w:rFonts w:cs="Segoe UI"/>
-                                  </w:rPr>
                                   <w:t>CustName_SalesLine</w:t>
                                 </w:r>
                                 <w:proofErr w:type="spellEnd"/>
@@ -651,34 +581,22 @@
                         </w:sdt>
                         <w:sdt>
                           <w:sdtPr>
-                            <w:rPr>
-                              <w:rFonts w:cs="Segoe UI"/>
-                            </w:rPr>
                             <w:alias w:val="#Nav: /Item/Sales_Line/CustPhoneNo_SalesLine"/>
                             <w:tag w:val="#Nav: Inventory_Sales_Back_Orders/718"/>
                             <w:id w:val="-514079202"/>
                             <w:placeholder>
                               <w:docPart w:val="B08C8B702EF148A1926C2663D231FCC9"/>
                             </w:placeholder>
-                            <w15:dataBinding w:prefixMappings="xmlns:ns0='urn:microsoft-dynamics-nav/reports/Inventory_Sales_Back_Orders/718/'" w:xpath="/ns0:NavWordReportXmlPart[1]/ns0:Item[1]/ns0:Sales_Line[1]/ns0:CustPhoneNo_SalesLine[1]" w:storeItemID="{332D25FA-F9CA-4943-AEAD-B3FC7FC538F0}" w16sdtdh:storeItemChecksum="1Q26Nw=="/>
+                            <w15:dataBinding w:prefixMappings="xmlns:ns0='urn:microsoft-dynamics-nav/reports/Inventory_Sales_Back_Orders/718/'" w:xpath="/ns0:NavWordReportXmlPart[1]/ns0:Item[1]/ns0:Sales_Line[1]/ns0:CustPhoneNo_SalesLine[1]" w:storeItemID="{332D25FA-F9CA-4943-AEAD-B3FC7FC538F0}" w16sdtdh:storeItemChecksum="p7U2cA=="/>
                           </w:sdtPr>
                           <w:sdtContent>
                             <w:tc>
                               <w:tcPr>
                                 <w:tcW w:w="2070" w:type="dxa"/>
-                                <w:vAlign w:val="center"/>
                               </w:tcPr>
                               <w:p>
-                                <w:pPr>
-                                  <w:rPr>
-                                    <w:rFonts w:cs="Segoe UI"/>
-                                  </w:rPr>
-                                </w:pPr>
                                 <w:proofErr w:type="spellStart"/>
                                 <w:r>
-                                  <w:rPr>
-                                    <w:rFonts w:cs="Segoe UI"/>
-                                  </w:rPr>
                                   <w:t>CustPhoneNo_SalesLine</w:t>
                                 </w:r>
                                 <w:proofErr w:type="spellEnd"/>
@@ -688,34 +606,22 @@
                         </w:sdt>
                         <w:sdt>
                           <w:sdtPr>
-                            <w:rPr>
-                              <w:rFonts w:cs="Segoe UI"/>
-                            </w:rPr>
                             <w:alias w:val="#Nav: /Item/Sales_Line/ShipmentDate_SalesLine"/>
                             <w:tag w:val="#Nav: Inventory_Sales_Back_Orders/718"/>
                             <w:id w:val="1292013716"/>
                             <w:placeholder>
                               <w:docPart w:val="B08C8B702EF148A1926C2663D231FCC9"/>
                             </w:placeholder>
-                            <w15:dataBinding w:prefixMappings="xmlns:ns0='urn:microsoft-dynamics-nav/reports/Inventory_Sales_Back_Orders/718/'" w:xpath="/ns0:NavWordReportXmlPart[1]/ns0:Item[1]/ns0:Sales_Line[1]/ns0:ShipmentDate_SalesLine[1]" w:storeItemID="{332D25FA-F9CA-4943-AEAD-B3FC7FC538F0}" w16sdtdh:storeItemChecksum="1Q26Nw=="/>
+                            <w15:dataBinding w:prefixMappings="xmlns:ns0='urn:microsoft-dynamics-nav/reports/Inventory_Sales_Back_Orders/718/'" w:xpath="/ns0:NavWordReportXmlPart[1]/ns0:Item[1]/ns0:Sales_Line[1]/ns0:ShipmentDate_SalesLine[1]" w:storeItemID="{332D25FA-F9CA-4943-AEAD-B3FC7FC538F0}" w16sdtdh:storeItemChecksum="p7U2cA=="/>
                           </w:sdtPr>
                           <w:sdtContent>
                             <w:tc>
                               <w:tcPr>
                                 <w:tcW w:w="1170" w:type="dxa"/>
-                                <w:vAlign w:val="center"/>
                               </w:tcPr>
                               <w:p>
-                                <w:pPr>
-                                  <w:rPr>
-                                    <w:rFonts w:cs="Segoe UI"/>
-                                  </w:rPr>
-                                </w:pPr>
                                 <w:proofErr w:type="spellStart"/>
                                 <w:r>
-                                  <w:rPr>
-                                    <w:rFonts w:cs="Segoe UI"/>
-                                  </w:rPr>
                                   <w:t>ShipmentDate_SalesLine</w:t>
                                 </w:r>
                                 <w:proofErr w:type="spellEnd"/>
@@ -725,35 +631,25 @@
                         </w:sdt>
                         <w:sdt>
                           <w:sdtPr>
-                            <w:rPr>
-                              <w:rFonts w:cs="Segoe UI"/>
-                            </w:rPr>
                             <w:alias w:val="#Nav: /Item/Sales_Line/Quantity_SalesLine"/>
                             <w:tag w:val="#Nav: Inventory_Sales_Back_Orders/718"/>
                             <w:id w:val="1144701656"/>
                             <w:placeholder>
                               <w:docPart w:val="B08C8B702EF148A1926C2663D231FCC9"/>
                             </w:placeholder>
-                            <w15:dataBinding w:prefixMappings="xmlns:ns0='urn:microsoft-dynamics-nav/reports/Inventory_Sales_Back_Orders/718/'" w:xpath="/ns0:NavWordReportXmlPart[1]/ns0:Item[1]/ns0:Sales_Line[1]/ns0:Quantity_SalesLine[1]" w:storeItemID="{332D25FA-F9CA-4943-AEAD-B3FC7FC538F0}" w16sdtdh:storeItemChecksum="1Q26Nw=="/>
+                            <w15:dataBinding w:prefixMappings="xmlns:ns0='urn:microsoft-dynamics-nav/reports/Inventory_Sales_Back_Orders/718/'" w:xpath="/ns0:NavWordReportXmlPart[1]/ns0:Item[1]/ns0:Sales_Line[1]/ns0:Quantity_SalesLine[1]" w:storeItemID="{332D25FA-F9CA-4943-AEAD-B3FC7FC538F0}" w16sdtdh:storeItemChecksum="p7U2cA=="/>
                           </w:sdtPr>
                           <w:sdtContent>
                             <w:tc>
                               <w:tcPr>
                                 <w:tcW w:w="1890" w:type="dxa"/>
-                                <w:vAlign w:val="center"/>
                               </w:tcPr>
                               <w:p>
                                 <w:pPr>
                                   <w:jc w:val="right"/>
-                                  <w:rPr>
-                                    <w:rFonts w:cs="Segoe UI"/>
-                                  </w:rPr>
                                 </w:pPr>
                                 <w:proofErr w:type="spellStart"/>
                                 <w:r>
-                                  <w:rPr>
-                                    <w:rFonts w:cs="Segoe UI"/>
-                                  </w:rPr>
                                   <w:t>Quantity_SalesLine</w:t>
                                 </w:r>
                                 <w:proofErr w:type="spellEnd"/>
@@ -763,35 +659,25 @@
                         </w:sdt>
                         <w:sdt>
                           <w:sdtPr>
-                            <w:rPr>
-                              <w:rFonts w:cs="Segoe UI"/>
-                            </w:rPr>
                             <w:alias w:val="#Nav: /Item/Sales_Line/OutstandingQty_SalesLine"/>
                             <w:tag w:val="#Nav: Inventory_Sales_Back_Orders/718"/>
                             <w:id w:val="689413737"/>
                             <w:placeholder>
                               <w:docPart w:val="B08C8B702EF148A1926C2663D231FCC9"/>
                             </w:placeholder>
-                            <w15:dataBinding w:prefixMappings="xmlns:ns0='urn:microsoft-dynamics-nav/reports/Inventory_Sales_Back_Orders/718/'" w:xpath="/ns0:NavWordReportXmlPart[1]/ns0:Item[1]/ns0:Sales_Line[1]/ns0:OutstandingQty_SalesLine[1]" w:storeItemID="{332D25FA-F9CA-4943-AEAD-B3FC7FC538F0}" w16sdtdh:storeItemChecksum="1Q26Nw=="/>
+                            <w15:dataBinding w:prefixMappings="xmlns:ns0='urn:microsoft-dynamics-nav/reports/Inventory_Sales_Back_Orders/718/'" w:xpath="/ns0:NavWordReportXmlPart[1]/ns0:Item[1]/ns0:Sales_Line[1]/ns0:OutstandingQty_SalesLine[1]" w:storeItemID="{332D25FA-F9CA-4943-AEAD-B3FC7FC538F0}" w16sdtdh:storeItemChecksum="p7U2cA=="/>
                           </w:sdtPr>
                           <w:sdtContent>
                             <w:tc>
                               <w:tcPr>
                                 <w:tcW w:w="1530" w:type="dxa"/>
-                                <w:vAlign w:val="center"/>
                               </w:tcPr>
                               <w:p>
                                 <w:pPr>
                                   <w:jc w:val="right"/>
-                                  <w:rPr>
-                                    <w:rFonts w:cs="Segoe UI"/>
-                                  </w:rPr>
                                 </w:pPr>
                                 <w:proofErr w:type="spellStart"/>
                                 <w:r>
-                                  <w:rPr>
-                                    <w:rFonts w:cs="Segoe UI"/>
-                                  </w:rPr>
                                   <w:t>OutstandingQty_SalesLine</w:t>
                                 </w:r>
                                 <w:proofErr w:type="spellEnd"/>
@@ -801,35 +687,22 @@
                         </w:sdt>
                         <w:sdt>
                           <w:sdtPr>
-                            <w:rPr>
-                              <w:rFonts w:cs="Segoe UI"/>
-                            </w:rPr>
                             <w:alias w:val="#Nav: /Item/Sales_Line/OtherBackOrders_SalesLine"/>
                             <w:tag w:val="#Nav: Inventory_Sales_Back_Orders/718"/>
                             <w:id w:val="801589146"/>
                             <w:placeholder>
                               <w:docPart w:val="B08C8B702EF148A1926C2663D231FCC9"/>
                             </w:placeholder>
-                            <w15:dataBinding w:prefixMappings="xmlns:ns0='urn:microsoft-dynamics-nav/reports/Inventory_Sales_Back_Orders/718/'" w:xpath="/ns0:NavWordReportXmlPart[1]/ns0:Item[1]/ns0:Sales_Line[1]/ns0:OtherBackOrders_SalesLine[1]" w:storeItemID="{332D25FA-F9CA-4943-AEAD-B3FC7FC538F0}" w16sdtdh:storeItemChecksum="1Q26Nw=="/>
+                            <w15:dataBinding w:prefixMappings="xmlns:ns0='urn:microsoft-dynamics-nav/reports/Inventory_Sales_Back_Orders/718/'" w:xpath="/ns0:NavWordReportXmlPart[1]/ns0:Item[1]/ns0:Sales_Line[1]/ns0:OtherBackOrders_SalesLine[1]" w:storeItemID="{332D25FA-F9CA-4943-AEAD-B3FC7FC538F0}" w16sdtdh:storeItemChecksum="p7U2cA=="/>
                           </w:sdtPr>
                           <w:sdtContent>
                             <w:tc>
                               <w:tcPr>
                                 <w:tcW w:w="1620" w:type="dxa"/>
-                                <w:vAlign w:val="center"/>
                               </w:tcPr>
                               <w:p>
-                                <w:pPr>
-                                  <w:jc w:val="right"/>
-                                  <w:rPr>
-                                    <w:rFonts w:cs="Segoe UI"/>
-                                  </w:rPr>
-                                </w:pPr>
                                 <w:proofErr w:type="spellStart"/>
                                 <w:r>
-                                  <w:rPr>
-                                    <w:rFonts w:cs="Segoe UI"/>
-                                  </w:rPr>
                                   <w:t>OtherBackOrders_SalesLine</w:t>
                                 </w:r>
                                 <w:proofErr w:type="spellEnd"/>
@@ -844,49 +717,50 @@
               </w:sdt>
               <w:tr>
                 <w:trPr>
-                  <w:cnfStyle w:val="010000000000" w:firstRow="0" w:lastRow="1" w:firstColumn="0" w:lastColumn="0" w:oddVBand="0" w:evenVBand="0" w:oddHBand="0" w:evenHBand="0" w:firstRowFirstColumn="0" w:firstRowLastColumn="0" w:lastRowFirstColumn="0" w:lastRowLastColumn="0"/>
-                  <w:trHeight w:val="302" w:hRule="exact"/>
+                  <w:trHeight w:val="302"/>
                 </w:trPr>
                 <w:tc>
                   <w:tcPr>
                     <w:tcW w:w="1169" w:type="dxa"/>
-                    <w:vAlign w:val="center"/>
                   </w:tcPr>
                   <w:p>
                     <w:pPr>
-                      <w:spacing w:before="60" w:after="120"/>
                       <w:rPr>
-                        <w:rFonts w:cs="Segoe UI"/>
+                        <w:rFonts w:asciiTheme="majorHAnsi" w:hAnsiTheme="majorHAnsi"/>
                       </w:rPr>
                     </w:pPr>
                   </w:p>
                 </w:tc>
                 <w:sdt>
                   <w:sdtPr>
+                    <w:rPr>
+                      <w:rFonts w:asciiTheme="majorHAnsi" w:hAnsiTheme="majorHAnsi"/>
+                    </w:rPr>
                     <w:alias w:val="#Nav: /Item/Description_Item"/>
                     <w:tag w:val="#Nav: Inventory_Sales_Back_Orders/718"/>
                     <w:id w:val="-1623061783"/>
                     <w:placeholder>
                       <w:docPart w:val="B08C8B702EF148A1926C2663D231FCC9"/>
                     </w:placeholder>
-                    <w15:dataBinding w:prefixMappings="xmlns:ns0='urn:microsoft-dynamics-nav/reports/Inventory_Sales_Back_Orders/718/'" w:xpath="/ns0:NavWordReportXmlPart[1]/ns0:Item[1]/ns0:Description_Item[1]" w:storeItemID="{332D25FA-F9CA-4943-AEAD-B3FC7FC538F0}" w16sdtdh:storeItemChecksum="1Q26Nw=="/>
+                    <w15:dataBinding w:prefixMappings="xmlns:ns0='urn:microsoft-dynamics-nav/reports/Inventory_Sales_Back_Orders/718/'" w:xpath="/ns0:NavWordReportXmlPart[1]/ns0:Item[1]/ns0:Description_Item[1]" w:storeItemID="{332D25FA-F9CA-4943-AEAD-B3FC7FC538F0}" w16sdtdh:storeItemChecksum="p7U2cA=="/>
                   </w:sdtPr>
                   <w:sdtContent>
                     <w:tc>
                       <w:tcPr>
                         <w:tcW w:w="9181" w:type="dxa"/>
                         <w:gridSpan w:val="4"/>
-                        <w:vAlign w:val="center"/>
                       </w:tcPr>
                       <w:p>
                         <w:pPr>
-                          <w:spacing w:before="60" w:after="120"/>
+                          <w:spacing w:before="120" w:after="60"/>
+                          <w:rPr>
+                            <w:rFonts w:asciiTheme="majorHAnsi" w:hAnsiTheme="majorHAnsi"/>
+                          </w:rPr>
                         </w:pPr>
                         <w:proofErr w:type="spellStart"/>
                         <w:r>
                           <w:rPr>
-                            <w:rFonts w:asciiTheme="minorHAnsi" w:hAnsiTheme="minorHAnsi"/>
-                            <w:b w:val="0"/>
+                            <w:rFonts w:asciiTheme="majorHAnsi" w:hAnsiTheme="majorHAnsi"/>
                           </w:rPr>
                           <w:t>Description_Item</w:t>
                         </w:r>
@@ -898,16 +772,13 @@
                 <w:tc>
                   <w:tcPr>
                     <w:tcW w:w="1890" w:type="dxa"/>
-                    <w:vAlign w:val="center"/>
                   </w:tcPr>
                   <w:p>
                     <w:pPr>
-                      <w:spacing w:before="60" w:after="120"/>
+                      <w:spacing w:before="120" w:after="60"/>
                       <w:jc w:val="right"/>
                       <w:rPr>
-                        <w:rFonts w:cs="Segoe UI"/>
-                        <w:b w:val="0"/>
-                        <w:bCs/>
+                        <w:rFonts w:asciiTheme="majorHAnsi" w:hAnsiTheme="majorHAnsi"/>
                       </w:rPr>
                     </w:pPr>
                   </w:p>
@@ -915,33 +786,35 @@
                 <w:tc>
                   <w:tcPr>
                     <w:tcW w:w="1530" w:type="dxa"/>
-                    <w:vAlign w:val="center"/>
                   </w:tcPr>
                   <w:p>
                     <w:pPr>
-                      <w:spacing w:before="60" w:after="120"/>
+                      <w:spacing w:before="120" w:after="60"/>
                       <w:jc w:val="right"/>
+                      <w:rPr>
+                        <w:rFonts w:asciiTheme="majorHAnsi" w:hAnsiTheme="majorHAnsi"/>
+                      </w:rPr>
                     </w:pPr>
                     <w:sdt>
                       <w:sdtPr>
+                        <w:rPr>
+                          <w:rFonts w:asciiTheme="majorHAnsi" w:hAnsiTheme="majorHAnsi"/>
+                        </w:rPr>
                         <w:alias w:val="#Nav: /Item/SubTotals/SubTotals_Outstanding_Qty"/>
                         <w:tag w:val="#Nav: Inventory_Sales_Back_Orders/718"/>
                         <w:id w:val="-511681865"/>
                         <w:placeholder>
                           <w:docPart w:val="51003663CCD04A51B9518DFA3FF402B9"/>
                         </w:placeholder>
-                        <w15:dataBinding w:prefixMappings="xmlns:ns0='urn:microsoft-dynamics-nav/reports/Inventory_Sales_Back_Orders/718/'" w:xpath="/ns0:NavWordReportXmlPart[1]/ns0:Item[1]/ns0:SubTotals[1]/ns0:SubTotals_Outstanding_Qty[1]" w:storeItemID="{332D25FA-F9CA-4943-AEAD-B3FC7FC538F0}" w16sdtdh:storeItemChecksum="1Q26Nw=="/>
+                        <w15:dataBinding w:prefixMappings="xmlns:ns0='urn:microsoft-dynamics-nav/reports/Inventory_Sales_Back_Orders/718/'" w:xpath="/ns0:NavWordReportXmlPart[1]/ns0:Item[1]/ns0:SubTotals[1]/ns0:SubTotals_Outstanding_Qty[1]" w:storeItemID="{332D25FA-F9CA-4943-AEAD-B3FC7FC538F0}" w16sdtdh:storeItemChecksum="p7U2cA=="/>
                       </w:sdtPr>
                       <w:sdtContent>
                         <w:proofErr w:type="spellStart"/>
                         <w:r>
-                          <w:t>SubTotals_</w:t>
-                        </w:r>
-                        <w:r>
-                          <w:t>Outstan</w:t>
-                        </w:r>
-                        <w:r>
-                          <w:t>ding_Qty</w:t>
+                          <w:rPr>
+                            <w:rFonts w:asciiTheme="majorHAnsi" w:hAnsiTheme="majorHAnsi"/>
+                          </w:rPr>
+                          <w:t>SubTotals_Outstanding_Qty</w:t>
                         </w:r>
                         <w:proofErr w:type="spellEnd"/>
                       </w:sdtContent>
@@ -951,16 +824,11 @@
                 <w:tc>
                   <w:tcPr>
                     <w:tcW w:w="1620" w:type="dxa"/>
-                    <w:vAlign w:val="center"/>
                   </w:tcPr>
                   <w:p>
                     <w:pPr>
-                      <w:spacing w:before="60" w:after="120"/>
-                      <w:jc w:val="right"/>
                       <w:rPr>
-                        <w:rFonts w:cs="Segoe UI"/>
-                        <w:b w:val="0"/>
-                        <w:bCs/>
+                        <w:rFonts w:asciiTheme="majorHAnsi" w:hAnsiTheme="majorHAnsi"/>
                       </w:rPr>
                     </w:pPr>
                   </w:p>
@@ -976,6 +844,7 @@
         <w:tabs>
           <w:tab w:val="left" w:pos="4363"/>
         </w:tabs>
+        <w:spacing w:before="60" w:after="120"/>
       </w:pPr>
     </w:p>
     <w:sectPr>
@@ -2244,7 +2113,7 @@
   <w:style w:type="paragraph" w:default="1" w:styleId="Normal">
     <w:name w:val="Normal"/>
     <w:qFormat/>
-    <w:rsid w:val="0046351C"/>
+    <w:rsid w:val="00C65C9C"/>
     <w:rPr>
       <w:rFonts w:eastAsiaTheme="minorHAnsi"/>
       <w:color w:val="4D614C" w:themeColor="text1"/>
@@ -2260,7 +2129,7 @@
     <w:link w:val="Heading1Char"/>
     <w:uiPriority w:val="9"/>
     <w:qFormat/>
-    <w:rsid w:val="0046351C"/>
+    <w:rsid w:val="00C65C9C"/>
     <w:pPr>
       <w:keepNext/>
       <w:keepLines/>
@@ -2281,7 +2150,7 @@
     <w:uiPriority w:val="9"/>
     <w:unhideWhenUsed/>
     <w:qFormat/>
-    <w:rsid w:val="0046351C"/>
+    <w:rsid w:val="00C65C9C"/>
     <w:pPr>
       <w:keepNext/>
       <w:keepLines/>
@@ -2303,7 +2172,7 @@
     <w:semiHidden/>
     <w:unhideWhenUsed/>
     <w:qFormat/>
-    <w:rsid w:val="0046351C"/>
+    <w:rsid w:val="00C65C9C"/>
     <w:pPr>
       <w:outlineLvl w:val="2"/>
     </w:pPr>
@@ -2319,7 +2188,7 @@
     <w:uiPriority w:val="9"/>
     <w:unhideWhenUsed/>
     <w:qFormat/>
-    <w:rsid w:val="0046351C"/>
+    <w:rsid w:val="00C65C9C"/>
     <w:pPr>
       <w:keepNext/>
       <w:keepLines/>
@@ -2341,7 +2210,7 @@
     <w:semiHidden/>
     <w:unhideWhenUsed/>
     <w:qFormat/>
-    <w:rsid w:val="0046351C"/>
+    <w:rsid w:val="00C65C9C"/>
     <w:pPr>
       <w:keepNext/>
       <w:keepLines/>
@@ -2362,7 +2231,7 @@
     <w:semiHidden/>
     <w:unhideWhenUsed/>
     <w:qFormat/>
-    <w:rsid w:val="0046351C"/>
+    <w:rsid w:val="00C65C9C"/>
     <w:pPr>
       <w:keepNext/>
       <w:keepLines/>
@@ -2385,7 +2254,7 @@
     <w:semiHidden/>
     <w:unhideWhenUsed/>
     <w:qFormat/>
-    <w:rsid w:val="0046351C"/>
+    <w:rsid w:val="00C65C9C"/>
     <w:pPr>
       <w:keepNext/>
       <w:keepLines/>
@@ -2406,7 +2275,7 @@
     <w:semiHidden/>
     <w:unhideWhenUsed/>
     <w:qFormat/>
-    <w:rsid w:val="0046351C"/>
+    <w:rsid w:val="00C65C9C"/>
     <w:pPr>
       <w:keepNext/>
       <w:keepLines/>
@@ -2429,7 +2298,7 @@
     <w:semiHidden/>
     <w:unhideWhenUsed/>
     <w:qFormat/>
-    <w:rsid w:val="0046351C"/>
+    <w:rsid w:val="00C65C9C"/>
     <w:pPr>
       <w:keepNext/>
       <w:keepLines/>
@@ -2444,9 +2313,8 @@
   <w:style w:type="character" w:default="1" w:styleId="DefaultParagraphFont">
     <w:name w:val="Default Paragraph Font"/>
     <w:uiPriority w:val="1"/>
-    <w:semiHidden/>
     <w:unhideWhenUsed/>
-    <w:rsid w:val="0046351C"/>
+    <w:rsid w:val="00C65C9C"/>
   </w:style>
   <w:style w:type="table" w:default="1" w:styleId="TableNormal">
     <w:name w:val="Normal Table"/>
@@ -2468,7 +2336,7 @@
     <w:uiPriority w:val="99"/>
     <w:semiHidden/>
     <w:unhideWhenUsed/>
-    <w:rsid w:val="0046351C"/>
+    <w:rsid w:val="00C65C9C"/>
   </w:style>
   <w:style w:type="paragraph" w:styleId="Header">
     <w:name w:val="header"/>
@@ -2476,7 +2344,7 @@
     <w:link w:val="HeaderChar"/>
     <w:uiPriority w:val="99"/>
     <w:unhideWhenUsed/>
-    <w:rsid w:val="0046351C"/>
+    <w:rsid w:val="00C65C9C"/>
     <w:pPr>
       <w:tabs>
         <w:tab w:val="center" w:pos="4513"/>
@@ -2490,7 +2358,7 @@
     <w:basedOn w:val="DefaultParagraphFont"/>
     <w:link w:val="Header"/>
     <w:uiPriority w:val="99"/>
-    <w:rsid w:val="0046351C"/>
+    <w:rsid w:val="00C65C9C"/>
     <w:rPr>
       <w:rFonts w:eastAsiaTheme="minorHAnsi"/>
       <w:color w:val="4D614C" w:themeColor="text1"/>
@@ -2504,7 +2372,7 @@
     <w:aliases w:val="BC THEME v.2"/>
     <w:basedOn w:val="TableNormal"/>
     <w:uiPriority w:val="39"/>
-    <w:rsid w:val="0046351C"/>
+    <w:rsid w:val="00C65C9C"/>
     <w:pPr>
       <w:spacing w:after="0" w:line="240" w:lineRule="auto"/>
     </w:pPr>
@@ -2529,7 +2397,7 @@
     <w:name w:val="Plain Table 1"/>
     <w:basedOn w:val="TableNormal"/>
     <w:uiPriority w:val="41"/>
-    <w:rsid w:val="0046351C"/>
+    <w:rsid w:val="00C65C9C"/>
     <w:pPr>
       <w:spacing w:after="0" w:line="240" w:lineRule="auto"/>
     </w:pPr>
@@ -2599,7 +2467,7 @@
     <w:basedOn w:val="DefaultParagraphFont"/>
     <w:uiPriority w:val="99"/>
     <w:semiHidden/>
-    <w:rsid w:val="0046351C"/>
+    <w:rsid w:val="00C65C9C"/>
     <w:rPr>
       <w:color w:val="666666"/>
       <w:sz w:val="16"/>
@@ -2611,7 +2479,7 @@
     <w:link w:val="FooterChar"/>
     <w:uiPriority w:val="99"/>
     <w:unhideWhenUsed/>
-    <w:rsid w:val="0046351C"/>
+    <w:rsid w:val="00C65C9C"/>
     <w:pPr>
       <w:tabs>
         <w:tab w:val="center" w:pos="4513"/>
@@ -2625,7 +2493,7 @@
     <w:basedOn w:val="DefaultParagraphFont"/>
     <w:link w:val="Footer"/>
     <w:uiPriority w:val="99"/>
-    <w:rsid w:val="0046351C"/>
+    <w:rsid w:val="00C65C9C"/>
     <w:rPr>
       <w:rFonts w:eastAsiaTheme="minorHAnsi"/>
       <w:color w:val="4D614C" w:themeColor="text1"/>
@@ -2639,7 +2507,7 @@
     <w:basedOn w:val="DefaultParagraphFont"/>
     <w:link w:val="Heading1"/>
     <w:uiPriority w:val="9"/>
-    <w:rsid w:val="0046351C"/>
+    <w:rsid w:val="00C65C9C"/>
     <w:rPr>
       <w:rFonts w:asciiTheme="majorHAnsi" w:eastAsiaTheme="majorEastAsia" w:hAnsiTheme="majorHAnsi" w:cstheme="majorBidi"/>
       <w:b/>
@@ -2654,7 +2522,7 @@
     <w:basedOn w:val="DefaultParagraphFont"/>
     <w:link w:val="Heading2"/>
     <w:uiPriority w:val="9"/>
-    <w:rsid w:val="0046351C"/>
+    <w:rsid w:val="00C65C9C"/>
     <w:rPr>
       <w:rFonts w:asciiTheme="majorHAnsi" w:eastAsiaTheme="majorEastAsia" w:hAnsiTheme="majorHAnsi" w:cstheme="majorBidi"/>
       <w:b/>
@@ -2670,7 +2538,7 @@
     <w:link w:val="Heading3"/>
     <w:uiPriority w:val="9"/>
     <w:semiHidden/>
-    <w:rsid w:val="0046351C"/>
+    <w:rsid w:val="00C65C9C"/>
     <w:rPr>
       <w:rFonts w:asciiTheme="majorHAnsi" w:eastAsiaTheme="majorEastAsia" w:hAnsiTheme="majorHAnsi" w:cstheme="majorBidi"/>
       <w:b/>
@@ -2685,7 +2553,7 @@
     <w:basedOn w:val="DefaultParagraphFont"/>
     <w:link w:val="Heading4"/>
     <w:uiPriority w:val="9"/>
-    <w:rsid w:val="0046351C"/>
+    <w:rsid w:val="00C65C9C"/>
     <w:rPr>
       <w:rFonts w:asciiTheme="majorHAnsi" w:eastAsiaTheme="majorEastAsia" w:hAnsiTheme="majorHAnsi" w:cstheme="majorBidi"/>
       <w:i/>
@@ -2702,7 +2570,7 @@
     <w:link w:val="Heading5"/>
     <w:uiPriority w:val="9"/>
     <w:semiHidden/>
-    <w:rsid w:val="0046351C"/>
+    <w:rsid w:val="00C65C9C"/>
     <w:rPr>
       <w:rFonts w:eastAsiaTheme="majorEastAsia" w:cstheme="majorBidi"/>
       <w:color w:val="394839" w:themeColor="accent1" w:themeShade="BF"/>
@@ -2717,7 +2585,7 @@
     <w:link w:val="Heading6"/>
     <w:uiPriority w:val="9"/>
     <w:semiHidden/>
-    <w:rsid w:val="0046351C"/>
+    <w:rsid w:val="00C65C9C"/>
     <w:rPr>
       <w:rFonts w:eastAsiaTheme="majorEastAsia" w:cstheme="majorBidi"/>
       <w:i/>
@@ -2734,7 +2602,7 @@
     <w:link w:val="Heading7"/>
     <w:uiPriority w:val="9"/>
     <w:semiHidden/>
-    <w:rsid w:val="0046351C"/>
+    <w:rsid w:val="00C65C9C"/>
     <w:rPr>
       <w:rFonts w:eastAsiaTheme="majorEastAsia" w:cstheme="majorBidi"/>
       <w:color w:val="859E83" w:themeColor="text1" w:themeTint="A6"/>
@@ -2749,7 +2617,7 @@
     <w:link w:val="Heading8"/>
     <w:uiPriority w:val="9"/>
     <w:semiHidden/>
-    <w:rsid w:val="0046351C"/>
+    <w:rsid w:val="00C65C9C"/>
     <w:rPr>
       <w:rFonts w:eastAsiaTheme="majorEastAsia" w:cstheme="majorBidi"/>
       <w:i/>
@@ -2766,7 +2634,7 @@
     <w:link w:val="Heading9"/>
     <w:uiPriority w:val="9"/>
     <w:semiHidden/>
-    <w:rsid w:val="0046351C"/>
+    <w:rsid w:val="00C65C9C"/>
     <w:rPr>
       <w:rFonts w:eastAsiaTheme="majorEastAsia" w:cstheme="majorBidi"/>
       <w:color w:val="637D62" w:themeColor="text1" w:themeTint="D8"/>
@@ -2782,7 +2650,7 @@
     <w:link w:val="TitleChar"/>
     <w:uiPriority w:val="10"/>
     <w:qFormat/>
-    <w:rsid w:val="0046351C"/>
+    <w:rsid w:val="00C65C9C"/>
     <w:pPr>
       <w:spacing w:before="360" w:after="80"/>
       <w:contextualSpacing/>
@@ -2800,7 +2668,7 @@
     <w:basedOn w:val="DefaultParagraphFont"/>
     <w:link w:val="Title"/>
     <w:uiPriority w:val="10"/>
-    <w:rsid w:val="0046351C"/>
+    <w:rsid w:val="00C65C9C"/>
     <w:rPr>
       <w:rFonts w:asciiTheme="majorHAnsi" w:eastAsiaTheme="majorEastAsia" w:hAnsiTheme="majorHAnsi" w:cstheme="majorBidi"/>
       <w:color w:val="4D614C" w:themeColor="text1"/>
@@ -2818,7 +2686,7 @@
     <w:link w:val="SubtitleChar"/>
     <w:uiPriority w:val="11"/>
     <w:qFormat/>
-    <w:rsid w:val="0046351C"/>
+    <w:rsid w:val="00C65C9C"/>
     <w:pPr>
       <w:numPr>
         <w:ilvl w:val="1"/>
@@ -2834,7 +2702,7 @@
     <w:basedOn w:val="DefaultParagraphFont"/>
     <w:link w:val="Subtitle"/>
     <w:uiPriority w:val="11"/>
-    <w:rsid w:val="0046351C"/>
+    <w:rsid w:val="00C65C9C"/>
     <w:rPr>
       <w:rFonts w:eastAsiaTheme="majorEastAsia" w:cstheme="majorBidi"/>
       <w:color w:val="4D614C" w:themeColor="text1"/>
@@ -2849,7 +2717,7 @@
     <w:link w:val="QuoteChar"/>
     <w:uiPriority w:val="29"/>
     <w:qFormat/>
-    <w:rsid w:val="0046351C"/>
+    <w:rsid w:val="00C65C9C"/>
     <w:pPr>
       <w:spacing w:before="160"/>
     </w:pPr>
@@ -2868,7 +2736,7 @@
     <w:basedOn w:val="DefaultParagraphFont"/>
     <w:link w:val="Quote"/>
     <w:uiPriority w:val="29"/>
-    <w:rsid w:val="0046351C"/>
+    <w:rsid w:val="00C65C9C"/>
     <w:rPr>
       <w:rFonts w:eastAsiaTheme="minorHAnsi"/>
       <w:i/>
@@ -2884,7 +2752,7 @@
     <w:basedOn w:val="Normal"/>
     <w:uiPriority w:val="34"/>
     <w:qFormat/>
-    <w:rsid w:val="0046351C"/>
+    <w:rsid w:val="00C65C9C"/>
     <w:pPr>
       <w:contextualSpacing/>
     </w:pPr>
@@ -2894,7 +2762,7 @@
     <w:basedOn w:val="SubtitleChar"/>
     <w:uiPriority w:val="21"/>
     <w:qFormat/>
-    <w:rsid w:val="0046351C"/>
+    <w:rsid w:val="00C65C9C"/>
     <w:rPr>
       <w:rFonts w:eastAsiaTheme="majorEastAsia" w:cstheme="majorBidi"/>
       <w:i w:val="0"/>
@@ -2917,7 +2785,7 @@
     <w:next w:val="Normal"/>
     <w:link w:val="IntenseQuoteChar"/>
     <w:uiPriority w:val="30"/>
-    <w:rsid w:val="0046351C"/>
+    <w:rsid w:val="00C65C9C"/>
     <w:pPr>
       <w:pBdr>
         <w:top w:val="single" w:sz="4" w:space="10" w:color="394839" w:themeColor="accent1" w:themeShade="BF"/>
@@ -2938,7 +2806,7 @@
     <w:basedOn w:val="DefaultParagraphFont"/>
     <w:link w:val="IntenseQuote"/>
     <w:uiPriority w:val="30"/>
-    <w:rsid w:val="0046351C"/>
+    <w:rsid w:val="00C65C9C"/>
     <w:rPr>
       <w:rFonts w:eastAsiaTheme="minorHAnsi"/>
       <w:i/>
@@ -2953,7 +2821,7 @@
     <w:name w:val="Intense Reference"/>
     <w:basedOn w:val="DefaultParagraphFont"/>
     <w:uiPriority w:val="32"/>
-    <w:rsid w:val="0046351C"/>
+    <w:rsid w:val="00C65C9C"/>
     <w:rPr>
       <w:b/>
       <w:bCs/>
@@ -2968,7 +2836,7 @@
     <w:basedOn w:val="SubtitleChar"/>
     <w:uiPriority w:val="22"/>
     <w:qFormat/>
-    <w:rsid w:val="0046351C"/>
+    <w:rsid w:val="00C65C9C"/>
     <w:rPr>
       <w:rFonts w:asciiTheme="majorHAnsi" w:eastAsiaTheme="majorEastAsia" w:hAnsiTheme="majorHAnsi" w:cstheme="majorBidi"/>
       <w:i w:val="0"/>
@@ -2989,7 +2857,7 @@
     <w:basedOn w:val="SubtitleChar"/>
     <w:uiPriority w:val="20"/>
     <w:qFormat/>
-    <w:rsid w:val="0046351C"/>
+    <w:rsid w:val="00C65C9C"/>
     <w:rPr>
       <w:rFonts w:eastAsiaTheme="majorEastAsia" w:cstheme="majorBidi"/>
       <w:b w:val="0"/>
@@ -3012,7 +2880,7 @@
     <w:basedOn w:val="SubtitleChar"/>
     <w:uiPriority w:val="19"/>
     <w:qFormat/>
-    <w:rsid w:val="0046351C"/>
+    <w:rsid w:val="00C65C9C"/>
     <w:rPr>
       <w:rFonts w:eastAsiaTheme="majorEastAsia" w:cstheme="majorBidi"/>
       <w:i w:val="0"/>
@@ -3034,7 +2902,7 @@
     <w:basedOn w:val="SubtitleChar"/>
     <w:uiPriority w:val="33"/>
     <w:qFormat/>
-    <w:rsid w:val="0046351C"/>
+    <w:rsid w:val="00C65C9C"/>
     <w:rPr>
       <w:rFonts w:eastAsiaTheme="majorEastAsia" w:cstheme="majorBidi"/>
       <w:b w:val="0"/>
@@ -3058,7 +2926,7 @@
     <w:name w:val="Plain Table 5"/>
     <w:basedOn w:val="TableNormal"/>
     <w:uiPriority w:val="45"/>
-    <w:rsid w:val="0046351C"/>
+    <w:rsid w:val="00C65C9C"/>
     <w:pPr>
       <w:spacing w:after="0" w:line="240" w:lineRule="auto"/>
     </w:pPr>
@@ -3184,7 +3052,7 @@
     <w:name w:val="No Spacing"/>
     <w:uiPriority w:val="1"/>
     <w:qFormat/>
-    <w:rsid w:val="0046351C"/>
+    <w:rsid w:val="00C65C9C"/>
     <w:pPr>
       <w:spacing w:after="0" w:line="240" w:lineRule="auto"/>
     </w:pPr>
@@ -3200,7 +3068,7 @@
     <w:name w:val="List Table 1 Light Accent 2"/>
     <w:basedOn w:val="TableNormal"/>
     <w:uiPriority w:val="46"/>
-    <w:rsid w:val="0046351C"/>
+    <w:rsid w:val="00C65C9C"/>
     <w:pPr>
       <w:spacing w:after="0" w:line="240" w:lineRule="auto"/>
     </w:pPr>
@@ -3267,7 +3135,7 @@
     <w:name w:val="List Table 1 Light Accent 1"/>
     <w:basedOn w:val="TableNormal"/>
     <w:uiPriority w:val="46"/>
-    <w:rsid w:val="0046351C"/>
+    <w:rsid w:val="00C65C9C"/>
     <w:pPr>
       <w:spacing w:after="0" w:line="240" w:lineRule="auto"/>
     </w:pPr>
@@ -3336,7 +3204,7 @@
     <w:uiPriority w:val="99"/>
     <w:semiHidden/>
     <w:unhideWhenUsed/>
-    <w:rsid w:val="0046351C"/>
+    <w:rsid w:val="00C65C9C"/>
     <w:pPr>
       <w:numPr>
         <w:numId w:val="3"/>
@@ -3349,7 +3217,7 @@
     <w:uiPriority w:val="99"/>
     <w:semiHidden/>
     <w:unhideWhenUsed/>
-    <w:rsid w:val="0046351C"/>
+    <w:rsid w:val="00C65C9C"/>
     <w:pPr>
       <w:numPr>
         <w:numId w:val="4"/>
@@ -3362,7 +3230,7 @@
     <w:uiPriority w:val="99"/>
     <w:semiHidden/>
     <w:unhideWhenUsed/>
-    <w:rsid w:val="0046351C"/>
+    <w:rsid w:val="00C65C9C"/>
     <w:pPr>
       <w:numPr>
         <w:numId w:val="5"/>
@@ -3376,7 +3244,7 @@
     <w:uiPriority w:val="99"/>
     <w:semiHidden/>
     <w:unhideWhenUsed/>
-    <w:rsid w:val="0046351C"/>
+    <w:rsid w:val="00C65C9C"/>
     <w:pPr>
       <w:spacing w:after="0" w:line="240" w:lineRule="auto"/>
     </w:pPr>
@@ -3390,7 +3258,7 @@
     <w:link w:val="BalloonText"/>
     <w:uiPriority w:val="99"/>
     <w:semiHidden/>
-    <w:rsid w:val="0046351C"/>
+    <w:rsid w:val="00C65C9C"/>
     <w:rPr>
       <w:rFonts w:eastAsiaTheme="minorHAnsi"/>
       <w:color w:val="4D614C" w:themeColor="text1"/>
@@ -3406,7 +3274,7 @@
     <w:uiPriority w:val="37"/>
     <w:semiHidden/>
     <w:unhideWhenUsed/>
-    <w:rsid w:val="0046351C"/>
+    <w:rsid w:val="00C65C9C"/>
   </w:style>
   <w:style w:type="paragraph" w:styleId="BlockText">
     <w:name w:val="Block Text"/>
@@ -3414,7 +3282,7 @@
     <w:uiPriority w:val="99"/>
     <w:semiHidden/>
     <w:unhideWhenUsed/>
-    <w:rsid w:val="0046351C"/>
+    <w:rsid w:val="00C65C9C"/>
     <w:pPr>
       <w:pBdr>
         <w:top w:val="single" w:sz="2" w:space="10" w:color="4D614C" w:themeColor="accent1"/>
@@ -3438,7 +3306,7 @@
     <w:uiPriority w:val="99"/>
     <w:semiHidden/>
     <w:unhideWhenUsed/>
-    <w:rsid w:val="0046351C"/>
+    <w:rsid w:val="00C65C9C"/>
     <w:pPr>
       <w:spacing w:after="120"/>
     </w:pPr>
@@ -3449,7 +3317,7 @@
     <w:link w:val="BodyText"/>
     <w:uiPriority w:val="99"/>
     <w:semiHidden/>
-    <w:rsid w:val="0046351C"/>
+    <w:rsid w:val="00C65C9C"/>
     <w:rPr>
       <w:rFonts w:eastAsiaTheme="minorHAnsi"/>
       <w:color w:val="4D614C" w:themeColor="text1"/>
@@ -3465,7 +3333,7 @@
     <w:uiPriority w:val="99"/>
     <w:semiHidden/>
     <w:unhideWhenUsed/>
-    <w:rsid w:val="0046351C"/>
+    <w:rsid w:val="00C65C9C"/>
     <w:pPr>
       <w:spacing w:after="120" w:line="480" w:lineRule="auto"/>
     </w:pPr>
@@ -3476,7 +3344,7 @@
     <w:link w:val="BodyText2"/>
     <w:uiPriority w:val="99"/>
     <w:semiHidden/>
-    <w:rsid w:val="0046351C"/>
+    <w:rsid w:val="00C65C9C"/>
     <w:rPr>
       <w:rFonts w:eastAsiaTheme="minorHAnsi"/>
       <w:color w:val="4D614C" w:themeColor="text1"/>
@@ -3492,7 +3360,7 @@
     <w:uiPriority w:val="99"/>
     <w:semiHidden/>
     <w:unhideWhenUsed/>
-    <w:rsid w:val="0046351C"/>
+    <w:rsid w:val="00C65C9C"/>
     <w:pPr>
       <w:spacing w:after="120"/>
     </w:pPr>
@@ -3503,7 +3371,7 @@
     <w:link w:val="BodyText3"/>
     <w:uiPriority w:val="99"/>
     <w:semiHidden/>
-    <w:rsid w:val="0046351C"/>
+    <w:rsid w:val="00C65C9C"/>
     <w:rPr>
       <w:rFonts w:eastAsiaTheme="minorHAnsi"/>
       <w:color w:val="4D614C" w:themeColor="text1"/>
@@ -3519,7 +3387,7 @@
     <w:uiPriority w:val="99"/>
     <w:semiHidden/>
     <w:unhideWhenUsed/>
-    <w:rsid w:val="0046351C"/>
+    <w:rsid w:val="00C65C9C"/>
     <w:pPr>
       <w:spacing w:after="160"/>
       <w:ind w:firstLine="360"/>
@@ -3531,7 +3399,7 @@
     <w:link w:val="BodyTextFirstIndent"/>
     <w:uiPriority w:val="99"/>
     <w:semiHidden/>
-    <w:rsid w:val="0046351C"/>
+    <w:rsid w:val="00C65C9C"/>
     <w:rPr>
       <w:rFonts w:eastAsiaTheme="minorHAnsi"/>
       <w:color w:val="4D614C" w:themeColor="text1"/>
@@ -3547,7 +3415,7 @@
     <w:uiPriority w:val="99"/>
     <w:semiHidden/>
     <w:unhideWhenUsed/>
-    <w:rsid w:val="0046351C"/>
+    <w:rsid w:val="00C65C9C"/>
     <w:pPr>
       <w:spacing w:after="120"/>
       <w:ind w:left="360"/>
@@ -3559,7 +3427,7 @@
     <w:link w:val="BodyTextIndent"/>
     <w:uiPriority w:val="99"/>
     <w:semiHidden/>
-    <w:rsid w:val="0046351C"/>
+    <w:rsid w:val="00C65C9C"/>
     <w:rPr>
       <w:rFonts w:eastAsiaTheme="minorHAnsi"/>
       <w:color w:val="4D614C" w:themeColor="text1"/>
@@ -3575,7 +3443,7 @@
     <w:uiPriority w:val="99"/>
     <w:semiHidden/>
     <w:unhideWhenUsed/>
-    <w:rsid w:val="0046351C"/>
+    <w:rsid w:val="00C65C9C"/>
     <w:pPr>
       <w:spacing w:after="160"/>
       <w:ind w:firstLine="360"/>
@@ -3587,7 +3455,7 @@
     <w:link w:val="BodyTextFirstIndent2"/>
     <w:uiPriority w:val="99"/>
     <w:semiHidden/>
-    <w:rsid w:val="0046351C"/>
+    <w:rsid w:val="00C65C9C"/>
     <w:rPr>
       <w:rFonts w:eastAsiaTheme="minorHAnsi"/>
       <w:color w:val="4D614C" w:themeColor="text1"/>
@@ -3603,7 +3471,7 @@
     <w:uiPriority w:val="99"/>
     <w:semiHidden/>
     <w:unhideWhenUsed/>
-    <w:rsid w:val="0046351C"/>
+    <w:rsid w:val="00C65C9C"/>
     <w:pPr>
       <w:spacing w:after="120" w:line="480" w:lineRule="auto"/>
       <w:ind w:left="360"/>
@@ -3615,7 +3483,7 @@
     <w:link w:val="BodyTextIndent2"/>
     <w:uiPriority w:val="99"/>
     <w:semiHidden/>
-    <w:rsid w:val="0046351C"/>
+    <w:rsid w:val="00C65C9C"/>
     <w:rPr>
       <w:rFonts w:eastAsiaTheme="minorHAnsi"/>
       <w:color w:val="4D614C" w:themeColor="text1"/>
@@ -3631,7 +3499,7 @@
     <w:uiPriority w:val="99"/>
     <w:semiHidden/>
     <w:unhideWhenUsed/>
-    <w:rsid w:val="0046351C"/>
+    <w:rsid w:val="00C65C9C"/>
     <w:pPr>
       <w:spacing w:after="120"/>
       <w:ind w:left="360"/>
@@ -3643,7 +3511,7 @@
     <w:link w:val="BodyTextIndent3"/>
     <w:uiPriority w:val="99"/>
     <w:semiHidden/>
-    <w:rsid w:val="0046351C"/>
+    <w:rsid w:val="00C65C9C"/>
     <w:rPr>
       <w:rFonts w:eastAsiaTheme="minorHAnsi"/>
       <w:color w:val="4D614C" w:themeColor="text1"/>
@@ -3660,7 +3528,7 @@
     <w:semiHidden/>
     <w:unhideWhenUsed/>
     <w:qFormat/>
-    <w:rsid w:val="0046351C"/>
+    <w:rsid w:val="00C65C9C"/>
     <w:pPr>
       <w:spacing w:after="200" w:line="240" w:lineRule="auto"/>
     </w:pPr>
@@ -3678,7 +3546,7 @@
     <w:uiPriority w:val="99"/>
     <w:semiHidden/>
     <w:unhideWhenUsed/>
-    <w:rsid w:val="0046351C"/>
+    <w:rsid w:val="00C65C9C"/>
     <w:pPr>
       <w:spacing w:after="0" w:line="240" w:lineRule="auto"/>
       <w:ind w:left="4320"/>
@@ -3690,7 +3558,7 @@
     <w:link w:val="Closing"/>
     <w:uiPriority w:val="99"/>
     <w:semiHidden/>
-    <w:rsid w:val="0046351C"/>
+    <w:rsid w:val="00C65C9C"/>
     <w:rPr>
       <w:rFonts w:eastAsiaTheme="minorHAnsi"/>
       <w:color w:val="4D614C" w:themeColor="text1"/>
@@ -3705,7 +3573,7 @@
     <w:uiPriority w:val="73"/>
     <w:semiHidden/>
     <w:unhideWhenUsed/>
-    <w:rsid w:val="0046351C"/>
+    <w:rsid w:val="00C65C9C"/>
     <w:pPr>
       <w:spacing w:after="0" w:line="240" w:lineRule="auto"/>
     </w:pPr>
@@ -3784,7 +3652,7 @@
     <w:uiPriority w:val="73"/>
     <w:semiHidden/>
     <w:unhideWhenUsed/>
-    <w:rsid w:val="0046351C"/>
+    <w:rsid w:val="00C65C9C"/>
     <w:pPr>
       <w:spacing w:after="0" w:line="240" w:lineRule="auto"/>
     </w:pPr>
@@ -3863,7 +3731,7 @@
     <w:uiPriority w:val="73"/>
     <w:semiHidden/>
     <w:unhideWhenUsed/>
-    <w:rsid w:val="0046351C"/>
+    <w:rsid w:val="00C65C9C"/>
     <w:pPr>
       <w:spacing w:after="0" w:line="240" w:lineRule="auto"/>
     </w:pPr>
@@ -3942,7 +3810,7 @@
     <w:uiPriority w:val="73"/>
     <w:semiHidden/>
     <w:unhideWhenUsed/>
-    <w:rsid w:val="0046351C"/>
+    <w:rsid w:val="00C65C9C"/>
     <w:pPr>
       <w:spacing w:after="0" w:line="240" w:lineRule="auto"/>
     </w:pPr>
@@ -4021,7 +3889,7 @@
     <w:uiPriority w:val="73"/>
     <w:semiHidden/>
     <w:unhideWhenUsed/>
-    <w:rsid w:val="0046351C"/>
+    <w:rsid w:val="00C65C9C"/>
     <w:pPr>
       <w:spacing w:after="0" w:line="240" w:lineRule="auto"/>
     </w:pPr>
@@ -4100,7 +3968,7 @@
     <w:uiPriority w:val="73"/>
     <w:semiHidden/>
     <w:unhideWhenUsed/>
-    <w:rsid w:val="0046351C"/>
+    <w:rsid w:val="00C65C9C"/>
     <w:pPr>
       <w:spacing w:after="0" w:line="240" w:lineRule="auto"/>
     </w:pPr>
@@ -4179,7 +4047,7 @@
     <w:uiPriority w:val="73"/>
     <w:semiHidden/>
     <w:unhideWhenUsed/>
-    <w:rsid w:val="0046351C"/>
+    <w:rsid w:val="00C65C9C"/>
     <w:pPr>
       <w:spacing w:after="0" w:line="240" w:lineRule="auto"/>
     </w:pPr>
@@ -4258,7 +4126,7 @@
     <w:uiPriority w:val="72"/>
     <w:semiHidden/>
     <w:unhideWhenUsed/>
-    <w:rsid w:val="0046351C"/>
+    <w:rsid w:val="00C65C9C"/>
     <w:pPr>
       <w:spacing w:after="0" w:line="240" w:lineRule="auto"/>
     </w:pPr>
@@ -4343,7 +4211,7 @@
     <w:uiPriority w:val="72"/>
     <w:semiHidden/>
     <w:unhideWhenUsed/>
-    <w:rsid w:val="0046351C"/>
+    <w:rsid w:val="00C65C9C"/>
     <w:pPr>
       <w:spacing w:after="0" w:line="240" w:lineRule="auto"/>
     </w:pPr>
@@ -4428,7 +4296,7 @@
     <w:uiPriority w:val="72"/>
     <w:semiHidden/>
     <w:unhideWhenUsed/>
-    <w:rsid w:val="0046351C"/>
+    <w:rsid w:val="00C65C9C"/>
     <w:pPr>
       <w:spacing w:after="0" w:line="240" w:lineRule="auto"/>
     </w:pPr>
@@ -4513,7 +4381,7 @@
     <w:uiPriority w:val="72"/>
     <w:semiHidden/>
     <w:unhideWhenUsed/>
-    <w:rsid w:val="0046351C"/>
+    <w:rsid w:val="00C65C9C"/>
     <w:pPr>
       <w:spacing w:after="0" w:line="240" w:lineRule="auto"/>
     </w:pPr>
@@ -4598,7 +4466,7 @@
     <w:uiPriority w:val="72"/>
     <w:semiHidden/>
     <w:unhideWhenUsed/>
-    <w:rsid w:val="0046351C"/>
+    <w:rsid w:val="00C65C9C"/>
     <w:pPr>
       <w:spacing w:after="0" w:line="240" w:lineRule="auto"/>
     </w:pPr>
@@ -4683,7 +4551,7 @@
     <w:uiPriority w:val="72"/>
     <w:semiHidden/>
     <w:unhideWhenUsed/>
-    <w:rsid w:val="0046351C"/>
+    <w:rsid w:val="00C65C9C"/>
     <w:pPr>
       <w:spacing w:after="0" w:line="240" w:lineRule="auto"/>
     </w:pPr>
@@ -4768,7 +4636,7 @@
     <w:uiPriority w:val="72"/>
     <w:semiHidden/>
     <w:unhideWhenUsed/>
-    <w:rsid w:val="0046351C"/>
+    <w:rsid w:val="00C65C9C"/>
     <w:pPr>
       <w:spacing w:after="0" w:line="240" w:lineRule="auto"/>
     </w:pPr>
@@ -4853,7 +4721,7 @@
     <w:uiPriority w:val="71"/>
     <w:semiHidden/>
     <w:unhideWhenUsed/>
-    <w:rsid w:val="0046351C"/>
+    <w:rsid w:val="00C65C9C"/>
     <w:pPr>
       <w:spacing w:after="0" w:line="240" w:lineRule="auto"/>
     </w:pPr>
@@ -4974,7 +4842,7 @@
     <w:uiPriority w:val="71"/>
     <w:semiHidden/>
     <w:unhideWhenUsed/>
-    <w:rsid w:val="0046351C"/>
+    <w:rsid w:val="00C65C9C"/>
     <w:pPr>
       <w:spacing w:after="0" w:line="240" w:lineRule="auto"/>
     </w:pPr>
@@ -5095,7 +4963,7 @@
     <w:uiPriority w:val="71"/>
     <w:semiHidden/>
     <w:unhideWhenUsed/>
-    <w:rsid w:val="0046351C"/>
+    <w:rsid w:val="00C65C9C"/>
     <w:pPr>
       <w:spacing w:after="0" w:line="240" w:lineRule="auto"/>
     </w:pPr>
@@ -5216,7 +5084,7 @@
     <w:uiPriority w:val="71"/>
     <w:semiHidden/>
     <w:unhideWhenUsed/>
-    <w:rsid w:val="0046351C"/>
+    <w:rsid w:val="00C65C9C"/>
     <w:pPr>
       <w:spacing w:after="0" w:line="240" w:lineRule="auto"/>
     </w:pPr>
@@ -5327,7 +5195,7 @@
     <w:uiPriority w:val="71"/>
     <w:semiHidden/>
     <w:unhideWhenUsed/>
-    <w:rsid w:val="0046351C"/>
+    <w:rsid w:val="00C65C9C"/>
     <w:pPr>
       <w:spacing w:after="0" w:line="240" w:lineRule="auto"/>
     </w:pPr>
@@ -5448,7 +5316,7 @@
     <w:uiPriority w:val="71"/>
     <w:semiHidden/>
     <w:unhideWhenUsed/>
-    <w:rsid w:val="0046351C"/>
+    <w:rsid w:val="00C65C9C"/>
     <w:pPr>
       <w:spacing w:after="0" w:line="240" w:lineRule="auto"/>
     </w:pPr>
@@ -5569,7 +5437,7 @@
     <w:uiPriority w:val="71"/>
     <w:semiHidden/>
     <w:unhideWhenUsed/>
-    <w:rsid w:val="0046351C"/>
+    <w:rsid w:val="00C65C9C"/>
     <w:pPr>
       <w:spacing w:after="0" w:line="240" w:lineRule="auto"/>
     </w:pPr>
@@ -5690,7 +5558,7 @@
     <w:uiPriority w:val="99"/>
     <w:semiHidden/>
     <w:unhideWhenUsed/>
-    <w:rsid w:val="0046351C"/>
+    <w:rsid w:val="00C65C9C"/>
     <w:rPr>
       <w:sz w:val="16"/>
       <w:szCs w:val="16"/>
@@ -5703,7 +5571,7 @@
     <w:uiPriority w:val="99"/>
     <w:semiHidden/>
     <w:unhideWhenUsed/>
-    <w:rsid w:val="0046351C"/>
+    <w:rsid w:val="00C65C9C"/>
     <w:pPr>
       <w:spacing w:line="240" w:lineRule="auto"/>
     </w:pPr>
@@ -5717,7 +5585,7 @@
     <w:link w:val="CommentText"/>
     <w:uiPriority w:val="99"/>
     <w:semiHidden/>
-    <w:rsid w:val="0046351C"/>
+    <w:rsid w:val="00C65C9C"/>
     <w:rPr>
       <w:rFonts w:eastAsiaTheme="minorHAnsi"/>
       <w:color w:val="4D614C" w:themeColor="text1"/>
@@ -5734,7 +5602,7 @@
     <w:uiPriority w:val="99"/>
     <w:semiHidden/>
     <w:unhideWhenUsed/>
-    <w:rsid w:val="0046351C"/>
+    <w:rsid w:val="00C65C9C"/>
     <w:rPr>
       <w:b/>
       <w:bCs/>
@@ -5747,7 +5615,7 @@
     <w:link w:val="CommentSubject"/>
     <w:uiPriority w:val="99"/>
     <w:semiHidden/>
-    <w:rsid w:val="0046351C"/>
+    <w:rsid w:val="00C65C9C"/>
     <w:rPr>
       <w:rFonts w:eastAsiaTheme="minorHAnsi"/>
       <w:b/>
@@ -5764,7 +5632,7 @@
     <w:uiPriority w:val="70"/>
     <w:semiHidden/>
     <w:unhideWhenUsed/>
-    <w:rsid w:val="0046351C"/>
+    <w:rsid w:val="00C65C9C"/>
     <w:pPr>
       <w:spacing w:after="0" w:line="240" w:lineRule="auto"/>
     </w:pPr>
@@ -5877,7 +5745,7 @@
     <w:uiPriority w:val="70"/>
     <w:semiHidden/>
     <w:unhideWhenUsed/>
-    <w:rsid w:val="0046351C"/>
+    <w:rsid w:val="00C65C9C"/>
     <w:pPr>
       <w:spacing w:after="0" w:line="240" w:lineRule="auto"/>
     </w:pPr>
@@ -5990,7 +5858,7 @@
     <w:uiPriority w:val="70"/>
     <w:semiHidden/>
     <w:unhideWhenUsed/>
-    <w:rsid w:val="0046351C"/>
+    <w:rsid w:val="00C65C9C"/>
     <w:pPr>
       <w:spacing w:after="0" w:line="240" w:lineRule="auto"/>
     </w:pPr>
@@ -6103,7 +5971,7 @@
     <w:uiPriority w:val="70"/>
     <w:semiHidden/>
     <w:unhideWhenUsed/>
-    <w:rsid w:val="0046351C"/>
+    <w:rsid w:val="00C65C9C"/>
     <w:pPr>
       <w:spacing w:after="0" w:line="240" w:lineRule="auto"/>
     </w:pPr>
@@ -6216,7 +6084,7 @@
     <w:uiPriority w:val="70"/>
     <w:semiHidden/>
     <w:unhideWhenUsed/>
-    <w:rsid w:val="0046351C"/>
+    <w:rsid w:val="00C65C9C"/>
     <w:pPr>
       <w:spacing w:after="0" w:line="240" w:lineRule="auto"/>
     </w:pPr>
@@ -6329,7 +6197,7 @@
     <w:uiPriority w:val="70"/>
     <w:semiHidden/>
     <w:unhideWhenUsed/>
-    <w:rsid w:val="0046351C"/>
+    <w:rsid w:val="00C65C9C"/>
     <w:pPr>
       <w:spacing w:after="0" w:line="240" w:lineRule="auto"/>
     </w:pPr>
@@ -6442,7 +6310,7 @@
     <w:uiPriority w:val="70"/>
     <w:semiHidden/>
     <w:unhideWhenUsed/>
-    <w:rsid w:val="0046351C"/>
+    <w:rsid w:val="00C65C9C"/>
     <w:pPr>
       <w:spacing w:after="0" w:line="240" w:lineRule="auto"/>
     </w:pPr>
@@ -6557,7 +6425,7 @@
     <w:uiPriority w:val="99"/>
     <w:semiHidden/>
     <w:unhideWhenUsed/>
-    <w:rsid w:val="0046351C"/>
+    <w:rsid w:val="00C65C9C"/>
   </w:style>
   <w:style w:type="character" w:customStyle="1" w:styleId="DateChar">
     <w:name w:val="Date Char"/>
@@ -6565,7 +6433,7 @@
     <w:link w:val="Date"/>
     <w:uiPriority w:val="99"/>
     <w:semiHidden/>
-    <w:rsid w:val="0046351C"/>
+    <w:rsid w:val="00C65C9C"/>
     <w:rPr>
       <w:rFonts w:eastAsiaTheme="minorHAnsi"/>
       <w:color w:val="4D614C" w:themeColor="text1"/>
@@ -6581,7 +6449,7 @@
     <w:uiPriority w:val="99"/>
     <w:semiHidden/>
     <w:unhideWhenUsed/>
-    <w:rsid w:val="0046351C"/>
+    <w:rsid w:val="00C65C9C"/>
     <w:pPr>
       <w:spacing w:after="0" w:line="240" w:lineRule="auto"/>
     </w:pPr>
@@ -6592,7 +6460,7 @@
     <w:link w:val="DocumentMap"/>
     <w:uiPriority w:val="99"/>
     <w:semiHidden/>
-    <w:rsid w:val="0046351C"/>
+    <w:rsid w:val="00C65C9C"/>
     <w:rPr>
       <w:rFonts w:eastAsiaTheme="minorHAnsi"/>
       <w:color w:val="4D614C" w:themeColor="text1"/>
@@ -6608,7 +6476,7 @@
     <w:uiPriority w:val="99"/>
     <w:semiHidden/>
     <w:unhideWhenUsed/>
-    <w:rsid w:val="0046351C"/>
+    <w:rsid w:val="00C65C9C"/>
     <w:pPr>
       <w:spacing w:after="0" w:line="240" w:lineRule="auto"/>
     </w:pPr>
@@ -6619,7 +6487,7 @@
     <w:link w:val="E-mailSignature"/>
     <w:uiPriority w:val="99"/>
     <w:semiHidden/>
-    <w:rsid w:val="0046351C"/>
+    <w:rsid w:val="00C65C9C"/>
     <w:rPr>
       <w:rFonts w:eastAsiaTheme="minorHAnsi"/>
       <w:color w:val="4D614C" w:themeColor="text1"/>
@@ -6634,7 +6502,7 @@
     <w:uiPriority w:val="99"/>
     <w:semiHidden/>
     <w:unhideWhenUsed/>
-    <w:rsid w:val="0046351C"/>
+    <w:rsid w:val="00C65C9C"/>
     <w:rPr>
       <w:sz w:val="16"/>
       <w:vertAlign w:val="superscript"/>
@@ -6647,7 +6515,7 @@
     <w:uiPriority w:val="99"/>
     <w:semiHidden/>
     <w:unhideWhenUsed/>
-    <w:rsid w:val="0046351C"/>
+    <w:rsid w:val="00C65C9C"/>
     <w:pPr>
       <w:spacing w:after="0" w:line="240" w:lineRule="auto"/>
     </w:pPr>
@@ -6661,7 +6529,7 @@
     <w:link w:val="EndnoteText"/>
     <w:uiPriority w:val="99"/>
     <w:semiHidden/>
-    <w:rsid w:val="0046351C"/>
+    <w:rsid w:val="00C65C9C"/>
     <w:rPr>
       <w:rFonts w:eastAsiaTheme="minorHAnsi"/>
       <w:color w:val="4D614C" w:themeColor="text1"/>
@@ -6676,7 +6544,7 @@
     <w:uiPriority w:val="99"/>
     <w:semiHidden/>
     <w:unhideWhenUsed/>
-    <w:rsid w:val="0046351C"/>
+    <w:rsid w:val="00C65C9C"/>
     <w:pPr>
       <w:framePr w:w="7920" w:h="1980" w:hRule="exact" w:hSpace="180" w:wrap="auto" w:hAnchor="page" w:xAlign="center" w:yAlign="bottom"/>
       <w:spacing w:after="0" w:line="240" w:lineRule="auto"/>
@@ -6692,7 +6560,7 @@
     <w:uiPriority w:val="99"/>
     <w:semiHidden/>
     <w:unhideWhenUsed/>
-    <w:rsid w:val="0046351C"/>
+    <w:rsid w:val="00C65C9C"/>
     <w:pPr>
       <w:spacing w:after="0" w:line="240" w:lineRule="auto"/>
     </w:pPr>
@@ -6707,7 +6575,7 @@
     <w:uiPriority w:val="99"/>
     <w:semiHidden/>
     <w:unhideWhenUsed/>
-    <w:rsid w:val="0046351C"/>
+    <w:rsid w:val="00C65C9C"/>
     <w:rPr>
       <w:color w:val="4D614C" w:themeColor="followedHyperlink"/>
       <w:sz w:val="16"/>
@@ -6720,7 +6588,7 @@
     <w:uiPriority w:val="99"/>
     <w:semiHidden/>
     <w:unhideWhenUsed/>
-    <w:rsid w:val="0046351C"/>
+    <w:rsid w:val="00C65C9C"/>
     <w:rPr>
       <w:sz w:val="16"/>
       <w:vertAlign w:val="superscript"/>
@@ -6733,7 +6601,7 @@
     <w:uiPriority w:val="99"/>
     <w:semiHidden/>
     <w:unhideWhenUsed/>
-    <w:rsid w:val="0046351C"/>
+    <w:rsid w:val="00C65C9C"/>
     <w:pPr>
       <w:spacing w:after="0" w:line="240" w:lineRule="auto"/>
     </w:pPr>
@@ -6747,7 +6615,7 @@
     <w:link w:val="FootnoteText"/>
     <w:uiPriority w:val="99"/>
     <w:semiHidden/>
-    <w:rsid w:val="0046351C"/>
+    <w:rsid w:val="00C65C9C"/>
     <w:rPr>
       <w:rFonts w:eastAsiaTheme="minorHAnsi"/>
       <w:color w:val="4D614C" w:themeColor="text1"/>
@@ -6760,7 +6628,7 @@
     <w:name w:val="Grid Table 1 Light"/>
     <w:basedOn w:val="TableNormal"/>
     <w:uiPriority w:val="46"/>
-    <w:rsid w:val="0046351C"/>
+    <w:rsid w:val="00C65C9C"/>
     <w:pPr>
       <w:spacing w:after="0" w:line="240" w:lineRule="auto"/>
     </w:pPr>
@@ -6823,7 +6691,7 @@
     <w:name w:val="Grid Table 1 Light Accent 1"/>
     <w:basedOn w:val="TableNormal"/>
     <w:uiPriority w:val="46"/>
-    <w:rsid w:val="0046351C"/>
+    <w:rsid w:val="00C65C9C"/>
     <w:pPr>
       <w:spacing w:after="0" w:line="240" w:lineRule="auto"/>
     </w:pPr>
@@ -6886,7 +6754,7 @@
     <w:name w:val="Grid Table 1 Light Accent 2"/>
     <w:basedOn w:val="TableNormal"/>
     <w:uiPriority w:val="46"/>
-    <w:rsid w:val="0046351C"/>
+    <w:rsid w:val="00C65C9C"/>
     <w:pPr>
       <w:spacing w:after="0" w:line="240" w:lineRule="auto"/>
     </w:pPr>
@@ -6949,7 +6817,7 @@
     <w:name w:val="Grid Table 1 Light Accent 3"/>
     <w:basedOn w:val="TableNormal"/>
     <w:uiPriority w:val="46"/>
-    <w:rsid w:val="0046351C"/>
+    <w:rsid w:val="00C65C9C"/>
     <w:pPr>
       <w:spacing w:after="0" w:line="240" w:lineRule="auto"/>
     </w:pPr>
@@ -7012,7 +6880,7 @@
     <w:name w:val="Grid Table 1 Light Accent 4"/>
     <w:basedOn w:val="TableNormal"/>
     <w:uiPriority w:val="46"/>
-    <w:rsid w:val="0046351C"/>
+    <w:rsid w:val="00C65C9C"/>
     <w:pPr>
       <w:spacing w:after="0" w:line="240" w:lineRule="auto"/>
     </w:pPr>
@@ -7075,7 +6943,7 @@
     <w:name w:val="Grid Table 1 Light Accent 5"/>
     <w:basedOn w:val="TableNormal"/>
     <w:uiPriority w:val="46"/>
-    <w:rsid w:val="0046351C"/>
+    <w:rsid w:val="00C65C9C"/>
     <w:pPr>
       <w:spacing w:after="0" w:line="240" w:lineRule="auto"/>
     </w:pPr>
@@ -7138,7 +7006,7 @@
     <w:name w:val="Grid Table 1 Light Accent 6"/>
     <w:basedOn w:val="TableNormal"/>
     <w:uiPriority w:val="46"/>
-    <w:rsid w:val="0046351C"/>
+    <w:rsid w:val="00C65C9C"/>
     <w:pPr>
       <w:spacing w:after="0" w:line="240" w:lineRule="auto"/>
     </w:pPr>
@@ -7201,7 +7069,7 @@
     <w:name w:val="Grid Table 2"/>
     <w:basedOn w:val="TableNormal"/>
     <w:uiPriority w:val="47"/>
-    <w:rsid w:val="0046351C"/>
+    <w:rsid w:val="00C65C9C"/>
     <w:pPr>
       <w:spacing w:after="0" w:line="240" w:lineRule="auto"/>
     </w:pPr>
@@ -7282,7 +7150,7 @@
     <w:name w:val="Grid Table 2 Accent 1"/>
     <w:basedOn w:val="TableNormal"/>
     <w:uiPriority w:val="47"/>
-    <w:rsid w:val="0046351C"/>
+    <w:rsid w:val="00C65C9C"/>
     <w:pPr>
       <w:spacing w:after="0" w:line="240" w:lineRule="auto"/>
     </w:pPr>
@@ -7363,7 +7231,7 @@
     <w:name w:val="Grid Table 2 Accent 2"/>
     <w:basedOn w:val="TableNormal"/>
     <w:uiPriority w:val="47"/>
-    <w:rsid w:val="0046351C"/>
+    <w:rsid w:val="00C65C9C"/>
     <w:pPr>
       <w:spacing w:after="0" w:line="240" w:lineRule="auto"/>
     </w:pPr>
@@ -7444,7 +7312,7 @@
     <w:name w:val="Grid Table 2 Accent 3"/>
     <w:basedOn w:val="TableNormal"/>
     <w:uiPriority w:val="47"/>
-    <w:rsid w:val="0046351C"/>
+    <w:rsid w:val="00C65C9C"/>
     <w:pPr>
       <w:spacing w:after="0" w:line="240" w:lineRule="auto"/>
     </w:pPr>
@@ -7525,7 +7393,7 @@
     <w:name w:val="Grid Table 2 Accent 4"/>
     <w:basedOn w:val="TableNormal"/>
     <w:uiPriority w:val="47"/>
-    <w:rsid w:val="0046351C"/>
+    <w:rsid w:val="00C65C9C"/>
     <w:pPr>
       <w:spacing w:after="0" w:line="240" w:lineRule="auto"/>
     </w:pPr>
@@ -7606,7 +7474,7 @@
     <w:name w:val="Grid Table 2 Accent 5"/>
     <w:basedOn w:val="TableNormal"/>
     <w:uiPriority w:val="47"/>
-    <w:rsid w:val="0046351C"/>
+    <w:rsid w:val="00C65C9C"/>
     <w:pPr>
       <w:spacing w:after="0" w:line="240" w:lineRule="auto"/>
     </w:pPr>
@@ -7687,7 +7555,7 @@
     <w:name w:val="Grid Table 2 Accent 6"/>
     <w:basedOn w:val="TableNormal"/>
     <w:uiPriority w:val="47"/>
-    <w:rsid w:val="0046351C"/>
+    <w:rsid w:val="00C65C9C"/>
     <w:pPr>
       <w:spacing w:after="0" w:line="240" w:lineRule="auto"/>
     </w:pPr>
@@ -7768,7 +7636,7 @@
     <w:name w:val="Grid Table 3"/>
     <w:basedOn w:val="TableNormal"/>
     <w:uiPriority w:val="48"/>
-    <w:rsid w:val="0046351C"/>
+    <w:rsid w:val="00C65C9C"/>
     <w:pPr>
       <w:spacing w:after="0" w:line="240" w:lineRule="auto"/>
     </w:pPr>
@@ -7910,7 +7778,7 @@
     <w:name w:val="Grid Table 3 Accent 1"/>
     <w:basedOn w:val="TableNormal"/>
     <w:uiPriority w:val="48"/>
-    <w:rsid w:val="0046351C"/>
+    <w:rsid w:val="00C65C9C"/>
     <w:pPr>
       <w:spacing w:after="0" w:line="240" w:lineRule="auto"/>
     </w:pPr>
@@ -8052,7 +7920,7 @@
     <w:name w:val="Grid Table 3 Accent 2"/>
     <w:basedOn w:val="TableNormal"/>
     <w:uiPriority w:val="48"/>
-    <w:rsid w:val="0046351C"/>
+    <w:rsid w:val="00C65C9C"/>
     <w:pPr>
       <w:spacing w:after="0" w:line="240" w:lineRule="auto"/>
     </w:pPr>
@@ -8194,7 +8062,7 @@
     <w:name w:val="Grid Table 3 Accent 3"/>
     <w:basedOn w:val="TableNormal"/>
     <w:uiPriority w:val="48"/>
-    <w:rsid w:val="0046351C"/>
+    <w:rsid w:val="00C65C9C"/>
     <w:pPr>
       <w:spacing w:after="0" w:line="240" w:lineRule="auto"/>
     </w:pPr>
@@ -8336,7 +8204,7 @@
     <w:name w:val="Grid Table 3 Accent 4"/>
     <w:basedOn w:val="TableNormal"/>
     <w:uiPriority w:val="48"/>
-    <w:rsid w:val="0046351C"/>
+    <w:rsid w:val="00C65C9C"/>
     <w:pPr>
       <w:spacing w:after="0" w:line="240" w:lineRule="auto"/>
     </w:pPr>
@@ -8478,7 +8346,7 @@
     <w:name w:val="Grid Table 3 Accent 5"/>
     <w:basedOn w:val="TableNormal"/>
     <w:uiPriority w:val="48"/>
-    <w:rsid w:val="0046351C"/>
+    <w:rsid w:val="00C65C9C"/>
     <w:pPr>
       <w:spacing w:after="0" w:line="240" w:lineRule="auto"/>
     </w:pPr>
@@ -8620,7 +8488,7 @@
     <w:name w:val="Grid Table 3 Accent 6"/>
     <w:basedOn w:val="TableNormal"/>
     <w:uiPriority w:val="48"/>
-    <w:rsid w:val="0046351C"/>
+    <w:rsid w:val="00C65C9C"/>
     <w:pPr>
       <w:spacing w:after="0" w:line="240" w:lineRule="auto"/>
     </w:pPr>
@@ -8762,7 +8630,7 @@
     <w:name w:val="Grid Table 4"/>
     <w:basedOn w:val="TableNormal"/>
     <w:uiPriority w:val="49"/>
-    <w:rsid w:val="0046351C"/>
+    <w:rsid w:val="00C65C9C"/>
     <w:pPr>
       <w:spacing w:after="0" w:line="240" w:lineRule="auto"/>
     </w:pPr>
@@ -8844,7 +8712,7 @@
     <w:name w:val="Grid Table 4 Accent 1"/>
     <w:basedOn w:val="TableNormal"/>
     <w:uiPriority w:val="49"/>
-    <w:rsid w:val="0046351C"/>
+    <w:rsid w:val="00C65C9C"/>
     <w:pPr>
       <w:spacing w:after="0" w:line="240" w:lineRule="auto"/>
     </w:pPr>
@@ -8926,7 +8794,7 @@
     <w:name w:val="Grid Table 4 Accent 2"/>
     <w:basedOn w:val="TableNormal"/>
     <w:uiPriority w:val="49"/>
-    <w:rsid w:val="0046351C"/>
+    <w:rsid w:val="00C65C9C"/>
     <w:pPr>
       <w:spacing w:after="0" w:line="240" w:lineRule="auto"/>
     </w:pPr>
@@ -9008,7 +8876,7 @@
     <w:name w:val="Grid Table 4 Accent 3"/>
     <w:basedOn w:val="TableNormal"/>
     <w:uiPriority w:val="49"/>
-    <w:rsid w:val="0046351C"/>
+    <w:rsid w:val="00C65C9C"/>
     <w:pPr>
       <w:spacing w:after="0" w:line="240" w:lineRule="auto"/>
     </w:pPr>
@@ -9090,7 +8958,7 @@
     <w:name w:val="Grid Table 4 Accent 4"/>
     <w:basedOn w:val="TableNormal"/>
     <w:uiPriority w:val="49"/>
-    <w:rsid w:val="0046351C"/>
+    <w:rsid w:val="00C65C9C"/>
     <w:pPr>
       <w:spacing w:after="0" w:line="240" w:lineRule="auto"/>
     </w:pPr>
@@ -9172,7 +9040,7 @@
     <w:name w:val="Grid Table 4 Accent 5"/>
     <w:basedOn w:val="TableNormal"/>
     <w:uiPriority w:val="49"/>
-    <w:rsid w:val="0046351C"/>
+    <w:rsid w:val="00C65C9C"/>
     <w:pPr>
       <w:spacing w:after="0" w:line="240" w:lineRule="auto"/>
     </w:pPr>
@@ -9254,7 +9122,7 @@
     <w:name w:val="Grid Table 4 Accent 6"/>
     <w:basedOn w:val="TableNormal"/>
     <w:uiPriority w:val="49"/>
-    <w:rsid w:val="0046351C"/>
+    <w:rsid w:val="00C65C9C"/>
     <w:pPr>
       <w:spacing w:after="0" w:line="240" w:lineRule="auto"/>
     </w:pPr>
@@ -9336,7 +9204,7 @@
     <w:name w:val="Grid Table 5 Dark"/>
     <w:basedOn w:val="TableNormal"/>
     <w:uiPriority w:val="50"/>
-    <w:rsid w:val="0046351C"/>
+    <w:rsid w:val="00C65C9C"/>
     <w:pPr>
       <w:spacing w:after="0" w:line="240" w:lineRule="auto"/>
     </w:pPr>
@@ -9448,7 +9316,7 @@
     <w:name w:val="Grid Table 5 Dark Accent 1"/>
     <w:basedOn w:val="TableNormal"/>
     <w:uiPriority w:val="50"/>
-    <w:rsid w:val="0046351C"/>
+    <w:rsid w:val="00C65C9C"/>
     <w:pPr>
       <w:spacing w:after="0" w:line="240" w:lineRule="auto"/>
     </w:pPr>
@@ -9560,7 +9428,7 @@
     <w:name w:val="Grid Table 5 Dark Accent 2"/>
     <w:basedOn w:val="TableNormal"/>
     <w:uiPriority w:val="50"/>
-    <w:rsid w:val="0046351C"/>
+    <w:rsid w:val="00C65C9C"/>
     <w:pPr>
       <w:spacing w:after="0" w:line="240" w:lineRule="auto"/>
     </w:pPr>
@@ -9672,7 +9540,7 @@
     <w:name w:val="Grid Table 5 Dark Accent 3"/>
     <w:basedOn w:val="TableNormal"/>
     <w:uiPriority w:val="50"/>
-    <w:rsid w:val="0046351C"/>
+    <w:rsid w:val="00C65C9C"/>
     <w:pPr>
       <w:spacing w:after="0" w:line="240" w:lineRule="auto"/>
     </w:pPr>
@@ -9784,7 +9652,7 @@
     <w:name w:val="Grid Table 5 Dark Accent 4"/>
     <w:basedOn w:val="TableNormal"/>
     <w:uiPriority w:val="50"/>
-    <w:rsid w:val="0046351C"/>
+    <w:rsid w:val="00C65C9C"/>
     <w:pPr>
       <w:spacing w:after="0" w:line="240" w:lineRule="auto"/>
     </w:pPr>
@@ -9896,7 +9764,7 @@
     <w:name w:val="Grid Table 5 Dark Accent 5"/>
     <w:basedOn w:val="TableNormal"/>
     <w:uiPriority w:val="50"/>
-    <w:rsid w:val="0046351C"/>
+    <w:rsid w:val="00C65C9C"/>
     <w:pPr>
       <w:spacing w:after="0" w:line="240" w:lineRule="auto"/>
     </w:pPr>
@@ -10008,7 +9876,7 @@
     <w:name w:val="Grid Table 5 Dark Accent 6"/>
     <w:basedOn w:val="TableNormal"/>
     <w:uiPriority w:val="50"/>
-    <w:rsid w:val="0046351C"/>
+    <w:rsid w:val="00C65C9C"/>
     <w:pPr>
       <w:spacing w:after="0" w:line="240" w:lineRule="auto"/>
     </w:pPr>
@@ -10120,7 +9988,7 @@
     <w:name w:val="Grid Table 6 Colorful"/>
     <w:basedOn w:val="TableNormal"/>
     <w:uiPriority w:val="51"/>
-    <w:rsid w:val="0046351C"/>
+    <w:rsid w:val="00C65C9C"/>
     <w:pPr>
       <w:spacing w:after="0" w:line="240" w:lineRule="auto"/>
     </w:pPr>
@@ -10196,7 +10064,7 @@
     <w:name w:val="Grid Table 6 Colorful Accent 1"/>
     <w:basedOn w:val="TableNormal"/>
     <w:uiPriority w:val="51"/>
-    <w:rsid w:val="0046351C"/>
+    <w:rsid w:val="00C65C9C"/>
     <w:pPr>
       <w:spacing w:after="0" w:line="240" w:lineRule="auto"/>
     </w:pPr>
@@ -10272,7 +10140,7 @@
     <w:name w:val="Grid Table 6 Colorful Accent 2"/>
     <w:basedOn w:val="TableNormal"/>
     <w:uiPriority w:val="51"/>
-    <w:rsid w:val="0046351C"/>
+    <w:rsid w:val="00C65C9C"/>
     <w:pPr>
       <w:spacing w:after="0" w:line="240" w:lineRule="auto"/>
     </w:pPr>
@@ -10348,7 +10216,7 @@
     <w:name w:val="Grid Table 6 Colorful Accent 3"/>
     <w:basedOn w:val="TableNormal"/>
     <w:uiPriority w:val="51"/>
-    <w:rsid w:val="0046351C"/>
+    <w:rsid w:val="00C65C9C"/>
     <w:pPr>
       <w:spacing w:after="0" w:line="240" w:lineRule="auto"/>
     </w:pPr>
@@ -10424,7 +10292,7 @@
     <w:name w:val="Grid Table 6 Colorful Accent 4"/>
     <w:basedOn w:val="TableNormal"/>
     <w:uiPriority w:val="51"/>
-    <w:rsid w:val="0046351C"/>
+    <w:rsid w:val="00C65C9C"/>
     <w:pPr>
       <w:spacing w:after="0" w:line="240" w:lineRule="auto"/>
     </w:pPr>
@@ -10500,7 +10368,7 @@
     <w:name w:val="Grid Table 6 Colorful Accent 5"/>
     <w:basedOn w:val="TableNormal"/>
     <w:uiPriority w:val="51"/>
-    <w:rsid w:val="0046351C"/>
+    <w:rsid w:val="00C65C9C"/>
     <w:pPr>
       <w:spacing w:after="0" w:line="240" w:lineRule="auto"/>
     </w:pPr>
@@ -10576,7 +10444,7 @@
     <w:name w:val="Grid Table 6 Colorful Accent 6"/>
     <w:basedOn w:val="TableNormal"/>
     <w:uiPriority w:val="51"/>
-    <w:rsid w:val="0046351C"/>
+    <w:rsid w:val="00C65C9C"/>
     <w:pPr>
       <w:spacing w:after="0" w:line="240" w:lineRule="auto"/>
     </w:pPr>
@@ -10652,7 +10520,7 @@
     <w:name w:val="Grid Table 7 Colorful"/>
     <w:basedOn w:val="TableNormal"/>
     <w:uiPriority w:val="52"/>
-    <w:rsid w:val="0046351C"/>
+    <w:rsid w:val="00C65C9C"/>
     <w:pPr>
       <w:spacing w:after="0" w:line="240" w:lineRule="auto"/>
     </w:pPr>
@@ -10795,7 +10663,7 @@
     <w:name w:val="Grid Table 7 Colorful Accent 1"/>
     <w:basedOn w:val="TableNormal"/>
     <w:uiPriority w:val="52"/>
-    <w:rsid w:val="0046351C"/>
+    <w:rsid w:val="00C65C9C"/>
     <w:pPr>
       <w:spacing w:after="0" w:line="240" w:lineRule="auto"/>
     </w:pPr>
@@ -10938,7 +10806,7 @@
     <w:name w:val="Grid Table 7 Colorful Accent 2"/>
     <w:basedOn w:val="TableNormal"/>
     <w:uiPriority w:val="52"/>
-    <w:rsid w:val="0046351C"/>
+    <w:rsid w:val="00C65C9C"/>
     <w:pPr>
       <w:spacing w:after="0" w:line="240" w:lineRule="auto"/>
     </w:pPr>
@@ -11081,7 +10949,7 @@
     <w:name w:val="Grid Table 7 Colorful Accent 3"/>
     <w:basedOn w:val="TableNormal"/>
     <w:uiPriority w:val="52"/>
-    <w:rsid w:val="0046351C"/>
+    <w:rsid w:val="00C65C9C"/>
     <w:pPr>
       <w:spacing w:after="0" w:line="240" w:lineRule="auto"/>
     </w:pPr>
@@ -11224,7 +11092,7 @@
     <w:name w:val="Grid Table 7 Colorful Accent 4"/>
     <w:basedOn w:val="TableNormal"/>
     <w:uiPriority w:val="52"/>
-    <w:rsid w:val="0046351C"/>
+    <w:rsid w:val="00C65C9C"/>
     <w:pPr>
       <w:spacing w:after="0" w:line="240" w:lineRule="auto"/>
     </w:pPr>
@@ -11367,7 +11235,7 @@
     <w:name w:val="Grid Table 7 Colorful Accent 5"/>
     <w:basedOn w:val="TableNormal"/>
     <w:uiPriority w:val="52"/>
-    <w:rsid w:val="0046351C"/>
+    <w:rsid w:val="00C65C9C"/>
     <w:pPr>
       <w:spacing w:after="0" w:line="240" w:lineRule="auto"/>
     </w:pPr>
@@ -11510,7 +11378,7 @@
     <w:name w:val="Grid Table 7 Colorful Accent 6"/>
     <w:basedOn w:val="TableNormal"/>
     <w:uiPriority w:val="52"/>
-    <w:rsid w:val="0046351C"/>
+    <w:rsid w:val="00C65C9C"/>
     <w:pPr>
       <w:spacing w:after="0" w:line="240" w:lineRule="auto"/>
     </w:pPr>
@@ -11655,7 +11523,7 @@
     <w:uiPriority w:val="99"/>
     <w:semiHidden/>
     <w:unhideWhenUsed/>
-    <w:rsid w:val="0046351C"/>
+    <w:rsid w:val="00C65C9C"/>
     <w:rPr>
       <w:color w:val="2B579A"/>
       <w:sz w:val="16"/>
@@ -11668,7 +11536,7 @@
     <w:uiPriority w:val="99"/>
     <w:semiHidden/>
     <w:unhideWhenUsed/>
-    <w:rsid w:val="0046351C"/>
+    <w:rsid w:val="00C65C9C"/>
     <w:rPr>
       <w:sz w:val="16"/>
     </w:rPr>
@@ -11680,7 +11548,7 @@
     <w:uiPriority w:val="99"/>
     <w:semiHidden/>
     <w:unhideWhenUsed/>
-    <w:rsid w:val="0046351C"/>
+    <w:rsid w:val="00C65C9C"/>
     <w:pPr>
       <w:spacing w:after="0" w:line="240" w:lineRule="auto"/>
     </w:pPr>
@@ -11695,7 +11563,7 @@
     <w:link w:val="HTMLAddress"/>
     <w:uiPriority w:val="99"/>
     <w:semiHidden/>
-    <w:rsid w:val="0046351C"/>
+    <w:rsid w:val="00C65C9C"/>
     <w:rPr>
       <w:rFonts w:eastAsiaTheme="minorHAnsi"/>
       <w:i/>
@@ -11712,7 +11580,7 @@
     <w:uiPriority w:val="99"/>
     <w:semiHidden/>
     <w:unhideWhenUsed/>
-    <w:rsid w:val="0046351C"/>
+    <w:rsid w:val="00C65C9C"/>
     <w:rPr>
       <w:i/>
       <w:iCs/>
@@ -11725,7 +11593,7 @@
     <w:uiPriority w:val="99"/>
     <w:semiHidden/>
     <w:unhideWhenUsed/>
-    <w:rsid w:val="0046351C"/>
+    <w:rsid w:val="00C65C9C"/>
     <w:rPr>
       <w:rFonts w:ascii="Consolas" w:hAnsi="Consolas"/>
       <w:sz w:val="16"/>
@@ -11738,7 +11606,7 @@
     <w:uiPriority w:val="99"/>
     <w:semiHidden/>
     <w:unhideWhenUsed/>
-    <w:rsid w:val="0046351C"/>
+    <w:rsid w:val="00C65C9C"/>
     <w:rPr>
       <w:i/>
       <w:iCs/>
@@ -11751,7 +11619,7 @@
     <w:uiPriority w:val="99"/>
     <w:semiHidden/>
     <w:unhideWhenUsed/>
-    <w:rsid w:val="0046351C"/>
+    <w:rsid w:val="00C65C9C"/>
     <w:rPr>
       <w:rFonts w:ascii="Consolas" w:hAnsi="Consolas"/>
       <w:sz w:val="16"/>
@@ -11765,7 +11633,7 @@
     <w:uiPriority w:val="99"/>
     <w:semiHidden/>
     <w:unhideWhenUsed/>
-    <w:rsid w:val="0046351C"/>
+    <w:rsid w:val="00C65C9C"/>
     <w:pPr>
       <w:spacing w:after="0" w:line="240" w:lineRule="auto"/>
     </w:pPr>
@@ -11780,7 +11648,7 @@
     <w:link w:val="HTMLPreformatted"/>
     <w:uiPriority w:val="99"/>
     <w:semiHidden/>
-    <w:rsid w:val="0046351C"/>
+    <w:rsid w:val="00C65C9C"/>
     <w:rPr>
       <w:rFonts w:ascii="Consolas" w:eastAsiaTheme="minorHAnsi" w:hAnsi="Consolas"/>
       <w:color w:val="4D614C" w:themeColor="text1"/>
@@ -11795,7 +11663,7 @@
     <w:uiPriority w:val="99"/>
     <w:semiHidden/>
     <w:unhideWhenUsed/>
-    <w:rsid w:val="0046351C"/>
+    <w:rsid w:val="00C65C9C"/>
     <w:rPr>
       <w:rFonts w:ascii="Consolas" w:hAnsi="Consolas"/>
       <w:sz w:val="16"/>
@@ -11808,7 +11676,7 @@
     <w:uiPriority w:val="99"/>
     <w:semiHidden/>
     <w:unhideWhenUsed/>
-    <w:rsid w:val="0046351C"/>
+    <w:rsid w:val="00C65C9C"/>
     <w:rPr>
       <w:rFonts w:ascii="Consolas" w:hAnsi="Consolas"/>
       <w:sz w:val="16"/>
@@ -11821,7 +11689,7 @@
     <w:uiPriority w:val="99"/>
     <w:semiHidden/>
     <w:unhideWhenUsed/>
-    <w:rsid w:val="0046351C"/>
+    <w:rsid w:val="00C65C9C"/>
     <w:rPr>
       <w:i/>
       <w:iCs/>
@@ -11835,7 +11703,7 @@
     <w:semiHidden/>
     <w:unhideWhenUsed/>
     <w:qFormat/>
-    <w:rsid w:val="0046351C"/>
+    <w:rsid w:val="00C65C9C"/>
     <w:rPr>
       <w:color w:val="4D614C" w:themeColor="hyperlink"/>
       <w:sz w:val="16"/>
@@ -11850,7 +11718,7 @@
     <w:uiPriority w:val="99"/>
     <w:semiHidden/>
     <w:unhideWhenUsed/>
-    <w:rsid w:val="0046351C"/>
+    <w:rsid w:val="00C65C9C"/>
     <w:pPr>
       <w:spacing w:after="0" w:line="240" w:lineRule="auto"/>
       <w:ind w:left="240" w:hanging="240"/>
@@ -11864,7 +11732,7 @@
     <w:uiPriority w:val="99"/>
     <w:semiHidden/>
     <w:unhideWhenUsed/>
-    <w:rsid w:val="0046351C"/>
+    <w:rsid w:val="00C65C9C"/>
     <w:pPr>
       <w:spacing w:after="0" w:line="240" w:lineRule="auto"/>
       <w:ind w:left="480" w:hanging="240"/>
@@ -11878,7 +11746,7 @@
     <w:uiPriority w:val="99"/>
     <w:semiHidden/>
     <w:unhideWhenUsed/>
-    <w:rsid w:val="0046351C"/>
+    <w:rsid w:val="00C65C9C"/>
     <w:pPr>
       <w:spacing w:after="0" w:line="240" w:lineRule="auto"/>
       <w:ind w:left="720" w:hanging="240"/>
@@ -11892,7 +11760,7 @@
     <w:uiPriority w:val="99"/>
     <w:semiHidden/>
     <w:unhideWhenUsed/>
-    <w:rsid w:val="0046351C"/>
+    <w:rsid w:val="00C65C9C"/>
     <w:pPr>
       <w:spacing w:after="0" w:line="240" w:lineRule="auto"/>
       <w:ind w:left="960" w:hanging="240"/>
@@ -11906,7 +11774,7 @@
     <w:uiPriority w:val="99"/>
     <w:semiHidden/>
     <w:unhideWhenUsed/>
-    <w:rsid w:val="0046351C"/>
+    <w:rsid w:val="00C65C9C"/>
     <w:pPr>
       <w:spacing w:after="0" w:line="240" w:lineRule="auto"/>
       <w:ind w:left="1200" w:hanging="240"/>
@@ -11920,7 +11788,7 @@
     <w:uiPriority w:val="99"/>
     <w:semiHidden/>
     <w:unhideWhenUsed/>
-    <w:rsid w:val="0046351C"/>
+    <w:rsid w:val="00C65C9C"/>
     <w:pPr>
       <w:spacing w:after="0" w:line="240" w:lineRule="auto"/>
       <w:ind w:left="1440" w:hanging="240"/>
@@ -11934,7 +11802,7 @@
     <w:uiPriority w:val="99"/>
     <w:semiHidden/>
     <w:unhideWhenUsed/>
-    <w:rsid w:val="0046351C"/>
+    <w:rsid w:val="00C65C9C"/>
     <w:pPr>
       <w:spacing w:after="0" w:line="240" w:lineRule="auto"/>
       <w:ind w:left="1680" w:hanging="240"/>
@@ -11948,7 +11816,7 @@
     <w:uiPriority w:val="99"/>
     <w:semiHidden/>
     <w:unhideWhenUsed/>
-    <w:rsid w:val="0046351C"/>
+    <w:rsid w:val="00C65C9C"/>
     <w:pPr>
       <w:spacing w:after="0" w:line="240" w:lineRule="auto"/>
       <w:ind w:left="1920" w:hanging="240"/>
@@ -11962,7 +11830,7 @@
     <w:uiPriority w:val="99"/>
     <w:semiHidden/>
     <w:unhideWhenUsed/>
-    <w:rsid w:val="0046351C"/>
+    <w:rsid w:val="00C65C9C"/>
     <w:pPr>
       <w:spacing w:after="0" w:line="240" w:lineRule="auto"/>
       <w:ind w:left="2160" w:hanging="240"/>
@@ -11975,7 +11843,7 @@
     <w:uiPriority w:val="99"/>
     <w:semiHidden/>
     <w:unhideWhenUsed/>
-    <w:rsid w:val="0046351C"/>
+    <w:rsid w:val="00C65C9C"/>
     <w:rPr>
       <w:rFonts w:asciiTheme="majorHAnsi" w:eastAsiaTheme="majorEastAsia" w:hAnsiTheme="majorHAnsi" w:cstheme="majorBidi"/>
       <w:b/>
@@ -11988,7 +11856,7 @@
     <w:uiPriority w:val="62"/>
     <w:semiHidden/>
     <w:unhideWhenUsed/>
-    <w:rsid w:val="0046351C"/>
+    <w:rsid w:val="00C65C9C"/>
     <w:pPr>
       <w:spacing w:after="0" w:line="240" w:lineRule="auto"/>
     </w:pPr>
@@ -12119,7 +11987,7 @@
     <w:uiPriority w:val="62"/>
     <w:semiHidden/>
     <w:unhideWhenUsed/>
-    <w:rsid w:val="0046351C"/>
+    <w:rsid w:val="00C65C9C"/>
     <w:pPr>
       <w:spacing w:after="0" w:line="240" w:lineRule="auto"/>
     </w:pPr>
@@ -12250,7 +12118,7 @@
     <w:uiPriority w:val="62"/>
     <w:semiHidden/>
     <w:unhideWhenUsed/>
-    <w:rsid w:val="0046351C"/>
+    <w:rsid w:val="00C65C9C"/>
     <w:pPr>
       <w:spacing w:after="0" w:line="240" w:lineRule="auto"/>
     </w:pPr>
@@ -12381,7 +12249,7 @@
     <w:uiPriority w:val="62"/>
     <w:semiHidden/>
     <w:unhideWhenUsed/>
-    <w:rsid w:val="0046351C"/>
+    <w:rsid w:val="00C65C9C"/>
     <w:pPr>
       <w:spacing w:after="0" w:line="240" w:lineRule="auto"/>
     </w:pPr>
@@ -12512,7 +12380,7 @@
     <w:uiPriority w:val="62"/>
     <w:semiHidden/>
     <w:unhideWhenUsed/>
-    <w:rsid w:val="0046351C"/>
+    <w:rsid w:val="00C65C9C"/>
     <w:pPr>
       <w:spacing w:after="0" w:line="240" w:lineRule="auto"/>
     </w:pPr>
@@ -12643,7 +12511,7 @@
     <w:uiPriority w:val="62"/>
     <w:semiHidden/>
     <w:unhideWhenUsed/>
-    <w:rsid w:val="0046351C"/>
+    <w:rsid w:val="00C65C9C"/>
     <w:pPr>
       <w:spacing w:after="0" w:line="240" w:lineRule="auto"/>
     </w:pPr>
@@ -12774,7 +12642,7 @@
     <w:uiPriority w:val="62"/>
     <w:semiHidden/>
     <w:unhideWhenUsed/>
-    <w:rsid w:val="0046351C"/>
+    <w:rsid w:val="00C65C9C"/>
     <w:pPr>
       <w:spacing w:after="0" w:line="240" w:lineRule="auto"/>
     </w:pPr>
@@ -12905,7 +12773,7 @@
     <w:uiPriority w:val="61"/>
     <w:semiHidden/>
     <w:unhideWhenUsed/>
-    <w:rsid w:val="0046351C"/>
+    <w:rsid w:val="00C65C9C"/>
     <w:pPr>
       <w:spacing w:after="0" w:line="240" w:lineRule="auto"/>
     </w:pPr>
@@ -12998,7 +12866,7 @@
     <w:uiPriority w:val="61"/>
     <w:semiHidden/>
     <w:unhideWhenUsed/>
-    <w:rsid w:val="0046351C"/>
+    <w:rsid w:val="00C65C9C"/>
     <w:pPr>
       <w:spacing w:after="0" w:line="240" w:lineRule="auto"/>
     </w:pPr>
@@ -13091,7 +12959,7 @@
     <w:uiPriority w:val="61"/>
     <w:semiHidden/>
     <w:unhideWhenUsed/>
-    <w:rsid w:val="0046351C"/>
+    <w:rsid w:val="00C65C9C"/>
     <w:pPr>
       <w:spacing w:after="0" w:line="240" w:lineRule="auto"/>
     </w:pPr>
@@ -13184,7 +13052,7 @@
     <w:uiPriority w:val="61"/>
     <w:semiHidden/>
     <w:unhideWhenUsed/>
-    <w:rsid w:val="0046351C"/>
+    <w:rsid w:val="00C65C9C"/>
     <w:pPr>
       <w:spacing w:after="0" w:line="240" w:lineRule="auto"/>
     </w:pPr>
@@ -13277,7 +13145,7 @@
     <w:uiPriority w:val="61"/>
     <w:semiHidden/>
     <w:unhideWhenUsed/>
-    <w:rsid w:val="0046351C"/>
+    <w:rsid w:val="00C65C9C"/>
     <w:pPr>
       <w:spacing w:after="0" w:line="240" w:lineRule="auto"/>
     </w:pPr>
@@ -13370,7 +13238,7 @@
     <w:uiPriority w:val="61"/>
     <w:semiHidden/>
     <w:unhideWhenUsed/>
-    <w:rsid w:val="0046351C"/>
+    <w:rsid w:val="00C65C9C"/>
     <w:pPr>
       <w:spacing w:after="0" w:line="240" w:lineRule="auto"/>
     </w:pPr>
@@ -13463,7 +13331,7 @@
     <w:uiPriority w:val="61"/>
     <w:semiHidden/>
     <w:unhideWhenUsed/>
-    <w:rsid w:val="0046351C"/>
+    <w:rsid w:val="00C65C9C"/>
     <w:pPr>
       <w:spacing w:after="0" w:line="240" w:lineRule="auto"/>
     </w:pPr>
@@ -13556,7 +13424,7 @@
     <w:uiPriority w:val="60"/>
     <w:semiHidden/>
     <w:unhideWhenUsed/>
-    <w:rsid w:val="0046351C"/>
+    <w:rsid w:val="00C65C9C"/>
     <w:pPr>
       <w:spacing w:after="0" w:line="240" w:lineRule="auto"/>
     </w:pPr>
@@ -13658,7 +13526,7 @@
     <w:uiPriority w:val="60"/>
     <w:semiHidden/>
     <w:unhideWhenUsed/>
-    <w:rsid w:val="0046351C"/>
+    <w:rsid w:val="00C65C9C"/>
     <w:pPr>
       <w:spacing w:after="0" w:line="240" w:lineRule="auto"/>
     </w:pPr>
@@ -13760,7 +13628,7 @@
     <w:uiPriority w:val="60"/>
     <w:semiHidden/>
     <w:unhideWhenUsed/>
-    <w:rsid w:val="0046351C"/>
+    <w:rsid w:val="00C65C9C"/>
     <w:pPr>
       <w:spacing w:after="0" w:line="240" w:lineRule="auto"/>
     </w:pPr>
@@ -13862,7 +13730,7 @@
     <w:uiPriority w:val="60"/>
     <w:semiHidden/>
     <w:unhideWhenUsed/>
-    <w:rsid w:val="0046351C"/>
+    <w:rsid w:val="00C65C9C"/>
     <w:pPr>
       <w:spacing w:after="0" w:line="240" w:lineRule="auto"/>
     </w:pPr>
@@ -13964,7 +13832,7 @@
     <w:uiPriority w:val="60"/>
     <w:semiHidden/>
     <w:unhideWhenUsed/>
-    <w:rsid w:val="0046351C"/>
+    <w:rsid w:val="00C65C9C"/>
     <w:pPr>
       <w:spacing w:after="0" w:line="240" w:lineRule="auto"/>
     </w:pPr>
@@ -14066,7 +13934,7 @@
     <w:uiPriority w:val="60"/>
     <w:semiHidden/>
     <w:unhideWhenUsed/>
-    <w:rsid w:val="0046351C"/>
+    <w:rsid w:val="00C65C9C"/>
     <w:pPr>
       <w:spacing w:after="0" w:line="240" w:lineRule="auto"/>
     </w:pPr>
@@ -14168,7 +14036,7 @@
     <w:uiPriority w:val="60"/>
     <w:semiHidden/>
     <w:unhideWhenUsed/>
-    <w:rsid w:val="0046351C"/>
+    <w:rsid w:val="00C65C9C"/>
     <w:pPr>
       <w:spacing w:after="0" w:line="240" w:lineRule="auto"/>
     </w:pPr>
@@ -14270,7 +14138,7 @@
     <w:uiPriority w:val="99"/>
     <w:semiHidden/>
     <w:unhideWhenUsed/>
-    <w:rsid w:val="0046351C"/>
+    <w:rsid w:val="00C65C9C"/>
     <w:rPr>
       <w:sz w:val="16"/>
     </w:rPr>
@@ -14281,7 +14149,7 @@
     <w:uiPriority w:val="99"/>
     <w:semiHidden/>
     <w:unhideWhenUsed/>
-    <w:rsid w:val="0046351C"/>
+    <w:rsid w:val="00C65C9C"/>
     <w:pPr>
       <w:ind w:left="360" w:hanging="360"/>
       <w:contextualSpacing/>
@@ -14293,7 +14161,7 @@
     <w:uiPriority w:val="99"/>
     <w:semiHidden/>
     <w:unhideWhenUsed/>
-    <w:rsid w:val="0046351C"/>
+    <w:rsid w:val="00C65C9C"/>
     <w:pPr>
       <w:ind w:left="720" w:hanging="360"/>
       <w:contextualSpacing/>
@@ -14305,7 +14173,7 @@
     <w:uiPriority w:val="99"/>
     <w:semiHidden/>
     <w:unhideWhenUsed/>
-    <w:rsid w:val="0046351C"/>
+    <w:rsid w:val="00C65C9C"/>
     <w:pPr>
       <w:ind w:left="1080" w:hanging="360"/>
       <w:contextualSpacing/>
@@ -14317,7 +14185,7 @@
     <w:uiPriority w:val="99"/>
     <w:semiHidden/>
     <w:unhideWhenUsed/>
-    <w:rsid w:val="0046351C"/>
+    <w:rsid w:val="00C65C9C"/>
     <w:pPr>
       <w:ind w:left="1440" w:hanging="360"/>
       <w:contextualSpacing/>
@@ -14329,7 +14197,7 @@
     <w:uiPriority w:val="99"/>
     <w:semiHidden/>
     <w:unhideWhenUsed/>
-    <w:rsid w:val="0046351C"/>
+    <w:rsid w:val="00C65C9C"/>
     <w:pPr>
       <w:ind w:left="1800" w:hanging="360"/>
       <w:contextualSpacing/>
@@ -14341,7 +14209,7 @@
     <w:uiPriority w:val="99"/>
     <w:semiHidden/>
     <w:unhideWhenUsed/>
-    <w:rsid w:val="0046351C"/>
+    <w:rsid w:val="00C65C9C"/>
     <w:pPr>
       <w:numPr>
         <w:numId w:val="6"/>
@@ -14355,7 +14223,7 @@
     <w:uiPriority w:val="99"/>
     <w:semiHidden/>
     <w:unhideWhenUsed/>
-    <w:rsid w:val="0046351C"/>
+    <w:rsid w:val="00C65C9C"/>
     <w:pPr>
       <w:numPr>
         <w:numId w:val="7"/>
@@ -14369,7 +14237,7 @@
     <w:uiPriority w:val="99"/>
     <w:semiHidden/>
     <w:unhideWhenUsed/>
-    <w:rsid w:val="0046351C"/>
+    <w:rsid w:val="00C65C9C"/>
     <w:pPr>
       <w:numPr>
         <w:numId w:val="8"/>
@@ -14383,7 +14251,7 @@
     <w:uiPriority w:val="99"/>
     <w:semiHidden/>
     <w:unhideWhenUsed/>
-    <w:rsid w:val="0046351C"/>
+    <w:rsid w:val="00C65C9C"/>
     <w:pPr>
       <w:numPr>
         <w:numId w:val="9"/>
@@ -14397,7 +14265,7 @@
     <w:uiPriority w:val="99"/>
     <w:semiHidden/>
     <w:unhideWhenUsed/>
-    <w:rsid w:val="0046351C"/>
+    <w:rsid w:val="00C65C9C"/>
     <w:pPr>
       <w:numPr>
         <w:numId w:val="10"/>
@@ -14411,7 +14279,7 @@
     <w:uiPriority w:val="99"/>
     <w:semiHidden/>
     <w:unhideWhenUsed/>
-    <w:rsid w:val="0046351C"/>
+    <w:rsid w:val="00C65C9C"/>
     <w:pPr>
       <w:spacing w:after="120"/>
       <w:ind w:left="360"/>
@@ -14424,7 +14292,7 @@
     <w:uiPriority w:val="99"/>
     <w:semiHidden/>
     <w:unhideWhenUsed/>
-    <w:rsid w:val="0046351C"/>
+    <w:rsid w:val="00C65C9C"/>
     <w:pPr>
       <w:spacing w:after="120"/>
       <w:ind w:left="720"/>
@@ -14437,7 +14305,7 @@
     <w:uiPriority w:val="99"/>
     <w:semiHidden/>
     <w:unhideWhenUsed/>
-    <w:rsid w:val="0046351C"/>
+    <w:rsid w:val="00C65C9C"/>
     <w:pPr>
       <w:spacing w:after="120"/>
       <w:ind w:left="1080"/>
@@ -14450,7 +14318,7 @@
     <w:uiPriority w:val="99"/>
     <w:semiHidden/>
     <w:unhideWhenUsed/>
-    <w:rsid w:val="0046351C"/>
+    <w:rsid w:val="00C65C9C"/>
     <w:pPr>
       <w:spacing w:after="120"/>
       <w:ind w:left="1440"/>
@@ -14463,7 +14331,7 @@
     <w:uiPriority w:val="99"/>
     <w:semiHidden/>
     <w:unhideWhenUsed/>
-    <w:rsid w:val="0046351C"/>
+    <w:rsid w:val="00C65C9C"/>
     <w:pPr>
       <w:spacing w:after="120"/>
       <w:ind w:left="1800"/>
@@ -14476,7 +14344,7 @@
     <w:uiPriority w:val="99"/>
     <w:semiHidden/>
     <w:unhideWhenUsed/>
-    <w:rsid w:val="0046351C"/>
+    <w:rsid w:val="00C65C9C"/>
     <w:pPr>
       <w:numPr>
         <w:numId w:val="11"/>
@@ -14490,7 +14358,7 @@
     <w:uiPriority w:val="99"/>
     <w:semiHidden/>
     <w:unhideWhenUsed/>
-    <w:rsid w:val="0046351C"/>
+    <w:rsid w:val="00C65C9C"/>
     <w:pPr>
       <w:numPr>
         <w:numId w:val="12"/>
@@ -14504,7 +14372,7 @@
     <w:uiPriority w:val="99"/>
     <w:semiHidden/>
     <w:unhideWhenUsed/>
-    <w:rsid w:val="0046351C"/>
+    <w:rsid w:val="00C65C9C"/>
     <w:pPr>
       <w:numPr>
         <w:numId w:val="13"/>
@@ -14518,7 +14386,7 @@
     <w:uiPriority w:val="99"/>
     <w:semiHidden/>
     <w:unhideWhenUsed/>
-    <w:rsid w:val="0046351C"/>
+    <w:rsid w:val="00C65C9C"/>
     <w:pPr>
       <w:numPr>
         <w:numId w:val="14"/>
@@ -14532,7 +14400,7 @@
     <w:uiPriority w:val="99"/>
     <w:semiHidden/>
     <w:unhideWhenUsed/>
-    <w:rsid w:val="0046351C"/>
+    <w:rsid w:val="00C65C9C"/>
     <w:pPr>
       <w:numPr>
         <w:numId w:val="15"/>
@@ -14544,7 +14412,7 @@
     <w:name w:val="List Table 1 Light"/>
     <w:basedOn w:val="TableNormal"/>
     <w:uiPriority w:val="46"/>
-    <w:rsid w:val="0046351C"/>
+    <w:rsid w:val="00C65C9C"/>
     <w:pPr>
       <w:spacing w:after="0" w:line="240" w:lineRule="auto"/>
     </w:pPr>
@@ -14611,7 +14479,7 @@
     <w:name w:val="List Table 1 Light Accent 3"/>
     <w:basedOn w:val="TableNormal"/>
     <w:uiPriority w:val="46"/>
-    <w:rsid w:val="0046351C"/>
+    <w:rsid w:val="00C65C9C"/>
     <w:pPr>
       <w:spacing w:after="0" w:line="240" w:lineRule="auto"/>
     </w:pPr>
@@ -14678,7 +14546,7 @@
     <w:name w:val="List Table 1 Light Accent 4"/>
     <w:basedOn w:val="TableNormal"/>
     <w:uiPriority w:val="46"/>
-    <w:rsid w:val="0046351C"/>
+    <w:rsid w:val="00C65C9C"/>
     <w:pPr>
       <w:spacing w:after="0" w:line="240" w:lineRule="auto"/>
     </w:pPr>
@@ -14745,7 +14613,7 @@
     <w:name w:val="List Table 1 Light Accent 5"/>
     <w:basedOn w:val="TableNormal"/>
     <w:uiPriority w:val="46"/>
-    <w:rsid w:val="0046351C"/>
+    <w:rsid w:val="00C65C9C"/>
     <w:pPr>
       <w:spacing w:after="0" w:line="240" w:lineRule="auto"/>
     </w:pPr>
@@ -14812,7 +14680,7 @@
     <w:name w:val="List Table 1 Light Accent 6"/>
     <w:basedOn w:val="TableNormal"/>
     <w:uiPriority w:val="46"/>
-    <w:rsid w:val="0046351C"/>
+    <w:rsid w:val="00C65C9C"/>
     <w:pPr>
       <w:spacing w:after="0" w:line="240" w:lineRule="auto"/>
     </w:pPr>
@@ -14879,7 +14747,7 @@
     <w:name w:val="List Table 2"/>
     <w:basedOn w:val="TableNormal"/>
     <w:uiPriority w:val="47"/>
-    <w:rsid w:val="0046351C"/>
+    <w:rsid w:val="00C65C9C"/>
     <w:pPr>
       <w:spacing w:after="0" w:line="240" w:lineRule="auto"/>
     </w:pPr>
@@ -14939,7 +14807,7 @@
     <w:name w:val="List Table 2 Accent 1"/>
     <w:basedOn w:val="TableNormal"/>
     <w:uiPriority w:val="47"/>
-    <w:rsid w:val="0046351C"/>
+    <w:rsid w:val="00C65C9C"/>
     <w:pPr>
       <w:spacing w:after="0" w:line="240" w:lineRule="auto"/>
     </w:pPr>
@@ -14999,7 +14867,7 @@
     <w:name w:val="List Table 2 Accent 2"/>
     <w:basedOn w:val="TableNormal"/>
     <w:uiPriority w:val="47"/>
-    <w:rsid w:val="0046351C"/>
+    <w:rsid w:val="00C65C9C"/>
     <w:pPr>
       <w:spacing w:after="0" w:line="240" w:lineRule="auto"/>
     </w:pPr>
@@ -15059,7 +14927,7 @@
     <w:name w:val="List Table 2 Accent 3"/>
     <w:basedOn w:val="TableNormal"/>
     <w:uiPriority w:val="47"/>
-    <w:rsid w:val="0046351C"/>
+    <w:rsid w:val="00C65C9C"/>
     <w:pPr>
       <w:spacing w:after="0" w:line="240" w:lineRule="auto"/>
     </w:pPr>
@@ -15119,7 +14987,7 @@
     <w:name w:val="List Table 2 Accent 4"/>
     <w:basedOn w:val="TableNormal"/>
     <w:uiPriority w:val="47"/>
-    <w:rsid w:val="0046351C"/>
+    <w:rsid w:val="00C65C9C"/>
     <w:pPr>
       <w:spacing w:after="0" w:line="240" w:lineRule="auto"/>
     </w:pPr>
@@ -15179,7 +15047,7 @@
     <w:name w:val="List Table 2 Accent 5"/>
     <w:basedOn w:val="TableNormal"/>
     <w:uiPriority w:val="47"/>
-    <w:rsid w:val="0046351C"/>
+    <w:rsid w:val="00C65C9C"/>
     <w:pPr>
       <w:spacing w:after="0" w:line="240" w:lineRule="auto"/>
     </w:pPr>
@@ -15239,7 +15107,7 @@
     <w:name w:val="List Table 2 Accent 6"/>
     <w:basedOn w:val="TableNormal"/>
     <w:uiPriority w:val="47"/>
-    <w:rsid w:val="0046351C"/>
+    <w:rsid w:val="00C65C9C"/>
     <w:pPr>
       <w:spacing w:after="0" w:line="240" w:lineRule="auto"/>
     </w:pPr>
@@ -15299,7 +15167,7 @@
     <w:name w:val="List Table 3"/>
     <w:basedOn w:val="TableNormal"/>
     <w:uiPriority w:val="48"/>
-    <w:rsid w:val="0046351C"/>
+    <w:rsid w:val="00C65C9C"/>
     <w:pPr>
       <w:spacing w:after="0" w:line="240" w:lineRule="auto"/>
     </w:pPr>
@@ -15429,7 +15297,7 @@
     <w:name w:val="List Table 3 Accent 1"/>
     <w:basedOn w:val="TableNormal"/>
     <w:uiPriority w:val="48"/>
-    <w:rsid w:val="0046351C"/>
+    <w:rsid w:val="00C65C9C"/>
     <w:pPr>
       <w:spacing w:after="0" w:line="240" w:lineRule="auto"/>
     </w:pPr>
@@ -15559,7 +15427,7 @@
     <w:name w:val="List Table 3 Accent 2"/>
     <w:basedOn w:val="TableNormal"/>
     <w:uiPriority w:val="48"/>
-    <w:rsid w:val="0046351C"/>
+    <w:rsid w:val="00C65C9C"/>
     <w:pPr>
       <w:spacing w:after="0" w:line="240" w:lineRule="auto"/>
     </w:pPr>
@@ -15689,7 +15557,7 @@
     <w:name w:val="List Table 3 Accent 3"/>
     <w:basedOn w:val="TableNormal"/>
     <w:uiPriority w:val="48"/>
-    <w:rsid w:val="0046351C"/>
+    <w:rsid w:val="00C65C9C"/>
     <w:pPr>
       <w:spacing w:after="0" w:line="240" w:lineRule="auto"/>
     </w:pPr>
@@ -15819,7 +15687,7 @@
     <w:name w:val="List Table 3 Accent 4"/>
     <w:basedOn w:val="TableNormal"/>
     <w:uiPriority w:val="48"/>
-    <w:rsid w:val="0046351C"/>
+    <w:rsid w:val="00C65C9C"/>
     <w:pPr>
       <w:spacing w:after="0" w:line="240" w:lineRule="auto"/>
     </w:pPr>
@@ -15949,7 +15817,7 @@
     <w:name w:val="List Table 3 Accent 5"/>
     <w:basedOn w:val="TableNormal"/>
     <w:uiPriority w:val="48"/>
-    <w:rsid w:val="0046351C"/>
+    <w:rsid w:val="00C65C9C"/>
     <w:pPr>
       <w:spacing w:after="0" w:line="240" w:lineRule="auto"/>
     </w:pPr>
@@ -16079,7 +15947,7 @@
     <w:name w:val="List Table 3 Accent 6"/>
     <w:basedOn w:val="TableNormal"/>
     <w:uiPriority w:val="48"/>
-    <w:rsid w:val="0046351C"/>
+    <w:rsid w:val="00C65C9C"/>
     <w:pPr>
       <w:spacing w:after="0" w:line="240" w:lineRule="auto"/>
     </w:pPr>
@@ -16209,7 +16077,7 @@
     <w:name w:val="List Table 4"/>
     <w:basedOn w:val="TableNormal"/>
     <w:uiPriority w:val="49"/>
-    <w:rsid w:val="0046351C"/>
+    <w:rsid w:val="00C65C9C"/>
     <w:pPr>
       <w:spacing w:after="0" w:line="240" w:lineRule="auto"/>
     </w:pPr>
@@ -16289,7 +16157,7 @@
     <w:name w:val="List Table 4 Accent 1"/>
     <w:basedOn w:val="TableNormal"/>
     <w:uiPriority w:val="49"/>
-    <w:rsid w:val="0046351C"/>
+    <w:rsid w:val="00C65C9C"/>
     <w:pPr>
       <w:spacing w:after="0" w:line="240" w:lineRule="auto"/>
     </w:pPr>
@@ -16369,7 +16237,7 @@
     <w:name w:val="List Table 4 Accent 2"/>
     <w:basedOn w:val="TableNormal"/>
     <w:uiPriority w:val="49"/>
-    <w:rsid w:val="0046351C"/>
+    <w:rsid w:val="00C65C9C"/>
     <w:pPr>
       <w:spacing w:after="0" w:line="240" w:lineRule="auto"/>
     </w:pPr>
@@ -16449,7 +16317,7 @@
     <w:name w:val="List Table 4 Accent 3"/>
     <w:basedOn w:val="TableNormal"/>
     <w:uiPriority w:val="49"/>
-    <w:rsid w:val="0046351C"/>
+    <w:rsid w:val="00C65C9C"/>
     <w:pPr>
       <w:spacing w:after="0" w:line="240" w:lineRule="auto"/>
     </w:pPr>
@@ -16529,7 +16397,7 @@
     <w:name w:val="List Table 4 Accent 4"/>
     <w:basedOn w:val="TableNormal"/>
     <w:uiPriority w:val="49"/>
-    <w:rsid w:val="0046351C"/>
+    <w:rsid w:val="00C65C9C"/>
     <w:pPr>
       <w:spacing w:after="0" w:line="240" w:lineRule="auto"/>
     </w:pPr>
@@ -16609,7 +16477,7 @@
     <w:name w:val="List Table 4 Accent 5"/>
     <w:basedOn w:val="TableNormal"/>
     <w:uiPriority w:val="49"/>
-    <w:rsid w:val="0046351C"/>
+    <w:rsid w:val="00C65C9C"/>
     <w:pPr>
       <w:spacing w:after="0" w:line="240" w:lineRule="auto"/>
     </w:pPr>
@@ -16689,7 +16557,7 @@
     <w:name w:val="List Table 4 Accent 6"/>
     <w:basedOn w:val="TableNormal"/>
     <w:uiPriority w:val="49"/>
-    <w:rsid w:val="0046351C"/>
+    <w:rsid w:val="00C65C9C"/>
     <w:pPr>
       <w:spacing w:after="0" w:line="240" w:lineRule="auto"/>
     </w:pPr>
@@ -16769,7 +16637,7 @@
     <w:name w:val="List Table 5 Dark"/>
     <w:basedOn w:val="TableNormal"/>
     <w:uiPriority w:val="50"/>
-    <w:rsid w:val="0046351C"/>
+    <w:rsid w:val="00C65C9C"/>
     <w:pPr>
       <w:spacing w:after="0" w:line="240" w:lineRule="auto"/>
     </w:pPr>
@@ -16907,7 +16775,7 @@
     <w:name w:val="List Table 5 Dark Accent 1"/>
     <w:basedOn w:val="TableNormal"/>
     <w:uiPriority w:val="50"/>
-    <w:rsid w:val="0046351C"/>
+    <w:rsid w:val="00C65C9C"/>
     <w:pPr>
       <w:spacing w:after="0" w:line="240" w:lineRule="auto"/>
     </w:pPr>
@@ -17045,7 +16913,7 @@
     <w:name w:val="List Table 5 Dark Accent 2"/>
     <w:basedOn w:val="TableNormal"/>
     <w:uiPriority w:val="50"/>
-    <w:rsid w:val="0046351C"/>
+    <w:rsid w:val="00C65C9C"/>
     <w:pPr>
       <w:spacing w:after="0" w:line="240" w:lineRule="auto"/>
     </w:pPr>
@@ -17183,7 +17051,7 @@
     <w:name w:val="List Table 5 Dark Accent 3"/>
     <w:basedOn w:val="TableNormal"/>
     <w:uiPriority w:val="50"/>
-    <w:rsid w:val="0046351C"/>
+    <w:rsid w:val="00C65C9C"/>
     <w:pPr>
       <w:spacing w:after="0" w:line="240" w:lineRule="auto"/>
     </w:pPr>
@@ -17321,7 +17189,7 @@
     <w:name w:val="List Table 5 Dark Accent 4"/>
     <w:basedOn w:val="TableNormal"/>
     <w:uiPriority w:val="50"/>
-    <w:rsid w:val="0046351C"/>
+    <w:rsid w:val="00C65C9C"/>
     <w:pPr>
       <w:spacing w:after="0" w:line="240" w:lineRule="auto"/>
     </w:pPr>
@@ -17459,7 +17327,7 @@
     <w:name w:val="List Table 5 Dark Accent 5"/>
     <w:basedOn w:val="TableNormal"/>
     <w:uiPriority w:val="50"/>
-    <w:rsid w:val="0046351C"/>
+    <w:rsid w:val="00C65C9C"/>
     <w:pPr>
       <w:spacing w:after="0" w:line="240" w:lineRule="auto"/>
     </w:pPr>
@@ -17597,7 +17465,7 @@
     <w:name w:val="List Table 5 Dark Accent 6"/>
     <w:basedOn w:val="TableNormal"/>
     <w:uiPriority w:val="50"/>
-    <w:rsid w:val="0046351C"/>
+    <w:rsid w:val="00C65C9C"/>
     <w:pPr>
       <w:spacing w:after="0" w:line="240" w:lineRule="auto"/>
     </w:pPr>
@@ -17735,7 +17603,7 @@
     <w:name w:val="List Table 6 Colorful"/>
     <w:basedOn w:val="TableNormal"/>
     <w:uiPriority w:val="51"/>
-    <w:rsid w:val="0046351C"/>
+    <w:rsid w:val="00C65C9C"/>
     <w:pPr>
       <w:spacing w:after="0" w:line="240" w:lineRule="auto"/>
     </w:pPr>
@@ -17807,7 +17675,7 @@
     <w:name w:val="List Table 6 Colorful Accent 1"/>
     <w:basedOn w:val="TableNormal"/>
     <w:uiPriority w:val="51"/>
-    <w:rsid w:val="0046351C"/>
+    <w:rsid w:val="00C65C9C"/>
     <w:pPr>
       <w:spacing w:after="0" w:line="240" w:lineRule="auto"/>
     </w:pPr>
@@ -17879,7 +17747,7 @@
     <w:name w:val="List Table 6 Colorful Accent 2"/>
     <w:basedOn w:val="TableNormal"/>
     <w:uiPriority w:val="51"/>
-    <w:rsid w:val="0046351C"/>
+    <w:rsid w:val="00C65C9C"/>
     <w:pPr>
       <w:spacing w:after="0" w:line="240" w:lineRule="auto"/>
     </w:pPr>
@@ -17951,7 +17819,7 @@
     <w:name w:val="List Table 6 Colorful Accent 3"/>
     <w:basedOn w:val="TableNormal"/>
     <w:uiPriority w:val="51"/>
-    <w:rsid w:val="0046351C"/>
+    <w:rsid w:val="00C65C9C"/>
     <w:pPr>
       <w:spacing w:after="0" w:line="240" w:lineRule="auto"/>
     </w:pPr>
@@ -18023,7 +17891,7 @@
     <w:name w:val="List Table 6 Colorful Accent 4"/>
     <w:basedOn w:val="TableNormal"/>
     <w:uiPriority w:val="51"/>
-    <w:rsid w:val="0046351C"/>
+    <w:rsid w:val="00C65C9C"/>
     <w:pPr>
       <w:spacing w:after="0" w:line="240" w:lineRule="auto"/>
     </w:pPr>
@@ -18095,7 +17963,7 @@
     <w:name w:val="List Table 6 Colorful Accent 5"/>
     <w:basedOn w:val="TableNormal"/>
     <w:uiPriority w:val="51"/>
-    <w:rsid w:val="0046351C"/>
+    <w:rsid w:val="00C65C9C"/>
     <w:pPr>
       <w:spacing w:after="0" w:line="240" w:lineRule="auto"/>
     </w:pPr>
@@ -18167,7 +18035,7 @@
     <w:name w:val="List Table 6 Colorful Accent 6"/>
     <w:basedOn w:val="TableNormal"/>
     <w:uiPriority w:val="51"/>
-    <w:rsid w:val="0046351C"/>
+    <w:rsid w:val="00C65C9C"/>
     <w:pPr>
       <w:spacing w:after="0" w:line="240" w:lineRule="auto"/>
     </w:pPr>
@@ -18239,7 +18107,7 @@
     <w:name w:val="List Table 7 Colorful"/>
     <w:basedOn w:val="TableNormal"/>
     <w:uiPriority w:val="52"/>
-    <w:rsid w:val="0046351C"/>
+    <w:rsid w:val="00C65C9C"/>
     <w:pPr>
       <w:spacing w:after="0" w:line="240" w:lineRule="auto"/>
     </w:pPr>
@@ -18366,7 +18234,7 @@
     <w:name w:val="List Table 7 Colorful Accent 1"/>
     <w:basedOn w:val="TableNormal"/>
     <w:uiPriority w:val="52"/>
-    <w:rsid w:val="0046351C"/>
+    <w:rsid w:val="00C65C9C"/>
     <w:pPr>
       <w:spacing w:after="0" w:line="240" w:lineRule="auto"/>
     </w:pPr>
@@ -18493,7 +18361,7 @@
     <w:name w:val="List Table 7 Colorful Accent 2"/>
     <w:basedOn w:val="TableNormal"/>
     <w:uiPriority w:val="52"/>
-    <w:rsid w:val="0046351C"/>
+    <w:rsid w:val="00C65C9C"/>
     <w:pPr>
       <w:spacing w:after="0" w:line="240" w:lineRule="auto"/>
     </w:pPr>
@@ -18620,7 +18488,7 @@
     <w:name w:val="List Table 7 Colorful Accent 3"/>
     <w:basedOn w:val="TableNormal"/>
     <w:uiPriority w:val="52"/>
-    <w:rsid w:val="0046351C"/>
+    <w:rsid w:val="00C65C9C"/>
     <w:pPr>
       <w:spacing w:after="0" w:line="240" w:lineRule="auto"/>
     </w:pPr>
@@ -18747,7 +18615,7 @@
     <w:name w:val="List Table 7 Colorful Accent 4"/>
     <w:basedOn w:val="TableNormal"/>
     <w:uiPriority w:val="52"/>
-    <w:rsid w:val="0046351C"/>
+    <w:rsid w:val="00C65C9C"/>
     <w:pPr>
       <w:spacing w:after="0" w:line="240" w:lineRule="auto"/>
     </w:pPr>
@@ -18874,7 +18742,7 @@
     <w:name w:val="List Table 7 Colorful Accent 5"/>
     <w:basedOn w:val="TableNormal"/>
     <w:uiPriority w:val="52"/>
-    <w:rsid w:val="0046351C"/>
+    <w:rsid w:val="00C65C9C"/>
     <w:pPr>
       <w:spacing w:after="0" w:line="240" w:lineRule="auto"/>
     </w:pPr>
@@ -19001,7 +18869,7 @@
     <w:name w:val="List Table 7 Colorful Accent 6"/>
     <w:basedOn w:val="TableNormal"/>
     <w:uiPriority w:val="52"/>
-    <w:rsid w:val="0046351C"/>
+    <w:rsid w:val="00C65C9C"/>
     <w:pPr>
       <w:spacing w:after="0" w:line="240" w:lineRule="auto"/>
     </w:pPr>
@@ -19130,7 +18998,7 @@
     <w:uiPriority w:val="99"/>
     <w:semiHidden/>
     <w:unhideWhenUsed/>
-    <w:rsid w:val="0046351C"/>
+    <w:rsid w:val="00C65C9C"/>
     <w:pPr>
       <w:tabs>
         <w:tab w:val="left" w:pos="480"/>
@@ -19159,7 +19027,7 @@
     <w:link w:val="MacroText"/>
     <w:uiPriority w:val="99"/>
     <w:semiHidden/>
-    <w:rsid w:val="0046351C"/>
+    <w:rsid w:val="00C65C9C"/>
     <w:rPr>
       <w:rFonts w:ascii="Consolas" w:eastAsiaTheme="minorHAnsi" w:hAnsi="Consolas"/>
       <w:color w:val="4D614C" w:themeColor="accent3"/>
@@ -19174,7 +19042,7 @@
     <w:uiPriority w:val="67"/>
     <w:semiHidden/>
     <w:unhideWhenUsed/>
-    <w:rsid w:val="0046351C"/>
+    <w:rsid w:val="00C65C9C"/>
     <w:pPr>
       <w:spacing w:after="0" w:line="240" w:lineRule="auto"/>
     </w:pPr>
@@ -19248,7 +19116,7 @@
     <w:uiPriority w:val="67"/>
     <w:semiHidden/>
     <w:unhideWhenUsed/>
-    <w:rsid w:val="0046351C"/>
+    <w:rsid w:val="00C65C9C"/>
     <w:pPr>
       <w:spacing w:after="0" w:line="240" w:lineRule="auto"/>
     </w:pPr>
@@ -19322,7 +19190,7 @@
     <w:uiPriority w:val="67"/>
     <w:semiHidden/>
     <w:unhideWhenUsed/>
-    <w:rsid w:val="0046351C"/>
+    <w:rsid w:val="00C65C9C"/>
     <w:pPr>
       <w:spacing w:after="0" w:line="240" w:lineRule="auto"/>
     </w:pPr>
@@ -19396,7 +19264,7 @@
     <w:uiPriority w:val="67"/>
     <w:semiHidden/>
     <w:unhideWhenUsed/>
-    <w:rsid w:val="0046351C"/>
+    <w:rsid w:val="00C65C9C"/>
     <w:pPr>
       <w:spacing w:after="0" w:line="240" w:lineRule="auto"/>
     </w:pPr>
@@ -19470,7 +19338,7 @@
     <w:uiPriority w:val="67"/>
     <w:semiHidden/>
     <w:unhideWhenUsed/>
-    <w:rsid w:val="0046351C"/>
+    <w:rsid w:val="00C65C9C"/>
     <w:pPr>
       <w:spacing w:after="0" w:line="240" w:lineRule="auto"/>
     </w:pPr>
@@ -19544,7 +19412,7 @@
     <w:uiPriority w:val="67"/>
     <w:semiHidden/>
     <w:unhideWhenUsed/>
-    <w:rsid w:val="0046351C"/>
+    <w:rsid w:val="00C65C9C"/>
     <w:pPr>
       <w:spacing w:after="0" w:line="240" w:lineRule="auto"/>
     </w:pPr>
@@ -19618,7 +19486,7 @@
     <w:uiPriority w:val="67"/>
     <w:semiHidden/>
     <w:unhideWhenUsed/>
-    <w:rsid w:val="0046351C"/>
+    <w:rsid w:val="00C65C9C"/>
     <w:pPr>
       <w:spacing w:after="0" w:line="240" w:lineRule="auto"/>
     </w:pPr>
@@ -19692,7 +19560,7 @@
     <w:uiPriority w:val="68"/>
     <w:semiHidden/>
     <w:unhideWhenUsed/>
-    <w:rsid w:val="0046351C"/>
+    <w:rsid w:val="00C65C9C"/>
     <w:pPr>
       <w:spacing w:after="0" w:line="240" w:lineRule="auto"/>
     </w:pPr>
@@ -19815,7 +19683,7 @@
     <w:uiPriority w:val="68"/>
     <w:semiHidden/>
     <w:unhideWhenUsed/>
-    <w:rsid w:val="0046351C"/>
+    <w:rsid w:val="00C65C9C"/>
     <w:pPr>
       <w:spacing w:after="0" w:line="240" w:lineRule="auto"/>
     </w:pPr>
@@ -19938,7 +19806,7 @@
     <w:uiPriority w:val="68"/>
     <w:semiHidden/>
     <w:unhideWhenUsed/>
-    <w:rsid w:val="0046351C"/>
+    <w:rsid w:val="00C65C9C"/>
     <w:pPr>
       <w:spacing w:after="0" w:line="240" w:lineRule="auto"/>
     </w:pPr>
@@ -20061,7 +19929,7 @@
     <w:uiPriority w:val="68"/>
     <w:semiHidden/>
     <w:unhideWhenUsed/>
-    <w:rsid w:val="0046351C"/>
+    <w:rsid w:val="00C65C9C"/>
     <w:pPr>
       <w:spacing w:after="0" w:line="240" w:lineRule="auto"/>
     </w:pPr>
@@ -20184,7 +20052,7 @@
     <w:uiPriority w:val="68"/>
     <w:semiHidden/>
     <w:unhideWhenUsed/>
-    <w:rsid w:val="0046351C"/>
+    <w:rsid w:val="00C65C9C"/>
     <w:pPr>
       <w:spacing w:after="0" w:line="240" w:lineRule="auto"/>
     </w:pPr>
@@ -20307,7 +20175,7 @@
     <w:uiPriority w:val="68"/>
     <w:semiHidden/>
     <w:unhideWhenUsed/>
-    <w:rsid w:val="0046351C"/>
+    <w:rsid w:val="00C65C9C"/>
     <w:pPr>
       <w:spacing w:after="0" w:line="240" w:lineRule="auto"/>
     </w:pPr>
@@ -20430,7 +20298,7 @@
     <w:uiPriority w:val="68"/>
     <w:semiHidden/>
     <w:unhideWhenUsed/>
-    <w:rsid w:val="0046351C"/>
+    <w:rsid w:val="00C65C9C"/>
     <w:pPr>
       <w:spacing w:after="0" w:line="240" w:lineRule="auto"/>
     </w:pPr>
@@ -20553,7 +20421,7 @@
     <w:uiPriority w:val="69"/>
     <w:semiHidden/>
     <w:unhideWhenUsed/>
-    <w:rsid w:val="0046351C"/>
+    <w:rsid w:val="00C65C9C"/>
     <w:pPr>
       <w:spacing w:after="0" w:line="240" w:lineRule="auto"/>
     </w:pPr>
@@ -20695,7 +20563,7 @@
     <w:uiPriority w:val="69"/>
     <w:semiHidden/>
     <w:unhideWhenUsed/>
-    <w:rsid w:val="0046351C"/>
+    <w:rsid w:val="00C65C9C"/>
     <w:pPr>
       <w:spacing w:after="0" w:line="240" w:lineRule="auto"/>
     </w:pPr>
@@ -20837,7 +20705,7 @@
     <w:uiPriority w:val="69"/>
     <w:semiHidden/>
     <w:unhideWhenUsed/>
-    <w:rsid w:val="0046351C"/>
+    <w:rsid w:val="00C65C9C"/>
     <w:pPr>
       <w:spacing w:after="0" w:line="240" w:lineRule="auto"/>
     </w:pPr>
@@ -20979,7 +20847,7 @@
     <w:uiPriority w:val="69"/>
     <w:semiHidden/>
     <w:unhideWhenUsed/>
-    <w:rsid w:val="0046351C"/>
+    <w:rsid w:val="00C65C9C"/>
     <w:pPr>
       <w:spacing w:after="0" w:line="240" w:lineRule="auto"/>
     </w:pPr>
@@ -21121,7 +20989,7 @@
     <w:uiPriority w:val="69"/>
     <w:semiHidden/>
     <w:unhideWhenUsed/>
-    <w:rsid w:val="0046351C"/>
+    <w:rsid w:val="00C65C9C"/>
     <w:pPr>
       <w:spacing w:after="0" w:line="240" w:lineRule="auto"/>
     </w:pPr>
@@ -21263,7 +21131,7 @@
     <w:uiPriority w:val="69"/>
     <w:semiHidden/>
     <w:unhideWhenUsed/>
-    <w:rsid w:val="0046351C"/>
+    <w:rsid w:val="00C65C9C"/>
     <w:pPr>
       <w:spacing w:after="0" w:line="240" w:lineRule="auto"/>
     </w:pPr>
@@ -21405,7 +21273,7 @@
     <w:uiPriority w:val="69"/>
     <w:semiHidden/>
     <w:unhideWhenUsed/>
-    <w:rsid w:val="0046351C"/>
+    <w:rsid w:val="00C65C9C"/>
     <w:pPr>
       <w:spacing w:after="0" w:line="240" w:lineRule="auto"/>
     </w:pPr>
@@ -21547,7 +21415,7 @@
     <w:uiPriority w:val="65"/>
     <w:semiHidden/>
     <w:unhideWhenUsed/>
-    <w:rsid w:val="0046351C"/>
+    <w:rsid w:val="00C65C9C"/>
     <w:pPr>
       <w:spacing w:after="0" w:line="240" w:lineRule="auto"/>
     </w:pPr>
@@ -21630,7 +21498,7 @@
     <w:uiPriority w:val="65"/>
     <w:semiHidden/>
     <w:unhideWhenUsed/>
-    <w:rsid w:val="0046351C"/>
+    <w:rsid w:val="00C65C9C"/>
     <w:pPr>
       <w:spacing w:after="0" w:line="240" w:lineRule="auto"/>
     </w:pPr>
@@ -21713,7 +21581,7 @@
     <w:uiPriority w:val="65"/>
     <w:semiHidden/>
     <w:unhideWhenUsed/>
-    <w:rsid w:val="0046351C"/>
+    <w:rsid w:val="00C65C9C"/>
     <w:pPr>
       <w:spacing w:after="0" w:line="240" w:lineRule="auto"/>
     </w:pPr>
@@ -21796,7 +21664,7 @@
     <w:uiPriority w:val="65"/>
     <w:semiHidden/>
     <w:unhideWhenUsed/>
-    <w:rsid w:val="0046351C"/>
+    <w:rsid w:val="00C65C9C"/>
     <w:pPr>
       <w:spacing w:after="0" w:line="240" w:lineRule="auto"/>
     </w:pPr>
@@ -21879,7 +21747,7 @@
     <w:uiPriority w:val="65"/>
     <w:semiHidden/>
     <w:unhideWhenUsed/>
-    <w:rsid w:val="0046351C"/>
+    <w:rsid w:val="00C65C9C"/>
     <w:pPr>
       <w:spacing w:after="0" w:line="240" w:lineRule="auto"/>
     </w:pPr>
@@ -21962,7 +21830,7 @@
     <w:uiPriority w:val="65"/>
     <w:semiHidden/>
     <w:unhideWhenUsed/>
-    <w:rsid w:val="0046351C"/>
+    <w:rsid w:val="00C65C9C"/>
     <w:pPr>
       <w:spacing w:after="0" w:line="240" w:lineRule="auto"/>
     </w:pPr>
@@ -22045,7 +21913,7 @@
     <w:uiPriority w:val="65"/>
     <w:semiHidden/>
     <w:unhideWhenUsed/>
-    <w:rsid w:val="0046351C"/>
+    <w:rsid w:val="00C65C9C"/>
     <w:pPr>
       <w:spacing w:after="0" w:line="240" w:lineRule="auto"/>
     </w:pPr>
@@ -22128,7 +21996,7 @@
     <w:uiPriority w:val="66"/>
     <w:semiHidden/>
     <w:unhideWhenUsed/>
-    <w:rsid w:val="0046351C"/>
+    <w:rsid w:val="00C65C9C"/>
     <w:pPr>
       <w:spacing w:after="0" w:line="240" w:lineRule="auto"/>
     </w:pPr>
@@ -22254,7 +22122,7 @@
     <w:uiPriority w:val="66"/>
     <w:semiHidden/>
     <w:unhideWhenUsed/>
-    <w:rsid w:val="0046351C"/>
+    <w:rsid w:val="00C65C9C"/>
     <w:pPr>
       <w:spacing w:after="0" w:line="240" w:lineRule="auto"/>
     </w:pPr>
@@ -22380,7 +22248,7 @@
     <w:uiPriority w:val="66"/>
     <w:semiHidden/>
     <w:unhideWhenUsed/>
-    <w:rsid w:val="0046351C"/>
+    <w:rsid w:val="00C65C9C"/>
     <w:pPr>
       <w:spacing w:after="0" w:line="240" w:lineRule="auto"/>
     </w:pPr>
@@ -22505,7 +22373,7 @@
     <w:uiPriority w:val="66"/>
     <w:semiHidden/>
     <w:unhideWhenUsed/>
-    <w:rsid w:val="0046351C"/>
+    <w:rsid w:val="00C65C9C"/>
     <w:pPr>
       <w:spacing w:after="0" w:line="240" w:lineRule="auto"/>
     </w:pPr>
@@ -22631,7 +22499,7 @@
     <w:uiPriority w:val="66"/>
     <w:semiHidden/>
     <w:unhideWhenUsed/>
-    <w:rsid w:val="0046351C"/>
+    <w:rsid w:val="00C65C9C"/>
     <w:pPr>
       <w:spacing w:after="0" w:line="240" w:lineRule="auto"/>
     </w:pPr>
@@ -22757,7 +22625,7 @@
     <w:uiPriority w:val="66"/>
     <w:semiHidden/>
     <w:unhideWhenUsed/>
-    <w:rsid w:val="0046351C"/>
+    <w:rsid w:val="00C65C9C"/>
     <w:pPr>
       <w:spacing w:after="0" w:line="240" w:lineRule="auto"/>
     </w:pPr>
@@ -22883,7 +22751,7 @@
     <w:uiPriority w:val="66"/>
     <w:semiHidden/>
     <w:unhideWhenUsed/>
-    <w:rsid w:val="0046351C"/>
+    <w:rsid w:val="00C65C9C"/>
     <w:pPr>
       <w:spacing w:after="0" w:line="240" w:lineRule="auto"/>
     </w:pPr>
@@ -23009,7 +22877,7 @@
     <w:uiPriority w:val="63"/>
     <w:semiHidden/>
     <w:unhideWhenUsed/>
-    <w:rsid w:val="0046351C"/>
+    <w:rsid w:val="00C65C9C"/>
     <w:pPr>
       <w:spacing w:after="0" w:line="240" w:lineRule="auto"/>
     </w:pPr>
@@ -23116,7 +22984,7 @@
     <w:uiPriority w:val="63"/>
     <w:semiHidden/>
     <w:unhideWhenUsed/>
-    <w:rsid w:val="0046351C"/>
+    <w:rsid w:val="00C65C9C"/>
     <w:pPr>
       <w:spacing w:after="0" w:line="240" w:lineRule="auto"/>
     </w:pPr>
@@ -23223,7 +23091,7 @@
     <w:uiPriority w:val="63"/>
     <w:semiHidden/>
     <w:unhideWhenUsed/>
-    <w:rsid w:val="0046351C"/>
+    <w:rsid w:val="00C65C9C"/>
     <w:pPr>
       <w:spacing w:after="0" w:line="240" w:lineRule="auto"/>
     </w:pPr>
@@ -23330,7 +23198,7 @@
     <w:uiPriority w:val="63"/>
     <w:semiHidden/>
     <w:unhideWhenUsed/>
-    <w:rsid w:val="0046351C"/>
+    <w:rsid w:val="00C65C9C"/>
     <w:pPr>
       <w:spacing w:after="0" w:line="240" w:lineRule="auto"/>
     </w:pPr>
@@ -23437,7 +23305,7 @@
     <w:uiPriority w:val="63"/>
     <w:semiHidden/>
     <w:unhideWhenUsed/>
-    <w:rsid w:val="0046351C"/>
+    <w:rsid w:val="00C65C9C"/>
     <w:pPr>
       <w:spacing w:after="0" w:line="240" w:lineRule="auto"/>
     </w:pPr>
@@ -23544,7 +23412,7 @@
     <w:uiPriority w:val="63"/>
     <w:semiHidden/>
     <w:unhideWhenUsed/>
-    <w:rsid w:val="0046351C"/>
+    <w:rsid w:val="00C65C9C"/>
     <w:pPr>
       <w:spacing w:after="0" w:line="240" w:lineRule="auto"/>
     </w:pPr>
@@ -23651,7 +23519,7 @@
     <w:uiPriority w:val="63"/>
     <w:semiHidden/>
     <w:unhideWhenUsed/>
-    <w:rsid w:val="0046351C"/>
+    <w:rsid w:val="00C65C9C"/>
     <w:pPr>
       <w:spacing w:after="0" w:line="240" w:lineRule="auto"/>
     </w:pPr>
@@ -23758,7 +23626,7 @@
     <w:uiPriority w:val="64"/>
     <w:semiHidden/>
     <w:unhideWhenUsed/>
-    <w:rsid w:val="0046351C"/>
+    <w:rsid w:val="00C65C9C"/>
     <w:pPr>
       <w:spacing w:after="0" w:line="240" w:lineRule="auto"/>
     </w:pPr>
@@ -23908,7 +23776,7 @@
     <w:uiPriority w:val="64"/>
     <w:semiHidden/>
     <w:unhideWhenUsed/>
-    <w:rsid w:val="0046351C"/>
+    <w:rsid w:val="00C65C9C"/>
     <w:pPr>
       <w:spacing w:after="0" w:line="240" w:lineRule="auto"/>
     </w:pPr>
@@ -24058,7 +23926,7 @@
     <w:uiPriority w:val="64"/>
     <w:semiHidden/>
     <w:unhideWhenUsed/>
-    <w:rsid w:val="0046351C"/>
+    <w:rsid w:val="00C65C9C"/>
     <w:pPr>
       <w:spacing w:after="0" w:line="240" w:lineRule="auto"/>
     </w:pPr>
@@ -24208,7 +24076,7 @@
     <w:uiPriority w:val="64"/>
     <w:semiHidden/>
     <w:unhideWhenUsed/>
-    <w:rsid w:val="0046351C"/>
+    <w:rsid w:val="00C65C9C"/>
     <w:pPr>
       <w:spacing w:after="0" w:line="240" w:lineRule="auto"/>
     </w:pPr>
@@ -24358,7 +24226,7 @@
     <w:uiPriority w:val="64"/>
     <w:semiHidden/>
     <w:unhideWhenUsed/>
-    <w:rsid w:val="0046351C"/>
+    <w:rsid w:val="00C65C9C"/>
     <w:pPr>
       <w:spacing w:after="0" w:line="240" w:lineRule="auto"/>
     </w:pPr>
@@ -24508,7 +24376,7 @@
     <w:uiPriority w:val="64"/>
     <w:semiHidden/>
     <w:unhideWhenUsed/>
-    <w:rsid w:val="0046351C"/>
+    <w:rsid w:val="00C65C9C"/>
     <w:pPr>
       <w:spacing w:after="0" w:line="240" w:lineRule="auto"/>
     </w:pPr>
@@ -24658,7 +24526,7 @@
     <w:uiPriority w:val="64"/>
     <w:semiHidden/>
     <w:unhideWhenUsed/>
-    <w:rsid w:val="0046351C"/>
+    <w:rsid w:val="00C65C9C"/>
     <w:pPr>
       <w:spacing w:after="0" w:line="240" w:lineRule="auto"/>
     </w:pPr>
@@ -24808,7 +24676,7 @@
     <w:uiPriority w:val="99"/>
     <w:semiHidden/>
     <w:unhideWhenUsed/>
-    <w:rsid w:val="0046351C"/>
+    <w:rsid w:val="00C65C9C"/>
     <w:rPr>
       <w:color w:val="2B579A"/>
       <w:sz w:val="16"/>
@@ -24822,7 +24690,7 @@
     <w:uiPriority w:val="99"/>
     <w:semiHidden/>
     <w:unhideWhenUsed/>
-    <w:rsid w:val="0046351C"/>
+    <w:rsid w:val="00C65C9C"/>
     <w:pPr>
       <w:pBdr>
         <w:top w:val="single" w:sz="6" w:space="1" w:color="auto"/>
@@ -24844,7 +24712,7 @@
     <w:link w:val="MessageHeader"/>
     <w:uiPriority w:val="99"/>
     <w:semiHidden/>
-    <w:rsid w:val="0046351C"/>
+    <w:rsid w:val="00C65C9C"/>
     <w:rPr>
       <w:rFonts w:asciiTheme="majorHAnsi" w:eastAsiaTheme="majorEastAsia" w:hAnsiTheme="majorHAnsi" w:cstheme="majorBidi"/>
       <w:color w:val="4D614C" w:themeColor="text1"/>
@@ -24860,7 +24728,7 @@
     <w:uiPriority w:val="99"/>
     <w:semiHidden/>
     <w:unhideWhenUsed/>
-    <w:rsid w:val="0046351C"/>
+    <w:rsid w:val="00C65C9C"/>
     <w:rPr>
       <w:rFonts w:ascii="Times New Roman" w:hAnsi="Times New Roman" w:cs="Times New Roman"/>
     </w:rPr>
@@ -24871,7 +24739,7 @@
     <w:uiPriority w:val="99"/>
     <w:semiHidden/>
     <w:unhideWhenUsed/>
-    <w:rsid w:val="0046351C"/>
+    <w:rsid w:val="00C65C9C"/>
     <w:pPr>
       <w:ind w:left="720"/>
     </w:pPr>
@@ -24884,7 +24752,7 @@
     <w:uiPriority w:val="99"/>
     <w:semiHidden/>
     <w:unhideWhenUsed/>
-    <w:rsid w:val="0046351C"/>
+    <w:rsid w:val="00C65C9C"/>
     <w:pPr>
       <w:spacing w:after="0" w:line="240" w:lineRule="auto"/>
     </w:pPr>
@@ -24895,7 +24763,7 @@
     <w:link w:val="NoteHeading"/>
     <w:uiPriority w:val="99"/>
     <w:semiHidden/>
-    <w:rsid w:val="0046351C"/>
+    <w:rsid w:val="00C65C9C"/>
     <w:rPr>
       <w:rFonts w:eastAsiaTheme="minorHAnsi"/>
       <w:color w:val="4D614C" w:themeColor="text1"/>
@@ -24910,7 +24778,7 @@
     <w:uiPriority w:val="99"/>
     <w:semiHidden/>
     <w:unhideWhenUsed/>
-    <w:rsid w:val="0046351C"/>
+    <w:rsid w:val="00C65C9C"/>
     <w:rPr>
       <w:sz w:val="16"/>
     </w:rPr>
@@ -24919,7 +24787,7 @@
     <w:name w:val="Plain Table 2"/>
     <w:basedOn w:val="TableNormal"/>
     <w:uiPriority w:val="42"/>
-    <w:rsid w:val="0046351C"/>
+    <w:rsid w:val="00C65C9C"/>
     <w:pPr>
       <w:spacing w:after="0" w:line="240" w:lineRule="auto"/>
     </w:pPr>
@@ -25005,7 +24873,7 @@
     <w:name w:val="Plain Table 3"/>
     <w:basedOn w:val="TableNormal"/>
     <w:uiPriority w:val="43"/>
-    <w:rsid w:val="0046351C"/>
+    <w:rsid w:val="00C65C9C"/>
     <w:pPr>
       <w:spacing w:after="0" w:line="240" w:lineRule="auto"/>
     </w:pPr>
@@ -25104,7 +24972,7 @@
     <w:name w:val="Plain Table 4"/>
     <w:basedOn w:val="TableNormal"/>
     <w:uiPriority w:val="44"/>
-    <w:rsid w:val="0046351C"/>
+    <w:rsid w:val="00C65C9C"/>
     <w:pPr>
       <w:spacing w:after="0" w:line="240" w:lineRule="auto"/>
     </w:pPr>
@@ -25162,7 +25030,7 @@
     <w:uiPriority w:val="99"/>
     <w:semiHidden/>
     <w:unhideWhenUsed/>
-    <w:rsid w:val="0046351C"/>
+    <w:rsid w:val="00C65C9C"/>
     <w:pPr>
       <w:spacing w:after="0" w:line="240" w:lineRule="auto"/>
     </w:pPr>
@@ -25177,7 +25045,7 @@
     <w:link w:val="PlainText"/>
     <w:uiPriority w:val="99"/>
     <w:semiHidden/>
-    <w:rsid w:val="0046351C"/>
+    <w:rsid w:val="00C65C9C"/>
     <w:rPr>
       <w:rFonts w:ascii="Consolas" w:eastAsiaTheme="minorHAnsi" w:hAnsi="Consolas"/>
       <w:color w:val="4D614C" w:themeColor="text1"/>
@@ -25194,7 +25062,7 @@
     <w:uiPriority w:val="99"/>
     <w:semiHidden/>
     <w:unhideWhenUsed/>
-    <w:rsid w:val="0046351C"/>
+    <w:rsid w:val="00C65C9C"/>
   </w:style>
   <w:style w:type="character" w:customStyle="1" w:styleId="SalutationChar">
     <w:name w:val="Salutation Char"/>
@@ -25202,7 +25070,7 @@
     <w:link w:val="Salutation"/>
     <w:uiPriority w:val="99"/>
     <w:semiHidden/>
-    <w:rsid w:val="0046351C"/>
+    <w:rsid w:val="00C65C9C"/>
     <w:rPr>
       <w:rFonts w:eastAsiaTheme="minorHAnsi"/>
       <w:color w:val="4D614C" w:themeColor="text1"/>
@@ -25218,7 +25086,7 @@
     <w:uiPriority w:val="99"/>
     <w:semiHidden/>
     <w:unhideWhenUsed/>
-    <w:rsid w:val="0046351C"/>
+    <w:rsid w:val="00C65C9C"/>
     <w:pPr>
       <w:spacing w:after="0" w:line="240" w:lineRule="auto"/>
       <w:ind w:left="4320"/>
@@ -25230,7 +25098,7 @@
     <w:link w:val="Signature"/>
     <w:uiPriority w:val="99"/>
     <w:semiHidden/>
-    <w:rsid w:val="0046351C"/>
+    <w:rsid w:val="00C65C9C"/>
     <w:rPr>
       <w:rFonts w:eastAsiaTheme="minorHAnsi"/>
       <w:color w:val="4D614C" w:themeColor="text1"/>
@@ -25245,7 +25113,7 @@
     <w:uiPriority w:val="99"/>
     <w:semiHidden/>
     <w:unhideWhenUsed/>
-    <w:rsid w:val="0046351C"/>
+    <w:rsid w:val="00C65C9C"/>
     <w:rPr>
       <w:sz w:val="16"/>
       <w:u w:val="dotted"/>
@@ -25257,7 +25125,7 @@
     <w:uiPriority w:val="99"/>
     <w:semiHidden/>
     <w:unhideWhenUsed/>
-    <w:rsid w:val="0046351C"/>
+    <w:rsid w:val="00C65C9C"/>
     <w:rPr>
       <w:color w:val="0000FF"/>
       <w:sz w:val="16"/>
@@ -25269,7 +25137,7 @@
     <w:name w:val="Subtle Reference"/>
     <w:basedOn w:val="DefaultParagraphFont"/>
     <w:uiPriority w:val="31"/>
-    <w:rsid w:val="0046351C"/>
+    <w:rsid w:val="00C65C9C"/>
     <w:rPr>
       <w:smallCaps/>
       <w:color w:val="859F84" w:themeColor="text1" w:themeTint="A5"/>
@@ -25282,7 +25150,7 @@
     <w:uiPriority w:val="99"/>
     <w:semiHidden/>
     <w:unhideWhenUsed/>
-    <w:rsid w:val="0046351C"/>
+    <w:rsid w:val="00C65C9C"/>
     <w:rPr>
       <w:rFonts w:eastAsiaTheme="minorHAnsi"/>
       <w:sz w:val="16"/>
@@ -25396,7 +25264,7 @@
     <w:uiPriority w:val="99"/>
     <w:semiHidden/>
     <w:unhideWhenUsed/>
-    <w:rsid w:val="0046351C"/>
+    <w:rsid w:val="00C65C9C"/>
     <w:rPr>
       <w:rFonts w:eastAsiaTheme="minorHAnsi"/>
       <w:sz w:val="16"/>
@@ -25475,7 +25343,7 @@
     <w:uiPriority w:val="99"/>
     <w:semiHidden/>
     <w:unhideWhenUsed/>
-    <w:rsid w:val="0046351C"/>
+    <w:rsid w:val="00C65C9C"/>
     <w:rPr>
       <w:rFonts w:eastAsiaTheme="minorHAnsi"/>
       <w:sz w:val="16"/>
@@ -25570,7 +25438,7 @@
     <w:uiPriority w:val="99"/>
     <w:semiHidden/>
     <w:unhideWhenUsed/>
-    <w:rsid w:val="0046351C"/>
+    <w:rsid w:val="00C65C9C"/>
     <w:rPr>
       <w:rFonts w:eastAsiaTheme="minorHAnsi"/>
       <w:sz w:val="16"/>
@@ -25658,7 +25526,7 @@
     <w:uiPriority w:val="99"/>
     <w:semiHidden/>
     <w:unhideWhenUsed/>
-    <w:rsid w:val="0046351C"/>
+    <w:rsid w:val="00C65C9C"/>
     <w:rPr>
       <w:rFonts w:eastAsiaTheme="minorHAnsi"/>
       <w:sz w:val="16"/>
@@ -25754,7 +25622,7 @@
     <w:uiPriority w:val="99"/>
     <w:semiHidden/>
     <w:unhideWhenUsed/>
-    <w:rsid w:val="0046351C"/>
+    <w:rsid w:val="00C65C9C"/>
     <w:rPr>
       <w:rFonts w:eastAsiaTheme="minorHAnsi"/>
       <w:color w:val="000080"/>
@@ -25826,7 +25694,7 @@
     <w:uiPriority w:val="99"/>
     <w:semiHidden/>
     <w:unhideWhenUsed/>
-    <w:rsid w:val="0046351C"/>
+    <w:rsid w:val="00C65C9C"/>
     <w:rPr>
       <w:rFonts w:eastAsiaTheme="minorHAnsi"/>
       <w:sz w:val="16"/>
@@ -25921,7 +25789,7 @@
     <w:uiPriority w:val="99"/>
     <w:semiHidden/>
     <w:unhideWhenUsed/>
-    <w:rsid w:val="0046351C"/>
+    <w:rsid w:val="00C65C9C"/>
     <w:rPr>
       <w:rFonts w:eastAsiaTheme="minorHAnsi"/>
       <w:color w:val="FFFFFF"/>
@@ -26005,7 +25873,7 @@
     <w:uiPriority w:val="99"/>
     <w:semiHidden/>
     <w:unhideWhenUsed/>
-    <w:rsid w:val="0046351C"/>
+    <w:rsid w:val="00C65C9C"/>
     <w:rPr>
       <w:rFonts w:eastAsiaTheme="minorHAnsi"/>
       <w:sz w:val="16"/>
@@ -26085,7 +25953,7 @@
     <w:uiPriority w:val="99"/>
     <w:semiHidden/>
     <w:unhideWhenUsed/>
-    <w:rsid w:val="0046351C"/>
+    <w:rsid w:val="00C65C9C"/>
     <w:rPr>
       <w:rFonts w:eastAsiaTheme="minorHAnsi"/>
       <w:sz w:val="16"/>
@@ -26149,7 +26017,7 @@
     <w:uiPriority w:val="99"/>
     <w:semiHidden/>
     <w:unhideWhenUsed/>
-    <w:rsid w:val="0046351C"/>
+    <w:rsid w:val="00C65C9C"/>
     <w:rPr>
       <w:rFonts w:eastAsiaTheme="minorHAnsi"/>
       <w:b/>
@@ -26271,7 +26139,7 @@
     <w:uiPriority w:val="99"/>
     <w:semiHidden/>
     <w:unhideWhenUsed/>
-    <w:rsid w:val="0046351C"/>
+    <w:rsid w:val="00C65C9C"/>
     <w:rPr>
       <w:rFonts w:eastAsiaTheme="minorHAnsi"/>
       <w:b/>
@@ -26387,7 +26255,7 @@
     <w:uiPriority w:val="99"/>
     <w:semiHidden/>
     <w:unhideWhenUsed/>
-    <w:rsid w:val="0046351C"/>
+    <w:rsid w:val="00C65C9C"/>
     <w:rPr>
       <w:rFonts w:eastAsiaTheme="minorHAnsi"/>
       <w:b/>
@@ -26497,7 +26365,7 @@
     <w:uiPriority w:val="99"/>
     <w:semiHidden/>
     <w:unhideWhenUsed/>
-    <w:rsid w:val="0046351C"/>
+    <w:rsid w:val="00C65C9C"/>
     <w:rPr>
       <w:rFonts w:eastAsiaTheme="minorHAnsi"/>
       <w:sz w:val="16"/>
@@ -26571,7 +26439,7 @@
     <w:uiPriority w:val="99"/>
     <w:semiHidden/>
     <w:unhideWhenUsed/>
-    <w:rsid w:val="0046351C"/>
+    <w:rsid w:val="00C65C9C"/>
     <w:rPr>
       <w:rFonts w:eastAsiaTheme="minorHAnsi"/>
       <w:sz w:val="16"/>
@@ -26665,7 +26533,7 @@
     <w:uiPriority w:val="99"/>
     <w:semiHidden/>
     <w:unhideWhenUsed/>
-    <w:rsid w:val="0046351C"/>
+    <w:rsid w:val="00C65C9C"/>
     <w:rPr>
       <w:rFonts w:eastAsiaTheme="minorHAnsi"/>
       <w:sz w:val="16"/>
@@ -26727,7 +26595,7 @@
     <w:uiPriority w:val="99"/>
     <w:semiHidden/>
     <w:unhideWhenUsed/>
-    <w:rsid w:val="0046351C"/>
+    <w:rsid w:val="00C65C9C"/>
     <w:rPr>
       <w:rFonts w:eastAsiaTheme="minorHAnsi"/>
       <w:sz w:val="16"/>
@@ -26767,7 +26635,7 @@
     <w:uiPriority w:val="99"/>
     <w:semiHidden/>
     <w:unhideWhenUsed/>
-    <w:rsid w:val="0046351C"/>
+    <w:rsid w:val="00C65C9C"/>
     <w:rPr>
       <w:rFonts w:eastAsiaTheme="minorHAnsi"/>
       <w:sz w:val="16"/>
@@ -26820,7 +26688,7 @@
     <w:uiPriority w:val="99"/>
     <w:semiHidden/>
     <w:unhideWhenUsed/>
-    <w:rsid w:val="0046351C"/>
+    <w:rsid w:val="00C65C9C"/>
     <w:rPr>
       <w:rFonts w:eastAsiaTheme="minorHAnsi"/>
       <w:sz w:val="16"/>
@@ -26896,7 +26764,7 @@
     <w:uiPriority w:val="99"/>
     <w:semiHidden/>
     <w:unhideWhenUsed/>
-    <w:rsid w:val="0046351C"/>
+    <w:rsid w:val="00C65C9C"/>
     <w:rPr>
       <w:rFonts w:eastAsiaTheme="minorHAnsi"/>
       <w:sz w:val="16"/>
@@ -26959,7 +26827,7 @@
     <w:uiPriority w:val="99"/>
     <w:semiHidden/>
     <w:unhideWhenUsed/>
-    <w:rsid w:val="0046351C"/>
+    <w:rsid w:val="00C65C9C"/>
     <w:rPr>
       <w:rFonts w:eastAsiaTheme="minorHAnsi"/>
       <w:sz w:val="16"/>
@@ -27028,7 +26896,7 @@
     <w:uiPriority w:val="99"/>
     <w:semiHidden/>
     <w:unhideWhenUsed/>
-    <w:rsid w:val="0046351C"/>
+    <w:rsid w:val="00C65C9C"/>
     <w:rPr>
       <w:rFonts w:eastAsiaTheme="minorHAnsi"/>
       <w:sz w:val="16"/>
@@ -27100,7 +26968,7 @@
     <w:uiPriority w:val="99"/>
     <w:semiHidden/>
     <w:unhideWhenUsed/>
-    <w:rsid w:val="0046351C"/>
+    <w:rsid w:val="00C65C9C"/>
     <w:rPr>
       <w:rFonts w:eastAsiaTheme="minorHAnsi"/>
       <w:sz w:val="16"/>
@@ -27175,7 +27043,7 @@
     <w:uiPriority w:val="99"/>
     <w:semiHidden/>
     <w:unhideWhenUsed/>
-    <w:rsid w:val="0046351C"/>
+    <w:rsid w:val="00C65C9C"/>
     <w:rPr>
       <w:rFonts w:eastAsiaTheme="minorHAnsi"/>
       <w:b/>
@@ -27267,7 +27135,7 @@
     <w:uiPriority w:val="99"/>
     <w:semiHidden/>
     <w:unhideWhenUsed/>
-    <w:rsid w:val="0046351C"/>
+    <w:rsid w:val="00C65C9C"/>
     <w:rPr>
       <w:rFonts w:eastAsiaTheme="minorHAnsi"/>
       <w:sz w:val="16"/>
@@ -27335,7 +27203,7 @@
     <w:name w:val="Grid Table Light"/>
     <w:basedOn w:val="TableNormal"/>
     <w:uiPriority w:val="40"/>
-    <w:rsid w:val="0046351C"/>
+    <w:rsid w:val="00C65C9C"/>
     <w:pPr>
       <w:spacing w:after="0" w:line="240" w:lineRule="auto"/>
     </w:pPr>
@@ -27362,7 +27230,7 @@
     <w:uiPriority w:val="99"/>
     <w:semiHidden/>
     <w:unhideWhenUsed/>
-    <w:rsid w:val="0046351C"/>
+    <w:rsid w:val="00C65C9C"/>
     <w:rPr>
       <w:rFonts w:eastAsiaTheme="minorHAnsi"/>
       <w:sz w:val="16"/>
@@ -27451,7 +27319,7 @@
     <w:uiPriority w:val="99"/>
     <w:semiHidden/>
     <w:unhideWhenUsed/>
-    <w:rsid w:val="0046351C"/>
+    <w:rsid w:val="00C65C9C"/>
     <w:rPr>
       <w:rFonts w:eastAsiaTheme="minorHAnsi"/>
       <w:sz w:val="16"/>
@@ -27535,7 +27403,7 @@
     <w:uiPriority w:val="99"/>
     <w:semiHidden/>
     <w:unhideWhenUsed/>
-    <w:rsid w:val="0046351C"/>
+    <w:rsid w:val="00C65C9C"/>
     <w:rPr>
       <w:rFonts w:eastAsiaTheme="minorHAnsi"/>
       <w:sz w:val="16"/>
@@ -27598,7 +27466,7 @@
     <w:uiPriority w:val="99"/>
     <w:semiHidden/>
     <w:unhideWhenUsed/>
-    <w:rsid w:val="0046351C"/>
+    <w:rsid w:val="00C65C9C"/>
     <w:rPr>
       <w:rFonts w:eastAsiaTheme="minorHAnsi"/>
       <w:sz w:val="16"/>
@@ -27640,7 +27508,7 @@
     <w:uiPriority w:val="99"/>
     <w:semiHidden/>
     <w:unhideWhenUsed/>
-    <w:rsid w:val="0046351C"/>
+    <w:rsid w:val="00C65C9C"/>
     <w:rPr>
       <w:rFonts w:eastAsiaTheme="minorHAnsi"/>
       <w:sz w:val="16"/>
@@ -27693,7 +27561,7 @@
     <w:uiPriority w:val="99"/>
     <w:semiHidden/>
     <w:unhideWhenUsed/>
-    <w:rsid w:val="0046351C"/>
+    <w:rsid w:val="00C65C9C"/>
     <w:rPr>
       <w:rFonts w:eastAsiaTheme="minorHAnsi"/>
       <w:sz w:val="16"/>
@@ -27757,7 +27625,7 @@
     <w:uiPriority w:val="99"/>
     <w:semiHidden/>
     <w:unhideWhenUsed/>
-    <w:rsid w:val="0046351C"/>
+    <w:rsid w:val="00C65C9C"/>
     <w:rPr>
       <w:rFonts w:eastAsiaTheme="minorHAnsi"/>
       <w:sz w:val="16"/>
@@ -27859,7 +27727,7 @@
     <w:uiPriority w:val="99"/>
     <w:semiHidden/>
     <w:unhideWhenUsed/>
-    <w:rsid w:val="0046351C"/>
+    <w:rsid w:val="00C65C9C"/>
     <w:rPr>
       <w:rFonts w:eastAsiaTheme="minorHAnsi"/>
       <w:sz w:val="16"/>
@@ -27964,7 +27832,7 @@
     <w:uiPriority w:val="99"/>
     <w:semiHidden/>
     <w:unhideWhenUsed/>
-    <w:rsid w:val="0046351C"/>
+    <w:rsid w:val="00C65C9C"/>
     <w:pPr>
       <w:spacing w:after="0"/>
       <w:ind w:left="240" w:hanging="240"/>
@@ -27977,7 +27845,7 @@
     <w:uiPriority w:val="99"/>
     <w:semiHidden/>
     <w:unhideWhenUsed/>
-    <w:rsid w:val="0046351C"/>
+    <w:rsid w:val="00C65C9C"/>
     <w:pPr>
       <w:spacing w:after="0"/>
     </w:pPr>
@@ -27988,7 +27856,7 @@
     <w:uiPriority w:val="99"/>
     <w:semiHidden/>
     <w:unhideWhenUsed/>
-    <w:rsid w:val="0046351C"/>
+    <w:rsid w:val="00C65C9C"/>
     <w:rPr>
       <w:rFonts w:eastAsiaTheme="minorHAnsi"/>
       <w:sz w:val="16"/>
@@ -28030,7 +27898,7 @@
     <w:uiPriority w:val="99"/>
     <w:semiHidden/>
     <w:unhideWhenUsed/>
-    <w:rsid w:val="0046351C"/>
+    <w:rsid w:val="00C65C9C"/>
     <w:rPr>
       <w:rFonts w:eastAsiaTheme="minorHAnsi"/>
       <w:sz w:val="16"/>
@@ -28073,7 +27941,7 @@
     <w:uiPriority w:val="99"/>
     <w:semiHidden/>
     <w:unhideWhenUsed/>
-    <w:rsid w:val="0046351C"/>
+    <w:rsid w:val="00C65C9C"/>
     <w:rPr>
       <w:rFonts w:eastAsiaTheme="minorHAnsi"/>
       <w:sz w:val="16"/>
@@ -28173,7 +28041,7 @@
     <w:uiPriority w:val="99"/>
     <w:semiHidden/>
     <w:unhideWhenUsed/>
-    <w:rsid w:val="0046351C"/>
+    <w:rsid w:val="00C65C9C"/>
     <w:rPr>
       <w:rFonts w:eastAsiaTheme="minorHAnsi"/>
       <w:sz w:val="16"/>
@@ -28213,7 +28081,7 @@
     <w:uiPriority w:val="99"/>
     <w:semiHidden/>
     <w:unhideWhenUsed/>
-    <w:rsid w:val="0046351C"/>
+    <w:rsid w:val="00C65C9C"/>
     <w:rPr>
       <w:rFonts w:eastAsiaTheme="minorHAnsi"/>
       <w:sz w:val="16"/>
@@ -28309,7 +28177,7 @@
     <w:uiPriority w:val="99"/>
     <w:semiHidden/>
     <w:unhideWhenUsed/>
-    <w:rsid w:val="0046351C"/>
+    <w:rsid w:val="00C65C9C"/>
     <w:rPr>
       <w:rFonts w:eastAsiaTheme="minorHAnsi"/>
       <w:sz w:val="16"/>
@@ -28397,7 +28265,7 @@
     <w:uiPriority w:val="99"/>
     <w:semiHidden/>
     <w:unhideWhenUsed/>
-    <w:rsid w:val="0046351C"/>
+    <w:rsid w:val="00C65C9C"/>
     <w:rPr>
       <w:rFonts w:eastAsiaTheme="minorHAnsi"/>
       <w:sz w:val="16"/>
@@ -28421,7 +28289,7 @@
     <w:uiPriority w:val="99"/>
     <w:semiHidden/>
     <w:unhideWhenUsed/>
-    <w:rsid w:val="0046351C"/>
+    <w:rsid w:val="00C65C9C"/>
     <w:rPr>
       <w:rFonts w:eastAsiaTheme="minorHAnsi"/>
       <w:sz w:val="16"/>
@@ -28464,7 +28332,7 @@
     <w:uiPriority w:val="99"/>
     <w:semiHidden/>
     <w:unhideWhenUsed/>
-    <w:rsid w:val="0046351C"/>
+    <w:rsid w:val="00C65C9C"/>
     <w:rPr>
       <w:rFonts w:eastAsiaTheme="minorHAnsi"/>
       <w:sz w:val="16"/>
@@ -28507,7 +28375,7 @@
     <w:uiPriority w:val="99"/>
     <w:semiHidden/>
     <w:unhideWhenUsed/>
-    <w:rsid w:val="0046351C"/>
+    <w:rsid w:val="00C65C9C"/>
     <w:rPr>
       <w:rFonts w:eastAsiaTheme="minorHAnsi"/>
       <w:sz w:val="16"/>
@@ -28551,7 +28419,7 @@
     <w:uiPriority w:val="99"/>
     <w:semiHidden/>
     <w:unhideWhenUsed/>
-    <w:rsid w:val="0046351C"/>
+    <w:rsid w:val="00C65C9C"/>
     <w:pPr>
       <w:spacing w:before="120"/>
     </w:pPr>
@@ -28569,7 +28437,7 @@
     <w:uiPriority w:val="39"/>
     <w:semiHidden/>
     <w:unhideWhenUsed/>
-    <w:rsid w:val="0046351C"/>
+    <w:rsid w:val="00C65C9C"/>
     <w:pPr>
       <w:spacing w:after="100"/>
     </w:pPr>
@@ -28582,7 +28450,7 @@
     <w:uiPriority w:val="39"/>
     <w:semiHidden/>
     <w:unhideWhenUsed/>
-    <w:rsid w:val="0046351C"/>
+    <w:rsid w:val="00C65C9C"/>
     <w:pPr>
       <w:spacing w:after="100"/>
       <w:ind w:left="240"/>
@@ -28596,7 +28464,7 @@
     <w:uiPriority w:val="39"/>
     <w:semiHidden/>
     <w:unhideWhenUsed/>
-    <w:rsid w:val="0046351C"/>
+    <w:rsid w:val="00C65C9C"/>
     <w:pPr>
       <w:spacing w:after="100"/>
       <w:ind w:left="480"/>
@@ -28610,7 +28478,7 @@
     <w:uiPriority w:val="39"/>
     <w:semiHidden/>
     <w:unhideWhenUsed/>
-    <w:rsid w:val="0046351C"/>
+    <w:rsid w:val="00C65C9C"/>
     <w:pPr>
       <w:spacing w:after="100"/>
       <w:ind w:left="720"/>
@@ -28624,7 +28492,7 @@
     <w:uiPriority w:val="39"/>
     <w:semiHidden/>
     <w:unhideWhenUsed/>
-    <w:rsid w:val="0046351C"/>
+    <w:rsid w:val="00C65C9C"/>
     <w:pPr>
       <w:spacing w:after="100"/>
       <w:ind w:left="960"/>
@@ -28638,7 +28506,7 @@
     <w:uiPriority w:val="39"/>
     <w:semiHidden/>
     <w:unhideWhenUsed/>
-    <w:rsid w:val="0046351C"/>
+    <w:rsid w:val="00C65C9C"/>
     <w:pPr>
       <w:spacing w:after="100"/>
       <w:ind w:left="1200"/>
@@ -28652,7 +28520,7 @@
     <w:uiPriority w:val="39"/>
     <w:semiHidden/>
     <w:unhideWhenUsed/>
-    <w:rsid w:val="0046351C"/>
+    <w:rsid w:val="00C65C9C"/>
     <w:pPr>
       <w:spacing w:after="100"/>
       <w:ind w:left="1440"/>
@@ -28666,7 +28534,7 @@
     <w:uiPriority w:val="39"/>
     <w:semiHidden/>
     <w:unhideWhenUsed/>
-    <w:rsid w:val="0046351C"/>
+    <w:rsid w:val="00C65C9C"/>
     <w:pPr>
       <w:spacing w:after="100"/>
       <w:ind w:left="1680"/>
@@ -28680,7 +28548,7 @@
     <w:uiPriority w:val="39"/>
     <w:semiHidden/>
     <w:unhideWhenUsed/>
-    <w:rsid w:val="0046351C"/>
+    <w:rsid w:val="00C65C9C"/>
     <w:pPr>
       <w:spacing w:after="100"/>
       <w:ind w:left="1920"/>
@@ -28694,7 +28562,7 @@
     <w:semiHidden/>
     <w:unhideWhenUsed/>
     <w:qFormat/>
-    <w:rsid w:val="0046351C"/>
+    <w:rsid w:val="00C65C9C"/>
     <w:pPr>
       <w:spacing w:before="240" w:after="0"/>
       <w:outlineLvl w:val="9"/>
@@ -28710,7 +28578,7 @@
     <w:uiPriority w:val="99"/>
     <w:semiHidden/>
     <w:unhideWhenUsed/>
-    <w:rsid w:val="0046351C"/>
+    <w:rsid w:val="00C65C9C"/>
     <w:rPr>
       <w:color w:val="605E5C"/>
       <w:sz w:val="16"/>
@@ -28723,7 +28591,7 @@
     <w:next w:val="Normal"/>
     <w:uiPriority w:val="2"/>
     <w:qFormat/>
-    <w:rsid w:val="0046351C"/>
+    <w:rsid w:val="00C65C9C"/>
     <w:pPr>
       <w:keepNext/>
     </w:pPr>
@@ -28737,7 +28605,7 @@
     <w:next w:val="Normal"/>
     <w:uiPriority w:val="2"/>
     <w:qFormat/>
-    <w:rsid w:val="0046351C"/>
+    <w:rsid w:val="00C65C9C"/>
     <w:rPr>
       <w14:numSpacing w14:val="tabular"/>
     </w:rPr>
@@ -28748,7 +28616,7 @@
     <w:next w:val="Normal"/>
     <w:uiPriority w:val="2"/>
     <w:qFormat/>
-    <w:rsid w:val="0046351C"/>
+    <w:rsid w:val="00C65C9C"/>
     <w:rPr>
       <w14:numSpacing w14:val="tabular"/>
     </w:rPr>
@@ -28759,7 +28627,7 @@
     <w:next w:val="Normal"/>
     <w:uiPriority w:val="2"/>
     <w:qFormat/>
-    <w:rsid w:val="0046351C"/>
+    <w:rsid w:val="00C65C9C"/>
     <w:pPr>
       <w:numPr>
         <w:numId w:val="1"/>
@@ -28773,7 +28641,7 @@
     <w:basedOn w:val="TableNormal"/>
     <w:uiPriority w:val="99"/>
     <w:qFormat/>
-    <w:rsid w:val="0046351C"/>
+    <w:rsid w:val="00C65C9C"/>
     <w:pPr>
       <w:spacing w:after="0" w:line="240" w:lineRule="auto"/>
     </w:pPr>
@@ -28828,7 +28696,7 @@
     <w:basedOn w:val="TableNormal"/>
     <w:uiPriority w:val="99"/>
     <w:qFormat/>
-    <w:rsid w:val="0046351C"/>
+    <w:rsid w:val="00C65C9C"/>
     <w:pPr>
       <w:spacing w:after="0" w:line="240" w:lineRule="auto"/>
     </w:pPr>
@@ -28890,7 +28758,7 @@
     <w:basedOn w:val="TableNormal"/>
     <w:uiPriority w:val="99"/>
     <w:qFormat/>
-    <w:rsid w:val="0046351C"/>
+    <w:rsid w:val="00C65C9C"/>
     <w:pPr>
       <w:spacing w:after="0" w:line="240" w:lineRule="auto"/>
     </w:pPr>
@@ -28929,7 +28797,7 @@
     <w:basedOn w:val="TableNormal"/>
     <w:uiPriority w:val="99"/>
     <w:qFormat/>
-    <w:rsid w:val="0046351C"/>
+    <w:rsid w:val="00C65C9C"/>
     <w:pPr>
       <w:spacing w:after="0" w:line="240" w:lineRule="auto"/>
     </w:pPr>
@@ -28978,7 +28846,7 @@
     <w:basedOn w:val="TableNormal"/>
     <w:uiPriority w:val="99"/>
     <w:qFormat/>
-    <w:rsid w:val="0046351C"/>
+    <w:rsid w:val="00C65C9C"/>
     <w:pPr>
       <w:spacing w:after="0" w:line="240" w:lineRule="auto"/>
     </w:pPr>
@@ -29009,7 +28877,7 @@
     <w:name w:val="BC Data Table Internal"/>
     <w:basedOn w:val="TableNormal"/>
     <w:uiPriority w:val="99"/>
-    <w:rsid w:val="0046351C"/>
+    <w:rsid w:val="00C65C9C"/>
     <w:pPr>
       <w:spacing w:after="0" w:line="240" w:lineRule="auto"/>
     </w:pPr>
@@ -29288,13 +29156,6 @@
     <w:pitch w:val="fixed"/>
     <w:sig w:usb0="E00006FF" w:usb1="0000FCFF" w:usb2="00000001" w:usb3="00000000" w:csb0="0000019F" w:csb1="00000000"/>
   </w:font>
-  <w:font w:name="Segoe UI">
-    <w:panose1 w:val="020B0502040204020203"/>
-    <w:charset w:val="00"/>
-    <w:family w:val="swiss"/>
-    <w:pitch w:val="variable"/>
-    <w:sig w:usb0="E4002EFF" w:usb1="C000E47F" w:usb2="00000009" w:usb3="00000000" w:csb0="000001FF" w:csb1="00000000"/>
-  </w:font>
   <w:font w:name="Aptos">
     <w:charset w:val="00"/>
     <w:family w:val="swiss"/>
@@ -29339,6 +29200,7 @@
   </w:compat>
   <w:rsids>
     <w:rsidRoot w:val="00321435"/>
+    <w:rsid w:val="00021F72"/>
     <w:rsid w:val="000A74C9"/>
     <w:rsid w:val="000D1CE1"/>
     <w:rsid w:val="000F5E66"/>
@@ -29368,6 +29230,7 @@
     <w:rsid w:val="00707255"/>
     <w:rsid w:val="00735B85"/>
     <w:rsid w:val="00772008"/>
+    <w:rsid w:val="0078420F"/>
     <w:rsid w:val="007C6940"/>
     <w:rsid w:val="00825D07"/>
     <w:rsid w:val="0086113E"/>
@@ -30166,248 +30029,7 @@
 </we:webextension>
 </file>
 
-<file path=customXml/item1.xml><?xml version="1.0" encoding="utf-8"?>
-<b:Sources xmlns:b="http://schemas.openxmlformats.org/officeDocument/2006/bibliography" xmlns="http://schemas.openxmlformats.org/officeDocument/2006/bibliography" SelectedStyle="\APASixthEditionOfficeOnline.xsl" StyleName="APA" Version="6"/>
-</file>
-
-<file path=customXml/item2.xml>��< ? x m l   v e r s i o n = " 1 . 0 "   e n c o d i n g = " u t f - 1 6 " ? > - 
- < N a v W o r d R e p o r t X m l P a r t   x m l n s = " u r n : m i c r o s o f t - d y n a m i c s - n a v / r e p o r t s / I n v e n t o r y _ S a l e s _ B a c k _ O r d e r s / 7 1 8 / " > - 
-     < B C R e p o r t I n f o r m a t i o n > - 
-         < R e p o r t M e t a d a t a > - 
-             < E x t e n s i o n I d > E x t e n s i o n   I D < / E x t e n s i o n I d > - 
-             < E x t e n s i o n N a m e > E x t e n s i o n   N a m e < / E x t e n s i o n N a m e > - 
-             < E x t e n s i o n P u b l i s h e r > E x t e n s i o n   P u b l i s h e r < / E x t e n s i o n P u b l i s h e r > - 
-             < E x t e n s i o n V e r s i o n > E x t e n s i o n   V e r s i o n < / E x t e n s i o n V e r s i o n > - 
-             < R e p o r t I d > R e p o r t   I D < / R e p o r t I d > - 
-             < R e p o r t N a m e > R e p o r t   N a m e < / R e p o r t N a m e > - 
-             < R e p o r t C a p t i o n > R e p o r t   C a p t i o n < / R e p o r t C a p t i o n > - 
-             < A b o u t T h i s R e p o r t T i t l e > A b o u t   T h i s   R e p o r t   T i t l e < / A b o u t T h i s R e p o r t T i t l e > - 
-             < A b o u t T h i s R e p o r t T e x t > A b o u t   T h i s   R e p o r t   T e x t < / A b o u t T h i s R e p o r t T e x t > - 
-             < R e p o r t H e l p L i n k > R e p o r t   H e l p   L i n k < / R e p o r t H e l p L i n k > - 
-         < / R e p o r t M e t a d a t a > - 
-         < R e p o r t R e q u e s t > - 
-             < T e n a n t E n t r a I d > T e n a n t   E n t r a   I d < / T e n a n t E n t r a I d > - 
-             < E n v i r o n m e n t N a m e > E n v i r o n m e n t   N a m e < / E n v i r o n m e n t N a m e > - 
-             < E n v i r o n m e n t T y p e > E n v i r o n m e n t   T y p e < / E n v i r o n m e n t T y p e > - 
-             < C o m p a n y N a m e > C o m p a n y   N a m e < / C o m p a n y N a m e > - 
-             < C o m p a n y D i s p l a y N a m e > C o m p a n y   D i s p l a y   N a m e < / C o m p a n y D i s p l a y N a m e > - 
-             < C o m p a n y I d > C o m p a n y   I D < / C o m p a n y I d > - 
-             < U s e r N a m e > U s e r   N a m e < / U s e r N a m e > - 
-             < D a t e A n d T i m e > D a t e   a n d   T i m e < / D a t e A n d T i m e > - 
-             < L a n g u a g e > L a n g u a g e < / L a n g u a g e > - 
-             < F o r m a t R e g i o n > F o r m a t   R e g i o n < / F o r m a t R e g i o n > - 
-             < D a t e T i m e V a l u e s > - 
-                 < Y e a r > Y e a r < / Y e a r > - 
-                 < M o n t h N u m b e r > M o n t h   N u m b e r < / M o n t h N u m b e r > - 
-                 < D a y N u m b e r > D a y   N u m b e r < / D a y N u m b e r > - 
-                 < H o u r > H o u r < / H o u r > - 
-                 < M i n u t e > M i n u t e < / M i n u t e > - 
-             < / D a t e T i m e V a l u e s > - 
-         < / R e p o r t R e q u e s t > - 
-         < C o m p a n y M e t a d a t a > - 
-             < C o m p a n y N a m e > C o m p a n y   N a m e < / C o m p a n y N a m e > - 
-             < C o m p a n y D i s p l a y N a m e > C o m p a n y   D i s p l a y   N a m e < / C o m p a n y D i s p l a y N a m e > - 
-             < C o m p a n y A d d r e s s L i n e s > - 
-                 < C o m p a n y A d d r e s s L i n e 1 > C o m p a n y   A d d r e s s   L i n e   1 < / C o m p a n y A d d r e s s L i n e 1 > - 
-                 < C o m p a n y A d d r e s s L i n e 2 > C o m p a n y   A d d r e s s   L i n e   2 < / C o m p a n y A d d r e s s L i n e 2 > - 
-                 < C o m p a n y A d d r e s s L i n e 3 > C o m p a n y   A d d r e s s   L i n e   3 < / C o m p a n y A d d r e s s L i n e 3 > - 
-                 < C o m p a n y A d d r e s s L i n e 4 > C o m p a n y   A d d r e s s   L i n e   4 < / C o m p a n y A d d r e s s L i n e 4 > - 
-                 < C o m p a n y A d d r e s s L i n e 5 > C o m p a n y   A d d r e s s   L i n e   5 < / C o m p a n y A d d r e s s L i n e 5 > - 
-                 < C o m p a n y A d d r e s s L i n e 6 > C o m p a n y   A d d r e s s   L i n e   6 < / C o m p a n y A d d r e s s L i n e 6 > - 
-                 < C o m p a n y A d d r e s s L i n e 7 > C o m p a n y   A d d r e s s   L i n e   7 < / C o m p a n y A d d r e s s L i n e 7 > - 
-                 < C o m p a n y A d d r e s s L i n e 8 > C o m p a n y   A d d r e s s   L i n e   8 < / C o m p a n y A d d r e s s L i n e 8 > - 
-             < / C o m p a n y A d d r e s s L i n e s > - 
-             < C o m p a n y P h o n e > C o m p a n y   P h o n e < / C o m p a n y P h o n e > - 
-             < C o m p a n y P h o n e C a p t i o n > C o m p a n y   P h o n e   C a p t i o n < / C o m p a n y P h o n e C a p t i o n > - 
-             < C o m p a n y F a x N o > C o m p a n y   F a x   N o . < / C o m p a n y F a x N o > - 
-             < C o m p a n y F a x N o C a p t i o n > C o m p a n y   F a x   N o .   C a p t i o n < / C o m p a n y F a x N o C a p t i o n > - 
-             < C o m p a n y E m a i l > C o m p a n y   E m a i l < / C o m p a n y E m a i l > - 
-             < C o m p a n y E m a i l C a p t i o n > C o m p a n y   E m a i l   C a p t i o n < / C o m p a n y E m a i l C a p t i o n > - 
-             < C o m p a n y H o m e P a g e > C o m p a n y   H o m e   P a g e < / C o m p a n y H o m e P a g e > - 
-             < C o m p a n y H o m e P a g e C a p t i o n > C o m p a n y   H o m e   P a g e   C a p t i o n < / C o m p a n y H o m e P a g e C a p t i o n > - 
-             < C o m p a n y L o g o > C o m p a n y   L o g o < / C o m p a n y L o g o > - 
-             < C o m p a n y V A T R e g i s t r a t i o n N o > C o m p a n y   V A T   R e g i s t r a t i o n   N o . < / C o m p a n y V A T R e g i s t r a t i o n N o > - 
-             < C o m p a n y V A T R e g i s t r a t i o n N o C a p t i o n > C o m p a n y   V A T   R e g i s t r a t i o n   N o .   C a p t i o n < / C o m p a n y V A T R e g i s t r a t i o n N o C a p t i o n > - 
-             < C o m p a n y R e g i s t r a t i o n N o > C o m p a n y   R e g i s t r a t i o n   N o . < / C o m p a n y R e g i s t r a t i o n N o > - 
-             < C o m p a n y R e g i s t r a t i o n N o C a p t i o n > C o m p a n y   R e g i s t r a t i o n   N o .   C a p t i o n < / C o m p a n y R e g i s t r a t i o n N o C a p t i o n > - 
-             < C o m p a n y B a n k N a m e > C o m p a n y   B a n k   N a m e < / C o m p a n y B a n k N a m e > - 
-             < C o m p a n y B a n k N a m e C a p t i o n > C o m p a n y   B a n k   N a m e   C a p t i o n < / C o m p a n y B a n k N a m e C a p t i o n > - 
-             < C o m p a n y B a n k A c c o u n t N o > C o m p a n y   B a n k   A c c o u n t   N o . < / C o m p a n y B a n k A c c o u n t N o > - 
-             < C o m p a n y B a n k A c c o u n t N o C a p t i o n > C o m p a n y   B a n k   A c c o u n t   N o .   C a p t i o n < / C o m p a n y B a n k A c c o u n t N o C a p t i o n > - 
-             < C o m p a n y B a n k B r a n c h N o > C o m p a n y   B a n k   B r a n c h   N o . < / C o m p a n y B a n k B r a n c h N o > - 
-             < C o m p a n y B a n k B r a n c h N o C a p t i o n > C o m p a n y   B a n k   B r a n c h   N o .   C a p t i o n < / C o m p a n y B a n k B r a n c h N o C a p t i o n > - 
-             < C o m p a n y I B A N > C o m p a n y   I B A N < / C o m p a n y I B A N > - 
-             < C o m p a n y I B A N C a p t i o n > C o m p a n y   I B A N   C a p t i o n < / C o m p a n y I B A N C a p t i o n > - 
-             < C o m p a n y B a n k S W I F T > C o m p a n y   B a n k   S W I F T < / C o m p a n y B a n k S W I F T > - 
-             < C o m p a n y B a n k S W I F T C a p t i o n > C o m p a n y   B a n k   S W I F T   C a p t i o n < / C o m p a n y B a n k S W I F T C a p t i o n > - 
-             < C o m p a n y G i r o N o > C o m p a n y   G i r o   N o . < / C o m p a n y G i r o N o > - 
-             < C o m p a n y G i r o N o C a p t i o n > C o m p a n y   G i r o   N o .   C a p t i o n < / C o m p a n y G i r o N o C a p t i o n > - 
-         < / C o m p a n y M e t a d a t a > - 
-     < / B C R e p o r t I n f o r m a t i o n > - 
-     < L a b e l s > - 
-         < A b o u t T h e R e p o r t L a b e l > A b o u t T h e R e p o r t L a b e l < / A b o u t T h e R e p o r t L a b e l > - 
-         < C o m p a n y L a b e l > C o m p a n y L a b e l < / C o m p a n y L a b e l > - 
-         < C u s t N a m e _ S a l e s L i n e C a p t i o n > C u s t N a m e _ S a l e s L i n e C a p t i o n < / C u s t N a m e _ S a l e s L i n e C a p t i o n > - 
-         < C u s t P h o n e N o _ S a l e s L i n e C a p t i o n > C u s t P h o n e N o _ S a l e s L i n e C a p t i o n < / C u s t P h o n e N o _ S a l e s L i n e C a p t i o n > - 
-         < D a t a R e t r i e v e d > D a t a R e t r i e v e d < / D a t a R e t r i e v e d > - 
-         < D e s c r i p t i o n _ I t e m C a p t i o n > D e s c r i p t i o n _ I t e m C a p t i o n < / D e s c r i p t i o n _ I t e m C a p t i o n > - 
-         < D o c u m e n t a t i o n L a b e l > D o c u m e n t a t i o n L a b e l < / D o c u m e n t a t i o n L a b e l > - 
-         < D o c u m e n t N o _ S a l e s L i n e C a p t i o n > D o c u m e n t N o _ S a l e s L i n e C a p t i o n < / D o c u m e n t N o _ S a l e s L i n e C a p t i o n > - 
-         < E n v i r o n m e n t L a b e l > E n v i r o n m e n t L a b e l < / E n v i r o n m e n t L a b e l > - 
-         < I n v e n t o r y S a l e s B a c k O r d e r s > I n v e n t o r y S a l e s B a c k O r d e r s < / I n v e n t o r y S a l e s B a c k O r d e r s > - 
-         < I n v e n t o r y S a l e s B a c k O r d e r s P r i n t > I n v e n t o r y S a l e s B a c k O r d e r s P r i n t < / I n v e n t o r y S a l e s B a c k O r d e r s P r i n t > - 
-         < I n v S a l e s B a c k O r d e r s A n a l y s i s > I n v S a l e s B a c k O r d e r s A n a l y s i s < / I n v S a l e s B a c k O r d e r s A n a l y s i s > - 
-         < I t e m N o C a p t i o n L b l > I t e m N o C a p t i o n L b l < / I t e m N o C a p t i o n L b l > - 
-         < N o _ I t e m C a p t i o n > N o _ I t e m C a p t i o n < / N o _ I t e m C a p t i o n > - 
-         < O t h e r B a c k O r d e r s L a b e l > O t h e r B a c k O r d e r s L a b e l < / O t h e r B a c k O r d e r s L a b e l > - 
-         < O u t s t a n d i n g Q t y _ S a l e s L i n e C a p t i o n > O u t s t a n d i n g Q t y _ S a l e s L i n e C a p t i o n < / O u t s t a n d i n g Q t y _ S a l e s L i n e C a p t i o n > - 
-         < Q u a n t i t y _ S a l e s L i n e C a p t i o n > Q u a n t i t y _ S a l e s L i n e C a p t i o n < / Q u a n t i t y _ S a l e s L i n e C a p t i o n > - 
-         < R e p o r t N a m e L a b e l > R e p o r t N a m e L a b e l < / R e p o r t N a m e L a b e l > - 
-         < R u n O n L a b e l > R u n O n L a b e l < / R u n O n L a b e l > - 
-         < S h i p m e n t D a t e L a b e l > S h i p m e n t D a t e L a b e l < / S h i p m e n t D a t e L a b e l > - 
-         < U s e r L a b e l > U s e r L a b e l < / U s e r L a b e l > - 
-     < / L a b e l s > - 
-     < I t e m > - 
-         < D e s c r i p t i o n _ I t e m > D e s c r i p t i o n _ I t e m < / D e s c r i p t i o n _ I t e m > - 
-         < I t e m F i l t e r > I t e m F i l t e r < / I t e m F i l t e r > - 
-         < I t e m F i l t e r T x t > I t e m F i l t e r T x t < / I t e m F i l t e r T x t > - 
-         < N o _ I t e m > N o _ I t e m < / N o _ I t e m > - 
-         < S a l e s L i n e F i l t e r > S a l e s L i n e F i l t e r < / S a l e s L i n e F i l t e r > - 
-         < S a l e s L i n e F i l t e r T x t > S a l e s L i n e F i l t e r T x t < / S a l e s L i n e F i l t e r T x t > - 
-         < S a l e s _ L i n e > - 
-             < C u s t N a m e _ S a l e s L i n e > C u s t N a m e _ S a l e s L i n e < / C u s t N a m e _ S a l e s L i n e > - 
-             < C u s t P h o n e N o _ S a l e s L i n e > C u s t P h o n e N o _ S a l e s L i n e < / C u s t P h o n e N o _ S a l e s L i n e > - 
-             < D o c u m e n t N o _ S a l e s L i n e > D o c u m e n t N o _ S a l e s L i n e < / D o c u m e n t N o _ S a l e s L i n e > - 
-             < O t h e r B a c k O r d e r s _ S a l e s L i n e > O t h e r B a c k O r d e r s _ S a l e s L i n e < / O t h e r B a c k O r d e r s _ S a l e s L i n e > - 
-             < O u t s t a n d i n g Q t y _ S a l e s L i n e > O u t s t a n d i n g Q t y _ S a l e s L i n e < / O u t s t a n d i n g Q t y _ S a l e s L i n e > - 
-             < Q u a n t i t y _ S a l e s L i n e > Q u a n t i t y _ S a l e s L i n e < / Q u a n t i t y _ S a l e s L i n e > - 
-             < S h i p m e n t D a t e _ S a l e s L i n e > S h i p m e n t D a t e _ S a l e s L i n e < / S h i p m e n t D a t e _ S a l e s L i n e > - 
-         < / S a l e s _ L i n e > - 
-         < S u b T o t a l s > - 
-             < S u b T o t a l s _ O u t s t a n d i n g _ Q t y > S u b T o t a l s _ O u t s t a n d i n g _ Q t y < / S u b T o t a l s _ O u t s t a n d i n g _ Q t y > - 
-         < / S u b T o t a l s > - 
-     < / I t e m > - 
- < / N a v W o r d R e p o r t X m l P a r t > 
-</file>
-
-<file path=customXml/item3.xml>��< ? x m l   v e r s i o n = " 1 . 0 "   e n c o d i n g = " u t f - 1 6 " ? > < N a v W o r d R e p o r t X m l P a r t   x m l n s = " u r n : m i c r o s o f t - d y n a m i c s - b u s i n e s s c e n t r a l / i n t e r n a l / e x t e n d e d / r e p o r t s / I n v e n t o r y _ S a l e s _ B a c k _ O r d e r s / 7 1 8 / " > +<file path=customXml/item1.xml>��< ? x m l   v e r s i o n = " 1 . 0 "   e n c o d i n g = " u t f - 1 6 " ? > < N a v W o r d R e p o r t X m l P a r t   x m l n s = " u r n : m i c r o s o f t - d y n a m i c s - b u s i n e s s c e n t r a l / i n t e r n a l / e x t e n d e d / r e p o r t s / I n v e n t o r y _ S a l e s _ B a c k _ O r d e r s / 7 1 8 / " >   
      < B C R e p o r t I n f o r m a t i o n >   
@@ -30688,10 +30310,251 @@
  < / N a v W o r d R e p o r t X m l P a r t > 
 </file>
 
+<file path=customXml/item2.xml>��< ? x m l   v e r s i o n = " 1 . 0 "   e n c o d i n g = " u t f - 1 6 " ? > + 
+ < N a v W o r d R e p o r t X m l P a r t   x m l n s = " u r n : m i c r o s o f t - d y n a m i c s - n a v / r e p o r t s / I n v e n t o r y _ S a l e s _ B a c k _ O r d e r s / 7 1 8 / " > + 
+     < B C R e p o r t I n f o r m a t i o n > + 
+         < R e p o r t M e t a d a t a > + 
+             < E x t e n s i o n I d > E x t e n s i o n   I D < / E x t e n s i o n I d > + 
+             < E x t e n s i o n N a m e > E x t e n s i o n   N a m e < / E x t e n s i o n N a m e > + 
+             < E x t e n s i o n P u b l i s h e r > E x t e n s i o n   P u b l i s h e r < / E x t e n s i o n P u b l i s h e r > + 
+             < E x t e n s i o n V e r s i o n > E x t e n s i o n   V e r s i o n < / E x t e n s i o n V e r s i o n > + 
+             < R e p o r t I d > R e p o r t   I D < / R e p o r t I d > + 
+             < R e p o r t N a m e > R e p o r t   N a m e < / R e p o r t N a m e > + 
+             < R e p o r t C a p t i o n > R e p o r t   C a p t i o n < / R e p o r t C a p t i o n > + 
+             < A b o u t T h i s R e p o r t T i t l e > A b o u t   T h i s   R e p o r t   T i t l e < / A b o u t T h i s R e p o r t T i t l e > + 
+             < A b o u t T h i s R e p o r t T e x t > A b o u t   T h i s   R e p o r t   T e x t < / A b o u t T h i s R e p o r t T e x t > + 
+             < R e p o r t H e l p L i n k > R e p o r t   H e l p   L i n k < / R e p o r t H e l p L i n k > + 
+         < / R e p o r t M e t a d a t a > + 
+         < R e p o r t R e q u e s t > + 
+             < T e n a n t E n t r a I d > T e n a n t   E n t r a   I d < / T e n a n t E n t r a I d > + 
+             < E n v i r o n m e n t N a m e > E n v i r o n m e n t   N a m e < / E n v i r o n m e n t N a m e > + 
+             < E n v i r o n m e n t T y p e > E n v i r o n m e n t   T y p e < / E n v i r o n m e n t T y p e > + 
+             < C o m p a n y N a m e > C o m p a n y   N a m e < / C o m p a n y N a m e > + 
+             < C o m p a n y D i s p l a y N a m e > C o m p a n y   D i s p l a y   N a m e < / C o m p a n y D i s p l a y N a m e > + 
+             < C o m p a n y I d > C o m p a n y   I D < / C o m p a n y I d > + 
+             < U s e r N a m e > U s e r   N a m e < / U s e r N a m e > + 
+             < D a t e A n d T i m e > D a t e   a n d   T i m e < / D a t e A n d T i m e > + 
+             < L a n g u a g e > L a n g u a g e < / L a n g u a g e > + 
+             < F o r m a t R e g i o n > F o r m a t   R e g i o n < / F o r m a t R e g i o n > + 
+             < D a t e T i m e V a l u e s > + 
+                 < Y e a r > Y e a r < / Y e a r > + 
+                 < M o n t h N u m b e r > M o n t h   N u m b e r < / M o n t h N u m b e r > + 
+                 < D a y N u m b e r > D a y   N u m b e r < / D a y N u m b e r > + 
+                 < H o u r > H o u r < / H o u r > + 
+                 < M i n u t e > M i n u t e < / M i n u t e > + 
+             < / D a t e T i m e V a l u e s > + 
+         < / R e p o r t R e q u e s t > + 
+         < C o m p a n y M e t a d a t a > + 
+             < C o m p a n y N a m e > C o m p a n y   N a m e < / C o m p a n y N a m e > + 
+             < C o m p a n y D i s p l a y N a m e > C o m p a n y   D i s p l a y   N a m e < / C o m p a n y D i s p l a y N a m e > + 
+             < C o m p a n y A d d r e s s L i n e s > + 
+                 < C o m p a n y A d d r e s s L i n e 1 > C o m p a n y   A d d r e s s   L i n e   1 < / C o m p a n y A d d r e s s L i n e 1 > + 
+                 < C o m p a n y A d d r e s s L i n e 2 > C o m p a n y   A d d r e s s   L i n e   2 < / C o m p a n y A d d r e s s L i n e 2 > + 
+                 < C o m p a n y A d d r e s s L i n e 3 > C o m p a n y   A d d r e s s   L i n e   3 < / C o m p a n y A d d r e s s L i n e 3 > + 
+                 < C o m p a n y A d d r e s s L i n e 4 > C o m p a n y   A d d r e s s   L i n e   4 < / C o m p a n y A d d r e s s L i n e 4 > + 
+                 < C o m p a n y A d d r e s s L i n e 5 > C o m p a n y   A d d r e s s   L i n e   5 < / C o m p a n y A d d r e s s L i n e 5 > + 
+                 < C o m p a n y A d d r e s s L i n e 6 > C o m p a n y   A d d r e s s   L i n e   6 < / C o m p a n y A d d r e s s L i n e 6 > + 
+                 < C o m p a n y A d d r e s s L i n e 7 > C o m p a n y   A d d r e s s   L i n e   7 < / C o m p a n y A d d r e s s L i n e 7 > + 
+                 < C o m p a n y A d d r e s s L i n e 8 > C o m p a n y   A d d r e s s   L i n e   8 < / C o m p a n y A d d r e s s L i n e 8 > + 
+             < / C o m p a n y A d d r e s s L i n e s > + 
+             < C o m p a n y P h o n e > C o m p a n y   P h o n e < / C o m p a n y P h o n e > + 
+             < C o m p a n y P h o n e C a p t i o n > C o m p a n y   P h o n e   C a p t i o n < / C o m p a n y P h o n e C a p t i o n > + 
+             < C o m p a n y F a x N o > C o m p a n y   F a x   N o . < / C o m p a n y F a x N o > + 
+             < C o m p a n y F a x N o C a p t i o n > C o m p a n y   F a x   N o .   C a p t i o n < / C o m p a n y F a x N o C a p t i o n > + 
+             < C o m p a n y E m a i l > C o m p a n y   E m a i l < / C o m p a n y E m a i l > + 
+             < C o m p a n y E m a i l C a p t i o n > C o m p a n y   E m a i l   C a p t i o n < / C o m p a n y E m a i l C a p t i o n > + 
+             < C o m p a n y H o m e P a g e > C o m p a n y   H o m e   P a g e < / C o m p a n y H o m e P a g e > + 
+             < C o m p a n y H o m e P a g e C a p t i o n > C o m p a n y   H o m e   P a g e   C a p t i o n < / C o m p a n y H o m e P a g e C a p t i o n > + 
+             < C o m p a n y L o g o > C o m p a n y   L o g o < / C o m p a n y L o g o > + 
+             < C o m p a n y V A T R e g i s t r a t i o n N o > C o m p a n y   V A T   R e g i s t r a t i o n   N o . < / C o m p a n y V A T R e g i s t r a t i o n N o > + 
+             < C o m p a n y V A T R e g i s t r a t i o n N o C a p t i o n > C o m p a n y   V A T   R e g i s t r a t i o n   N o .   C a p t i o n < / C o m p a n y V A T R e g i s t r a t i o n N o C a p t i o n > + 
+             < C o m p a n y R e g i s t r a t i o n N o > C o m p a n y   R e g i s t r a t i o n   N o . < / C o m p a n y R e g i s t r a t i o n N o > + 
+             < C o m p a n y R e g i s t r a t i o n N o C a p t i o n > C o m p a n y   R e g i s t r a t i o n   N o .   C a p t i o n < / C o m p a n y R e g i s t r a t i o n N o C a p t i o n > + 
+             < C o m p a n y B a n k N a m e > C o m p a n y   B a n k   N a m e < / C o m p a n y B a n k N a m e > + 
+             < C o m p a n y B a n k N a m e C a p t i o n > C o m p a n y   B a n k   N a m e   C a p t i o n < / C o m p a n y B a n k N a m e C a p t i o n > + 
+             < C o m p a n y B a n k A c c o u n t N o > C o m p a n y   B a n k   A c c o u n t   N o . < / C o m p a n y B a n k A c c o u n t N o > + 
+             < C o m p a n y B a n k A c c o u n t N o C a p t i o n > C o m p a n y   B a n k   A c c o u n t   N o .   C a p t i o n < / C o m p a n y B a n k A c c o u n t N o C a p t i o n > + 
+             < C o m p a n y B a n k B r a n c h N o > C o m p a n y   B a n k   B r a n c h   N o . < / C o m p a n y B a n k B r a n c h N o > + 
+             < C o m p a n y B a n k B r a n c h N o C a p t i o n > C o m p a n y   B a n k   B r a n c h   N o .   C a p t i o n < / C o m p a n y B a n k B r a n c h N o C a p t i o n > + 
+             < C o m p a n y I B A N > C o m p a n y   I B A N < / C o m p a n y I B A N > + 
+             < C o m p a n y I B A N C a p t i o n > C o m p a n y   I B A N   C a p t i o n < / C o m p a n y I B A N C a p t i o n > + 
+             < C o m p a n y B a n k S W I F T > C o m p a n y   B a n k   S W I F T < / C o m p a n y B a n k S W I F T > + 
+             < C o m p a n y B a n k S W I F T C a p t i o n > C o m p a n y   B a n k   S W I F T   C a p t i o n < / C o m p a n y B a n k S W I F T C a p t i o n > + 
+             < C o m p a n y G i r o N o > C o m p a n y   G i r o   N o . < / C o m p a n y G i r o N o > + 
+             < C o m p a n y G i r o N o C a p t i o n > C o m p a n y   G i r o   N o .   C a p t i o n < / C o m p a n y G i r o N o C a p t i o n > + 
+         < / C o m p a n y M e t a d a t a > + 
+     < / B C R e p o r t I n f o r m a t i o n > + 
+     < L a b e l s > + 
+         < A b o u t T h e R e p o r t L a b e l > A b o u t T h e R e p o r t L a b e l < / A b o u t T h e R e p o r t L a b e l > + 
+         < C o m p a n y L a b e l > C o m p a n y L a b e l < / C o m p a n y L a b e l > + 
+         < C u s t N a m e _ S a l e s L i n e C a p t i o n > C u s t N a m e _ S a l e s L i n e C a p t i o n < / C u s t N a m e _ S a l e s L i n e C a p t i o n > + 
+         < C u s t P h o n e N o _ S a l e s L i n e C a p t i o n > C u s t P h o n e N o _ S a l e s L i n e C a p t i o n < / C u s t P h o n e N o _ S a l e s L i n e C a p t i o n > + 
+         < D a t a R e t r i e v e d > D a t a R e t r i e v e d < / D a t a R e t r i e v e d > + 
+         < D e s c r i p t i o n _ I t e m C a p t i o n > D e s c r i p t i o n _ I t e m C a p t i o n < / D e s c r i p t i o n _ I t e m C a p t i o n > + 
+         < D o c u m e n t a t i o n L a b e l > D o c u m e n t a t i o n L a b e l < / D o c u m e n t a t i o n L a b e l > + 
+         < D o c u m e n t N o _ S a l e s L i n e C a p t i o n > D o c u m e n t N o _ S a l e s L i n e C a p t i o n < / D o c u m e n t N o _ S a l e s L i n e C a p t i o n > + 
+         < E n v i r o n m e n t L a b e l > E n v i r o n m e n t L a b e l < / E n v i r o n m e n t L a b e l > + 
+         < I n v e n t o r y S a l e s B a c k O r d e r s > I n v e n t o r y S a l e s B a c k O r d e r s < / I n v e n t o r y S a l e s B a c k O r d e r s > + 
+         < I n v e n t o r y S a l e s B a c k O r d e r s P r i n t > I n v e n t o r y S a l e s B a c k O r d e r s P r i n t < / I n v e n t o r y S a l e s B a c k O r d e r s P r i n t > + 
+         < I n v S a l e s B a c k O r d e r s A n a l y s i s > I n v S a l e s B a c k O r d e r s A n a l y s i s < / I n v S a l e s B a c k O r d e r s A n a l y s i s > + 
+         < I t e m N o C a p t i o n L b l > I t e m N o C a p t i o n L b l < / I t e m N o C a p t i o n L b l > + 
+         < N o _ I t e m C a p t i o n > N o _ I t e m C a p t i o n < / N o _ I t e m C a p t i o n > + 
+         < O t h e r B a c k O r d e r s L a b e l > O t h e r B a c k O r d e r s L a b e l < / O t h e r B a c k O r d e r s L a b e l > + 
+         < O u t s t a n d i n g Q t y _ S a l e s L i n e C a p t i o n > O u t s t a n d i n g Q t y _ S a l e s L i n e C a p t i o n < / O u t s t a n d i n g Q t y _ S a l e s L i n e C a p t i o n > + 
+         < Q u a n t i t y _ S a l e s L i n e C a p t i o n > Q u a n t i t y _ S a l e s L i n e C a p t i o n < / Q u a n t i t y _ S a l e s L i n e C a p t i o n > + 
+         < R e p o r t N a m e L a b e l > R e p o r t N a m e L a b e l < / R e p o r t N a m e L a b e l > + 
+         < R u n O n L a b e l > R u n O n L a b e l < / R u n O n L a b e l > + 
+         < S h i p m e n t D a t e L a b e l > S h i p m e n t D a t e L a b e l < / S h i p m e n t D a t e L a b e l > + 
+         < U s e r L a b e l > U s e r L a b e l < / U s e r L a b e l > + 
+     < / L a b e l s > + 
+     < I t e m > + 
+         < D e s c r i p t i o n _ I t e m > D e s c r i p t i o n _ I t e m < / D e s c r i p t i o n _ I t e m > + 
+         < I t e m F i l t e r > I t e m F i l t e r < / I t e m F i l t e r > + 
+         < I t e m F i l t e r T x t > I t e m F i l t e r T x t < / I t e m F i l t e r T x t > + 
+         < N o _ I t e m > N o _ I t e m < / N o _ I t e m > + 
+         < S a l e s L i n e F i l t e r > S a l e s L i n e F i l t e r < / S a l e s L i n e F i l t e r > + 
+         < S a l e s L i n e F i l t e r T x t > S a l e s L i n e F i l t e r T x t < / S a l e s L i n e F i l t e r T x t > + 
+         < S a l e s _ L i n e > + 
+             < C u s t N a m e _ S a l e s L i n e > C u s t N a m e _ S a l e s L i n e < / C u s t N a m e _ S a l e s L i n e > + 
+             < C u s t P h o n e N o _ S a l e s L i n e > C u s t P h o n e N o _ S a l e s L i n e < / C u s t P h o n e N o _ S a l e s L i n e > + 
+             < D o c u m e n t N o _ S a l e s L i n e > D o c u m e n t N o _ S a l e s L i n e < / D o c u m e n t N o _ S a l e s L i n e > + 
+             < O t h e r B a c k O r d e r s _ S a l e s L i n e > O t h e r B a c k O r d e r s _ S a l e s L i n e < / O t h e r B a c k O r d e r s _ S a l e s L i n e > + 
+             < O u t s t a n d i n g Q t y _ S a l e s L i n e > O u t s t a n d i n g Q t y _ S a l e s L i n e < / O u t s t a n d i n g Q t y _ S a l e s L i n e > + 
+             < Q u a n t i t y _ S a l e s L i n e > Q u a n t i t y _ S a l e s L i n e < / Q u a n t i t y _ S a l e s L i n e > + 
+             < S h i p m e n t D a t e _ S a l e s L i n e > S h i p m e n t D a t e _ S a l e s L i n e < / S h i p m e n t D a t e _ S a l e s L i n e > + 
+         < / S a l e s _ L i n e > + 
+         < S u b T o t a l s > + 
+             < S u b T o t a l s _ O u t s t a n d i n g _ Q t y > S u b T o t a l s _ O u t s t a n d i n g _ Q t y < / S u b T o t a l s _ O u t s t a n d i n g _ Q t y > + 
+         < / S u b T o t a l s > + 
+     < / I t e m > + 
+ < / N a v W o r d R e p o r t X m l P a r t > 
+</file>
+
+<file path=customXml/item3.xml><?xml version="1.0" encoding="utf-8"?>
+<b:Sources xmlns:b="http://schemas.openxmlformats.org/officeDocument/2006/bibliography" xmlns="http://schemas.openxmlformats.org/officeDocument/2006/bibliography" SelectedStyle="\APASixthEditionOfficeOnline.xsl" StyleName="APA" Version="6"/>
+</file>
+
 <file path=customXml/itemProps1.xml><?xml version="1.0" encoding="utf-8"?>
-<ds:datastoreItem xmlns:ds="http://schemas.openxmlformats.org/officeDocument/2006/customXml" ds:itemID="{2EE7B4C9-3128-45A0-8387-03ADFE0E1910}">
+<ds:datastoreItem xmlns:ds="http://schemas.openxmlformats.org/officeDocument/2006/customXml" ds:itemID="{9B79D15A-B68C-40F6-B6D6-3FA4A0CBF8F8}">
   <ds:schemaRefs>
-    <ds:schemaRef ds:uri="http://schemas.openxmlformats.org/officeDocument/2006/bibliography"/>
+    <ds:schemaRef ds:uri="urn:microsoft-dynamics-businesscentral/internal/extended/reports/Inventory_Sales_Back_Orders/718/"/>
   </ds:schemaRefs>
 </ds:datastoreItem>
 </file>
@@ -30705,9 +30568,9 @@
 </file>
 
 <file path=customXml/itemProps3.xml><?xml version="1.0" encoding="utf-8"?>
-<ds:datastoreItem xmlns:ds="http://schemas.openxmlformats.org/officeDocument/2006/customXml" ds:itemID="{9B79D15A-B68C-40F6-B6D6-3FA4A0CBF8F8}">
+<ds:datastoreItem xmlns:ds="http://schemas.openxmlformats.org/officeDocument/2006/customXml" ds:itemID="{2EE7B4C9-3128-45A0-8387-03ADFE0E1910}">
   <ds:schemaRefs>
-    <ds:schemaRef ds:uri="urn:microsoft-dynamics-businesscentral/internal/extended/reports/Inventory_Sales_Back_Orders/718/"/>
+    <ds:schemaRef ds:uri="http://schemas.openxmlformats.org/officeDocument/2006/bibliography"/>
   </ds:schemaRefs>
 </ds:datastoreItem>
 </file>

--- a/src/Layers/W1/BaseApp/Inventory/Reports/InventorySalesBackOrdersBody.docx
+++ b/src/Layers/W1/BaseApp/Inventory/Reports/InventorySalesBackOrdersBody.docx
@@ -1718,10 +1718,10 @@
   <w:docDefaults>
     <w:rPrDefault>
       <w:rPr>
-        <w:rFonts w:asciiTheme="minorHAnsi" w:eastAsiaTheme="minorEastAsia" w:hAnsiTheme="minorHAnsi" w:cstheme="minorBidi"/>
+        <w:rFonts w:asciiTheme="minorHAnsi" w:eastAsiaTheme="minorHAnsi" w:hAnsiTheme="minorHAnsi" w:cstheme="minorBidi"/>
         <w:kern w:val="2"/>
-        <w:sz w:val="24"/>
-        <w:szCs w:val="24"/>
+        <w:sz w:val="16"/>
+        <w:szCs w:val="16"/>
         <w:lang w:val="en-AU" w:eastAsia="zh-CN" w:bidi="ar-SA"/>
         <w14:ligatures w14:val="standardContextual"/>
       </w:rPr>
@@ -2115,10 +2115,7 @@
     <w:qFormat/>
     <w:rsid w:val="00C65C9C"/>
     <w:rPr>
-      <w:rFonts w:eastAsiaTheme="minorHAnsi"/>
       <w:color w:val="4D614C" w:themeColor="text1"/>
-      <w:sz w:val="16"/>
-      <w:szCs w:val="16"/>
       <w:lang w:val="en-US" w:eastAsia="en-US"/>
     </w:rPr>
   </w:style>

--- a/src/Layers/W1/BaseApp/Inventory/Reports/InventorySalesBackOrdersBody.docx
+++ b/src/Layers/W1/BaseApp/Inventory/Reports/InventorySalesBackOrdersBody.docx
@@ -13,62 +13,80 @@
       <w:tblGrid>
         <w:gridCol w:w="15398"/>
       </w:tblGrid>
-      <w:tr>
-        <w:sdt>
-          <w:sdtPr>
-            <w:alias w:val="#Nav: /Item/ItemFilterTxt"/>
-            <w:tag w:val="#Nav: Inventory_Sales_Back_Orders/718"/>
-            <w:id w:val="-122614654"/>
-            <w:placeholder>
-              <w:docPart w:val="CA6678DC25D14F99B7183507C506AE5C"/>
-            </w:placeholder>
-            <w:dataBinding w:prefixMappings="xmlns:ns0='urn:microsoft-dynamics-nav/reports/Inventory_Sales_Back_Orders/718/' " w:xpath="/ns0:NavWordReportXmlPart[1]/ns0:Item[1]/ns0:ItemFilterTxt[1]" w:storeItemID="{332D25FA-F9CA-4943-AEAD-B3FC7FC538F0}"/>
-            <w:text/>
-          </w:sdtPr>
-          <w:sdtContent>
-            <w:tc>
-              <w:tcPr>
-                <w:tcW w:w="5317" w:type="dxa"/>
-              </w:tcPr>
-              <w:p>
-                <w:proofErr w:type="spellStart"/>
-                <w:r>
-                  <w:t>ItemFilterTxt</w:t>
-                </w:r>
-                <w:proofErr w:type="spellEnd"/>
-              </w:p>
-            </w:tc>
-          </w:sdtContent>
-        </w:sdt>
-      </w:tr>
-      <w:tr>
-        <w:sdt>
-          <w:sdtPr>
-            <w:alias w:val="#Nav: /Item/SalesLineFilterTxt"/>
-            <w:tag w:val="#Nav: Inventory_Sales_Back_Orders/718"/>
-            <w:id w:val="116349656"/>
-            <w:placeholder>
-              <w:docPart w:val="448A8D27F3C04080B033D2178F545D0B"/>
-            </w:placeholder>
-            <w:dataBinding w:prefixMappings="xmlns:ns0='urn:microsoft-dynamics-nav/reports/Inventory_Sales_Back_Orders/718/' " w:xpath="/ns0:NavWordReportXmlPart[1]/ns0:Item[1]/ns0:SalesLineFilterTxt[1]" w:storeItemID="{332D25FA-F9CA-4943-AEAD-B3FC7FC538F0}"/>
-            <w:text/>
-          </w:sdtPr>
-          <w:sdtContent>
-            <w:tc>
-              <w:tcPr>
-                <w:tcW w:w="5317" w:type="dxa"/>
-              </w:tcPr>
-              <w:p>
-                <w:proofErr w:type="spellStart"/>
-                <w:r>
-                  <w:t>SalesLineFilterTxt</w:t>
-                </w:r>
-                <w:proofErr w:type="spellEnd"/>
-              </w:p>
-            </w:tc>
-          </w:sdtContent>
-        </w:sdt>
-      </w:tr>
+      <w:sdt>
+        <w:sdtPr>
+          <w:alias w:val="Hide Table Row If Empty"/>
+          <w:tag w:val="#BC:HideTableRowIfEmpty"/>
+          <w:id w:val="-479975758"/>
+        </w:sdtPr>
+        <w:sdtContent>
+          <w:tr>
+            <w:sdt>
+              <w:sdtPr>
+                <w:alias w:val="#Nav: /Item/ItemFilterTxt"/>
+                <w:tag w:val="#Nav: Inventory_Sales_Back_Orders/718"/>
+                <w:id w:val="-122614654"/>
+                <w:placeholder>
+                  <w:docPart w:val="CA6678DC25D14F99B7183507C506AE5C"/>
+                </w:placeholder>
+                <w:dataBinding w:prefixMappings="xmlns:ns0='urn:microsoft-dynamics-nav/reports/Inventory_Sales_Back_Orders/718/' " w:xpath="/ns0:NavWordReportXmlPart[1]/ns0:Item[1]/ns0:ItemFilterTxt[1]" w:storeItemID="{332D25FA-F9CA-4943-AEAD-B3FC7FC538F0}"/>
+                <w:text/>
+              </w:sdtPr>
+              <w:sdtContent>
+                <w:tc>
+                  <w:tcPr>
+                    <w:tcW w:w="5317" w:type="dxa"/>
+                  </w:tcPr>
+                  <w:p>
+                    <w:proofErr w:type="spellStart"/>
+                    <w:r>
+                      <w:t>ItemFilterTxt</w:t>
+                    </w:r>
+                    <w:proofErr w:type="spellEnd"/>
+                  </w:p>
+                </w:tc>
+              </w:sdtContent>
+            </w:sdt>
+          </w:tr>
+        </w:sdtContent>
+      </w:sdt>
+      <w:sdt>
+        <w:sdtPr>
+          <w:alias w:val="Hide Table Row If Empty"/>
+          <w:tag w:val="#BC:HideTableRowIfEmpty"/>
+          <w:id w:val="-1641942657"/>
+        </w:sdtPr>
+        <w:sdtContent>
+          <w:tr>
+            <w:sdt>
+              <w:sdtPr>
+                <w:alias w:val="#Nav: /Item/SalesLineFilterTxt"/>
+                <w:tag w:val="#Nav: Inventory_Sales_Back_Orders/718"/>
+                <w:id w:val="116349656"/>
+                <w:placeholder>
+                  <w:docPart w:val="448A8D27F3C04080B033D2178F545D0B"/>
+                </w:placeholder>
+                <w:dataBinding w:prefixMappings="xmlns:ns0='urn:microsoft-dynamics-nav/reports/Inventory_Sales_Back_Orders/718/' " w:xpath="/ns0:NavWordReportXmlPart[1]/ns0:Item[1]/ns0:SalesLineFilterTxt[1]" w:storeItemID="{332D25FA-F9CA-4943-AEAD-B3FC7FC538F0}"/>
+                <w:text/>
+              </w:sdtPr>
+              <w:sdtContent>
+                <w:tc>
+                  <w:tcPr>
+                    <w:tcW w:w="5317" w:type="dxa"/>
+                  </w:tcPr>
+                  <w:p>
+                    <w:proofErr w:type="spellStart"/>
+                    <w:r>
+                      <w:t>SalesLineFilterTxt</w:t>
+                    </w:r>
+                    <w:proofErr w:type="spellEnd"/>
+                  </w:p>
+                </w:tc>
+              </w:sdtContent>
+            </w:sdt>
+          </w:tr>
+        </w:sdtContent>
+      </w:sdt>
     </w:tbl>
     <w:p/>
     <w:tbl>
@@ -373,7 +391,6 @@
                       </w:tcPr>
                       <w:p>
                         <w:pPr>
-                          <w:spacing w:before="120" w:after="60"/>
                           <w:rPr>
                             <w:rFonts w:asciiTheme="majorHAnsi" w:hAnsiTheme="majorHAnsi"/>
                           </w:rPr>
@@ -411,7 +428,6 @@
                       </w:tcPr>
                       <w:p>
                         <w:pPr>
-                          <w:spacing w:before="120" w:after="60"/>
                           <w:rPr>
                             <w:rFonts w:asciiTheme="majorHAnsi" w:hAnsiTheme="majorHAnsi"/>
                           </w:rPr>
@@ -434,7 +450,6 @@
                   </w:tcPr>
                   <w:p>
                     <w:pPr>
-                      <w:spacing w:before="120" w:after="60"/>
                       <w:rPr>
                         <w:rFonts w:asciiTheme="majorHAnsi" w:hAnsiTheme="majorHAnsi"/>
                       </w:rPr>
@@ -447,7 +462,6 @@
                   </w:tcPr>
                   <w:p>
                     <w:pPr>
-                      <w:spacing w:before="120" w:after="60"/>
                       <w:rPr>
                         <w:rFonts w:asciiTheme="majorHAnsi" w:hAnsiTheme="majorHAnsi"/>
                       </w:rPr>
@@ -460,7 +474,6 @@
                   </w:tcPr>
                   <w:p>
                     <w:pPr>
-                      <w:spacing w:before="120" w:after="60"/>
                       <w:jc w:val="right"/>
                       <w:rPr>
                         <w:rFonts w:asciiTheme="majorHAnsi" w:hAnsiTheme="majorHAnsi"/>
@@ -474,7 +487,6 @@
                   </w:tcPr>
                   <w:p>
                     <w:pPr>
-                      <w:spacing w:before="120" w:after="60"/>
                       <w:jc w:val="right"/>
                       <w:rPr>
                         <w:rFonts w:asciiTheme="majorHAnsi" w:hAnsiTheme="majorHAnsi"/>
@@ -488,7 +500,6 @@
                   </w:tcPr>
                   <w:p>
                     <w:pPr>
-                      <w:spacing w:before="120" w:after="60"/>
                       <w:rPr>
                         <w:rFonts w:asciiTheme="majorHAnsi" w:hAnsiTheme="majorHAnsi"/>
                       </w:rPr>
@@ -752,7 +763,6 @@
                       </w:tcPr>
                       <w:p>
                         <w:pPr>
-                          <w:spacing w:before="120" w:after="60"/>
                           <w:rPr>
                             <w:rFonts w:asciiTheme="majorHAnsi" w:hAnsiTheme="majorHAnsi"/>
                           </w:rPr>
@@ -775,7 +785,6 @@
                   </w:tcPr>
                   <w:p>
                     <w:pPr>
-                      <w:spacing w:before="120" w:after="60"/>
                       <w:jc w:val="right"/>
                       <w:rPr>
                         <w:rFonts w:asciiTheme="majorHAnsi" w:hAnsiTheme="majorHAnsi"/>
@@ -789,7 +798,6 @@
                   </w:tcPr>
                   <w:p>
                     <w:pPr>
-                      <w:spacing w:before="120" w:after="60"/>
                       <w:jc w:val="right"/>
                       <w:rPr>
                         <w:rFonts w:asciiTheme="majorHAnsi" w:hAnsiTheme="majorHAnsi"/>
